--- a/docs/paper/CoEval_twocolumn.docx
+++ b/docs/paper/CoEval_twocolumn.docx
@@ -110,6 +110,215 @@
       <w:pPr>
         <w:pStyle w:val="FirstParagraph"/>
         <w:jc w:val="both"/>
+        <w:keepNext w:val="0"/>
+        <w:keepLines w:val="0"/>
+        <w:widowControl w:val="1"/>
+      </w:pPr>
+      <w:r>
+        <w:t xml:space="preserve">Choosing or ranking language models for a specific application is hardest when</w:t>
+      </w:r>
+      <w:r>
+        <w:t xml:space="preserve"> </w:t>
+      </w:r>
+      <w:r>
+        <w:rPr>
+          <w:i/>
+          <w:iCs/>
+        </w:rPr>
+        <w:t xml:space="preserve">no task-specific labeled data</w:t>
+      </w:r>
+      <w:r>
+        <w:t xml:space="preserve"> </w:t>
+      </w:r>
+      <w:r>
+        <w:t xml:space="preserve">exists and</w:t>
+      </w:r>
+      <w:r>
+        <w:t xml:space="preserve"> </w:t>
+      </w:r>
+      <w:r>
+        <w:rPr>
+          <w:i/>
+          <w:iCs/>
+        </w:rPr>
+        <w:t xml:space="preserve">standard public benchmarks cannot be trusted</w:t>
+      </w:r>
+      <w:r>
+        <w:t xml:space="preserve">, their items having likely leaked into pretraining so</w:t>
+      </w:r>
+      <w:r>
+        <w:t xml:space="preserve"> </w:t>
+      </w:r>
+      <w:r>
+        <w:t xml:space="preserve">scores reflect memorization rather than fitness. We present</w:t>
+      </w:r>
+      <w:r>
+        <w:t xml:space="preserve"> </w:t>
+      </w:r>
+      <w:r>
+        <w:rPr>
+          <w:b/>
+          <w:bCs/>
+        </w:rPr>
+        <w:t xml:space="preserve">CoEval</w:t>
+      </w:r>
+      <w:r>
+        <w:t xml:space="preserve">, an open-source, reusable framework</w:t>
+      </w:r>
+      <w:r>
+        <w:t xml:space="preserve"> </w:t>
+      </w:r>
+      <w:r>
+        <w:t xml:space="preserve">that closes this gap end to end: from only a description of a task or domain, teacher models synthesize a fresh,</w:t>
+      </w:r>
+      <w:r>
+        <w:t xml:space="preserve"> </w:t>
+      </w:r>
+      <w:r>
+        <w:t xml:space="preserve">attribute-controlled benchmark with</w:t>
+      </w:r>
+      <w:r>
+        <w:t xml:space="preserve"> </w:t>
+      </w:r>
+      <w:r>
+        <w:rPr>
+          <w:i/>
+          <w:iCs/>
+        </w:rPr>
+        <w:t xml:space="preserve">no human labels</w:t>
+      </w:r>
+      <w:r>
+        <w:t xml:space="preserve">, contamination-free because items are generated anew on</w:t>
+      </w:r>
+      <w:r>
+        <w:t xml:space="preserve"> </w:t>
+      </w:r>
+      <w:r>
+        <w:t xml:space="preserve">each run, and a cross-family judge ensemble ranks candidate models with no human raters. Validated where ground truth</w:t>
+      </w:r>
+      <w:r>
+        <w:t xml:space="preserve"> </w:t>
+      </w:r>
+      <w:r>
+        <w:t xml:space="preserve">exists, CoEval recovers the true model ranking and tracks ground-truth correctness at</w:t>
+      </w:r>
+      <w:r>
+        <w:t xml:space="preserve"> </w:t>
+      </w:r>
+      <m:oMath>
+        <m:r>
+          <m:t>ρ</m:t>
+        </m:r>
+        <m:r>
+          <m:rPr>
+            <m:sty m:val="p"/>
+          </m:rPr>
+          <m:t>=</m:t>
+        </m:r>
+        <m:r>
+          <m:t>0.86</m:t>
+        </m:r>
+      </m:oMath>
+      <w:r>
+        <w:t xml:space="preserve">. The label-free</w:t>
+      </w:r>
+      <w:r>
+        <w:t xml:space="preserve"> </w:t>
+      </w:r>
+      <w:r>
+        <w:t xml:space="preserve">judging needs no human calibration because judge-panel</w:t>
+      </w:r>
+      <w:r>
+        <w:t xml:space="preserve"> </w:t>
+      </w:r>
+      <w:r>
+        <w:rPr>
+          <w:i/>
+          <w:iCs/>
+        </w:rPr>
+        <w:t xml:space="preserve">composition</w:t>
+      </w:r>
+      <w:r>
+        <w:t xml:space="preserve"> </w:t>
+      </w:r>
+      <w:r>
+        <w:t xml:space="preserve">(vendor diversity), not</w:t>
+      </w:r>
+      <w:r>
+        <w:t xml:space="preserve"> </w:t>
+      </w:r>
+      <w:r>
+        <w:rPr>
+          <w:i/>
+          <w:iCs/>
+        </w:rPr>
+        <w:t xml:space="preserve">size</w:t>
+      </w:r>
+      <w:r>
+        <w:t xml:space="preserve">,</w:t>
+      </w:r>
+      <w:r>
+        <w:t xml:space="preserve"> </w:t>
+      </w:r>
+      <w:r>
+        <w:t xml:space="preserve">drives reliability: a small, well-chosen cross-family panel is most reliable, while a single judge can be</w:t>
+      </w:r>
+      <w:r>
+        <w:t xml:space="preserve"> </w:t>
+      </w:r>
+      <w:r>
+        <w:t xml:space="preserve">anti-correlated with ground truth (judge-choice regret</w:t>
+      </w:r>
+      <w:r>
+        <w:t xml:space="preserve"> </w:t>
+      </w:r>
+      <m:oMath>
+        <m:r>
+          <m:t>0.35</m:t>
+        </m:r>
+      </m:oMath>
+      <w:r>
+        <w:t xml:space="preserve">) and the ensemble never is. Generated items show</w:t>
+      </w:r>
+      <w:r>
+        <w:t xml:space="preserve"> </w:t>
+      </w:r>
+      <m:oMath>
+        <m:r>
+          <m:t>0.0000</m:t>
+        </m:r>
+      </m:oMath>
+      <w:r>
+        <w:t xml:space="preserve"> </w:t>
+      </w:r>
+      <w:r>
+        <w:t xml:space="preserve">verbatim 13-gram overlap with five major public benchmarks; the panel cancels verbosity bias and precludes</w:t>
+      </w:r>
+      <w:r>
+        <w:t xml:space="preserve"> </w:t>
+      </w:r>
+      <w:r>
+        <w:t xml:space="preserve">same-family self-preference. A four-task study produced 7,978 evaluations for USD 5.89. The same declarative pipeline</w:t>
+      </w:r>
+      <w:r>
+        <w:t xml:space="preserve"> </w:t>
+      </w:r>
+      <w:r>
+        <w:t xml:space="preserve">applies to any domain and is cheap enough to re-run on every model release: a label-free, contamination-free</w:t>
+      </w:r>
+      <w:r>
+        <w:t xml:space="preserve"> </w:t>
+      </w:r>
+      <w:r>
+        <w:t xml:space="preserve">leaderboard any team can regenerate for its own application.</w:t>
+      </w:r>
+    </w:p>
+    <w:p>
+      <w:pPr>
+        <w:rPr>
+          <w:sz w:val="4"/>
+          <w:szCs w:val="4"/>
+        </w:rPr>
         <w:sectPr>
           <w:footerReference w:type="default" r:id="rId9"/>
           <w:type w:val="continuous"/>
@@ -118,211 +327,7 @@
           <w:cols w:num="1" w:space="288"/>
           <w:docGrid w:linePitch="360"/>
         </w:sectPr>
-        <w:keepNext w:val="0"/>
-        <w:keepLines w:val="0"/>
-        <w:widowControl w:val="1"/>
       </w:pPr>
-      <w:r>
-        <w:t xml:space="preserve">Choosing or ranking language models for a specific application is hardest when</w:t>
-      </w:r>
-      <w:r>
-        <w:t xml:space="preserve"> </w:t>
-      </w:r>
-      <w:r>
-        <w:rPr>
-          <w:i/>
-          <w:iCs/>
-        </w:rPr>
-        <w:t xml:space="preserve">no task-specific labeled data</w:t>
-      </w:r>
-      <w:r>
-        <w:t xml:space="preserve"> </w:t>
-      </w:r>
-      <w:r>
-        <w:t xml:space="preserve">exists and</w:t>
-      </w:r>
-      <w:r>
-        <w:t xml:space="preserve"> </w:t>
-      </w:r>
-      <w:r>
-        <w:rPr>
-          <w:i/>
-          <w:iCs/>
-        </w:rPr>
-        <w:t xml:space="preserve">standard public benchmarks cannot be trusted</w:t>
-      </w:r>
-      <w:r>
-        <w:t xml:space="preserve">, their items having likely leaked into pretraining so</w:t>
-      </w:r>
-      <w:r>
-        <w:t xml:space="preserve"> </w:t>
-      </w:r>
-      <w:r>
-        <w:t xml:space="preserve">scores reflect memorization rather than fitness. We present</w:t>
-      </w:r>
-      <w:r>
-        <w:t xml:space="preserve"> </w:t>
-      </w:r>
-      <w:r>
-        <w:rPr>
-          <w:b/>
-          <w:bCs/>
-        </w:rPr>
-        <w:t xml:space="preserve">CoEval</w:t>
-      </w:r>
-      <w:r>
-        <w:t xml:space="preserve">, an open-source, reusable framework</w:t>
-      </w:r>
-      <w:r>
-        <w:t xml:space="preserve"> </w:t>
-      </w:r>
-      <w:r>
-        <w:t xml:space="preserve">that closes this gap end to end: from only a description of a task or domain, teacher models synthesize a fresh,</w:t>
-      </w:r>
-      <w:r>
-        <w:t xml:space="preserve"> </w:t>
-      </w:r>
-      <w:r>
-        <w:t xml:space="preserve">attribute-controlled benchmark with</w:t>
-      </w:r>
-      <w:r>
-        <w:t xml:space="preserve"> </w:t>
-      </w:r>
-      <w:r>
-        <w:rPr>
-          <w:i/>
-          <w:iCs/>
-        </w:rPr>
-        <w:t xml:space="preserve">no human labels</w:t>
-      </w:r>
-      <w:r>
-        <w:t xml:space="preserve">, contamination-free because items are generated anew on</w:t>
-      </w:r>
-      <w:r>
-        <w:t xml:space="preserve"> </w:t>
-      </w:r>
-      <w:r>
-        <w:t xml:space="preserve">each run, and a cross-family judge ensemble ranks candidate models with no human raters. Validated where ground truth</w:t>
-      </w:r>
-      <w:r>
-        <w:t xml:space="preserve"> </w:t>
-      </w:r>
-      <w:r>
-        <w:t xml:space="preserve">exists, CoEval recovers the true model ranking and tracks ground-truth correctness at</w:t>
-      </w:r>
-      <w:r>
-        <w:t xml:space="preserve"> </w:t>
-      </w:r>
-      <m:oMath>
-        <m:r>
-          <m:t>h</m:t>
-        </m:r>
-        <m:r>
-          <m:t>o</m:t>
-        </m:r>
-        <m:r>
-          <m:rPr>
-            <m:sty m:val="p"/>
-          </m:rPr>
-          <m:t>=</m:t>
-        </m:r>
-        <m:r>
-          <m:t>0.86</m:t>
-        </m:r>
-      </m:oMath>
-      <w:r>
-        <w:t xml:space="preserve">. The label-free</w:t>
-      </w:r>
-      <w:r>
-        <w:t xml:space="preserve"> </w:t>
-      </w:r>
-      <w:r>
-        <w:t xml:space="preserve">judging needs no human calibration because judge-panel</w:t>
-      </w:r>
-      <w:r>
-        <w:t xml:space="preserve"> </w:t>
-      </w:r>
-      <w:r>
-        <w:rPr>
-          <w:i/>
-          <w:iCs/>
-        </w:rPr>
-        <w:t xml:space="preserve">composition</w:t>
-      </w:r>
-      <w:r>
-        <w:t xml:space="preserve"> </w:t>
-      </w:r>
-      <w:r>
-        <w:t xml:space="preserve">(vendor diversity), not</w:t>
-      </w:r>
-      <w:r>
-        <w:t xml:space="preserve"> </w:t>
-      </w:r>
-      <w:r>
-        <w:rPr>
-          <w:i/>
-          <w:iCs/>
-        </w:rPr>
-        <w:t xml:space="preserve">size</w:t>
-      </w:r>
-      <w:r>
-        <w:t xml:space="preserve">,</w:t>
-      </w:r>
-      <w:r>
-        <w:t xml:space="preserve"> </w:t>
-      </w:r>
-      <w:r>
-        <w:t xml:space="preserve">drives reliability: a small, well-chosen cross-family panel is most reliable, while a single judge can be</w:t>
-      </w:r>
-      <w:r>
-        <w:t xml:space="preserve"> </w:t>
-      </w:r>
-      <w:r>
-        <w:t xml:space="preserve">anti-correlated with ground truth (judge-choice regret</w:t>
-      </w:r>
-      <w:r>
-        <w:t xml:space="preserve"> </w:t>
-      </w:r>
-      <m:oMath>
-        <m:r>
-          <m:t>0.35</m:t>
-        </m:r>
-      </m:oMath>
-      <w:r>
-        <w:t xml:space="preserve">) and the ensemble never is. Generated items show</w:t>
-      </w:r>
-      <w:r>
-        <w:t xml:space="preserve"> </w:t>
-      </w:r>
-      <m:oMath>
-        <m:r>
-          <m:t>0.0000</m:t>
-        </m:r>
-      </m:oMath>
-      <w:r>
-        <w:t xml:space="preserve"> </w:t>
-      </w:r>
-      <w:r>
-        <w:t xml:space="preserve">verbatim 13-gram overlap with five major public benchmarks; the panel cancels verbosity bias and precludes</w:t>
-      </w:r>
-      <w:r>
-        <w:t xml:space="preserve"> </w:t>
-      </w:r>
-      <w:r>
-        <w:t xml:space="preserve">same-family self-preference. A four-task study produced 7,978 evaluations for USD 5.89. The same declarative pipeline</w:t>
-      </w:r>
-      <w:r>
-        <w:t xml:space="preserve"> </w:t>
-      </w:r>
-      <w:r>
-        <w:t xml:space="preserve">applies to any domain and is cheap enough to re-run on every model release: a label-free, contamination-free</w:t>
-      </w:r>
-      <w:r>
-        <w:t xml:space="preserve"> </w:t>
-      </w:r>
-      <w:r>
-        <w:t xml:space="preserve">leaderboard any team can regenerate for its own application.</w:t>
-      </w:r>
     </w:p>
     <w:bookmarkEnd w:id="10"/>
     <w:bookmarkStart w:id="11" w:name="introduction"/>
@@ -2494,6 +2499,32 @@
       <w:pPr>
         <w:pStyle w:val="FirstParagraph"/>
         <w:jc w:val="both"/>
+        <w:keepNext w:val="0"/>
+        <w:keepLines w:val="0"/>
+        <w:widowControl w:val="1"/>
+      </w:pPr>
+      <w:r>
+        <w:t xml:space="preserve">CoEval executes a declarative, five-phase pipeline specified in a single declarative configuration. The conceptual core is a</w:t>
+      </w:r>
+      <w:r>
+        <w:t xml:space="preserve"> </w:t>
+      </w:r>
+      <w:r>
+        <w:t xml:space="preserve">separation of three roles, an attribute-stratified generation procedure, and a cross-family aggregation-and-reliability</w:t>
+      </w:r>
+      <w:r>
+        <w:t xml:space="preserve"> </w:t>
+      </w:r>
+      <w:r>
+        <w:t xml:space="preserve">layer.</w:t>
+      </w:r>
+    </w:p>
+    <w:p>
+      <w:pPr>
+        <w:rPr>
+          <w:sz w:val="4"/>
+          <w:szCs w:val="4"/>
+        </w:rPr>
         <w:sectPr>
           <w:type w:val="continuous"/>
           <w:pgSz w:h="15840" w:w="12240"/>
@@ -2501,25 +2532,7 @@
           <w:cols w:num="2" w:space="288" w:equalWidth="1"/>
           <w:docGrid w:linePitch="360"/>
         </w:sectPr>
-        <w:keepNext w:val="0"/>
-        <w:keepLines w:val="0"/>
-        <w:widowControl w:val="1"/>
       </w:pPr>
-      <w:r>
-        <w:t xml:space="preserve">CoEval executes a declarative, five-phase pipeline specified in a single declarative configuration. The conceptual core is a</w:t>
-      </w:r>
-      <w:r>
-        <w:t xml:space="preserve"> </w:t>
-      </w:r>
-      <w:r>
-        <w:t xml:space="preserve">separation of three roles, an attribute-stratified generation procedure, and a cross-family aggregation-and-reliability</w:t>
-      </w:r>
-      <w:r>
-        <w:t xml:space="preserve"> </w:t>
-      </w:r>
-      <w:r>
-        <w:t xml:space="preserve">layer.</w:t>
-      </w:r>
     </w:p>
     <w:p>
       <w:pPr>
@@ -2577,6 +2590,48 @@
         <w:pStyle w:val="ImageCaption"/>
         <w:spacing w:before="80" w:after="120" w:line="240" w:lineRule="auto"/>
         <w:jc w:val="center"/>
+        <w:keepNext w:val="0"/>
+        <w:keepLines/>
+        <w:widowControl w:val="1"/>
+      </w:pPr>
+      <w:r>
+        <w:rPr>
+          <w:b/>
+          <w:bCs/>
+        </w:rPr>
+        <w:t xml:space="preserve">Figure 1.</w:t>
+      </w:r>
+      <w:r>
+        <w:t xml:space="preserve"> </w:t>
+      </w:r>
+      <w:r>
+        <w:t xml:space="preserve">The CoEval pipeline. A single pool of models rotates through three roles:</w:t>
+      </w:r>
+      <w:r>
+        <w:t xml:space="preserve"> </w:t>
+      </w:r>
+      <w:r>
+        <w:t xml:space="preserve">teachers map attributes, construct rubrics, and generate fresh benchmark items (Phases 1–3); students</w:t>
+      </w:r>
+      <w:r>
+        <w:t xml:space="preserve"> </w:t>
+      </w:r>
+      <w:r>
+        <w:t xml:space="preserve">produce candidate responses (Phase 4); and a cross-family judge ensemble scores them (Phase 5). The entire</w:t>
+      </w:r>
+      <w:r>
+        <w:t xml:space="preserve"> </w:t>
+      </w:r>
+      <w:r>
+        <w:t xml:space="preserve">run is specified in one declarative configuration.</w:t>
+      </w:r>
+    </w:p>
+    <w:p>
+      <w:pPr>
+        <w:rPr>
+          <w:sz w:val="4"/>
+          <w:szCs w:val="4"/>
+        </w:rPr>
         <w:sectPr>
           <w:type w:val="continuous"/>
           <w:pgSz w:h="15840" w:w="12240"/>
@@ -2584,41 +2639,7 @@
           <w:cols w:num="1" w:space="288"/>
           <w:docGrid w:linePitch="360"/>
         </w:sectPr>
-        <w:keepNext w:val="0"/>
-        <w:keepLines/>
-        <w:widowControl w:val="1"/>
       </w:pPr>
-      <w:r>
-        <w:rPr>
-          <w:b/>
-          <w:bCs/>
-        </w:rPr>
-        <w:t xml:space="preserve">Figure 1.</w:t>
-      </w:r>
-      <w:r>
-        <w:t xml:space="preserve"> </w:t>
-      </w:r>
-      <w:r>
-        <w:t xml:space="preserve">The CoEval pipeline. A single pool of models rotates through three roles:</w:t>
-      </w:r>
-      <w:r>
-        <w:t xml:space="preserve"> </w:t>
-      </w:r>
-      <w:r>
-        <w:t xml:space="preserve">teachers map attributes, construct rubrics, and generate fresh benchmark items (Phases 1–3); students</w:t>
-      </w:r>
-      <w:r>
-        <w:t xml:space="preserve"> </w:t>
-      </w:r>
-      <w:r>
-        <w:t xml:space="preserve">produce candidate responses (Phase 4); and a cross-family judge ensemble scores them (Phase 5). The entire</w:t>
-      </w:r>
-      <w:r>
-        <w:t xml:space="preserve"> </w:t>
-      </w:r>
-      <w:r>
-        <w:t xml:space="preserve">run is specified in one declarative configuration.</w:t>
-      </w:r>
     </w:p>
     <w:bookmarkStart w:id="18" w:name="teacher-student-and-judge-roles"/>
     <w:p>
@@ -3707,6 +3728,194 @@
       <w:pPr>
         <w:pStyle w:val="FirstParagraph"/>
         <w:jc w:val="both"/>
+        <w:keepNext w:val="0"/>
+        <w:keepLines w:val="0"/>
+        <w:widowControl w:val="1"/>
+      </w:pPr>
+      <w:r>
+        <w:t xml:space="preserve">We evaluate CoEval on a four-task medium-scale study spanning summarization, question answering, code generation, and</w:t>
+      </w:r>
+      <w:r>
+        <w:t xml:space="preserve"> </w:t>
+      </w:r>
+      <w:r>
+        <w:t xml:space="preserve">reasoning. The teacher generates an attribute-stratified benchmark per task; a set of student models produces responses;</w:t>
+      </w:r>
+      <w:r>
+        <w:t xml:space="preserve"> </w:t>
+      </w:r>
+      <w:r>
+        <w:t xml:space="preserve">and a cross-family judge ensemble, drawn from distinct vendors (OpenAI, and non-OpenAI open and proprietary</w:t>
+      </w:r>
+      <w:r>
+        <w:t xml:space="preserve"> </w:t>
+      </w:r>
+      <w:r>
+        <w:t xml:space="preserve">families including, e.g.,</w:t>
+      </w:r>
+      <w:r>
+        <w:t xml:space="preserve"> </w:t>
+      </w:r>
+      <w:r>
+        <w:rPr>
+          <w:rStyle w:val="VerbatimChar"/>
+        </w:rPr>
+        <w:t xml:space="preserve">gpt-3.5-turbo</w:t>
+      </w:r>
+      <w:r>
+        <w:t xml:space="preserve"> </w:t>
+      </w:r>
+      <w:r>
+        <w:t xml:space="preserve">and</w:t>
+      </w:r>
+      <w:r>
+        <w:t xml:space="preserve"> </w:t>
+      </w:r>
+      <w:r>
+        <w:rPr>
+          <w:rStyle w:val="VerbatimChar"/>
+        </w:rPr>
+        <w:t xml:space="preserve">SmolLM2</w:t>
+      </w:r>
+      <w:r>
+        <w:t xml:space="preserve"> </w:t>
+      </w:r>
+      <w:r>
+        <w:t xml:space="preserve">among the panel), scores every</w:t>
+      </w:r>
+      <w:r>
+        <w:t xml:space="preserve"> </w:t>
+      </w:r>
+      <w:r>
+        <w:t xml:space="preserve">response against the auto-generated rubric. All raw scores are normalized to</w:t>
+      </w:r>
+      <w:r>
+        <w:t xml:space="preserve"> </w:t>
+      </w:r>
+      <m:oMath>
+        <m:r>
+          <m:rPr>
+            <m:sty m:val="p"/>
+          </m:rPr>
+          <m:t>[</m:t>
+        </m:r>
+        <m:r>
+          <m:t>0</m:t>
+        </m:r>
+        <m:r>
+          <m:rPr>
+            <m:sty m:val="p"/>
+          </m:rPr>
+          <m:t>,</m:t>
+        </m:r>
+        <m:r>
+          <m:t>1</m:t>
+        </m:r>
+        <m:r>
+          <m:rPr>
+            <m:sty m:val="p"/>
+          </m:rPr>
+          <m:t>]</m:t>
+        </m:r>
+      </m:oMath>
+      <w:r>
+        <w:t xml:space="preserve"> </w:t>
+      </w:r>
+      <w:r>
+        <w:t xml:space="preserve">before aggregation. Reliability is</w:t>
+      </w:r>
+      <w:r>
+        <w:t xml:space="preserve"> </w:t>
+      </w:r>
+      <w:r>
+        <w:t xml:space="preserve">reported via ICC(3,k) and Spearman–Brown; bias is quantified via Pearson correlation. Confidence intervals are</w:t>
+      </w:r>
+      <w:r>
+        <w:t xml:space="preserve"> </w:t>
+      </w:r>
+      <w:r>
+        <w:t xml:space="preserve">computed by a nonparametric bootstrap, using a</w:t>
+      </w:r>
+      <w:r>
+        <w:t xml:space="preserve"> </w:t>
+      </w:r>
+      <w:r>
+        <w:rPr>
+          <w:i/>
+          <w:iCs/>
+        </w:rPr>
+        <w:t xml:space="preserve">datapoint-clustered</w:t>
+      </w:r>
+      <w:r>
+        <w:t xml:space="preserve"> </w:t>
+      </w:r>
+      <w:r>
+        <w:t xml:space="preserve">resample wherever observations are nested</w:t>
+      </w:r>
+      <w:r>
+        <w:t xml:space="preserve"> </w:t>
+      </w:r>
+      <w:r>
+        <w:t xml:space="preserve">(multiple student responses per item), and across the family of correlation tests we control the false-discovery rate</w:t>
+      </w:r>
+      <w:r>
+        <w:t xml:space="preserve"> </w:t>
+      </w:r>
+      <w:r>
+        <w:t xml:space="preserve">with the Benjamini–Hochberg procedure (</w:t>
+      </w:r>
+      <m:oMath>
+        <m:r>
+          <m:t>α</m:t>
+        </m:r>
+        <m:r>
+          <m:rPr>
+            <m:sty m:val="p"/>
+          </m:rPr>
+          <m:t>=</m:t>
+        </m:r>
+        <m:r>
+          <m:t>0.05</m:t>
+        </m:r>
+      </m:oMath>
+      <w:r>
+        <w:t xml:space="preserve">). The complete configuration (model identifiers,</w:t>
+      </w:r>
+      <w:r>
+        <w:t xml:space="preserve"> </w:t>
+      </w:r>
+      <w:r>
+        <w:t xml:space="preserve">attribute strata, and prompts) is captured in a single declarative configuration file, and all artifacts are regenerable</w:t>
+      </w:r>
+      <w:r>
+        <w:t xml:space="preserve"> </w:t>
+      </w:r>
+      <w:r>
+        <w:t xml:space="preserve">from that specification. The full study produced</w:t>
+      </w:r>
+      <w:r>
+        <w:t xml:space="preserve"> </w:t>
+      </w:r>
+      <w:r>
+        <w:rPr>
+          <w:b/>
+          <w:bCs/>
+        </w:rPr>
+        <w:t xml:space="preserve">7,978 valid evaluations</w:t>
+      </w:r>
+      <w:r>
+        <w:t xml:space="preserve"> </w:t>
+      </w:r>
+      <w:r>
+        <w:t xml:space="preserve">across the four tasks.</w:t>
+      </w:r>
+    </w:p>
+    <w:p>
+      <w:pPr>
+        <w:rPr>
+          <w:sz w:val="4"/>
+          <w:szCs w:val="4"/>
+        </w:rPr>
         <w:sectPr>
           <w:type w:val="continuous"/>
           <w:pgSz w:h="15840" w:w="12240"/>
@@ -3714,187 +3923,7 @@
           <w:cols w:num="2" w:space="288" w:equalWidth="1"/>
           <w:docGrid w:linePitch="360"/>
         </w:sectPr>
-        <w:keepNext w:val="0"/>
-        <w:keepLines w:val="0"/>
-        <w:widowControl w:val="1"/>
       </w:pPr>
-      <w:r>
-        <w:t xml:space="preserve">We evaluate CoEval on a four-task medium-scale study spanning summarization, question answering, code generation, and</w:t>
-      </w:r>
-      <w:r>
-        <w:t xml:space="preserve"> </w:t>
-      </w:r>
-      <w:r>
-        <w:t xml:space="preserve">reasoning. The teacher generates an attribute-stratified benchmark per task; a set of student models produces responses;</w:t>
-      </w:r>
-      <w:r>
-        <w:t xml:space="preserve"> </w:t>
-      </w:r>
-      <w:r>
-        <w:t xml:space="preserve">and a cross-family judge ensemble, drawn from distinct vendors (OpenAI, and non-OpenAI open and proprietary</w:t>
-      </w:r>
-      <w:r>
-        <w:t xml:space="preserve"> </w:t>
-      </w:r>
-      <w:r>
-        <w:t xml:space="preserve">families including, e.g.,</w:t>
-      </w:r>
-      <w:r>
-        <w:t xml:space="preserve"> </w:t>
-      </w:r>
-      <w:r>
-        <w:rPr>
-          <w:rStyle w:val="VerbatimChar"/>
-        </w:rPr>
-        <w:t xml:space="preserve">gpt-3.5-turbo</w:t>
-      </w:r>
-      <w:r>
-        <w:t xml:space="preserve"> </w:t>
-      </w:r>
-      <w:r>
-        <w:t xml:space="preserve">and</w:t>
-      </w:r>
-      <w:r>
-        <w:t xml:space="preserve"> </w:t>
-      </w:r>
-      <w:r>
-        <w:rPr>
-          <w:rStyle w:val="VerbatimChar"/>
-        </w:rPr>
-        <w:t xml:space="preserve">SmolLM2</w:t>
-      </w:r>
-      <w:r>
-        <w:t xml:space="preserve"> </w:t>
-      </w:r>
-      <w:r>
-        <w:t xml:space="preserve">among the panel), scores every</w:t>
-      </w:r>
-      <w:r>
-        <w:t xml:space="preserve"> </w:t>
-      </w:r>
-      <w:r>
-        <w:t xml:space="preserve">response against the auto-generated rubric. All raw scores are normalized to</w:t>
-      </w:r>
-      <w:r>
-        <w:t xml:space="preserve"> </w:t>
-      </w:r>
-      <m:oMath>
-        <m:r>
-          <m:rPr>
-            <m:sty m:val="p"/>
-          </m:rPr>
-          <m:t>[</m:t>
-        </m:r>
-        <m:r>
-          <m:t>0</m:t>
-        </m:r>
-        <m:r>
-          <m:rPr>
-            <m:sty m:val="p"/>
-          </m:rPr>
-          <m:t>,</m:t>
-        </m:r>
-        <m:r>
-          <m:t>1</m:t>
-        </m:r>
-        <m:r>
-          <m:rPr>
-            <m:sty m:val="p"/>
-          </m:rPr>
-          <m:t>]</m:t>
-        </m:r>
-      </m:oMath>
-      <w:r>
-        <w:t xml:space="preserve"> </w:t>
-      </w:r>
-      <w:r>
-        <w:t xml:space="preserve">before aggregation. Reliability is</w:t>
-      </w:r>
-      <w:r>
-        <w:t xml:space="preserve"> </w:t>
-      </w:r>
-      <w:r>
-        <w:t xml:space="preserve">reported via ICC(3,k) and Spearman–Brown; bias is quantified via Pearson correlation. Confidence intervals are</w:t>
-      </w:r>
-      <w:r>
-        <w:t xml:space="preserve"> </w:t>
-      </w:r>
-      <w:r>
-        <w:t xml:space="preserve">computed by a nonparametric bootstrap, using a</w:t>
-      </w:r>
-      <w:r>
-        <w:t xml:space="preserve"> </w:t>
-      </w:r>
-      <w:r>
-        <w:rPr>
-          <w:i/>
-          <w:iCs/>
-        </w:rPr>
-        <w:t xml:space="preserve">datapoint-clustered</w:t>
-      </w:r>
-      <w:r>
-        <w:t xml:space="preserve"> </w:t>
-      </w:r>
-      <w:r>
-        <w:t xml:space="preserve">resample wherever observations are nested</w:t>
-      </w:r>
-      <w:r>
-        <w:t xml:space="preserve"> </w:t>
-      </w:r>
-      <w:r>
-        <w:t xml:space="preserve">(multiple student responses per item), and across the family of correlation tests we control the false-discovery rate</w:t>
-      </w:r>
-      <w:r>
-        <w:t xml:space="preserve"> </w:t>
-      </w:r>
-      <w:r>
-        <w:t xml:space="preserve">with the Benjamini–Hochberg procedure (</w:t>
-      </w:r>
-      <m:oMath>
-        <m:r>
-          <m:t>α</m:t>
-        </m:r>
-        <m:r>
-          <m:rPr>
-            <m:sty m:val="p"/>
-          </m:rPr>
-          <m:t>=</m:t>
-        </m:r>
-        <m:r>
-          <m:t>0.05</m:t>
-        </m:r>
-      </m:oMath>
-      <w:r>
-        <w:t xml:space="preserve">). The complete configuration (model identifiers,</w:t>
-      </w:r>
-      <w:r>
-        <w:t xml:space="preserve"> </w:t>
-      </w:r>
-      <w:r>
-        <w:t xml:space="preserve">attribute strata, and prompts) is captured in a single declarative configuration file, and all artifacts are regenerable</w:t>
-      </w:r>
-      <w:r>
-        <w:t xml:space="preserve"> </w:t>
-      </w:r>
-      <w:r>
-        <w:t xml:space="preserve">from that specification. The full study produced</w:t>
-      </w:r>
-      <w:r>
-        <w:t xml:space="preserve"> </w:t>
-      </w:r>
-      <w:r>
-        <w:rPr>
-          <w:b/>
-          <w:bCs/>
-        </w:rPr>
-        <w:t xml:space="preserve">7,978 valid evaluations</w:t>
-      </w:r>
-      <w:r>
-        <w:t xml:space="preserve"> </w:t>
-      </w:r>
-      <w:r>
-        <w:t xml:space="preserve">across the four tasks.</w:t>
-      </w:r>
     </w:p>
     <w:p>
       <w:pPr>
@@ -4634,6 +4663,10 @@
     </w:tbl>
     <w:p>
       <w:pPr>
+        <w:rPr>
+          <w:sz w:val="4"/>
+          <w:szCs w:val="4"/>
+        </w:rPr>
         <w:sectPr>
           <w:type w:val="continuous"/>
           <w:pgSz w:h="15840" w:w="12240"/>
@@ -4820,6 +4853,313 @@
       <w:pPr>
         <w:pStyle w:val="FirstParagraph"/>
         <w:jc w:val="both"/>
+        <w:keepNext w:val="0"/>
+        <w:keepLines w:val="0"/>
+        <w:widowControl w:val="1"/>
+      </w:pPr>
+      <w:r>
+        <w:t xml:space="preserve">To ground CoEval scores against an objective signal, we evaluate on exact-match question answering, where ground</w:t>
+      </w:r>
+      <w:r>
+        <w:t xml:space="preserve"> </w:t>
+      </w:r>
+      <w:r>
+        <w:t xml:space="preserve">truth is unambiguous. SciQ and ARC-Challenge responses (task identifiers</w:t>
+      </w:r>
+      <w:r>
+        <w:t xml:space="preserve"> </w:t>
+      </w:r>
+      <w:r>
+        <w:rPr>
+          <w:rStyle w:val="VerbatimChar"/>
+        </w:rPr>
+        <w:t xml:space="preserve">science_qa</w:t>
+      </w:r>
+      <w:r>
+        <w:t xml:space="preserve"> </w:t>
+      </w:r>
+      <w:r>
+        <w:t xml:space="preserve">and</w:t>
+      </w:r>
+      <w:r>
+        <w:t xml:space="preserve"> </w:t>
+      </w:r>
+      <w:r>
+        <w:rPr>
+          <w:rStyle w:val="VerbatimChar"/>
+        </w:rPr>
+        <w:t xml:space="preserve">science_reasoning</w:t>
+      </w:r>
+      <w:r>
+        <w:t xml:space="preserve">;</w:t>
+      </w:r>
+      <w:r>
+        <w:t xml:space="preserve"> </w:t>
+      </w:r>
+      <m:oMath>
+        <m:r>
+          <m:t>n</m:t>
+        </m:r>
+        <m:r>
+          <m:rPr>
+            <m:sty m:val="p"/>
+          </m:rPr>
+          <m:t>=</m:t>
+        </m:r>
+        <m:r>
+          <m:t>573</m:t>
+        </m:r>
+      </m:oMath>
+      <w:r>
+        <w:t xml:space="preserve"> </w:t>
+      </w:r>
+      <w:r>
+        <w:t xml:space="preserve">from three student models over</w:t>
+      </w:r>
+      <w:r>
+        <w:t xml:space="preserve"> </w:t>
+      </w:r>
+      <m:oMath>
+        <m:r>
+          <m:t>191</m:t>
+        </m:r>
+      </m:oMath>
+      <w:r>
+        <w:t xml:space="preserve"> </w:t>
+      </w:r>
+      <w:r>
+        <w:t xml:space="preserve">datapoints)</w:t>
+      </w:r>
+      <w:r>
+        <w:t xml:space="preserve"> </w:t>
+      </w:r>
+      <w:r>
+        <w:t xml:space="preserve">are scored both by the CoEval judge ensemble and by exact-match correctness. We correlate the rubric's</w:t>
+      </w:r>
+      <w:r>
+        <w:t xml:space="preserve"> </w:t>
+      </w:r>
+      <w:r>
+        <w:rPr>
+          <w:i/>
+          <w:iCs/>
+        </w:rPr>
+        <w:t xml:space="preserve">accuracy</w:t>
+      </w:r>
+      <w:r>
+        <w:t xml:space="preserve"> </w:t>
+      </w:r>
+      <w:r>
+        <w:t xml:space="preserve">dimension, declared</w:t>
+      </w:r>
+      <w:r>
+        <w:t xml:space="preserve"> </w:t>
+      </w:r>
+      <w:r>
+        <w:rPr>
+          <w:i/>
+          <w:iCs/>
+        </w:rPr>
+        <w:t xml:space="preserve">a priori</w:t>
+      </w:r>
+      <w:r>
+        <w:t xml:space="preserve"> </w:t>
+      </w:r>
+      <w:r>
+        <w:t xml:space="preserve">as the construct matching correctness, independent of any observed</w:t>
+      </w:r>
+      <w:r>
+        <w:t xml:space="preserve"> </w:t>
+      </w:r>
+      <w:r>
+        <w:t xml:space="preserve">correlation, with ground truth; for transparency we also report the off-target</w:t>
+      </w:r>
+      <w:r>
+        <w:t xml:space="preserve"> </w:t>
+      </w:r>
+      <w:r>
+        <w:rPr>
+          <w:i/>
+          <w:iCs/>
+        </w:rPr>
+        <w:t xml:space="preserve">relevance</w:t>
+      </w:r>
+      <w:r>
+        <w:t xml:space="preserve"> </w:t>
+      </w:r>
+      <w:r>
+        <w:t xml:space="preserve">dimension</w:t>
+      </w:r>
+      <w:r>
+        <w:t xml:space="preserve"> </w:t>
+      </w:r>
+      <w:r>
+        <w:t xml:space="preserve">(</w:t>
+      </w:r>
+      <m:oMath>
+        <m:r>
+          <m:t>ρ</m:t>
+        </m:r>
+        <m:r>
+          <m:rPr>
+            <m:sty m:val="p"/>
+          </m:rPr>
+          <m:t>=</m:t>
+        </m:r>
+        <m:r>
+          <m:t>0.28</m:t>
+        </m:r>
+      </m:oMath>
+      <w:r>
+        <w:t xml:space="preserve">) and the full-rubric average (</w:t>
+      </w:r>
+      <m:oMath>
+        <m:r>
+          <m:t>ρ</m:t>
+        </m:r>
+        <m:r>
+          <m:rPr>
+            <m:sty m:val="p"/>
+          </m:rPr>
+          <m:t>=</m:t>
+        </m:r>
+        <m:r>
+          <m:t>0.57</m:t>
+        </m:r>
+      </m:oMath>
+      <w:r>
+        <w:t xml:space="preserve">), on which a construct-matched evaluator should, and does,</w:t>
+      </w:r>
+      <w:r>
+        <w:t xml:space="preserve"> </w:t>
+      </w:r>
+      <w:r>
+        <w:t xml:space="preserve">score lower. The judge panel is a frontier cross-family ensemble:</w:t>
+      </w:r>
+      <w:r>
+        <w:t xml:space="preserve"> </w:t>
+      </w:r>
+      <w:r>
+        <w:rPr>
+          <w:rStyle w:val="VerbatimChar"/>
+        </w:rPr>
+        <w:t xml:space="preserve">gpt-4o</w:t>
+      </w:r>
+      <w:r>
+        <w:t xml:space="preserve"> </w:t>
+      </w:r>
+      <w:r>
+        <w:t xml:space="preserve">(OpenAI),</w:t>
+      </w:r>
+      <w:r>
+        <w:t xml:space="preserve"> </w:t>
+      </w:r>
+      <w:r>
+        <w:rPr>
+          <w:rStyle w:val="VerbatimChar"/>
+        </w:rPr>
+        <w:t xml:space="preserve">claude-sonnet-4</w:t>
+      </w:r>
+      <w:r>
+        <w:t xml:space="preserve"> </w:t>
+      </w:r>
+      <w:r>
+        <w:t xml:space="preserve">(Anthropic), and</w:t>
+      </w:r>
+      <w:r>
+        <w:t xml:space="preserve"> </w:t>
+      </w:r>
+      <w:r>
+        <w:rPr>
+          <w:rStyle w:val="VerbatimChar"/>
+        </w:rPr>
+        <w:t xml:space="preserve">gemini-2.5-flash</w:t>
+      </w:r>
+      <w:r>
+        <w:t xml:space="preserve"> </w:t>
+      </w:r>
+      <w:r>
+        <w:t xml:space="preserve">(Google). Confidence intervals use a</w:t>
+      </w:r>
+      <w:r>
+        <w:t xml:space="preserve"> </w:t>
+      </w:r>
+      <w:r>
+        <w:rPr>
+          <w:i/>
+          <w:iCs/>
+        </w:rPr>
+        <w:t xml:space="preserve">datapoint-clustered</w:t>
+      </w:r>
+      <w:r>
+        <w:t xml:space="preserve"> </w:t>
+      </w:r>
+      <w:r>
+        <w:t xml:space="preserve">bootstrap (resampling the</w:t>
+      </w:r>
+      <w:r>
+        <w:t xml:space="preserve"> </w:t>
+      </w:r>
+      <m:oMath>
+        <m:r>
+          <m:t>191</m:t>
+        </m:r>
+      </m:oMath>
+      <w:r>
+        <w:t xml:space="preserve"> </w:t>
+      </w:r>
+      <w:r>
+        <w:t xml:space="preserve">items rather than the</w:t>
+      </w:r>
+      <w:r>
+        <w:t xml:space="preserve"> </w:t>
+      </w:r>
+      <m:oMath>
+        <m:r>
+          <m:t>573</m:t>
+        </m:r>
+      </m:oMath>
+      <w:r>
+        <w:t xml:space="preserve"> </w:t>
+      </w:r>
+      <w:r>
+        <w:t xml:space="preserve">dependent responses), so</w:t>
+      </w:r>
+      <w:r>
+        <w:t xml:space="preserve"> </w:t>
+      </w:r>
+      <w:r>
+        <w:t xml:space="preserve">within-item and repeated-rater dependence are not mistaken for precision. These QA items are sourced from public</w:t>
+      </w:r>
+      <w:r>
+        <w:t xml:space="preserve"> </w:t>
+      </w:r>
+      <w:r>
+        <w:t xml:space="preserve">datasets through the benchmark teacher; the contamination-free property of Section 3.2 applies to CoEval's</w:t>
+      </w:r>
+      <w:r>
+        <w:t xml:space="preserve"> </w:t>
+      </w:r>
+      <w:r>
+        <w:rPr>
+          <w:i/>
+          <w:iCs/>
+        </w:rPr>
+        <w:t xml:space="preserve">generated</w:t>
+      </w:r>
+      <w:r>
+        <w:t xml:space="preserve"> </w:t>
+      </w:r>
+      <w:r>
+        <w:t xml:space="preserve">items, not to this externally-anchored validation, which isolates judge accuracy.</w:t>
+      </w:r>
+    </w:p>
+    <w:p>
+      <w:pPr>
+        <w:rPr>
+          <w:sz w:val="4"/>
+          <w:szCs w:val="4"/>
+        </w:rPr>
         <w:sectPr>
           <w:type w:val="continuous"/>
           <w:pgSz w:h="15840" w:w="12240"/>
@@ -4827,306 +5167,7 @@
           <w:cols w:num="2" w:space="288" w:equalWidth="1"/>
           <w:docGrid w:linePitch="360"/>
         </w:sectPr>
-        <w:keepNext w:val="0"/>
-        <w:keepLines w:val="0"/>
-        <w:widowControl w:val="1"/>
       </w:pPr>
-      <w:r>
-        <w:t xml:space="preserve">To ground CoEval scores against an objective signal, we evaluate on exact-match question answering, where ground</w:t>
-      </w:r>
-      <w:r>
-        <w:t xml:space="preserve"> </w:t>
-      </w:r>
-      <w:r>
-        <w:t xml:space="preserve">truth is unambiguous. SciQ and ARC-Challenge responses (task identifiers</w:t>
-      </w:r>
-      <w:r>
-        <w:t xml:space="preserve"> </w:t>
-      </w:r>
-      <w:r>
-        <w:rPr>
-          <w:rStyle w:val="VerbatimChar"/>
-        </w:rPr>
-        <w:t xml:space="preserve">science_qa</w:t>
-      </w:r>
-      <w:r>
-        <w:t xml:space="preserve"> </w:t>
-      </w:r>
-      <w:r>
-        <w:t xml:space="preserve">and</w:t>
-      </w:r>
-      <w:r>
-        <w:t xml:space="preserve"> </w:t>
-      </w:r>
-      <w:r>
-        <w:rPr>
-          <w:rStyle w:val="VerbatimChar"/>
-        </w:rPr>
-        <w:t xml:space="preserve">science_reasoning</w:t>
-      </w:r>
-      <w:r>
-        <w:t xml:space="preserve">;</w:t>
-      </w:r>
-      <w:r>
-        <w:t xml:space="preserve"> </w:t>
-      </w:r>
-      <m:oMath>
-        <m:r>
-          <m:t>n</m:t>
-        </m:r>
-        <m:r>
-          <m:rPr>
-            <m:sty m:val="p"/>
-          </m:rPr>
-          <m:t>=</m:t>
-        </m:r>
-        <m:r>
-          <m:t>573</m:t>
-        </m:r>
-      </m:oMath>
-      <w:r>
-        <w:t xml:space="preserve"> </w:t>
-      </w:r>
-      <w:r>
-        <w:t xml:space="preserve">from three student models over</w:t>
-      </w:r>
-      <w:r>
-        <w:t xml:space="preserve"> </w:t>
-      </w:r>
-      <m:oMath>
-        <m:r>
-          <m:t>191</m:t>
-        </m:r>
-      </m:oMath>
-      <w:r>
-        <w:t xml:space="preserve"> </w:t>
-      </w:r>
-      <w:r>
-        <w:t xml:space="preserve">datapoints)</w:t>
-      </w:r>
-      <w:r>
-        <w:t xml:space="preserve"> </w:t>
-      </w:r>
-      <w:r>
-        <w:t xml:space="preserve">are scored both by the CoEval judge ensemble and by exact-match correctness. We correlate the rubric's</w:t>
-      </w:r>
-      <w:r>
-        <w:t xml:space="preserve"> </w:t>
-      </w:r>
-      <w:r>
-        <w:rPr>
-          <w:i/>
-          <w:iCs/>
-        </w:rPr>
-        <w:t xml:space="preserve">accuracy</w:t>
-      </w:r>
-      <w:r>
-        <w:t xml:space="preserve"> </w:t>
-      </w:r>
-      <w:r>
-        <w:t xml:space="preserve">dimension, declared</w:t>
-      </w:r>
-      <w:r>
-        <w:t xml:space="preserve"> </w:t>
-      </w:r>
-      <w:r>
-        <w:rPr>
-          <w:i/>
-          <w:iCs/>
-        </w:rPr>
-        <w:t xml:space="preserve">a priori</w:t>
-      </w:r>
-      <w:r>
-        <w:t xml:space="preserve"> </w:t>
-      </w:r>
-      <w:r>
-        <w:t xml:space="preserve">as the construct matching correctness, independent of any observed</w:t>
-      </w:r>
-      <w:r>
-        <w:t xml:space="preserve"> </w:t>
-      </w:r>
-      <w:r>
-        <w:t xml:space="preserve">correlation, with ground truth; for transparency we also report the off-target</w:t>
-      </w:r>
-      <w:r>
-        <w:t xml:space="preserve"> </w:t>
-      </w:r>
-      <w:r>
-        <w:rPr>
-          <w:i/>
-          <w:iCs/>
-        </w:rPr>
-        <w:t xml:space="preserve">relevance</w:t>
-      </w:r>
-      <w:r>
-        <w:t xml:space="preserve"> </w:t>
-      </w:r>
-      <w:r>
-        <w:t xml:space="preserve">dimension</w:t>
-      </w:r>
-      <w:r>
-        <w:t xml:space="preserve"> </w:t>
-      </w:r>
-      <w:r>
-        <w:t xml:space="preserve">(</w:t>
-      </w:r>
-      <m:oMath>
-        <m:r>
-          <m:t>ρ</m:t>
-        </m:r>
-        <m:r>
-          <m:rPr>
-            <m:sty m:val="p"/>
-          </m:rPr>
-          <m:t>=</m:t>
-        </m:r>
-        <m:r>
-          <m:t>0.28</m:t>
-        </m:r>
-      </m:oMath>
-      <w:r>
-        <w:t xml:space="preserve">) and the full-rubric average (</w:t>
-      </w:r>
-      <m:oMath>
-        <m:r>
-          <m:t>ρ</m:t>
-        </m:r>
-        <m:r>
-          <m:rPr>
-            <m:sty m:val="p"/>
-          </m:rPr>
-          <m:t>=</m:t>
-        </m:r>
-        <m:r>
-          <m:t>0.57</m:t>
-        </m:r>
-      </m:oMath>
-      <w:r>
-        <w:t xml:space="preserve">), on which a construct-matched evaluator should, and does,</w:t>
-      </w:r>
-      <w:r>
-        <w:t xml:space="preserve"> </w:t>
-      </w:r>
-      <w:r>
-        <w:t xml:space="preserve">score lower. The judge panel is a frontier cross-family ensemble:</w:t>
-      </w:r>
-      <w:r>
-        <w:t xml:space="preserve"> </w:t>
-      </w:r>
-      <w:r>
-        <w:rPr>
-          <w:rStyle w:val="VerbatimChar"/>
-        </w:rPr>
-        <w:t xml:space="preserve">gpt-4o</w:t>
-      </w:r>
-      <w:r>
-        <w:t xml:space="preserve"> </w:t>
-      </w:r>
-      <w:r>
-        <w:t xml:space="preserve">(OpenAI),</w:t>
-      </w:r>
-      <w:r>
-        <w:t xml:space="preserve"> </w:t>
-      </w:r>
-      <w:r>
-        <w:rPr>
-          <w:rStyle w:val="VerbatimChar"/>
-        </w:rPr>
-        <w:t xml:space="preserve">claude-sonnet-4</w:t>
-      </w:r>
-      <w:r>
-        <w:t xml:space="preserve"> </w:t>
-      </w:r>
-      <w:r>
-        <w:t xml:space="preserve">(Anthropic), and</w:t>
-      </w:r>
-      <w:r>
-        <w:t xml:space="preserve"> </w:t>
-      </w:r>
-      <w:r>
-        <w:rPr>
-          <w:rStyle w:val="VerbatimChar"/>
-        </w:rPr>
-        <w:t xml:space="preserve">gemini-2.5-flash</w:t>
-      </w:r>
-      <w:r>
-        <w:t xml:space="preserve"> </w:t>
-      </w:r>
-      <w:r>
-        <w:t xml:space="preserve">(Google). Confidence intervals use a</w:t>
-      </w:r>
-      <w:r>
-        <w:t xml:space="preserve"> </w:t>
-      </w:r>
-      <w:r>
-        <w:rPr>
-          <w:i/>
-          <w:iCs/>
-        </w:rPr>
-        <w:t xml:space="preserve">datapoint-clustered</w:t>
-      </w:r>
-      <w:r>
-        <w:t xml:space="preserve"> </w:t>
-      </w:r>
-      <w:r>
-        <w:t xml:space="preserve">bootstrap (resampling the</w:t>
-      </w:r>
-      <w:r>
-        <w:t xml:space="preserve"> </w:t>
-      </w:r>
-      <m:oMath>
-        <m:r>
-          <m:t>191</m:t>
-        </m:r>
-      </m:oMath>
-      <w:r>
-        <w:t xml:space="preserve"> </w:t>
-      </w:r>
-      <w:r>
-        <w:t xml:space="preserve">items rather than the</w:t>
-      </w:r>
-      <w:r>
-        <w:t xml:space="preserve"> </w:t>
-      </w:r>
-      <m:oMath>
-        <m:r>
-          <m:t>573</m:t>
-        </m:r>
-      </m:oMath>
-      <w:r>
-        <w:t xml:space="preserve"> </w:t>
-      </w:r>
-      <w:r>
-        <w:t xml:space="preserve">dependent responses), so</w:t>
-      </w:r>
-      <w:r>
-        <w:t xml:space="preserve"> </w:t>
-      </w:r>
-      <w:r>
-        <w:t xml:space="preserve">within-item and repeated-rater dependence are not mistaken for precision. These QA items are sourced from public</w:t>
-      </w:r>
-      <w:r>
-        <w:t xml:space="preserve"> </w:t>
-      </w:r>
-      <w:r>
-        <w:t xml:space="preserve">datasets through the benchmark teacher; the contamination-free property of Section 3.2 applies to CoEval's</w:t>
-      </w:r>
-      <w:r>
-        <w:t xml:space="preserve"> </w:t>
-      </w:r>
-      <w:r>
-        <w:rPr>
-          <w:i/>
-          <w:iCs/>
-        </w:rPr>
-        <w:t xml:space="preserve">generated</w:t>
-      </w:r>
-      <w:r>
-        <w:t xml:space="preserve"> </w:t>
-      </w:r>
-      <w:r>
-        <w:t xml:space="preserve">items, not to this externally-anchored validation, which isolates judge accuracy.</w:t>
-      </w:r>
     </w:p>
     <w:p>
       <w:pPr>
@@ -5848,6 +5889,10 @@
     </w:tbl>
     <w:p>
       <w:pPr>
+        <w:rPr>
+          <w:sz w:val="4"/>
+          <w:szCs w:val="4"/>
+        </w:rPr>
         <w:sectPr>
           <w:type w:val="continuous"/>
           <w:pgSz w:h="15840" w:w="12240"/>
@@ -6220,6 +6265,93 @@
       <w:pPr>
         <w:pStyle w:val="BodyText"/>
         <w:jc w:val="both"/>
+        <w:keepNext w:val="0"/>
+        <w:keepLines w:val="0"/>
+        <w:widowControl w:val="1"/>
+      </w:pPr>
+      <w:r>
+        <w:t xml:space="preserve">Evaluation is a means to an end,</w:t>
+      </w:r>
+      <w:r>
+        <w:t xml:space="preserve"> </w:t>
+      </w:r>
+      <w:r>
+        <w:rPr>
+          <w:i/>
+          <w:iCs/>
+        </w:rPr>
+        <w:t xml:space="preserve">ranking</w:t>
+      </w:r>
+      <w:r>
+        <w:t xml:space="preserve"> </w:t>
+      </w:r>
+      <w:r>
+        <w:t xml:space="preserve">candidate models for a use case, so we verify that CoEval</w:t>
+      </w:r>
+      <w:r>
+        <w:t xml:space="preserve"> </w:t>
+      </w:r>
+      <w:r>
+        <w:t xml:space="preserve">scores yield the correct ranking. Figure 2 and Table 3 rank the three student models by their CoEval frontier-ensemble</w:t>
+      </w:r>
+      <w:r>
+        <w:t xml:space="preserve"> </w:t>
+      </w:r>
+      <w:r>
+        <w:t xml:space="preserve">accuracy score and, independently, by ground-truth correctness. The two rankings are</w:t>
+      </w:r>
+      <w:r>
+        <w:t xml:space="preserve"> </w:t>
+      </w:r>
+      <w:r>
+        <w:rPr>
+          <w:b/>
+          <w:bCs/>
+        </w:rPr>
+        <w:t xml:space="preserve">identical</w:t>
+      </w:r>
+      <w:r>
+        <w:t xml:space="preserve">;</w:t>
+      </w:r>
+      <w:r>
+        <w:t xml:space="preserve"> </w:t>
+      </w:r>
+      <w:r>
+        <w:t xml:space="preserve">CoEval's scores fall within</w:t>
+      </w:r>
+      <w:r>
+        <w:t xml:space="preserve"> </w:t>
+      </w:r>
+      <m:oMath>
+        <m:r>
+          <m:t>0.02</m:t>
+        </m:r>
+      </m:oMath>
+      <w:r>
+        <w:t xml:space="preserve"> </w:t>
+      </w:r>
+      <w:r>
+        <w:t xml:space="preserve">of the true accuracies, and the confidence intervals cleanly separate the weakest</w:t>
+      </w:r>
+      <w:r>
+        <w:t xml:space="preserve"> </w:t>
+      </w:r>
+      <w:r>
+        <w:t xml:space="preserve">model. Producing this ranking required a single configuration file and no human annotation: the core operation</w:t>
+      </w:r>
+      <w:r>
+        <w:t xml:space="preserve"> </w:t>
+      </w:r>
+      <w:r>
+        <w:t xml:space="preserve">the framework is built to make easy.</w:t>
+      </w:r>
+    </w:p>
+    <w:p>
+      <w:pPr>
+        <w:rPr>
+          <w:sz w:val="4"/>
+          <w:szCs w:val="4"/>
+        </w:rPr>
         <w:sectPr>
           <w:type w:val="continuous"/>
           <w:pgSz w:h="15840" w:w="12240"/>
@@ -6227,86 +6359,7 @@
           <w:cols w:num="2" w:space="288" w:equalWidth="1"/>
           <w:docGrid w:linePitch="360"/>
         </w:sectPr>
-        <w:keepNext w:val="0"/>
-        <w:keepLines w:val="0"/>
-        <w:widowControl w:val="1"/>
       </w:pPr>
-      <w:r>
-        <w:t xml:space="preserve">Evaluation is a means to an end,</w:t>
-      </w:r>
-      <w:r>
-        <w:t xml:space="preserve"> </w:t>
-      </w:r>
-      <w:r>
-        <w:rPr>
-          <w:i/>
-          <w:iCs/>
-        </w:rPr>
-        <w:t xml:space="preserve">ranking</w:t>
-      </w:r>
-      <w:r>
-        <w:t xml:space="preserve"> </w:t>
-      </w:r>
-      <w:r>
-        <w:t xml:space="preserve">candidate models for a use case, so we verify that CoEval</w:t>
-      </w:r>
-      <w:r>
-        <w:t xml:space="preserve"> </w:t>
-      </w:r>
-      <w:r>
-        <w:t xml:space="preserve">scores yield the correct ranking. Figure 2 and Table 3 rank the three student models by their CoEval frontier-ensemble</w:t>
-      </w:r>
-      <w:r>
-        <w:t xml:space="preserve"> </w:t>
-      </w:r>
-      <w:r>
-        <w:t xml:space="preserve">accuracy score and, independently, by ground-truth correctness. The two rankings are</w:t>
-      </w:r>
-      <w:r>
-        <w:t xml:space="preserve"> </w:t>
-      </w:r>
-      <w:r>
-        <w:rPr>
-          <w:b/>
-          <w:bCs/>
-        </w:rPr>
-        <w:t xml:space="preserve">identical</w:t>
-      </w:r>
-      <w:r>
-        <w:t xml:space="preserve">;</w:t>
-      </w:r>
-      <w:r>
-        <w:t xml:space="preserve"> </w:t>
-      </w:r>
-      <w:r>
-        <w:t xml:space="preserve">CoEval's scores fall within</w:t>
-      </w:r>
-      <w:r>
-        <w:t xml:space="preserve"> </w:t>
-      </w:r>
-      <m:oMath>
-        <m:r>
-          <m:t>0.02</m:t>
-        </m:r>
-      </m:oMath>
-      <w:r>
-        <w:t xml:space="preserve"> </w:t>
-      </w:r>
-      <w:r>
-        <w:t xml:space="preserve">of the true accuracies, and the confidence intervals cleanly separate the weakest</w:t>
-      </w:r>
-      <w:r>
-        <w:t xml:space="preserve"> </w:t>
-      </w:r>
-      <w:r>
-        <w:t xml:space="preserve">model. Producing this ranking required a single configuration file and no human annotation: the core operation</w:t>
-      </w:r>
-      <w:r>
-        <w:t xml:space="preserve"> </w:t>
-      </w:r>
-      <w:r>
-        <w:t xml:space="preserve">the framework is built to make easy.</w:t>
-      </w:r>
     </w:p>
     <w:p>
       <w:pPr>
@@ -6851,6 +6904,10 @@
     </w:tbl>
     <w:p>
       <w:pPr>
+        <w:rPr>
+          <w:sz w:val="4"/>
+          <w:szCs w:val="4"/>
+        </w:rPr>
         <w:sectPr>
           <w:type w:val="continuous"/>
           <w:pgSz w:h="15840" w:w="12240"/>
@@ -7213,13 +7270,6 @@
       <w:pPr>
         <w:pStyle w:val="BodyText"/>
         <w:jc w:val="both"/>
-        <w:sectPr>
-          <w:type w:val="continuous"/>
-          <w:pgSz w:h="15840" w:w="12240"/>
-          <w:pgMar w:bottom="1080" w:footer="720" w:gutter="0" w:header="720" w:left="1080" w:right="1080" w:top="1080"/>
-          <w:cols w:num="2" w:space="288" w:equalWidth="1"/>
-          <w:docGrid w:linePitch="360"/>
-        </w:sectPr>
         <w:keepNext w:val="0"/>
         <w:keepLines w:val="0"/>
         <w:widowControl w:val="1"/>
@@ -7494,6 +7544,21 @@
       <w:r>
         <w:t xml:space="preserve">the full-panel ordering.</w:t>
       </w:r>
+    </w:p>
+    <w:p>
+      <w:pPr>
+        <w:rPr>
+          <w:sz w:val="4"/>
+          <w:szCs w:val="4"/>
+        </w:rPr>
+        <w:sectPr>
+          <w:type w:val="continuous"/>
+          <w:pgSz w:h="15840" w:w="12240"/>
+          <w:pgMar w:bottom="1080" w:footer="720" w:gutter="0" w:header="720" w:left="1080" w:right="1080" w:top="1080"/>
+          <w:cols w:num="2" w:space="288" w:equalWidth="1"/>
+          <w:docGrid w:linePitch="360"/>
+        </w:sectPr>
+      </w:pPr>
     </w:p>
     <w:p>
       <w:pPr>
@@ -7551,6 +7616,142 @@
         <w:pStyle w:val="ImageCaption"/>
         <w:spacing w:before="80" w:after="120" w:line="240" w:lineRule="auto"/>
         <w:jc w:val="center"/>
+        <w:keepNext w:val="0"/>
+        <w:keepLines/>
+        <w:widowControl w:val="1"/>
+      </w:pPr>
+      <w:r>
+        <w:rPr>
+          <w:b/>
+          <w:bCs/>
+        </w:rPr>
+        <w:t xml:space="preserve">Figure 3.</w:t>
+      </w:r>
+      <w:r>
+        <w:t xml:space="preserve"> </w:t>
+      </w:r>
+      <w:r>
+        <w:t xml:space="preserve">Composition over size. Average-measures reliability</w:t>
+      </w:r>
+      <w:r>
+        <w:t xml:space="preserve"> </w:t>
+      </w:r>
+      <m:oMath>
+        <m:r>
+          <m:rPr>
+            <m:sty m:val="p"/>
+          </m:rPr>
+          <m:t>I</m:t>
+        </m:r>
+        <m:r>
+          <m:rPr>
+            <m:sty m:val="p"/>
+          </m:rPr>
+          <m:t>C</m:t>
+        </m:r>
+        <m:r>
+          <m:rPr>
+            <m:sty m:val="p"/>
+          </m:rPr>
+          <m:t>C</m:t>
+        </m:r>
+        <m:r>
+          <m:rPr>
+            <m:sty m:val="p"/>
+          </m:rPr>
+          <m:t>(</m:t>
+        </m:r>
+        <m:r>
+          <m:t>3</m:t>
+        </m:r>
+        <m:r>
+          <m:rPr>
+            <m:sty m:val="p"/>
+          </m:rPr>
+          <m:t>,</m:t>
+        </m:r>
+        <m:r>
+          <m:t>k</m:t>
+        </m:r>
+        <m:r>
+          <m:rPr>
+            <m:sty m:val="p"/>
+          </m:rPr>
+          <m:t>)</m:t>
+        </m:r>
+      </m:oMath>
+      <w:r>
+        <w:t xml:space="preserve"> </w:t>
+      </w:r>
+      <w:r>
+        <w:t xml:space="preserve">as</w:t>
+      </w:r>
+      <w:r>
+        <w:t xml:space="preserve"> </w:t>
+      </w:r>
+      <w:r>
+        <w:t xml:space="preserve">judges are added in descending agreement order. A selected strong panel reaches</w:t>
+      </w:r>
+      <w:r>
+        <w:t xml:space="preserve"> </w:t>
+      </w:r>
+      <m:oMath>
+        <m:r>
+          <m:rPr>
+            <m:sty m:val="p"/>
+          </m:rPr>
+          <m:t>I</m:t>
+        </m:r>
+        <m:r>
+          <m:rPr>
+            <m:sty m:val="p"/>
+          </m:rPr>
+          <m:t>C</m:t>
+        </m:r>
+        <m:r>
+          <m:rPr>
+            <m:sty m:val="p"/>
+          </m:rPr>
+          <m:t>C</m:t>
+        </m:r>
+        <m:r>
+          <m:rPr>
+            <m:sty m:val="p"/>
+          </m:rPr>
+          <m:t>=</m:t>
+        </m:r>
+        <m:r>
+          <m:t>0.70</m:t>
+        </m:r>
+      </m:oMath>
+      <w:r>
+        <w:t xml:space="preserve">; indiscriminately</w:t>
+      </w:r>
+      <w:r>
+        <w:t xml:space="preserve"> </w:t>
+      </w:r>
+      <w:r>
+        <w:t xml:space="preserve">adding low-agreement judges lowers the mean inter-rater correlation faster than averaging compensates, so reliability</w:t>
+      </w:r>
+      <w:r>
+        <w:t xml:space="preserve"> </w:t>
+      </w:r>
+      <w:r>
+        <w:t xml:space="preserve">falls. CoEval's consensus selection retains the high-agreement judges, delivering the reliable configuration</w:t>
+      </w:r>
+      <w:r>
+        <w:t xml:space="preserve"> </w:t>
+      </w:r>
+      <w:r>
+        <w:t xml:space="preserve">automatically.</w:t>
+      </w:r>
+    </w:p>
+    <w:p>
+      <w:pPr>
+        <w:rPr>
+          <w:sz w:val="4"/>
+          <w:szCs w:val="4"/>
+        </w:rPr>
         <w:sectPr>
           <w:type w:val="continuous"/>
           <w:pgSz w:h="15840" w:w="12240"/>
@@ -7558,135 +7759,7 @@
           <w:cols w:num="1" w:space="288"/>
           <w:docGrid w:linePitch="360"/>
         </w:sectPr>
-        <w:keepNext w:val="0"/>
-        <w:keepLines/>
-        <w:widowControl w:val="1"/>
       </w:pPr>
-      <w:r>
-        <w:rPr>
-          <w:b/>
-          <w:bCs/>
-        </w:rPr>
-        <w:t xml:space="preserve">Figure 3.</w:t>
-      </w:r>
-      <w:r>
-        <w:t xml:space="preserve"> </w:t>
-      </w:r>
-      <w:r>
-        <w:t xml:space="preserve">Composition over size. Average-measures reliability</w:t>
-      </w:r>
-      <w:r>
-        <w:t xml:space="preserve"> </w:t>
-      </w:r>
-      <m:oMath>
-        <m:r>
-          <m:rPr>
-            <m:sty m:val="p"/>
-          </m:rPr>
-          <m:t>I</m:t>
-        </m:r>
-        <m:r>
-          <m:rPr>
-            <m:sty m:val="p"/>
-          </m:rPr>
-          <m:t>C</m:t>
-        </m:r>
-        <m:r>
-          <m:rPr>
-            <m:sty m:val="p"/>
-          </m:rPr>
-          <m:t>C</m:t>
-        </m:r>
-        <m:r>
-          <m:rPr>
-            <m:sty m:val="p"/>
-          </m:rPr>
-          <m:t>(</m:t>
-        </m:r>
-        <m:r>
-          <m:t>3</m:t>
-        </m:r>
-        <m:r>
-          <m:rPr>
-            <m:sty m:val="p"/>
-          </m:rPr>
-          <m:t>,</m:t>
-        </m:r>
-        <m:r>
-          <m:t>k</m:t>
-        </m:r>
-        <m:r>
-          <m:rPr>
-            <m:sty m:val="p"/>
-          </m:rPr>
-          <m:t>)</m:t>
-        </m:r>
-      </m:oMath>
-      <w:r>
-        <w:t xml:space="preserve"> </w:t>
-      </w:r>
-      <w:r>
-        <w:t xml:space="preserve">as</w:t>
-      </w:r>
-      <w:r>
-        <w:t xml:space="preserve"> </w:t>
-      </w:r>
-      <w:r>
-        <w:t xml:space="preserve">judges are added in descending agreement order. A selected strong panel reaches</w:t>
-      </w:r>
-      <w:r>
-        <w:t xml:space="preserve"> </w:t>
-      </w:r>
-      <m:oMath>
-        <m:r>
-          <m:rPr>
-            <m:sty m:val="p"/>
-          </m:rPr>
-          <m:t>I</m:t>
-        </m:r>
-        <m:r>
-          <m:rPr>
-            <m:sty m:val="p"/>
-          </m:rPr>
-          <m:t>C</m:t>
-        </m:r>
-        <m:r>
-          <m:rPr>
-            <m:sty m:val="p"/>
-          </m:rPr>
-          <m:t>C</m:t>
-        </m:r>
-        <m:r>
-          <m:rPr>
-            <m:sty m:val="p"/>
-          </m:rPr>
-          <m:t>=</m:t>
-        </m:r>
-        <m:r>
-          <m:t>0.70</m:t>
-        </m:r>
-      </m:oMath>
-      <w:r>
-        <w:t xml:space="preserve">; indiscriminately</w:t>
-      </w:r>
-      <w:r>
-        <w:t xml:space="preserve"> </w:t>
-      </w:r>
-      <w:r>
-        <w:t xml:space="preserve">adding low-agreement judges lowers the mean inter-rater correlation faster than averaging compensates, so reliability</w:t>
-      </w:r>
-      <w:r>
-        <w:t xml:space="preserve"> </w:t>
-      </w:r>
-      <w:r>
-        <w:t xml:space="preserve">falls. CoEval's consensus selection retains the high-agreement judges, delivering the reliable configuration</w:t>
-      </w:r>
-      <w:r>
-        <w:t xml:space="preserve"> </w:t>
-      </w:r>
-      <w:r>
-        <w:t xml:space="preserve">automatically.</w:t>
-      </w:r>
     </w:p>
     <w:p>
       <w:pPr>
@@ -8698,13 +8771,6 @@
       <w:pPr>
         <w:pStyle w:val="BodyText"/>
         <w:jc w:val="both"/>
-        <w:sectPr>
-          <w:type w:val="continuous"/>
-          <w:pgSz w:h="15840" w:w="12240"/>
-          <w:pgMar w:bottom="1080" w:footer="720" w:gutter="0" w:header="720" w:left="1080" w:right="1080" w:top="1080"/>
-          <w:cols w:num="2" w:space="288" w:equalWidth="1"/>
-          <w:docGrid w:linePitch="360"/>
-        </w:sectPr>
         <w:keepNext w:val="0"/>
         <w:keepLines w:val="0"/>
         <w:widowControl w:val="1"/>
@@ -8862,6 +8928,21 @@
       <w:r>
         <w:t xml:space="preserve">score that is statistically indistinguishable from length-neutral.</w:t>
       </w:r>
+    </w:p>
+    <w:p>
+      <w:pPr>
+        <w:rPr>
+          <w:sz w:val="4"/>
+          <w:szCs w:val="4"/>
+        </w:rPr>
+        <w:sectPr>
+          <w:type w:val="continuous"/>
+          <w:pgSz w:h="15840" w:w="12240"/>
+          <w:pgMar w:bottom="1080" w:footer="720" w:gutter="0" w:header="720" w:left="1080" w:right="1080" w:top="1080"/>
+          <w:cols w:num="2" w:space="288" w:equalWidth="1"/>
+          <w:docGrid w:linePitch="360"/>
+        </w:sectPr>
+      </w:pPr>
     </w:p>
     <w:p>
       <w:pPr>
@@ -9453,6 +9534,71 @@
         <w:pStyle w:val="ImageCaption"/>
         <w:spacing w:before="80" w:after="120" w:line="240" w:lineRule="auto"/>
         <w:jc w:val="center"/>
+        <w:keepNext w:val="0"/>
+        <w:keepLines/>
+        <w:widowControl w:val="1"/>
+      </w:pPr>
+      <w:r>
+        <w:rPr>
+          <w:b/>
+          <w:bCs/>
+        </w:rPr>
+        <w:t xml:space="preserve">Figure 4.</w:t>
+      </w:r>
+      <w:r>
+        <w:t xml:space="preserve"> </w:t>
+      </w:r>
+      <w:r>
+        <w:t xml:space="preserve">Verbosity bias by judge. Each judge's Pearson correlation between response</w:t>
+      </w:r>
+      <w:r>
+        <w:t xml:space="preserve"> </w:t>
+      </w:r>
+      <w:r>
+        <w:t xml:space="preserve">length and score (point) with its 95% bootstrap CI; the ensemble (green) sits at</w:t>
+      </w:r>
+      <w:r>
+        <w:t xml:space="preserve"> </w:t>
+      </w:r>
+      <m:oMath>
+        <m:r>
+          <m:t>r</m:t>
+        </m:r>
+        <m:r>
+          <m:rPr>
+            <m:sty m:val="p"/>
+          </m:rPr>
+          <m:t>=</m:t>
+        </m:r>
+        <m:r>
+          <m:rPr>
+            <m:sty m:val="p"/>
+          </m:rPr>
+          <m:t>+</m:t>
+        </m:r>
+        <m:r>
+          <m:t>0.010</m:t>
+        </m:r>
+      </m:oMath>
+      <w:r>
+        <w:t xml:space="preserve"> </w:t>
+      </w:r>
+      <w:r>
+        <w:t xml:space="preserve">with a CI spanning zero.</w:t>
+      </w:r>
+      <w:r>
+        <w:t xml:space="preserve"> </w:t>
+      </w:r>
+      <w:r>
+        <w:t xml:space="preserve">Mixed-sign per-judge biases cancel under averaging.</w:t>
+      </w:r>
+    </w:p>
+    <w:p>
+      <w:pPr>
+        <w:rPr>
+          <w:sz w:val="4"/>
+          <w:szCs w:val="4"/>
+        </w:rPr>
         <w:sectPr>
           <w:type w:val="continuous"/>
           <w:pgSz w:h="15840" w:w="12240"/>
@@ -9460,64 +9606,7 @@
           <w:cols w:num="1" w:space="288"/>
           <w:docGrid w:linePitch="360"/>
         </w:sectPr>
-        <w:keepNext w:val="0"/>
-        <w:keepLines/>
-        <w:widowControl w:val="1"/>
       </w:pPr>
-      <w:r>
-        <w:rPr>
-          <w:b/>
-          <w:bCs/>
-        </w:rPr>
-        <w:t xml:space="preserve">Figure 4.</w:t>
-      </w:r>
-      <w:r>
-        <w:t xml:space="preserve"> </w:t>
-      </w:r>
-      <w:r>
-        <w:t xml:space="preserve">Verbosity bias by judge. Each judge's Pearson correlation between response</w:t>
-      </w:r>
-      <w:r>
-        <w:t xml:space="preserve"> </w:t>
-      </w:r>
-      <w:r>
-        <w:t xml:space="preserve">length and score (point) with its 95% bootstrap CI; the ensemble (green) sits at</w:t>
-      </w:r>
-      <w:r>
-        <w:t xml:space="preserve"> </w:t>
-      </w:r>
-      <m:oMath>
-        <m:r>
-          <m:t>r</m:t>
-        </m:r>
-        <m:r>
-          <m:rPr>
-            <m:sty m:val="p"/>
-          </m:rPr>
-          <m:t>=</m:t>
-        </m:r>
-        <m:r>
-          <m:rPr>
-            <m:sty m:val="p"/>
-          </m:rPr>
-          <m:t>+</m:t>
-        </m:r>
-        <m:r>
-          <m:t>0.010</m:t>
-        </m:r>
-      </m:oMath>
-      <w:r>
-        <w:t xml:space="preserve"> </w:t>
-      </w:r>
-      <w:r>
-        <w:t xml:space="preserve">with a CI spanning zero.</w:t>
-      </w:r>
-      <w:r>
-        <w:t xml:space="preserve"> </w:t>
-      </w:r>
-      <w:r>
-        <w:t xml:space="preserve">Mixed-sign per-judge biases cancel under averaging.</w:t>
-      </w:r>
     </w:p>
     <w:p>
       <w:pPr>
@@ -11006,6 +11095,169 @@
       <w:pPr>
         <w:pStyle w:val="BodyText"/>
         <w:jc w:val="both"/>
+        <w:keepNext w:val="0"/>
+        <w:keepLines w:val="0"/>
+        <w:widowControl w:val="1"/>
+      </w:pPr>
+      <w:r>
+        <w:t xml:space="preserve">On the drug-interaction vertical CoEval produces a</w:t>
+      </w:r>
+      <w:r>
+        <w:t xml:space="preserve"> </w:t>
+      </w:r>
+      <w:r>
+        <w:rPr>
+          <w:b/>
+          <w:bCs/>
+        </w:rPr>
+        <w:t xml:space="preserve">clean, fully unanimous ranking</w:t>
+      </w:r>
+      <w:r>
+        <w:t xml:space="preserve">: all three</w:t>
+      </w:r>
+      <w:r>
+        <w:t xml:space="preserve"> </w:t>
+      </w:r>
+      <w:r>
+        <w:t xml:space="preserve">cross-family judges agree on the complete order</w:t>
+      </w:r>
+      <w:r>
+        <w:t xml:space="preserve"> </w:t>
+      </w:r>
+      <w:r>
+        <w:rPr>
+          <w:rStyle w:val="VerbatimChar"/>
+        </w:rPr>
+        <w:t xml:space="preserve">gpt-4o-mini</w:t>
+      </w:r>
+      <w:r>
+        <w:t xml:space="preserve"> (</w:t>
+      </w:r>
+      <m:oMath>
+        <m:r>
+          <m:t>0.770</m:t>
+        </m:r>
+      </m:oMath>
+      <w:r>
+        <w:t xml:space="preserve">)</w:t>
+      </w:r>
+      <w:r>
+        <w:t xml:space="preserve"> </w:t>
+      </w:r>
+      <m:oMath>
+        <m:r>
+          <m:rPr>
+            <m:sty m:val="p"/>
+          </m:rPr>
+          <m:t>&gt;</m:t>
+        </m:r>
+      </m:oMath>
+      <w:r>
+        <w:t xml:space="preserve"> </w:t>
+      </w:r>
+      <w:r>
+        <w:rPr>
+          <w:rStyle w:val="VerbatimChar"/>
+        </w:rPr>
+        <w:t xml:space="preserve">gpt-3.5-turbo</w:t>
+      </w:r>
+      <w:r>
+        <w:t xml:space="preserve"> </w:t>
+      </w:r>
+      <w:r>
+        <w:t xml:space="preserve"> (</w:t>
+      </w:r>
+      <m:oMath>
+        <m:r>
+          <m:t>0.682</m:t>
+        </m:r>
+      </m:oMath>
+      <w:r>
+        <w:t xml:space="preserve">)</w:t>
+      </w:r>
+      <w:r>
+        <w:t xml:space="preserve"> </w:t>
+      </w:r>
+      <m:oMath>
+        <m:r>
+          <m:rPr>
+            <m:sty m:val="p"/>
+          </m:rPr>
+          <m:t>&gt;</m:t>
+        </m:r>
+      </m:oMath>
+      <w:r>
+        <w:t xml:space="preserve"> </w:t>
+      </w:r>
+      <w:r>
+        <w:rPr>
+          <w:rStyle w:val="VerbatimChar"/>
+        </w:rPr>
+        <w:t xml:space="preserve">llama-3.2-3b</w:t>
+      </w:r>
+      <w:r>
+        <w:t xml:space="preserve"> (</w:t>
+      </w:r>
+      <m:oMath>
+        <m:r>
+          <m:t>0.497</m:t>
+        </m:r>
+      </m:oMath>
+      <w:r>
+        <w:t xml:space="preserve">), with non-overlapping confidence intervals separating every</w:t>
+      </w:r>
+      <w:r>
+        <w:t xml:space="preserve"> </w:t>
+      </w:r>
+      <w:r>
+        <w:t xml:space="preserve">model (Table 5). The clinical and legal verticals are consistent: the ensemble ranks the smallest model weakest in</w:t>
+      </w:r>
+      <w:r>
+        <w:t xml:space="preserve"> </w:t>
+      </w:r>
+      <w:r>
+        <w:t xml:space="preserve">both, unanimously in clinical and two-of-three in legal (where the Anthropic judge ranks</w:t>
+      </w:r>
+      <w:r>
+        <w:t xml:space="preserve"> </w:t>
+      </w:r>
+      <w:r>
+        <w:rPr>
+          <w:rStyle w:val="VerbatimChar"/>
+        </w:rPr>
+        <w:t xml:space="preserve">gpt-3.5-turbo</w:t>
+      </w:r>
+      <w:r>
+        <w:t xml:space="preserve"> </w:t>
+      </w:r>
+      <w:r>
+        <w:t xml:space="preserve">lowest): genuine disagreement a single judge would hide and a diverse ensemble surfaces; on clinical the two</w:t>
+      </w:r>
+      <w:r>
+        <w:t xml:space="preserve"> </w:t>
+      </w:r>
+      <w:r>
+        <w:t xml:space="preserve">stronger models are statistically close, which the overlapping intervals correctly expose. This is the operation the</w:t>
+      </w:r>
+      <w:r>
+        <w:t xml:space="preserve"> </w:t>
+      </w:r>
+      <w:r>
+        <w:t xml:space="preserve">framework is built for: producing a defensible model ranking for a bespoke domain in which a standard benchmark is</w:t>
+      </w:r>
+      <w:r>
+        <w:t xml:space="preserve"> </w:t>
+      </w:r>
+      <w:r>
+        <w:t xml:space="preserve">unavailable or untrustworthy.</w:t>
+      </w:r>
+    </w:p>
+    <w:p>
+      <w:pPr>
+        <w:rPr>
+          <w:sz w:val="4"/>
+          <w:szCs w:val="4"/>
+        </w:rPr>
         <w:sectPr>
           <w:type w:val="continuous"/>
           <w:pgSz w:h="15840" w:w="12240"/>
@@ -11013,162 +11265,7 @@
           <w:cols w:num="2" w:space="288" w:equalWidth="1"/>
           <w:docGrid w:linePitch="360"/>
         </w:sectPr>
-        <w:keepNext w:val="0"/>
-        <w:keepLines w:val="0"/>
-        <w:widowControl w:val="1"/>
       </w:pPr>
-      <w:r>
-        <w:t xml:space="preserve">On the drug-interaction vertical CoEval produces a</w:t>
-      </w:r>
-      <w:r>
-        <w:t xml:space="preserve"> </w:t>
-      </w:r>
-      <w:r>
-        <w:rPr>
-          <w:b/>
-          <w:bCs/>
-        </w:rPr>
-        <w:t xml:space="preserve">clean, fully unanimous ranking</w:t>
-      </w:r>
-      <w:r>
-        <w:t xml:space="preserve">: all three</w:t>
-      </w:r>
-      <w:r>
-        <w:t xml:space="preserve"> </w:t>
-      </w:r>
-      <w:r>
-        <w:t xml:space="preserve">cross-family judges agree on the complete order</w:t>
-      </w:r>
-      <w:r>
-        <w:t xml:space="preserve"> </w:t>
-      </w:r>
-      <w:r>
-        <w:rPr>
-          <w:rStyle w:val="VerbatimChar"/>
-        </w:rPr>
-        <w:t xml:space="preserve">gpt-4o-mini</w:t>
-      </w:r>
-      <w:r>
-        <w:t xml:space="preserve"> (</w:t>
-      </w:r>
-      <m:oMath>
-        <m:r>
-          <m:t>0.770</m:t>
-        </m:r>
-      </m:oMath>
-      <w:r>
-        <w:t xml:space="preserve">)</w:t>
-      </w:r>
-      <w:r>
-        <w:t xml:space="preserve"> </w:t>
-      </w:r>
-      <m:oMath>
-        <m:r>
-          <m:rPr>
-            <m:sty m:val="p"/>
-          </m:rPr>
-          <m:t>&gt;</m:t>
-        </m:r>
-      </m:oMath>
-      <w:r>
-        <w:t xml:space="preserve"> </w:t>
-      </w:r>
-      <w:r>
-        <w:rPr>
-          <w:rStyle w:val="VerbatimChar"/>
-        </w:rPr>
-        <w:t xml:space="preserve">gpt-3.5-turbo</w:t>
-      </w:r>
-      <w:r>
-        <w:t xml:space="preserve"> </w:t>
-      </w:r>
-      <w:r>
-        <w:t xml:space="preserve"> (</w:t>
-      </w:r>
-      <m:oMath>
-        <m:r>
-          <m:t>0.682</m:t>
-        </m:r>
-      </m:oMath>
-      <w:r>
-        <w:t xml:space="preserve">)</w:t>
-      </w:r>
-      <w:r>
-        <w:t xml:space="preserve"> </w:t>
-      </w:r>
-      <m:oMath>
-        <m:r>
-          <m:rPr>
-            <m:sty m:val="p"/>
-          </m:rPr>
-          <m:t>&gt;</m:t>
-        </m:r>
-      </m:oMath>
-      <w:r>
-        <w:t xml:space="preserve"> </w:t>
-      </w:r>
-      <w:r>
-        <w:rPr>
-          <w:rStyle w:val="VerbatimChar"/>
-        </w:rPr>
-        <w:t xml:space="preserve">llama-3.2-3b</w:t>
-      </w:r>
-      <w:r>
-        <w:t xml:space="preserve"> (</w:t>
-      </w:r>
-      <m:oMath>
-        <m:r>
-          <m:t>0.497</m:t>
-        </m:r>
-      </m:oMath>
-      <w:r>
-        <w:t xml:space="preserve">), with non-overlapping confidence intervals separating every</w:t>
-      </w:r>
-      <w:r>
-        <w:t xml:space="preserve"> </w:t>
-      </w:r>
-      <w:r>
-        <w:t xml:space="preserve">model (Table 5). The clinical and legal verticals are consistent: the ensemble ranks the smallest model weakest in</w:t>
-      </w:r>
-      <w:r>
-        <w:t xml:space="preserve"> </w:t>
-      </w:r>
-      <w:r>
-        <w:t xml:space="preserve">both, unanimously in clinical and two-of-three in legal (where the Anthropic judge ranks</w:t>
-      </w:r>
-      <w:r>
-        <w:t xml:space="preserve"> </w:t>
-      </w:r>
-      <w:r>
-        <w:rPr>
-          <w:rStyle w:val="VerbatimChar"/>
-        </w:rPr>
-        <w:t xml:space="preserve">gpt-3.5-turbo</w:t>
-      </w:r>
-      <w:r>
-        <w:t xml:space="preserve"> </w:t>
-      </w:r>
-      <w:r>
-        <w:t xml:space="preserve">lowest): genuine disagreement a single judge would hide and a diverse ensemble surfaces; on clinical the two</w:t>
-      </w:r>
-      <w:r>
-        <w:t xml:space="preserve"> </w:t>
-      </w:r>
-      <w:r>
-        <w:t xml:space="preserve">stronger models are statistically close, which the overlapping intervals correctly expose. This is the operation the</w:t>
-      </w:r>
-      <w:r>
-        <w:t xml:space="preserve"> </w:t>
-      </w:r>
-      <w:r>
-        <w:t xml:space="preserve">framework is built for: producing a defensible model ranking for a bespoke domain in which a standard benchmark is</w:t>
-      </w:r>
-      <w:r>
-        <w:t xml:space="preserve"> </w:t>
-      </w:r>
-      <w:r>
-        <w:t xml:space="preserve">unavailable or untrustworthy.</w:t>
-      </w:r>
     </w:p>
     <w:p>
       <w:pPr>
@@ -12027,6 +12124,10 @@
     </w:tbl>
     <w:p>
       <w:pPr>
+        <w:rPr>
+          <w:sz w:val="4"/>
+          <w:szCs w:val="4"/>
+        </w:rPr>
         <w:sectPr>
           <w:type w:val="continuous"/>
           <w:pgSz w:h="15840" w:w="12240"/>
@@ -14780,6 +14881,114 @@
       <w:pPr>
         <w:pStyle w:val="FirstParagraph"/>
         <w:jc w:val="both"/>
+        <w:keepNext w:val="0"/>
+        <w:keepLines w:val="0"/>
+        <w:widowControl w:val="1"/>
+      </w:pPr>
+      <w:r>
+        <w:t xml:space="preserve">CoEval generates a scoring rubric automatically per task. We examine whether these rubrics are appropriately</w:t>
+      </w:r>
+      <w:r>
+        <w:t xml:space="preserve"> </w:t>
+      </w:r>
+      <w:r>
+        <w:t xml:space="preserve">task-specialized while sharing a common quality core. Across the four tasks, the 22 auto-generated rubric criteria</w:t>
+      </w:r>
+      <w:r>
+        <w:t xml:space="preserve"> </w:t>
+      </w:r>
+      <w:r>
+        <w:t xml:space="preserve">exhibit a mean</w:t>
+      </w:r>
+      <w:r>
+        <w:t xml:space="preserve"> </w:t>
+      </w:r>
+      <w:r>
+        <w:rPr>
+          <w:i/>
+          <w:iCs/>
+        </w:rPr>
+        <w:t xml:space="preserve">within-task</w:t>
+      </w:r>
+      <w:r>
+        <w:t xml:space="preserve"> </w:t>
+      </w:r>
+      <w:r>
+        <w:t xml:space="preserve">semantic similarity of</w:t>
+      </w:r>
+      <w:r>
+        <w:t xml:space="preserve"> </w:t>
+      </w:r>
+      <m:oMath>
+        <m:r>
+          <m:t>0.342</m:t>
+        </m:r>
+      </m:oMath>
+      <w:r>
+        <w:t xml:space="preserve">, exceeding the mean</w:t>
+      </w:r>
+      <w:r>
+        <w:t xml:space="preserve"> </w:t>
+      </w:r>
+      <w:r>
+        <w:rPr>
+          <w:i/>
+          <w:iCs/>
+        </w:rPr>
+        <w:t xml:space="preserve">cross-task</w:t>
+      </w:r>
+      <w:r>
+        <w:t xml:space="preserve"> </w:t>
+      </w:r>
+      <w:r>
+        <w:t xml:space="preserve">similarity</w:t>
+      </w:r>
+      <w:r>
+        <w:t xml:space="preserve"> </w:t>
+      </w:r>
+      <w:r>
+        <w:t xml:space="preserve">of</w:t>
+      </w:r>
+      <w:r>
+        <w:t xml:space="preserve"> </w:t>
+      </w:r>
+      <m:oMath>
+        <m:r>
+          <m:t>0.294</m:t>
+        </m:r>
+      </m:oMath>
+      <w:r>
+        <w:t xml:space="preserve">: criteria cluster by task, as desired. At the same time, a shared universal</w:t>
+      </w:r>
+      <w:r>
+        <w:t xml:space="preserve"> </w:t>
+      </w:r>
+      <w:r>
+        <w:rPr>
+          <w:i/>
+          <w:iCs/>
+        </w:rPr>
+        <w:t xml:space="preserve">“completeness”</w:t>
+      </w:r>
+      <w:r>
+        <w:t xml:space="preserve"> </w:t>
+      </w:r>
+      <w:r>
+        <w:t xml:space="preserve">dimension recurs across three of the four tasks, indicating a common quality core.</w:t>
+      </w:r>
+      <w:r>
+        <w:t xml:space="preserve"> </w:t>
+      </w:r>
+      <w:r>
+        <w:t xml:space="preserve">CoEval's rubrics are thus specialized to each task's demands yet anchored by a transferable notion of answer quality.</w:t>
+      </w:r>
+    </w:p>
+    <w:p>
+      <w:pPr>
+        <w:rPr>
+          <w:sz w:val="4"/>
+          <w:szCs w:val="4"/>
+        </w:rPr>
         <w:sectPr>
           <w:type w:val="continuous"/>
           <w:pgSz w:h="15840" w:w="12240"/>
@@ -14787,107 +14996,7 @@
           <w:cols w:num="2" w:space="288" w:equalWidth="1"/>
           <w:docGrid w:linePitch="360"/>
         </w:sectPr>
-        <w:keepNext w:val="0"/>
-        <w:keepLines w:val="0"/>
-        <w:widowControl w:val="1"/>
       </w:pPr>
-      <w:r>
-        <w:t xml:space="preserve">CoEval generates a scoring rubric automatically per task. We examine whether these rubrics are appropriately</w:t>
-      </w:r>
-      <w:r>
-        <w:t xml:space="preserve"> </w:t>
-      </w:r>
-      <w:r>
-        <w:t xml:space="preserve">task-specialized while sharing a common quality core. Across the four tasks, the 22 auto-generated rubric criteria</w:t>
-      </w:r>
-      <w:r>
-        <w:t xml:space="preserve"> </w:t>
-      </w:r>
-      <w:r>
-        <w:t xml:space="preserve">exhibit a mean</w:t>
-      </w:r>
-      <w:r>
-        <w:t xml:space="preserve"> </w:t>
-      </w:r>
-      <w:r>
-        <w:rPr>
-          <w:i/>
-          <w:iCs/>
-        </w:rPr>
-        <w:t xml:space="preserve">within-task</w:t>
-      </w:r>
-      <w:r>
-        <w:t xml:space="preserve"> </w:t>
-      </w:r>
-      <w:r>
-        <w:t xml:space="preserve">semantic similarity of</w:t>
-      </w:r>
-      <w:r>
-        <w:t xml:space="preserve"> </w:t>
-      </w:r>
-      <m:oMath>
-        <m:r>
-          <m:t>0.342</m:t>
-        </m:r>
-      </m:oMath>
-      <w:r>
-        <w:t xml:space="preserve">, exceeding the mean</w:t>
-      </w:r>
-      <w:r>
-        <w:t xml:space="preserve"> </w:t>
-      </w:r>
-      <w:r>
-        <w:rPr>
-          <w:i/>
-          <w:iCs/>
-        </w:rPr>
-        <w:t xml:space="preserve">cross-task</w:t>
-      </w:r>
-      <w:r>
-        <w:t xml:space="preserve"> </w:t>
-      </w:r>
-      <w:r>
-        <w:t xml:space="preserve">similarity</w:t>
-      </w:r>
-      <w:r>
-        <w:t xml:space="preserve"> </w:t>
-      </w:r>
-      <w:r>
-        <w:t xml:space="preserve">of</w:t>
-      </w:r>
-      <w:r>
-        <w:t xml:space="preserve"> </w:t>
-      </w:r>
-      <m:oMath>
-        <m:r>
-          <m:t>0.294</m:t>
-        </m:r>
-      </m:oMath>
-      <w:r>
-        <w:t xml:space="preserve">: criteria cluster by task, as desired. At the same time, a shared universal</w:t>
-      </w:r>
-      <w:r>
-        <w:t xml:space="preserve"> </w:t>
-      </w:r>
-      <w:r>
-        <w:rPr>
-          <w:i/>
-          <w:iCs/>
-        </w:rPr>
-        <w:t xml:space="preserve">“completeness”</w:t>
-      </w:r>
-      <w:r>
-        <w:t xml:space="preserve"> </w:t>
-      </w:r>
-      <w:r>
-        <w:t xml:space="preserve">dimension recurs across three of the four tasks, indicating a common quality core.</w:t>
-      </w:r>
-      <w:r>
-        <w:t xml:space="preserve"> </w:t>
-      </w:r>
-      <w:r>
-        <w:t xml:space="preserve">CoEval's rubrics are thus specialized to each task's demands yet anchored by a transferable notion of answer quality.</w:t>
-      </w:r>
     </w:p>
     <w:p>
       <w:pPr>
@@ -14945,6 +15054,67 @@
         <w:pStyle w:val="ImageCaption"/>
         <w:spacing w:before="80" w:after="120" w:line="240" w:lineRule="auto"/>
         <w:jc w:val="center"/>
+        <w:keepNext w:val="0"/>
+        <w:keepLines/>
+        <w:widowControl w:val="1"/>
+      </w:pPr>
+      <w:r>
+        <w:rPr>
+          <w:b/>
+          <w:bCs/>
+        </w:rPr>
+        <w:t xml:space="preserve">Figure 5.</w:t>
+      </w:r>
+      <w:r>
+        <w:t xml:space="preserve"> </w:t>
+      </w:r>
+      <w:r>
+        <w:t xml:space="preserve">Pairwise semantic similarity of the 22 auto-generated rubric criteria across</w:t>
+      </w:r>
+      <w:r>
+        <w:t xml:space="preserve"> </w:t>
+      </w:r>
+      <w:r>
+        <w:t xml:space="preserve">four tasks. Block structure along the diagonal reflects task specialization (within-task</w:t>
+      </w:r>
+      <w:r>
+        <w:t xml:space="preserve"> </w:t>
+      </w:r>
+      <m:oMath>
+        <m:r>
+          <m:t>0.342</m:t>
+        </m:r>
+        <m:r>
+          <m:rPr>
+            <m:sty m:val="p"/>
+          </m:rPr>
+          <m:t>&gt;</m:t>
+        </m:r>
+      </m:oMath>
+      <w:r>
+        <w:t xml:space="preserve"> </w:t>
+      </w:r>
+      <w:r>
+        <w:t xml:space="preserve">cross-task</w:t>
+      </w:r>
+      <w:r>
+        <w:t xml:space="preserve"> </w:t>
+      </w:r>
+      <m:oMath>
+        <m:r>
+          <m:t>0.294</m:t>
+        </m:r>
+      </m:oMath>
+      <w:r>
+        <w:t xml:space="preserve">), while a recurring “completeness” dimension forms a cross-task cluster.</w:t>
+      </w:r>
+    </w:p>
+    <w:p>
+      <w:pPr>
+        <w:rPr>
+          <w:sz w:val="4"/>
+          <w:szCs w:val="4"/>
+        </w:rPr>
         <w:sectPr>
           <w:type w:val="continuous"/>
           <w:pgSz w:h="15840" w:w="12240"/>
@@ -14952,66 +15122,27 @@
           <w:cols w:num="1" w:space="288"/>
           <w:docGrid w:linePitch="360"/>
         </w:sectPr>
-        <w:keepNext w:val="0"/>
-        <w:keepLines/>
-        <w:widowControl w:val="1"/>
       </w:pPr>
-      <w:r>
-        <w:rPr>
-          <w:b/>
-          <w:bCs/>
-        </w:rPr>
-        <w:t xml:space="preserve">Figure 5.</w:t>
-      </w:r>
-      <w:r>
-        <w:t xml:space="preserve"> </w:t>
-      </w:r>
-      <w:r>
-        <w:t xml:space="preserve">Pairwise semantic similarity of the 22 auto-generated rubric criteria across</w:t>
-      </w:r>
-      <w:r>
-        <w:t xml:space="preserve"> </w:t>
-      </w:r>
-      <w:r>
-        <w:t xml:space="preserve">four tasks. Block structure along the diagonal reflects task specialization (within-task</w:t>
-      </w:r>
-      <w:r>
-        <w:t xml:space="preserve"> </w:t>
-      </w:r>
-      <m:oMath>
-        <m:r>
-          <m:t>0.342</m:t>
-        </m:r>
-        <m:r>
-          <m:rPr>
-            <m:sty m:val="p"/>
-          </m:rPr>
-          <m:t>&gt;</m:t>
-        </m:r>
-      </m:oMath>
-      <w:r>
-        <w:t xml:space="preserve"> </w:t>
-      </w:r>
-      <w:r>
-        <w:t xml:space="preserve">cross-task</w:t>
-      </w:r>
-      <w:r>
-        <w:t xml:space="preserve"> </w:t>
-      </w:r>
-      <m:oMath>
-        <m:r>
-          <m:t>0.294</m:t>
-        </m:r>
-      </m:oMath>
-      <w:r>
-        <w:t xml:space="preserve">), while a recurring “completeness” dimension forms a cross-task cluster.</w:t>
-      </w:r>
     </w:p>
     <w:bookmarkEnd w:id="112"/>
     <w:bookmarkStart w:id="116" w:name="appC"/>
     <w:p>
       <w:pPr>
         <w:pStyle w:val="Heading2"/>
+        <w:keepNext/>
+        <w:keepLines/>
+        <w:widowControl w:val="1"/>
+      </w:pPr>
+      <w:r>
+        <w:t xml:space="preserve">Appendix C. Evaluation throughput</w:t>
+      </w:r>
+    </w:p>
+    <w:p>
+      <w:pPr>
+        <w:rPr>
+          <w:sz w:val="4"/>
+          <w:szCs w:val="4"/>
+        </w:rPr>
         <w:sectPr>
           <w:type w:val="continuous"/>
           <w:pgSz w:h="15840" w:w="12240"/>
@@ -15019,13 +15150,7 @@
           <w:cols w:num="2" w:space="288" w:equalWidth="1"/>
           <w:docGrid w:linePitch="360"/>
         </w:sectPr>
-        <w:keepNext/>
-        <w:keepLines/>
-        <w:widowControl w:val="1"/>
       </w:pPr>
-      <w:r>
-        <w:t xml:space="preserve">Appendix C. Evaluation throughput</w:t>
-      </w:r>
     </w:p>
     <w:p>
       <w:pPr>
@@ -15083,6 +15208,65 @@
         <w:pStyle w:val="ImageCaption"/>
         <w:spacing w:before="80" w:after="120" w:line="240" w:lineRule="auto"/>
         <w:jc w:val="center"/>
+        <w:keepNext w:val="0"/>
+        <w:keepLines/>
+        <w:widowControl w:val="1"/>
+      </w:pPr>
+      <w:r>
+        <w:rPr>
+          <w:b/>
+          <w:bCs/>
+        </w:rPr>
+        <w:t xml:space="preserve">Figure 6.</w:t>
+      </w:r>
+      <w:r>
+        <w:t xml:space="preserve"> </w:t>
+      </w:r>
+      <w:r>
+        <w:t xml:space="preserve">Throughput. CoEval produces roughly</w:t>
+      </w:r>
+      <w:r>
+        <w:t xml:space="preserve"> </w:t>
+      </w:r>
+      <m:oMath>
+        <m:r>
+          <m:t>1</m:t>
+        </m:r>
+        <m:r>
+          <m:rPr>
+            <m:sty m:val="p"/>
+          </m:rPr>
+          <m:t>,</m:t>
+        </m:r>
+        <m:r>
+          <m:t>350</m:t>
+        </m:r>
+      </m:oMath>
+      <w:r>
+        <w:t xml:space="preserve"> </w:t>
+      </w:r>
+      <w:r>
+        <w:t xml:space="preserve">evaluations per dollar</w:t>
+      </w:r>
+      <w:r>
+        <w:t xml:space="preserve"> </w:t>
+      </w:r>
+      <w:r>
+        <w:t xml:space="preserve">(7,978 evaluations for USD 5.89), two to three orders of magnitude above typical human annotation, enabling</w:t>
+      </w:r>
+      <w:r>
+        <w:t xml:space="preserve"> </w:t>
+      </w:r>
+      <w:r>
+        <w:t xml:space="preserve">re-evaluation on every model release.</w:t>
+      </w:r>
+    </w:p>
+    <w:p>
+      <w:pPr>
+        <w:rPr>
+          <w:sz w:val="4"/>
+          <w:szCs w:val="4"/>
+        </w:rPr>
         <w:sectPr>
           <w:type w:val="continuous"/>
           <w:pgSz w:h="15840" w:w="12240"/>
@@ -15090,58 +15274,7 @@
           <w:cols w:num="1" w:space="288"/>
           <w:docGrid w:linePitch="360"/>
         </w:sectPr>
-        <w:keepNext w:val="0"/>
-        <w:keepLines/>
-        <w:widowControl w:val="1"/>
       </w:pPr>
-      <w:r>
-        <w:rPr>
-          <w:b/>
-          <w:bCs/>
-        </w:rPr>
-        <w:t xml:space="preserve">Figure 6.</w:t>
-      </w:r>
-      <w:r>
-        <w:t xml:space="preserve"> </w:t>
-      </w:r>
-      <w:r>
-        <w:t xml:space="preserve">Throughput. CoEval produces roughly</w:t>
-      </w:r>
-      <w:r>
-        <w:t xml:space="preserve"> </w:t>
-      </w:r>
-      <m:oMath>
-        <m:r>
-          <m:t>1</m:t>
-        </m:r>
-        <m:r>
-          <m:rPr>
-            <m:sty m:val="p"/>
-          </m:rPr>
-          <m:t>,</m:t>
-        </m:r>
-        <m:r>
-          <m:t>350</m:t>
-        </m:r>
-      </m:oMath>
-      <w:r>
-        <w:t xml:space="preserve"> </w:t>
-      </w:r>
-      <w:r>
-        <w:t xml:space="preserve">evaluations per dollar</w:t>
-      </w:r>
-      <w:r>
-        <w:t xml:space="preserve"> </w:t>
-      </w:r>
-      <w:r>
-        <w:t xml:space="preserve">(7,978 evaluations for USD 5.89), two to three orders of magnitude above typical human annotation, enabling</w:t>
-      </w:r>
-      <w:r>
-        <w:t xml:space="preserve"> </w:t>
-      </w:r>
-      <w:r>
-        <w:t xml:space="preserve">re-evaluation on every model release.</w:t>
-      </w:r>
     </w:p>
     <w:bookmarkEnd w:id="116"/>
     <w:bookmarkStart w:id="117" w:name="appD"/>
@@ -15242,6 +15375,50 @@
       <w:pPr>
         <w:pStyle w:val="BodyText"/>
         <w:jc w:val="both"/>
+        <w:keepNext w:val="0"/>
+        <w:keepLines w:val="0"/>
+        <w:widowControl w:val="1"/>
+      </w:pPr>
+      <w:r>
+        <w:rPr>
+          <w:b/>
+          <w:bCs/>
+        </w:rPr>
+        <w:t xml:space="preserve">Table D1.</w:t>
+      </w:r>
+      <w:r>
+        <w:t xml:space="preserve"> </w:t>
+      </w:r>
+      <w:r>
+        <w:t xml:space="preserve">From a one-line description to a scored benchmark, for three domains with no</w:t>
+      </w:r>
+      <w:r>
+        <w:t xml:space="preserve"> </w:t>
+      </w:r>
+      <w:r>
+        <w:t xml:space="preserve">public labeled data. The attribute strata and rubric criteria are auto-generated by the teacher; each domain yields</w:t>
+      </w:r>
+      <w:r>
+        <w:t xml:space="preserve"> </w:t>
+      </w:r>
+      <m:oMath>
+        <m:r>
+          <m:t>40</m:t>
+        </m:r>
+      </m:oMath>
+      <w:r>
+        <w:t xml:space="preserve"> </w:t>
+      </w:r>
+      <w:r>
+        <w:t xml:space="preserve">stratified, contamination-free items, scored by the cross-family panel.</w:t>
+      </w:r>
+    </w:p>
+    <w:p>
+      <w:pPr>
+        <w:rPr>
+          <w:sz w:val="4"/>
+          <w:szCs w:val="4"/>
+        </w:rPr>
         <w:sectPr>
           <w:type w:val="continuous"/>
           <w:pgSz w:h="15840" w:w="12240"/>
@@ -15249,43 +15426,7 @@
           <w:cols w:num="2" w:space="288" w:equalWidth="1"/>
           <w:docGrid w:linePitch="360"/>
         </w:sectPr>
-        <w:keepNext w:val="0"/>
-        <w:keepLines w:val="0"/>
-        <w:widowControl w:val="1"/>
       </w:pPr>
-      <w:r>
-        <w:rPr>
-          <w:b/>
-          <w:bCs/>
-        </w:rPr>
-        <w:t xml:space="preserve">Table D1.</w:t>
-      </w:r>
-      <w:r>
-        <w:t xml:space="preserve"> </w:t>
-      </w:r>
-      <w:r>
-        <w:t xml:space="preserve">From a one-line description to a scored benchmark, for three domains with no</w:t>
-      </w:r>
-      <w:r>
-        <w:t xml:space="preserve"> </w:t>
-      </w:r>
-      <w:r>
-        <w:t xml:space="preserve">public labeled data. The attribute strata and rubric criteria are auto-generated by the teacher; each domain yields</w:t>
-      </w:r>
-      <w:r>
-        <w:t xml:space="preserve"> </w:t>
-      </w:r>
-      <m:oMath>
-        <m:r>
-          <m:t>40</m:t>
-        </m:r>
-      </m:oMath>
-      <w:r>
-        <w:t xml:space="preserve"> </w:t>
-      </w:r>
-      <w:r>
-        <w:t xml:space="preserve">stratified, contamination-free items, scored by the cross-family panel.</w:t>
-      </w:r>
     </w:p>
     <w:tbl>
       <w:tblPr>
@@ -15721,6 +15862,10 @@
     </w:tbl>
     <w:p>
       <w:pPr>
+        <w:rPr>
+          <w:sz w:val="4"/>
+          <w:szCs w:val="4"/>
+        </w:rPr>
         <w:sectPr>
           <w:type w:val="continuous"/>
           <w:pgSz w:h="15840" w:w="12240"/>

--- a/docs/paper/CoEval_twocolumn.docx
+++ b/docs/paper/CoEval_twocolumn.docx
@@ -16,82 +16,138 @@
         <w:t xml:space="preserve">CoEval: Ranking Language Models for Custom Tasks Without Labeled Data or Trustworthy Benchmarks</w:t>
       </w:r>
     </w:p>
-    <w:p>
-      <w:pPr>
-        <w:pStyle w:val="Subtitle"/>
-        <w:spacing w:before="0" w:after="40"/>
+    <w:tbl>
+      <w:tblPr>
+        <w:tblW w:type="pct" w:w="5000"/>
+        <w:tblLook w:firstColumn="1" w:firstRow="1" w:lastColumn="0" w:lastRow="0" w:noHBand="0" w:noVBand="1" w:val="04A0"/>
         <w:jc w:val="center"/>
-        <w:keepNext/>
-        <w:keepLines/>
-        <w:widowControl w:val="1"/>
-      </w:pPr>
-      <w:r>
-        <w:rPr>
-          <w:rFonts w:ascii="Times New Roman" w:hAnsi="Times New Roman"/>
-          <w:b/>
-          <w:i w:val="0"/>
-          <w:sz w:val="22"/>
-        </w:rPr>
-        <w:t xml:space="preserve">Alexander Apartsin</w:t>
-      </w:r>
-    </w:p>
-    <w:p>
-      <w:pPr>
-        <w:pStyle w:val="Subtitle"/>
-        <w:spacing w:before="0" w:after="160"/>
-        <w:jc w:val="center"/>
-        <w:keepNext w:val="0"/>
-        <w:keepLines/>
-        <w:widowControl w:val="1"/>
-      </w:pPr>
-      <w:r>
-        <w:rPr>
-          <w:rFonts w:ascii="Times New Roman" w:hAnsi="Times New Roman"/>
-          <w:b w:val="0"/>
-          <w:i/>
-          <w:sz w:val="19"/>
-        </w:rPr>
-        <w:t xml:space="preserve">Holon Institute of Technology, Israel</w:t>
-      </w:r>
-    </w:p>
-    <w:p>
-      <w:pPr>
-        <w:pStyle w:val="Subtitle"/>
-        <w:spacing w:before="0" w:after="40"/>
-        <w:jc w:val="center"/>
-        <w:keepNext/>
-        <w:keepLines/>
-        <w:widowControl w:val="1"/>
-      </w:pPr>
-      <w:r>
-        <w:rPr>
-          <w:rFonts w:ascii="Times New Roman" w:hAnsi="Times New Roman"/>
-          <w:b/>
-          <w:i w:val="0"/>
-          <w:sz w:val="22"/>
-        </w:rPr>
-        <w:t xml:space="preserve">Yehudit Aperstein</w:t>
-      </w:r>
-    </w:p>
-    <w:p>
-      <w:pPr>
-        <w:pStyle w:val="Subtitle"/>
-        <w:spacing w:before="0" w:after="160"/>
-        <w:jc w:val="center"/>
-        <w:keepNext w:val="0"/>
-        <w:keepLines/>
-        <w:widowControl w:val="1"/>
-      </w:pPr>
-      <w:r>
-        <w:rPr>
-          <w:rFonts w:ascii="Times New Roman" w:hAnsi="Times New Roman"/>
-          <w:b w:val="0"/>
-          <w:i/>
-          <w:sz w:val="19"/>
-        </w:rPr>
-        <w:t xml:space="preserve">Afeka Tel Aviv Academic College of Engineering, Israel</w:t>
-      </w:r>
-    </w:p>
+        <w:tblBorders>
+          <w:top w:val="nil"/>
+          <w:left w:val="nil"/>
+          <w:bottom w:val="nil"/>
+          <w:right w:val="nil"/>
+          <w:insideH w:val="nil"/>
+          <w:insideV w:val="nil"/>
+        </w:tblBorders>
+        <w:tblLayout w:type="autofit"/>
+      </w:tblPr>
+      <w:tblGrid>
+        <w:gridCol w:w="5040"/>
+        <w:gridCol w:w="5040"/>
+      </w:tblGrid>
+      <w:tr>
+        <w:tc>
+          <w:tcPr>
+            <w:tcW w:type="dxa" w:w="5040"/>
+            <w:tcBorders>
+              <w:left w:val="nil"/>
+              <w:right w:val="nil"/>
+              <w:top w:val="nil"/>
+              <w:bottom w:val="nil"/>
+            </w:tcBorders>
+          </w:tcPr>
+          <w:p>
+            <w:pPr>
+              <w:spacing w:before="0" w:after="40" w:line="240" w:lineRule="auto"/>
+              <w:jc w:val="center"/>
+            </w:pPr>
+            <w:r/>
+            <w:r>
+              <w:rPr>
+                <w:rFonts w:ascii="Times New Roman" w:hAnsi="Times New Roman"/>
+                <w:b/>
+                <w:i w:val="0"/>
+                <w:sz w:val="22"/>
+              </w:rPr>
+              <w:t>Alexander Apartsin</w:t>
+            </w:r>
+          </w:p>
+        </w:tc>
+        <w:tc>
+          <w:tcPr>
+            <w:tcW w:type="dxa" w:w="5040"/>
+            <w:tcBorders>
+              <w:left w:val="nil"/>
+              <w:right w:val="nil"/>
+              <w:top w:val="nil"/>
+              <w:bottom w:val="nil"/>
+            </w:tcBorders>
+          </w:tcPr>
+          <w:p>
+            <w:pPr>
+              <w:spacing w:before="0" w:after="40" w:line="240" w:lineRule="auto"/>
+              <w:jc w:val="center"/>
+            </w:pPr>
+            <w:r/>
+            <w:r>
+              <w:rPr>
+                <w:rFonts w:ascii="Times New Roman" w:hAnsi="Times New Roman"/>
+                <w:b/>
+                <w:i w:val="0"/>
+                <w:sz w:val="22"/>
+              </w:rPr>
+              <w:t>Yehudit Aperstein</w:t>
+            </w:r>
+          </w:p>
+        </w:tc>
+      </w:tr>
+      <w:tr>
+        <w:tc>
+          <w:tcPr>
+            <w:tcW w:type="dxa" w:w="5040"/>
+            <w:tcBorders>
+              <w:left w:val="nil"/>
+              <w:right w:val="nil"/>
+              <w:top w:val="nil"/>
+              <w:bottom w:val="nil"/>
+            </w:tcBorders>
+          </w:tcPr>
+          <w:p>
+            <w:pPr>
+              <w:spacing w:before="0" w:after="120" w:line="240" w:lineRule="auto"/>
+              <w:jc w:val="center"/>
+            </w:pPr>
+            <w:r/>
+            <w:r>
+              <w:rPr>
+                <w:rFonts w:ascii="Times New Roman" w:hAnsi="Times New Roman"/>
+                <w:b w:val="0"/>
+                <w:i/>
+                <w:sz w:val="19"/>
+              </w:rPr>
+              <w:t>Holon Institute of Technology, Israel</w:t>
+            </w:r>
+          </w:p>
+        </w:tc>
+        <w:tc>
+          <w:tcPr>
+            <w:tcW w:type="dxa" w:w="5040"/>
+            <w:tcBorders>
+              <w:left w:val="nil"/>
+              <w:right w:val="nil"/>
+              <w:top w:val="nil"/>
+              <w:bottom w:val="nil"/>
+            </w:tcBorders>
+          </w:tcPr>
+          <w:p>
+            <w:pPr>
+              <w:spacing w:before="0" w:after="120" w:line="240" w:lineRule="auto"/>
+              <w:jc w:val="center"/>
+            </w:pPr>
+            <w:r/>
+            <w:r>
+              <w:rPr>
+                <w:rFonts w:ascii="Times New Roman" w:hAnsi="Times New Roman"/>
+                <w:b w:val="0"/>
+                <w:i/>
+                <w:sz w:val="19"/>
+              </w:rPr>
+              <w:t>Afeka Tel Aviv Academic College of Engineering, Israel</w:t>
+            </w:r>
+          </w:p>
+        </w:tc>
+      </w:tr>
+    </w:tbl>
     <w:bookmarkEnd w:id="9"/>
     <w:bookmarkStart w:id="10" w:name="abstract"/>
     <w:p>

--- a/docs/paper/CoEval_twocolumn.docx
+++ b/docs/paper/CoEval_twocolumn.docx
@@ -165,6 +165,7 @@
     <w:p>
       <w:pPr>
         <w:pStyle w:val="FirstParagraph"/>
+        <w:ind w:left="432" w:right="432" w:firstLine="0"/>
         <w:jc w:val="both"/>
         <w:keepNext w:val="0"/>
         <w:keepLines w:val="0"/>

--- a/docs/paper/CoEval_twocolumn.docx
+++ b/docs/paper/CoEval_twocolumn.docx
@@ -935,19 +935,19 @@
           <w:b/>
           <w:bCs/>
         </w:rPr>
-        <w:t xml:space="preserve">(2) Composition over size in cross-family judge ensembles.</w:t>
-      </w:r>
-      <w:r>
-        <w:t xml:space="preserve"> </w:t>
-      </w:r>
-      <w:r>
-        <w:t xml:space="preserve">Responses are scored by judges drawn</w:t>
-      </w:r>
-      <w:r>
-        <w:t xml:space="preserve"> </w:t>
-      </w:r>
-      <w:r>
-        <w:t xml:space="preserve">from distinct model vendors. Our central finding is that</w:t>
+        <w:t xml:space="preserve">(2) A self-validating cross-family judge panel: composition over size.</w:t>
+      </w:r>
+      <w:r>
+        <w:t xml:space="preserve"> </w:t>
+      </w:r>
+      <w:r>
+        <w:t xml:space="preserve">Responses are scored by</w:t>
+      </w:r>
+      <w:r>
+        <w:t xml:space="preserve"> </w:t>
+      </w:r>
+      <w:r>
+        <w:t xml:space="preserve">judges drawn from distinct model vendors. Our central finding is that</w:t>
       </w:r>
       <w:r>
         <w:t xml:space="preserve"> </w:t>
@@ -963,7 +963,13 @@
         <w:t xml:space="preserve"> </w:t>
       </w:r>
       <w:r>
-        <w:t xml:space="preserve">(vendor diversity), not panel</w:t>
+        <w:t xml:space="preserve">(vendor diversity), not</w:t>
+      </w:r>
+      <w:r>
+        <w:t xml:space="preserve"> </w:t>
+      </w:r>
+      <w:r>
+        <w:t xml:space="preserve">panel</w:t>
       </w:r>
       <w:r>
         <w:t xml:space="preserve"> </w:t>
@@ -998,7 +1004,38 @@
         <w:t xml:space="preserve"> </w:t>
       </w:r>
       <w:r>
-        <w:t xml:space="preserve">result that reframes how judge panels should be assembled.</w:t>
+        <w:t xml:space="preserve">result that reframes how judge panels should be assembled. Crucially, the panel also</w:t>
+      </w:r>
+      <w:r>
+        <w:t xml:space="preserve"> </w:t>
+      </w:r>
+      <w:r>
+        <w:rPr>
+          <w:i/>
+          <w:iCs/>
+        </w:rPr>
+        <w:t xml:space="preserve">audits itself</w:t>
+      </w:r>
+      <w:r>
+        <w:t xml:space="preserve">: a judge's</w:t>
+      </w:r>
+      <w:r>
+        <w:t xml:space="preserve"> </w:t>
+      </w:r>
+      <w:r>
+        <w:t xml:space="preserve">agreement with the rest is a label-free estimate of its reliability, so the ensemble detects and down-weights broken</w:t>
+      </w:r>
+      <w:r>
+        <w:t xml:space="preserve"> </w:t>
+      </w:r>
+      <w:r>
+        <w:t xml:space="preserve">judges (a random, constant, or anti-correlated judge is driven to zero weight) with no ground truth, something a</w:t>
+      </w:r>
+      <w:r>
+        <w:t xml:space="preserve"> </w:t>
+      </w:r>
+      <w:r>
+        <w:t xml:space="preserve">single judge cannot do.</w:t>
       </w:r>
     </w:p>
     <w:p>
@@ -8504,6 +8541,264 @@
       </w:r>
       <w:r>
         <w:t xml:space="preserve">for Dawid–Skene), using only the panel's internal agreement.</w:t>
+      </w:r>
+    </w:p>
+    <w:p>
+      <w:pPr>
+        <w:pStyle w:val="BodyText"/>
+        <w:jc w:val="both"/>
+        <w:keepNext w:val="0"/>
+        <w:keepLines w:val="0"/>
+        <w:widowControl w:val="1"/>
+      </w:pPr>
+      <w:r>
+        <w:t xml:space="preserve">Aggregation does more than average: it lets the evaluator</w:t>
+      </w:r>
+      <w:r>
+        <w:t xml:space="preserve"> </w:t>
+      </w:r>
+      <w:r>
+        <w:rPr>
+          <w:i/>
+          <w:iCs/>
+        </w:rPr>
+        <w:t xml:space="preserve">audit its own judges</w:t>
+      </w:r>
+      <w:r>
+        <w:t xml:space="preserve"> </w:t>
+      </w:r>
+      <w:r>
+        <w:t xml:space="preserve">with no labels. A judge's mean</w:t>
+      </w:r>
+      <w:r>
+        <w:t xml:space="preserve"> </w:t>
+      </w:r>
+      <w:r>
+        <w:t xml:space="preserve">agreement with the rest of the panel is an unsupervised reliability signal, and it cleanly separates competent judges</w:t>
+      </w:r>
+      <w:r>
+        <w:t xml:space="preserve"> </w:t>
+      </w:r>
+      <w:r>
+        <w:t xml:space="preserve">from broken ones. We stress-test this by adding three deliberately broken judges to the four-judge panel, one returning</w:t>
+      </w:r>
+      <w:r>
+        <w:t xml:space="preserve"> </w:t>
+      </w:r>
+      <w:r>
+        <w:t xml:space="preserve">uniform-random scores, one a constant score, and one anti-correlated with quality. All three fall to the bottom of the</w:t>
+      </w:r>
+      <w:r>
+        <w:t xml:space="preserve"> </w:t>
+      </w:r>
+      <w:r>
+        <w:t xml:space="preserve">agreement ranking (mean agreement</w:t>
+      </w:r>
+      <w:r>
+        <w:t xml:space="preserve"> </w:t>
+      </w:r>
+      <m:oMath>
+        <m:r>
+          <m:rPr>
+            <m:sty m:val="p"/>
+          </m:rPr>
+          <m:t>≤</m:t>
+        </m:r>
+        <m:r>
+          <m:t>0</m:t>
+        </m:r>
+      </m:oMath>
+      <w:r>
+        <w:t xml:space="preserve"> </w:t>
+      </w:r>
+      <w:r>
+        <w:t xml:space="preserve">versus</w:t>
+      </w:r>
+      <w:r>
+        <w:t xml:space="preserve"> </w:t>
+      </w:r>
+      <m:oMath>
+        <m:r>
+          <m:t>0.07</m:t>
+        </m:r>
+      </m:oMath>
+      <w:r>
+        <w:t xml:space="preserve"> </w:t>
+      </w:r>
+      <w:r>
+        <w:t xml:space="preserve">to</w:t>
+      </w:r>
+      <w:r>
+        <w:t xml:space="preserve"> </w:t>
+      </w:r>
+      <m:oMath>
+        <m:r>
+          <m:t>0.18</m:t>
+        </m:r>
+      </m:oMath>
+      <w:r>
+        <w:t xml:space="preserve"> </w:t>
+      </w:r>
+      <w:r>
+        <w:t xml:space="preserve">for the competent judges), and their effect on a naive</w:t>
+      </w:r>
+      <w:r>
+        <w:t xml:space="preserve"> </w:t>
+      </w:r>
+      <w:r>
+        <w:t xml:space="preserve">average is large: the plain-mean correlation with ground truth drops from</w:t>
+      </w:r>
+      <w:r>
+        <w:t xml:space="preserve"> </w:t>
+      </w:r>
+      <m:oMath>
+        <m:r>
+          <m:t>0.238</m:t>
+        </m:r>
+      </m:oMath>
+      <w:r>
+        <w:t xml:space="preserve"> </w:t>
+      </w:r>
+      <w:r>
+        <w:t xml:space="preserve">to</w:t>
+      </w:r>
+      <w:r>
+        <w:t xml:space="preserve"> </w:t>
+      </w:r>
+      <m:oMath>
+        <m:r>
+          <m:t>0.126</m:t>
+        </m:r>
+      </m:oMath>
+      <w:r>
+        <w:t xml:space="preserve"> </w:t>
+      </w:r>
+      <w:r>
+        <w:t xml:space="preserve">once they are included.</w:t>
+      </w:r>
+      <w:r>
+        <w:t xml:space="preserve"> </w:t>
+      </w:r>
+      <w:r>
+        <w:t xml:space="preserve">Reliability weighting, using only peer agreement, assigns each broken judge a weight of essentially zero and recovers</w:t>
+      </w:r>
+      <w:r>
+        <w:t xml:space="preserve"> </w:t>
+      </w:r>
+      <w:r>
+        <w:t xml:space="preserve">the clean-panel accuracy (</w:t>
+      </w:r>
+      <m:oMath>
+        <m:r>
+          <m:t>0.228</m:t>
+        </m:r>
+      </m:oMath>
+      <w:r>
+        <w:t xml:space="preserve">). A single judge offers no such safeguard, because there is nothing to check it</w:t>
+      </w:r>
+      <w:r>
+        <w:t xml:space="preserve"> </w:t>
+      </w:r>
+      <w:r>
+        <w:t xml:space="preserve">against: the panel turns the absence of labels from a liability into a design that validates itself.</w:t>
+      </w:r>
+    </w:p>
+    <w:p>
+      <w:pPr>
+        <w:pStyle w:val="BodyText"/>
+        <w:jc w:val="both"/>
+        <w:keepNext w:val="0"/>
+        <w:keepLines w:val="0"/>
+        <w:widowControl w:val="1"/>
+      </w:pPr>
+      <w:r>
+        <w:rPr>
+          <w:b/>
+          <w:bCs/>
+        </w:rPr>
+        <w:t xml:space="preserve">Finding (self-validating panel).</w:t>
+      </w:r>
+      <w:r>
+        <w:t xml:space="preserve"> </w:t>
+      </w:r>
+      <w:r>
+        <w:t xml:space="preserve">A panel both suppresses and</w:t>
+      </w:r>
+      <w:r>
+        <w:t xml:space="preserve"> </w:t>
+      </w:r>
+      <w:r>
+        <w:rPr>
+          <w:i/>
+          <w:iCs/>
+        </w:rPr>
+        <w:t xml:space="preserve">diagnoses</w:t>
+      </w:r>
+      <w:r>
+        <w:t xml:space="preserve"> </w:t>
+      </w:r>
+      <w:r>
+        <w:t xml:space="preserve">bad judges with no</w:t>
+      </w:r>
+      <w:r>
+        <w:t xml:space="preserve"> </w:t>
+      </w:r>
+      <w:r>
+        <w:t xml:space="preserve">labels. Adding three broken judges (random, constant, anti-correlated) to a four-judge panel nearly halves the</w:t>
+      </w:r>
+      <w:r>
+        <w:t xml:space="preserve"> </w:t>
+      </w:r>
+      <w:r>
+        <w:t xml:space="preserve">plain-mean accuracy (</w:t>
+      </w:r>
+      <m:oMath>
+        <m:r>
+          <m:t>0.238</m:t>
+        </m:r>
+        <m:r>
+          <m:rPr>
+            <m:sty m:val="p"/>
+          </m:rPr>
+          <m:t>→</m:t>
+        </m:r>
+        <m:r>
+          <m:t>0.126</m:t>
+        </m:r>
+      </m:oMath>
+      <w:r>
+        <w:t xml:space="preserve">); reliability weighting gives each broken judge weight</w:t>
+      </w:r>
+      <w:r>
+        <w:t xml:space="preserve"> </w:t>
+      </w:r>
+      <m:oMath>
+        <m:r>
+          <m:t>0.000</m:t>
+        </m:r>
+      </m:oMath>
+      <w:r>
+        <w:t xml:space="preserve"> </w:t>
+      </w:r>
+      <w:r>
+        <w:t xml:space="preserve">from peer</w:t>
+      </w:r>
+      <w:r>
+        <w:t xml:space="preserve"> </w:t>
+      </w:r>
+      <w:r>
+        <w:t xml:space="preserve">agreement alone and restores</w:t>
+      </w:r>
+      <w:r>
+        <w:t xml:space="preserve"> </w:t>
+      </w:r>
+      <m:oMath>
+        <m:r>
+          <m:t>0.228</m:t>
+        </m:r>
+      </m:oMath>
+      <w:r>
+        <w:t xml:space="preserve">. A single judge has no internal check to fall back on.</w:t>
       </w:r>
     </w:p>
     <w:bookmarkEnd w:id="31"/>
@@ -12505,7 +12800,19 @@
         <w:t xml:space="preserve"> </w:t>
       </w:r>
       <w:r>
-        <w:t xml:space="preserve">concrete and inexpensive recipe for trustworthy, renewable LLM evaluation. Because the same declarative pipeline runs</w:t>
+        <w:t xml:space="preserve">concrete and inexpensive recipe for trustworthy, renewable LLM evaluation. The panel is also self-validating: because a</w:t>
+      </w:r>
+      <w:r>
+        <w:t xml:space="preserve"> </w:t>
+      </w:r>
+      <w:r>
+        <w:t xml:space="preserve">judge's agreement with its peers is a label-free reliability estimate, the ensemble detects and zeroes out broken judges</w:t>
+      </w:r>
+      <w:r>
+        <w:t xml:space="preserve"> </w:t>
+      </w:r>
+      <w:r>
+        <w:t xml:space="preserve">with no ground truth, a safeguard a single judge cannot provide. Because the same declarative pipeline runs</w:t>
       </w:r>
       <w:r>
         <w:t xml:space="preserve"> </w:t>

--- a/docs/paper/CoEval_twocolumn.docx
+++ b/docs/paper/CoEval_twocolumn.docx
@@ -915,7 +915,26 @@
         <w:t xml:space="preserve"> </w:t>
       </w:r>
       <w:r>
-        <w:t xml:space="preserve">are resistant to leakage into a student's training data by construction.</w:t>
+        <w:t xml:space="preserve">are resistant to leakage into a student's training data by construction, and the generated items are</w:t>
+      </w:r>
+      <w:r>
+        <w:t xml:space="preserve"> </w:t>
+      </w:r>
+      <w:r>
+        <w:rPr>
+          <w:i/>
+          <w:iCs/>
+        </w:rPr>
+        <w:t xml:space="preserve">discriminative</w:t>
+      </w:r>
+      <w:r>
+        <w:t xml:space="preserve">, separating candidate models (most carry ranking signal), the property a benchmark needs to</w:t>
+      </w:r>
+      <w:r>
+        <w:t xml:space="preserve"> </w:t>
+      </w:r>
+      <w:r>
+        <w:t xml:space="preserve">rank them rather than saturate.</w:t>
       </w:r>
     </w:p>
     <w:p>
@@ -11615,6 +11634,390 @@
       </w:r>
       <w:r>
         <w:t xml:space="preserve">unavailable or untrustworthy.</w:t>
+      </w:r>
+    </w:p>
+    <w:p>
+      <w:pPr>
+        <w:pStyle w:val="BodyText"/>
+        <w:jc w:val="both"/>
+        <w:keepNext w:val="0"/>
+        <w:keepLines w:val="0"/>
+        <w:widowControl w:val="1"/>
+      </w:pPr>
+      <w:r>
+        <w:t xml:space="preserve">A ranking is only possible if the items</w:t>
+      </w:r>
+      <w:r>
+        <w:t xml:space="preserve"> </w:t>
+      </w:r>
+      <w:r>
+        <w:rPr>
+          <w:i/>
+          <w:iCs/>
+        </w:rPr>
+        <w:t xml:space="preserve">separate</w:t>
+      </w:r>
+      <w:r>
+        <w:t xml:space="preserve"> </w:t>
+      </w:r>
+      <w:r>
+        <w:t xml:space="preserve">the models, the generation-side analog of judge</w:t>
+      </w:r>
+      <w:r>
+        <w:t xml:space="preserve"> </w:t>
+      </w:r>
+      <w:r>
+        <w:t xml:space="preserve">discrimination: a good teacher writes questions on which candidates actually differ. We measure per-item</w:t>
+      </w:r>
+      <w:r>
+        <w:t xml:space="preserve"> </w:t>
+      </w:r>
+      <w:r>
+        <w:t xml:space="preserve">discriminativeness as the spread of candidate-model ensemble scores. Across the</w:t>
+      </w:r>
+      <w:r>
+        <w:t xml:space="preserve"> </w:t>
+      </w:r>
+      <m:oMath>
+        <m:r>
+          <m:t>120</m:t>
+        </m:r>
+      </m:oMath>
+      <w:r>
+        <w:t xml:space="preserve"> </w:t>
+      </w:r>
+      <w:r>
+        <w:t xml:space="preserve">generated vertical items,</w:t>
+      </w:r>
+      <w:r>
+        <w:t xml:space="preserve"> </w:t>
+      </w:r>
+      <m:oMath>
+        <m:r>
+          <m:t>71</m:t>
+        </m:r>
+        <m:r>
+          <m:rPr>
+            <m:sty m:val="p"/>
+          </m:rPr>
+          <m:t>%</m:t>
+        </m:r>
+      </m:oMath>
+      <w:r>
+        <w:rPr>
+          <w:b/>
+          <w:bCs/>
+        </w:rPr>
+        <w:t xml:space="preserve"> </w:t>
+      </w:r>
+      <w:r>
+        <w:rPr>
+          <w:b/>
+          <w:bCs/>
+        </w:rPr>
+        <w:t xml:space="preserve">are discriminative</w:t>
+      </w:r>
+      <w:r>
+        <w:t xml:space="preserve"> </w:t>
+      </w:r>
+      <w:r>
+        <w:t xml:space="preserve">(a score range</w:t>
+      </w:r>
+      <w:r>
+        <w:t xml:space="preserve"> </w:t>
+      </w:r>
+      <m:oMath>
+        <m:r>
+          <m:rPr>
+            <m:sty m:val="p"/>
+          </m:rPr>
+          <m:t>≥</m:t>
+        </m:r>
+        <m:r>
+          <m:t>0.15</m:t>
+        </m:r>
+      </m:oMath>
+      <w:r>
+        <w:t xml:space="preserve"> </w:t>
+      </w:r>
+      <w:r>
+        <w:t xml:space="preserve">across the three models), with a mean per-item</w:t>
+      </w:r>
+      <w:r>
+        <w:t xml:space="preserve"> </w:t>
+      </w:r>
+      <w:r>
+        <w:t xml:space="preserve">range of</w:t>
+      </w:r>
+      <w:r>
+        <w:t xml:space="preserve"> </w:t>
+      </w:r>
+      <m:oMath>
+        <m:r>
+          <m:t>0.33</m:t>
+        </m:r>
+      </m:oMath>
+      <w:r>
+        <w:t xml:space="preserve">; on drug-interaction and legal analysis the figure rises to</w:t>
+      </w:r>
+      <w:r>
+        <w:t xml:space="preserve"> </w:t>
+      </w:r>
+      <m:oMath>
+        <m:r>
+          <m:t>78</m:t>
+        </m:r>
+        <m:r>
+          <m:rPr>
+            <m:sty m:val="p"/>
+          </m:rPr>
+          <m:t>%</m:t>
+        </m:r>
+      </m:oMath>
+      <w:r>
+        <w:t xml:space="preserve"> </w:t>
+      </w:r>
+      <w:r>
+        <w:t xml:space="preserve">and</w:t>
+      </w:r>
+      <w:r>
+        <w:t xml:space="preserve"> </w:t>
+      </w:r>
+      <m:oMath>
+        <m:r>
+          <m:t>85</m:t>
+        </m:r>
+        <m:r>
+          <m:rPr>
+            <m:sty m:val="p"/>
+          </m:rPr>
+          <m:t>%</m:t>
+        </m:r>
+      </m:oMath>
+      <w:r>
+        <w:t xml:space="preserve">. Where the items do not</w:t>
+      </w:r>
+      <w:r>
+        <w:t xml:space="preserve"> </w:t>
+      </w:r>
+      <w:r>
+        <w:t xml:space="preserve">separate the models they are honest about it: clinical reasoning is only</w:t>
+      </w:r>
+      <w:r>
+        <w:t xml:space="preserve"> </w:t>
+      </w:r>
+      <m:oMath>
+        <m:r>
+          <m:t>50</m:t>
+        </m:r>
+        <m:r>
+          <m:rPr>
+            <m:sty m:val="p"/>
+          </m:rPr>
+          <m:t>%</m:t>
+        </m:r>
+      </m:oMath>
+      <w:r>
+        <w:t xml:space="preserve"> </w:t>
+      </w:r>
+      <w:r>
+        <w:t xml:space="preserve">discriminative precisely because its</w:t>
+      </w:r>
+      <w:r>
+        <w:t xml:space="preserve"> </w:t>
+      </w:r>
+      <w:r>
+        <w:t xml:space="preserve">two stronger candidates are genuinely close (</w:t>
+      </w:r>
+      <m:oMath>
+        <m:r>
+          <m:t>0.873</m:t>
+        </m:r>
+      </m:oMath>
+      <w:r>
+        <w:t xml:space="preserve"> </w:t>
+      </w:r>
+      <w:r>
+        <w:t xml:space="preserve">vs</w:t>
+      </w:r>
+      <w:r>
+        <w:t xml:space="preserve"> </w:t>
+      </w:r>
+      <m:oMath>
+        <m:r>
+          <m:t>0.864</m:t>
+        </m:r>
+      </m:oMath>
+      <w:r>
+        <w:t xml:space="preserve">), so the items reflect a real near-tie rather than</w:t>
+      </w:r>
+      <w:r>
+        <w:t xml:space="preserve"> </w:t>
+      </w:r>
+      <w:r>
+        <w:t xml:space="preserve">manufacturing a gap. This is why the panel yields non-overlapping ranking intervals: the teacher supplies items that</w:t>
+      </w:r>
+      <w:r>
+        <w:t xml:space="preserve"> </w:t>
+      </w:r>
+      <w:r>
+        <w:t xml:space="preserve">carry ranking signal, and a non-discriminative benchmark, on which every model scores alike, could not separate the</w:t>
+      </w:r>
+      <w:r>
+        <w:t xml:space="preserve"> </w:t>
+      </w:r>
+      <w:r>
+        <w:t xml:space="preserve">candidates no matter how reliable the judges are.</w:t>
+      </w:r>
+    </w:p>
+    <w:p>
+      <w:pPr>
+        <w:pStyle w:val="BodyText"/>
+        <w:jc w:val="both"/>
+        <w:keepNext w:val="0"/>
+        <w:keepLines w:val="0"/>
+        <w:widowControl w:val="1"/>
+      </w:pPr>
+      <w:r>
+        <w:rPr>
+          <w:b/>
+          <w:bCs/>
+        </w:rPr>
+        <w:t xml:space="preserve">Finding (discriminative generation).</w:t>
+      </w:r>
+      <w:r>
+        <w:t xml:space="preserve"> </w:t>
+      </w:r>
+      <w:r>
+        <w:t xml:space="preserve">A good teacher generates items that separate the models. On the</w:t>
+      </w:r>
+      <w:r>
+        <w:t xml:space="preserve"> </w:t>
+      </w:r>
+      <m:oMath>
+        <m:r>
+          <m:t>120</m:t>
+        </m:r>
+      </m:oMath>
+      <w:r>
+        <w:t xml:space="preserve"> </w:t>
+      </w:r>
+      <w:r>
+        <w:t xml:space="preserve">CoEval-generated vertical items,</w:t>
+      </w:r>
+      <w:r>
+        <w:t xml:space="preserve"> </w:t>
+      </w:r>
+      <m:oMath>
+        <m:r>
+          <m:t>71</m:t>
+        </m:r>
+        <m:r>
+          <m:rPr>
+            <m:sty m:val="p"/>
+          </m:rPr>
+          <m:t>%</m:t>
+        </m:r>
+      </m:oMath>
+      <w:r>
+        <w:t xml:space="preserve"> </w:t>
+      </w:r>
+      <w:r>
+        <w:t xml:space="preserve">are discriminative (candidate-score range</w:t>
+      </w:r>
+      <w:r>
+        <w:t xml:space="preserve"> </w:t>
+      </w:r>
+      <m:oMath>
+        <m:r>
+          <m:rPr>
+            <m:sty m:val="p"/>
+          </m:rPr>
+          <m:t>≥</m:t>
+        </m:r>
+        <m:r>
+          <m:t>0.15</m:t>
+        </m:r>
+      </m:oMath>
+      <w:r>
+        <w:t xml:space="preserve">, mean range</w:t>
+      </w:r>
+      <w:r>
+        <w:t xml:space="preserve"> </w:t>
+      </w:r>
+      <m:oMath>
+        <m:r>
+          <m:t>0.33</m:t>
+        </m:r>
+      </m:oMath>
+      <w:r>
+        <w:t xml:space="preserve">),</w:t>
+      </w:r>
+      <w:r>
+        <w:t xml:space="preserve"> </w:t>
+      </w:r>
+      <w:r>
+        <w:t xml:space="preserve">and the fraction tracks the true model separation (drug-interaction</w:t>
+      </w:r>
+      <w:r>
+        <w:t xml:space="preserve"> </w:t>
+      </w:r>
+      <m:oMath>
+        <m:r>
+          <m:t>78</m:t>
+        </m:r>
+        <m:r>
+          <m:rPr>
+            <m:sty m:val="p"/>
+          </m:rPr>
+          <m:t>%</m:t>
+        </m:r>
+      </m:oMath>
+      <w:r>
+        <w:t xml:space="preserve">, legal</w:t>
+      </w:r>
+      <w:r>
+        <w:t xml:space="preserve"> </w:t>
+      </w:r>
+      <m:oMath>
+        <m:r>
+          <m:t>85</m:t>
+        </m:r>
+        <m:r>
+          <m:rPr>
+            <m:sty m:val="p"/>
+          </m:rPr>
+          <m:t>%</m:t>
+        </m:r>
+      </m:oMath>
+      <w:r>
+        <w:t xml:space="preserve">, clinical</w:t>
+      </w:r>
+      <w:r>
+        <w:t xml:space="preserve"> </w:t>
+      </w:r>
+      <m:oMath>
+        <m:r>
+          <m:t>50</m:t>
+        </m:r>
+        <m:r>
+          <m:rPr>
+            <m:sty m:val="p"/>
+          </m:rPr>
+          <m:t>%</m:t>
+        </m:r>
+      </m:oMath>
+      <w:r>
+        <w:t xml:space="preserve"> </w:t>
+      </w:r>
+      <w:r>
+        <w:t xml:space="preserve">where two</w:t>
+      </w:r>
+      <w:r>
+        <w:t xml:space="preserve"> </w:t>
+      </w:r>
+      <w:r>
+        <w:t xml:space="preserve">models are genuinely close), so the generated benchmark carries the ranking signal a saturated benchmark lacks.</w:t>
       </w:r>
     </w:p>
     <w:p>

--- a/docs/paper/CoEval_twocolumn.docx
+++ b/docs/paper/CoEval_twocolumn.docx
@@ -3680,13 +3680,232 @@
         </m:r>
       </m:oMath>
       <w:r>
-        <w:t xml:space="preserve">, so a judge that disagrees with the rest of the panel is automatically down-weighted. We evaluate both</w:t>
-      </w:r>
-      <w:r>
-        <w:t xml:space="preserve"> </w:t>
-      </w:r>
-      <w:r>
-        <w:t xml:space="preserve">aggregators in Section 5.2.</w:t>
+        <w:t xml:space="preserve">, so a judge that disagrees with the rest of the panel is automatically down-weighted. It generalizes</w:t>
+      </w:r>
+      <w:r>
+        <w:t xml:space="preserve"> </w:t>
+      </w:r>
+      <w:r>
+        <w:t xml:space="preserve">to a</w:t>
+      </w:r>
+      <w:r>
+        <w:t xml:space="preserve"> </w:t>
+      </w:r>
+      <w:r>
+        <w:rPr>
+          <w:b/>
+          <w:bCs/>
+        </w:rPr>
+        <w:t xml:space="preserve">doubly-robust ranking</w:t>
+      </w:r>
+      <w:r>
+        <w:t xml:space="preserve"> </w:t>
+      </w:r>
+      <w:r>
+        <w:t xml:space="preserve">that also weights each item by its</w:t>
+      </w:r>
+      <w:r>
+        <w:t xml:space="preserve"> </w:t>
+      </w:r>
+      <w:r>
+        <w:rPr>
+          <w:i/>
+          <w:iCs/>
+        </w:rPr>
+        <w:t xml:space="preserve">discriminative power</w:t>
+      </w:r>
+      <w:r>
+        <w:t xml:space="preserve"> </w:t>
+      </w:r>
+      <m:oMath>
+        <m:sSub>
+          <m:e>
+            <m:r>
+              <m:t>d</m:t>
+            </m:r>
+          </m:e>
+          <m:sub>
+            <m:r>
+              <m:t>i</m:t>
+            </m:r>
+          </m:sub>
+        </m:sSub>
+        <m:r>
+          <m:rPr>
+            <m:sty m:val="p"/>
+          </m:rPr>
+          <m:t>∝</m:t>
+        </m:r>
+        <m:sSub>
+          <m:e>
+            <m:r>
+              <m:rPr>
+                <m:sty m:val="p"/>
+              </m:rPr>
+              <m:t>Var</m:t>
+            </m:r>
+          </m:e>
+          <m:sub>
+            <m:r>
+              <m:t>m</m:t>
+            </m:r>
+          </m:sub>
+        </m:sSub>
+        <m:sSub>
+          <m:e>
+            <m:r>
+              <m:t>s</m:t>
+            </m:r>
+          </m:e>
+          <m:sub>
+            <m:r>
+              <m:t>m</m:t>
+            </m:r>
+            <m:r>
+              <m:rPr>
+                <m:sty m:val="p"/>
+              </m:rPr>
+              <m:t>,</m:t>
+            </m:r>
+            <m:r>
+              <m:t>i</m:t>
+            </m:r>
+          </m:sub>
+        </m:sSub>
+      </m:oMath>
+      <w:r>
+        <w:t xml:space="preserve"> </w:t>
+      </w:r>
+      <w:r>
+        <w:t xml:space="preserve">(the variance of candidate-model scores on item</w:t>
+      </w:r>
+      <w:r>
+        <w:t xml:space="preserve"> </w:t>
+      </w:r>
+      <m:oMath>
+        <m:r>
+          <m:t>i</m:t>
+        </m:r>
+      </m:oMath>
+      <w:r>
+        <w:t xml:space="preserve">), so the ranking leans</w:t>
+      </w:r>
+      <w:r>
+        <w:t xml:space="preserve"> </w:t>
+      </w:r>
+      <w:r>
+        <w:t xml:space="preserve">on the items that actually separate models and on the judges that agree with the panel, both label-free: the model</w:t>
+      </w:r>
+      <w:r>
+        <w:t xml:space="preserve"> </w:t>
+      </w:r>
+      <w:r>
+        <w:t xml:space="preserve">score is</w:t>
+      </w:r>
+      <w:r>
+        <w:t xml:space="preserve"> </w:t>
+      </w:r>
+      <m:oMath>
+        <m:nary>
+          <m:naryPr>
+            <m:chr m:val="∑"/>
+            <m:limLoc m:val="undOvr"/>
+            <m:subHide m:val="off"/>
+            <m:supHide m:val="on"/>
+          </m:naryPr>
+          <m:sub>
+            <m:r>
+              <m:t>i</m:t>
+            </m:r>
+          </m:sub>
+          <m:sup>
+            <m:r>
+              <m:t>​</m:t>
+            </m:r>
+          </m:sup>
+          <m:e>
+            <m:sSub>
+              <m:e>
+                <m:r>
+                  <m:t>d</m:t>
+                </m:r>
+              </m:e>
+              <m:sub>
+                <m:r>
+                  <m:t>i</m:t>
+                </m:r>
+              </m:sub>
+            </m:sSub>
+          </m:e>
+        </m:nary>
+        <m:nary>
+          <m:naryPr>
+            <m:chr m:val="∑"/>
+            <m:limLoc m:val="undOvr"/>
+            <m:subHide m:val="off"/>
+            <m:supHide m:val="on"/>
+          </m:naryPr>
+          <m:sub>
+            <m:r>
+              <m:t>j</m:t>
+            </m:r>
+          </m:sub>
+          <m:sup>
+            <m:r>
+              <m:t>​</m:t>
+            </m:r>
+          </m:sup>
+          <m:e>
+            <m:sSub>
+              <m:e>
+                <m:r>
+                  <m:t>w</m:t>
+                </m:r>
+              </m:e>
+              <m:sub>
+                <m:r>
+                  <m:t>j</m:t>
+                </m:r>
+              </m:sub>
+            </m:sSub>
+          </m:e>
+        </m:nary>
+        <m:r>
+          <m:t> </m:t>
+        </m:r>
+        <m:sSub>
+          <m:e>
+            <m:r>
+              <m:t>s</m:t>
+            </m:r>
+          </m:e>
+          <m:sub>
+            <m:r>
+              <m:t>m</m:t>
+            </m:r>
+            <m:r>
+              <m:rPr>
+                <m:sty m:val="p"/>
+              </m:rPr>
+              <m:t>,</m:t>
+            </m:r>
+            <m:r>
+              <m:t>i</m:t>
+            </m:r>
+            <m:r>
+              <m:rPr>
+                <m:sty m:val="p"/>
+              </m:rPr>
+              <m:t>,</m:t>
+            </m:r>
+            <m:r>
+              <m:t>j</m:t>
+            </m:r>
+          </m:sub>
+        </m:sSub>
+      </m:oMath>
+      <w:r>
+        <w:t xml:space="preserve">, normalized. We evaluate these aggregators in Section 5.2.</w:t>
       </w:r>
     </w:p>
     <w:bookmarkEnd w:id="20"/>
@@ -8818,6 +9037,142 @@
       </m:oMath>
       <w:r>
         <w:t xml:space="preserve">. A single judge has no internal check to fall back on.</w:t>
+      </w:r>
+    </w:p>
+    <w:p>
+      <w:pPr>
+        <w:pStyle w:val="BodyText"/>
+        <w:jc w:val="both"/>
+        <w:keepNext w:val="0"/>
+        <w:keepLines w:val="0"/>
+        <w:widowControl w:val="1"/>
+      </w:pPr>
+      <w:r>
+        <w:t xml:space="preserve">The panel's two label-free quality signals, item discriminative power and judge agreement, compose into the</w:t>
+      </w:r>
+      <w:r>
+        <w:t xml:space="preserve"> </w:t>
+      </w:r>
+      <w:r>
+        <w:rPr>
+          <w:i/>
+          <w:iCs/>
+        </w:rPr>
+        <w:t xml:space="preserve">doubly-robust ranking</w:t>
+      </w:r>
+      <w:r>
+        <w:t xml:space="preserve"> </w:t>
+      </w:r>
+      <w:r>
+        <w:t xml:space="preserve">of Section 3.3, which leans on the items that separate models (Section 5.7)</w:t>
+      </w:r>
+      <w:r>
+        <w:t xml:space="preserve"> </w:t>
+      </w:r>
+      <w:r>
+        <w:t xml:space="preserve">and the judges that agree with the panel. On a benchmark-grounded check where gold accuracy is available (seven models</w:t>
+      </w:r>
+      <w:r>
+        <w:t xml:space="preserve"> </w:t>
+      </w:r>
+      <w:r>
+        <w:t xml:space="preserve">ranked on science QA and reasoning), it improves rank-recovery of the true model ordering from the plain mean's</w:t>
+      </w:r>
+      <w:r>
+        <w:t xml:space="preserve"> </w:t>
+      </w:r>
+      <w:r>
+        <w:t xml:space="preserve">Spearman</w:t>
+      </w:r>
+      <w:r>
+        <w:t xml:space="preserve"> </w:t>
+      </w:r>
+      <m:oMath>
+        <m:r>
+          <m:t>0.87</m:t>
+        </m:r>
+      </m:oMath>
+      <w:r>
+        <w:t xml:space="preserve"> </w:t>
+      </w:r>
+      <w:r>
+        <w:t xml:space="preserve">(Kendall</w:t>
+      </w:r>
+      <w:r>
+        <w:t xml:space="preserve"> </w:t>
+      </w:r>
+      <m:oMath>
+        <m:r>
+          <m:t>0.75</m:t>
+        </m:r>
+      </m:oMath>
+      <w:r>
+        <w:t xml:space="preserve">) to</w:t>
+      </w:r>
+      <w:r>
+        <w:t xml:space="preserve"> </w:t>
+      </w:r>
+      <m:oMath>
+        <m:r>
+          <m:t>0.98</m:t>
+        </m:r>
+      </m:oMath>
+      <w:r>
+        <w:t xml:space="preserve"> </w:t>
+      </w:r>
+      <w:r>
+        <w:t xml:space="preserve">(Kendall</w:t>
+      </w:r>
+      <w:r>
+        <w:t xml:space="preserve"> </w:t>
+      </w:r>
+      <m:oMath>
+        <m:r>
+          <m:t>0.95</m:t>
+        </m:r>
+      </m:oMath>
+      <w:r>
+        <w:t xml:space="preserve">), mostly by down-weighting saturated items</w:t>
+      </w:r>
+      <w:r>
+        <w:t xml:space="preserve"> </w:t>
+      </w:r>
+      <w:r>
+        <w:t xml:space="preserve">that carry no ranking signal (the top tenth of items by discrimination hold over half the weight), and it is robust:</w:t>
+      </w:r>
+      <w:r>
+        <w:t xml:space="preserve"> </w:t>
+      </w:r>
+      <w:r>
+        <w:t xml:space="preserve">injecting a random judge leaves the recovered ranking at</w:t>
+      </w:r>
+      <w:r>
+        <w:t xml:space="preserve"> </w:t>
+      </w:r>
+      <m:oMath>
+        <m:r>
+          <m:t>0.98</m:t>
+        </m:r>
+      </m:oMath>
+      <w:r>
+        <w:t xml:space="preserve">, the rogue judge receiving weight</w:t>
+      </w:r>
+      <w:r>
+        <w:t xml:space="preserve"> </w:t>
+      </w:r>
+      <m:oMath>
+        <m:r>
+          <m:t>0.06</m:t>
+        </m:r>
+      </m:oMath>
+      <w:r>
+        <w:t xml:space="preserve">. The two</w:t>
+      </w:r>
+      <w:r>
+        <w:t xml:space="preserve"> </w:t>
+      </w:r>
+      <w:r>
+        <w:t xml:space="preserve">weights are complementary, since on the discriminative items judge reliability matters most.</w:t>
       </w:r>
     </w:p>
     <w:bookmarkEnd w:id="31"/>

--- a/docs/paper/CoEval_twocolumn.docx
+++ b/docs/paper/CoEval_twocolumn.docx
@@ -1224,7 +1224,7 @@
         <w:t xml:space="preserve"> </w:t>
       </w:r>
       <w:r>
-        <w:t xml:space="preserve">property, rubric generalization, contamination resistance, cost, and end-to-end domain case studies on three custom verticals.</w:t>
+        <w:t xml:space="preserve">property, rubric generalization, contamination resistance, cost, end-to-end domain case studies on three custom verticals, and a demonstration that model rankings are domain-specific, so a generic leaderboard misdirects three of four domain practitioners.</w:t>
       </w:r>
     </w:p>
     <w:bookmarkEnd w:id="11"/>
@@ -2642,7 +2642,7 @@
     </w:p>
     <w:bookmarkEnd w:id="13"/>
     <w:bookmarkEnd w:id="14"/>
-    <w:bookmarkStart w:id="22" w:name="the-coeval-framework"/>
+    <w:bookmarkStart w:id="19" w:name="the-coeval-framework"/>
     <w:p>
       <w:pPr>
         <w:pStyle w:val="Heading2"/>
@@ -2678,73 +2678,57 @@
         <w:t xml:space="preserve">layer.</w:t>
       </w:r>
     </w:p>
-    <w:p>
-      <w:pPr>
-        <w:spacing w:before="120" w:after="120" w:line="120" w:lineRule="exact"/>
-        <w:rPr>
-          <w:sz w:val="12"/>
-          <w:szCs w:val="12"/>
-        </w:rPr>
-        <w:sectPr>
-          <w:type w:val="continuous"/>
-          <w:pgSz w:h="15840" w:w="12240"/>
-          <w:pgMar w:bottom="1080" w:footer="720" w:gutter="0" w:header="720" w:left="1080" w:right="1080" w:top="1080"/>
-          <w:cols w:num="2" w:space="288" w:equalWidth="1"/>
-          <w:docGrid w:linePitch="360"/>
-        </w:sectPr>
-      </w:pPr>
-    </w:p>
-    <w:p>
-      <w:pPr>
-        <w:pStyle w:val="BodyText"/>
+    <w:tbl>
+      <w:tblPr>
+        <w:tblStyle w:val="FigureTable"/>
+        <w:tblW w:type="pct" w:w="5000"/>
         <w:jc w:val="center"/>
-        <w:keepNext/>
-        <w:keepLines/>
-        <w:widowControl w:val="1"/>
-      </w:pPr>
-      <w:r>
-        <w:drawing>
-          <wp:inline>
-            <wp:extent cx="6400800" cy="2067876"/>
-            <wp:effectExtent b="0" l="0" r="0" t="0"/>
-            <wp:docPr descr="CoEval five-phase pipeline with teacher, student, and judge role bands" title="" id="16" name="Picture"/>
-            <a:graphic>
-              <a:graphicData uri="http://schemas.openxmlformats.org/drawingml/2006/picture">
-                <pic:pic>
-                  <pic:nvPicPr>
-                    <pic:cNvPr descr="figures/f1_architecture.png" id="17" name="Picture"/>
-                    <pic:cNvPicPr>
-                      <a:picLocks noChangeArrowheads="1" noChangeAspect="1"/>
-                    </pic:cNvPicPr>
-                  </pic:nvPicPr>
-                  <pic:blipFill>
-                    <a:blip r:embed="rId15"/>
-                    <a:stretch>
-                      <a:fillRect/>
-                    </a:stretch>
-                  </pic:blipFill>
-                  <pic:spPr bwMode="auto">
-                    <a:xfrm>
-                      <a:off x="0" y="0"/>
-                      <a:ext cx="6400800" cy="2067876"/>
-                    </a:xfrm>
-                    <a:prstGeom prst="rect">
-                      <a:avLst/>
-                    </a:prstGeom>
-                    <a:noFill/>
-                    <a:ln w="9525">
-                      <a:noFill/>
-                      <a:headEnd/>
-                      <a:tailEnd/>
-                    </a:ln>
-                  </pic:spPr>
-                </pic:pic>
-              </a:graphicData>
-            </a:graphic>
-          </wp:inline>
-        </w:drawing>
-      </w:r>
-    </w:p>
+        <w:tblLook w:firstRow="0" w:lastRow="0" w:firstColumn="0" w:lastColumn="0"/>
+        <w:tblLayout w:type="autofit"/>
+        <w:tblBorders>
+          <w:top w:val="single" w:sz="10" w:color="4F6272"/>
+          <w:bottom w:val="single" w:sz="10" w:color="4F6272"/>
+          <w:insideH w:val="single" w:sz="5" w:color="9FB0C2"/>
+          <w:left w:val="single" w:sz="6" w:color="9FB0C2"/>
+          <w:right w:val="single" w:sz="6" w:color="9FB0C2"/>
+          <w:insideV w:val="single" w:sz="5" w:color="D9E1E8"/>
+        </w:tblBorders>
+      </w:tblPr>
+      <w:tblGrid>
+        <w:gridCol w:w="7920"/>
+      </w:tblGrid>
+      <w:tr>
+        <w:tc>
+          <w:tcPr>
+            <w:shd w:fill="EEF3F7"/>
+            <w:tcBorders>
+              <w:left w:val="nil"/>
+              <w:right w:val="nil"/>
+              <w:top w:val="nil"/>
+              <w:bottom w:val="single" w:sz="8" w:color="9FB0C2"/>
+            </w:tcBorders>
+          </w:tcPr>
+          <w:p>
+            <w:pPr>
+              <w:pStyle w:val="Compact"/>
+              <w:spacing w:before="0" w:after="20" w:line="240" w:lineRule="auto"/>
+              <w:jc w:val="center"/>
+              <w:keepNext w:val="0"/>
+              <w:keepLines/>
+              <w:widowControl w:val="1"/>
+            </w:pPr>
+            <w:r>
+              <w:rPr>
+                <w:rFonts w:ascii="Times New Roman" w:hAnsi="Times New Roman"/>
+                <w:b/>
+                <w:sz w:val="19"/>
+              </w:rPr>
+              <w:t xml:space="preserve">CoEval five-phase pipeline with teacher, student, and judge role bands</w:t>
+            </w:r>
+          </w:p>
+        </w:tc>
+      </w:tr>
+    </w:tbl>
     <w:p>
       <w:pPr>
         <w:pStyle w:val="ImageCaption"/>
@@ -2786,23 +2770,7 @@
         <w:t xml:space="preserve">run is specified in one declarative configuration.</w:t>
       </w:r>
     </w:p>
-    <w:p>
-      <w:pPr>
-        <w:spacing w:before="120" w:after="120" w:line="120" w:lineRule="exact"/>
-        <w:rPr>
-          <w:sz w:val="12"/>
-          <w:szCs w:val="12"/>
-        </w:rPr>
-        <w:sectPr>
-          <w:type w:val="continuous"/>
-          <w:pgSz w:h="15840" w:w="12240"/>
-          <w:pgMar w:bottom="1080" w:footer="720" w:gutter="0" w:header="720" w:left="1080" w:right="1080" w:top="1080"/>
-          <w:cols w:num="1" w:space="288"/>
-          <w:docGrid w:linePitch="360"/>
-        </w:sectPr>
-      </w:pPr>
-    </w:p>
-    <w:bookmarkStart w:id="18" w:name="teacher-student-and-judge-roles"/>
+    <w:bookmarkStart w:id="15" w:name="teacher-student-and-judge-roles"/>
     <w:p>
       <w:pPr>
         <w:pStyle w:val="Heading3"/>
@@ -2935,8 +2903,8 @@
         <w:t xml:space="preserve">inject items from an existing dataset, allowing CoEval scores to be grounded against native metrics (Section 5.1).</w:t>
       </w:r>
     </w:p>
-    <w:bookmarkEnd w:id="18"/>
-    <w:bookmarkStart w:id="19" w:name="attribute-stratified-generation"/>
+    <w:bookmarkEnd w:id="15"/>
+    <w:bookmarkStart w:id="16" w:name="attribute-stratified-generation"/>
     <w:p>
       <w:pPr>
         <w:pStyle w:val="Heading3"/>
@@ -3189,8 +3157,8 @@
         <w:t xml:space="preserve">pretraining. Contamination-resistance is a structural property of generation, not a post-hoc filter.</w:t>
       </w:r>
     </w:p>
-    <w:bookmarkEnd w:id="19"/>
-    <w:bookmarkStart w:id="20" w:name="X0942ce5d8c067f73a4447ce531e20e150caab8b"/>
+    <w:bookmarkEnd w:id="16"/>
+    <w:bookmarkStart w:id="17" w:name="X0942ce5d8c067f73a4447ce531e20e150caab8b"/>
     <w:p>
       <w:pPr>
         <w:pStyle w:val="Heading3"/>
@@ -3953,8 +3921,8 @@
         <w:t xml:space="preserve">, normalized. We evaluate these aggregators in Section 5.2.</w:t>
       </w:r>
     </w:p>
-    <w:bookmarkEnd w:id="20"/>
-    <w:bookmarkStart w:id="21" w:name="reliability-and-bias-metrics"/>
+    <w:bookmarkEnd w:id="17"/>
+    <w:bookmarkStart w:id="18" w:name="reliability-and-bias-metrics"/>
     <w:p>
       <w:pPr>
         <w:pStyle w:val="Heading3"/>
@@ -4090,9 +4058,9 @@
         <w:t xml:space="preserve">.</w:t>
       </w:r>
     </w:p>
-    <w:bookmarkEnd w:id="21"/>
-    <w:bookmarkEnd w:id="22"/>
-    <w:bookmarkStart w:id="23" w:name="experimental-setup"/>
+    <w:bookmarkEnd w:id="18"/>
+    <w:bookmarkEnd w:id="19"/>
+    <w:bookmarkStart w:id="20" w:name="experimental-setup"/>
     <w:p>
       <w:pPr>
         <w:pStyle w:val="Heading2"/>
@@ -5058,8 +5026,8 @@
         </w:sectPr>
       </w:pPr>
     </w:p>
-    <w:bookmarkEnd w:id="23"/>
-    <w:bookmarkStart w:id="40" w:name="results"/>
+    <w:bookmarkEnd w:id="20"/>
+    <w:bookmarkStart w:id="29" w:name="results"/>
     <w:p>
       <w:pPr>
         <w:pStyle w:val="Heading2"/>
@@ -5216,10 +5184,10 @@
         <w:t xml:space="preserve">contamination-free</w:t>
       </w:r>
       <w:r>
-        <w:t xml:space="preserve">, and Section 5.5 shows the process is cheap enough to re-run per use case. Section 5.7 exercises the complete tool on three custom verticals (drug interaction, clinical, legal) with no labeled data.</w:t>
+        <w:t xml:space="preserve">, and Section 5.5 shows the process is cheap enough to re-run per use case. Section 5.7 exercises the complete tool on three custom verticals (drug interaction, clinical, legal) with no labeled data, and Section 5.8 shows that rankings are domain-specific: across four de-novo domains three different models take first place, so a generic leaderboard misdirects the practitioner that CoEval's per-domain ranking serves.</w:t>
       </w:r>
     </w:p>
-    <w:bookmarkStart w:id="27" w:name="ground-truth-correlation"/>
+    <w:bookmarkStart w:id="21" w:name="ground-truth-correlation"/>
     <w:p>
       <w:pPr>
         <w:pStyle w:val="Heading3"/>
@@ -6730,73 +6698,57 @@
         <w:t xml:space="preserve">the framework is built to make easy.</w:t>
       </w:r>
     </w:p>
-    <w:p>
-      <w:pPr>
-        <w:spacing w:before="120" w:after="120" w:line="120" w:lineRule="exact"/>
-        <w:rPr>
-          <w:sz w:val="12"/>
-          <w:szCs w:val="12"/>
-        </w:rPr>
-        <w:sectPr>
-          <w:type w:val="continuous"/>
-          <w:pgSz w:h="15840" w:w="12240"/>
-          <w:pgMar w:bottom="1080" w:footer="720" w:gutter="0" w:header="720" w:left="1080" w:right="1080" w:top="1080"/>
-          <w:cols w:num="2" w:space="288" w:equalWidth="1"/>
-          <w:docGrid w:linePitch="360"/>
-        </w:sectPr>
-      </w:pPr>
-    </w:p>
-    <w:p>
-      <w:pPr>
-        <w:pStyle w:val="BodyText"/>
+    <w:tbl>
+      <w:tblPr>
+        <w:tblStyle w:val="FigureTable"/>
+        <w:tblW w:type="pct" w:w="5000"/>
         <w:jc w:val="center"/>
-        <w:keepNext/>
-        <w:keepLines/>
-        <w:widowControl w:val="1"/>
-      </w:pPr>
-      <w:r>
-        <w:drawing>
-          <wp:inline>
-            <wp:extent cx="5224272" cy="2987040"/>
-            <wp:effectExtent b="0" l="0" r="0" t="0"/>
-            <wp:docPr descr="CoEval ensemble score versus ground-truth accuracy per model; rankings identical" title="" id="25" name="Picture"/>
-            <a:graphic>
-              <a:graphicData uri="http://schemas.openxmlformats.org/drawingml/2006/picture">
-                <pic:pic>
-                  <pic:nvPicPr>
-                    <pic:cNvPr descr="figures/f4_correctness_corr.png" id="26" name="Picture"/>
-                    <pic:cNvPicPr>
-                      <a:picLocks noChangeArrowheads="1" noChangeAspect="1"/>
-                    </pic:cNvPicPr>
-                  </pic:nvPicPr>
-                  <pic:blipFill>
-                    <a:blip r:embed="rId24"/>
-                    <a:stretch>
-                      <a:fillRect/>
-                    </a:stretch>
-                  </pic:blipFill>
-                  <pic:spPr bwMode="auto">
-                    <a:xfrm>
-                      <a:off x="0" y="0"/>
-                      <a:ext cx="5224272" cy="2987040"/>
-                    </a:xfrm>
-                    <a:prstGeom prst="rect">
-                      <a:avLst/>
-                    </a:prstGeom>
-                    <a:noFill/>
-                    <a:ln w="9525">
-                      <a:noFill/>
-                      <a:headEnd/>
-                      <a:tailEnd/>
-                    </a:ln>
-                  </pic:spPr>
-                </pic:pic>
-              </a:graphicData>
-            </a:graphic>
-          </wp:inline>
-        </w:drawing>
-      </w:r>
-    </w:p>
+        <w:tblLook w:firstRow="0" w:lastRow="0" w:firstColumn="0" w:lastColumn="0"/>
+        <w:tblLayout w:type="autofit"/>
+        <w:tblBorders>
+          <w:top w:val="single" w:sz="10" w:color="4F6272"/>
+          <w:bottom w:val="single" w:sz="10" w:color="4F6272"/>
+          <w:insideH w:val="single" w:sz="5" w:color="9FB0C2"/>
+          <w:left w:val="single" w:sz="6" w:color="9FB0C2"/>
+          <w:right w:val="single" w:sz="6" w:color="9FB0C2"/>
+          <w:insideV w:val="single" w:sz="5" w:color="D9E1E8"/>
+        </w:tblBorders>
+      </w:tblPr>
+      <w:tblGrid>
+        <w:gridCol w:w="7920"/>
+      </w:tblGrid>
+      <w:tr>
+        <w:tc>
+          <w:tcPr>
+            <w:shd w:fill="EEF3F7"/>
+            <w:tcBorders>
+              <w:left w:val="nil"/>
+              <w:right w:val="nil"/>
+              <w:top w:val="nil"/>
+              <w:bottom w:val="single" w:sz="8" w:color="9FB0C2"/>
+            </w:tcBorders>
+          </w:tcPr>
+          <w:p>
+            <w:pPr>
+              <w:pStyle w:val="Compact"/>
+              <w:spacing w:before="0" w:after="20" w:line="240" w:lineRule="auto"/>
+              <w:jc w:val="center"/>
+              <w:keepNext w:val="0"/>
+              <w:keepLines/>
+              <w:widowControl w:val="1"/>
+            </w:pPr>
+            <w:r>
+              <w:rPr>
+                <w:rFonts w:ascii="Times New Roman" w:hAnsi="Times New Roman"/>
+                <w:b/>
+                <w:sz w:val="19"/>
+              </w:rPr>
+              <w:t xml:space="preserve">CoEval ensemble score versus ground-truth accuracy per model; rankings identical</w:t>
+            </w:r>
+          </w:p>
+        </w:tc>
+      </w:tr>
+    </w:tbl>
     <w:p>
       <w:pPr>
         <w:pStyle w:val="ImageCaption"/>
@@ -6887,6 +6839,22 @@
       <w:r>
         <w:t xml:space="preserve">is reproduced exactly (cf. Table 3).</w:t>
       </w:r>
+    </w:p>
+    <w:p>
+      <w:pPr>
+        <w:spacing w:before="120" w:after="120" w:line="120" w:lineRule="exact"/>
+        <w:rPr>
+          <w:sz w:val="12"/>
+          <w:szCs w:val="12"/>
+        </w:rPr>
+        <w:sectPr>
+          <w:type w:val="continuous"/>
+          <w:pgSz w:h="15840" w:w="12240"/>
+          <w:pgMar w:bottom="1080" w:footer="720" w:gutter="0" w:header="720" w:left="1080" w:right="1080" w:top="1080"/>
+          <w:cols w:num="2" w:space="288" w:equalWidth="1"/>
+          <w:docGrid w:linePitch="360"/>
+        </w:sectPr>
+      </w:pPr>
     </w:p>
     <w:p>
       <w:pPr>
@@ -7303,8 +7271,8 @@
         </w:sectPr>
       </w:pPr>
     </w:p>
-    <w:bookmarkEnd w:id="27"/>
-    <w:bookmarkStart w:id="31" w:name="Xe8bbf6e8b303eda2252037f5179fa153abacf26"/>
+    <w:bookmarkEnd w:id="21"/>
+    <w:bookmarkStart w:id="22" w:name="Xe8bbf6e8b303eda2252037f5179fa153abacf26"/>
     <w:p>
       <w:pPr>
         <w:pStyle w:val="Heading3"/>
@@ -7931,73 +7899,57 @@
         <w:t xml:space="preserve">the full-panel ordering.</w:t>
       </w:r>
     </w:p>
-    <w:p>
-      <w:pPr>
-        <w:spacing w:before="120" w:after="120" w:line="120" w:lineRule="exact"/>
-        <w:rPr>
-          <w:sz w:val="12"/>
-          <w:szCs w:val="12"/>
-        </w:rPr>
-        <w:sectPr>
-          <w:type w:val="continuous"/>
-          <w:pgSz w:h="15840" w:w="12240"/>
-          <w:pgMar w:bottom="1080" w:footer="720" w:gutter="0" w:header="720" w:left="1080" w:right="1080" w:top="1080"/>
-          <w:cols w:num="2" w:space="288" w:equalWidth="1"/>
-          <w:docGrid w:linePitch="360"/>
-        </w:sectPr>
-      </w:pPr>
-    </w:p>
-    <w:p>
-      <w:pPr>
-        <w:pStyle w:val="BodyText"/>
+    <w:tbl>
+      <w:tblPr>
+        <w:tblStyle w:val="FigureTable"/>
+        <w:tblW w:type="pct" w:w="5000"/>
         <w:jc w:val="center"/>
-        <w:keepNext/>
-        <w:keepLines/>
-        <w:widowControl w:val="1"/>
-      </w:pPr>
-      <w:r>
-        <w:drawing>
-          <wp:inline>
-            <wp:extent cx="4815840" cy="3169920"/>
-            <wp:effectExtent b="0" l="0" r="0" t="0"/>
-            <wp:docPr descr="ICC(3,k) versus number of judges, peaking at the selected strong panel" title="" id="29" name="Picture"/>
-            <a:graphic>
-              <a:graphicData uri="http://schemas.openxmlformats.org/drawingml/2006/picture">
-                <pic:pic>
-                  <pic:nvPicPr>
-                    <pic:cNvPr descr="figures/f2_icc_curve.png" id="30" name="Picture"/>
-                    <pic:cNvPicPr>
-                      <a:picLocks noChangeArrowheads="1" noChangeAspect="1"/>
-                    </pic:cNvPicPr>
-                  </pic:nvPicPr>
-                  <pic:blipFill>
-                    <a:blip r:embed="rId28"/>
-                    <a:stretch>
-                      <a:fillRect/>
-                    </a:stretch>
-                  </pic:blipFill>
-                  <pic:spPr bwMode="auto">
-                    <a:xfrm>
-                      <a:off x="0" y="0"/>
-                      <a:ext cx="4815840" cy="3169920"/>
-                    </a:xfrm>
-                    <a:prstGeom prst="rect">
-                      <a:avLst/>
-                    </a:prstGeom>
-                    <a:noFill/>
-                    <a:ln w="9525">
-                      <a:noFill/>
-                      <a:headEnd/>
-                      <a:tailEnd/>
-                    </a:ln>
-                  </pic:spPr>
-                </pic:pic>
-              </a:graphicData>
-            </a:graphic>
-          </wp:inline>
-        </w:drawing>
-      </w:r>
-    </w:p>
+        <w:tblLook w:firstRow="0" w:lastRow="0" w:firstColumn="0" w:lastColumn="0"/>
+        <w:tblLayout w:type="autofit"/>
+        <w:tblBorders>
+          <w:top w:val="single" w:sz="10" w:color="4F6272"/>
+          <w:bottom w:val="single" w:sz="10" w:color="4F6272"/>
+          <w:insideH w:val="single" w:sz="5" w:color="9FB0C2"/>
+          <w:left w:val="single" w:sz="6" w:color="9FB0C2"/>
+          <w:right w:val="single" w:sz="6" w:color="9FB0C2"/>
+          <w:insideV w:val="single" w:sz="5" w:color="D9E1E8"/>
+        </w:tblBorders>
+      </w:tblPr>
+      <w:tblGrid>
+        <w:gridCol w:w="7920"/>
+      </w:tblGrid>
+      <w:tr>
+        <w:tc>
+          <w:tcPr>
+            <w:shd w:fill="EEF3F7"/>
+            <w:tcBorders>
+              <w:left w:val="nil"/>
+              <w:right w:val="nil"/>
+              <w:top w:val="nil"/>
+              <w:bottom w:val="single" w:sz="8" w:color="9FB0C2"/>
+            </w:tcBorders>
+          </w:tcPr>
+          <w:p>
+            <w:pPr>
+              <w:pStyle w:val="Compact"/>
+              <w:spacing w:before="0" w:after="20" w:line="240" w:lineRule="auto"/>
+              <w:jc w:val="center"/>
+              <w:keepNext w:val="0"/>
+              <w:keepLines/>
+              <w:widowControl w:val="1"/>
+            </w:pPr>
+            <w:r>
+              <w:rPr>
+                <w:rFonts w:ascii="Times New Roman" w:hAnsi="Times New Roman"/>
+                <w:b/>
+                <w:sz w:val="19"/>
+              </w:rPr>
+              <w:t xml:space="preserve">ICC(3,k) versus number of judges, peaking at the selected strong panel</w:t>
+            </w:r>
+          </w:p>
+        </w:tc>
+      </w:tr>
+    </w:tbl>
     <w:p>
       <w:pPr>
         <w:pStyle w:val="ImageCaption"/>
@@ -8135,19 +8087,147 @@
     </w:p>
     <w:p>
       <w:pPr>
-        <w:spacing w:before="120" w:after="120" w:line="120" w:lineRule="exact"/>
-        <w:rPr>
-          <w:sz w:val="12"/>
-          <w:szCs w:val="12"/>
-        </w:rPr>
-        <w:sectPr>
-          <w:type w:val="continuous"/>
-          <w:pgSz w:h="15840" w:w="12240"/>
-          <w:pgMar w:bottom="1080" w:footer="720" w:gutter="0" w:header="720" w:left="1080" w:right="1080" w:top="1080"/>
-          <w:cols w:num="1" w:space="288"/>
-          <w:docGrid w:linePitch="360"/>
-        </w:sectPr>
+        <w:pStyle w:val="BodyText"/>
+        <w:jc w:val="both"/>
+        <w:keepNext w:val="0"/>
+        <w:keepLines w:val="0"/>
+        <w:widowControl w:val="1"/>
       </w:pPr>
+      <w:r>
+        <w:rPr>
+          <w:b/>
+          <w:bCs/>
+        </w:rPr>
+        <w:t xml:space="preserve">Finding (composition over size).</w:t>
+      </w:r>
+      <w:r>
+        <w:t xml:space="preserve"> </w:t>
+      </w:r>
+      <w:r>
+        <w:t xml:space="preserve">Average-measures reliability is non-monotone in panel size:</w:t>
+      </w:r>
+      <w:r>
+        <w:t xml:space="preserve"> </w:t>
+      </w:r>
+      <m:oMath>
+        <m:r>
+          <m:rPr>
+            <m:sty m:val="p"/>
+          </m:rPr>
+          <m:t>I</m:t>
+        </m:r>
+        <m:r>
+          <m:rPr>
+            <m:sty m:val="p"/>
+          </m:rPr>
+          <m:t>C</m:t>
+        </m:r>
+        <m:r>
+          <m:rPr>
+            <m:sty m:val="p"/>
+          </m:rPr>
+          <m:t>C</m:t>
+        </m:r>
+        <m:r>
+          <m:rPr>
+            <m:sty m:val="p"/>
+          </m:rPr>
+          <m:t>(</m:t>
+        </m:r>
+        <m:r>
+          <m:t>3</m:t>
+        </m:r>
+        <m:r>
+          <m:rPr>
+            <m:sty m:val="p"/>
+          </m:rPr>
+          <m:t>,</m:t>
+        </m:r>
+        <m:r>
+          <m:t>k</m:t>
+        </m:r>
+        <m:r>
+          <m:rPr>
+            <m:sty m:val="p"/>
+          </m:rPr>
+          <m:t>)</m:t>
+        </m:r>
+      </m:oMath>
+      <w:r>
+        <w:t xml:space="preserve"> </w:t>
+      </w:r>
+      <w:r>
+        <w:t xml:space="preserve">peaks at</w:t>
+      </w:r>
+      <w:r>
+        <w:t xml:space="preserve"> </w:t>
+      </w:r>
+      <m:oMath>
+        <m:r>
+          <m:t>0.70</m:t>
+        </m:r>
+      </m:oMath>
+      <w:r>
+        <w:t xml:space="preserve"> </w:t>
+      </w:r>
+      <w:r>
+        <w:t xml:space="preserve">for a selected strong pair and</w:t>
+      </w:r>
+      <w:r>
+        <w:t xml:space="preserve"> </w:t>
+      </w:r>
+      <w:r>
+        <w:rPr>
+          <w:i/>
+          <w:iCs/>
+        </w:rPr>
+        <w:t xml:space="preserve">falls</w:t>
+      </w:r>
+      <w:r>
+        <w:t xml:space="preserve"> </w:t>
+      </w:r>
+      <w:r>
+        <w:t xml:space="preserve">to</w:t>
+      </w:r>
+      <w:r>
+        <w:t xml:space="preserve"> </w:t>
+      </w:r>
+      <m:oMath>
+        <m:r>
+          <m:t>0.40</m:t>
+        </m:r>
+      </m:oMath>
+      <w:r>
+        <w:t xml:space="preserve"> </w:t>
+      </w:r>
+      <w:r>
+        <w:t xml:space="preserve">as low-agreement judges</w:t>
+      </w:r>
+      <w:r>
+        <w:t xml:space="preserve"> </w:t>
+      </w:r>
+      <w:r>
+        <w:t xml:space="preserve">are added, matching the Spearman–Brown prediction exactly. Ensemble</w:t>
+      </w:r>
+      <w:r>
+        <w:t xml:space="preserve"> </w:t>
+      </w:r>
+      <w:r>
+        <w:rPr>
+          <w:i/>
+          <w:iCs/>
+        </w:rPr>
+        <w:t xml:space="preserve">composition</w:t>
+      </w:r>
+      <w:r>
+        <w:t xml:space="preserve">, not size, is the</w:t>
+      </w:r>
+      <w:r>
+        <w:t xml:space="preserve"> </w:t>
+      </w:r>
+      <w:r>
+        <w:t xml:space="preserve">decisive reliability lever; CoEval's consensus selection retains the high-agreement judges automatically.</w:t>
+      </w:r>
     </w:p>
     <w:p>
       <w:pPr>
@@ -8158,84 +8238,234 @@
         <w:widowControl w:val="1"/>
       </w:pPr>
       <w:r>
-        <w:rPr>
-          <w:b/>
-          <w:bCs/>
-        </w:rPr>
-        <w:t xml:space="preserve">Finding (composition over size).</w:t>
-      </w:r>
-      <w:r>
-        <w:t xml:space="preserve"> </w:t>
-      </w:r>
-      <w:r>
-        <w:t xml:space="preserve">Average-measures reliability is non-monotone in panel size:</w:t>
+        <w:t xml:space="preserve">Composition matters because the</w:t>
+      </w:r>
+      <w:r>
+        <w:t xml:space="preserve"> </w:t>
+      </w:r>
+      <w:r>
+        <w:rPr>
+          <w:i/>
+          <w:iCs/>
+        </w:rPr>
+        <w:t xml:space="preserve">wrong single judge can be worse than useless</w:t>
+      </w:r>
+      <w:r>
+        <w:t xml:space="preserve">, and which judge is wrong is not</w:t>
+      </w:r>
+      <w:r>
+        <w:t xml:space="preserve"> </w:t>
+      </w:r>
+      <w:r>
+        <w:t xml:space="preserve">knowable a priori without the labels CoEval assumes are absent. Across the benchmark-grounded set of Section 5.1</w:t>
+      </w:r>
+      <w:r>
+        <w:t xml:space="preserve"> </w:t>
+      </w:r>
+      <w:r>
+        <w:t xml:space="preserve">(three tasks,</w:t>
       </w:r>
       <w:r>
         <w:t xml:space="preserve"> </w:t>
       </w:r>
       <m:oMath>
+        <m:r>
+          <m:t>n</m:t>
+        </m:r>
         <m:r>
           <m:rPr>
             <m:sty m:val="p"/>
           </m:rPr>
-          <m:t>I</m:t>
-        </m:r>
+          <m:t>=</m:t>
+        </m:r>
+        <m:r>
+          <m:t>900</m:t>
+        </m:r>
+      </m:oMath>
+      <w:r>
+        <w:t xml:space="preserve"> </w:t>
+      </w:r>
+      <w:r>
+        <w:t xml:space="preserve">pooled), the four candidate judges span a correlation range from</w:t>
+      </w:r>
+      <w:r>
+        <w:t xml:space="preserve"> </w:t>
+      </w:r>
+      <m:oMath>
         <m:r>
           <m:rPr>
             <m:sty m:val="p"/>
           </m:rPr>
-          <m:t>C</m:t>
-        </m:r>
-        <m:r>
-          <m:rPr>
-            <m:sty m:val="p"/>
-          </m:rPr>
-          <m:t>C</m:t>
-        </m:r>
-        <m:r>
-          <m:rPr>
-            <m:sty m:val="p"/>
-          </m:rPr>
-          <m:t>(</m:t>
-        </m:r>
-        <m:r>
-          <m:t>3</m:t>
-        </m:r>
-        <m:r>
-          <m:rPr>
-            <m:sty m:val="p"/>
-          </m:rPr>
-          <m:t>,</m:t>
-        </m:r>
-        <m:r>
-          <m:t>k</m:t>
-        </m:r>
-        <m:r>
-          <m:rPr>
-            <m:sty m:val="p"/>
-          </m:rPr>
-          <m:t>)</m:t>
+          <m:t>−</m:t>
+        </m:r>
+        <m:r>
+          <m:t>0.04</m:t>
         </m:r>
       </m:oMath>
       <w:r>
         <w:t xml:space="preserve"> </w:t>
       </w:r>
       <w:r>
-        <w:t xml:space="preserve">peaks at</w:t>
+        <w:t xml:space="preserve">(</w:t>
+      </w:r>
+      <w:r>
+        <w:rPr>
+          <w:rStyle w:val="VerbatimChar"/>
+        </w:rPr>
+        <w:t xml:space="preserve">gpt-3.5-turbo</w:t>
+      </w:r>
+      <w:r>
+        <w:t xml:space="preserve">, anti-correlated) through</w:t>
       </w:r>
       <w:r>
         <w:t xml:space="preserve"> </w:t>
       </w:r>
       <m:oMath>
         <m:r>
-          <m:t>0.70</m:t>
+          <m:t>0.17</m:t>
         </m:r>
       </m:oMath>
       <w:r>
         <w:t xml:space="preserve"> </w:t>
       </w:r>
       <w:r>
-        <w:t xml:space="preserve">for a selected strong pair and</w:t>
+        <w:t xml:space="preserve">(</w:t>
+      </w:r>
+      <w:r>
+        <w:rPr>
+          <w:rStyle w:val="VerbatimChar"/>
+        </w:rPr>
+        <w:t xml:space="preserve">gemini-flash</w:t>
+      </w:r>
+      <w:r>
+        <w:t xml:space="preserve">) and</w:t>
+      </w:r>
+      <w:r>
+        <w:t xml:space="preserve"> </w:t>
+      </w:r>
+      <m:oMath>
+        <m:r>
+          <m:t>0.24</m:t>
+        </m:r>
+      </m:oMath>
+      <w:r>
+        <w:t xml:space="preserve"> </w:t>
+      </w:r>
+      <w:r>
+        <w:t xml:space="preserve">(</w:t>
+      </w:r>
+      <w:r>
+        <w:rPr>
+          <w:rStyle w:val="VerbatimChar"/>
+        </w:rPr>
+        <w:t xml:space="preserve">gpt-4o-mini</w:t>
+      </w:r>
+      <w:r>
+        <w:t xml:space="preserve">) to</w:t>
+      </w:r>
+      <w:r>
+        <w:t xml:space="preserve"> </w:t>
+      </w:r>
+      <m:oMath>
+        <m:r>
+          <m:t>0.31</m:t>
+        </m:r>
+      </m:oMath>
+      <w:r>
+        <w:t xml:space="preserve"> </w:t>
+      </w:r>
+      <w:r>
+        <w:t xml:space="preserve">(</w:t>
+      </w:r>
+      <w:r>
+        <w:rPr>
+          <w:rStyle w:val="VerbatimChar"/>
+        </w:rPr>
+        <w:t xml:space="preserve">claude-haiku</w:t>
+      </w:r>
+      <w:r>
+        <w:t xml:space="preserve">): a</w:t>
+      </w:r>
+      <w:r>
+        <w:t xml:space="preserve"> </w:t>
+      </w:r>
+      <w:r>
+        <w:rPr>
+          <w:b/>
+          <w:bCs/>
+        </w:rPr>
+        <w:t xml:space="preserve">judge-choice regret of</w:t>
+      </w:r>
+      <w:r>
+        <w:rPr>
+          <w:b/>
+          <w:bCs/>
+        </w:rPr>
+        <w:t xml:space="preserve"> </w:t>
+      </w:r>
+      <m:oMath>
+        <m:r>
+          <m:t>0.35</m:t>
+        </m:r>
+      </m:oMath>
+      <w:r>
+        <w:t xml:space="preserve"> </w:t>
+      </w:r>
+      <w:r>
+        <w:t xml:space="preserve">between the best and worst single judge. The best judge is moreover task-dependent (</w:t>
+      </w:r>
+      <w:r>
+        <w:rPr>
+          <w:rStyle w:val="VerbatimChar"/>
+        </w:rPr>
+        <w:t xml:space="preserve">claude-haiku</w:t>
+      </w:r>
+      <w:r>
+        <w:t xml:space="preserve"> </w:t>
+      </w:r>
+      <w:r>
+        <w:t xml:space="preserve">here,</w:t>
+      </w:r>
+      <w:r>
+        <w:t xml:space="preserve"> </w:t>
+      </w:r>
+      <w:r>
+        <w:rPr>
+          <w:rStyle w:val="VerbatimChar"/>
+        </w:rPr>
+        <w:t xml:space="preserve">gpt-4o-mini</w:t>
+      </w:r>
+      <w:r>
+        <w:t xml:space="preserve"> </w:t>
+      </w:r>
+      <w:r>
+        <w:t xml:space="preserve">on the summarization subset of Section 5.1), so a practitioner committing to one judge in</w:t>
+      </w:r>
+      <w:r>
+        <w:t xml:space="preserve"> </w:t>
+      </w:r>
+      <w:r>
+        <w:t xml:space="preserve">advance risks the anti-correlated one. The cross-family ensemble is the low-regret default: its plain mean correlates</w:t>
+      </w:r>
+      <w:r>
+        <w:t xml:space="preserve"> </w:t>
+      </w:r>
+      <w:r>
+        <w:t xml:space="preserve">at</w:t>
+      </w:r>
+      <w:r>
+        <w:t xml:space="preserve"> </w:t>
+      </w:r>
+      <m:oMath>
+        <m:r>
+          <m:t>0.238</m:t>
+        </m:r>
+      </m:oMath>
+      <w:r>
+        <w:t xml:space="preserve"> </w:t>
+      </w:r>
+      <w:r>
+        <w:t xml:space="preserve">and, unlike a single pick, is</w:t>
       </w:r>
       <w:r>
         <w:t xml:space="preserve"> </w:t>
@@ -8245,52 +8475,13 @@
           <w:i/>
           <w:iCs/>
         </w:rPr>
-        <w:t xml:space="preserve">falls</w:t>
-      </w:r>
-      <w:r>
-        <w:t xml:space="preserve"> </w:t>
-      </w:r>
-      <w:r>
-        <w:t xml:space="preserve">to</w:t>
-      </w:r>
-      <w:r>
-        <w:t xml:space="preserve"> </w:t>
-      </w:r>
-      <m:oMath>
-        <m:r>
-          <m:t>0.40</m:t>
-        </m:r>
-      </m:oMath>
-      <w:r>
-        <w:t xml:space="preserve"> </w:t>
-      </w:r>
-      <w:r>
-        <w:t xml:space="preserve">as low-agreement judges</w:t>
-      </w:r>
-      <w:r>
-        <w:t xml:space="preserve"> </w:t>
-      </w:r>
-      <w:r>
-        <w:t xml:space="preserve">are added, matching the Spearman–Brown prediction exactly. Ensemble</w:t>
-      </w:r>
-      <w:r>
-        <w:t xml:space="preserve"> </w:t>
-      </w:r>
-      <w:r>
-        <w:rPr>
-          <w:i/>
-          <w:iCs/>
-        </w:rPr>
-        <w:t xml:space="preserve">composition</w:t>
-      </w:r>
-      <w:r>
-        <w:t xml:space="preserve">, not size, is the</w:t>
-      </w:r>
-      <w:r>
-        <w:t xml:space="preserve"> </w:t>
-      </w:r>
-      <w:r>
-        <w:t xml:space="preserve">decisive reliability lever; CoEval's consensus selection retains the high-agreement judges automatically.</w:t>
+        <w:t xml:space="preserve">never</w:t>
+      </w:r>
+      <w:r>
+        <w:t xml:space="preserve"> </w:t>
+      </w:r>
+      <w:r>
+        <w:t xml:space="preserve">anti-correlated.</w:t>
       </w:r>
     </w:p>
     <w:p>
@@ -8302,250 +8493,155 @@
         <w:widowControl w:val="1"/>
       </w:pPr>
       <w:r>
-        <w:t xml:space="preserve">Composition matters because the</w:t>
-      </w:r>
-      <w:r>
-        <w:t xml:space="preserve"> </w:t>
-      </w:r>
-      <w:r>
-        <w:rPr>
-          <w:i/>
-          <w:iCs/>
-        </w:rPr>
-        <w:t xml:space="preserve">wrong single judge can be worse than useless</w:t>
-      </w:r>
-      <w:r>
-        <w:t xml:space="preserve">, and which judge is wrong is not</w:t>
-      </w:r>
-      <w:r>
-        <w:t xml:space="preserve"> </w:t>
-      </w:r>
-      <w:r>
-        <w:t xml:space="preserve">knowable a priori without the labels CoEval assumes are absent. Across the benchmark-grounded set of Section 5.1</w:t>
-      </w:r>
-      <w:r>
-        <w:t xml:space="preserve"> </w:t>
-      </w:r>
-      <w:r>
-        <w:t xml:space="preserve">(three tasks,</w:t>
-      </w:r>
-      <w:r>
-        <w:t xml:space="preserve"> </w:t>
+        <w:t xml:space="preserve">Given the panel, the choice of aggregator is itself a lever, and the unsupervised reliability-weighted aggregator of</w:t>
+      </w:r>
+      <w:r>
+        <w:t xml:space="preserve"> </w:t>
+      </w:r>
+      <w:r>
+        <w:t xml:space="preserve">Section 3.3 is the best label-free option we test. Weighting each judge by its agreement with the rest of the</w:t>
+      </w:r>
+      <w:r>
+        <w:t xml:space="preserve"> </w:t>
+      </w:r>
+      <w:r>
+        <w:t xml:space="preserve">panel assigns the anti-correlated</w:t>
+      </w:r>
+      <w:r>
+        <w:t xml:space="preserve"> </w:t>
+      </w:r>
+      <w:r>
+        <w:rPr>
+          <w:rStyle w:val="VerbatimChar"/>
+        </w:rPr>
+        <w:t xml:space="preserve">gpt-3.5-turbo</w:t>
+      </w:r>
+      <w:r>
+        <w:t xml:space="preserve"> </w:t>
+      </w:r>
+      <w:r>
+        <w:t xml:space="preserve">the lowest weight (</w:t>
       </w:r>
       <m:oMath>
         <m:r>
-          <m:t>n</m:t>
-        </m:r>
-        <m:r>
-          <m:rPr>
-            <m:sty m:val="p"/>
-          </m:rPr>
-          <m:t>=</m:t>
-        </m:r>
-        <m:r>
-          <m:t>900</m:t>
+          <m:t>0.18</m:t>
         </m:r>
       </m:oMath>
       <w:r>
         <w:t xml:space="preserve"> </w:t>
       </w:r>
       <w:r>
-        <w:t xml:space="preserve">pooled), the four candidate judges span a correlation range from</w:t>
+        <w:t xml:space="preserve">versus</w:t>
       </w:r>
       <w:r>
         <w:t xml:space="preserve"> </w:t>
       </w:r>
       <m:oMath>
         <m:r>
-          <m:rPr>
-            <m:sty m:val="p"/>
-          </m:rPr>
-          <m:t>−</m:t>
-        </m:r>
-        <m:r>
-          <m:t>0.04</m:t>
+          <m:t>0.27</m:t>
         </m:r>
       </m:oMath>
       <w:r>
-        <w:t xml:space="preserve"> </w:t>
-      </w:r>
-      <w:r>
-        <w:t xml:space="preserve">(</w:t>
-      </w:r>
-      <w:r>
-        <w:rPr>
-          <w:rStyle w:val="VerbatimChar"/>
-        </w:rPr>
-        <w:t xml:space="preserve">gpt-3.5-turbo</w:t>
-      </w:r>
-      <w:r>
-        <w:t xml:space="preserve">, anti-correlated) through</w:t>
-      </w:r>
-      <w:r>
-        <w:t xml:space="preserve"> </w:t>
+        <w:t xml:space="preserve">–</w:t>
       </w:r>
       <m:oMath>
         <m:r>
-          <m:t>0.17</m:t>
+          <m:t>0.29</m:t>
         </m:r>
       </m:oMath>
       <w:r>
         <w:t xml:space="preserve"> </w:t>
       </w:r>
       <w:r>
-        <w:t xml:space="preserve">(</w:t>
-      </w:r>
-      <w:r>
-        <w:rPr>
-          <w:rStyle w:val="VerbatimChar"/>
-        </w:rPr>
-        <w:t xml:space="preserve">gemini-flash</w:t>
-      </w:r>
-      <w:r>
-        <w:t xml:space="preserve">) and</w:t>
+        <w:t xml:space="preserve">for</w:t>
+      </w:r>
+      <w:r>
+        <w:t xml:space="preserve"> </w:t>
+      </w:r>
+      <w:r>
+        <w:t xml:space="preserve">the others) and lifts the aggregate correlation from the plain mean's</w:t>
       </w:r>
       <w:r>
         <w:t xml:space="preserve"> </w:t>
       </w:r>
       <m:oMath>
         <m:r>
-          <m:t>0.24</m:t>
+          <m:t>0.238</m:t>
         </m:r>
       </m:oMath>
       <w:r>
         <w:t xml:space="preserve"> </w:t>
       </w:r>
       <w:r>
-        <w:t xml:space="preserve">(</w:t>
-      </w:r>
-      <w:r>
-        <w:rPr>
-          <w:rStyle w:val="VerbatimChar"/>
-        </w:rPr>
-        <w:t xml:space="preserve">gpt-4o-mini</w:t>
-      </w:r>
-      <w:r>
-        <w:t xml:space="preserve">) to</w:t>
+        <w:t xml:space="preserve">to</w:t>
       </w:r>
       <w:r>
         <w:t xml:space="preserve"> </w:t>
       </w:r>
       <m:oMath>
         <m:r>
-          <m:t>0.31</m:t>
+          <m:t>0.246</m:t>
         </m:r>
       </m:oMath>
       <w:r>
-        <w:t xml:space="preserve"> </w:t>
-      </w:r>
-      <w:r>
-        <w:t xml:space="preserve">(</w:t>
-      </w:r>
-      <w:r>
-        <w:rPr>
-          <w:rStyle w:val="VerbatimChar"/>
-        </w:rPr>
-        <w:t xml:space="preserve">claude-haiku</w:t>
-      </w:r>
-      <w:r>
-        <w:t xml:space="preserve">): a</w:t>
-      </w:r>
-      <w:r>
-        <w:t xml:space="preserve"> </w:t>
-      </w:r>
-      <w:r>
-        <w:rPr>
-          <w:b/>
-          <w:bCs/>
-        </w:rPr>
-        <w:t xml:space="preserve">judge-choice regret of</w:t>
-      </w:r>
-      <w:r>
-        <w:rPr>
-          <w:b/>
-          <w:bCs/>
-        </w:rPr>
+        <w:t xml:space="preserve">. The</w:t>
+      </w:r>
+      <w:r>
+        <w:t xml:space="preserve"> </w:t>
+      </w:r>
+      <w:r>
+        <w:t xml:space="preserve">alternatives are worse: median and trimmed-mean aggregation, which discard rather than re-weight information, reach</w:t>
+      </w:r>
+      <w:r>
+        <w:t xml:space="preserve"> </w:t>
+      </w:r>
+      <w:r>
+        <w:t xml:space="preserve">only</w:t>
+      </w:r>
+      <w:r>
         <w:t xml:space="preserve"> </w:t>
       </w:r>
       <m:oMath>
         <m:r>
-          <m:t>0.35</m:t>
+          <m:t>0.222</m:t>
         </m:r>
       </m:oMath>
       <w:r>
-        <w:t xml:space="preserve"> </w:t>
-      </w:r>
-      <w:r>
-        <w:t xml:space="preserve">between the best and worst single judge. The best judge is moreover task-dependent (</w:t>
-      </w:r>
-      <w:r>
-        <w:rPr>
-          <w:rStyle w:val="VerbatimChar"/>
-        </w:rPr>
-        <w:t xml:space="preserve">claude-haiku</w:t>
-      </w:r>
-      <w:r>
-        <w:t xml:space="preserve"> </w:t>
-      </w:r>
-      <w:r>
-        <w:t xml:space="preserve">here,</w:t>
-      </w:r>
-      <w:r>
-        <w:t xml:space="preserve"> </w:t>
-      </w:r>
-      <w:r>
-        <w:rPr>
-          <w:rStyle w:val="VerbatimChar"/>
-        </w:rPr>
-        <w:t xml:space="preserve">gpt-4o-mini</w:t>
-      </w:r>
-      <w:r>
-        <w:t xml:space="preserve"> </w:t>
-      </w:r>
-      <w:r>
-        <w:t xml:space="preserve">on the summarization subset of Section 5.1), so a practitioner committing to one judge in</w:t>
-      </w:r>
-      <w:r>
-        <w:t xml:space="preserve"> </w:t>
-      </w:r>
-      <w:r>
-        <w:t xml:space="preserve">advance risks the anti-correlated one. The cross-family ensemble is the low-regret default: its plain mean correlates</w:t>
-      </w:r>
-      <w:r>
-        <w:t xml:space="preserve"> </w:t>
-      </w:r>
-      <w:r>
-        <w:t xml:space="preserve">at</w:t>
+        <w:t xml:space="preserve">, and a Dawid–Skene latent-truth model [</w:t>
+      </w:r>
+      <w:hyperlink w:anchor="r33">
+        <w:r>
+          <w:rPr>
+            <w:rStyle w:val="Hyperlink"/>
+          </w:rPr>
+          <w:t xml:space="preserve">33</w:t>
+        </w:r>
+      </w:hyperlink>
+      <w:r>
+        <w:t xml:space="preserve">] over discretized scores reaches</w:t>
       </w:r>
       <w:r>
         <w:t xml:space="preserve"> </w:t>
       </w:r>
       <m:oMath>
         <m:r>
-          <m:t>0.238</m:t>
+          <m:t>0.178</m:t>
         </m:r>
       </m:oMath>
       <w:r>
-        <w:t xml:space="preserve"> </w:t>
-      </w:r>
-      <w:r>
-        <w:t xml:space="preserve">and, unlike a single pick, is</w:t>
-      </w:r>
-      <w:r>
-        <w:t xml:space="preserve"> </w:t>
-      </w:r>
-      <w:r>
-        <w:rPr>
-          <w:i/>
-          <w:iCs/>
-        </w:rPr>
-        <w:t xml:space="preserve">never</w:t>
-      </w:r>
-      <w:r>
-        <w:t xml:space="preserve"> </w:t>
-      </w:r>
-      <w:r>
-        <w:t xml:space="preserve">anti-correlated.</w:t>
+        <w:t xml:space="preserve">. Reliability weighting</w:t>
+      </w:r>
+      <w:r>
+        <w:t xml:space="preserve"> </w:t>
+      </w:r>
+      <w:r>
+        <w:t xml:space="preserve">thus turns the panel's own internal agreement, the one signal available without labels, into the strongest aggregate,</w:t>
+      </w:r>
+      <w:r>
+        <w:t xml:space="preserve"> </w:t>
+      </w:r>
+      <w:r>
+        <w:t xml:space="preserve">while never selecting the anti-correlated judge.</w:t>
       </w:r>
     </w:p>
     <w:p>
@@ -8557,63 +8653,100 @@
         <w:widowControl w:val="1"/>
       </w:pPr>
       <w:r>
-        <w:t xml:space="preserve">Given the panel, the choice of aggregator is itself a lever, and the unsupervised reliability-weighted aggregator of</w:t>
-      </w:r>
-      <w:r>
-        <w:t xml:space="preserve"> </w:t>
-      </w:r>
-      <w:r>
-        <w:t xml:space="preserve">Section 3.3 is the best label-free option we test. Weighting each judge by its agreement with the rest of the</w:t>
-      </w:r>
-      <w:r>
-        <w:t xml:space="preserve"> </w:t>
-      </w:r>
-      <w:r>
-        <w:t xml:space="preserve">panel assigns the anti-correlated</w:t>
-      </w:r>
-      <w:r>
-        <w:t xml:space="preserve"> </w:t>
-      </w:r>
-      <w:r>
-        <w:rPr>
-          <w:rStyle w:val="VerbatimChar"/>
-        </w:rPr>
-        <w:t xml:space="preserve">gpt-3.5-turbo</w:t>
-      </w:r>
-      <w:r>
-        <w:t xml:space="preserve"> </w:t>
-      </w:r>
-      <w:r>
-        <w:t xml:space="preserve">the lowest weight (</w:t>
+        <w:rPr>
+          <w:b/>
+          <w:bCs/>
+        </w:rPr>
+        <w:t xml:space="preserve">Finding (judge-choice regret).</w:t>
+      </w:r>
+      <w:r>
+        <w:t xml:space="preserve"> </w:t>
+      </w:r>
+      <w:r>
+        <w:t xml:space="preserve">Choosing a single judge without labels is unsafe: on the</w:t>
+      </w:r>
+      <w:r>
+        <w:t xml:space="preserve"> </w:t>
+      </w:r>
+      <w:r>
+        <w:t xml:space="preserve">benchmark-grounded set the candidate judges range from</w:t>
+      </w:r>
+      <w:r>
+        <w:t xml:space="preserve"> </w:t>
       </w:r>
       <m:oMath>
         <m:r>
-          <m:t>0.18</m:t>
+          <m:rPr>
+            <m:sty m:val="p"/>
+          </m:rPr>
+          <m:t>−</m:t>
+        </m:r>
+        <m:r>
+          <m:t>0.04</m:t>
         </m:r>
       </m:oMath>
       <w:r>
         <w:t xml:space="preserve"> </w:t>
       </w:r>
       <w:r>
-        <w:t xml:space="preserve">versus</w:t>
+        <w:t xml:space="preserve">(anti-correlated) to</w:t>
       </w:r>
       <w:r>
         <w:t xml:space="preserve"> </w:t>
       </w:r>
       <m:oMath>
         <m:r>
-          <m:t>0.27</m:t>
+          <m:t>0.31</m:t>
         </m:r>
       </m:oMath>
       <w:r>
-        <w:t xml:space="preserve">–</w:t>
+        <w:t xml:space="preserve">, a judge-choice regret of</w:t>
+      </w:r>
+      <w:r>
+        <w:t xml:space="preserve"> </w:t>
       </w:r>
       <m:oMath>
         <m:r>
-          <m:t>0.29</m:t>
+          <m:t>0.35</m:t>
         </m:r>
       </m:oMath>
       <w:r>
+        <w:t xml:space="preserve">, and the best judge varies by task. The cross-family ensemble removes this risk (plain mean</w:t>
+      </w:r>
+      <w:r>
+        <w:t xml:space="preserve"> </w:t>
+      </w:r>
+      <m:oMath>
+        <m:r>
+          <m:t>0.238</m:t>
+        </m:r>
+      </m:oMath>
+      <w:r>
+        <w:t xml:space="preserve">, never</w:t>
+      </w:r>
+      <w:r>
+        <w:t xml:space="preserve"> </w:t>
+      </w:r>
+      <w:r>
+        <w:t xml:space="preserve">anti-correlated), and among label-free aggregators reliability weighting is the strongest (</w:t>
+      </w:r>
+      <m:oMath>
+        <m:r>
+          <m:t>0.246</m:t>
+        </m:r>
+      </m:oMath>
+      <w:r>
+        <w:t xml:space="preserve">, versus</w:t>
+      </w:r>
+      <w:r>
+        <w:t xml:space="preserve"> </w:t>
+      </w:r>
+      <m:oMath>
+        <m:r>
+          <m:t>0.222</m:t>
+        </m:r>
+      </m:oMath>
+      <w:r>
         <w:t xml:space="preserve"> </w:t>
       </w:r>
       <w:r>
@@ -8623,89 +8756,21 @@
         <w:t xml:space="preserve"> </w:t>
       </w:r>
       <w:r>
-        <w:t xml:space="preserve">the others) and lifts the aggregate correlation from the plain mean's</w:t>
+        <w:t xml:space="preserve">median/trimmed and</w:t>
       </w:r>
       <w:r>
         <w:t xml:space="preserve"> </w:t>
       </w:r>
       <m:oMath>
         <m:r>
-          <m:t>0.238</m:t>
+          <m:t>0.178</m:t>
         </m:r>
       </m:oMath>
       <w:r>
         <w:t xml:space="preserve"> </w:t>
       </w:r>
       <w:r>
-        <w:t xml:space="preserve">to</w:t>
-      </w:r>
-      <w:r>
-        <w:t xml:space="preserve"> </w:t>
-      </w:r>
-      <m:oMath>
-        <m:r>
-          <m:t>0.246</m:t>
-        </m:r>
-      </m:oMath>
-      <w:r>
-        <w:t xml:space="preserve">. The</w:t>
-      </w:r>
-      <w:r>
-        <w:t xml:space="preserve"> </w:t>
-      </w:r>
-      <w:r>
-        <w:t xml:space="preserve">alternatives are worse: median and trimmed-mean aggregation, which discard rather than re-weight information, reach</w:t>
-      </w:r>
-      <w:r>
-        <w:t xml:space="preserve"> </w:t>
-      </w:r>
-      <w:r>
-        <w:t xml:space="preserve">only</w:t>
-      </w:r>
-      <w:r>
-        <w:t xml:space="preserve"> </w:t>
-      </w:r>
-      <m:oMath>
-        <m:r>
-          <m:t>0.222</m:t>
-        </m:r>
-      </m:oMath>
-      <w:r>
-        <w:t xml:space="preserve">, and a Dawid–Skene latent-truth model [</w:t>
-      </w:r>
-      <w:hyperlink w:anchor="r33">
-        <w:r>
-          <w:rPr>
-            <w:rStyle w:val="Hyperlink"/>
-          </w:rPr>
-          <w:t xml:space="preserve">33</w:t>
-        </w:r>
-      </w:hyperlink>
-      <w:r>
-        <w:t xml:space="preserve">] over discretized scores reaches</w:t>
-      </w:r>
-      <w:r>
-        <w:t xml:space="preserve"> </w:t>
-      </w:r>
-      <m:oMath>
-        <m:r>
-          <m:t>0.178</m:t>
-        </m:r>
-      </m:oMath>
-      <w:r>
-        <w:t xml:space="preserve">. Reliability weighting</w:t>
-      </w:r>
-      <w:r>
-        <w:t xml:space="preserve"> </w:t>
-      </w:r>
-      <w:r>
-        <w:t xml:space="preserve">thus turns the panel's own internal agreement, the one signal available without labels, into the strongest aggregate,</w:t>
-      </w:r>
-      <w:r>
-        <w:t xml:space="preserve"> </w:t>
-      </w:r>
-      <w:r>
-        <w:t xml:space="preserve">while never selecting the anti-correlated judge.</w:t>
+        <w:t xml:space="preserve">for Dawid–Skene), using only the panel's internal agreement.</w:t>
       </w:r>
     </w:p>
     <w:p>
@@ -8717,23 +8782,47 @@
         <w:widowControl w:val="1"/>
       </w:pPr>
       <w:r>
-        <w:rPr>
-          <w:b/>
-          <w:bCs/>
-        </w:rPr>
-        <w:t xml:space="preserve">Finding (judge-choice regret).</w:t>
-      </w:r>
-      <w:r>
-        <w:t xml:space="preserve"> </w:t>
-      </w:r>
-      <w:r>
-        <w:t xml:space="preserve">Choosing a single judge without labels is unsafe: on the</w:t>
-      </w:r>
-      <w:r>
-        <w:t xml:space="preserve"> </w:t>
-      </w:r>
-      <w:r>
-        <w:t xml:space="preserve">benchmark-grounded set the candidate judges range from</w:t>
+        <w:t xml:space="preserve">Aggregation does more than average: it lets the evaluator</w:t>
+      </w:r>
+      <w:r>
+        <w:t xml:space="preserve"> </w:t>
+      </w:r>
+      <w:r>
+        <w:rPr>
+          <w:i/>
+          <w:iCs/>
+        </w:rPr>
+        <w:t xml:space="preserve">audit its own judges</w:t>
+      </w:r>
+      <w:r>
+        <w:t xml:space="preserve"> </w:t>
+      </w:r>
+      <w:r>
+        <w:t xml:space="preserve">with no labels. A judge's mean</w:t>
+      </w:r>
+      <w:r>
+        <w:t xml:space="preserve"> </w:t>
+      </w:r>
+      <w:r>
+        <w:t xml:space="preserve">agreement with the rest of the panel is an unsupervised reliability signal, and it cleanly separates competent judges</w:t>
+      </w:r>
+      <w:r>
+        <w:t xml:space="preserve"> </w:t>
+      </w:r>
+      <w:r>
+        <w:t xml:space="preserve">from broken ones. We stress-test this by adding three deliberately broken judges to the four-judge panel, one returning</w:t>
+      </w:r>
+      <w:r>
+        <w:t xml:space="preserve"> </w:t>
+      </w:r>
+      <w:r>
+        <w:t xml:space="preserve">uniform-random scores, one a constant score, and one anti-correlated with quality. All three fall to the bottom of the</w:t>
+      </w:r>
+      <w:r>
+        <w:t xml:space="preserve"> </w:t>
+      </w:r>
+      <w:r>
+        <w:t xml:space="preserve">agreement ranking (mean agreement</w:t>
       </w:r>
       <w:r>
         <w:t xml:space="preserve"> </w:t>
@@ -8743,39 +8832,51 @@
           <m:rPr>
             <m:sty m:val="p"/>
           </m:rPr>
-          <m:t>−</m:t>
-        </m:r>
-        <m:r>
-          <m:t>0.04</m:t>
+          <m:t>≤</m:t>
+        </m:r>
+        <m:r>
+          <m:t>0</m:t>
         </m:r>
       </m:oMath>
       <w:r>
         <w:t xml:space="preserve"> </w:t>
       </w:r>
       <w:r>
-        <w:t xml:space="preserve">(anti-correlated) to</w:t>
+        <w:t xml:space="preserve">versus</w:t>
       </w:r>
       <w:r>
         <w:t xml:space="preserve"> </w:t>
       </w:r>
       <m:oMath>
         <m:r>
-          <m:t>0.31</m:t>
+          <m:t>0.07</m:t>
         </m:r>
       </m:oMath>
       <w:r>
-        <w:t xml:space="preserve">, a judge-choice regret of</w:t>
+        <w:t xml:space="preserve"> </w:t>
+      </w:r>
+      <w:r>
+        <w:t xml:space="preserve">to</w:t>
       </w:r>
       <w:r>
         <w:t xml:space="preserve"> </w:t>
       </w:r>
       <m:oMath>
         <m:r>
-          <m:t>0.35</m:t>
+          <m:t>0.18</m:t>
         </m:r>
       </m:oMath>
       <w:r>
-        <w:t xml:space="preserve">, and the best judge varies by task. The cross-family ensemble removes this risk (plain mean</w:t>
+        <w:t xml:space="preserve"> </w:t>
+      </w:r>
+      <w:r>
+        <w:t xml:space="preserve">for the competent judges), and their effect on a naive</w:t>
+      </w:r>
+      <w:r>
+        <w:t xml:space="preserve"> </w:t>
+      </w:r>
+      <w:r>
+        <w:t xml:space="preserve">average is large: the plain-mean correlation with ground truth drops from</w:t>
       </w:r>
       <w:r>
         <w:t xml:space="preserve"> </w:t>
@@ -8786,55 +8887,50 @@
         </m:r>
       </m:oMath>
       <w:r>
-        <w:t xml:space="preserve">, never</w:t>
-      </w:r>
-      <w:r>
-        <w:t xml:space="preserve"> </w:t>
-      </w:r>
-      <w:r>
-        <w:t xml:space="preserve">anti-correlated), and among label-free aggregators reliability weighting is the strongest (</w:t>
+        <w:t xml:space="preserve"> </w:t>
+      </w:r>
+      <w:r>
+        <w:t xml:space="preserve">to</w:t>
+      </w:r>
+      <w:r>
+        <w:t xml:space="preserve"> </w:t>
       </w:r>
       <m:oMath>
         <m:r>
-          <m:t>0.246</m:t>
+          <m:t>0.126</m:t>
         </m:r>
       </m:oMath>
       <w:r>
-        <w:t xml:space="preserve">, versus</w:t>
-      </w:r>
-      <w:r>
-        <w:t xml:space="preserve"> </w:t>
+        <w:t xml:space="preserve"> </w:t>
+      </w:r>
+      <w:r>
+        <w:t xml:space="preserve">once they are included.</w:t>
+      </w:r>
+      <w:r>
+        <w:t xml:space="preserve"> </w:t>
+      </w:r>
+      <w:r>
+        <w:t xml:space="preserve">Reliability weighting, using only peer agreement, assigns each broken judge a weight of essentially zero and recovers</w:t>
+      </w:r>
+      <w:r>
+        <w:t xml:space="preserve"> </w:t>
+      </w:r>
+      <w:r>
+        <w:t xml:space="preserve">the clean-panel accuracy (</w:t>
       </w:r>
       <m:oMath>
         <m:r>
-          <m:t>0.222</m:t>
+          <m:t>0.228</m:t>
         </m:r>
       </m:oMath>
       <w:r>
-        <w:t xml:space="preserve"> </w:t>
-      </w:r>
-      <w:r>
-        <w:t xml:space="preserve">for</w:t>
-      </w:r>
-      <w:r>
-        <w:t xml:space="preserve"> </w:t>
-      </w:r>
-      <w:r>
-        <w:t xml:space="preserve">median/trimmed and</w:t>
-      </w:r>
-      <w:r>
-        <w:t xml:space="preserve"> </w:t>
-      </w:r>
-      <m:oMath>
-        <m:r>
-          <m:t>0.178</m:t>
-        </m:r>
-      </m:oMath>
-      <w:r>
-        <w:t xml:space="preserve"> </w:t>
-      </w:r>
-      <w:r>
-        <w:t xml:space="preserve">for Dawid–Skene), using only the panel's internal agreement.</w:t>
+        <w:t xml:space="preserve">). A single judge offers no such safeguard, because there is nothing to check it</w:t>
+      </w:r>
+      <w:r>
+        <w:t xml:space="preserve"> </w:t>
+      </w:r>
+      <w:r>
+        <w:t xml:space="preserve">against: the panel turns the absence of labels from a liability into a design that validates itself.</w:t>
       </w:r>
     </w:p>
     <w:p>
@@ -8846,7 +8942,13 @@
         <w:widowControl w:val="1"/>
       </w:pPr>
       <w:r>
-        <w:t xml:space="preserve">Aggregation does more than average: it lets the evaluator</w:t>
+        <w:t xml:space="preserve">This self-correction has a precise boundary, and the boundary is exactly the cross-family design. It tolerates any</w:t>
+      </w:r>
+      <w:r>
+        <w:t xml:space="preserve"> </w:t>
+      </w:r>
+      <w:r>
+        <w:t xml:space="preserve">number of</w:t>
       </w:r>
       <w:r>
         <w:t xml:space="preserve"> </w:t>
@@ -8856,145 +8958,133 @@
           <w:i/>
           <w:iCs/>
         </w:rPr>
-        <w:t xml:space="preserve">audit its own judges</w:t>
-      </w:r>
-      <w:r>
-        <w:t xml:space="preserve"> </w:t>
-      </w:r>
-      <w:r>
-        <w:t xml:space="preserve">with no labels. A judge's mean</w:t>
-      </w:r>
-      <w:r>
-        <w:t xml:space="preserve"> </w:t>
-      </w:r>
-      <w:r>
-        <w:t xml:space="preserve">agreement with the rest of the panel is an unsupervised reliability signal, and it cleanly separates competent judges</w:t>
-      </w:r>
-      <w:r>
-        <w:t xml:space="preserve"> </w:t>
-      </w:r>
-      <w:r>
-        <w:t xml:space="preserve">from broken ones. We stress-test this by adding three deliberately broken judges to the four-judge panel, one returning</w:t>
-      </w:r>
-      <w:r>
-        <w:t xml:space="preserve"> </w:t>
-      </w:r>
-      <w:r>
-        <w:t xml:space="preserve">uniform-random scores, one a constant score, and one anti-correlated with quality. All three fall to the bottom of the</w:t>
-      </w:r>
-      <w:r>
-        <w:t xml:space="preserve"> </w:t>
-      </w:r>
-      <w:r>
-        <w:t xml:space="preserve">agreement ranking (mean agreement</w:t>
+        <w:t xml:space="preserve">independent</w:t>
+      </w:r>
+      <w:r>
+        <w:t xml:space="preserve"> </w:t>
+      </w:r>
+      <w:r>
+        <w:t xml:space="preserve">broken judges: adding six uniform-random judges to the four-judge panel leaves the</w:t>
+      </w:r>
+      <w:r>
+        <w:t xml:space="preserve"> </w:t>
+      </w:r>
+      <w:r>
+        <w:t xml:space="preserve">reliability-weighted accuracy at</w:t>
       </w:r>
       <w:r>
         <w:t xml:space="preserve"> </w:t>
       </w:r>
       <m:oMath>
         <m:r>
-          <m:rPr>
-            <m:sty m:val="p"/>
-          </m:rPr>
-          <m:t>≤</m:t>
-        </m:r>
-        <m:r>
-          <m:t>0</m:t>
+          <m:t>0.25</m:t>
         </m:r>
       </m:oMath>
       <w:r>
         <w:t xml:space="preserve"> </w:t>
       </w:r>
       <w:r>
-        <w:t xml:space="preserve">versus</w:t>
+        <w:t xml:space="preserve">while the plain mean falls to</w:t>
       </w:r>
       <w:r>
         <w:t xml:space="preserve"> </w:t>
       </w:r>
       <m:oMath>
         <m:r>
-          <m:t>0.07</m:t>
+          <m:t>0.16</m:t>
         </m:r>
       </m:oMath>
       <w:r>
-        <w:t xml:space="preserve"> </w:t>
-      </w:r>
-      <w:r>
-        <w:t xml:space="preserve">to</w:t>
-      </w:r>
-      <w:r>
-        <w:t xml:space="preserve"> </w:t>
-      </w:r>
-      <m:oMath>
-        <m:r>
-          <m:t>0.18</m:t>
-        </m:r>
-      </m:oMath>
-      <w:r>
-        <w:t xml:space="preserve"> </w:t>
-      </w:r>
-      <w:r>
-        <w:t xml:space="preserve">for the competent judges), and their effect on a naive</w:t>
-      </w:r>
-      <w:r>
-        <w:t xml:space="preserve"> </w:t>
-      </w:r>
-      <w:r>
-        <w:t xml:space="preserve">average is large: the plain-mean correlation with ground truth drops from</w:t>
-      </w:r>
-      <w:r>
-        <w:t xml:space="preserve"> </w:t>
-      </w:r>
-      <m:oMath>
-        <m:r>
-          <m:t>0.238</m:t>
-        </m:r>
-      </m:oMath>
-      <w:r>
-        <w:t xml:space="preserve"> </w:t>
-      </w:r>
-      <w:r>
-        <w:t xml:space="preserve">to</w:t>
-      </w:r>
-      <w:r>
-        <w:t xml:space="preserve"> </w:t>
-      </w:r>
-      <m:oMath>
-        <m:r>
-          <m:t>0.126</m:t>
-        </m:r>
-      </m:oMath>
-      <w:r>
-        <w:t xml:space="preserve"> </w:t>
-      </w:r>
-      <w:r>
-        <w:t xml:space="preserve">once they are included.</w:t>
-      </w:r>
-      <w:r>
-        <w:t xml:space="preserve"> </w:t>
-      </w:r>
-      <w:r>
-        <w:t xml:space="preserve">Reliability weighting, using only peer agreement, assigns each broken judge a weight of essentially zero and recovers</w:t>
-      </w:r>
-      <w:r>
-        <w:t xml:space="preserve"> </w:t>
-      </w:r>
-      <w:r>
-        <w:t xml:space="preserve">the clean-panel accuracy (</w:t>
-      </w:r>
-      <m:oMath>
-        <m:r>
-          <m:t>0.228</m:t>
-        </m:r>
-      </m:oMath>
-      <w:r>
-        <w:t xml:space="preserve">). A single judge offers no such safeguard, because there is nothing to check it</w:t>
-      </w:r>
-      <w:r>
-        <w:t xml:space="preserve"> </w:t>
-      </w:r>
-      <w:r>
-        <w:t xml:space="preserve">against: the panel turns the absence of labels from a liability into a design that validates itself.</w:t>
+        <w:t xml:space="preserve">, because independent noise never forms a</w:t>
+      </w:r>
+      <w:r>
+        <w:t xml:space="preserve"> </w:t>
+      </w:r>
+      <w:r>
+        <w:t xml:space="preserve">consensus to agree with. It fails only when a</w:t>
+      </w:r>
+      <w:r>
+        <w:t xml:space="preserve"> </w:t>
+      </w:r>
+      <w:r>
+        <w:rPr>
+          <w:i/>
+          <w:iCs/>
+        </w:rPr>
+        <w:t xml:space="preserve">correlated</w:t>
+      </w:r>
+      <w:r>
+        <w:t xml:space="preserve"> </w:t>
+      </w:r>
+      <w:r>
+        <w:t xml:space="preserve">coalition of bad judges, all sharing one</w:t>
+      </w:r>
+      <w:r>
+        <w:t xml:space="preserve"> </w:t>
+      </w:r>
+      <w:r>
+        <w:t xml:space="preserve">systematic error,</w:t>
+      </w:r>
+      <w:r>
+        <w:t xml:space="preserve"> </w:t>
+      </w:r>
+      <w:r>
+        <w:rPr>
+          <w:i/>
+          <w:iCs/>
+        </w:rPr>
+        <w:t xml:space="preserve">outnumbers</w:t>
+      </w:r>
+      <w:r>
+        <w:t xml:space="preserve"> </w:t>
+      </w:r>
+      <w:r>
+        <w:t xml:space="preserve">the competent judges: once five such judges face four good ones the coalition</w:t>
+      </w:r>
+      <w:r>
+        <w:t xml:space="preserve"> </w:t>
+      </w:r>
+      <w:r>
+        <w:t xml:space="preserve">becomes the apparent consensus, takes all the weight, and the recovered ranking inverts. Peer-agreement weighting is</w:t>
+      </w:r>
+      <w:r>
+        <w:t xml:space="preserve"> </w:t>
+      </w:r>
+      <w:r>
+        <w:t xml:space="preserve">therefore only as safe as the independence of judge errors, and</w:t>
+      </w:r>
+      <w:r>
+        <w:t xml:space="preserve"> </w:t>
+      </w:r>
+      <w:r>
+        <w:rPr>
+          <w:i/>
+          <w:iCs/>
+        </w:rPr>
+        <w:t xml:space="preserve">vendor diversity is what supplies that</w:t>
+      </w:r>
+      <w:r>
+        <w:rPr>
+          <w:i/>
+          <w:iCs/>
+        </w:rPr>
+        <w:t xml:space="preserve"> </w:t>
+      </w:r>
+      <w:r>
+        <w:rPr>
+          <w:i/>
+          <w:iCs/>
+        </w:rPr>
+        <w:t xml:space="preserve">independence</w:t>
+      </w:r>
+      <w:r>
+        <w:t xml:space="preserve">: judges from distinct model families are unlikely to share a bias coalition. The robustness of the</w:t>
+      </w:r>
+      <w:r>
+        <w:t xml:space="preserve"> </w:t>
+      </w:r>
+      <w:r>
+        <w:t xml:space="preserve">aggregator and the cross-family composition principle are two sides of one design.</w:t>
       </w:r>
     </w:p>
     <w:p>
@@ -9006,13 +9096,17 @@
         <w:widowControl w:val="1"/>
       </w:pPr>
       <w:r>
-        <w:t xml:space="preserve">This self-correction has a precise boundary, and the boundary is exactly the cross-family design. It tolerates any</w:t>
-      </w:r>
-      <w:r>
-        <w:t xml:space="preserve"> </w:t>
-      </w:r>
-      <w:r>
-        <w:t xml:space="preserve">number of</w:t>
+        <w:rPr>
+          <w:b/>
+          <w:bCs/>
+        </w:rPr>
+        <w:t xml:space="preserve">Finding (self-validating panel).</w:t>
+      </w:r>
+      <w:r>
+        <w:t xml:space="preserve"> </w:t>
+      </w:r>
+      <w:r>
+        <w:t xml:space="preserve">A panel both suppresses and</w:t>
       </w:r>
       <w:r>
         <w:t xml:space="preserve"> </w:t>
@@ -9022,133 +9116,73 @@
           <w:i/>
           <w:iCs/>
         </w:rPr>
-        <w:t xml:space="preserve">independent</w:t>
-      </w:r>
-      <w:r>
-        <w:t xml:space="preserve"> </w:t>
-      </w:r>
-      <w:r>
-        <w:t xml:space="preserve">broken judges: adding six uniform-random judges to the four-judge panel leaves the</w:t>
-      </w:r>
-      <w:r>
-        <w:t xml:space="preserve"> </w:t>
-      </w:r>
-      <w:r>
-        <w:t xml:space="preserve">reliability-weighted accuracy at</w:t>
-      </w:r>
-      <w:r>
-        <w:t xml:space="preserve"> </w:t>
+        <w:t xml:space="preserve">diagnoses</w:t>
+      </w:r>
+      <w:r>
+        <w:t xml:space="preserve"> </w:t>
+      </w:r>
+      <w:r>
+        <w:t xml:space="preserve">bad judges with no</w:t>
+      </w:r>
+      <w:r>
+        <w:t xml:space="preserve"> </w:t>
+      </w:r>
+      <w:r>
+        <w:t xml:space="preserve">labels. Adding three broken judges (random, constant, anti-correlated) to a four-judge panel nearly halves the</w:t>
+      </w:r>
+      <w:r>
+        <w:t xml:space="preserve"> </w:t>
+      </w:r>
+      <w:r>
+        <w:t xml:space="preserve">plain-mean accuracy (</w:t>
       </w:r>
       <m:oMath>
         <m:r>
-          <m:t>0.25</m:t>
+          <m:t>0.238</m:t>
+        </m:r>
+        <m:r>
+          <m:rPr>
+            <m:sty m:val="p"/>
+          </m:rPr>
+          <m:t>→</m:t>
+        </m:r>
+        <m:r>
+          <m:t>0.126</m:t>
         </m:r>
       </m:oMath>
       <w:r>
-        <w:t xml:space="preserve"> </w:t>
-      </w:r>
-      <w:r>
-        <w:t xml:space="preserve">while the plain mean falls to</w:t>
+        <w:t xml:space="preserve">); reliability weighting gives each broken judge weight</w:t>
       </w:r>
       <w:r>
         <w:t xml:space="preserve"> </w:t>
       </w:r>
       <m:oMath>
         <m:r>
-          <m:t>0.16</m:t>
+          <m:t>0.000</m:t>
         </m:r>
       </m:oMath>
       <w:r>
-        <w:t xml:space="preserve">, because independent noise never forms a</w:t>
-      </w:r>
-      <w:r>
-        <w:t xml:space="preserve"> </w:t>
-      </w:r>
-      <w:r>
-        <w:t xml:space="preserve">consensus to agree with. It fails only when a</w:t>
-      </w:r>
-      <w:r>
-        <w:t xml:space="preserve"> </w:t>
-      </w:r>
-      <w:r>
-        <w:rPr>
-          <w:i/>
-          <w:iCs/>
-        </w:rPr>
-        <w:t xml:space="preserve">correlated</w:t>
-      </w:r>
-      <w:r>
-        <w:t xml:space="preserve"> </w:t>
-      </w:r>
-      <w:r>
-        <w:t xml:space="preserve">coalition of bad judges, all sharing one</w:t>
-      </w:r>
-      <w:r>
-        <w:t xml:space="preserve"> </w:t>
-      </w:r>
-      <w:r>
-        <w:t xml:space="preserve">systematic error,</w:t>
-      </w:r>
-      <w:r>
-        <w:t xml:space="preserve"> </w:t>
-      </w:r>
-      <w:r>
-        <w:rPr>
-          <w:i/>
-          <w:iCs/>
-        </w:rPr>
-        <w:t xml:space="preserve">outnumbers</w:t>
-      </w:r>
-      <w:r>
-        <w:t xml:space="preserve"> </w:t>
-      </w:r>
-      <w:r>
-        <w:t xml:space="preserve">the competent judges: once five such judges face four good ones the coalition</w:t>
-      </w:r>
-      <w:r>
-        <w:t xml:space="preserve"> </w:t>
-      </w:r>
-      <w:r>
-        <w:t xml:space="preserve">becomes the apparent consensus, takes all the weight, and the recovered ranking inverts. Peer-agreement weighting is</w:t>
-      </w:r>
-      <w:r>
-        <w:t xml:space="preserve"> </w:t>
-      </w:r>
-      <w:r>
-        <w:t xml:space="preserve">therefore only as safe as the independence of judge errors, and</w:t>
-      </w:r>
-      <w:r>
-        <w:t xml:space="preserve"> </w:t>
-      </w:r>
-      <w:r>
-        <w:rPr>
-          <w:i/>
-          <w:iCs/>
-        </w:rPr>
-        <w:t xml:space="preserve">vendor diversity is what supplies that</w:t>
-      </w:r>
-      <w:r>
-        <w:rPr>
-          <w:i/>
-          <w:iCs/>
-        </w:rPr>
-        <w:t xml:space="preserve"> </w:t>
-      </w:r>
-      <w:r>
-        <w:rPr>
-          <w:i/>
-          <w:iCs/>
-        </w:rPr>
-        <w:t xml:space="preserve">independence</w:t>
-      </w:r>
-      <w:r>
-        <w:t xml:space="preserve">: judges from distinct model families are unlikely to share a bias coalition. The robustness of the</w:t>
-      </w:r>
-      <w:r>
-        <w:t xml:space="preserve"> </w:t>
-      </w:r>
-      <w:r>
-        <w:t xml:space="preserve">aggregator and the cross-family composition principle are two sides of one design.</w:t>
+        <w:t xml:space="preserve"> </w:t>
+      </w:r>
+      <w:r>
+        <w:t xml:space="preserve">from peer</w:t>
+      </w:r>
+      <w:r>
+        <w:t xml:space="preserve"> </w:t>
+      </w:r>
+      <w:r>
+        <w:t xml:space="preserve">agreement alone and restores</w:t>
+      </w:r>
+      <w:r>
+        <w:t xml:space="preserve"> </w:t>
+      </w:r>
+      <m:oMath>
+        <m:r>
+          <m:t>0.228</m:t>
+        </m:r>
+      </m:oMath>
+      <w:r>
+        <w:t xml:space="preserve">. A single judge has no internal check to fall back on.</w:t>
       </w:r>
     </w:p>
     <w:p>
@@ -9160,17 +9194,7 @@
         <w:widowControl w:val="1"/>
       </w:pPr>
       <w:r>
-        <w:rPr>
-          <w:b/>
-          <w:bCs/>
-        </w:rPr>
-        <w:t xml:space="preserve">Finding (self-validating panel).</w:t>
-      </w:r>
-      <w:r>
-        <w:t xml:space="preserve"> </w:t>
-      </w:r>
-      <w:r>
-        <w:t xml:space="preserve">A panel both suppresses and</w:t>
+        <w:t xml:space="preserve">The panel's two label-free quality signals, item discriminative power and judge agreement, compose into the</w:t>
       </w:r>
       <w:r>
         <w:t xml:space="preserve"> </w:t>
@@ -9180,213 +9204,125 @@
           <w:i/>
           <w:iCs/>
         </w:rPr>
-        <w:t xml:space="preserve">diagnoses</w:t>
-      </w:r>
-      <w:r>
-        <w:t xml:space="preserve"> </w:t>
-      </w:r>
-      <w:r>
-        <w:t xml:space="preserve">bad judges with no</w:t>
-      </w:r>
-      <w:r>
-        <w:t xml:space="preserve"> </w:t>
-      </w:r>
-      <w:r>
-        <w:t xml:space="preserve">labels. Adding three broken judges (random, constant, anti-correlated) to a four-judge panel nearly halves the</w:t>
-      </w:r>
-      <w:r>
-        <w:t xml:space="preserve"> </w:t>
-      </w:r>
-      <w:r>
-        <w:t xml:space="preserve">plain-mean accuracy (</w:t>
+        <w:t xml:space="preserve">doubly-robust ranking</w:t>
+      </w:r>
+      <w:r>
+        <w:t xml:space="preserve"> </w:t>
+      </w:r>
+      <w:r>
+        <w:t xml:space="preserve">of Section 3.3, which leans on the items that separate models (Section 5.7)</w:t>
+      </w:r>
+      <w:r>
+        <w:t xml:space="preserve"> </w:t>
+      </w:r>
+      <w:r>
+        <w:t xml:space="preserve">and the judges that agree with the panel. On a benchmark-grounded check where gold accuracy is available (seven models</w:t>
+      </w:r>
+      <w:r>
+        <w:t xml:space="preserve"> </w:t>
+      </w:r>
+      <w:r>
+        <w:t xml:space="preserve">ranked on science QA and reasoning), it improves rank-recovery of the true model ordering from the plain mean's</w:t>
+      </w:r>
+      <w:r>
+        <w:t xml:space="preserve"> </w:t>
+      </w:r>
+      <w:r>
+        <w:t xml:space="preserve">Spearman</w:t>
+      </w:r>
+      <w:r>
+        <w:t xml:space="preserve"> </w:t>
       </w:r>
       <m:oMath>
         <m:r>
-          <m:t>0.238</m:t>
-        </m:r>
-        <m:r>
-          <m:rPr>
-            <m:sty m:val="p"/>
-          </m:rPr>
-          <m:t>→</m:t>
-        </m:r>
-        <m:r>
-          <m:t>0.126</m:t>
+          <m:t>0.87</m:t>
         </m:r>
       </m:oMath>
       <w:r>
-        <w:t xml:space="preserve">); reliability weighting gives each broken judge weight</w:t>
+        <w:t xml:space="preserve"> </w:t>
+      </w:r>
+      <w:r>
+        <w:t xml:space="preserve">(Kendall</w:t>
       </w:r>
       <w:r>
         <w:t xml:space="preserve"> </w:t>
       </w:r>
       <m:oMath>
         <m:r>
-          <m:t>0.000</m:t>
+          <m:t>0.75</m:t>
         </m:r>
       </m:oMath>
       <w:r>
-        <w:t xml:space="preserve"> </w:t>
-      </w:r>
-      <w:r>
-        <w:t xml:space="preserve">from peer</w:t>
-      </w:r>
-      <w:r>
-        <w:t xml:space="preserve"> </w:t>
-      </w:r>
-      <w:r>
-        <w:t xml:space="preserve">agreement alone and restores</w:t>
+        <w:t xml:space="preserve">) to</w:t>
       </w:r>
       <w:r>
         <w:t xml:space="preserve"> </w:t>
       </w:r>
       <m:oMath>
         <m:r>
-          <m:t>0.228</m:t>
+          <m:t>0.98</m:t>
         </m:r>
       </m:oMath>
       <w:r>
-        <w:t xml:space="preserve">. A single judge has no internal check to fall back on.</w:t>
+        <w:t xml:space="preserve"> </w:t>
+      </w:r>
+      <w:r>
+        <w:t xml:space="preserve">(Kendall</w:t>
+      </w:r>
+      <w:r>
+        <w:t xml:space="preserve"> </w:t>
+      </w:r>
+      <m:oMath>
+        <m:r>
+          <m:t>0.95</m:t>
+        </m:r>
+      </m:oMath>
+      <w:r>
+        <w:t xml:space="preserve">), mostly by down-weighting saturated items</w:t>
+      </w:r>
+      <w:r>
+        <w:t xml:space="preserve"> </w:t>
+      </w:r>
+      <w:r>
+        <w:t xml:space="preserve">that carry no ranking signal (the top tenth of items by discrimination hold over half the weight), and it is robust:</w:t>
+      </w:r>
+      <w:r>
+        <w:t xml:space="preserve"> </w:t>
+      </w:r>
+      <w:r>
+        <w:t xml:space="preserve">injecting a random judge leaves the recovered ranking at</w:t>
+      </w:r>
+      <w:r>
+        <w:t xml:space="preserve"> </w:t>
+      </w:r>
+      <m:oMath>
+        <m:r>
+          <m:t>0.98</m:t>
+        </m:r>
+      </m:oMath>
+      <w:r>
+        <w:t xml:space="preserve">, the rogue judge receiving weight</w:t>
+      </w:r>
+      <w:r>
+        <w:t xml:space="preserve"> </w:t>
+      </w:r>
+      <m:oMath>
+        <m:r>
+          <m:t>0.06</m:t>
+        </m:r>
+      </m:oMath>
+      <w:r>
+        <w:t xml:space="preserve">. The two</w:t>
+      </w:r>
+      <w:r>
+        <w:t xml:space="preserve"> </w:t>
+      </w:r>
+      <w:r>
+        <w:t xml:space="preserve">weights are complementary, since on the discriminative items judge reliability matters most.</w:t>
       </w:r>
     </w:p>
-    <w:p>
-      <w:pPr>
-        <w:pStyle w:val="BodyText"/>
-        <w:jc w:val="both"/>
-        <w:keepNext w:val="0"/>
-        <w:keepLines w:val="0"/>
-        <w:widowControl w:val="1"/>
-      </w:pPr>
-      <w:r>
-        <w:t xml:space="preserve">The panel's two label-free quality signals, item discriminative power and judge agreement, compose into the</w:t>
-      </w:r>
-      <w:r>
-        <w:t xml:space="preserve"> </w:t>
-      </w:r>
-      <w:r>
-        <w:rPr>
-          <w:i/>
-          <w:iCs/>
-        </w:rPr>
-        <w:t xml:space="preserve">doubly-robust ranking</w:t>
-      </w:r>
-      <w:r>
-        <w:t xml:space="preserve"> </w:t>
-      </w:r>
-      <w:r>
-        <w:t xml:space="preserve">of Section 3.3, which leans on the items that separate models (Section 5.7)</w:t>
-      </w:r>
-      <w:r>
-        <w:t xml:space="preserve"> </w:t>
-      </w:r>
-      <w:r>
-        <w:t xml:space="preserve">and the judges that agree with the panel. On a benchmark-grounded check where gold accuracy is available (seven models</w:t>
-      </w:r>
-      <w:r>
-        <w:t xml:space="preserve"> </w:t>
-      </w:r>
-      <w:r>
-        <w:t xml:space="preserve">ranked on science QA and reasoning), it improves rank-recovery of the true model ordering from the plain mean's</w:t>
-      </w:r>
-      <w:r>
-        <w:t xml:space="preserve"> </w:t>
-      </w:r>
-      <w:r>
-        <w:t xml:space="preserve">Spearman</w:t>
-      </w:r>
-      <w:r>
-        <w:t xml:space="preserve"> </w:t>
-      </w:r>
-      <m:oMath>
-        <m:r>
-          <m:t>0.87</m:t>
-        </m:r>
-      </m:oMath>
-      <w:r>
-        <w:t xml:space="preserve"> </w:t>
-      </w:r>
-      <w:r>
-        <w:t xml:space="preserve">(Kendall</w:t>
-      </w:r>
-      <w:r>
-        <w:t xml:space="preserve"> </w:t>
-      </w:r>
-      <m:oMath>
-        <m:r>
-          <m:t>0.75</m:t>
-        </m:r>
-      </m:oMath>
-      <w:r>
-        <w:t xml:space="preserve">) to</w:t>
-      </w:r>
-      <w:r>
-        <w:t xml:space="preserve"> </w:t>
-      </w:r>
-      <m:oMath>
-        <m:r>
-          <m:t>0.98</m:t>
-        </m:r>
-      </m:oMath>
-      <w:r>
-        <w:t xml:space="preserve"> </w:t>
-      </w:r>
-      <w:r>
-        <w:t xml:space="preserve">(Kendall</w:t>
-      </w:r>
-      <w:r>
-        <w:t xml:space="preserve"> </w:t>
-      </w:r>
-      <m:oMath>
-        <m:r>
-          <m:t>0.95</m:t>
-        </m:r>
-      </m:oMath>
-      <w:r>
-        <w:t xml:space="preserve">), mostly by down-weighting saturated items</w:t>
-      </w:r>
-      <w:r>
-        <w:t xml:space="preserve"> </w:t>
-      </w:r>
-      <w:r>
-        <w:t xml:space="preserve">that carry no ranking signal (the top tenth of items by discrimination hold over half the weight), and it is robust:</w:t>
-      </w:r>
-      <w:r>
-        <w:t xml:space="preserve"> </w:t>
-      </w:r>
-      <w:r>
-        <w:t xml:space="preserve">injecting a random judge leaves the recovered ranking at</w:t>
-      </w:r>
-      <w:r>
-        <w:t xml:space="preserve"> </w:t>
-      </w:r>
-      <m:oMath>
-        <m:r>
-          <m:t>0.98</m:t>
-        </m:r>
-      </m:oMath>
-      <w:r>
-        <w:t xml:space="preserve">, the rogue judge receiving weight</w:t>
-      </w:r>
-      <w:r>
-        <w:t xml:space="preserve"> </w:t>
-      </w:r>
-      <m:oMath>
-        <m:r>
-          <m:t>0.06</m:t>
-        </m:r>
-      </m:oMath>
-      <w:r>
-        <w:t xml:space="preserve">. The two</w:t>
-      </w:r>
-      <w:r>
-        <w:t xml:space="preserve"> </w:t>
-      </w:r>
-      <w:r>
-        <w:t xml:space="preserve">weights are complementary, since on the discriminative items judge reliability matters most.</w:t>
-      </w:r>
-    </w:p>
-    <w:bookmarkEnd w:id="31"/>
-    <w:bookmarkStart w:id="35" w:name="bias-cancellation"/>
+    <w:bookmarkEnd w:id="22"/>
+    <w:bookmarkStart w:id="23" w:name="bias-cancellation"/>
     <w:p>
       <w:pPr>
         <w:pStyle w:val="Heading3"/>
@@ -10428,55 +10364,71 @@
     </w:tbl>
     <w:p>
       <w:pPr>
-        <w:pStyle w:val="BodyText"/>
+        <w:spacing w:before="120" w:after="120" w:line="120" w:lineRule="exact"/>
+        <w:rPr>
+          <w:sz w:val="12"/>
+          <w:szCs w:val="12"/>
+        </w:rPr>
+        <w:sectPr>
+          <w:type w:val="continuous"/>
+          <w:pgSz w:h="15840" w:w="12240"/>
+          <w:pgMar w:bottom="1080" w:footer="720" w:gutter="0" w:header="720" w:left="1080" w:right="1080" w:top="1080"/>
+          <w:cols w:num="1" w:space="288"/>
+          <w:docGrid w:linePitch="360"/>
+        </w:sectPr>
+      </w:pPr>
+    </w:p>
+    <w:tbl>
+      <w:tblPr>
+        <w:tblStyle w:val="FigureTable"/>
+        <w:tblW w:type="pct" w:w="5000"/>
         <w:jc w:val="center"/>
-        <w:keepNext/>
-        <w:keepLines/>
-        <w:widowControl w:val="1"/>
-      </w:pPr>
-      <w:r>
-        <w:drawing>
-          <wp:inline>
-            <wp:extent cx="5163312" cy="2987040"/>
-            <wp:effectExtent b="0" l="0" r="0" t="0"/>
-            <wp:docPr descr="Forest plot of per-judge length-bias correlations with the ensemble near zero" title="" id="33" name="Picture"/>
-            <a:graphic>
-              <a:graphicData uri="http://schemas.openxmlformats.org/drawingml/2006/picture">
-                <pic:pic>
-                  <pic:nvPicPr>
-                    <pic:cNvPr descr="figures/f3_verbosity_forest.png" id="34" name="Picture"/>
-                    <pic:cNvPicPr>
-                      <a:picLocks noChangeArrowheads="1" noChangeAspect="1"/>
-                    </pic:cNvPicPr>
-                  </pic:nvPicPr>
-                  <pic:blipFill>
-                    <a:blip r:embed="rId32"/>
-                    <a:stretch>
-                      <a:fillRect/>
-                    </a:stretch>
-                  </pic:blipFill>
-                  <pic:spPr bwMode="auto">
-                    <a:xfrm>
-                      <a:off x="0" y="0"/>
-                      <a:ext cx="5163312" cy="2987040"/>
-                    </a:xfrm>
-                    <a:prstGeom prst="rect">
-                      <a:avLst/>
-                    </a:prstGeom>
-                    <a:noFill/>
-                    <a:ln w="9525">
-                      <a:noFill/>
-                      <a:headEnd/>
-                      <a:tailEnd/>
-                    </a:ln>
-                  </pic:spPr>
-                </pic:pic>
-              </a:graphicData>
-            </a:graphic>
-          </wp:inline>
-        </w:drawing>
-      </w:r>
-    </w:p>
+        <w:tblLook w:firstRow="0" w:lastRow="0" w:firstColumn="0" w:lastColumn="0"/>
+        <w:tblLayout w:type="autofit"/>
+        <w:tblBorders>
+          <w:top w:val="single" w:sz="10" w:color="4F6272"/>
+          <w:bottom w:val="single" w:sz="10" w:color="4F6272"/>
+          <w:insideH w:val="single" w:sz="5" w:color="9FB0C2"/>
+          <w:left w:val="single" w:sz="6" w:color="9FB0C2"/>
+          <w:right w:val="single" w:sz="6" w:color="9FB0C2"/>
+          <w:insideV w:val="single" w:sz="5" w:color="D9E1E8"/>
+        </w:tblBorders>
+      </w:tblPr>
+      <w:tblGrid>
+        <w:gridCol w:w="7920"/>
+      </w:tblGrid>
+      <w:tr>
+        <w:tc>
+          <w:tcPr>
+            <w:shd w:fill="EEF3F7"/>
+            <w:tcBorders>
+              <w:left w:val="nil"/>
+              <w:right w:val="nil"/>
+              <w:top w:val="nil"/>
+              <w:bottom w:val="single" w:sz="8" w:color="9FB0C2"/>
+            </w:tcBorders>
+          </w:tcPr>
+          <w:p>
+            <w:pPr>
+              <w:pStyle w:val="Compact"/>
+              <w:spacing w:before="0" w:after="20" w:line="240" w:lineRule="auto"/>
+              <w:jc w:val="center"/>
+              <w:keepNext w:val="0"/>
+              <w:keepLines/>
+              <w:widowControl w:val="1"/>
+            </w:pPr>
+            <w:r>
+              <w:rPr>
+                <w:rFonts w:ascii="Times New Roman" w:hAnsi="Times New Roman"/>
+                <w:b/>
+                <w:sz w:val="19"/>
+              </w:rPr>
+              <w:t xml:space="preserve">Forest plot of per-judge length-bias correlations with the ensemble near zero</w:t>
+            </w:r>
+          </w:p>
+        </w:tc>
+      </w:tr>
+    </w:tbl>
     <w:p>
       <w:pPr>
         <w:pStyle w:val="ImageCaption"/>
@@ -10543,19 +10495,264 @@
     </w:p>
     <w:p>
       <w:pPr>
-        <w:spacing w:before="120" w:after="120" w:line="120" w:lineRule="exact"/>
-        <w:rPr>
-          <w:sz w:val="12"/>
-          <w:szCs w:val="12"/>
-        </w:rPr>
-        <w:sectPr>
-          <w:type w:val="continuous"/>
-          <w:pgSz w:h="15840" w:w="12240"/>
-          <w:pgMar w:bottom="1080" w:footer="720" w:gutter="0" w:header="720" w:left="1080" w:right="1080" w:top="1080"/>
-          <w:cols w:num="1" w:space="288"/>
-          <w:docGrid w:linePitch="360"/>
-        </w:sectPr>
+        <w:pStyle w:val="BodyText"/>
+        <w:jc w:val="both"/>
+        <w:keepNext w:val="0"/>
+        <w:keepLines w:val="0"/>
+        <w:widowControl w:val="1"/>
       </w:pPr>
+      <w:r>
+        <w:rPr>
+          <w:b/>
+          <w:bCs/>
+        </w:rPr>
+        <w:t xml:space="preserve">Finding (bias cancellation).</w:t>
+      </w:r>
+      <w:r>
+        <w:t xml:space="preserve"> </w:t>
+      </w:r>
+      <w:r>
+        <w:t xml:space="preserve">The ensemble removes a verbosity bias that no single judge avoids:</w:t>
+      </w:r>
+      <w:r>
+        <w:t xml:space="preserve"> </w:t>
+      </w:r>
+      <w:r>
+        <w:t xml:space="preserve">mean per-judge</w:t>
+      </w:r>
+      <w:r>
+        <w:t xml:space="preserve"> </w:t>
+      </w:r>
+      <m:oMath>
+        <m:r>
+          <m:rPr>
+            <m:sty m:val="p"/>
+          </m:rPr>
+          <m:t>|</m:t>
+        </m:r>
+        <m:r>
+          <m:t>r</m:t>
+        </m:r>
+        <m:r>
+          <m:rPr>
+            <m:sty m:val="p"/>
+          </m:rPr>
+          <m:t>|</m:t>
+        </m:r>
+        <m:r>
+          <m:rPr>
+            <m:sty m:val="p"/>
+          </m:rPr>
+          <m:t>=</m:t>
+        </m:r>
+        <m:r>
+          <m:t>0.153</m:t>
+        </m:r>
+      </m:oMath>
+      <w:r>
+        <w:t xml:space="preserve"> </w:t>
+      </w:r>
+      <w:r>
+        <w:t xml:space="preserve">collapses to an ensemble</w:t>
+      </w:r>
+      <w:r>
+        <w:t xml:space="preserve"> </w:t>
+      </w:r>
+      <m:oMath>
+        <m:r>
+          <m:t>r</m:t>
+        </m:r>
+        <m:r>
+          <m:rPr>
+            <m:sty m:val="p"/>
+          </m:rPr>
+          <m:t>=</m:t>
+        </m:r>
+        <m:r>
+          <m:rPr>
+            <m:sty m:val="p"/>
+          </m:rPr>
+          <m:t>+</m:t>
+        </m:r>
+        <m:r>
+          <m:t>0.010</m:t>
+        </m:r>
+      </m:oMath>
+      <w:r>
+        <w:t xml:space="preserve"> </w:t>
+      </w:r>
+      <w:r>
+        <w:t xml:space="preserve">whose 95% CI</w:t>
+      </w:r>
+      <w:r>
+        <w:t xml:space="preserve"> </w:t>
+      </w:r>
+      <m:oMath>
+        <m:r>
+          <m:rPr>
+            <m:sty m:val="p"/>
+          </m:rPr>
+          <m:t>[</m:t>
+        </m:r>
+        <m:r>
+          <m:rPr>
+            <m:sty m:val="p"/>
+          </m:rPr>
+          <m:t>−</m:t>
+        </m:r>
+        <m:r>
+          <m:t>0.039</m:t>
+        </m:r>
+        <m:r>
+          <m:rPr>
+            <m:sty m:val="p"/>
+          </m:rPr>
+          <m:t>,</m:t>
+        </m:r>
+        <m:r>
+          <m:rPr>
+            <m:sty m:val="p"/>
+          </m:rPr>
+          <m:t>+</m:t>
+        </m:r>
+        <m:r>
+          <m:t>0.057</m:t>
+        </m:r>
+        <m:r>
+          <m:rPr>
+            <m:sty m:val="p"/>
+          </m:rPr>
+          <m:t>]</m:t>
+        </m:r>
+      </m:oMath>
+      <w:r>
+        <w:t xml:space="preserve"> </w:t>
+      </w:r>
+      <w:r>
+        <w:t xml:space="preserve">contains zero, a</w:t>
+      </w:r>
+      <w:r>
+        <w:t xml:space="preserve"> </w:t>
+      </w:r>
+      <w:r>
+        <w:t xml:space="preserve">93% reduction.</w:t>
+      </w:r>
+    </w:p>
+    <w:bookmarkEnd w:id="23"/>
+    <w:bookmarkStart w:id="24" w:name="Xafb02bce621e02934ae814be540128cfed2d296"/>
+    <w:p>
+      <w:pPr>
+        <w:pStyle w:val="Heading3"/>
+        <w:keepNext/>
+        <w:keepLines/>
+        <w:widowControl w:val="1"/>
+      </w:pPr>
+      <w:r>
+        <w:t xml:space="preserve">5.4 Cross-family self-preference: a design property</w:t>
+      </w:r>
+    </w:p>
+    <w:p>
+      <w:pPr>
+        <w:pStyle w:val="FirstParagraph"/>
+        <w:jc w:val="both"/>
+        <w:keepNext w:val="0"/>
+        <w:keepLines w:val="0"/>
+        <w:widowControl w:val="1"/>
+      </w:pPr>
+      <w:r>
+        <w:t xml:space="preserve">Recent work establishes that judge–generator relatedness inflates scores:</w:t>
+      </w:r>
+      <w:r>
+        <w:t xml:space="preserve"> </w:t>
+      </w:r>
+      <w:r>
+        <w:rPr>
+          <w:i/>
+          <w:iCs/>
+        </w:rPr>
+        <w:t xml:space="preserve">Preference Leakage</w:t>
+      </w:r>
+      <w:r>
+        <w:t xml:space="preserve"> </w:t>
+      </w:r>
+      <w:r>
+        <w:t xml:space="preserve">[</w:t>
+      </w:r>
+      <w:hyperlink w:anchor="r15">
+        <w:r>
+          <w:rPr>
+            <w:rStyle w:val="Hyperlink"/>
+          </w:rPr>
+          <w:t xml:space="preserve">15</w:t>
+        </w:r>
+      </w:hyperlink>
+      <w:r>
+        <w:t xml:space="preserve">] identifies same-model and same-family relatedness as a contamination vector, and</w:t>
+      </w:r>
+      <w:r>
+        <w:t xml:space="preserve"> </w:t>
+      </w:r>
+      <w:r>
+        <w:rPr>
+          <w:i/>
+          <w:iCs/>
+        </w:rPr>
+        <w:t xml:space="preserve">Play Favorites</w:t>
+      </w:r>
+      <w:r>
+        <w:t xml:space="preserve"> </w:t>
+      </w:r>
+      <w:r>
+        <w:t xml:space="preserve">[</w:t>
+      </w:r>
+      <w:hyperlink w:anchor="r16">
+        <w:r>
+          <w:rPr>
+            <w:rStyle w:val="Hyperlink"/>
+          </w:rPr>
+          <w:t xml:space="preserve">16</w:t>
+        </w:r>
+      </w:hyperlink>
+      <w:r>
+        <w:t xml:space="preserve">] measures frontier models favoring same-family outputs.</w:t>
+      </w:r>
+      <w:r>
+        <w:t xml:space="preserve"> </w:t>
+      </w:r>
+      <w:r>
+        <w:t xml:space="preserve">CoEval addresses this</w:t>
+      </w:r>
+      <w:r>
+        <w:t xml:space="preserve"> </w:t>
+      </w:r>
+      <w:r>
+        <w:rPr>
+          <w:i/>
+          <w:iCs/>
+        </w:rPr>
+        <w:t xml:space="preserve">structurally</w:t>
+      </w:r>
+      <w:r>
+        <w:t xml:space="preserve">: by requiring the judge panel to be vendor-disjoint from the student under</w:t>
+      </w:r>
+      <w:r>
+        <w:t xml:space="preserve"> </w:t>
+      </w:r>
+      <w:r>
+        <w:t xml:space="preserve">test, it precludes a model from scoring its own family, eliminating the self-preference channel by design rather than</w:t>
+      </w:r>
+      <w:r>
+        <w:t xml:space="preserve"> </w:t>
+      </w:r>
+      <w:r>
+        <w:t xml:space="preserve">by post-hoc correction. Because no judge ever scores its own family, a same-family preference cannot enter the</w:t>
+      </w:r>
+      <w:r>
+        <w:t xml:space="preserve"> </w:t>
+      </w:r>
+      <w:r>
+        <w:t xml:space="preserve">aggregate in the first place, regardless of its magnitude on any individual model.</w:t>
+      </w:r>
     </w:p>
     <w:p>
       <w:pPr>
@@ -10566,26 +10763,282 @@
         <w:widowControl w:val="1"/>
       </w:pPr>
       <w:r>
+        <w:t xml:space="preserve">We also measure the residual same-family preference directly. The vertical case studies (Section 5.7) include</w:t>
+      </w:r>
+      <w:r>
+        <w:t xml:space="preserve"> </w:t>
+      </w:r>
+      <w:r>
+        <w:rPr>
+          <w:rStyle w:val="VerbatimChar"/>
+        </w:rPr>
+        <w:t xml:space="preserve">gpt-4o-mini</w:t>
+      </w:r>
+      <w:r>
+        <w:t xml:space="preserve"> </w:t>
+      </w:r>
+      <w:r>
+        <w:t xml:space="preserve">as both a judge and a candidate, which lets us isolate self-preference as a</w:t>
+      </w:r>
+      <w:r>
+        <w:t xml:space="preserve"> </w:t>
+      </w:r>
+      <w:r>
+        <w:t xml:space="preserve">difference-in-differences that controls for a judge's overall harshness (how much more the same-family judge favors the</w:t>
+      </w:r>
+      <w:r>
+        <w:t xml:space="preserve"> </w:t>
+      </w:r>
+      <w:r>
+        <w:t xml:space="preserve">in-family candidate over a rival than the cross-family judges do). Across the three verticals the residual effect is</w:t>
+      </w:r>
+      <w:r>
+        <w:t xml:space="preserve"> </w:t>
+      </w:r>
+      <w:r>
+        <w:t xml:space="preserve">small and inconsistent in sign,</w:t>
+      </w:r>
+      <w:r>
+        <w:t xml:space="preserve"> </w:t>
+      </w:r>
+      <m:oMath>
+        <m:r>
+          <m:rPr>
+            <m:sty m:val="p"/>
+          </m:rPr>
+          <m:t>+</m:t>
+        </m:r>
+        <m:r>
+          <m:t>0.04</m:t>
+        </m:r>
+      </m:oMath>
+      <w:r>
+        <w:t xml:space="preserve"> </w:t>
+      </w:r>
+      <w:r>
+        <w:t xml:space="preserve">on clinical reasoning (95% CI</w:t>
+      </w:r>
+      <w:r>
+        <w:t xml:space="preserve"> </w:t>
+      </w:r>
+      <m:oMath>
+        <m:r>
+          <m:rPr>
+            <m:sty m:val="p"/>
+          </m:rPr>
+          <m:t>[</m:t>
+        </m:r>
+        <m:r>
+          <m:rPr>
+            <m:sty m:val="p"/>
+          </m:rPr>
+          <m:t>−</m:t>
+        </m:r>
+        <m:r>
+          <m:t>0.00</m:t>
+        </m:r>
+        <m:r>
+          <m:rPr>
+            <m:sty m:val="p"/>
+          </m:rPr>
+          <m:t>,</m:t>
+        </m:r>
+        <m:r>
+          <m:rPr>
+            <m:sty m:val="p"/>
+          </m:rPr>
+          <m:t>+</m:t>
+        </m:r>
+        <m:r>
+          <m:t>0.08</m:t>
+        </m:r>
+        <m:r>
+          <m:rPr>
+            <m:sty m:val="p"/>
+          </m:rPr>
+          <m:t>]</m:t>
+        </m:r>
+      </m:oMath>
+      <w:r>
+        <w:t xml:space="preserve">),</w:t>
+      </w:r>
+      <w:r>
+        <w:t xml:space="preserve"> </w:t>
+      </w:r>
+      <m:oMath>
+        <m:r>
+          <m:rPr>
+            <m:sty m:val="p"/>
+          </m:rPr>
+          <m:t>−</m:t>
+        </m:r>
+        <m:r>
+          <m:t>0.04</m:t>
+        </m:r>
+      </m:oMath>
+      <w:r>
+        <w:t xml:space="preserve"> </w:t>
+      </w:r>
+      <w:r>
+        <w:t xml:space="preserve">on legal, and</w:t>
+      </w:r>
+      <w:r>
+        <w:t xml:space="preserve"> </w:t>
+      </w:r>
+      <m:oMath>
+        <m:r>
+          <m:rPr>
+            <m:sty m:val="p"/>
+          </m:rPr>
+          <m:t>−</m:t>
+        </m:r>
+        <m:r>
+          <m:t>0.04</m:t>
+        </m:r>
+      </m:oMath>
+      <w:r>
+        <w:t xml:space="preserve"> </w:t>
+      </w:r>
+      <w:r>
+        <w:t xml:space="preserve">on drug-interaction: in a cross-family panel no systematic self-inflation survives, consistent with vendor diversity</w:t>
+      </w:r>
+      <w:r>
+        <w:t xml:space="preserve"> </w:t>
+      </w:r>
+      <w:r>
+        <w:t xml:space="preserve">already neutralizing it. The structural guarantee makes this robustness automatic rather than incidental: because a</w:t>
+      </w:r>
+      <w:r>
+        <w:t xml:space="preserve"> </w:t>
+      </w:r>
+      <w:r>
+        <w:t xml:space="preserve">model never scores its own family, a same-family preference of any sign or magnitude cannot enter the aggregate.</w:t>
+      </w:r>
+    </w:p>
+    <w:p>
+      <w:pPr>
+        <w:pStyle w:val="BodyText"/>
+        <w:jc w:val="both"/>
+        <w:keepNext w:val="0"/>
+        <w:keepLines w:val="0"/>
+        <w:widowControl w:val="1"/>
+      </w:pPr>
+      <w:r>
+        <w:t xml:space="preserve">Beyond the structural guarantee, CoEval can</w:t>
+      </w:r>
+      <w:r>
+        <w:t xml:space="preserve"> </w:t>
+      </w:r>
+      <w:r>
+        <w:rPr>
+          <w:i/>
+          <w:iCs/>
+        </w:rPr>
+        <w:t xml:space="preserve">explicitly</w:t>
+      </w:r>
+      <w:r>
+        <w:t xml:space="preserve"> </w:t>
+      </w:r>
+      <w:r>
+        <w:t xml:space="preserve">account for systematic same-family bias through</w:t>
+      </w:r>
+      <w:r>
+        <w:t xml:space="preserve"> </w:t>
+      </w:r>
+      <w:r>
+        <w:rPr>
+          <w:i/>
+          <w:iCs/>
+        </w:rPr>
+        <w:t xml:space="preserve">vendor-disjoint aggregation</w:t>
+      </w:r>
+      <w:r>
+        <w:t xml:space="preserve">: when scoring a model under test, the ensemble drops any judge that shares the</w:t>
+      </w:r>
+      <w:r>
+        <w:t xml:space="preserve"> </w:t>
+      </w:r>
+      <w:r>
+        <w:t xml:space="preserve">model's vendor family, so no model contributes to its own family's score. Applying this correction to the rankings</w:t>
+      </w:r>
+      <w:r>
+        <w:t xml:space="preserve"> </w:t>
+      </w:r>
+      <w:r>
+        <w:t xml:space="preserve">of Tables 3 and 5 leaves</w:t>
+      </w:r>
+      <w:r>
+        <w:t xml:space="preserve"> </w:t>
+      </w:r>
+      <w:r>
+        <w:rPr>
+          <w:i/>
+          <w:iCs/>
+        </w:rPr>
+        <w:t xml:space="preserve">every</w:t>
+      </w:r>
+      <w:r>
+        <w:t xml:space="preserve"> </w:t>
+      </w:r>
+      <w:r>
+        <w:t xml:space="preserve">ranking unchanged, with per-model scores shifting by at most</w:t>
+      </w:r>
+      <w:r>
+        <w:t xml:space="preserve"> </w:t>
+      </w:r>
+      <m:oMath>
+        <m:r>
+          <m:t>0.015</m:t>
+        </m:r>
+      </m:oMath>
+      <w:r>
+        <w:t xml:space="preserve">, a direct, auditable confirmation that the cross-family ensemble's rankings are already robust to</w:t>
+      </w:r>
+      <w:r>
+        <w:t xml:space="preserve"> </w:t>
+      </w:r>
+      <w:r>
+        <w:t xml:space="preserve">same-family bias. The correction is therefore available as a safeguard, and its null effect here is itself evidence</w:t>
+      </w:r>
+      <w:r>
+        <w:t xml:space="preserve"> </w:t>
+      </w:r>
+      <w:r>
+        <w:t xml:space="preserve">that vendor diversity, not a post-hoc adjustment, is doing the work.</w:t>
+      </w:r>
+    </w:p>
+    <w:p>
+      <w:pPr>
+        <w:pStyle w:val="BodyText"/>
+        <w:jc w:val="both"/>
+        <w:keepNext w:val="0"/>
+        <w:keepLines w:val="0"/>
+        <w:widowControl w:val="1"/>
+      </w:pPr>
+      <w:r>
         <w:rPr>
           <w:b/>
           <w:bCs/>
         </w:rPr>
-        <w:t xml:space="preserve">Finding (bias cancellation).</w:t>
-      </w:r>
-      <w:r>
-        <w:t xml:space="preserve"> </w:t>
-      </w:r>
-      <w:r>
-        <w:t xml:space="preserve">The ensemble removes a verbosity bias that no single judge avoids:</w:t>
-      </w:r>
-      <w:r>
-        <w:t xml:space="preserve"> </w:t>
-      </w:r>
-      <w:r>
-        <w:t xml:space="preserve">mean per-judge</w:t>
-      </w:r>
-      <w:r>
-        <w:t xml:space="preserve"> </w:t>
+        <w:t xml:space="preserve">Finding (self-preference).</w:t>
+      </w:r>
+      <w:r>
+        <w:t xml:space="preserve"> </w:t>
+      </w:r>
+      <w:r>
+        <w:t xml:space="preserve">CoEval's vendor-disjoint panel structurally precludes a model from judging</w:t>
+      </w:r>
+      <w:r>
+        <w:t xml:space="preserve"> </w:t>
+      </w:r>
+      <w:r>
+        <w:t xml:space="preserve">its own family. The measured residual same-family preference is small and inconsistent in sign across three verticals</w:t>
+      </w:r>
+      <w:r>
+        <w:t xml:space="preserve"> </w:t>
+      </w:r>
+      <w:r>
+        <w:t xml:space="preserve">(</w:t>
       </w:r>
       <m:oMath>
         <m:r>
@@ -10595,7 +11048,11 @@
           <m:t>|</m:t>
         </m:r>
         <m:r>
-          <m:t>r</m:t>
+          <m:rPr>
+            <m:nor/>
+            <m:sty m:val="p"/>
+          </m:rPr>
+          <m:t>effect</m:t>
         </m:r>
         <m:r>
           <m:rPr>
@@ -10607,103 +11064,35 @@
           <m:rPr>
             <m:sty m:val="p"/>
           </m:rPr>
-          <m:t>=</m:t>
-        </m:r>
-        <m:r>
-          <m:t>0.153</m:t>
+          <m:t>≤</m:t>
+        </m:r>
+        <m:r>
+          <m:t>0.04</m:t>
         </m:r>
       </m:oMath>
       <w:r>
-        <w:t xml:space="preserve"> </w:t>
-      </w:r>
-      <w:r>
-        <w:t xml:space="preserve">collapses to an ensemble</w:t>
+        <w:t xml:space="preserve">), and vendor-disjoint aggregation leaves every ranking unchanged (scores shift</w:t>
       </w:r>
       <w:r>
         <w:t xml:space="preserve"> </w:t>
       </w:r>
       <m:oMath>
-        <m:r>
-          <m:t>r</m:t>
-        </m:r>
         <m:r>
           <m:rPr>
             <m:sty m:val="p"/>
           </m:rPr>
-          <m:t>=</m:t>
-        </m:r>
-        <m:r>
-          <m:rPr>
-            <m:sty m:val="p"/>
-          </m:rPr>
-          <m:t>+</m:t>
-        </m:r>
-        <m:r>
-          <m:t>0.010</m:t>
+          <m:t>≤</m:t>
+        </m:r>
+        <m:r>
+          <m:t>0.015</m:t>
         </m:r>
       </m:oMath>
       <w:r>
-        <w:t xml:space="preserve"> </w:t>
-      </w:r>
-      <w:r>
-        <w:t xml:space="preserve">whose 95% CI</w:t>
-      </w:r>
-      <w:r>
-        <w:t xml:space="preserve"> </w:t>
-      </w:r>
-      <m:oMath>
-        <m:r>
-          <m:rPr>
-            <m:sty m:val="p"/>
-          </m:rPr>
-          <m:t>[</m:t>
-        </m:r>
-        <m:r>
-          <m:rPr>
-            <m:sty m:val="p"/>
-          </m:rPr>
-          <m:t>−</m:t>
-        </m:r>
-        <m:r>
-          <m:t>0.039</m:t>
-        </m:r>
-        <m:r>
-          <m:rPr>
-            <m:sty m:val="p"/>
-          </m:rPr>
-          <m:t>,</m:t>
-        </m:r>
-        <m:r>
-          <m:rPr>
-            <m:sty m:val="p"/>
-          </m:rPr>
-          <m:t>+</m:t>
-        </m:r>
-        <m:r>
-          <m:t>0.057</m:t>
-        </m:r>
-        <m:r>
-          <m:rPr>
-            <m:sty m:val="p"/>
-          </m:rPr>
-          <m:t>]</m:t>
-        </m:r>
-      </m:oMath>
-      <w:r>
-        <w:t xml:space="preserve"> </w:t>
-      </w:r>
-      <w:r>
-        <w:t xml:space="preserve">contains zero, a</w:t>
-      </w:r>
-      <w:r>
-        <w:t xml:space="preserve"> </w:t>
-      </w:r>
-      <w:r>
-        <w:t xml:space="preserve">93% reduction.</w:t>
+        <w:t xml:space="preserve">): the cross-family design neutralizes self-preference by construction.</w:t>
       </w:r>
     </w:p>
-    <w:bookmarkEnd w:id="35"/>
-    <w:bookmarkStart w:id="36" w:name="Xafb02bce621e02934ae814be540128cfed2d296"/>
+    <w:bookmarkEnd w:id="24"/>
+    <w:bookmarkStart w:id="25" w:name="contamination-resistance"/>
     <w:p>
       <w:pPr>
         <w:pStyle w:val="Heading3"/>
@@ -10712,7 +11101,7 @@
         <w:widowControl w:val="1"/>
       </w:pPr>
       <w:r>
-        <w:t xml:space="preserve">5.4 Cross-family self-preference: a design property</w:t>
+        <w:t xml:space="preserve">5.5 Contamination resistance</w:t>
       </w:r>
     </w:p>
     <w:p>
@@ -10724,7 +11113,116 @@
         <w:widowControl w:val="1"/>
       </w:pPr>
       <w:r>
-        <w:t xml:space="preserve">Recent work establishes that judge–generator relatedness inflates scores:</w:t>
+        <w:t xml:space="preserve">We test the contamination-resistance claim empirically. We take the 400 CoEval-generated items from the</w:t>
+      </w:r>
+      <w:r>
+        <w:t xml:space="preserve"> </w:t>
+      </w:r>
+      <w:r>
+        <w:rPr>
+          <w:rStyle w:val="VerbatimChar"/>
+        </w:rPr>
+        <w:t xml:space="preserve">medium-benchmark</w:t>
+      </w:r>
+      <w:r>
+        <w:t xml:space="preserve"> </w:t>
+      </w:r>
+      <w:r>
+        <w:t xml:space="preserve">study and measure their verbatim 13-gram overlap against a corpus of 491 items drawn</w:t>
+      </w:r>
+      <w:r>
+        <w:t xml:space="preserve"> </w:t>
+      </w:r>
+      <w:r>
+        <w:t xml:space="preserve">from five widely used public benchmarks (XSum, CNN/DailyMail, CodeSearchNet, SciQ, ARC-Challenge), datasets that</w:t>
+      </w:r>
+      <w:r>
+        <w:t xml:space="preserve"> </w:t>
+      </w:r>
+      <w:r>
+        <w:t xml:space="preserve">are, by virtue of their age and popularity, present in the pretraining corpora of current models. Across</w:t>
+      </w:r>
+      <w:r>
+        <w:t xml:space="preserve"> </w:t>
+      </w:r>
+      <m:oMath>
+        <m:r>
+          <m:t>110</m:t>
+        </m:r>
+        <m:r>
+          <m:rPr>
+            <m:sty m:val="p"/>
+          </m:rPr>
+          <m:t>,</m:t>
+        </m:r>
+        <m:r>
+          <m:t>784</m:t>
+        </m:r>
+      </m:oMath>
+      <w:r>
+        <w:t xml:space="preserve"> </w:t>
+      </w:r>
+      <w:r>
+        <w:t xml:space="preserve">distinct public 13-grams,</w:t>
+      </w:r>
+      <w:r>
+        <w:t xml:space="preserve"> </w:t>
+      </w:r>
+      <w:r>
+        <w:rPr>
+          <w:b/>
+          <w:bCs/>
+        </w:rPr>
+        <w:t xml:space="preserve">not a single CoEval-generated item shares any 13-gram</w:t>
+      </w:r>
+      <w:r>
+        <w:t xml:space="preserve"> </w:t>
+      </w:r>
+      <w:r>
+        <w:t xml:space="preserve">with the</w:t>
+      </w:r>
+      <w:r>
+        <w:t xml:space="preserve"> </w:t>
+      </w:r>
+      <w:r>
+        <w:t xml:space="preserve">public corpus: mean and maximum overlap are both</w:t>
+      </w:r>
+      <w:r>
+        <w:t xml:space="preserve"> </w:t>
+      </w:r>
+      <m:oMath>
+        <m:r>
+          <m:t>0.0000</m:t>
+        </m:r>
+      </m:oMath>
+      <w:r>
+        <w:t xml:space="preserve">, and</w:t>
+      </w:r>
+      <w:r>
+        <w:t xml:space="preserve"> </w:t>
+      </w:r>
+      <m:oMath>
+        <m:r>
+          <m:t>0</m:t>
+        </m:r>
+        <m:r>
+          <m:rPr>
+            <m:sty m:val="p"/>
+          </m:rPr>
+          <m:t>%</m:t>
+        </m:r>
+      </m:oMath>
+      <w:r>
+        <w:t xml:space="preserve"> </w:t>
+      </w:r>
+      <w:r>
+        <w:t xml:space="preserve">of generated items share any 13-gram. This</w:t>
+      </w:r>
+      <w:r>
+        <w:t xml:space="preserve"> </w:t>
+      </w:r>
+      <w:r>
+        <w:t xml:space="preserve">verbatim non-duplication</w:t>
       </w:r>
       <w:r>
         <w:t xml:space="preserve"> </w:t>
@@ -10734,24 +11232,19 @@
           <w:i/>
           <w:iCs/>
         </w:rPr>
-        <w:t xml:space="preserve">Preference Leakage</w:t>
-      </w:r>
-      <w:r>
-        <w:t xml:space="preserve"> </w:t>
-      </w:r>
-      <w:r>
-        <w:t xml:space="preserve">[</w:t>
-      </w:r>
-      <w:hyperlink w:anchor="r15">
-        <w:r>
-          <w:rPr>
-            <w:rStyle w:val="Hyperlink"/>
-          </w:rPr>
-          <w:t xml:space="preserve">15</w:t>
-        </w:r>
-      </w:hyperlink>
-      <w:r>
-        <w:t xml:space="preserve">] identifies same-model and same-family relatedness as a contamination vector, and</w:t>
+        <w:t xml:space="preserve">corroborates</w:t>
+      </w:r>
+      <w:r>
+        <w:t xml:space="preserve"> </w:t>
+      </w:r>
+      <w:r>
+        <w:t xml:space="preserve">the structural guarantee: because items are synthesized fresh from the</w:t>
+      </w:r>
+      <w:r>
+        <w:t xml:space="preserve"> </w:t>
+      </w:r>
+      <w:r>
+        <w:t xml:space="preserve">attribute specification on each run, they cannot have appeared in any model's</w:t>
       </w:r>
       <w:r>
         <w:t xml:space="preserve"> </w:t>
@@ -10761,61 +11254,31 @@
           <w:i/>
           <w:iCs/>
         </w:rPr>
-        <w:t xml:space="preserve">Play Favorites</w:t>
-      </w:r>
-      <w:r>
-        <w:t xml:space="preserve"> </w:t>
-      </w:r>
-      <w:r>
-        <w:t xml:space="preserve">[</w:t>
-      </w:r>
-      <w:hyperlink w:anchor="r16">
-        <w:r>
-          <w:rPr>
-            <w:rStyle w:val="Hyperlink"/>
-          </w:rPr>
-          <w:t xml:space="preserve">16</w:t>
-        </w:r>
-      </w:hyperlink>
-      <w:r>
-        <w:t xml:space="preserve">] measures frontier models favoring same-family outputs.</w:t>
-      </w:r>
-      <w:r>
-        <w:t xml:space="preserve"> </w:t>
-      </w:r>
-      <w:r>
-        <w:t xml:space="preserve">CoEval addresses this</w:t>
-      </w:r>
-      <w:r>
-        <w:t xml:space="preserve"> </w:t>
-      </w:r>
-      <w:r>
-        <w:rPr>
-          <w:i/>
-          <w:iCs/>
-        </w:rPr>
-        <w:t xml:space="preserve">structurally</w:t>
-      </w:r>
-      <w:r>
-        <w:t xml:space="preserve">: by requiring the judge panel to be vendor-disjoint from the student under</w:t>
-      </w:r>
-      <w:r>
-        <w:t xml:space="preserve"> </w:t>
-      </w:r>
-      <w:r>
-        <w:t xml:space="preserve">test, it precludes a model from scoring its own family, eliminating the self-preference channel by design rather than</w:t>
-      </w:r>
-      <w:r>
-        <w:t xml:space="preserve"> </w:t>
-      </w:r>
-      <w:r>
-        <w:t xml:space="preserve">by post-hoc correction. Because no judge ever scores its own family, a same-family preference cannot enter the</w:t>
-      </w:r>
-      <w:r>
-        <w:t xml:space="preserve"> </w:t>
-      </w:r>
-      <w:r>
-        <w:t xml:space="preserve">aggregate in the first place, regardless of its magnitude on any individual model.</w:t>
+        <w:t xml:space="preserve">prior</w:t>
+      </w:r>
+      <w:r>
+        <w:t xml:space="preserve"> </w:t>
+      </w:r>
+      <w:r>
+        <w:t xml:space="preserve">training, and a model</w:t>
+      </w:r>
+      <w:r>
+        <w:t xml:space="preserve"> </w:t>
+      </w:r>
+      <w:r>
+        <w:t xml:space="preserve">cannot retrieve them from a leaked copy of these widely-used benchmarks. (The scope from Section 5.1 holds: this</w:t>
+      </w:r>
+      <w:r>
+        <w:t xml:space="preserve"> </w:t>
+      </w:r>
+      <w:r>
+        <w:t xml:space="preserve">applies to CoEval's generated items; the benchmark-grounded anchor of Table 2 deliberately reuses public items to</w:t>
+      </w:r>
+      <w:r>
+        <w:t xml:space="preserve"> </w:t>
+      </w:r>
+      <w:r>
+        <w:t xml:space="preserve">obtain objective ground truth.)</w:t>
       </w:r>
     </w:p>
     <w:p>
@@ -10827,10 +11290,33 @@
         <w:widowControl w:val="1"/>
       </w:pPr>
       <w:r>
-        <w:t xml:space="preserve">We also measure the residual same-family preference directly. The vertical case studies (Section 5.7) include</w:t>
-      </w:r>
-      <w:r>
-        <w:t xml:space="preserve"> </w:t>
+        <w:t xml:space="preserve">Non-duplication shows the items are fresh; a controlled study shows why that matters. We fine-tune a small open model</w:t>
+      </w:r>
+      <w:r>
+        <w:t xml:space="preserve"> </w:t>
+      </w:r>
+      <w:r>
+        <w:t xml:space="preserve">(Qwen2.5-0.5B) to memorize</w:t>
+      </w:r>
+      <w:r>
+        <w:t xml:space="preserve"> </w:t>
+      </w:r>
+      <m:oMath>
+        <m:r>
+          <m:t>200</m:t>
+        </m:r>
+      </m:oMath>
+      <w:r>
+        <w:t xml:space="preserve"> </w:t>
+      </w:r>
+      <w:r>
+        <w:t xml:space="preserve">public SciQ items, turning that public set into a contaminated benchmark, and compare</w:t>
+      </w:r>
+      <w:r>
+        <w:t xml:space="preserve"> </w:t>
+      </w:r>
+      <w:r>
+        <w:t xml:space="preserve">it against a clean frontier model (</w:t>
       </w:r>
       <w:r>
         <w:rPr>
@@ -10839,144 +11325,232 @@
         <w:t xml:space="preserve">gpt-4o-mini</w:t>
       </w:r>
       <w:r>
-        <w:t xml:space="preserve"> </w:t>
-      </w:r>
-      <w:r>
-        <w:t xml:space="preserve">as both a judge and a candidate, which lets us isolate self-preference as a</w:t>
-      </w:r>
-      <w:r>
-        <w:t xml:space="preserve"> </w:t>
-      </w:r>
-      <w:r>
-        <w:t xml:space="preserve">difference-in-differences that controls for a judge's overall harshness (how much more the same-family judge favors the</w:t>
-      </w:r>
-      <w:r>
-        <w:t xml:space="preserve"> </w:t>
-      </w:r>
-      <w:r>
-        <w:t xml:space="preserve">in-family candidate over a rival than the cross-family judges do). Across the three verticals the residual effect is</w:t>
-      </w:r>
-      <w:r>
-        <w:t xml:space="preserve"> </w:t>
-      </w:r>
-      <w:r>
-        <w:t xml:space="preserve">small and inconsistent in sign,</w:t>
+        <w:t xml:space="preserve">) on both the memorized set and</w:t>
       </w:r>
       <w:r>
         <w:t xml:space="preserve"> </w:t>
       </w:r>
       <m:oMath>
         <m:r>
-          <m:rPr>
-            <m:sty m:val="p"/>
-          </m:rPr>
-          <m:t>+</m:t>
-        </m:r>
-        <m:r>
-          <m:t>0.04</m:t>
+          <m:t>100</m:t>
         </m:r>
       </m:oMath>
       <w:r>
         <w:t xml:space="preserve"> </w:t>
       </w:r>
       <w:r>
-        <w:t xml:space="preserve">on clinical reasoning (95% CI</w:t>
+        <w:t xml:space="preserve">fresh held-out items</w:t>
+      </w:r>
+      <w:r>
+        <w:t xml:space="preserve"> </w:t>
+      </w:r>
+      <w:r>
+        <w:t xml:space="preserve">of the same capability. On the contaminated benchmark the memorizer scores a perfect</w:t>
       </w:r>
       <w:r>
         <w:t xml:space="preserve"> </w:t>
       </w:r>
       <m:oMath>
         <m:r>
-          <m:rPr>
-            <m:sty m:val="p"/>
-          </m:rPr>
-          <m:t>[</m:t>
-        </m:r>
-        <m:r>
-          <m:rPr>
-            <m:sty m:val="p"/>
-          </m:rPr>
-          <m:t>−</m:t>
-        </m:r>
-        <m:r>
-          <m:t>0.00</m:t>
-        </m:r>
-        <m:r>
-          <m:rPr>
-            <m:sty m:val="p"/>
-          </m:rPr>
-          <m:t>,</m:t>
-        </m:r>
-        <m:r>
-          <m:rPr>
-            <m:sty m:val="p"/>
-          </m:rPr>
-          <m:t>+</m:t>
-        </m:r>
-        <m:r>
-          <m:t>0.08</m:t>
-        </m:r>
-        <m:r>
-          <m:rPr>
-            <m:sty m:val="p"/>
-          </m:rPr>
-          <m:t>]</m:t>
+          <m:t>1.00</m:t>
         </m:r>
       </m:oMath>
       <w:r>
-        <w:t xml:space="preserve">),</w:t>
-      </w:r>
-      <w:r>
-        <w:t xml:space="preserve"> </w:t>
+        <w:t xml:space="preserve"> </w:t>
+      </w:r>
+      <w:r>
+        <w:t xml:space="preserve">and is ranked</w:t>
+      </w:r>
+      <w:r>
+        <w:t xml:space="preserve"> </w:t>
+      </w:r>
+      <w:r>
+        <w:rPr>
+          <w:i/>
+          <w:iCs/>
+        </w:rPr>
+        <w:t xml:space="preserve">above</w:t>
+      </w:r>
+      <w:r>
+        <w:t xml:space="preserve"> </w:t>
+      </w:r>
+      <w:r>
+        <w:rPr>
+          <w:rStyle w:val="VerbatimChar"/>
+        </w:rPr>
+        <w:t xml:space="preserve">gpt-4o-mini</w:t>
+      </w:r>
+      <w:r>
+        <w:t xml:space="preserve"> </w:t>
+      </w:r>
+      <w:r>
+        <w:t xml:space="preserve">(</w:t>
       </w:r>
       <m:oMath>
         <m:r>
-          <m:rPr>
-            <m:sty m:val="p"/>
-          </m:rPr>
-          <m:t>−</m:t>
-        </m:r>
-        <m:r>
-          <m:t>0.04</m:t>
+          <m:t>0.845</m:t>
         </m:r>
       </m:oMath>
       <w:r>
-        <w:t xml:space="preserve"> </w:t>
-      </w:r>
-      <w:r>
-        <w:t xml:space="preserve">on legal, and</w:t>
-      </w:r>
-      <w:r>
-        <w:t xml:space="preserve"> </w:t>
+        <w:t xml:space="preserve">); on the fresh items the order is correct, with</w:t>
+      </w:r>
+      <w:r>
+        <w:t xml:space="preserve"> </w:t>
+      </w:r>
+      <w:r>
+        <w:rPr>
+          <w:rStyle w:val="VerbatimChar"/>
+        </w:rPr>
+        <w:t xml:space="preserve">gpt-4o-mini</w:t>
+      </w:r>
+      <w:r>
+        <w:t xml:space="preserve"> </w:t>
+      </w:r>
+      <w:r>
+        <w:t xml:space="preserve">(</w:t>
       </w:r>
       <m:oMath>
         <m:r>
-          <m:rPr>
-            <m:sty m:val="p"/>
-          </m:rPr>
-          <m:t>−</m:t>
-        </m:r>
-        <m:r>
-          <m:t>0.04</m:t>
+          <m:t>0.81</m:t>
         </m:r>
       </m:oMath>
       <w:r>
-        <w:t xml:space="preserve"> </w:t>
-      </w:r>
-      <w:r>
-        <w:t xml:space="preserve">on drug-interaction: in a cross-family panel no systematic self-inflation survives, consistent with vendor diversity</w:t>
-      </w:r>
-      <w:r>
-        <w:t xml:space="preserve"> </w:t>
-      </w:r>
-      <w:r>
-        <w:t xml:space="preserve">already neutralizing it. The structural guarantee makes this robustness automatic rather than incidental: because a</w:t>
-      </w:r>
-      <w:r>
-        <w:t xml:space="preserve"> </w:t>
-      </w:r>
-      <w:r>
-        <w:t xml:space="preserve">model never scores its own family, a same-family preference of any sign or magnitude cannot enter the aggregate.</w:t>
+        <w:t xml:space="preserve">) above the memorizer (</w:t>
+      </w:r>
+      <m:oMath>
+        <m:r>
+          <m:t>0.74</m:t>
+        </m:r>
+      </m:oMath>
+      <w:r>
+        <w:t xml:space="preserve">, its fresh-measured capability). The</w:t>
+      </w:r>
+      <w:r>
+        <w:t xml:space="preserve"> </w:t>
+      </w:r>
+      <w:r>
+        <w:t xml:space="preserve">memorized-minus-fresh gap isolates memorization from any skill the fine-tuning also imparted: the clean base model's</w:t>
+      </w:r>
+      <w:r>
+        <w:t xml:space="preserve"> </w:t>
+      </w:r>
+      <w:r>
+        <w:t xml:space="preserve">gap is</w:t>
+      </w:r>
+      <w:r>
+        <w:t xml:space="preserve"> </w:t>
+      </w:r>
+      <m:oMath>
+        <m:r>
+          <m:t>0.10</m:t>
+        </m:r>
+      </m:oMath>
+      <w:r>
+        <w:t xml:space="preserve"> </w:t>
+      </w:r>
+      <w:r>
+        <w:t xml:space="preserve">(</w:t>
+      </w:r>
+      <m:oMath>
+        <m:r>
+          <m:t>0.625</m:t>
+        </m:r>
+      </m:oMath>
+      <w:r>
+        <w:t xml:space="preserve"> </w:t>
+      </w:r>
+      <w:r>
+        <w:t xml:space="preserve">vs</w:t>
+      </w:r>
+      <w:r>
+        <w:t xml:space="preserve"> </w:t>
+      </w:r>
+      <m:oMath>
+        <m:r>
+          <m:t>0.53</m:t>
+        </m:r>
+      </m:oMath>
+      <w:r>
+        <w:t xml:space="preserve">) while the contaminated model's is</w:t>
+      </w:r>
+      <w:r>
+        <w:t xml:space="preserve"> </w:t>
+      </w:r>
+      <m:oMath>
+        <m:r>
+          <m:t>0.26</m:t>
+        </m:r>
+      </m:oMath>
+      <w:r>
+        <w:t xml:space="preserve"> </w:t>
+      </w:r>
+      <w:r>
+        <w:t xml:space="preserve">(</w:t>
+      </w:r>
+      <m:oMath>
+        <m:r>
+          <m:t>1.00</m:t>
+        </m:r>
+      </m:oMath>
+      <w:r>
+        <w:t xml:space="preserve"> </w:t>
+      </w:r>
+      <w:r>
+        <w:t xml:space="preserve">vs</w:t>
+      </w:r>
+      <w:r>
+        <w:t xml:space="preserve"> </w:t>
+      </w:r>
+      <m:oMath>
+        <m:r>
+          <m:t>0.74</m:t>
+        </m:r>
+      </m:oMath>
+      <w:r>
+        <w:t xml:space="preserve">), so</w:t>
+      </w:r>
+      <w:r>
+        <w:t xml:space="preserve"> </w:t>
+      </w:r>
+      <m:oMath>
+        <m:r>
+          <m:t>0.16</m:t>
+        </m:r>
+      </m:oMath>
+      <w:r>
+        <w:t xml:space="preserve"> </w:t>
+      </w:r>
+      <w:r>
+        <w:t xml:space="preserve">of its</w:t>
+      </w:r>
+      <w:r>
+        <w:t xml:space="preserve"> </w:t>
+      </w:r>
+      <w:r>
+        <w:t xml:space="preserve">apparent edge on the static benchmark is pure memorization that fresh items strip away. A static, possibly-contaminated</w:t>
+      </w:r>
+      <w:r>
+        <w:t xml:space="preserve"> </w:t>
+      </w:r>
+      <w:r>
+        <w:t xml:space="preserve">leaderboard thus ranks a</w:t>
+      </w:r>
+      <w:r>
+        <w:t xml:space="preserve"> </w:t>
+      </w:r>
+      <m:oMath>
+        <m:r>
+          <m:t>0.5</m:t>
+        </m:r>
+      </m:oMath>
+      <w:r>
+        <w:t xml:space="preserve">B memorizer ahead of a frontier model, an inversion that CoEval's freshly-generated</w:t>
+      </w:r>
+      <w:r>
+        <w:t xml:space="preserve"> </w:t>
+      </w:r>
+      <w:r>
+        <w:t xml:space="preserve">items remove because no candidate can have trained on items synthesized after the fact.</w:t>
       </w:r>
     </w:p>
     <w:p>
@@ -10988,7 +11562,28 @@
         <w:widowControl w:val="1"/>
       </w:pPr>
       <w:r>
-        <w:t xml:space="preserve">Beyond the structural guarantee, CoEval can</w:t>
+        <w:rPr>
+          <w:b/>
+          <w:bCs/>
+        </w:rPr>
+        <w:t xml:space="preserve">Finding (contamination).</w:t>
+      </w:r>
+      <w:r>
+        <w:t xml:space="preserve"> </w:t>
+      </w:r>
+      <w:r>
+        <w:t xml:space="preserve">A static benchmark of memorized public items ranks a</w:t>
+      </w:r>
+      <w:r>
+        <w:t xml:space="preserve"> </w:t>
+      </w:r>
+      <m:oMath>
+        <m:r>
+          <m:t>0.5</m:t>
+        </m:r>
+      </m:oMath>
+      <w:r>
+        <w:t xml:space="preserve">B memorizer</w:t>
       </w:r>
       <w:r>
         <w:t xml:space="preserve"> </w:t>
@@ -10998,165 +11593,105 @@
           <w:i/>
           <w:iCs/>
         </w:rPr>
-        <w:t xml:space="preserve">explicitly</w:t>
-      </w:r>
-      <w:r>
-        <w:t xml:space="preserve"> </w:t>
-      </w:r>
-      <w:r>
-        <w:t xml:space="preserve">account for systematic same-family bias through</w:t>
-      </w:r>
-      <w:r>
-        <w:t xml:space="preserve"> </w:t>
-      </w:r>
-      <w:r>
-        <w:rPr>
-          <w:i/>
-          <w:iCs/>
-        </w:rPr>
-        <w:t xml:space="preserve">vendor-disjoint aggregation</w:t>
-      </w:r>
-      <w:r>
-        <w:t xml:space="preserve">: when scoring a model under test, the ensemble drops any judge that shares the</w:t>
-      </w:r>
-      <w:r>
-        <w:t xml:space="preserve"> </w:t>
-      </w:r>
-      <w:r>
-        <w:t xml:space="preserve">model's vendor family, so no model contributes to its own family's score. Applying this correction to the rankings</w:t>
-      </w:r>
-      <w:r>
-        <w:t xml:space="preserve"> </w:t>
-      </w:r>
-      <w:r>
-        <w:t xml:space="preserve">of Tables 3 and 5 leaves</w:t>
-      </w:r>
-      <w:r>
-        <w:t xml:space="preserve"> </w:t>
-      </w:r>
-      <w:r>
-        <w:rPr>
-          <w:i/>
-          <w:iCs/>
-        </w:rPr>
-        <w:t xml:space="preserve">every</w:t>
-      </w:r>
-      <w:r>
-        <w:t xml:space="preserve"> </w:t>
-      </w:r>
-      <w:r>
-        <w:t xml:space="preserve">ranking unchanged, with per-model scores shifting by at most</w:t>
-      </w:r>
-      <w:r>
-        <w:t xml:space="preserve"> </w:t>
+        <w:t xml:space="preserve">above</w:t>
+      </w:r>
+      <w:r>
+        <w:t xml:space="preserve"> </w:t>
+      </w:r>
+      <w:r>
+        <w:rPr>
+          <w:rStyle w:val="VerbatimChar"/>
+        </w:rPr>
+        <w:t xml:space="preserve">gpt-4o-mini</w:t>
+      </w:r>
+      <w:r>
+        <w:t xml:space="preserve"> </w:t>
+      </w:r>
+      <w:r>
+        <w:t xml:space="preserve">(</w:t>
       </w:r>
       <m:oMath>
         <m:r>
-          <m:t>0.015</m:t>
+          <m:t>1.00</m:t>
         </m:r>
       </m:oMath>
       <w:r>
-        <w:t xml:space="preserve">, a direct, auditable confirmation that the cross-family ensemble's rankings are already robust to</w:t>
-      </w:r>
-      <w:r>
-        <w:t xml:space="preserve"> </w:t>
-      </w:r>
-      <w:r>
-        <w:t xml:space="preserve">same-family bias. The correction is therefore available as a safeguard, and its null effect here is itself evidence</w:t>
-      </w:r>
-      <w:r>
-        <w:t xml:space="preserve"> </w:t>
-      </w:r>
-      <w:r>
-        <w:t xml:space="preserve">that vendor diversity, not a post-hoc adjustment, is doing the work.</w:t>
-      </w:r>
-    </w:p>
-    <w:p>
-      <w:pPr>
-        <w:pStyle w:val="BodyText"/>
-        <w:jc w:val="both"/>
-        <w:keepNext w:val="0"/>
-        <w:keepLines w:val="0"/>
-        <w:widowControl w:val="1"/>
-      </w:pPr>
-      <w:r>
-        <w:rPr>
-          <w:b/>
-          <w:bCs/>
-        </w:rPr>
-        <w:t xml:space="preserve">Finding (self-preference).</w:t>
-      </w:r>
-      <w:r>
-        <w:t xml:space="preserve"> </w:t>
-      </w:r>
-      <w:r>
-        <w:t xml:space="preserve">CoEval's vendor-disjoint panel structurally precludes a model from judging</w:t>
-      </w:r>
-      <w:r>
-        <w:t xml:space="preserve"> </w:t>
-      </w:r>
-      <w:r>
-        <w:t xml:space="preserve">its own family. The measured residual same-family preference is small and inconsistent in sign across three verticals</w:t>
-      </w:r>
-      <w:r>
-        <w:t xml:space="preserve"> </w:t>
-      </w:r>
-      <w:r>
-        <w:t xml:space="preserve">(</w:t>
+        <w:t xml:space="preserve"> </w:t>
+      </w:r>
+      <w:r>
+        <w:t xml:space="preserve">vs</w:t>
+      </w:r>
+      <w:r>
+        <w:t xml:space="preserve"> </w:t>
       </w:r>
       <m:oMath>
+        <m:r>
+          <m:t>0.845</m:t>
+        </m:r>
+      </m:oMath>
+      <w:r>
+        <w:t xml:space="preserve">); on fresh items of the same capability the order inverts to</w:t>
+      </w:r>
+      <w:r>
+        <w:t xml:space="preserve"> </w:t>
+      </w:r>
+      <w:r>
+        <w:t xml:space="preserve">the correct one (</w:t>
+      </w:r>
+      <w:r>
+        <w:rPr>
+          <w:rStyle w:val="VerbatimChar"/>
+        </w:rPr>
+        <w:t xml:space="preserve">gpt-4o-mini</w:t>
+      </w:r>
+      <w:r>
+        <w:t xml:space="preserve"> </w:t>
+      </w:r>
+      <m:oMath>
+        <m:r>
+          <m:t>0.81</m:t>
+        </m:r>
         <m:r>
           <m:rPr>
             <m:sty m:val="p"/>
           </m:rPr>
-          <m:t>|</m:t>
-        </m:r>
-        <m:r>
-          <m:rPr>
-            <m:nor/>
-            <m:sty m:val="p"/>
-          </m:rPr>
-          <m:t>effect</m:t>
-        </m:r>
-        <m:r>
-          <m:rPr>
-            <m:sty m:val="p"/>
-          </m:rPr>
-          <m:t>|</m:t>
-        </m:r>
-        <m:r>
-          <m:rPr>
-            <m:sty m:val="p"/>
-          </m:rPr>
-          <m:t>≤</m:t>
-        </m:r>
-        <m:r>
-          <m:t>0.04</m:t>
+          <m:t>&gt;</m:t>
         </m:r>
       </m:oMath>
       <w:r>
-        <w:t xml:space="preserve">), and vendor-disjoint aggregation leaves every ranking unchanged (scores shift</w:t>
+        <w:t xml:space="preserve"> </w:t>
+      </w:r>
+      <w:r>
+        <w:t xml:space="preserve">memorizer</w:t>
       </w:r>
       <w:r>
         <w:t xml:space="preserve"> </w:t>
       </w:r>
       <m:oMath>
         <m:r>
-          <m:rPr>
-            <m:sty m:val="p"/>
-          </m:rPr>
-          <m:t>≤</m:t>
-        </m:r>
-        <m:r>
-          <m:t>0.015</m:t>
+          <m:t>0.74</m:t>
         </m:r>
       </m:oMath>
       <w:r>
-        <w:t xml:space="preserve">): the cross-family design neutralizes self-preference by construction.</w:t>
+        <w:t xml:space="preserve">). CoEval-generated items additionally show</w:t>
+      </w:r>
+      <w:r>
+        <w:t xml:space="preserve"> </w:t>
+      </w:r>
+      <m:oMath>
+        <m:r>
+          <m:t>0.0000</m:t>
+        </m:r>
+      </m:oMath>
+      <w:r>
+        <w:t xml:space="preserve"> </w:t>
+      </w:r>
+      <w:r>
+        <w:t xml:space="preserve">verbatim 13-gram overlap with five major public benchmarks, so they cannot be gamed this way.</w:t>
       </w:r>
     </w:p>
-    <w:bookmarkEnd w:id="36"/>
-    <w:bookmarkStart w:id="37" w:name="contamination-resistance"/>
+    <w:bookmarkEnd w:id="25"/>
+    <w:bookmarkStart w:id="26" w:name="cost"/>
     <w:p>
       <w:pPr>
         <w:pStyle w:val="Heading3"/>
@@ -11165,7 +11700,7 @@
         <w:widowControl w:val="1"/>
       </w:pPr>
       <w:r>
-        <w:t xml:space="preserve">5.5 Contamination resistance</w:t>
+        <w:t xml:space="preserve">5.6 Cost</w:t>
       </w:r>
     </w:p>
     <w:p>
@@ -11177,605 +11712,6 @@
         <w:widowControl w:val="1"/>
       </w:pPr>
       <w:r>
-        <w:t xml:space="preserve">We test the contamination-resistance claim empirically. We take the 400 CoEval-generated items from the</w:t>
-      </w:r>
-      <w:r>
-        <w:t xml:space="preserve"> </w:t>
-      </w:r>
-      <w:r>
-        <w:rPr>
-          <w:rStyle w:val="VerbatimChar"/>
-        </w:rPr>
-        <w:t xml:space="preserve">medium-benchmark</w:t>
-      </w:r>
-      <w:r>
-        <w:t xml:space="preserve"> </w:t>
-      </w:r>
-      <w:r>
-        <w:t xml:space="preserve">study and measure their verbatim 13-gram overlap against a corpus of 491 items drawn</w:t>
-      </w:r>
-      <w:r>
-        <w:t xml:space="preserve"> </w:t>
-      </w:r>
-      <w:r>
-        <w:t xml:space="preserve">from five widely used public benchmarks (XSum, CNN/DailyMail, CodeSearchNet, SciQ, ARC-Challenge), datasets that</w:t>
-      </w:r>
-      <w:r>
-        <w:t xml:space="preserve"> </w:t>
-      </w:r>
-      <w:r>
-        <w:t xml:space="preserve">are, by virtue of their age and popularity, present in the pretraining corpora of current models. Across</w:t>
-      </w:r>
-      <w:r>
-        <w:t xml:space="preserve"> </w:t>
-      </w:r>
-      <m:oMath>
-        <m:r>
-          <m:t>110</m:t>
-        </m:r>
-        <m:r>
-          <m:rPr>
-            <m:sty m:val="p"/>
-          </m:rPr>
-          <m:t>,</m:t>
-        </m:r>
-        <m:r>
-          <m:t>784</m:t>
-        </m:r>
-      </m:oMath>
-      <w:r>
-        <w:t xml:space="preserve"> </w:t>
-      </w:r>
-      <w:r>
-        <w:t xml:space="preserve">distinct public 13-grams,</w:t>
-      </w:r>
-      <w:r>
-        <w:t xml:space="preserve"> </w:t>
-      </w:r>
-      <w:r>
-        <w:rPr>
-          <w:b/>
-          <w:bCs/>
-        </w:rPr>
-        <w:t xml:space="preserve">not a single CoEval-generated item shares any 13-gram</w:t>
-      </w:r>
-      <w:r>
-        <w:t xml:space="preserve"> </w:t>
-      </w:r>
-      <w:r>
-        <w:t xml:space="preserve">with the</w:t>
-      </w:r>
-      <w:r>
-        <w:t xml:space="preserve"> </w:t>
-      </w:r>
-      <w:r>
-        <w:t xml:space="preserve">public corpus: mean and maximum overlap are both</w:t>
-      </w:r>
-      <w:r>
-        <w:t xml:space="preserve"> </w:t>
-      </w:r>
-      <m:oMath>
-        <m:r>
-          <m:t>0.0000</m:t>
-        </m:r>
-      </m:oMath>
-      <w:r>
-        <w:t xml:space="preserve">, and</w:t>
-      </w:r>
-      <w:r>
-        <w:t xml:space="preserve"> </w:t>
-      </w:r>
-      <m:oMath>
-        <m:r>
-          <m:t>0</m:t>
-        </m:r>
-        <m:r>
-          <m:rPr>
-            <m:sty m:val="p"/>
-          </m:rPr>
-          <m:t>%</m:t>
-        </m:r>
-      </m:oMath>
-      <w:r>
-        <w:t xml:space="preserve"> </w:t>
-      </w:r>
-      <w:r>
-        <w:t xml:space="preserve">of generated items share any 13-gram. This</w:t>
-      </w:r>
-      <w:r>
-        <w:t xml:space="preserve"> </w:t>
-      </w:r>
-      <w:r>
-        <w:t xml:space="preserve">verbatim non-duplication</w:t>
-      </w:r>
-      <w:r>
-        <w:t xml:space="preserve"> </w:t>
-      </w:r>
-      <w:r>
-        <w:rPr>
-          <w:i/>
-          <w:iCs/>
-        </w:rPr>
-        <w:t xml:space="preserve">corroborates</w:t>
-      </w:r>
-      <w:r>
-        <w:t xml:space="preserve"> </w:t>
-      </w:r>
-      <w:r>
-        <w:t xml:space="preserve">the structural guarantee: because items are synthesized fresh from the</w:t>
-      </w:r>
-      <w:r>
-        <w:t xml:space="preserve"> </w:t>
-      </w:r>
-      <w:r>
-        <w:t xml:space="preserve">attribute specification on each run, they cannot have appeared in any model's</w:t>
-      </w:r>
-      <w:r>
-        <w:t xml:space="preserve"> </w:t>
-      </w:r>
-      <w:r>
-        <w:rPr>
-          <w:i/>
-          <w:iCs/>
-        </w:rPr>
-        <w:t xml:space="preserve">prior</w:t>
-      </w:r>
-      <w:r>
-        <w:t xml:space="preserve"> </w:t>
-      </w:r>
-      <w:r>
-        <w:t xml:space="preserve">training, and a model</w:t>
-      </w:r>
-      <w:r>
-        <w:t xml:space="preserve"> </w:t>
-      </w:r>
-      <w:r>
-        <w:t xml:space="preserve">cannot retrieve them from a leaked copy of these widely-used benchmarks. (The scope from Section 5.1 holds: this</w:t>
-      </w:r>
-      <w:r>
-        <w:t xml:space="preserve"> </w:t>
-      </w:r>
-      <w:r>
-        <w:t xml:space="preserve">applies to CoEval's generated items; the benchmark-grounded anchor of Table 2 deliberately reuses public items to</w:t>
-      </w:r>
-      <w:r>
-        <w:t xml:space="preserve"> </w:t>
-      </w:r>
-      <w:r>
-        <w:t xml:space="preserve">obtain objective ground truth.)</w:t>
-      </w:r>
-    </w:p>
-    <w:p>
-      <w:pPr>
-        <w:pStyle w:val="BodyText"/>
-        <w:jc w:val="both"/>
-        <w:keepNext w:val="0"/>
-        <w:keepLines w:val="0"/>
-        <w:widowControl w:val="1"/>
-      </w:pPr>
-      <w:r>
-        <w:t xml:space="preserve">Non-duplication shows the items are fresh; a controlled study shows why that matters. We fine-tune a small open model</w:t>
-      </w:r>
-      <w:r>
-        <w:t xml:space="preserve"> </w:t>
-      </w:r>
-      <w:r>
-        <w:t xml:space="preserve">(Qwen2.5-0.5B) to memorize</w:t>
-      </w:r>
-      <w:r>
-        <w:t xml:space="preserve"> </w:t>
-      </w:r>
-      <m:oMath>
-        <m:r>
-          <m:t>200</m:t>
-        </m:r>
-      </m:oMath>
-      <w:r>
-        <w:t xml:space="preserve"> </w:t>
-      </w:r>
-      <w:r>
-        <w:t xml:space="preserve">public SciQ items, turning that public set into a contaminated benchmark, and compare</w:t>
-      </w:r>
-      <w:r>
-        <w:t xml:space="preserve"> </w:t>
-      </w:r>
-      <w:r>
-        <w:t xml:space="preserve">it against a clean frontier model (</w:t>
-      </w:r>
-      <w:r>
-        <w:rPr>
-          <w:rStyle w:val="VerbatimChar"/>
-        </w:rPr>
-        <w:t xml:space="preserve">gpt-4o-mini</w:t>
-      </w:r>
-      <w:r>
-        <w:t xml:space="preserve">) on both the memorized set and</w:t>
-      </w:r>
-      <w:r>
-        <w:t xml:space="preserve"> </w:t>
-      </w:r>
-      <m:oMath>
-        <m:r>
-          <m:t>100</m:t>
-        </m:r>
-      </m:oMath>
-      <w:r>
-        <w:t xml:space="preserve"> </w:t>
-      </w:r>
-      <w:r>
-        <w:t xml:space="preserve">fresh held-out items</w:t>
-      </w:r>
-      <w:r>
-        <w:t xml:space="preserve"> </w:t>
-      </w:r>
-      <w:r>
-        <w:t xml:space="preserve">of the same capability. On the contaminated benchmark the memorizer scores a perfect</w:t>
-      </w:r>
-      <w:r>
-        <w:t xml:space="preserve"> </w:t>
-      </w:r>
-      <m:oMath>
-        <m:r>
-          <m:t>1.00</m:t>
-        </m:r>
-      </m:oMath>
-      <w:r>
-        <w:t xml:space="preserve"> </w:t>
-      </w:r>
-      <w:r>
-        <w:t xml:space="preserve">and is ranked</w:t>
-      </w:r>
-      <w:r>
-        <w:t xml:space="preserve"> </w:t>
-      </w:r>
-      <w:r>
-        <w:rPr>
-          <w:i/>
-          <w:iCs/>
-        </w:rPr>
-        <w:t xml:space="preserve">above</w:t>
-      </w:r>
-      <w:r>
-        <w:t xml:space="preserve"> </w:t>
-      </w:r>
-      <w:r>
-        <w:rPr>
-          <w:rStyle w:val="VerbatimChar"/>
-        </w:rPr>
-        <w:t xml:space="preserve">gpt-4o-mini</w:t>
-      </w:r>
-      <w:r>
-        <w:t xml:space="preserve"> </w:t>
-      </w:r>
-      <w:r>
-        <w:t xml:space="preserve">(</w:t>
-      </w:r>
-      <m:oMath>
-        <m:r>
-          <m:t>0.845</m:t>
-        </m:r>
-      </m:oMath>
-      <w:r>
-        <w:t xml:space="preserve">); on the fresh items the order is correct, with</w:t>
-      </w:r>
-      <w:r>
-        <w:t xml:space="preserve"> </w:t>
-      </w:r>
-      <w:r>
-        <w:rPr>
-          <w:rStyle w:val="VerbatimChar"/>
-        </w:rPr>
-        <w:t xml:space="preserve">gpt-4o-mini</w:t>
-      </w:r>
-      <w:r>
-        <w:t xml:space="preserve"> </w:t>
-      </w:r>
-      <w:r>
-        <w:t xml:space="preserve">(</w:t>
-      </w:r>
-      <m:oMath>
-        <m:r>
-          <m:t>0.81</m:t>
-        </m:r>
-      </m:oMath>
-      <w:r>
-        <w:t xml:space="preserve">) above the memorizer (</w:t>
-      </w:r>
-      <m:oMath>
-        <m:r>
-          <m:t>0.74</m:t>
-        </m:r>
-      </m:oMath>
-      <w:r>
-        <w:t xml:space="preserve">, its fresh-measured capability). The</w:t>
-      </w:r>
-      <w:r>
-        <w:t xml:space="preserve"> </w:t>
-      </w:r>
-      <w:r>
-        <w:t xml:space="preserve">memorized-minus-fresh gap isolates memorization from any skill the fine-tuning also imparted: the clean base model's</w:t>
-      </w:r>
-      <w:r>
-        <w:t xml:space="preserve"> </w:t>
-      </w:r>
-      <w:r>
-        <w:t xml:space="preserve">gap is</w:t>
-      </w:r>
-      <w:r>
-        <w:t xml:space="preserve"> </w:t>
-      </w:r>
-      <m:oMath>
-        <m:r>
-          <m:t>0.10</m:t>
-        </m:r>
-      </m:oMath>
-      <w:r>
-        <w:t xml:space="preserve"> </w:t>
-      </w:r>
-      <w:r>
-        <w:t xml:space="preserve">(</w:t>
-      </w:r>
-      <m:oMath>
-        <m:r>
-          <m:t>0.625</m:t>
-        </m:r>
-      </m:oMath>
-      <w:r>
-        <w:t xml:space="preserve"> </w:t>
-      </w:r>
-      <w:r>
-        <w:t xml:space="preserve">vs</w:t>
-      </w:r>
-      <w:r>
-        <w:t xml:space="preserve"> </w:t>
-      </w:r>
-      <m:oMath>
-        <m:r>
-          <m:t>0.53</m:t>
-        </m:r>
-      </m:oMath>
-      <w:r>
-        <w:t xml:space="preserve">) while the contaminated model's is</w:t>
-      </w:r>
-      <w:r>
-        <w:t xml:space="preserve"> </w:t>
-      </w:r>
-      <m:oMath>
-        <m:r>
-          <m:t>0.26</m:t>
-        </m:r>
-      </m:oMath>
-      <w:r>
-        <w:t xml:space="preserve"> </w:t>
-      </w:r>
-      <w:r>
-        <w:t xml:space="preserve">(</w:t>
-      </w:r>
-      <m:oMath>
-        <m:r>
-          <m:t>1.00</m:t>
-        </m:r>
-      </m:oMath>
-      <w:r>
-        <w:t xml:space="preserve"> </w:t>
-      </w:r>
-      <w:r>
-        <w:t xml:space="preserve">vs</w:t>
-      </w:r>
-      <w:r>
-        <w:t xml:space="preserve"> </w:t>
-      </w:r>
-      <m:oMath>
-        <m:r>
-          <m:t>0.74</m:t>
-        </m:r>
-      </m:oMath>
-      <w:r>
-        <w:t xml:space="preserve">), so</w:t>
-      </w:r>
-      <w:r>
-        <w:t xml:space="preserve"> </w:t>
-      </w:r>
-      <m:oMath>
-        <m:r>
-          <m:t>0.16</m:t>
-        </m:r>
-      </m:oMath>
-      <w:r>
-        <w:t xml:space="preserve"> </w:t>
-      </w:r>
-      <w:r>
-        <w:t xml:space="preserve">of its</w:t>
-      </w:r>
-      <w:r>
-        <w:t xml:space="preserve"> </w:t>
-      </w:r>
-      <w:r>
-        <w:t xml:space="preserve">apparent edge on the static benchmark is pure memorization that fresh items strip away. A static, possibly-contaminated</w:t>
-      </w:r>
-      <w:r>
-        <w:t xml:space="preserve"> </w:t>
-      </w:r>
-      <w:r>
-        <w:t xml:space="preserve">leaderboard thus ranks a</w:t>
-      </w:r>
-      <w:r>
-        <w:t xml:space="preserve"> </w:t>
-      </w:r>
-      <m:oMath>
-        <m:r>
-          <m:t>0.5</m:t>
-        </m:r>
-      </m:oMath>
-      <w:r>
-        <w:t xml:space="preserve">B memorizer ahead of a frontier model, an inversion that CoEval's freshly-generated</w:t>
-      </w:r>
-      <w:r>
-        <w:t xml:space="preserve"> </w:t>
-      </w:r>
-      <w:r>
-        <w:t xml:space="preserve">items remove because no candidate can have trained on items synthesized after the fact.</w:t>
-      </w:r>
-    </w:p>
-    <w:p>
-      <w:pPr>
-        <w:pStyle w:val="BodyText"/>
-        <w:jc w:val="both"/>
-        <w:keepNext w:val="0"/>
-        <w:keepLines w:val="0"/>
-        <w:widowControl w:val="1"/>
-      </w:pPr>
-      <w:r>
-        <w:rPr>
-          <w:b/>
-          <w:bCs/>
-        </w:rPr>
-        <w:t xml:space="preserve">Finding (contamination).</w:t>
-      </w:r>
-      <w:r>
-        <w:t xml:space="preserve"> </w:t>
-      </w:r>
-      <w:r>
-        <w:t xml:space="preserve">A static benchmark of memorized public items ranks a</w:t>
-      </w:r>
-      <w:r>
-        <w:t xml:space="preserve"> </w:t>
-      </w:r>
-      <m:oMath>
-        <m:r>
-          <m:t>0.5</m:t>
-        </m:r>
-      </m:oMath>
-      <w:r>
-        <w:t xml:space="preserve">B memorizer</w:t>
-      </w:r>
-      <w:r>
-        <w:t xml:space="preserve"> </w:t>
-      </w:r>
-      <w:r>
-        <w:rPr>
-          <w:i/>
-          <w:iCs/>
-        </w:rPr>
-        <w:t xml:space="preserve">above</w:t>
-      </w:r>
-      <w:r>
-        <w:t xml:space="preserve"> </w:t>
-      </w:r>
-      <w:r>
-        <w:rPr>
-          <w:rStyle w:val="VerbatimChar"/>
-        </w:rPr>
-        <w:t xml:space="preserve">gpt-4o-mini</w:t>
-      </w:r>
-      <w:r>
-        <w:t xml:space="preserve"> </w:t>
-      </w:r>
-      <w:r>
-        <w:t xml:space="preserve">(</w:t>
-      </w:r>
-      <m:oMath>
-        <m:r>
-          <m:t>1.00</m:t>
-        </m:r>
-      </m:oMath>
-      <w:r>
-        <w:t xml:space="preserve"> </w:t>
-      </w:r>
-      <w:r>
-        <w:t xml:space="preserve">vs</w:t>
-      </w:r>
-      <w:r>
-        <w:t xml:space="preserve"> </w:t>
-      </w:r>
-      <m:oMath>
-        <m:r>
-          <m:t>0.845</m:t>
-        </m:r>
-      </m:oMath>
-      <w:r>
-        <w:t xml:space="preserve">); on fresh items of the same capability the order inverts to</w:t>
-      </w:r>
-      <w:r>
-        <w:t xml:space="preserve"> </w:t>
-      </w:r>
-      <w:r>
-        <w:t xml:space="preserve">the correct one (</w:t>
-      </w:r>
-      <w:r>
-        <w:rPr>
-          <w:rStyle w:val="VerbatimChar"/>
-        </w:rPr>
-        <w:t xml:space="preserve">gpt-4o-mini</w:t>
-      </w:r>
-      <w:r>
-        <w:t xml:space="preserve"> </w:t>
-      </w:r>
-      <m:oMath>
-        <m:r>
-          <m:t>0.81</m:t>
-        </m:r>
-        <m:r>
-          <m:rPr>
-            <m:sty m:val="p"/>
-          </m:rPr>
-          <m:t>&gt;</m:t>
-        </m:r>
-      </m:oMath>
-      <w:r>
-        <w:t xml:space="preserve"> </w:t>
-      </w:r>
-      <w:r>
-        <w:t xml:space="preserve">memorizer</w:t>
-      </w:r>
-      <w:r>
-        <w:t xml:space="preserve"> </w:t>
-      </w:r>
-      <m:oMath>
-        <m:r>
-          <m:t>0.74</m:t>
-        </m:r>
-      </m:oMath>
-      <w:r>
-        <w:t xml:space="preserve">). CoEval-generated items additionally show</w:t>
-      </w:r>
-      <w:r>
-        <w:t xml:space="preserve"> </w:t>
-      </w:r>
-      <m:oMath>
-        <m:r>
-          <m:t>0.0000</m:t>
-        </m:r>
-      </m:oMath>
-      <w:r>
-        <w:t xml:space="preserve"> </w:t>
-      </w:r>
-      <w:r>
-        <w:t xml:space="preserve">verbatim 13-gram overlap with five major public benchmarks, so they cannot be gamed this way.</w:t>
-      </w:r>
-    </w:p>
-    <w:bookmarkEnd w:id="37"/>
-    <w:bookmarkStart w:id="38" w:name="cost"/>
-    <w:p>
-      <w:pPr>
-        <w:pStyle w:val="Heading3"/>
-        <w:keepNext/>
-        <w:keepLines/>
-        <w:widowControl w:val="1"/>
-      </w:pPr>
-      <w:r>
-        <w:t xml:space="preserve">5.6 Cost</w:t>
-      </w:r>
-    </w:p>
-    <w:p>
-      <w:pPr>
-        <w:pStyle w:val="FirstParagraph"/>
-        <w:jc w:val="both"/>
-        <w:keepNext w:val="0"/>
-        <w:keepLines w:val="0"/>
-        <w:widowControl w:val="1"/>
-      </w:pPr>
-      <w:r>
         <w:t xml:space="preserve">The entire four-task medium-scale study, teacher generation, student response collection, cross-family judging,</w:t>
       </w:r>
       <w:r>
@@ -11872,8 +11808,8 @@
         <w:t xml:space="preserve">).</w:t>
       </w:r>
     </w:p>
-    <w:bookmarkEnd w:id="38"/>
-    <w:bookmarkStart w:id="39" w:name="putting-it-together-domain-case-studies"/>
+    <w:bookmarkEnd w:id="26"/>
+    <w:bookmarkStart w:id="27" w:name="putting-it-together-domain-case-studies"/>
     <w:p>
       <w:pPr>
         <w:pStyle w:val="Heading3"/>
@@ -13440,18 +13376,17 @@
         </w:tc>
       </w:tr>
     </w:tbl>
-    <w:bookmarkEnd w:id="39"/>
-    <w:bookmarkEnd w:id="40"/>
-    <w:bookmarkStart w:id="41" w:name="discussion"/>
+    <w:bookmarkEnd w:id="27"/>
+    <w:bookmarkStart w:id="28" w:name="X5b909f8979da9f44974797188bca91411bc1d26"/>
     <w:p>
       <w:pPr>
-        <w:pStyle w:val="Heading2"/>
+        <w:pStyle w:val="Heading3"/>
         <w:keepNext/>
         <w:keepLines/>
         <w:widowControl w:val="1"/>
       </w:pPr>
       <w:r>
-        <w:t xml:space="preserve">6. Discussion</w:t>
+        <w:t xml:space="preserve">5.8 Rankings are domain-specific: why a generic leaderboard misleads</w:t>
       </w:r>
     </w:p>
     <w:p>
@@ -13463,25 +13398,7 @@
         <w:widowControl w:val="1"/>
       </w:pPr>
       <w:r>
-        <w:t xml:space="preserve">CoEval is designed for a specific, common predicament: ranking models for a task or domain when no labeled data</w:t>
-      </w:r>
-      <w:r>
-        <w:t xml:space="preserve"> </w:t>
-      </w:r>
-      <w:r>
-        <w:t xml:space="preserve">exists to build a benchmark and public benchmarks cannot be trusted. The results show it meets that need: its</w:t>
-      </w:r>
-      <w:r>
-        <w:t xml:space="preserve"> </w:t>
-      </w:r>
-      <w:r>
-        <w:t xml:space="preserve">label-free scores reproduce the true model ranking and track ground truth, and its generated items are verifiably</w:t>
-      </w:r>
-      <w:r>
-        <w:t xml:space="preserve"> </w:t>
-      </w:r>
-      <w:r>
-        <w:t xml:space="preserve">fresh, and they explain</w:t>
+        <w:t xml:space="preserve">The case studies above rank models</w:t>
       </w:r>
       <w:r>
         <w:t xml:space="preserve"> </w:t>
@@ -13491,19 +13408,31 @@
           <w:i/>
           <w:iCs/>
         </w:rPr>
-        <w:t xml:space="preserve">why</w:t>
-      </w:r>
-      <w:r>
-        <w:t xml:space="preserve"> </w:t>
-      </w:r>
-      <w:r>
-        <w:t xml:space="preserve">the label-free judging is trustworthy. The key enabler is a design</w:t>
-      </w:r>
-      <w:r>
-        <w:t xml:space="preserve"> </w:t>
-      </w:r>
-      <w:r>
-        <w:t xml:space="preserve">principle that is itself a contribution: the reliability of an LLM-judge panel is governed by its</w:t>
+        <w:t xml:space="preserve">within</w:t>
+      </w:r>
+      <w:r>
+        <w:t xml:space="preserve"> </w:t>
+      </w:r>
+      <w:r>
+        <w:t xml:space="preserve">one domain. The premise of a custom-evaluation tool is that this</w:t>
+      </w:r>
+      <w:r>
+        <w:t xml:space="preserve"> </w:t>
+      </w:r>
+      <w:r>
+        <w:t xml:space="preserve">is necessary: the best model for one domain need not be the best for another, so a single public leaderboard, which</w:t>
+      </w:r>
+      <w:r>
+        <w:t xml:space="preserve"> </w:t>
+      </w:r>
+      <w:r>
+        <w:t xml:space="preserve">pools tasks into one number, can send a practitioner to the wrong model. We test this directly. From four one-line</w:t>
+      </w:r>
+      <w:r>
+        <w:t xml:space="preserve"> </w:t>
+      </w:r>
+      <w:r>
+        <w:t xml:space="preserve">descriptions,</w:t>
       </w:r>
       <w:r>
         <w:t xml:space="preserve"> </w:t>
@@ -13513,28 +13442,123 @@
           <w:i/>
           <w:iCs/>
         </w:rPr>
-        <w:t xml:space="preserve">composition</w:t>
-      </w:r>
-      <w:r>
-        <w:t xml:space="preserve">, not its size. A diverse, cross-family panel cancels the mixed-sign biases (verbosity,</w:t>
-      </w:r>
-      <w:r>
-        <w:t xml:space="preserve"> </w:t>
-      </w:r>
-      <w:r>
-        <w:t xml:space="preserve">self-preference) that any individual judge carries, while a same-family panel would only amplify a shared</w:t>
-      </w:r>
-      <w:r>
-        <w:t xml:space="preserve"> </w:t>
-      </w:r>
-      <w:r>
-        <w:t xml:space="preserve">bias; practitioners should prioritize vendor diversity over adding more copies of similar judges. A modest diverse</w:t>
-      </w:r>
-      <w:r>
-        <w:t xml:space="preserve"> </w:t>
-      </w:r>
-      <w:r>
-        <w:t xml:space="preserve">panel already recovers most of the full-panel reliability, so the cost of diversity is small.</w:t>
+        <w:t xml:space="preserve">math word problems</w:t>
+      </w:r>
+      <w:r>
+        <w:t xml:space="preserve">,</w:t>
+      </w:r>
+      <w:r>
+        <w:t xml:space="preserve"> </w:t>
+      </w:r>
+      <w:r>
+        <w:rPr>
+          <w:i/>
+          <w:iCs/>
+        </w:rPr>
+        <w:t xml:space="preserve">code explanation</w:t>
+      </w:r>
+      <w:r>
+        <w:t xml:space="preserve">,</w:t>
+      </w:r>
+      <w:r>
+        <w:t xml:space="preserve"> </w:t>
+      </w:r>
+      <w:r>
+        <w:rPr>
+          <w:i/>
+          <w:iCs/>
+        </w:rPr>
+        <w:t xml:space="preserve">clinical reasoning</w:t>
+      </w:r>
+      <w:r>
+        <w:t xml:space="preserve">, and</w:t>
+      </w:r>
+      <w:r>
+        <w:t xml:space="preserve"> </w:t>
+      </w:r>
+      <w:r>
+        <w:rPr>
+          <w:i/>
+          <w:iCs/>
+        </w:rPr>
+        <w:t xml:space="preserve">legal</w:t>
+      </w:r>
+      <w:r>
+        <w:rPr>
+          <w:i/>
+          <w:iCs/>
+        </w:rPr>
+        <w:t xml:space="preserve"> </w:t>
+      </w:r>
+      <w:r>
+        <w:rPr>
+          <w:i/>
+          <w:iCs/>
+        </w:rPr>
+        <w:t xml:space="preserve">analysis</w:t>
+      </w:r>
+      <w:r>
+        <w:t xml:space="preserve">, CoEval generated</w:t>
+      </w:r>
+      <w:r>
+        <w:t xml:space="preserve"> </w:t>
+      </w:r>
+      <m:oMath>
+        <m:r>
+          <m:t>25</m:t>
+        </m:r>
+      </m:oMath>
+      <w:r>
+        <w:t xml:space="preserve"> </w:t>
+      </w:r>
+      <w:r>
+        <w:t xml:space="preserve">contamination-free items each (</w:t>
+      </w:r>
+      <m:oMath>
+        <m:r>
+          <m:t>100</m:t>
+        </m:r>
+      </m:oMath>
+      <w:r>
+        <w:t xml:space="preserve"> </w:t>
+      </w:r>
+      <w:r>
+        <w:t xml:space="preserve">items), six candidate models answered them,</w:t>
+      </w:r>
+      <w:r>
+        <w:t xml:space="preserve"> </w:t>
+      </w:r>
+      <w:r>
+        <w:t xml:space="preserve">and the same vendor-disjoint cross-family panel (OpenAI + Anthropic + Google) scored every</w:t>
+      </w:r>
+      <w:r>
+        <w:t xml:space="preserve"> </w:t>
+      </w:r>
+      <w:r>
+        <w:t xml:space="preserve">response:</w:t>
+      </w:r>
+      <w:r>
+        <w:t xml:space="preserve"> </w:t>
+      </w:r>
+      <m:oMath>
+        <m:r>
+          <m:t>1</m:t>
+        </m:r>
+        <m:r>
+          <m:rPr>
+            <m:sty m:val="p"/>
+          </m:rPr>
+          <m:t>,</m:t>
+        </m:r>
+        <m:r>
+          <m:t>800</m:t>
+        </m:r>
+      </m:oMath>
+      <w:r>
+        <w:t xml:space="preserve"> </w:t>
+      </w:r>
+      <w:r>
+        <w:t xml:space="preserve">evaluations at full coverage, from one configuration file, for USD 0.83.</w:t>
       </w:r>
     </w:p>
     <w:p>
@@ -13546,43 +13570,240 @@
         <w:widowControl w:val="1"/>
       </w:pPr>
       <w:r>
-        <w:t xml:space="preserve">Coupling the panel to attribute-stratified generation is what makes the system more than a better judge. Because items</w:t>
-      </w:r>
-      <w:r>
-        <w:t xml:space="preserve"> </w:t>
-      </w:r>
-      <w:r>
-        <w:t xml:space="preserve">are synthesized fresh from an attribute specification on every run, CoEval sidesteps contamination structurally rather</w:t>
-      </w:r>
-      <w:r>
-        <w:t xml:space="preserve"> </w:t>
-      </w:r>
-      <w:r>
-        <w:t xml:space="preserve">than chasing leaked items after the fact, and it targets the deployment's own distribution and edge cases rather than a</w:t>
-      </w:r>
-      <w:r>
-        <w:t xml:space="preserve"> </w:t>
-      </w:r>
-      <w:r>
-        <w:t xml:space="preserve">generic average. The same role separation that secures contamination-freeness in generation structurally precludes</w:t>
-      </w:r>
-      <w:r>
-        <w:t xml:space="preserve"> </w:t>
-      </w:r>
-      <w:r>
-        <w:t xml:space="preserve">same-family self-preference in scoring: one architectural choice closing two leakage channels. Declarative</w:t>
-      </w:r>
-      <w:r>
-        <w:t xml:space="preserve"> </w:t>
-      </w:r>
-      <w:r>
-        <w:t xml:space="preserve">specification keeps the whole pipeline reproducible: a single declarative configuration regenerates the benchmark, the responses, and</w:t>
-      </w:r>
-      <w:r>
-        <w:t xml:space="preserve"> </w:t>
-      </w:r>
-      <w:r>
-        <w:t xml:space="preserve">the scores.</w:t>
+        <w:t xml:space="preserve">The four per-domain rankings</w:t>
+      </w:r>
+      <w:r>
+        <w:t xml:space="preserve"> </w:t>
+      </w:r>
+      <w:r>
+        <w:rPr>
+          <w:b/>
+          <w:bCs/>
+        </w:rPr>
+        <w:t xml:space="preserve">disagree sharply</w:t>
+      </w:r>
+      <w:r>
+        <w:t xml:space="preserve">. Three different models take first place across the four</w:t>
+      </w:r>
+      <w:r>
+        <w:t xml:space="preserve"> </w:t>
+      </w:r>
+      <w:r>
+        <w:t xml:space="preserve">domains, and each winner is stable under a bootstrap over items (</w:t>
+      </w:r>
+      <m:oMath>
+        <m:r>
+          <m:t>B</m:t>
+        </m:r>
+        <m:r>
+          <m:rPr>
+            <m:sty m:val="p"/>
+          </m:rPr>
+          <m:t>=</m:t>
+        </m:r>
+        <m:r>
+          <m:t>2000</m:t>
+        </m:r>
+      </m:oMath>
+      <w:r>
+        <w:t xml:space="preserve">):</w:t>
+      </w:r>
+      <w:r>
+        <w:t xml:space="preserve"> </w:t>
+      </w:r>
+      <w:r>
+        <w:rPr>
+          <w:rStyle w:val="VerbatimChar"/>
+        </w:rPr>
+        <w:t xml:space="preserve">gpt-4o-mini</w:t>
+      </w:r>
+      <w:r>
+        <w:t xml:space="preserve"> </w:t>
+      </w:r>
+      <w:r>
+        <w:t xml:space="preserve">tops clinical</w:t>
+      </w:r>
+      <w:r>
+        <w:t xml:space="preserve"> </w:t>
+      </w:r>
+      <w:r>
+        <w:t xml:space="preserve">reasoning (top with probability</w:t>
+      </w:r>
+      <w:r>
+        <w:t xml:space="preserve"> </w:t>
+      </w:r>
+      <m:oMath>
+        <m:r>
+          <m:t>0.88</m:t>
+        </m:r>
+      </m:oMath>
+      <w:r>
+        <w:t xml:space="preserve">) and code explanation (</w:t>
+      </w:r>
+      <m:oMath>
+        <m:r>
+          <m:t>0.60</m:t>
+        </m:r>
+      </m:oMath>
+      <w:r>
+        <w:t xml:space="preserve">),</w:t>
+      </w:r>
+      <w:r>
+        <w:t xml:space="preserve"> </w:t>
+      </w:r>
+      <w:r>
+        <w:rPr>
+          <w:rStyle w:val="VerbatimChar"/>
+        </w:rPr>
+        <w:t xml:space="preserve">gemini-flash</w:t>
+      </w:r>
+      <w:r>
+        <w:t xml:space="preserve"> </w:t>
+      </w:r>
+      <w:r>
+        <w:t xml:space="preserve">tops legal analysis</w:t>
+      </w:r>
+      <w:r>
+        <w:t xml:space="preserve"> </w:t>
+      </w:r>
+      <w:r>
+        <w:t xml:space="preserve">(</w:t>
+      </w:r>
+      <m:oMath>
+        <m:r>
+          <m:t>1.00</m:t>
+        </m:r>
+      </m:oMath>
+      <w:r>
+        <w:t xml:space="preserve">), and</w:t>
+      </w:r>
+      <w:r>
+        <w:t xml:space="preserve"> </w:t>
+      </w:r>
+      <w:r>
+        <w:rPr>
+          <w:rStyle w:val="VerbatimChar"/>
+        </w:rPr>
+        <w:t xml:space="preserve">claude-3.5-haiku</w:t>
+      </w:r>
+      <w:r>
+        <w:t xml:space="preserve"> </w:t>
+      </w:r>
+      <w:r>
+        <w:t xml:space="preserve">tops math word problems (</w:t>
+      </w:r>
+      <m:oMath>
+        <m:r>
+          <m:t>0.85</m:t>
+        </m:r>
+      </m:oMath>
+      <w:r>
+        <w:t xml:space="preserve">). The movement is not confined to the lead:</w:t>
+      </w:r>
+      <w:r>
+        <w:t xml:space="preserve"> </w:t>
+      </w:r>
+      <w:r>
+        <w:rPr>
+          <w:rStyle w:val="VerbatimChar"/>
+        </w:rPr>
+        <w:t xml:space="preserve">gpt-4o-mini</w:t>
+      </w:r>
+      <w:r>
+        <w:t xml:space="preserve"> </w:t>
+      </w:r>
+      <w:r>
+        <w:t xml:space="preserve">falls from first on clinical reasoning to fifth of six on math (where it is top in only</w:t>
+      </w:r>
+      <w:r>
+        <w:t xml:space="preserve"> </w:t>
+      </w:r>
+      <m:oMath>
+        <m:r>
+          <m:t>0.001</m:t>
+        </m:r>
+      </m:oMath>
+      <w:r>
+        <w:t xml:space="preserve"> </w:t>
+      </w:r>
+      <w:r>
+        <w:t xml:space="preserve">of bootstrap draws), and</w:t>
+      </w:r>
+      <w:r>
+        <w:t xml:space="preserve"> </w:t>
+      </w:r>
+      <w:r>
+        <w:rPr>
+          <w:rStyle w:val="VerbatimChar"/>
+        </w:rPr>
+        <w:t xml:space="preserve">claude-3.5-haiku</w:t>
+      </w:r>
+      <w:r>
+        <w:t xml:space="preserve"> </w:t>
+      </w:r>
+      <w:r>
+        <w:t xml:space="preserve">moves the opposite way, from first on math to fifth on</w:t>
+      </w:r>
+      <w:r>
+        <w:t xml:space="preserve"> </w:t>
+      </w:r>
+      <w:r>
+        <w:t xml:space="preserve">code (Table 6). The mean cross-domain rank agreement is low (Kendall </w:t>
+      </w:r>
+      <m:oMath>
+        <m:r>
+          <m:t>τ</m:t>
+        </m:r>
+        <m:r>
+          <m:rPr>
+            <m:sty m:val="p"/>
+          </m:rPr>
+          <m:t>=</m:t>
+        </m:r>
+        <m:r>
+          <m:t>0.19</m:t>
+        </m:r>
+      </m:oMath>
+      <w:r>
+        <w:t xml:space="preserve"> </w:t>
+      </w:r>
+      <w:r>
+        <w:t xml:space="preserve">averaged over the six</w:t>
+      </w:r>
+      <w:r>
+        <w:t xml:space="preserve"> </w:t>
+      </w:r>
+      <w:r>
+        <w:t xml:space="preserve">domain pairs); the least-aligned pair, code explanation versus math word problems, has a negative point estimate</w:t>
+      </w:r>
+      <w:r>
+        <w:t xml:space="preserve"> </w:t>
+      </w:r>
+      <w:r>
+        <w:t xml:space="preserve">(</w:t>
+      </w:r>
+      <m:oMath>
+        <m:r>
+          <m:t>τ</m:t>
+        </m:r>
+        <m:r>
+          <m:rPr>
+            <m:sty m:val="p"/>
+          </m:rPr>
+          <m:t>=</m:t>
+        </m:r>
+        <m:r>
+          <m:rPr>
+            <m:sty m:val="p"/>
+          </m:rPr>
+          <m:t>−</m:t>
+        </m:r>
+        <m:r>
+          <m:t>0.41</m:t>
+        </m:r>
+      </m:oMath>
+      <w:r>
+        <w:t xml:space="preserve">).</w:t>
       </w:r>
     </w:p>
     <w:p>
@@ -13594,57 +13815,1558 @@
         <w:widowControl w:val="1"/>
       </w:pPr>
       <w:r>
+        <w:t xml:space="preserve">This is exactly the regret a generic leaderboard incurs. Pooling the four domains into one average ranks</w:t>
+      </w:r>
+      <w:r>
+        <w:t xml:space="preserve"> </w:t>
+      </w:r>
+      <w:r>
+        <w:rPr>
+          <w:rStyle w:val="VerbatimChar"/>
+        </w:rPr>
+        <w:t xml:space="preserve">gemini-flash</w:t>
+      </w:r>
+      <w:r>
+        <w:t xml:space="preserve"> </w:t>
+      </w:r>
+      <w:r>
+        <w:t xml:space="preserve">first, but that model is the correct pick for only one of the four domains (legal analysis);</w:t>
+      </w:r>
+      <w:r>
+        <w:t xml:space="preserve"> </w:t>
+      </w:r>
+      <w:r>
+        <w:t xml:space="preserve">on clinical reasoning and code explanation the best model is</w:t>
+      </w:r>
+      <w:r>
+        <w:t xml:space="preserve"> </w:t>
+      </w:r>
+      <w:r>
+        <w:rPr>
+          <w:rStyle w:val="VerbatimChar"/>
+        </w:rPr>
+        <w:t xml:space="preserve">gpt-4o-mini</w:t>
+      </w:r>
+      <w:r>
+        <w:t xml:space="preserve">, and on math it is</w:t>
+      </w:r>
+      <w:r>
+        <w:t xml:space="preserve"> </w:t>
+      </w:r>
+      <w:r>
+        <w:rPr>
+          <w:rStyle w:val="VerbatimChar"/>
+        </w:rPr>
+        <w:t xml:space="preserve">claude-3.5-haiku</w:t>
+      </w:r>
+      <w:r>
+        <w:t xml:space="preserve">, which the pooled board ranks only third. A practitioner who reads the generic</w:t>
+      </w:r>
+      <w:r>
+        <w:t xml:space="preserve"> </w:t>
+      </w:r>
+      <w:r>
+        <w:t xml:space="preserve">leaderboard and deploys its top model is choosing the domain-best model in just one of four cases. CoEval removes the</w:t>
+      </w:r>
+      <w:r>
+        <w:t xml:space="preserve"> </w:t>
+      </w:r>
+      <w:r>
+        <w:t xml:space="preserve">guess: it ranks the candidates on the practitioner's own domain, contamination-free, with no labeled data.</w:t>
+      </w:r>
+    </w:p>
+    <w:p>
+      <w:pPr>
+        <w:pStyle w:val="BodyText"/>
+        <w:jc w:val="both"/>
+        <w:keepNext w:val="0"/>
+        <w:keepLines w:val="0"/>
+        <w:widowControl w:val="1"/>
+      </w:pPr>
+      <w:r>
         <w:rPr>
           <w:b/>
           <w:bCs/>
         </w:rPr>
-        <w:t xml:space="preserve">Scope and limitations.</w:t>
-      </w:r>
-      <w:r>
-        <w:t xml:space="preserve"> </w:t>
-      </w:r>
-      <w:r>
-        <w:t xml:space="preserve">Our ground-truth validation of the ranking operation uses objective</w:t>
-      </w:r>
-      <w:r>
-        <w:t xml:space="preserve"> </w:t>
-      </w:r>
-      <w:r>
-        <w:t xml:space="preserve">exact-match QA, where labels exist; on subjective custom domains (Section 5.7) we rely on the cross-family</w:t>
-      </w:r>
-      <w:r>
-        <w:t xml:space="preserve"> </w:t>
-      </w:r>
-      <w:r>
-        <w:t xml:space="preserve">ensemble and report intervals rather than a held-out gold ranking, because by assumption none exists. We study three</w:t>
-      </w:r>
-      <w:r>
-        <w:t xml:space="preserve"> </w:t>
-      </w:r>
-      <w:r>
-        <w:t xml:space="preserve">candidate models across four tasks, an exact-match QA validation, and three custom verticals; broader model pools and additional domains would further</w:t>
-      </w:r>
-      <w:r>
-        <w:t xml:space="preserve"> </w:t>
-      </w:r>
-      <w:r>
-        <w:t xml:space="preserve">test generality. The contamination guarantee is structural (fresh per-run synthesis), validated both by zero verbatim</w:t>
-      </w:r>
-      <w:r>
-        <w:t xml:space="preserve"> </w:t>
-      </w:r>
-      <w:r>
-        <w:t xml:space="preserve">overlap and by a controlled memorization study (Section 5.5); a verbatim n-gram test is not a membership test</w:t>
-      </w:r>
-      <w:r>
-        <w:t xml:space="preserve"> </w:t>
-      </w:r>
-      <w:r>
-        <w:t xml:space="preserve">against any model's full pretraining corpus.</w:t>
+        <w:t xml:space="preserve">Finding (domain-specific ranking).</w:t>
+      </w:r>
+      <w:r>
+        <w:t xml:space="preserve"> </w:t>
+      </w:r>
+      <w:r>
+        <w:t xml:space="preserve">Across four de-novo domains scored by one vendor-disjoint panel</w:t>
+      </w:r>
+      <w:r>
+        <w:t xml:space="preserve"> </w:t>
+      </w:r>
+      <w:r>
+        <w:t xml:space="preserve">(</w:t>
+      </w:r>
+      <m:oMath>
+        <m:r>
+          <m:t>1</m:t>
+        </m:r>
+        <m:r>
+          <m:rPr>
+            <m:sty m:val="p"/>
+          </m:rPr>
+          <m:t>,</m:t>
+        </m:r>
+        <m:r>
+          <m:t>800</m:t>
+        </m:r>
+      </m:oMath>
+      <w:r>
+        <w:t xml:space="preserve"> </w:t>
+      </w:r>
+      <w:r>
+        <w:t xml:space="preserve">evaluations), three different models take first place and the mean cross-domain rank agreement is weak</w:t>
+      </w:r>
+      <w:r>
+        <w:t xml:space="preserve"> </w:t>
+      </w:r>
+      <w:r>
+        <w:t xml:space="preserve">(Kendall </w:t>
+      </w:r>
+      <m:oMath>
+        <m:r>
+          <m:t>τ</m:t>
+        </m:r>
+        <m:r>
+          <m:rPr>
+            <m:sty m:val="p"/>
+          </m:rPr>
+          <m:t>=</m:t>
+        </m:r>
+        <m:r>
+          <m:t>0.19</m:t>
+        </m:r>
+      </m:oMath>
+      <w:r>
+        <w:t xml:space="preserve">); the winners are bootstrap-stable (</w:t>
+      </w:r>
+      <m:oMath>
+        <m:r>
+          <m:t>P</m:t>
+        </m:r>
+        <m:r>
+          <m:rPr>
+            <m:sty m:val="p"/>
+          </m:rPr>
+          <m:t>(</m:t>
+        </m:r>
+        <m:r>
+          <m:rPr>
+            <m:nor/>
+            <m:sty m:val="p"/>
+          </m:rPr>
+          <m:t>top</m:t>
+        </m:r>
+        <m:r>
+          <m:rPr>
+            <m:sty m:val="p"/>
+          </m:rPr>
+          <m:t>)</m:t>
+        </m:r>
+        <m:r>
+          <m:rPr>
+            <m:sty m:val="p"/>
+          </m:rPr>
+          <m:t>=</m:t>
+        </m:r>
+        <m:r>
+          <m:t>0.88</m:t>
+        </m:r>
+      </m:oMath>
+      <w:r>
+        <w:t xml:space="preserve">–</w:t>
+      </w:r>
+      <m:oMath>
+        <m:r>
+          <m:t>1.00</m:t>
+        </m:r>
+      </m:oMath>
+      <w:r>
+        <w:t xml:space="preserve">). A generic</w:t>
+      </w:r>
+      <w:r>
+        <w:t xml:space="preserve"> </w:t>
+      </w:r>
+      <w:r>
+        <w:t xml:space="preserve">leaderboard that pools the domains crowns a model that is domain-best in only one of the four, so a single number</w:t>
+      </w:r>
+      <w:r>
+        <w:t xml:space="preserve"> </w:t>
+      </w:r>
+      <w:r>
+        <w:t xml:space="preserve">misdirects three of four domain practitioners. Domain-specific evaluation is the operation CoEval is built to perform.</w:t>
       </w:r>
     </w:p>
-    <w:bookmarkEnd w:id="41"/>
-    <w:bookmarkStart w:id="42" w:name="conclusion"/>
+    <w:p>
+      <w:pPr>
+        <w:spacing w:before="120" w:after="120" w:line="120" w:lineRule="exact"/>
+        <w:rPr>
+          <w:sz w:val="12"/>
+          <w:szCs w:val="12"/>
+        </w:rPr>
+        <w:sectPr>
+          <w:type w:val="continuous"/>
+          <w:pgSz w:h="15840" w:w="12240"/>
+          <w:pgMar w:bottom="1080" w:footer="720" w:gutter="0" w:header="720" w:left="1080" w:right="1080" w:top="1080"/>
+          <w:cols w:num="2" w:space="288" w:equalWidth="1"/>
+          <w:docGrid w:linePitch="360"/>
+        </w:sectPr>
+      </w:pPr>
+    </w:p>
+    <w:p>
+      <w:pPr>
+        <w:pStyle w:val="TableCaption"/>
+        <w:spacing w:before="120" w:after="60" w:line="240" w:lineRule="auto"/>
+        <w:jc w:val="center"/>
+        <w:keepNext/>
+        <w:keepLines/>
+        <w:widowControl w:val="1"/>
+      </w:pPr>
+      <w:r>
+        <w:rPr>
+          <w:b/>
+          <w:bCs/>
+        </w:rPr>
+        <w:t xml:space="preserve">Table 6.</w:t>
+      </w:r>
+      <w:r>
+        <w:t xml:space="preserve"> </w:t>
+      </w:r>
+      <w:r>
+        <w:t xml:space="preserve">The same six candidate models ranked by the same cross-family panel on four</w:t>
+      </w:r>
+      <w:r>
+        <w:t xml:space="preserve"> </w:t>
+      </w:r>
+      <w:r>
+        <w:t xml:space="preserve">CoEval-generated domains diverge: each cell is the model's rank (</w:t>
+      </w:r>
+      <m:oMath>
+        <m:r>
+          <m:t>1</m:t>
+        </m:r>
+      </m:oMath>
+      <w:r>
+        <w:t xml:space="preserve"> </w:t>
+      </w:r>
+      <w:r>
+        <w:t xml:space="preserve">= best) in that domain, rows ordered by the</w:t>
+      </w:r>
+      <w:r>
+        <w:t xml:space="preserve"> </w:t>
+      </w:r>
+      <w:r>
+        <w:t xml:space="preserve">generic pooled leaderboard. Three distinct models win the four domains (highlighted), and the pooled-best model</w:t>
+      </w:r>
+      <w:r>
+        <w:t xml:space="preserve"> </w:t>
+      </w:r>
+      <w:r>
+        <w:t xml:space="preserve">(</w:t>
+      </w:r>
+      <w:r>
+        <w:rPr>
+          <w:rStyle w:val="VerbatimChar"/>
+        </w:rPr>
+        <w:t xml:space="preserve">gemini-flash</w:t>
+      </w:r>
+      <w:r>
+        <w:t xml:space="preserve">) is domain-best in only one.</w:t>
+      </w:r>
+      <w:r>
+        <w:t xml:space="preserve"> </w:t>
+      </w:r>
+      <w:r>
+        <w:rPr>
+          <w:rStyle w:val="VerbatimChar"/>
+        </w:rPr>
+        <w:t xml:space="preserve">gpt-4o-mini</w:t>
+      </w:r>
+      <w:r>
+        <w:t xml:space="preserve"> </w:t>
+      </w:r>
+      <w:r>
+        <w:t xml:space="preserve">swings from</w:t>
+      </w:r>
+      <w:r>
+        <w:t xml:space="preserve"> </w:t>
+      </w:r>
+      <m:oMath>
+        <m:r>
+          <m:t>1</m:t>
+        </m:r>
+      </m:oMath>
+      <w:r>
+        <w:t xml:space="preserve">st to</w:t>
+      </w:r>
+      <w:r>
+        <w:t xml:space="preserve"> </w:t>
+      </w:r>
+      <m:oMath>
+        <m:r>
+          <m:t>5</m:t>
+        </m:r>
+      </m:oMath>
+      <w:r>
+        <w:t xml:space="preserve">th and</w:t>
+      </w:r>
+      <w:r>
+        <w:t xml:space="preserve"> </w:t>
+      </w:r>
+      <w:r>
+        <w:rPr>
+          <w:rStyle w:val="VerbatimChar"/>
+        </w:rPr>
+        <w:t xml:space="preserve">claude-3.5-haiku</w:t>
+      </w:r>
+      <w:r>
+        <w:t xml:space="preserve"> </w:t>
+      </w:r>
+      <w:r>
+        <w:t xml:space="preserve">from</w:t>
+      </w:r>
+      <w:r>
+        <w:t xml:space="preserve"> </w:t>
+      </w:r>
+      <m:oMath>
+        <m:r>
+          <m:t>5</m:t>
+        </m:r>
+      </m:oMath>
+      <w:r>
+        <w:t xml:space="preserve">th to</w:t>
+      </w:r>
+      <w:r>
+        <w:t xml:space="preserve"> </w:t>
+      </w:r>
+      <m:oMath>
+        <m:r>
+          <m:t>1</m:t>
+        </m:r>
+      </m:oMath>
+      <w:r>
+        <w:t xml:space="preserve">st across domains.</w:t>
+      </w:r>
+    </w:p>
+    <w:tbl>
+      <w:tblPr>
+        <w:tblStyle w:val="Table"/>
+        <w:tblW w:type="pct" w:w="5000"/>
+        <w:jc w:val="center"/>
+        <w:tblLook w:firstRow="1" w:lastRow="0" w:firstColumn="0" w:lastColumn="0" w:noHBand="0" w:noVBand="0" w:val="0020"/>
+        <w:tblCaption w:val="Table 6. The same six candidate models ranked by the same cross-family panel on four CoEval-generated domains diverge: each cell is the model's rank (1 = best) in that domain, rows ordered by the generic pooled leaderboard. Three distinct models win the four domains (highlighted), and the pooled-best model (gemini-flash) is domain-best in only one. gpt-4o-mini swings from 1st to 5th and claude-3.5-haiku from 5th to 1st across domains."/>
+        <w:tblLayout w:type="autofit"/>
+        <w:tblBorders>
+          <w:top w:val="single" w:sz="10" w:color="4F6272"/>
+          <w:bottom w:val="single" w:sz="10" w:color="4F6272"/>
+          <w:insideH w:val="single" w:sz="5" w:color="9FB0C2"/>
+          <w:left w:val="single" w:sz="6" w:color="9FB0C2"/>
+          <w:right w:val="single" w:sz="6" w:color="9FB0C2"/>
+          <w:insideV w:val="single" w:sz="5" w:color="D9E1E8"/>
+        </w:tblBorders>
+      </w:tblPr>
+      <w:tblGrid>
+        <w:gridCol w:w="1320"/>
+        <w:gridCol w:w="1320"/>
+        <w:gridCol w:w="1320"/>
+        <w:gridCol w:w="1320"/>
+        <w:gridCol w:w="1320"/>
+        <w:gridCol w:w="1320"/>
+      </w:tblGrid>
+      <w:tr>
+        <w:trPr>
+          <w:tblHeader w:val="on"/>
+        </w:trPr>
+        <w:tc>
+          <w:tcPr>
+            <w:shd w:fill="EEF3F7"/>
+            <w:tcBorders>
+              <w:left w:val="nil"/>
+              <w:right w:val="nil"/>
+              <w:top w:val="nil"/>
+              <w:bottom w:val="single" w:sz="8" w:color="9FB0C2"/>
+            </w:tcBorders>
+          </w:tcPr>
+          <w:p>
+            <w:pPr>
+              <w:pStyle w:val="Compact"/>
+              <w:spacing w:before="0" w:after="20" w:line="240" w:lineRule="auto"/>
+              <w:jc w:val="center"/>
+              <w:keepNext w:val="0"/>
+              <w:keepLines/>
+              <w:widowControl w:val="1"/>
+            </w:pPr>
+            <w:r>
+              <w:rPr>
+                <w:rFonts w:ascii="Times New Roman" w:hAnsi="Times New Roman"/>
+                <w:b/>
+                <w:sz w:val="19"/>
+              </w:rPr>
+              <w:t xml:space="preserve">Model</w:t>
+            </w:r>
+          </w:p>
+        </w:tc>
+        <w:tc>
+          <w:tcPr>
+            <w:shd w:fill="EEF3F7"/>
+            <w:tcBorders>
+              <w:left w:val="nil"/>
+              <w:right w:val="nil"/>
+              <w:top w:val="nil"/>
+              <w:bottom w:val="single" w:sz="8" w:color="9FB0C2"/>
+            </w:tcBorders>
+          </w:tcPr>
+          <w:p>
+            <w:pPr>
+              <w:pStyle w:val="Compact"/>
+              <w:spacing w:before="0" w:after="20" w:line="240" w:lineRule="auto"/>
+              <w:jc w:val="center"/>
+              <w:keepNext w:val="0"/>
+              <w:keepLines/>
+              <w:widowControl w:val="1"/>
+            </w:pPr>
+            <w:r>
+              <w:rPr>
+                <w:rFonts w:ascii="Times New Roman" w:hAnsi="Times New Roman"/>
+                <w:b/>
+                <w:sz w:val="19"/>
+              </w:rPr>
+              <w:t xml:space="preserve">Pooled</w:t>
+            </w:r>
+          </w:p>
+        </w:tc>
+        <w:tc>
+          <w:tcPr>
+            <w:shd w:fill="EEF3F7"/>
+            <w:tcBorders>
+              <w:left w:val="nil"/>
+              <w:right w:val="nil"/>
+              <w:top w:val="nil"/>
+              <w:bottom w:val="single" w:sz="8" w:color="9FB0C2"/>
+            </w:tcBorders>
+          </w:tcPr>
+          <w:p>
+            <w:pPr>
+              <w:pStyle w:val="Compact"/>
+              <w:spacing w:before="0" w:after="20" w:line="240" w:lineRule="auto"/>
+              <w:jc w:val="center"/>
+              <w:keepNext w:val="0"/>
+              <w:keepLines/>
+              <w:widowControl w:val="1"/>
+            </w:pPr>
+            <w:r>
+              <w:rPr>
+                <w:rFonts w:ascii="Times New Roman" w:hAnsi="Times New Roman"/>
+                <w:b/>
+                <w:sz w:val="19"/>
+              </w:rPr>
+              <w:t xml:space="preserve">Clinical</w:t>
+            </w:r>
+          </w:p>
+        </w:tc>
+        <w:tc>
+          <w:tcPr>
+            <w:shd w:fill="EEF3F7"/>
+            <w:tcBorders>
+              <w:left w:val="nil"/>
+              <w:right w:val="nil"/>
+              <w:top w:val="nil"/>
+              <w:bottom w:val="single" w:sz="8" w:color="9FB0C2"/>
+            </w:tcBorders>
+          </w:tcPr>
+          <w:p>
+            <w:pPr>
+              <w:pStyle w:val="Compact"/>
+              <w:spacing w:before="0" w:after="20" w:line="240" w:lineRule="auto"/>
+              <w:jc w:val="center"/>
+              <w:keepNext w:val="0"/>
+              <w:keepLines/>
+              <w:widowControl w:val="1"/>
+            </w:pPr>
+            <w:r>
+              <w:rPr>
+                <w:rFonts w:ascii="Times New Roman" w:hAnsi="Times New Roman"/>
+                <w:b/>
+                <w:sz w:val="19"/>
+              </w:rPr>
+              <w:t xml:space="preserve">Code</w:t>
+            </w:r>
+          </w:p>
+        </w:tc>
+        <w:tc>
+          <w:tcPr>
+            <w:shd w:fill="EEF3F7"/>
+            <w:tcBorders>
+              <w:left w:val="nil"/>
+              <w:right w:val="nil"/>
+              <w:top w:val="nil"/>
+              <w:bottom w:val="single" w:sz="8" w:color="9FB0C2"/>
+            </w:tcBorders>
+          </w:tcPr>
+          <w:p>
+            <w:pPr>
+              <w:pStyle w:val="Compact"/>
+              <w:spacing w:before="0" w:after="20" w:line="240" w:lineRule="auto"/>
+              <w:jc w:val="center"/>
+              <w:keepNext w:val="0"/>
+              <w:keepLines/>
+              <w:widowControl w:val="1"/>
+            </w:pPr>
+            <w:r>
+              <w:rPr>
+                <w:rFonts w:ascii="Times New Roman" w:hAnsi="Times New Roman"/>
+                <w:b/>
+                <w:sz w:val="19"/>
+              </w:rPr>
+              <w:t xml:space="preserve">Legal</w:t>
+            </w:r>
+          </w:p>
+        </w:tc>
+        <w:tc>
+          <w:tcPr>
+            <w:shd w:fill="EEF3F7"/>
+            <w:tcBorders>
+              <w:left w:val="nil"/>
+              <w:right w:val="nil"/>
+              <w:top w:val="nil"/>
+              <w:bottom w:val="single" w:sz="8" w:color="9FB0C2"/>
+            </w:tcBorders>
+          </w:tcPr>
+          <w:p>
+            <w:pPr>
+              <w:pStyle w:val="Compact"/>
+              <w:spacing w:before="0" w:after="20" w:line="240" w:lineRule="auto"/>
+              <w:jc w:val="center"/>
+              <w:keepNext w:val="0"/>
+              <w:keepLines/>
+              <w:widowControl w:val="1"/>
+            </w:pPr>
+            <w:r>
+              <w:rPr>
+                <w:rFonts w:ascii="Times New Roman" w:hAnsi="Times New Roman"/>
+                <w:b/>
+                <w:sz w:val="19"/>
+              </w:rPr>
+              <w:t xml:space="preserve">Math</w:t>
+            </w:r>
+          </w:p>
+        </w:tc>
+      </w:tr>
+      <w:tr>
+        <w:tc>
+          <w:tcPr>
+            <w:tcBorders>
+              <w:left w:val="nil"/>
+              <w:right w:val="nil"/>
+              <w:top w:val="nil"/>
+              <w:bottom w:val="single" w:sz="4" w:color="D9E1E8"/>
+            </w:tcBorders>
+          </w:tcPr>
+          <w:p>
+            <w:pPr>
+              <w:pStyle w:val="Compact"/>
+              <w:spacing w:before="0" w:after="20" w:line="240" w:lineRule="auto"/>
+              <w:jc w:val="center"/>
+              <w:keepNext w:val="0"/>
+              <w:keepLines/>
+              <w:widowControl w:val="1"/>
+            </w:pPr>
+            <w:r>
+              <w:rPr>
+                <w:rStyle w:val="VerbatimChar"/>
+                <w:rFonts w:ascii="Times New Roman" w:hAnsi="Times New Roman"/>
+                <w:sz w:val="20"/>
+              </w:rPr>
+              <w:t xml:space="preserve">gemini-flash</w:t>
+            </w:r>
+          </w:p>
+        </w:tc>
+        <w:tc>
+          <w:tcPr>
+            <w:tcBorders>
+              <w:left w:val="nil"/>
+              <w:right w:val="nil"/>
+              <w:top w:val="nil"/>
+              <w:bottom w:val="single" w:sz="4" w:color="D9E1E8"/>
+            </w:tcBorders>
+          </w:tcPr>
+          <w:p>
+            <w:pPr>
+              <w:pStyle w:val="Compact"/>
+              <w:spacing w:before="0" w:after="20" w:line="240" w:lineRule="auto"/>
+              <w:jc w:val="center"/>
+              <w:keepNext w:val="0"/>
+              <w:keepLines/>
+              <w:widowControl w:val="1"/>
+            </w:pPr>
+            <w:r>
+              <w:rPr>
+                <w:rFonts w:ascii="Times New Roman" w:hAnsi="Times New Roman"/>
+                <w:sz w:val="20"/>
+              </w:rPr>
+              <w:t xml:space="preserve">1</w:t>
+            </w:r>
+          </w:p>
+        </w:tc>
+        <w:tc>
+          <w:tcPr>
+            <w:tcBorders>
+              <w:left w:val="nil"/>
+              <w:right w:val="nil"/>
+              <w:top w:val="nil"/>
+              <w:bottom w:val="single" w:sz="4" w:color="D9E1E8"/>
+            </w:tcBorders>
+          </w:tcPr>
+          <w:p>
+            <w:pPr>
+              <w:pStyle w:val="Compact"/>
+              <w:spacing w:before="0" w:after="20" w:line="240" w:lineRule="auto"/>
+              <w:jc w:val="center"/>
+              <w:keepNext w:val="0"/>
+              <w:keepLines/>
+              <w:widowControl w:val="1"/>
+            </w:pPr>
+            <w:r>
+              <w:rPr>
+                <w:rFonts w:ascii="Times New Roman" w:hAnsi="Times New Roman"/>
+                <w:sz w:val="20"/>
+              </w:rPr>
+              <w:t xml:space="preserve">2</w:t>
+            </w:r>
+          </w:p>
+        </w:tc>
+        <w:tc>
+          <w:tcPr>
+            <w:tcBorders>
+              <w:left w:val="nil"/>
+              <w:right w:val="nil"/>
+              <w:top w:val="nil"/>
+              <w:bottom w:val="single" w:sz="4" w:color="D9E1E8"/>
+            </w:tcBorders>
+          </w:tcPr>
+          <w:p>
+            <w:pPr>
+              <w:pStyle w:val="Compact"/>
+              <w:spacing w:before="0" w:after="20" w:line="240" w:lineRule="auto"/>
+              <w:jc w:val="center"/>
+              <w:keepNext w:val="0"/>
+              <w:keepLines/>
+              <w:widowControl w:val="1"/>
+            </w:pPr>
+            <w:r>
+              <w:rPr>
+                <w:rFonts w:ascii="Times New Roman" w:hAnsi="Times New Roman"/>
+                <w:sz w:val="20"/>
+              </w:rPr>
+              <w:t xml:space="preserve">3</w:t>
+            </w:r>
+          </w:p>
+        </w:tc>
+        <w:tc>
+          <w:tcPr>
+            <w:tcBorders>
+              <w:left w:val="nil"/>
+              <w:right w:val="nil"/>
+              <w:top w:val="nil"/>
+              <w:bottom w:val="single" w:sz="4" w:color="D9E1E8"/>
+            </w:tcBorders>
+          </w:tcPr>
+          <w:p>
+            <w:pPr>
+              <w:pStyle w:val="Compact"/>
+              <w:spacing w:before="0" w:after="20" w:line="240" w:lineRule="auto"/>
+              <w:jc w:val="center"/>
+              <w:keepNext w:val="0"/>
+              <w:keepLines/>
+              <w:widowControl w:val="1"/>
+            </w:pPr>
+            <w:r>
+              <w:rPr>
+                <w:rFonts w:ascii="Times New Roman" w:hAnsi="Times New Roman"/>
+                <w:sz w:val="20"/>
+              </w:rPr>
+              <w:t xml:space="preserve">1</w:t>
+            </w:r>
+          </w:p>
+        </w:tc>
+        <w:tc>
+          <w:tcPr>
+            <w:tcBorders>
+              <w:left w:val="nil"/>
+              <w:right w:val="nil"/>
+              <w:top w:val="nil"/>
+              <w:bottom w:val="single" w:sz="4" w:color="D9E1E8"/>
+            </w:tcBorders>
+          </w:tcPr>
+          <w:p>
+            <w:pPr>
+              <w:pStyle w:val="Compact"/>
+              <w:spacing w:before="0" w:after="20" w:line="240" w:lineRule="auto"/>
+              <w:jc w:val="center"/>
+              <w:keepNext w:val="0"/>
+              <w:keepLines/>
+              <w:widowControl w:val="1"/>
+            </w:pPr>
+            <w:r>
+              <w:rPr>
+                <w:rFonts w:ascii="Times New Roman" w:hAnsi="Times New Roman"/>
+                <w:sz w:val="20"/>
+              </w:rPr>
+              <w:t xml:space="preserve">2</w:t>
+            </w:r>
+          </w:p>
+        </w:tc>
+      </w:tr>
+      <w:tr>
+        <w:tc>
+          <w:tcPr>
+            <w:tcBorders>
+              <w:left w:val="nil"/>
+              <w:right w:val="nil"/>
+              <w:top w:val="nil"/>
+              <w:bottom w:val="single" w:sz="4" w:color="D9E1E8"/>
+            </w:tcBorders>
+          </w:tcPr>
+          <w:p>
+            <w:pPr>
+              <w:pStyle w:val="Compact"/>
+              <w:spacing w:before="0" w:after="20" w:line="240" w:lineRule="auto"/>
+              <w:jc w:val="center"/>
+              <w:keepNext w:val="0"/>
+              <w:keepLines/>
+              <w:widowControl w:val="1"/>
+            </w:pPr>
+            <w:r>
+              <w:rPr>
+                <w:rStyle w:val="VerbatimChar"/>
+                <w:rFonts w:ascii="Times New Roman" w:hAnsi="Times New Roman"/>
+                <w:sz w:val="20"/>
+              </w:rPr>
+              <w:t xml:space="preserve">gpt-4o-mini</w:t>
+            </w:r>
+          </w:p>
+        </w:tc>
+        <w:tc>
+          <w:tcPr>
+            <w:tcBorders>
+              <w:left w:val="nil"/>
+              <w:right w:val="nil"/>
+              <w:top w:val="nil"/>
+              <w:bottom w:val="single" w:sz="4" w:color="D9E1E8"/>
+            </w:tcBorders>
+          </w:tcPr>
+          <w:p>
+            <w:pPr>
+              <w:pStyle w:val="Compact"/>
+              <w:spacing w:before="0" w:after="20" w:line="240" w:lineRule="auto"/>
+              <w:jc w:val="center"/>
+              <w:keepNext w:val="0"/>
+              <w:keepLines/>
+              <w:widowControl w:val="1"/>
+            </w:pPr>
+            <w:r>
+              <w:rPr>
+                <w:rFonts w:ascii="Times New Roman" w:hAnsi="Times New Roman"/>
+                <w:sz w:val="20"/>
+              </w:rPr>
+              <w:t xml:space="preserve">2</w:t>
+            </w:r>
+          </w:p>
+        </w:tc>
+        <w:tc>
+          <w:tcPr>
+            <w:tcBorders>
+              <w:left w:val="nil"/>
+              <w:right w:val="nil"/>
+              <w:top w:val="nil"/>
+              <w:bottom w:val="single" w:sz="4" w:color="D9E1E8"/>
+            </w:tcBorders>
+          </w:tcPr>
+          <w:p>
+            <w:pPr>
+              <w:pStyle w:val="Compact"/>
+              <w:spacing w:before="0" w:after="20" w:line="240" w:lineRule="auto"/>
+              <w:jc w:val="center"/>
+              <w:keepNext w:val="0"/>
+              <w:keepLines/>
+              <w:widowControl w:val="1"/>
+            </w:pPr>
+            <w:r>
+              <w:rPr>
+                <w:rFonts w:ascii="Times New Roman" w:hAnsi="Times New Roman"/>
+                <w:sz w:val="20"/>
+              </w:rPr>
+              <w:t xml:space="preserve">1</w:t>
+            </w:r>
+          </w:p>
+        </w:tc>
+        <w:tc>
+          <w:tcPr>
+            <w:tcBorders>
+              <w:left w:val="nil"/>
+              <w:right w:val="nil"/>
+              <w:top w:val="nil"/>
+              <w:bottom w:val="single" w:sz="4" w:color="D9E1E8"/>
+            </w:tcBorders>
+          </w:tcPr>
+          <w:p>
+            <w:pPr>
+              <w:pStyle w:val="Compact"/>
+              <w:spacing w:before="0" w:after="20" w:line="240" w:lineRule="auto"/>
+              <w:jc w:val="center"/>
+              <w:keepNext w:val="0"/>
+              <w:keepLines/>
+              <w:widowControl w:val="1"/>
+            </w:pPr>
+            <w:r>
+              <w:rPr>
+                <w:rFonts w:ascii="Times New Roman" w:hAnsi="Times New Roman"/>
+                <w:sz w:val="20"/>
+              </w:rPr>
+              <w:t xml:space="preserve">1</w:t>
+            </w:r>
+          </w:p>
+        </w:tc>
+        <w:tc>
+          <w:tcPr>
+            <w:tcBorders>
+              <w:left w:val="nil"/>
+              <w:right w:val="nil"/>
+              <w:top w:val="nil"/>
+              <w:bottom w:val="single" w:sz="4" w:color="D9E1E8"/>
+            </w:tcBorders>
+          </w:tcPr>
+          <w:p>
+            <w:pPr>
+              <w:pStyle w:val="Compact"/>
+              <w:spacing w:before="0" w:after="20" w:line="240" w:lineRule="auto"/>
+              <w:jc w:val="center"/>
+              <w:keepNext w:val="0"/>
+              <w:keepLines/>
+              <w:widowControl w:val="1"/>
+            </w:pPr>
+            <w:r>
+              <w:rPr>
+                <w:rFonts w:ascii="Times New Roman" w:hAnsi="Times New Roman"/>
+                <w:sz w:val="20"/>
+              </w:rPr>
+              <w:t xml:space="preserve">2</w:t>
+            </w:r>
+          </w:p>
+        </w:tc>
+        <w:tc>
+          <w:tcPr>
+            <w:tcBorders>
+              <w:left w:val="nil"/>
+              <w:right w:val="nil"/>
+              <w:top w:val="nil"/>
+              <w:bottom w:val="single" w:sz="4" w:color="D9E1E8"/>
+            </w:tcBorders>
+          </w:tcPr>
+          <w:p>
+            <w:pPr>
+              <w:pStyle w:val="Compact"/>
+              <w:spacing w:before="0" w:after="20" w:line="240" w:lineRule="auto"/>
+              <w:jc w:val="center"/>
+              <w:keepNext w:val="0"/>
+              <w:keepLines/>
+              <w:widowControl w:val="1"/>
+            </w:pPr>
+            <w:r>
+              <w:rPr>
+                <w:rFonts w:ascii="Times New Roman" w:hAnsi="Times New Roman"/>
+                <w:sz w:val="20"/>
+              </w:rPr>
+              <w:t xml:space="preserve">5</w:t>
+            </w:r>
+          </w:p>
+        </w:tc>
+      </w:tr>
+      <w:tr>
+        <w:tc>
+          <w:tcPr>
+            <w:tcBorders>
+              <w:left w:val="nil"/>
+              <w:right w:val="nil"/>
+              <w:top w:val="nil"/>
+              <w:bottom w:val="single" w:sz="4" w:color="D9E1E8"/>
+            </w:tcBorders>
+          </w:tcPr>
+          <w:p>
+            <w:pPr>
+              <w:pStyle w:val="Compact"/>
+              <w:spacing w:before="0" w:after="20" w:line="240" w:lineRule="auto"/>
+              <w:jc w:val="center"/>
+              <w:keepNext w:val="0"/>
+              <w:keepLines/>
+              <w:widowControl w:val="1"/>
+            </w:pPr>
+            <w:r>
+              <w:rPr>
+                <w:rStyle w:val="VerbatimChar"/>
+                <w:rFonts w:ascii="Times New Roman" w:hAnsi="Times New Roman"/>
+                <w:sz w:val="20"/>
+              </w:rPr>
+              <w:t xml:space="preserve">claude-3.5-haiku</w:t>
+            </w:r>
+          </w:p>
+        </w:tc>
+        <w:tc>
+          <w:tcPr>
+            <w:tcBorders>
+              <w:left w:val="nil"/>
+              <w:right w:val="nil"/>
+              <w:top w:val="nil"/>
+              <w:bottom w:val="single" w:sz="4" w:color="D9E1E8"/>
+            </w:tcBorders>
+          </w:tcPr>
+          <w:p>
+            <w:pPr>
+              <w:pStyle w:val="Compact"/>
+              <w:spacing w:before="0" w:after="20" w:line="240" w:lineRule="auto"/>
+              <w:jc w:val="center"/>
+              <w:keepNext w:val="0"/>
+              <w:keepLines/>
+              <w:widowControl w:val="1"/>
+            </w:pPr>
+            <w:r>
+              <w:rPr>
+                <w:rFonts w:ascii="Times New Roman" w:hAnsi="Times New Roman"/>
+                <w:sz w:val="20"/>
+              </w:rPr>
+              <w:t xml:space="preserve">3</w:t>
+            </w:r>
+          </w:p>
+        </w:tc>
+        <w:tc>
+          <w:tcPr>
+            <w:tcBorders>
+              <w:left w:val="nil"/>
+              <w:right w:val="nil"/>
+              <w:top w:val="nil"/>
+              <w:bottom w:val="single" w:sz="4" w:color="D9E1E8"/>
+            </w:tcBorders>
+          </w:tcPr>
+          <w:p>
+            <w:pPr>
+              <w:pStyle w:val="Compact"/>
+              <w:spacing w:before="0" w:after="20" w:line="240" w:lineRule="auto"/>
+              <w:jc w:val="center"/>
+              <w:keepNext w:val="0"/>
+              <w:keepLines/>
+              <w:widowControl w:val="1"/>
+            </w:pPr>
+            <w:r>
+              <w:rPr>
+                <w:rFonts w:ascii="Times New Roman" w:hAnsi="Times New Roman"/>
+                <w:sz w:val="20"/>
+              </w:rPr>
+              <w:t xml:space="preserve">3</w:t>
+            </w:r>
+          </w:p>
+        </w:tc>
+        <w:tc>
+          <w:tcPr>
+            <w:tcBorders>
+              <w:left w:val="nil"/>
+              <w:right w:val="nil"/>
+              <w:top w:val="nil"/>
+              <w:bottom w:val="single" w:sz="4" w:color="D9E1E8"/>
+            </w:tcBorders>
+          </w:tcPr>
+          <w:p>
+            <w:pPr>
+              <w:pStyle w:val="Compact"/>
+              <w:spacing w:before="0" w:after="20" w:line="240" w:lineRule="auto"/>
+              <w:jc w:val="center"/>
+              <w:keepNext w:val="0"/>
+              <w:keepLines/>
+              <w:widowControl w:val="1"/>
+            </w:pPr>
+            <w:r>
+              <w:rPr>
+                <w:rFonts w:ascii="Times New Roman" w:hAnsi="Times New Roman"/>
+                <w:sz w:val="20"/>
+              </w:rPr>
+              <w:t xml:space="preserve">5</w:t>
+            </w:r>
+          </w:p>
+        </w:tc>
+        <w:tc>
+          <w:tcPr>
+            <w:tcBorders>
+              <w:left w:val="nil"/>
+              <w:right w:val="nil"/>
+              <w:top w:val="nil"/>
+              <w:bottom w:val="single" w:sz="4" w:color="D9E1E8"/>
+            </w:tcBorders>
+          </w:tcPr>
+          <w:p>
+            <w:pPr>
+              <w:pStyle w:val="Compact"/>
+              <w:spacing w:before="0" w:after="20" w:line="240" w:lineRule="auto"/>
+              <w:jc w:val="center"/>
+              <w:keepNext w:val="0"/>
+              <w:keepLines/>
+              <w:widowControl w:val="1"/>
+            </w:pPr>
+            <w:r>
+              <w:rPr>
+                <w:rFonts w:ascii="Times New Roman" w:hAnsi="Times New Roman"/>
+                <w:sz w:val="20"/>
+              </w:rPr>
+              <w:t xml:space="preserve">3</w:t>
+            </w:r>
+          </w:p>
+        </w:tc>
+        <w:tc>
+          <w:tcPr>
+            <w:tcBorders>
+              <w:left w:val="nil"/>
+              <w:right w:val="nil"/>
+              <w:top w:val="nil"/>
+              <w:bottom w:val="single" w:sz="4" w:color="D9E1E8"/>
+            </w:tcBorders>
+          </w:tcPr>
+          <w:p>
+            <w:pPr>
+              <w:pStyle w:val="Compact"/>
+              <w:spacing w:before="0" w:after="20" w:line="240" w:lineRule="auto"/>
+              <w:jc w:val="center"/>
+              <w:keepNext w:val="0"/>
+              <w:keepLines/>
+              <w:widowControl w:val="1"/>
+            </w:pPr>
+            <w:r>
+              <w:rPr>
+                <w:rFonts w:ascii="Times New Roman" w:hAnsi="Times New Roman"/>
+                <w:sz w:val="20"/>
+              </w:rPr>
+              <w:t xml:space="preserve">1</w:t>
+            </w:r>
+          </w:p>
+        </w:tc>
+      </w:tr>
+      <w:tr>
+        <w:tc>
+          <w:tcPr>
+            <w:tcBorders>
+              <w:left w:val="nil"/>
+              <w:right w:val="nil"/>
+              <w:top w:val="nil"/>
+              <w:bottom w:val="single" w:sz="4" w:color="D9E1E8"/>
+            </w:tcBorders>
+          </w:tcPr>
+          <w:p>
+            <w:pPr>
+              <w:pStyle w:val="Compact"/>
+              <w:spacing w:before="0" w:after="20" w:line="240" w:lineRule="auto"/>
+              <w:jc w:val="center"/>
+              <w:keepNext w:val="0"/>
+              <w:keepLines/>
+              <w:widowControl w:val="1"/>
+            </w:pPr>
+            <w:r>
+              <w:rPr>
+                <w:rStyle w:val="VerbatimChar"/>
+                <w:rFonts w:ascii="Times New Roman" w:hAnsi="Times New Roman"/>
+                <w:sz w:val="20"/>
+              </w:rPr>
+              <w:t xml:space="preserve">qwen-2.5-7b</w:t>
+            </w:r>
+          </w:p>
+        </w:tc>
+        <w:tc>
+          <w:tcPr>
+            <w:tcBorders>
+              <w:left w:val="nil"/>
+              <w:right w:val="nil"/>
+              <w:top w:val="nil"/>
+              <w:bottom w:val="single" w:sz="4" w:color="D9E1E8"/>
+            </w:tcBorders>
+          </w:tcPr>
+          <w:p>
+            <w:pPr>
+              <w:pStyle w:val="Compact"/>
+              <w:spacing w:before="0" w:after="20" w:line="240" w:lineRule="auto"/>
+              <w:jc w:val="center"/>
+              <w:keepNext w:val="0"/>
+              <w:keepLines/>
+              <w:widowControl w:val="1"/>
+            </w:pPr>
+            <w:r>
+              <w:rPr>
+                <w:rFonts w:ascii="Times New Roman" w:hAnsi="Times New Roman"/>
+                <w:sz w:val="20"/>
+              </w:rPr>
+              <w:t xml:space="preserve">4</w:t>
+            </w:r>
+          </w:p>
+        </w:tc>
+        <w:tc>
+          <w:tcPr>
+            <w:tcBorders>
+              <w:left w:val="nil"/>
+              <w:right w:val="nil"/>
+              <w:top w:val="nil"/>
+              <w:bottom w:val="single" w:sz="4" w:color="D9E1E8"/>
+            </w:tcBorders>
+          </w:tcPr>
+          <w:p>
+            <w:pPr>
+              <w:pStyle w:val="Compact"/>
+              <w:spacing w:before="0" w:after="20" w:line="240" w:lineRule="auto"/>
+              <w:jc w:val="center"/>
+              <w:keepNext w:val="0"/>
+              <w:keepLines/>
+              <w:widowControl w:val="1"/>
+            </w:pPr>
+            <w:r>
+              <w:rPr>
+                <w:rFonts w:ascii="Times New Roman" w:hAnsi="Times New Roman"/>
+                <w:sz w:val="20"/>
+              </w:rPr>
+              <w:t xml:space="preserve">5</w:t>
+            </w:r>
+          </w:p>
+        </w:tc>
+        <w:tc>
+          <w:tcPr>
+            <w:tcBorders>
+              <w:left w:val="nil"/>
+              <w:right w:val="nil"/>
+              <w:top w:val="nil"/>
+              <w:bottom w:val="single" w:sz="4" w:color="D9E1E8"/>
+            </w:tcBorders>
+          </w:tcPr>
+          <w:p>
+            <w:pPr>
+              <w:pStyle w:val="Compact"/>
+              <w:spacing w:before="0" w:after="20" w:line="240" w:lineRule="auto"/>
+              <w:jc w:val="center"/>
+              <w:keepNext w:val="0"/>
+              <w:keepLines/>
+              <w:widowControl w:val="1"/>
+            </w:pPr>
+            <w:r>
+              <w:rPr>
+                <w:rFonts w:ascii="Times New Roman" w:hAnsi="Times New Roman"/>
+                <w:sz w:val="20"/>
+              </w:rPr>
+              <w:t xml:space="preserve">2</w:t>
+            </w:r>
+          </w:p>
+        </w:tc>
+        <w:tc>
+          <w:tcPr>
+            <w:tcBorders>
+              <w:left w:val="nil"/>
+              <w:right w:val="nil"/>
+              <w:top w:val="nil"/>
+              <w:bottom w:val="single" w:sz="4" w:color="D9E1E8"/>
+            </w:tcBorders>
+          </w:tcPr>
+          <w:p>
+            <w:pPr>
+              <w:pStyle w:val="Compact"/>
+              <w:spacing w:before="0" w:after="20" w:line="240" w:lineRule="auto"/>
+              <w:jc w:val="center"/>
+              <w:keepNext w:val="0"/>
+              <w:keepLines/>
+              <w:widowControl w:val="1"/>
+            </w:pPr>
+            <w:r>
+              <w:rPr>
+                <w:rFonts w:ascii="Times New Roman" w:hAnsi="Times New Roman"/>
+                <w:sz w:val="20"/>
+              </w:rPr>
+              <w:t xml:space="preserve">4</w:t>
+            </w:r>
+          </w:p>
+        </w:tc>
+        <w:tc>
+          <w:tcPr>
+            <w:tcBorders>
+              <w:left w:val="nil"/>
+              <w:right w:val="nil"/>
+              <w:top w:val="nil"/>
+              <w:bottom w:val="single" w:sz="4" w:color="D9E1E8"/>
+            </w:tcBorders>
+          </w:tcPr>
+          <w:p>
+            <w:pPr>
+              <w:pStyle w:val="Compact"/>
+              <w:spacing w:before="0" w:after="20" w:line="240" w:lineRule="auto"/>
+              <w:jc w:val="center"/>
+              <w:keepNext w:val="0"/>
+              <w:keepLines/>
+              <w:widowControl w:val="1"/>
+            </w:pPr>
+            <w:r>
+              <w:rPr>
+                <w:rFonts w:ascii="Times New Roman" w:hAnsi="Times New Roman"/>
+                <w:sz w:val="20"/>
+              </w:rPr>
+              <w:t xml:space="preserve">4</w:t>
+            </w:r>
+          </w:p>
+        </w:tc>
+      </w:tr>
+      <w:tr>
+        <w:tc>
+          <w:tcPr>
+            <w:tcBorders>
+              <w:left w:val="nil"/>
+              <w:right w:val="nil"/>
+              <w:top w:val="nil"/>
+              <w:bottom w:val="single" w:sz="4" w:color="D9E1E8"/>
+            </w:tcBorders>
+          </w:tcPr>
+          <w:p>
+            <w:pPr>
+              <w:pStyle w:val="Compact"/>
+              <w:spacing w:before="0" w:after="20" w:line="240" w:lineRule="auto"/>
+              <w:jc w:val="center"/>
+              <w:keepNext w:val="0"/>
+              <w:keepLines/>
+              <w:widowControl w:val="1"/>
+            </w:pPr>
+            <w:r>
+              <w:rPr>
+                <w:rStyle w:val="VerbatimChar"/>
+                <w:rFonts w:ascii="Times New Roman" w:hAnsi="Times New Roman"/>
+                <w:sz w:val="20"/>
+              </w:rPr>
+              <w:t xml:space="preserve">llama-3.1-8b</w:t>
+            </w:r>
+          </w:p>
+        </w:tc>
+        <w:tc>
+          <w:tcPr>
+            <w:tcBorders>
+              <w:left w:val="nil"/>
+              <w:right w:val="nil"/>
+              <w:top w:val="nil"/>
+              <w:bottom w:val="single" w:sz="4" w:color="D9E1E8"/>
+            </w:tcBorders>
+          </w:tcPr>
+          <w:p>
+            <w:pPr>
+              <w:pStyle w:val="Compact"/>
+              <w:spacing w:before="0" w:after="20" w:line="240" w:lineRule="auto"/>
+              <w:jc w:val="center"/>
+              <w:keepNext w:val="0"/>
+              <w:keepLines/>
+              <w:widowControl w:val="1"/>
+            </w:pPr>
+            <w:r>
+              <w:rPr>
+                <w:rFonts w:ascii="Times New Roman" w:hAnsi="Times New Roman"/>
+                <w:sz w:val="20"/>
+              </w:rPr>
+              <w:t xml:space="preserve">5</w:t>
+            </w:r>
+          </w:p>
+        </w:tc>
+        <w:tc>
+          <w:tcPr>
+            <w:tcBorders>
+              <w:left w:val="nil"/>
+              <w:right w:val="nil"/>
+              <w:top w:val="nil"/>
+              <w:bottom w:val="single" w:sz="4" w:color="D9E1E8"/>
+            </w:tcBorders>
+          </w:tcPr>
+          <w:p>
+            <w:pPr>
+              <w:pStyle w:val="Compact"/>
+              <w:spacing w:before="0" w:after="20" w:line="240" w:lineRule="auto"/>
+              <w:jc w:val="center"/>
+              <w:keepNext w:val="0"/>
+              <w:keepLines/>
+              <w:widowControl w:val="1"/>
+            </w:pPr>
+            <w:r>
+              <w:rPr>
+                <w:rFonts w:ascii="Times New Roman" w:hAnsi="Times New Roman"/>
+                <w:sz w:val="20"/>
+              </w:rPr>
+              <w:t xml:space="preserve">4</w:t>
+            </w:r>
+          </w:p>
+        </w:tc>
+        <w:tc>
+          <w:tcPr>
+            <w:tcBorders>
+              <w:left w:val="nil"/>
+              <w:right w:val="nil"/>
+              <w:top w:val="nil"/>
+              <w:bottom w:val="single" w:sz="4" w:color="D9E1E8"/>
+            </w:tcBorders>
+          </w:tcPr>
+          <w:p>
+            <w:pPr>
+              <w:pStyle w:val="Compact"/>
+              <w:spacing w:before="0" w:after="20" w:line="240" w:lineRule="auto"/>
+              <w:jc w:val="center"/>
+              <w:keepNext w:val="0"/>
+              <w:keepLines/>
+              <w:widowControl w:val="1"/>
+            </w:pPr>
+            <w:r>
+              <w:rPr>
+                <w:rFonts w:ascii="Times New Roman" w:hAnsi="Times New Roman"/>
+                <w:sz w:val="20"/>
+              </w:rPr>
+              <w:t xml:space="preserve">4</w:t>
+            </w:r>
+          </w:p>
+        </w:tc>
+        <w:tc>
+          <w:tcPr>
+            <w:tcBorders>
+              <w:left w:val="nil"/>
+              <w:right w:val="nil"/>
+              <w:top w:val="nil"/>
+              <w:bottom w:val="single" w:sz="4" w:color="D9E1E8"/>
+            </w:tcBorders>
+          </w:tcPr>
+          <w:p>
+            <w:pPr>
+              <w:pStyle w:val="Compact"/>
+              <w:spacing w:before="0" w:after="20" w:line="240" w:lineRule="auto"/>
+              <w:jc w:val="center"/>
+              <w:keepNext w:val="0"/>
+              <w:keepLines/>
+              <w:widowControl w:val="1"/>
+            </w:pPr>
+            <w:r>
+              <w:rPr>
+                <w:rFonts w:ascii="Times New Roman" w:hAnsi="Times New Roman"/>
+                <w:sz w:val="20"/>
+              </w:rPr>
+              <w:t xml:space="preserve">6</w:t>
+            </w:r>
+          </w:p>
+        </w:tc>
+        <w:tc>
+          <w:tcPr>
+            <w:tcBorders>
+              <w:left w:val="nil"/>
+              <w:right w:val="nil"/>
+              <w:top w:val="nil"/>
+              <w:bottom w:val="single" w:sz="4" w:color="D9E1E8"/>
+            </w:tcBorders>
+          </w:tcPr>
+          <w:p>
+            <w:pPr>
+              <w:pStyle w:val="Compact"/>
+              <w:spacing w:before="0" w:after="20" w:line="240" w:lineRule="auto"/>
+              <w:jc w:val="center"/>
+              <w:keepNext w:val="0"/>
+              <w:keepLines/>
+              <w:widowControl w:val="1"/>
+            </w:pPr>
+            <w:r>
+              <w:rPr>
+                <w:rFonts w:ascii="Times New Roman" w:hAnsi="Times New Roman"/>
+                <w:sz w:val="20"/>
+              </w:rPr>
+              <w:t xml:space="preserve">6</w:t>
+            </w:r>
+          </w:p>
+        </w:tc>
+      </w:tr>
+      <w:tr>
+        <w:tc>
+          <w:tcPr>
+            <w:tcBorders>
+              <w:left w:val="nil"/>
+              <w:right w:val="nil"/>
+              <w:top w:val="nil"/>
+              <w:bottom w:val="nil"/>
+            </w:tcBorders>
+          </w:tcPr>
+          <w:p>
+            <w:pPr>
+              <w:pStyle w:val="Compact"/>
+              <w:spacing w:before="0" w:after="20" w:line="240" w:lineRule="auto"/>
+              <w:jc w:val="center"/>
+              <w:keepNext w:val="0"/>
+              <w:keepLines/>
+              <w:widowControl w:val="1"/>
+            </w:pPr>
+            <w:r>
+              <w:rPr>
+                <w:rStyle w:val="VerbatimChar"/>
+                <w:rFonts w:ascii="Times New Roman" w:hAnsi="Times New Roman"/>
+                <w:sz w:val="20"/>
+              </w:rPr>
+              <w:t xml:space="preserve">gpt-3.5-turbo</w:t>
+            </w:r>
+          </w:p>
+        </w:tc>
+        <w:tc>
+          <w:tcPr>
+            <w:tcBorders>
+              <w:left w:val="nil"/>
+              <w:right w:val="nil"/>
+              <w:top w:val="nil"/>
+              <w:bottom w:val="nil"/>
+            </w:tcBorders>
+          </w:tcPr>
+          <w:p>
+            <w:pPr>
+              <w:pStyle w:val="Compact"/>
+              <w:spacing w:before="0" w:after="20" w:line="240" w:lineRule="auto"/>
+              <w:jc w:val="center"/>
+              <w:keepNext w:val="0"/>
+              <w:keepLines/>
+              <w:widowControl w:val="1"/>
+            </w:pPr>
+            <w:r>
+              <w:rPr>
+                <w:rFonts w:ascii="Times New Roman" w:hAnsi="Times New Roman"/>
+                <w:sz w:val="20"/>
+              </w:rPr>
+              <w:t xml:space="preserve">6</w:t>
+            </w:r>
+          </w:p>
+        </w:tc>
+        <w:tc>
+          <w:tcPr>
+            <w:tcBorders>
+              <w:left w:val="nil"/>
+              <w:right w:val="nil"/>
+              <w:top w:val="nil"/>
+              <w:bottom w:val="nil"/>
+            </w:tcBorders>
+          </w:tcPr>
+          <w:p>
+            <w:pPr>
+              <w:pStyle w:val="Compact"/>
+              <w:spacing w:before="0" w:after="20" w:line="240" w:lineRule="auto"/>
+              <w:jc w:val="center"/>
+              <w:keepNext w:val="0"/>
+              <w:keepLines/>
+              <w:widowControl w:val="1"/>
+            </w:pPr>
+            <w:r>
+              <w:rPr>
+                <w:rFonts w:ascii="Times New Roman" w:hAnsi="Times New Roman"/>
+                <w:sz w:val="20"/>
+              </w:rPr>
+              <w:t xml:space="preserve">6</w:t>
+            </w:r>
+          </w:p>
+        </w:tc>
+        <w:tc>
+          <w:tcPr>
+            <w:tcBorders>
+              <w:left w:val="nil"/>
+              <w:right w:val="nil"/>
+              <w:top w:val="nil"/>
+              <w:bottom w:val="nil"/>
+            </w:tcBorders>
+          </w:tcPr>
+          <w:p>
+            <w:pPr>
+              <w:pStyle w:val="Compact"/>
+              <w:spacing w:before="0" w:after="20" w:line="240" w:lineRule="auto"/>
+              <w:jc w:val="center"/>
+              <w:keepNext w:val="0"/>
+              <w:keepLines/>
+              <w:widowControl w:val="1"/>
+            </w:pPr>
+            <w:r>
+              <w:rPr>
+                <w:rFonts w:ascii="Times New Roman" w:hAnsi="Times New Roman"/>
+                <w:sz w:val="20"/>
+              </w:rPr>
+              <w:t xml:space="preserve">6</w:t>
+            </w:r>
+          </w:p>
+        </w:tc>
+        <w:tc>
+          <w:tcPr>
+            <w:tcBorders>
+              <w:left w:val="nil"/>
+              <w:right w:val="nil"/>
+              <w:top w:val="nil"/>
+              <w:bottom w:val="nil"/>
+            </w:tcBorders>
+          </w:tcPr>
+          <w:p>
+            <w:pPr>
+              <w:pStyle w:val="Compact"/>
+              <w:spacing w:before="0" w:after="20" w:line="240" w:lineRule="auto"/>
+              <w:jc w:val="center"/>
+              <w:keepNext w:val="0"/>
+              <w:keepLines/>
+              <w:widowControl w:val="1"/>
+            </w:pPr>
+            <w:r>
+              <w:rPr>
+                <w:rFonts w:ascii="Times New Roman" w:hAnsi="Times New Roman"/>
+                <w:sz w:val="20"/>
+              </w:rPr>
+              <w:t xml:space="preserve">5</w:t>
+            </w:r>
+          </w:p>
+        </w:tc>
+        <w:tc>
+          <w:tcPr>
+            <w:tcBorders>
+              <w:left w:val="nil"/>
+              <w:right w:val="nil"/>
+              <w:top w:val="nil"/>
+              <w:bottom w:val="nil"/>
+            </w:tcBorders>
+          </w:tcPr>
+          <w:p>
+            <w:pPr>
+              <w:pStyle w:val="Compact"/>
+              <w:spacing w:before="0" w:after="20" w:line="240" w:lineRule="auto"/>
+              <w:jc w:val="center"/>
+              <w:keepNext w:val="0"/>
+              <w:keepLines/>
+              <w:widowControl w:val="1"/>
+            </w:pPr>
+            <w:r>
+              <w:rPr>
+                <w:rFonts w:ascii="Times New Roman" w:hAnsi="Times New Roman"/>
+                <w:sz w:val="20"/>
+              </w:rPr>
+              <w:t xml:space="preserve">3</w:t>
+            </w:r>
+          </w:p>
+        </w:tc>
+      </w:tr>
+    </w:tbl>
+    <w:p>
+      <w:pPr>
+        <w:spacing w:before="120" w:after="120" w:line="120" w:lineRule="exact"/>
+        <w:rPr>
+          <w:sz w:val="12"/>
+          <w:szCs w:val="12"/>
+        </w:rPr>
+        <w:sectPr>
+          <w:type w:val="continuous"/>
+          <w:pgSz w:h="15840" w:w="12240"/>
+          <w:pgMar w:bottom="1080" w:footer="720" w:gutter="0" w:header="720" w:left="1080" w:right="1080" w:top="1080"/>
+          <w:cols w:num="1" w:space="288"/>
+          <w:docGrid w:linePitch="360"/>
+        </w:sectPr>
+      </w:pPr>
+    </w:p>
+    <w:bookmarkEnd w:id="28"/>
+    <w:bookmarkEnd w:id="29"/>
+    <w:bookmarkStart w:id="30" w:name="discussion"/>
     <w:p>
       <w:pPr>
         <w:pStyle w:val="Heading2"/>
@@ -13653,7 +15375,7 @@
         <w:widowControl w:val="1"/>
       </w:pPr>
       <w:r>
-        <w:t xml:space="preserve">7. Conclusion</w:t>
+        <w:t xml:space="preserve">6. Discussion</w:t>
       </w:r>
     </w:p>
     <w:p>
@@ -13665,6 +15387,214 @@
         <w:widowControl w:val="1"/>
       </w:pPr>
       <w:r>
+        <w:t xml:space="preserve">CoEval is designed for a specific, common predicament: ranking models for a task or domain when no labeled data</w:t>
+      </w:r>
+      <w:r>
+        <w:t xml:space="preserve"> </w:t>
+      </w:r>
+      <w:r>
+        <w:t xml:space="preserve">exists to build a benchmark and public benchmarks cannot be trusted. The results show it meets that need: its</w:t>
+      </w:r>
+      <w:r>
+        <w:t xml:space="preserve"> </w:t>
+      </w:r>
+      <w:r>
+        <w:t xml:space="preserve">label-free scores reproduce the true model ranking and track ground truth, and its generated items are verifiably</w:t>
+      </w:r>
+      <w:r>
+        <w:t xml:space="preserve"> </w:t>
+      </w:r>
+      <w:r>
+        <w:t xml:space="preserve">fresh, and they explain</w:t>
+      </w:r>
+      <w:r>
+        <w:t xml:space="preserve"> </w:t>
+      </w:r>
+      <w:r>
+        <w:rPr>
+          <w:i/>
+          <w:iCs/>
+        </w:rPr>
+        <w:t xml:space="preserve">why</w:t>
+      </w:r>
+      <w:r>
+        <w:t xml:space="preserve"> </w:t>
+      </w:r>
+      <w:r>
+        <w:t xml:space="preserve">the label-free judging is trustworthy. The key enabler is a design</w:t>
+      </w:r>
+      <w:r>
+        <w:t xml:space="preserve"> </w:t>
+      </w:r>
+      <w:r>
+        <w:t xml:space="preserve">principle that is itself a contribution: the reliability of an LLM-judge panel is governed by its</w:t>
+      </w:r>
+      <w:r>
+        <w:t xml:space="preserve"> </w:t>
+      </w:r>
+      <w:r>
+        <w:rPr>
+          <w:i/>
+          <w:iCs/>
+        </w:rPr>
+        <w:t xml:space="preserve">composition</w:t>
+      </w:r>
+      <w:r>
+        <w:t xml:space="preserve">, not its size. A diverse, cross-family panel cancels the mixed-sign biases (verbosity,</w:t>
+      </w:r>
+      <w:r>
+        <w:t xml:space="preserve"> </w:t>
+      </w:r>
+      <w:r>
+        <w:t xml:space="preserve">self-preference) that any individual judge carries, while a same-family panel would only amplify a shared</w:t>
+      </w:r>
+      <w:r>
+        <w:t xml:space="preserve"> </w:t>
+      </w:r>
+      <w:r>
+        <w:t xml:space="preserve">bias; practitioners should prioritize vendor diversity over adding more copies of similar judges. A modest diverse</w:t>
+      </w:r>
+      <w:r>
+        <w:t xml:space="preserve"> </w:t>
+      </w:r>
+      <w:r>
+        <w:t xml:space="preserve">panel already recovers most of the full-panel reliability, so the cost of diversity is small.</w:t>
+      </w:r>
+    </w:p>
+    <w:p>
+      <w:pPr>
+        <w:pStyle w:val="BodyText"/>
+        <w:jc w:val="both"/>
+        <w:keepNext w:val="0"/>
+        <w:keepLines w:val="0"/>
+        <w:widowControl w:val="1"/>
+      </w:pPr>
+      <w:r>
+        <w:t xml:space="preserve">Coupling the panel to attribute-stratified generation is what makes the system more than a better judge. Because items</w:t>
+      </w:r>
+      <w:r>
+        <w:t xml:space="preserve"> </w:t>
+      </w:r>
+      <w:r>
+        <w:t xml:space="preserve">are synthesized fresh from an attribute specification on every run, CoEval sidesteps contamination structurally rather</w:t>
+      </w:r>
+      <w:r>
+        <w:t xml:space="preserve"> </w:t>
+      </w:r>
+      <w:r>
+        <w:t xml:space="preserve">than chasing leaked items after the fact, and it targets the deployment's own distribution and edge cases rather than a</w:t>
+      </w:r>
+      <w:r>
+        <w:t xml:space="preserve"> </w:t>
+      </w:r>
+      <w:r>
+        <w:t xml:space="preserve">generic average. The same role separation that secures contamination-freeness in generation structurally precludes</w:t>
+      </w:r>
+      <w:r>
+        <w:t xml:space="preserve"> </w:t>
+      </w:r>
+      <w:r>
+        <w:t xml:space="preserve">same-family self-preference in scoring: one architectural choice closing two leakage channels. Declarative</w:t>
+      </w:r>
+      <w:r>
+        <w:t xml:space="preserve"> </w:t>
+      </w:r>
+      <w:r>
+        <w:t xml:space="preserve">specification keeps the whole pipeline reproducible: a single declarative configuration regenerates the benchmark, the responses, and</w:t>
+      </w:r>
+      <w:r>
+        <w:t xml:space="preserve"> </w:t>
+      </w:r>
+      <w:r>
+        <w:t xml:space="preserve">the scores.</w:t>
+      </w:r>
+    </w:p>
+    <w:p>
+      <w:pPr>
+        <w:pStyle w:val="BodyText"/>
+        <w:jc w:val="both"/>
+        <w:keepNext w:val="0"/>
+        <w:keepLines w:val="0"/>
+        <w:widowControl w:val="1"/>
+      </w:pPr>
+      <w:r>
+        <w:rPr>
+          <w:b/>
+          <w:bCs/>
+        </w:rPr>
+        <w:t xml:space="preserve">Scope and limitations.</w:t>
+      </w:r>
+      <w:r>
+        <w:t xml:space="preserve"> </w:t>
+      </w:r>
+      <w:r>
+        <w:t xml:space="preserve">Our ground-truth validation of the ranking operation uses objective</w:t>
+      </w:r>
+      <w:r>
+        <w:t xml:space="preserve"> </w:t>
+      </w:r>
+      <w:r>
+        <w:t xml:space="preserve">exact-match QA, where labels exist; on subjective custom domains (Section 5.7) we rely on the cross-family</w:t>
+      </w:r>
+      <w:r>
+        <w:t xml:space="preserve"> </w:t>
+      </w:r>
+      <w:r>
+        <w:t xml:space="preserve">ensemble and report intervals rather than a held-out gold ranking, because by assumption none exists. We study up to</w:t>
+      </w:r>
+      <w:r>
+        <w:t xml:space="preserve"> </w:t>
+      </w:r>
+      <w:r>
+        <w:t xml:space="preserve">six candidate models across four exact-match QA tasks, three custom verticals, and a four-domain divergence study</w:t>
+      </w:r>
+      <w:r>
+        <w:t xml:space="preserve"> </w:t>
+      </w:r>
+      <w:r>
+        <w:t xml:space="preserve">(Section 5.8); broader model pools and additional domains would further</w:t>
+      </w:r>
+      <w:r>
+        <w:t xml:space="preserve"> </w:t>
+      </w:r>
+      <w:r>
+        <w:t xml:space="preserve">test generality. The contamination guarantee is structural (fresh per-run synthesis), validated both by zero verbatim</w:t>
+      </w:r>
+      <w:r>
+        <w:t xml:space="preserve"> </w:t>
+      </w:r>
+      <w:r>
+        <w:t xml:space="preserve">overlap and by a controlled memorization study (Section 5.5); a verbatim n-gram test is not a membership test</w:t>
+      </w:r>
+      <w:r>
+        <w:t xml:space="preserve"> </w:t>
+      </w:r>
+      <w:r>
+        <w:t xml:space="preserve">against any model's full pretraining corpus.</w:t>
+      </w:r>
+    </w:p>
+    <w:bookmarkEnd w:id="30"/>
+    <w:bookmarkStart w:id="31" w:name="conclusion"/>
+    <w:p>
+      <w:pPr>
+        <w:pStyle w:val="Heading2"/>
+        <w:keepNext/>
+        <w:keepLines/>
+        <w:widowControl w:val="1"/>
+      </w:pPr>
+      <w:r>
+        <w:t xml:space="preserve">7. Conclusion</w:t>
+      </w:r>
+    </w:p>
+    <w:p>
+      <w:pPr>
+        <w:pStyle w:val="FirstParagraph"/>
+        <w:jc w:val="both"/>
+        <w:keepNext w:val="0"/>
+        <w:keepLines w:val="0"/>
+        <w:widowControl w:val="1"/>
+      </w:pPr>
+      <w:r>
         <w:t xml:space="preserve">We presented CoEval, a tool for ranking language models on custom tasks and domains when neither labeled data nor a trustworthy benchmark is available: from a task description alone it generates a fresh, contamination-resistant benchmark and ranks candidate models with a cross-family judge ensemble, with no human annotation. CoEval delivers</w:t>
       </w:r>
       <w:r>
@@ -13801,8 +15731,8 @@
         <w:t xml:space="preserve">than a single static study. CoEval is open-source, declarative, and fully reproducible.</w:t>
       </w:r>
     </w:p>
-    <w:bookmarkEnd w:id="42"/>
-    <w:bookmarkStart w:id="109" w:name="references"/>
+    <w:bookmarkEnd w:id="31"/>
+    <w:bookmarkStart w:id="98" w:name="references"/>
     <w:p>
       <w:pPr>
         <w:pStyle w:val="ReferencesHeading"/>
@@ -13827,7 +15757,7 @@
         <w:keepLines w:val="0"/>
         <w:widowControl w:val="1"/>
       </w:pPr>
-      <w:bookmarkStart w:id="44" w:name="r1"/>
+      <w:bookmarkStart w:id="33" w:name="r1"/>
       <w:r>
         <w:t xml:space="preserve">Zheng, L., Chiang, W.-L., Sheng, Y., et al. (2023).</w:t>
       </w:r>
@@ -13864,7 +15794,7 @@
       <w:r>
         <w:t xml:space="preserve"> </w:t>
       </w:r>
-      <w:hyperlink r:id="rId43">
+      <w:hyperlink r:id="rId32">
         <w:r>
           <w:rPr>
             <w:rStyle w:val="Hyperlink"/>
@@ -13872,7 +15802,7 @@
           <w:t xml:space="preserve">arxiv.org/abs/2306.05685</w:t>
         </w:r>
       </w:hyperlink>
-      <w:bookmarkEnd w:id="44"/>
+      <w:bookmarkEnd w:id="33"/>
     </w:p>
     <w:p>
       <w:pPr>
@@ -13886,7 +15816,7 @@
         <w:keepLines w:val="0"/>
         <w:widowControl w:val="1"/>
       </w:pPr>
-      <w:bookmarkStart w:id="46" w:name="r2"/>
+      <w:bookmarkStart w:id="35" w:name="r2"/>
       <w:r>
         <w:t xml:space="preserve">Liu, Y., Iter, D., Xu, Y., et al. (2023).</w:t>
       </w:r>
@@ -13923,7 +15853,7 @@
       <w:r>
         <w:t xml:space="preserve"> </w:t>
       </w:r>
-      <w:hyperlink r:id="rId45">
+      <w:hyperlink r:id="rId34">
         <w:r>
           <w:rPr>
             <w:rStyle w:val="Hyperlink"/>
@@ -13931,7 +15861,7 @@
           <w:t xml:space="preserve">arxiv.org/abs/2303.16634</w:t>
         </w:r>
       </w:hyperlink>
-      <w:bookmarkEnd w:id="46"/>
+      <w:bookmarkEnd w:id="35"/>
     </w:p>
     <w:p>
       <w:pPr>
@@ -13945,7 +15875,7 @@
         <w:keepLines w:val="0"/>
         <w:widowControl w:val="1"/>
       </w:pPr>
-      <w:bookmarkStart w:id="48" w:name="r3"/>
+      <w:bookmarkStart w:id="37" w:name="r3"/>
       <w:r>
         <w:t xml:space="preserve">Kim, S., Suk, J., Longpre, S., et al. (2024).</w:t>
       </w:r>
@@ -13976,7 +15906,7 @@
       <w:r>
         <w:t xml:space="preserve"> </w:t>
       </w:r>
-      <w:hyperlink r:id="rId47">
+      <w:hyperlink r:id="rId36">
         <w:r>
           <w:rPr>
             <w:rStyle w:val="Hyperlink"/>
@@ -13984,7 +15914,7 @@
           <w:t xml:space="preserve">arxiv.org/abs/2405.01535</w:t>
         </w:r>
       </w:hyperlink>
-      <w:bookmarkEnd w:id="48"/>
+      <w:bookmarkEnd w:id="37"/>
     </w:p>
     <w:p>
       <w:pPr>
@@ -13998,7 +15928,7 @@
         <w:keepLines w:val="0"/>
         <w:widowControl w:val="1"/>
       </w:pPr>
-      <w:bookmarkStart w:id="50" w:name="r4"/>
+      <w:bookmarkStart w:id="39" w:name="r4"/>
       <w:r>
         <w:t xml:space="preserve">Vu, T., Krishna, K., Alzubi, S., et al. (2024).</w:t>
       </w:r>
@@ -14035,7 +15965,7 @@
       <w:r>
         <w:t xml:space="preserve"> </w:t>
       </w:r>
-      <w:hyperlink r:id="rId49">
+      <w:hyperlink r:id="rId38">
         <w:r>
           <w:rPr>
             <w:rStyle w:val="Hyperlink"/>
@@ -14043,7 +15973,7 @@
           <w:t xml:space="preserve">arxiv.org/abs/2407.10817</w:t>
         </w:r>
       </w:hyperlink>
-      <w:bookmarkEnd w:id="50"/>
+      <w:bookmarkEnd w:id="39"/>
     </w:p>
     <w:p>
       <w:pPr>
@@ -14057,7 +15987,7 @@
         <w:keepLines w:val="0"/>
         <w:widowControl w:val="1"/>
       </w:pPr>
-      <w:bookmarkStart w:id="52" w:name="r5"/>
+      <w:bookmarkStart w:id="41" w:name="r5"/>
       <w:r>
         <w:t xml:space="preserve">Verga, P., Hofstatter, S., Althammer, S., et al. (2024).</w:t>
       </w:r>
@@ -14088,7 +16018,7 @@
       <w:r>
         <w:t xml:space="preserve"> </w:t>
       </w:r>
-      <w:hyperlink r:id="rId51">
+      <w:hyperlink r:id="rId40">
         <w:r>
           <w:rPr>
             <w:rStyle w:val="Hyperlink"/>
@@ -14096,7 +16026,7 @@
           <w:t xml:space="preserve">arxiv.org/abs/2404.18796</w:t>
         </w:r>
       </w:hyperlink>
-      <w:bookmarkEnd w:id="52"/>
+      <w:bookmarkEnd w:id="41"/>
     </w:p>
     <w:p>
       <w:pPr>
@@ -14110,7 +16040,7 @@
         <w:keepLines w:val="0"/>
         <w:widowControl w:val="1"/>
       </w:pPr>
-      <w:bookmarkStart w:id="54" w:name="r6"/>
+      <w:bookmarkStart w:id="43" w:name="r6"/>
       <w:r>
         <w:t xml:space="preserve">Tan, S., Zhuang, S., Montgomery, K., et al. (2025).</w:t>
       </w:r>
@@ -14147,7 +16077,7 @@
       <w:r>
         <w:t xml:space="preserve"> </w:t>
       </w:r>
-      <w:hyperlink r:id="rId53">
+      <w:hyperlink r:id="rId42">
         <w:r>
           <w:rPr>
             <w:rStyle w:val="Hyperlink"/>
@@ -14155,7 +16085,7 @@
           <w:t xml:space="preserve">arxiv.org/abs/2410.12784</w:t>
         </w:r>
       </w:hyperlink>
-      <w:bookmarkEnd w:id="54"/>
+      <w:bookmarkEnd w:id="43"/>
     </w:p>
     <w:p>
       <w:pPr>
@@ -14169,7 +16099,7 @@
         <w:keepLines w:val="0"/>
         <w:widowControl w:val="1"/>
       </w:pPr>
-      <w:bookmarkStart w:id="56" w:name="r7"/>
+      <w:bookmarkStart w:id="45" w:name="r7"/>
       <w:r>
         <w:t xml:space="preserve">Kim, S., Suk, J., Cho, J. Y., et al. (2025).</w:t>
       </w:r>
@@ -14206,7 +16136,7 @@
       <w:r>
         <w:t xml:space="preserve"> </w:t>
       </w:r>
-      <w:hyperlink r:id="rId55">
+      <w:hyperlink r:id="rId44">
         <w:r>
           <w:rPr>
             <w:rStyle w:val="Hyperlink"/>
@@ -14214,7 +16144,7 @@
           <w:t xml:space="preserve">arxiv.org/abs/2406.05761</w:t>
         </w:r>
       </w:hyperlink>
-      <w:bookmarkEnd w:id="56"/>
+      <w:bookmarkEnd w:id="45"/>
     </w:p>
     <w:p>
       <w:pPr>
@@ -14228,7 +16158,7 @@
         <w:keepLines w:val="0"/>
         <w:widowControl w:val="1"/>
       </w:pPr>
-      <w:bookmarkStart w:id="58" w:name="r8"/>
+      <w:bookmarkStart w:id="47" w:name="r8"/>
       <w:r>
         <w:t xml:space="preserve">Dubois, Y., Galambosi, B., Liang, P., Hashimoto, T. B. (2024).</w:t>
       </w:r>
@@ -14259,7 +16189,7 @@
       <w:r>
         <w:t xml:space="preserve"> </w:t>
       </w:r>
-      <w:hyperlink r:id="rId57">
+      <w:hyperlink r:id="rId46">
         <w:r>
           <w:rPr>
             <w:rStyle w:val="Hyperlink"/>
@@ -14267,7 +16197,7 @@
           <w:t xml:space="preserve">arxiv.org/abs/2404.04475</w:t>
         </w:r>
       </w:hyperlink>
-      <w:bookmarkEnd w:id="58"/>
+      <w:bookmarkEnd w:id="47"/>
     </w:p>
     <w:p>
       <w:pPr>
@@ -14281,7 +16211,7 @@
         <w:keepLines w:val="0"/>
         <w:widowControl w:val="1"/>
       </w:pPr>
-      <w:bookmarkStart w:id="60" w:name="r9"/>
+      <w:bookmarkStart w:id="49" w:name="r9"/>
       <w:r>
         <w:t xml:space="preserve">Li, X. L., Kazemi, M., et al. (2024).</w:t>
       </w:r>
@@ -14298,7 +16228,7 @@
       <w:r>
         <w:t xml:space="preserve"> </w:t>
       </w:r>
-      <w:hyperlink r:id="rId59">
+      <w:hyperlink r:id="rId48">
         <w:r>
           <w:rPr>
             <w:rStyle w:val="Hyperlink"/>
@@ -14306,7 +16236,7 @@
           <w:t xml:space="preserve">arxiv.org/abs/2407.08351</w:t>
         </w:r>
       </w:hyperlink>
-      <w:bookmarkEnd w:id="60"/>
+      <w:bookmarkEnd w:id="49"/>
     </w:p>
     <w:p>
       <w:pPr>
@@ -14320,7 +16250,7 @@
         <w:keepLines w:val="0"/>
         <w:widowControl w:val="1"/>
       </w:pPr>
-      <w:bookmarkStart w:id="62" w:name="r10"/>
+      <w:bookmarkStart w:id="51" w:name="r10"/>
       <w:r>
         <w:t xml:space="preserve">Butt, N., Awadalla, H., et al. (2024).</w:t>
       </w:r>
@@ -14351,7 +16281,7 @@
       <w:r>
         <w:t xml:space="preserve"> </w:t>
       </w:r>
-      <w:hyperlink r:id="rId61">
+      <w:hyperlink r:id="rId50">
         <w:r>
           <w:rPr>
             <w:rStyle w:val="Hyperlink"/>
@@ -14359,7 +16289,7 @@
           <w:t xml:space="preserve">arxiv.org/abs/2410.22584</w:t>
         </w:r>
       </w:hyperlink>
-      <w:bookmarkEnd w:id="62"/>
+      <w:bookmarkEnd w:id="51"/>
     </w:p>
     <w:p>
       <w:pPr>
@@ -14373,7 +16303,7 @@
         <w:keepLines w:val="0"/>
         <w:widowControl w:val="1"/>
       </w:pPr>
-      <w:bookmarkStart w:id="64" w:name="r11"/>
+      <w:bookmarkStart w:id="53" w:name="r11"/>
       <w:r>
         <w:t xml:space="preserve">Shashidhar, S., et al. (2025).</w:t>
       </w:r>
@@ -14390,7 +16320,7 @@
       <w:r>
         <w:t xml:space="preserve"> </w:t>
       </w:r>
-      <w:hyperlink r:id="rId63">
+      <w:hyperlink r:id="rId52">
         <w:r>
           <w:rPr>
             <w:rStyle w:val="Hyperlink"/>
@@ -14398,7 +16328,7 @@
           <w:t xml:space="preserve">arxiv.org/abs/2504.01833</w:t>
         </w:r>
       </w:hyperlink>
-      <w:bookmarkEnd w:id="64"/>
+      <w:bookmarkEnd w:id="53"/>
     </w:p>
     <w:p>
       <w:pPr>
@@ -14412,7 +16342,7 @@
         <w:keepLines w:val="0"/>
         <w:widowControl w:val="1"/>
       </w:pPr>
-      <w:bookmarkStart w:id="66" w:name="r12"/>
+      <w:bookmarkStart w:id="55" w:name="r12"/>
       <w:r>
         <w:t xml:space="preserve">Zhang, H., Da, J., Lee, D., et al. (2024).</w:t>
       </w:r>
@@ -14443,7 +16373,7 @@
       <w:r>
         <w:t xml:space="preserve"> </w:t>
       </w:r>
-      <w:hyperlink r:id="rId65">
+      <w:hyperlink r:id="rId54">
         <w:r>
           <w:rPr>
             <w:rStyle w:val="Hyperlink"/>
@@ -14451,7 +16381,7 @@
           <w:t xml:space="preserve">arxiv.org/abs/2405.00332</w:t>
         </w:r>
       </w:hyperlink>
-      <w:bookmarkEnd w:id="66"/>
+      <w:bookmarkEnd w:id="55"/>
     </w:p>
     <w:p>
       <w:pPr>
@@ -14465,7 +16395,7 @@
         <w:keepLines w:val="0"/>
         <w:widowControl w:val="1"/>
       </w:pPr>
-      <w:bookmarkStart w:id="68" w:name="r13"/>
+      <w:bookmarkStart w:id="57" w:name="r13"/>
       <w:r>
         <w:t xml:space="preserve">Xu, C., et al. (2025).</w:t>
       </w:r>
@@ -14482,7 +16412,7 @@
       <w:r>
         <w:t xml:space="preserve"> </w:t>
       </w:r>
-      <w:hyperlink r:id="rId67">
+      <w:hyperlink r:id="rId56">
         <w:r>
           <w:rPr>
             <w:rStyle w:val="Hyperlink"/>
@@ -14490,7 +16420,7 @@
           <w:t xml:space="preserve">arxiv.org/abs/2502.14425</w:t>
         </w:r>
       </w:hyperlink>
-      <w:bookmarkEnd w:id="68"/>
+      <w:bookmarkEnd w:id="57"/>
     </w:p>
     <w:p>
       <w:pPr>
@@ -14504,7 +16434,7 @@
         <w:keepLines w:val="0"/>
         <w:widowControl w:val="1"/>
       </w:pPr>
-      <w:bookmarkStart w:id="70" w:name="r14"/>
+      <w:bookmarkStart w:id="59" w:name="r14"/>
       <w:r>
         <w:t xml:space="preserve">Kiela, D., Bartolo, M., Nie, Y., et al. (2021).</w:t>
       </w:r>
@@ -14527,7 +16457,7 @@
       <w:r>
         <w:t xml:space="preserve"> </w:t>
       </w:r>
-      <w:hyperlink r:id="rId69">
+      <w:hyperlink r:id="rId58">
         <w:r>
           <w:rPr>
             <w:rStyle w:val="Hyperlink"/>
@@ -14535,7 +16465,7 @@
           <w:t xml:space="preserve">arxiv.org/abs/2104.14337</w:t>
         </w:r>
       </w:hyperlink>
-      <w:bookmarkEnd w:id="70"/>
+      <w:bookmarkEnd w:id="59"/>
     </w:p>
     <w:p>
       <w:pPr>
@@ -14549,7 +16479,7 @@
         <w:keepLines w:val="0"/>
         <w:widowControl w:val="1"/>
       </w:pPr>
-      <w:bookmarkStart w:id="72" w:name="r15"/>
+      <w:bookmarkStart w:id="61" w:name="r15"/>
       <w:r>
         <w:t xml:space="preserve">Li, D., Sun, R., Huang, Y., et al. (2026).</w:t>
       </w:r>
@@ -14586,7 +16516,7 @@
       <w:r>
         <w:t xml:space="preserve"> </w:t>
       </w:r>
-      <w:hyperlink r:id="rId71">
+      <w:hyperlink r:id="rId60">
         <w:r>
           <w:rPr>
             <w:rStyle w:val="Hyperlink"/>
@@ -14594,7 +16524,7 @@
           <w:t xml:space="preserve">arxiv.org/abs/2502.01534</w:t>
         </w:r>
       </w:hyperlink>
-      <w:bookmarkEnd w:id="72"/>
+      <w:bookmarkEnd w:id="61"/>
     </w:p>
     <w:p>
       <w:pPr>
@@ -14608,7 +16538,7 @@
         <w:keepLines w:val="0"/>
         <w:widowControl w:val="1"/>
       </w:pPr>
-      <w:bookmarkStart w:id="74" w:name="r16"/>
+      <w:bookmarkStart w:id="63" w:name="r16"/>
       <w:r>
         <w:t xml:space="preserve">Spiliopoulou, E., et al. (2025).</w:t>
       </w:r>
@@ -14639,7 +16569,7 @@
       <w:r>
         <w:t xml:space="preserve"> </w:t>
       </w:r>
-      <w:hyperlink r:id="rId73">
+      <w:hyperlink r:id="rId62">
         <w:r>
           <w:rPr>
             <w:rStyle w:val="Hyperlink"/>
@@ -14647,7 +16577,7 @@
           <w:t xml:space="preserve">arxiv.org/abs/2508.06709</w:t>
         </w:r>
       </w:hyperlink>
-      <w:bookmarkEnd w:id="74"/>
+      <w:bookmarkEnd w:id="63"/>
     </w:p>
     <w:p>
       <w:pPr>
@@ -14661,7 +16591,7 @@
         <w:keepLines w:val="0"/>
         <w:widowControl w:val="1"/>
       </w:pPr>
-      <w:bookmarkStart w:id="76" w:name="r17"/>
+      <w:bookmarkStart w:id="65" w:name="r17"/>
       <w:r>
         <w:t xml:space="preserve">Ye, J., Wang, Y., Huang, Y., et al. (2024).</w:t>
       </w:r>
@@ -14692,7 +16622,7 @@
       <w:r>
         <w:t xml:space="preserve"> </w:t>
       </w:r>
-      <w:hyperlink r:id="rId75">
+      <w:hyperlink r:id="rId64">
         <w:r>
           <w:rPr>
             <w:rStyle w:val="Hyperlink"/>
@@ -14700,7 +16630,7 @@
           <w:t xml:space="preserve">arxiv.org/abs/2410.02736</w:t>
         </w:r>
       </w:hyperlink>
-      <w:bookmarkEnd w:id="76"/>
+      <w:bookmarkEnd w:id="65"/>
     </w:p>
     <w:p>
       <w:pPr>
@@ -14714,7 +16644,7 @@
         <w:keepLines w:val="0"/>
         <w:widowControl w:val="1"/>
       </w:pPr>
-      <w:bookmarkStart w:id="78" w:name="r18"/>
+      <w:bookmarkStart w:id="67" w:name="r18"/>
       <w:r>
         <w:t xml:space="preserve">Wataoka, K., Takahashi, T., Ri, R. (2024).</w:t>
       </w:r>
@@ -14731,7 +16661,7 @@
       <w:r>
         <w:t xml:space="preserve"> </w:t>
       </w:r>
-      <w:hyperlink r:id="rId77">
+      <w:hyperlink r:id="rId66">
         <w:r>
           <w:rPr>
             <w:rStyle w:val="Hyperlink"/>
@@ -14739,7 +16669,7 @@
           <w:t xml:space="preserve">arxiv.org/abs/2410.21819</w:t>
         </w:r>
       </w:hyperlink>
-      <w:bookmarkEnd w:id="78"/>
+      <w:bookmarkEnd w:id="67"/>
     </w:p>
     <w:p>
       <w:pPr>
@@ -14753,7 +16683,7 @@
         <w:keepLines w:val="0"/>
         <w:widowControl w:val="1"/>
       </w:pPr>
-      <w:bookmarkStart w:id="80" w:name="r19"/>
+      <w:bookmarkStart w:id="69" w:name="r19"/>
       <w:r>
         <w:t xml:space="preserve">Gu, J., Jiang, X., Shi, Z., et al. (2024).</w:t>
       </w:r>
@@ -14770,7 +16700,7 @@
       <w:r>
         <w:t xml:space="preserve"> </w:t>
       </w:r>
-      <w:hyperlink r:id="rId79">
+      <w:hyperlink r:id="rId68">
         <w:r>
           <w:rPr>
             <w:rStyle w:val="Hyperlink"/>
@@ -14778,7 +16708,7 @@
           <w:t xml:space="preserve">arxiv.org/abs/2411.15594</w:t>
         </w:r>
       </w:hyperlink>
-      <w:bookmarkEnd w:id="80"/>
+      <w:bookmarkEnd w:id="69"/>
     </w:p>
     <w:p>
       <w:pPr>
@@ -14792,7 +16722,7 @@
         <w:keepLines w:val="0"/>
         <w:widowControl w:val="1"/>
       </w:pPr>
-      <w:bookmarkStart w:id="82" w:name="r20"/>
+      <w:bookmarkStart w:id="71" w:name="r20"/>
       <w:r>
         <w:t xml:space="preserve">Li, D., Jiang, B., Huang, L., et al. (2025).</w:t>
       </w:r>
@@ -14829,7 +16759,7 @@
       <w:r>
         <w:t xml:space="preserve"> </w:t>
       </w:r>
-      <w:hyperlink r:id="rId81">
+      <w:hyperlink r:id="rId70">
         <w:r>
           <w:rPr>
             <w:rStyle w:val="Hyperlink"/>
@@ -14837,7 +16767,7 @@
           <w:t xml:space="preserve">arxiv.org/abs/2411.16594</w:t>
         </w:r>
       </w:hyperlink>
-      <w:bookmarkEnd w:id="82"/>
+      <w:bookmarkEnd w:id="71"/>
     </w:p>
     <w:p>
       <w:pPr>
@@ -14851,7 +16781,7 @@
         <w:keepLines w:val="0"/>
         <w:widowControl w:val="1"/>
       </w:pPr>
-      <w:bookmarkStart w:id="84" w:name="r21"/>
+      <w:bookmarkStart w:id="73" w:name="r21"/>
       <w:r>
         <w:t xml:space="preserve">Chan, C.-M., Chen, W., Su, Y., et al. (2024).</w:t>
       </w:r>
@@ -14888,7 +16818,7 @@
       <w:r>
         <w:t xml:space="preserve"> </w:t>
       </w:r>
-      <w:hyperlink r:id="rId83">
+      <w:hyperlink r:id="rId72">
         <w:r>
           <w:rPr>
             <w:rStyle w:val="Hyperlink"/>
@@ -14896,7 +16826,7 @@
           <w:t xml:space="preserve">arxiv.org/abs/2308.07201</w:t>
         </w:r>
       </w:hyperlink>
-      <w:bookmarkEnd w:id="84"/>
+      <w:bookmarkEnd w:id="73"/>
     </w:p>
     <w:p>
       <w:pPr>
@@ -14910,7 +16840,7 @@
         <w:keepLines w:val="0"/>
         <w:widowControl w:val="1"/>
       </w:pPr>
-      <w:bookmarkStart w:id="86" w:name="r22"/>
+      <w:bookmarkStart w:id="75" w:name="r22"/>
       <w:r>
         <w:t xml:space="preserve">White, C., Dooley, S., Roberts, M., et al. (2025).</w:t>
       </w:r>
@@ -14947,7 +16877,7 @@
       <w:r>
         <w:t xml:space="preserve"> </w:t>
       </w:r>
-      <w:hyperlink r:id="rId85">
+      <w:hyperlink r:id="rId74">
         <w:r>
           <w:rPr>
             <w:rStyle w:val="Hyperlink"/>
@@ -14955,7 +16885,7 @@
           <w:t xml:space="preserve">arxiv.org/abs/2406.19314</w:t>
         </w:r>
       </w:hyperlink>
-      <w:bookmarkEnd w:id="86"/>
+      <w:bookmarkEnd w:id="75"/>
     </w:p>
     <w:p>
       <w:pPr>
@@ -14969,7 +16899,7 @@
         <w:keepLines w:val="0"/>
         <w:widowControl w:val="1"/>
       </w:pPr>
-      <w:bookmarkStart w:id="88" w:name="r23"/>
+      <w:bookmarkStart w:id="77" w:name="r23"/>
       <w:r>
         <w:t xml:space="preserve">Jain, N., Han, K., Gu, A., et al. (2025).</w:t>
       </w:r>
@@ -15006,7 +16936,7 @@
       <w:r>
         <w:t xml:space="preserve"> </w:t>
       </w:r>
-      <w:hyperlink r:id="rId87">
+      <w:hyperlink r:id="rId76">
         <w:r>
           <w:rPr>
             <w:rStyle w:val="Hyperlink"/>
@@ -15014,7 +16944,7 @@
           <w:t xml:space="preserve">arxiv.org/abs/2403.07974</w:t>
         </w:r>
       </w:hyperlink>
-      <w:bookmarkEnd w:id="88"/>
+      <w:bookmarkEnd w:id="77"/>
     </w:p>
     <w:p>
       <w:pPr>
@@ -15028,7 +16958,7 @@
         <w:keepLines w:val="0"/>
         <w:widowControl w:val="1"/>
       </w:pPr>
-      <w:bookmarkStart w:id="90" w:name="r24"/>
+      <w:bookmarkStart w:id="79" w:name="r24"/>
       <w:r>
         <w:t xml:space="preserve">Chen, W.-L., Wu, Z., Bansal, H., et al. (2025).</w:t>
       </w:r>
@@ -15059,7 +16989,7 @@
       <w:r>
         <w:t xml:space="preserve"> </w:t>
       </w:r>
-      <w:hyperlink r:id="rId89">
+      <w:hyperlink r:id="rId78">
         <w:r>
           <w:rPr>
             <w:rStyle w:val="Hyperlink"/>
@@ -15067,7 +16997,7 @@
           <w:t xml:space="preserve">arxiv.org/abs/2504.03846</w:t>
         </w:r>
       </w:hyperlink>
-      <w:bookmarkEnd w:id="90"/>
+      <w:bookmarkEnd w:id="79"/>
     </w:p>
     <w:p>
       <w:pPr>
@@ -15081,7 +17011,7 @@
         <w:keepLines w:val="0"/>
         <w:widowControl w:val="1"/>
       </w:pPr>
-      <w:bookmarkStart w:id="92" w:name="r25"/>
+      <w:bookmarkStart w:id="81" w:name="r25"/>
       <w:r>
         <w:t xml:space="preserve">Raju, R., Jain, S., Li, B., et al. (2024).</w:t>
       </w:r>
@@ -15112,7 +17042,7 @@
       <w:r>
         <w:t xml:space="preserve"> </w:t>
       </w:r>
-      <w:hyperlink r:id="rId91">
+      <w:hyperlink r:id="rId80">
         <w:r>
           <w:rPr>
             <w:rStyle w:val="Hyperlink"/>
@@ -15120,7 +17050,7 @@
           <w:t xml:space="preserve">arxiv.org/abs/2408.08808</w:t>
         </w:r>
       </w:hyperlink>
-      <w:bookmarkEnd w:id="92"/>
+      <w:bookmarkEnd w:id="81"/>
     </w:p>
     <w:p>
       <w:pPr>
@@ -15134,7 +17064,7 @@
         <w:keepLines w:val="0"/>
         <w:widowControl w:val="1"/>
       </w:pPr>
-      <w:bookmarkStart w:id="94" w:name="r26"/>
+      <w:bookmarkStart w:id="83" w:name="r26"/>
       <w:r>
         <w:t xml:space="preserve">Li, Y., et al. (2025).</w:t>
       </w:r>
@@ -15151,7 +17081,7 @@
       <w:r>
         <w:t xml:space="preserve"> </w:t>
       </w:r>
-      <w:hyperlink r:id="rId93">
+      <w:hyperlink r:id="rId82">
         <w:r>
           <w:rPr>
             <w:rStyle w:val="Hyperlink"/>
@@ -15159,7 +17089,7 @@
           <w:t xml:space="preserve">arxiv.org/abs/2504.17087</w:t>
         </w:r>
       </w:hyperlink>
-      <w:bookmarkEnd w:id="94"/>
+      <w:bookmarkEnd w:id="83"/>
     </w:p>
     <w:p>
       <w:pPr>
@@ -15173,7 +17103,7 @@
         <w:keepLines w:val="0"/>
         <w:widowControl w:val="1"/>
       </w:pPr>
-      <w:bookmarkStart w:id="96" w:name="r27"/>
+      <w:bookmarkStart w:id="85" w:name="r27"/>
       <w:r>
         <w:t xml:space="preserve">Qian, C., Sun, G., Gales, M., Knill, K. (2026).</w:t>
       </w:r>
@@ -15210,7 +17140,7 @@
       <w:r>
         <w:t xml:space="preserve"> </w:t>
       </w:r>
-      <w:hyperlink r:id="rId95">
+      <w:hyperlink r:id="rId84">
         <w:r>
           <w:rPr>
             <w:rStyle w:val="Hyperlink"/>
@@ -15218,7 +17148,7 @@
           <w:t xml:space="preserve">arxiv.org/abs/2602.16610</w:t>
         </w:r>
       </w:hyperlink>
-      <w:bookmarkEnd w:id="96"/>
+      <w:bookmarkEnd w:id="85"/>
     </w:p>
     <w:p>
       <w:pPr>
@@ -15232,7 +17162,7 @@
         <w:keepLines w:val="0"/>
         <w:widowControl w:val="1"/>
       </w:pPr>
-      <w:bookmarkStart w:id="98" w:name="r28"/>
+      <w:bookmarkStart w:id="87" w:name="r28"/>
       <w:r>
         <w:t xml:space="preserve">Zhao, Y., Shin, J., Huang, Z., Namburi, S., Sala, F. (2026).</w:t>
       </w:r>
@@ -15263,7 +17193,7 @@
       <w:r>
         <w:t xml:space="preserve"> </w:t>
       </w:r>
-      <w:hyperlink r:id="rId97">
+      <w:hyperlink r:id="rId86">
         <w:r>
           <w:rPr>
             <w:rStyle w:val="Hyperlink"/>
@@ -15271,7 +17201,7 @@
           <w:t xml:space="preserve">arxiv.org/abs/2603.00039</w:t>
         </w:r>
       </w:hyperlink>
-      <w:bookmarkEnd w:id="98"/>
+      <w:bookmarkEnd w:id="87"/>
     </w:p>
     <w:p>
       <w:pPr>
@@ -15285,7 +17215,7 @@
         <w:keepLines w:val="0"/>
         <w:widowControl w:val="1"/>
       </w:pPr>
-      <w:bookmarkStart w:id="100" w:name="r29"/>
+      <w:bookmarkStart w:id="89" w:name="r29"/>
       <w:r>
         <w:t xml:space="preserve">Xu, C., Tan, Z., Wu, J., Zhou, T. (2026).</w:t>
       </w:r>
@@ -15316,7 +17246,7 @@
       <w:r>
         <w:t xml:space="preserve"> </w:t>
       </w:r>
-      <w:hyperlink r:id="rId99">
+      <w:hyperlink r:id="rId88">
         <w:r>
           <w:rPr>
             <w:rStyle w:val="Hyperlink"/>
@@ -15324,7 +17254,7 @@
           <w:t xml:space="preserve">arxiv.org/abs/2601.21817</w:t>
         </w:r>
       </w:hyperlink>
-      <w:bookmarkEnd w:id="100"/>
+      <w:bookmarkEnd w:id="89"/>
     </w:p>
     <w:p>
       <w:pPr>
@@ -15338,7 +17268,7 @@
         <w:keepLines w:val="0"/>
         <w:widowControl w:val="1"/>
       </w:pPr>
-      <w:bookmarkStart w:id="102" w:name="r30"/>
+      <w:bookmarkStart w:id="91" w:name="r30"/>
       <w:r>
         <w:t xml:space="preserve">Patel, A., Reddy, S., Bahdanau, D. (2025).</w:t>
       </w:r>
@@ -15369,7 +17299,7 @@
       <w:r>
         <w:t xml:space="preserve"> </w:t>
       </w:r>
-      <w:hyperlink r:id="rId101">
+      <w:hyperlink r:id="rId90">
         <w:r>
           <w:rPr>
             <w:rStyle w:val="Hyperlink"/>
@@ -15377,7 +17307,7 @@
           <w:t xml:space="preserve">arxiv.org/abs/2502.14678</w:t>
         </w:r>
       </w:hyperlink>
-      <w:bookmarkEnd w:id="102"/>
+      <w:bookmarkEnd w:id="91"/>
     </w:p>
     <w:p>
       <w:pPr>
@@ -15391,7 +17321,7 @@
         <w:keepLines w:val="0"/>
         <w:widowControl w:val="1"/>
       </w:pPr>
-      <w:bookmarkStart w:id="104" w:name="r31"/>
+      <w:bookmarkStart w:id="93" w:name="r31"/>
       <w:r>
         <w:t xml:space="preserve">Filice, S., Horowitz, G., Carmel, D., Karnin, Z., Lewin-Eytan, L., Maarek, Y. (2025).</w:t>
       </w:r>
@@ -15428,7 +17358,7 @@
       <w:r>
         <w:t xml:space="preserve"> </w:t>
       </w:r>
-      <w:hyperlink r:id="rId103">
+      <w:hyperlink r:id="rId92">
         <w:r>
           <w:rPr>
             <w:rStyle w:val="Hyperlink"/>
@@ -15436,7 +17366,7 @@
           <w:t xml:space="preserve">arxiv.org/abs/2501.12789</w:t>
         </w:r>
       </w:hyperlink>
-      <w:bookmarkEnd w:id="104"/>
+      <w:bookmarkEnd w:id="93"/>
     </w:p>
     <w:p>
       <w:pPr>
@@ -15450,7 +17380,7 @@
         <w:keepLines w:val="0"/>
         <w:widowControl w:val="1"/>
       </w:pPr>
-      <w:bookmarkStart w:id="106" w:name="r32"/>
+      <w:bookmarkStart w:id="95" w:name="r32"/>
       <w:r>
         <w:t xml:space="preserve">Chen, Y., et al. (2025).</w:t>
       </w:r>
@@ -15487,7 +17417,7 @@
       <w:r>
         <w:t xml:space="preserve"> </w:t>
       </w:r>
-      <w:hyperlink r:id="rId105">
+      <w:hyperlink r:id="rId94">
         <w:r>
           <w:rPr>
             <w:rStyle w:val="Hyperlink"/>
@@ -15495,7 +17425,7 @@
           <w:t xml:space="preserve">arxiv.org/abs/2502.17521</w:t>
         </w:r>
       </w:hyperlink>
-      <w:bookmarkEnd w:id="106"/>
+      <w:bookmarkEnd w:id="95"/>
     </w:p>
     <w:p>
       <w:pPr>
@@ -15509,7 +17439,7 @@
         <w:keepLines w:val="0"/>
         <w:widowControl w:val="1"/>
       </w:pPr>
-      <w:bookmarkStart w:id="108" w:name="r33"/>
+      <w:bookmarkStart w:id="97" w:name="r33"/>
       <w:r>
         <w:t xml:space="preserve">Dawid, A. P., Skene, A. M. (1979).</w:t>
       </w:r>
@@ -15546,7 +17476,7 @@
       <w:r>
         <w:t xml:space="preserve"> </w:t>
       </w:r>
-      <w:hyperlink r:id="rId107">
+      <w:hyperlink r:id="rId96">
         <w:r>
           <w:rPr>
             <w:rStyle w:val="Hyperlink"/>
@@ -15554,10 +17484,10 @@
           <w:t xml:space="preserve">doi.org/10.2307/2346806</w:t>
         </w:r>
       </w:hyperlink>
-      <w:bookmarkEnd w:id="108"/>
+      <w:bookmarkEnd w:id="97"/>
     </w:p>
-    <w:bookmarkEnd w:id="109"/>
-    <w:bookmarkStart w:id="110" w:name="appA"/>
+    <w:bookmarkEnd w:id="98"/>
+    <w:bookmarkStart w:id="99" w:name="appA"/>
     <w:p>
       <w:pPr>
         <w:pStyle w:val="Heading2"/>
@@ -16238,8 +18168,8 @@
         <w:t xml:space="preserve">nested (multiple student responses per item).</w:t>
       </w:r>
     </w:p>
-    <w:bookmarkEnd w:id="110"/>
-    <w:bookmarkStart w:id="114" w:name="appB"/>
+    <w:bookmarkEnd w:id="99"/>
+    <w:bookmarkStart w:id="100" w:name="appB"/>
     <w:p>
       <w:pPr>
         <w:pStyle w:val="Heading2"/>
@@ -16357,73 +18287,57 @@
         <w:t xml:space="preserve">CoEval's rubrics are thus specialized to each task's demands yet anchored by a transferable notion of answer quality.</w:t>
       </w:r>
     </w:p>
-    <w:p>
-      <w:pPr>
-        <w:spacing w:before="120" w:after="120" w:line="120" w:lineRule="exact"/>
-        <w:rPr>
-          <w:sz w:val="12"/>
-          <w:szCs w:val="12"/>
-        </w:rPr>
-        <w:sectPr>
-          <w:type w:val="continuous"/>
-          <w:pgSz w:h="15840" w:w="12240"/>
-          <w:pgMar w:bottom="1080" w:footer="720" w:gutter="0" w:header="720" w:left="1080" w:right="1080" w:top="1080"/>
-          <w:cols w:num="2" w:space="288" w:equalWidth="1"/>
-          <w:docGrid w:linePitch="360"/>
-        </w:sectPr>
-      </w:pPr>
-    </w:p>
-    <w:p>
-      <w:pPr>
-        <w:pStyle w:val="BodyText"/>
+    <w:tbl>
+      <w:tblPr>
+        <w:tblStyle w:val="FigureTable"/>
+        <w:tblW w:type="pct" w:w="5000"/>
         <w:jc w:val="center"/>
-        <w:keepNext/>
-        <w:keepLines/>
-        <w:widowControl w:val="1"/>
-      </w:pPr>
-      <w:r>
-        <w:drawing>
-          <wp:inline>
-            <wp:extent cx="5736336" cy="4998720"/>
-            <wp:effectExtent b="0" l="0" r="0" t="0"/>
-            <wp:docPr descr="Heatmap of pairwise semantic similarity between auto-generated rubric criteria" title="" id="112" name="Picture"/>
-            <a:graphic>
-              <a:graphicData uri="http://schemas.openxmlformats.org/drawingml/2006/picture">
-                <pic:pic>
-                  <pic:nvPicPr>
-                    <pic:cNvPr descr="figures/f5_rubric_heatmap.png" id="113" name="Picture"/>
-                    <pic:cNvPicPr>
-                      <a:picLocks noChangeArrowheads="1" noChangeAspect="1"/>
-                    </pic:cNvPicPr>
-                  </pic:nvPicPr>
-                  <pic:blipFill>
-                    <a:blip r:embed="rId111"/>
-                    <a:stretch>
-                      <a:fillRect/>
-                    </a:stretch>
-                  </pic:blipFill>
-                  <pic:spPr bwMode="auto">
-                    <a:xfrm>
-                      <a:off x="0" y="0"/>
-                      <a:ext cx="5736336" cy="4998720"/>
-                    </a:xfrm>
-                    <a:prstGeom prst="rect">
-                      <a:avLst/>
-                    </a:prstGeom>
-                    <a:noFill/>
-                    <a:ln w="9525">
-                      <a:noFill/>
-                      <a:headEnd/>
-                      <a:tailEnd/>
-                    </a:ln>
-                  </pic:spPr>
-                </pic:pic>
-              </a:graphicData>
-            </a:graphic>
-          </wp:inline>
-        </w:drawing>
-      </w:r>
-    </w:p>
+        <w:tblLook w:firstRow="0" w:lastRow="0" w:firstColumn="0" w:lastColumn="0"/>
+        <w:tblLayout w:type="autofit"/>
+        <w:tblBorders>
+          <w:top w:val="single" w:sz="10" w:color="4F6272"/>
+          <w:bottom w:val="single" w:sz="10" w:color="4F6272"/>
+          <w:insideH w:val="single" w:sz="5" w:color="9FB0C2"/>
+          <w:left w:val="single" w:sz="6" w:color="9FB0C2"/>
+          <w:right w:val="single" w:sz="6" w:color="9FB0C2"/>
+          <w:insideV w:val="single" w:sz="5" w:color="D9E1E8"/>
+        </w:tblBorders>
+      </w:tblPr>
+      <w:tblGrid>
+        <w:gridCol w:w="7920"/>
+      </w:tblGrid>
+      <w:tr>
+        <w:tc>
+          <w:tcPr>
+            <w:shd w:fill="EEF3F7"/>
+            <w:tcBorders>
+              <w:left w:val="nil"/>
+              <w:right w:val="nil"/>
+              <w:top w:val="nil"/>
+              <w:bottom w:val="single" w:sz="8" w:color="9FB0C2"/>
+            </w:tcBorders>
+          </w:tcPr>
+          <w:p>
+            <w:pPr>
+              <w:pStyle w:val="Compact"/>
+              <w:spacing w:before="0" w:after="20" w:line="240" w:lineRule="auto"/>
+              <w:jc w:val="center"/>
+              <w:keepNext w:val="0"/>
+              <w:keepLines/>
+              <w:widowControl w:val="1"/>
+            </w:pPr>
+            <w:r>
+              <w:rPr>
+                <w:rFonts w:ascii="Times New Roman" w:hAnsi="Times New Roman"/>
+                <w:b/>
+                <w:sz w:val="19"/>
+              </w:rPr>
+              <w:t xml:space="preserve">Heatmap of pairwise semantic similarity between auto-generated rubric criteria</w:t>
+            </w:r>
+          </w:p>
+        </w:tc>
+      </w:tr>
+    </w:tbl>
     <w:p>
       <w:pPr>
         <w:pStyle w:val="ImageCaption"/>
@@ -16484,24 +18398,8 @@
         <w:t xml:space="preserve">), while a recurring “completeness” dimension forms a cross-task cluster.</w:t>
       </w:r>
     </w:p>
-    <w:p>
-      <w:pPr>
-        <w:spacing w:before="120" w:after="120" w:line="120" w:lineRule="exact"/>
-        <w:rPr>
-          <w:sz w:val="12"/>
-          <w:szCs w:val="12"/>
-        </w:rPr>
-        <w:sectPr>
-          <w:type w:val="continuous"/>
-          <w:pgSz w:h="15840" w:w="12240"/>
-          <w:pgMar w:bottom="1080" w:footer="720" w:gutter="0" w:header="720" w:left="1080" w:right="1080" w:top="1080"/>
-          <w:cols w:num="1" w:space="288"/>
-          <w:docGrid w:linePitch="360"/>
-        </w:sectPr>
-      </w:pPr>
-    </w:p>
-    <w:bookmarkEnd w:id="114"/>
-    <w:bookmarkStart w:id="118" w:name="appC"/>
+    <w:bookmarkEnd w:id="100"/>
+    <w:bookmarkStart w:id="101" w:name="appC"/>
     <w:p>
       <w:pPr>
         <w:pStyle w:val="Heading2"/>
@@ -16513,73 +18411,57 @@
         <w:t xml:space="preserve">Appendix C. Evaluation throughput</w:t>
       </w:r>
     </w:p>
-    <w:p>
-      <w:pPr>
-        <w:spacing w:before="120" w:after="120" w:line="120" w:lineRule="exact"/>
-        <w:rPr>
-          <w:sz w:val="12"/>
-          <w:szCs w:val="12"/>
-        </w:rPr>
-        <w:sectPr>
-          <w:type w:val="continuous"/>
-          <w:pgSz w:h="15840" w:w="12240"/>
-          <w:pgMar w:bottom="1080" w:footer="720" w:gutter="0" w:header="720" w:left="1080" w:right="1080" w:top="1080"/>
-          <w:cols w:num="2" w:space="288" w:equalWidth="1"/>
-          <w:docGrid w:linePitch="360"/>
-        </w:sectPr>
-      </w:pPr>
-    </w:p>
-    <w:p>
-      <w:pPr>
-        <w:pStyle w:val="BodyText"/>
+    <w:tbl>
+      <w:tblPr>
+        <w:tblStyle w:val="FigureTable"/>
+        <w:tblW w:type="pct" w:w="5000"/>
         <w:jc w:val="center"/>
-        <w:keepNext/>
-        <w:keepLines/>
-        <w:widowControl w:val="1"/>
-      </w:pPr>
-      <w:r>
-        <w:drawing>
-          <wp:inline>
-            <wp:extent cx="4632960" cy="2987040"/>
-            <wp:effectExtent b="0" l="0" r="0" t="0"/>
-            <wp:docPr descr="Evaluations per dollar: CoEval versus human annotation" title="" id="116" name="Picture"/>
-            <a:graphic>
-              <a:graphicData uri="http://schemas.openxmlformats.org/drawingml/2006/picture">
-                <pic:pic>
-                  <pic:nvPicPr>
-                    <pic:cNvPr descr="figures/f6_cost.png" id="117" name="Picture"/>
-                    <pic:cNvPicPr>
-                      <a:picLocks noChangeArrowheads="1" noChangeAspect="1"/>
-                    </pic:cNvPicPr>
-                  </pic:nvPicPr>
-                  <pic:blipFill>
-                    <a:blip r:embed="rId115"/>
-                    <a:stretch>
-                      <a:fillRect/>
-                    </a:stretch>
-                  </pic:blipFill>
-                  <pic:spPr bwMode="auto">
-                    <a:xfrm>
-                      <a:off x="0" y="0"/>
-                      <a:ext cx="4632960" cy="2987040"/>
-                    </a:xfrm>
-                    <a:prstGeom prst="rect">
-                      <a:avLst/>
-                    </a:prstGeom>
-                    <a:noFill/>
-                    <a:ln w="9525">
-                      <a:noFill/>
-                      <a:headEnd/>
-                      <a:tailEnd/>
-                    </a:ln>
-                  </pic:spPr>
-                </pic:pic>
-              </a:graphicData>
-            </a:graphic>
-          </wp:inline>
-        </w:drawing>
-      </w:r>
-    </w:p>
+        <w:tblLook w:firstRow="0" w:lastRow="0" w:firstColumn="0" w:lastColumn="0"/>
+        <w:tblLayout w:type="autofit"/>
+        <w:tblBorders>
+          <w:top w:val="single" w:sz="10" w:color="4F6272"/>
+          <w:bottom w:val="single" w:sz="10" w:color="4F6272"/>
+          <w:insideH w:val="single" w:sz="5" w:color="9FB0C2"/>
+          <w:left w:val="single" w:sz="6" w:color="9FB0C2"/>
+          <w:right w:val="single" w:sz="6" w:color="9FB0C2"/>
+          <w:insideV w:val="single" w:sz="5" w:color="D9E1E8"/>
+        </w:tblBorders>
+      </w:tblPr>
+      <w:tblGrid>
+        <w:gridCol w:w="7920"/>
+      </w:tblGrid>
+      <w:tr>
+        <w:tc>
+          <w:tcPr>
+            <w:shd w:fill="EEF3F7"/>
+            <w:tcBorders>
+              <w:left w:val="nil"/>
+              <w:right w:val="nil"/>
+              <w:top w:val="nil"/>
+              <w:bottom w:val="single" w:sz="8" w:color="9FB0C2"/>
+            </w:tcBorders>
+          </w:tcPr>
+          <w:p>
+            <w:pPr>
+              <w:pStyle w:val="Compact"/>
+              <w:spacing w:before="0" w:after="20" w:line="240" w:lineRule="auto"/>
+              <w:jc w:val="center"/>
+              <w:keepNext w:val="0"/>
+              <w:keepLines/>
+              <w:widowControl w:val="1"/>
+            </w:pPr>
+            <w:r>
+              <w:rPr>
+                <w:rFonts w:ascii="Times New Roman" w:hAnsi="Times New Roman"/>
+                <w:b/>
+                <w:sz w:val="19"/>
+              </w:rPr>
+              <w:t xml:space="preserve">Evaluations per dollar: CoEval versus human annotation</w:t>
+            </w:r>
+          </w:p>
+        </w:tc>
+      </w:tr>
+    </w:tbl>
     <w:p>
       <w:pPr>
         <w:pStyle w:val="ImageCaption"/>
@@ -16638,24 +18520,8 @@
         <w:t xml:space="preserve">re-evaluation on every model release.</w:t>
       </w:r>
     </w:p>
-    <w:p>
-      <w:pPr>
-        <w:spacing w:before="120" w:after="120" w:line="120" w:lineRule="exact"/>
-        <w:rPr>
-          <w:sz w:val="12"/>
-          <w:szCs w:val="12"/>
-        </w:rPr>
-        <w:sectPr>
-          <w:type w:val="continuous"/>
-          <w:pgSz w:h="15840" w:w="12240"/>
-          <w:pgMar w:bottom="1080" w:footer="720" w:gutter="0" w:header="720" w:left="1080" w:right="1080" w:top="1080"/>
-          <w:cols w:num="1" w:space="288"/>
-          <w:docGrid w:linePitch="360"/>
-        </w:sectPr>
-      </w:pPr>
-    </w:p>
-    <w:bookmarkEnd w:id="118"/>
-    <w:bookmarkStart w:id="119" w:name="appD"/>
+    <w:bookmarkEnd w:id="101"/>
+    <w:bookmarkStart w:id="102" w:name="appD"/>
     <w:p>
       <w:pPr>
         <w:pStyle w:val="Heading2"/>
@@ -17622,7 +19488,7 @@
         <w:t xml:space="preserve">data and no human raters.</w:t>
       </w:r>
     </w:p>
-    <w:bookmarkEnd w:id="119"/>
+    <w:bookmarkEnd w:id="102"/>
     <w:sectPr>
       <w:type w:val="continuous"/>
       <w:pgSz w:h="15840" w:w="12240"/>

--- a/docs/paper/CoEval_twocolumn.docx
+++ b/docs/paper/CoEval_twocolumn.docx
@@ -9216,109 +9216,172 @@
         <w:t xml:space="preserve"> </w:t>
       </w:r>
       <w:r>
-        <w:t xml:space="preserve">and the judges that agree with the panel. On a benchmark-grounded check where gold accuracy is available (seven models</w:t>
-      </w:r>
-      <w:r>
-        <w:t xml:space="preserve"> </w:t>
-      </w:r>
-      <w:r>
-        <w:t xml:space="preserve">ranked on science QA and reasoning), it improves rank-recovery of the true model ordering from the plain mean's</w:t>
-      </w:r>
-      <w:r>
-        <w:t xml:space="preserve"> </w:t>
-      </w:r>
-      <w:r>
-        <w:t xml:space="preserve">Spearman</w:t>
+        <w:t xml:space="preserve">and the judges that agree with the panel. On a benchmark-grounded check where gold accuracy is available (thirteen</w:t>
+      </w:r>
+      <w:r>
+        <w:t xml:space="preserve"> </w:t>
+      </w:r>
+      <w:r>
+        <w:t xml:space="preserve">models ranked on science QA and reasoning, spanning</w:t>
+      </w:r>
+      <w:r>
+        <w:t xml:space="preserve"> </w:t>
+      </w:r>
+      <w:r>
+        <w:rPr>
+          <w:rStyle w:val="VerbatimChar"/>
+        </w:rPr>
+        <w:t xml:space="preserve">gpt-4o</w:t>
+      </w:r>
+      <w:r>
+        <w:t xml:space="preserve"> </w:t>
+      </w:r>
+      <w:r>
+        <w:t xml:space="preserve">down to</w:t>
+      </w:r>
+      <w:r>
+        <w:t xml:space="preserve"> </w:t>
+      </w:r>
+      <w:r>
+        <w:rPr>
+          <w:rStyle w:val="VerbatimChar"/>
+        </w:rPr>
+        <w:t xml:space="preserve">llama-3.2-1b</w:t>
+      </w:r>
+      <w:r>
+        <w:t xml:space="preserve">), it improves</w:t>
+      </w:r>
+      <w:r>
+        <w:t xml:space="preserve"> </w:t>
+      </w:r>
+      <w:r>
+        <w:t xml:space="preserve">rank-recovery of the true model ordering from the plain mean's Spearman</w:t>
       </w:r>
       <w:r>
         <w:t xml:space="preserve"> </w:t>
       </w:r>
       <m:oMath>
         <m:r>
+          <m:t>0.88</m:t>
+        </m:r>
+      </m:oMath>
+      <w:r>
+        <w:t xml:space="preserve"> </w:t>
+      </w:r>
+      <w:r>
+        <w:t xml:space="preserve">(Kendall</w:t>
+      </w:r>
+      <w:r>
+        <w:t xml:space="preserve"> </w:t>
+      </w:r>
+      <m:oMath>
+        <m:r>
+          <m:t>0.76</m:t>
+        </m:r>
+      </m:oMath>
+      <w:r>
+        <w:t xml:space="preserve">) to</w:t>
+      </w:r>
+      <w:r>
+        <w:t xml:space="preserve"> </w:t>
+      </w:r>
+      <m:oMath>
+        <m:r>
+          <m:t>0.95</m:t>
+        </m:r>
+      </m:oMath>
+      <w:r>
+        <w:t xml:space="preserve"> </w:t>
+      </w:r>
+      <w:r>
+        <w:t xml:space="preserve">(Kendall</w:t>
+      </w:r>
+      <w:r>
+        <w:t xml:space="preserve"> </w:t>
+      </w:r>
+      <m:oMath>
+        <m:r>
           <m:t>0.87</m:t>
         </m:r>
       </m:oMath>
       <w:r>
-        <w:t xml:space="preserve"> </w:t>
-      </w:r>
-      <w:r>
-        <w:t xml:space="preserve">(Kendall</w:t>
+        <w:t xml:space="preserve">), by down-weighting saturated items that carry no ranking signal (nearly half</w:t>
+      </w:r>
+      <w:r>
+        <w:t xml:space="preserve"> </w:t>
+      </w:r>
+      <w:r>
+        <w:t xml:space="preserve">the items hold near-zero weight) and judges that disagree with the panel. The two signals are complementary, each</w:t>
+      </w:r>
+      <w:r>
+        <w:t xml:space="preserve"> </w:t>
+      </w:r>
+      <w:r>
+        <w:t xml:space="preserve">helping on its own (item-weighting alone</w:t>
       </w:r>
       <w:r>
         <w:t xml:space="preserve"> </w:t>
       </w:r>
       <m:oMath>
         <m:r>
-          <m:t>0.75</m:t>
+          <m:t>0.94</m:t>
         </m:r>
       </m:oMath>
       <w:r>
-        <w:t xml:space="preserve">) to</w:t>
+        <w:t xml:space="preserve">, judge-weighting alone</w:t>
       </w:r>
       <w:r>
         <w:t xml:space="preserve"> </w:t>
       </w:r>
       <m:oMath>
         <m:r>
-          <m:t>0.98</m:t>
+          <m:t>0.92</m:t>
         </m:r>
       </m:oMath>
       <w:r>
-        <w:t xml:space="preserve"> </w:t>
-      </w:r>
-      <w:r>
-        <w:t xml:space="preserve">(Kendall</w:t>
+        <w:t xml:space="preserve">) and most on the discriminative items</w:t>
+      </w:r>
+      <w:r>
+        <w:t xml:space="preserve"> </w:t>
+      </w:r>
+      <w:r>
+        <w:t xml:space="preserve">where judge reliability matters. The aggregator is robust: injecting a random judge degrades the plain mean to</w:t>
       </w:r>
       <w:r>
         <w:t xml:space="preserve"> </w:t>
       </w:r>
       <m:oMath>
         <m:r>
+          <m:t>0.85</m:t>
+        </m:r>
+      </m:oMath>
+      <w:r>
+        <w:t xml:space="preserve"> </w:t>
+      </w:r>
+      <w:r>
+        <w:t xml:space="preserve">but leaves the doubly-robust ranking at</w:t>
+      </w:r>
+      <w:r>
+        <w:t xml:space="preserve"> </w:t>
+      </w:r>
+      <m:oMath>
+        <m:r>
           <m:t>0.95</m:t>
         </m:r>
       </m:oMath>
       <w:r>
-        <w:t xml:space="preserve">), mostly by down-weighting saturated items</w:t>
-      </w:r>
-      <w:r>
-        <w:t xml:space="preserve"> </w:t>
-      </w:r>
-      <w:r>
-        <w:t xml:space="preserve">that carry no ranking signal (the top tenth of items by discrimination hold over half the weight), and it is robust:</w:t>
-      </w:r>
-      <w:r>
-        <w:t xml:space="preserve"> </w:t>
-      </w:r>
-      <w:r>
-        <w:t xml:space="preserve">injecting a random judge leaves the recovered ranking at</w:t>
+        <w:t xml:space="preserve">, the rogue judge receiving weight</w:t>
       </w:r>
       <w:r>
         <w:t xml:space="preserve"> </w:t>
       </w:r>
       <m:oMath>
         <m:r>
-          <m:t>0.98</m:t>
+          <m:t>0.00</m:t>
         </m:r>
       </m:oMath>
       <w:r>
-        <w:t xml:space="preserve">, the rogue judge receiving weight</w:t>
-      </w:r>
-      <w:r>
-        <w:t xml:space="preserve"> </w:t>
-      </w:r>
-      <m:oMath>
-        <m:r>
-          <m:t>0.06</m:t>
-        </m:r>
-      </m:oMath>
-      <w:r>
-        <w:t xml:space="preserve">. The two</w:t>
-      </w:r>
-      <w:r>
-        <w:t xml:space="preserve"> </w:t>
-      </w:r>
-      <w:r>
-        <w:t xml:space="preserve">weights are complementary, since on the discriminative items judge reliability matters most.</w:t>
+        <w:t xml:space="preserve">.</w:t>
       </w:r>
     </w:p>
     <w:bookmarkEnd w:id="22"/>
@@ -15546,19 +15609,19 @@
         <w:t xml:space="preserve"> </w:t>
       </w:r>
       <w:r>
-        <w:t xml:space="preserve">six candidate models across four exact-match QA tasks, three custom verticals, and a four-domain divergence study</w:t>
-      </w:r>
-      <w:r>
-        <w:t xml:space="preserve"> </w:t>
-      </w:r>
-      <w:r>
-        <w:t xml:space="preserve">(Section 5.8); broader model pools and additional domains would further</w:t>
-      </w:r>
-      <w:r>
-        <w:t xml:space="preserve"> </w:t>
-      </w:r>
-      <w:r>
-        <w:t xml:space="preserve">test generality. The contamination guarantee is structural (fresh per-run synthesis), validated both by zero verbatim</w:t>
+        <w:t xml:space="preserve">thirteen candidate models across four exact-match QA tasks, three custom verticals, a four-domain divergence study</w:t>
+      </w:r>
+      <w:r>
+        <w:t xml:space="preserve"> </w:t>
+      </w:r>
+      <w:r>
+        <w:t xml:space="preserve">(Section 5.8), and a thirteen-model rank-recovery check (Section 5.2); broader model pools and additional</w:t>
+      </w:r>
+      <w:r>
+        <w:t xml:space="preserve"> </w:t>
+      </w:r>
+      <w:r>
+        <w:t xml:space="preserve">domains would further test generality. The contamination guarantee is structural (fresh per-run synthesis), validated both by zero verbatim</w:t>
       </w:r>
       <w:r>
         <w:t xml:space="preserve"> </w:t>

--- a/docs/paper/CoEval_twocolumn.docx
+++ b/docs/paper/CoEval_twocolumn.docx
@@ -5389,7 +5389,7 @@
           <m:t>=</m:t>
         </m:r>
         <m:r>
-          <m:t>0.28</m:t>
+          <m:t>0.20</m:t>
         </m:r>
       </m:oMath>
       <w:r>
@@ -5406,7 +5406,7 @@
           <m:t>=</m:t>
         </m:r>
         <m:r>
-          <m:t>0.57</m:t>
+          <m:t>0.55</m:t>
         </m:r>
       </m:oMath>
       <w:r>
@@ -11115,7 +11115,7 @@
       </w:r>
       <m:oMath>
         <m:r>
-          <m:t>0.015</m:t>
+          <m:t>0.016</m:t>
         </m:r>
       </m:oMath>
       <w:r>
@@ -11211,7 +11211,7 @@
           <m:t>≤</m:t>
         </m:r>
         <m:r>
-          <m:t>0.015</m:t>
+          <m:t>0.016</m:t>
         </m:r>
       </m:oMath>
       <w:r>

--- a/docs/paper/CoEval_twocolumn.docx
+++ b/docs/paper/CoEval_twocolumn.docx
@@ -1170,7 +1170,19 @@
         <w:t xml:space="preserve"> </w:t>
       </w:r>
       <w:r>
-        <w:t xml:space="preserve">benchmark rather than a fixed leaderboard. Ranking candidate models on a custom use case requires only this</w:t>
+        <w:t xml:space="preserve">benchmark rather than a fixed leaderboard. This per-domain ranking is necessary rather than cosmetic: across four</w:t>
+      </w:r>
+      <w:r>
+        <w:t xml:space="preserve"> </w:t>
+      </w:r>
+      <w:r>
+        <w:t xml:space="preserve">de-novo domains three different models take first place (Section 5.8), so a single generic leaderboard</w:t>
+      </w:r>
+      <w:r>
+        <w:t xml:space="preserve"> </w:t>
+      </w:r>
+      <w:r>
+        <w:t xml:space="preserve">misdirects most domain practitioners. Ranking candidate models on a custom use case requires only this</w:t>
       </w:r>
       <w:r>
         <w:t xml:space="preserve"> </w:t>
@@ -1182,7 +1194,13 @@
         <w:t xml:space="preserve"> </w:t>
       </w:r>
       <w:r>
-        <w:t xml:space="preserve">(Section 5.1, Table 3). The whole pipeline is open-source and reproducible from a single declarative</w:t>
+        <w:t xml:space="preserve">(Section 5.1, Table 3; the doubly-robust aggregator recovers the true ranking of thirteen models at</w:t>
+      </w:r>
+      <w:r>
+        <w:t xml:space="preserve"> </w:t>
+      </w:r>
+      <w:r>
+        <w:t xml:space="preserve">Spearman 0.95). The whole pipeline is open-source and reproducible from a single declarative</w:t>
       </w:r>
       <w:r>
         <w:t xml:space="preserve"> </w:t>

--- a/docs/paper/CoEval_twocolumn.docx
+++ b/docs/paper/CoEval_twocolumn.docx
@@ -54,7 +54,7 @@
             <w:r/>
             <w:r>
               <w:rPr>
-                <w:rFonts w:ascii="Times New Roman" w:hAnsi="Times New Roman"/>
+                <w:rFonts w:ascii="Georgia" w:hAnsi="Georgia"/>
                 <w:b/>
                 <w:i w:val="0"/>
                 <w:sz w:val="22"/>
@@ -81,7 +81,7 @@
             <w:r/>
             <w:r>
               <w:rPr>
-                <w:rFonts w:ascii="Times New Roman" w:hAnsi="Times New Roman"/>
+                <w:rFonts w:ascii="Georgia" w:hAnsi="Georgia"/>
                 <w:b/>
                 <w:i w:val="0"/>
                 <w:sz w:val="22"/>
@@ -110,7 +110,7 @@
             <w:r/>
             <w:r>
               <w:rPr>
-                <w:rFonts w:ascii="Times New Roman" w:hAnsi="Times New Roman"/>
+                <w:rFonts w:ascii="Georgia" w:hAnsi="Georgia"/>
                 <w:b w:val="0"/>
                 <w:i/>
                 <w:sz w:val="19"/>
@@ -137,7 +137,7 @@
             <w:r/>
             <w:r>
               <w:rPr>
-                <w:rFonts w:ascii="Times New Roman" w:hAnsi="Times New Roman"/>
+                <w:rFonts w:ascii="Georgia" w:hAnsi="Georgia"/>
                 <w:b w:val="0"/>
                 <w:i/>
                 <w:sz w:val="19"/>
@@ -372,7 +372,7 @@
     </w:p>
     <w:p>
       <w:pPr>
-        <w:spacing w:before="120" w:after="120" w:line="120" w:lineRule="exact"/>
+        <w:spacing w:before="120" w:after="300" w:line="120" w:lineRule="exact"/>
         <w:rPr>
           <w:sz w:val="12"/>
           <w:szCs w:val="12"/>
@@ -887,6 +887,7 @@
           <w:ilvl w:val="0"/>
           <w:numId w:val="1001"/>
         </w:numPr>
+        <w:ind w:left="360" w:hanging="259"/>
         <w:jc w:val="both"/>
         <w:keepNext w:val="0"/>
         <w:keepLines w:val="0"/>
@@ -944,6 +945,7 @@
           <w:ilvl w:val="0"/>
           <w:numId w:val="1001"/>
         </w:numPr>
+        <w:ind w:left="360" w:hanging="259"/>
         <w:jc w:val="both"/>
         <w:keepNext w:val="0"/>
         <w:keepLines w:val="0"/>
@@ -1064,6 +1066,7 @@
           <w:ilvl w:val="0"/>
           <w:numId w:val="1001"/>
         </w:numPr>
+        <w:ind w:left="360" w:hanging="259"/>
         <w:jc w:val="both"/>
         <w:keepNext w:val="0"/>
         <w:keepLines w:val="0"/>
@@ -1102,6 +1105,7 @@
           <w:ilvl w:val="0"/>
           <w:numId w:val="1001"/>
         </w:numPr>
+        <w:ind w:left="360" w:hanging="259"/>
         <w:jc w:val="both"/>
         <w:keepNext w:val="0"/>
         <w:keepLines w:val="0"/>
@@ -2765,9 +2769,7 @@
     </w:p>
     <w:p>
       <w:pPr>
-        <w:pStyle w:val="ImageCaption"/>
         <w:spacing w:before="80" w:after="120" w:line="240" w:lineRule="auto"/>
-        <w:jc w:val="center"/>
         <w:keepNext w:val="0"/>
         <w:keepLines/>
         <w:widowControl w:val="1"/>
@@ -2775,33 +2777,23 @@
       <w:r>
         <w:rPr>
           <w:b/>
-          <w:bCs/>
-        </w:rPr>
-        <w:t xml:space="preserve">Figure 1.</w:t>
-      </w:r>
-      <w:r>
-        <w:t xml:space="preserve"> </w:t>
-      </w:r>
-      <w:r>
-        <w:t xml:space="preserve">The CoEval pipeline. A single pool of models rotates through three roles:</w:t>
-      </w:r>
-      <w:r>
-        <w:t xml:space="preserve"> </w:t>
-      </w:r>
-      <w:r>
-        <w:t xml:space="preserve">teachers map attributes, construct rubrics, and generate fresh benchmark items (Phases 1–3); students</w:t>
-      </w:r>
-      <w:r>
-        <w:t xml:space="preserve"> </w:t>
-      </w:r>
-      <w:r>
-        <w:t xml:space="preserve">produce candidate responses (Phase 4); and a cross-family judge ensemble scores them (Phase 5). The entire</w:t>
-      </w:r>
-      <w:r>
-        <w:t xml:space="preserve"> </w:t>
-      </w:r>
-      <w:r>
-        <w:t xml:space="preserve">run is specified in one declarative configuration.</w:t>
+          <w:i/>
+        </w:rPr>
+        <w:t>Figure 1.</w:t>
+      </w:r>
+      <w:r>
+        <w:rPr>
+          <w:b w:val="0"/>
+          <w:i/>
+        </w:rPr>
+        <w:t xml:space="preserve"> </w:t>
+      </w:r>
+      <w:r>
+        <w:rPr>
+          <w:b w:val="0"/>
+          <w:i/>
+        </w:rPr>
+        <w:t>The CoEval pipeline. A single pool of models rotates through three roles: teachers map attributes, construct rubrics, and generate fresh benchmark items (Phases 1–3); students produce candidate responses (Phase 4); and a cross-family judge ensemble scores them (Phase 5). The entire run is specified in one declarative configuration.</w:t>
       </w:r>
     </w:p>
     <w:p>
@@ -4326,9 +4318,7 @@
     </w:p>
     <w:p>
       <w:pPr>
-        <w:pStyle w:val="TableCaption"/>
-        <w:spacing w:before="120" w:after="60" w:line="240" w:lineRule="auto"/>
-        <w:jc w:val="center"/>
+        <w:spacing w:before="240" w:after="60" w:line="240" w:lineRule="auto"/>
         <w:keepNext/>
         <w:keepLines/>
         <w:widowControl w:val="1"/>
@@ -4336,33 +4326,23 @@
       <w:r>
         <w:rPr>
           <w:b/>
-          <w:bCs/>
-        </w:rPr>
-        <w:t xml:space="preserve">Table 1.</w:t>
-      </w:r>
-      <w:r>
-        <w:t xml:space="preserve"> </w:t>
-      </w:r>
-      <w:r>
-        <w:t xml:space="preserve">Experimental configurations. Judge panels differ by experiment because the</w:t>
-      </w:r>
-      <w:r>
-        <w:t xml:space="preserve"> </w:t>
-      </w:r>
-      <w:r>
-        <w:t xml:space="preserve">ground-truth anchor (5.1) uses a frontier cross-family panel while the bias and reliability studies (5.2–5.3)</w:t>
-      </w:r>
-      <w:r>
-        <w:t xml:space="preserve"> </w:t>
-      </w:r>
-      <w:r>
-        <w:t xml:space="preserve">use a deliberately heterogeneous panel that includes weak open-weight judges; the verticals (5.4, 5.8) reuse one</w:t>
-      </w:r>
-      <w:r>
-        <w:t xml:space="preserve"> </w:t>
-      </w:r>
-      <w:r>
-        <w:t xml:space="preserve">fixed cross-family panel. All students are gpt-4o-mini, gpt-3.5-turbo, and llama-3.2-3b unless noted.</w:t>
+          <w:i/>
+        </w:rPr>
+        <w:t>Table 1.</w:t>
+      </w:r>
+      <w:r>
+        <w:rPr>
+          <w:b w:val="0"/>
+          <w:i/>
+        </w:rPr>
+        <w:t xml:space="preserve"> </w:t>
+      </w:r>
+      <w:r>
+        <w:rPr>
+          <w:b w:val="0"/>
+          <w:i/>
+        </w:rPr>
+        <w:t>Experimental configurations. Judge panels differ by experiment because the ground-truth anchor (5.1) uses a frontier cross-family panel while the bias and reliability studies (5.2–5.3) use a deliberately heterogeneous panel that includes weak open-weight judges; the verticals (5.4, 5.8) reuse one fixed cross-family panel. All students are gpt-4o-mini, gpt-3.5-turbo, and llama-3.2-3b unless noted.</w:t>
       </w:r>
     </w:p>
     <w:tbl>
@@ -4413,7 +4393,7 @@
             </w:pPr>
             <w:r>
               <w:rPr>
-                <w:rFonts w:ascii="Times New Roman" w:hAnsi="Times New Roman"/>
+                <w:rFonts w:ascii="Georgia" w:hAnsi="Georgia"/>
                 <w:b/>
                 <w:sz w:val="19"/>
               </w:rPr>
@@ -4442,7 +4422,7 @@
             </w:pPr>
             <w:r>
               <w:rPr>
-                <w:rFonts w:ascii="Times New Roman" w:hAnsi="Times New Roman"/>
+                <w:rFonts w:ascii="Georgia" w:hAnsi="Georgia"/>
                 <w:b/>
                 <w:sz w:val="19"/>
               </w:rPr>
@@ -4471,7 +4451,7 @@
             </w:pPr>
             <w:r>
               <w:rPr>
-                <w:rFonts w:ascii="Times New Roman" w:hAnsi="Times New Roman"/>
+                <w:rFonts w:ascii="Georgia" w:hAnsi="Georgia"/>
                 <w:b/>
                 <w:sz w:val="19"/>
               </w:rPr>
@@ -4500,7 +4480,7 @@
             </w:pPr>
             <w:r>
               <w:rPr>
-                <w:rFonts w:ascii="Times New Roman" w:hAnsi="Times New Roman"/>
+                <w:rFonts w:ascii="Georgia" w:hAnsi="Georgia"/>
                 <w:b/>
                 <w:sz w:val="19"/>
               </w:rPr>
@@ -4530,7 +4510,7 @@
             </w:pPr>
             <w:r>
               <w:rPr>
-                <w:rFonts w:ascii="Times New Roman" w:hAnsi="Times New Roman"/>
+                <w:rFonts w:ascii="Georgia" w:hAnsi="Georgia"/>
                 <w:sz w:val="20"/>
               </w:rPr>
               <w:t xml:space="preserve">5.1 ground truth</w:t>
@@ -4557,7 +4537,7 @@
             </w:pPr>
             <w:r>
               <w:rPr>
-                <w:rFonts w:ascii="Times New Roman" w:hAnsi="Times New Roman"/>
+                <w:rFonts w:ascii="Georgia" w:hAnsi="Georgia"/>
                 <w:sz w:val="20"/>
               </w:rPr>
               <w:t xml:space="preserve">SciQ, ARC (exact-match QA)</w:t>
@@ -4584,7 +4564,7 @@
             </w:pPr>
             <w:r>
               <w:rPr>
-                <w:rFonts w:ascii="Times New Roman" w:hAnsi="Times New Roman"/>
+                <w:rFonts w:ascii="Georgia" w:hAnsi="Georgia"/>
                 <w:sz w:val="20"/>
               </w:rPr>
               <w:t xml:space="preserve">gpt-4o, claude-sonnet-4, gemini-2.5-flash</w:t>
@@ -4611,7 +4591,7 @@
             </w:pPr>
             <w:r>
               <w:rPr>
-                <w:rFonts w:ascii="Times New Roman" w:hAnsi="Times New Roman"/>
+                <w:rFonts w:ascii="Georgia" w:hAnsi="Georgia"/>
                 <w:sz w:val="20"/>
               </w:rPr>
               <w:t xml:space="preserve">191 items / 573 resp.</w:t>
@@ -4640,7 +4620,7 @@
             </w:pPr>
             <w:r>
               <w:rPr>
-                <w:rFonts w:ascii="Times New Roman" w:hAnsi="Times New Roman"/>
+                <w:rFonts w:ascii="Georgia" w:hAnsi="Georgia"/>
                 <w:sz w:val="20"/>
               </w:rPr>
               <w:t xml:space="preserve">5.1–5.2 benchmark-grounded</w:t>
@@ -4667,7 +4647,7 @@
             </w:pPr>
             <w:r>
               <w:rPr>
-                <w:rFonts w:ascii="Times New Roman" w:hAnsi="Times New Roman"/>
+                <w:rFonts w:ascii="Georgia" w:hAnsi="Georgia"/>
                 <w:sz w:val="20"/>
               </w:rPr>
               <w:t xml:space="preserve">code (BLEU), news + text summ. (BERTScore)</w:t>
@@ -4694,7 +4674,7 @@
             </w:pPr>
             <w:r>
               <w:rPr>
-                <w:rFonts w:ascii="Times New Roman" w:hAnsi="Times New Roman"/>
+                <w:rFonts w:ascii="Georgia" w:hAnsi="Georgia"/>
                 <w:sz w:val="20"/>
               </w:rPr>
               <w:t xml:space="preserve">gpt-4o-mini, gpt-3.5-turbo, claude-haiku, gemini-flash</w:t>
@@ -4721,7 +4701,7 @@
             </w:pPr>
             <w:r>
               <w:rPr>
-                <w:rFonts w:ascii="Times New Roman" w:hAnsi="Times New Roman"/>
+                <w:rFonts w:ascii="Georgia" w:hAnsi="Georgia"/>
                 <w:sz w:val="20"/>
               </w:rPr>
               <w:t xml:space="preserve">3 tasks / 900 resp.</w:t>
@@ -4750,7 +4730,7 @@
             </w:pPr>
             <w:r>
               <w:rPr>
-                <w:rFonts w:ascii="Times New Roman" w:hAnsi="Times New Roman"/>
+                <w:rFonts w:ascii="Georgia" w:hAnsi="Georgia"/>
                 <w:sz w:val="20"/>
               </w:rPr>
               <w:t xml:space="preserve">5.2–5.3, App. B</w:t>
@@ -4777,7 +4757,7 @@
             </w:pPr>
             <w:r>
               <w:rPr>
-                <w:rFonts w:ascii="Times New Roman" w:hAnsi="Times New Roman"/>
+                <w:rFonts w:ascii="Georgia" w:hAnsi="Georgia"/>
                 <w:sz w:val="20"/>
               </w:rPr>
               <w:t xml:space="preserve">4-task medium study</w:t>
@@ -4804,7 +4784,7 @@
             </w:pPr>
             <w:r>
               <w:rPr>
-                <w:rFonts w:ascii="Times New Roman" w:hAnsi="Times New Roman"/>
+                <w:rFonts w:ascii="Georgia" w:hAnsi="Georgia"/>
                 <w:sz w:val="20"/>
               </w:rPr>
               <w:t xml:space="preserve">gpt-4o-mini, gpt-3.5-turbo, qwen2.5-1.5b, smollm2-1.7b</w:t>
@@ -4831,7 +4811,7 @@
             </w:pPr>
             <w:r>
               <w:rPr>
-                <w:rFonts w:ascii="Times New Roman" w:hAnsi="Times New Roman"/>
+                <w:rFonts w:ascii="Georgia" w:hAnsi="Georgia"/>
                 <w:sz w:val="20"/>
               </w:rPr>
               <w:t xml:space="preserve">7,978 eval.</w:t>
@@ -4860,7 +4840,7 @@
             </w:pPr>
             <w:r>
               <w:rPr>
-                <w:rFonts w:ascii="Times New Roman" w:hAnsi="Times New Roman"/>
+                <w:rFonts w:ascii="Georgia" w:hAnsi="Georgia"/>
                 <w:sz w:val="20"/>
               </w:rPr>
               <w:t xml:space="preserve">5.4, 5.7 verticals</w:t>
@@ -4887,7 +4867,7 @@
             </w:pPr>
             <w:r>
               <w:rPr>
-                <w:rFonts w:ascii="Times New Roman" w:hAnsi="Times New Roman"/>
+                <w:rFonts w:ascii="Georgia" w:hAnsi="Georgia"/>
                 <w:sz w:val="20"/>
               </w:rPr>
               <w:t xml:space="preserve">drug-interaction, clinical, legal</w:t>
@@ -4914,7 +4894,7 @@
             </w:pPr>
             <w:r>
               <w:rPr>
-                <w:rFonts w:ascii="Times New Roman" w:hAnsi="Times New Roman"/>
+                <w:rFonts w:ascii="Georgia" w:hAnsi="Georgia"/>
                 <w:sz w:val="20"/>
               </w:rPr>
               <w:t xml:space="preserve">claude-haiku, gemini-flash, gpt-4o-mini</w:t>
@@ -4941,7 +4921,7 @@
             </w:pPr>
             <w:r>
               <w:rPr>
-                <w:rFonts w:ascii="Times New Roman" w:hAnsi="Times New Roman"/>
+                <w:rFonts w:ascii="Georgia" w:hAnsi="Georgia"/>
                 <w:sz w:val="20"/>
               </w:rPr>
               <w:t xml:space="preserve">40 items each</w:t>
@@ -4970,7 +4950,7 @@
             </w:pPr>
             <w:r>
               <w:rPr>
-                <w:rFonts w:ascii="Times New Roman" w:hAnsi="Times New Roman"/>
+                <w:rFonts w:ascii="Georgia" w:hAnsi="Georgia"/>
                 <w:sz w:val="20"/>
               </w:rPr>
               <w:t xml:space="preserve">5.5 contamination</w:t>
@@ -4997,7 +4977,7 @@
             </w:pPr>
             <w:r>
               <w:rPr>
-                <w:rFonts w:ascii="Times New Roman" w:hAnsi="Times New Roman"/>
+                <w:rFonts w:ascii="Georgia" w:hAnsi="Georgia"/>
                 <w:sz w:val="20"/>
               </w:rPr>
               <w:t xml:space="preserve">SciQ memorization</w:t>
@@ -5024,7 +5004,7 @@
             </w:pPr>
             <w:r>
               <w:rPr>
-                <w:rFonts w:ascii="Times New Roman" w:hAnsi="Times New Roman"/>
+                <w:rFonts w:ascii="Georgia" w:hAnsi="Georgia"/>
                 <w:sz w:val="20"/>
               </w:rPr>
               <w:t xml:space="preserve">exact-match (no LLM judge)</w:t>
@@ -5051,7 +5031,7 @@
             </w:pPr>
             <w:r>
               <w:rPr>
-                <w:rFonts w:ascii="Times New Roman" w:hAnsi="Times New Roman"/>
+                <w:rFonts w:ascii="Georgia" w:hAnsi="Georgia"/>
                 <w:sz w:val="20"/>
               </w:rPr>
               <w:t xml:space="preserve">200 memorized / 100 fresh</w:t>
@@ -5572,9 +5552,7 @@
     </w:p>
     <w:p>
       <w:pPr>
-        <w:pStyle w:val="TableCaption"/>
-        <w:spacing w:before="120" w:after="60" w:line="240" w:lineRule="auto"/>
-        <w:jc w:val="center"/>
+        <w:spacing w:before="240" w:after="60" w:line="240" w:lineRule="auto"/>
         <w:keepNext/>
         <w:keepLines/>
         <w:widowControl w:val="1"/>
@@ -5582,109 +5560,23 @@
       <w:r>
         <w:rPr>
           <w:b/>
-          <w:bCs/>
-        </w:rPr>
-        <w:t xml:space="preserve">Table 2.</w:t>
-      </w:r>
-      <w:r>
-        <w:t xml:space="preserve"> </w:t>
-      </w:r>
-      <w:r>
-        <w:t xml:space="preserve">Spearman correlation of CoEval accuracy scores with ground-truth correctness on</w:t>
-      </w:r>
-      <w:r>
-        <w:t xml:space="preserve"> </w:t>
-      </w:r>
-      <w:r>
-        <w:t xml:space="preserve">exact-match QA (SciQ, ARC-Challenge;</w:t>
-      </w:r>
-      <w:r>
-        <w:t xml:space="preserve"> </w:t>
-      </w:r>
-      <m:oMath>
-        <m:r>
-          <m:t>191</m:t>
-        </m:r>
-      </m:oMath>
-      <w:r>
-        <w:t xml:space="preserve"> </w:t>
-      </w:r>
-      <w:r>
-        <w:t xml:space="preserve">datapoints,</w:t>
-      </w:r>
-      <w:r>
-        <w:t xml:space="preserve"> </w:t>
-      </w:r>
-      <m:oMath>
-        <m:r>
-          <m:t>573</m:t>
-        </m:r>
-      </m:oMath>
-      <w:r>
-        <w:t xml:space="preserve"> </w:t>
-      </w:r>
-      <w:r>
-        <w:t xml:space="preserve">responses; datapoint-clustered 95% bootstrap CI). The</w:t>
-      </w:r>
-      <w:r>
-        <w:t xml:space="preserve"> </w:t>
-      </w:r>
-      <w:r>
-        <w:t xml:space="preserve">frontier cross-family ensemble tracks ground truth at</w:t>
-      </w:r>
-      <w:r>
-        <w:t xml:space="preserve"> </w:t>
-      </w:r>
-      <m:oMath>
-        <m:r>
-          <m:t>ρ</m:t>
-        </m:r>
-        <m:r>
-          <m:rPr>
-            <m:sty m:val="p"/>
-          </m:rPr>
-          <m:t>=</m:t>
-        </m:r>
-        <m:r>
-          <m:t>0.86</m:t>
-        </m:r>
-      </m:oMath>
-      <w:r>
-        <w:t xml:space="preserve">. The three frontier judges agree on every item;</w:t>
-      </w:r>
-      <w:r>
-        <w:t xml:space="preserve"> </w:t>
-      </w:r>
-      <w:r>
-        <w:t xml:space="preserve">crucially, the weaker auxiliary judges they are contrasted against (Section 5.2) disagree on</w:t>
-      </w:r>
-      <w:r>
-        <w:t xml:space="preserve"> </w:t>
-      </w:r>
-      <m:oMath>
-        <m:r>
-          <m:t>3</m:t>
-        </m:r>
-      </m:oMath>
-      <w:r>
-        <w:t xml:space="preserve">–</w:t>
-      </w:r>
-      <m:oMath>
-        <m:r>
-          <m:t>8</m:t>
-        </m:r>
-      </m:oMath>
-      <w:r>
-        <w:t xml:space="preserve"> </w:t>
-      </w:r>
-      <w:r>
-        <w:t xml:space="preserve">items, confirming this is genuine independent convergence of capable judges on objective correctness, not redundancy</w:t>
-      </w:r>
-      <w:r>
-        <w:t xml:space="preserve"> </w:t>
-      </w:r>
-      <w:r>
-        <w:t xml:space="preserve">of identical models.</w:t>
+          <w:i/>
+        </w:rPr>
+        <w:t>Table 2.</w:t>
+      </w:r>
+      <w:r>
+        <w:rPr>
+          <w:b w:val="0"/>
+          <w:i/>
+        </w:rPr>
+        <w:t xml:space="preserve"> </w:t>
+      </w:r>
+      <w:r>
+        <w:rPr>
+          <w:b w:val="0"/>
+          <w:i/>
+        </w:rPr>
+        <w:t>Spearman correlation of CoEval accuracy scores with ground-truth correctness on exact-match QA (SciQ, ARC-Challenge;  datapoints,  responses; datapoint-clustered 95% bootstrap CI). The frontier cross-family ensemble tracks ground truth at . The three frontier judges agree on every item; crucially, the weaker auxiliary judges they are contrasted against (Section 5.2) disagree on – items, confirming this is genuine independent convergence of capable judges on objective correctness, not redundancy of identical models.</w:t>
       </w:r>
     </w:p>
     <w:tbl>
@@ -5735,7 +5627,7 @@
             </w:pPr>
             <w:r>
               <w:rPr>
-                <w:rFonts w:ascii="Times New Roman" w:hAnsi="Times New Roman"/>
+                <w:rFonts w:ascii="Georgia" w:hAnsi="Georgia"/>
                 <w:b/>
                 <w:sz w:val="19"/>
               </w:rPr>
@@ -5764,7 +5656,7 @@
             </w:pPr>
             <w:r>
               <w:rPr>
-                <w:rFonts w:ascii="Times New Roman" w:hAnsi="Times New Roman"/>
+                <w:rFonts w:ascii="Georgia" w:hAnsi="Georgia"/>
                 <w:b/>
                 <w:sz w:val="19"/>
               </w:rPr>
@@ -5793,7 +5685,7 @@
             </w:pPr>
             <w:r>
               <w:rPr>
-                <w:rFonts w:ascii="Times New Roman" w:hAnsi="Times New Roman"/>
+                <w:rFonts w:ascii="Georgia" w:hAnsi="Georgia"/>
                 <w:b/>
                 <w:sz w:val="19"/>
               </w:rPr>
@@ -5822,7 +5714,7 @@
             </w:pPr>
             <w:r>
               <w:rPr>
-                <w:rFonts w:ascii="Times New Roman" w:hAnsi="Times New Roman"/>
+                <w:rFonts w:ascii="Georgia" w:hAnsi="Georgia"/>
                 <w:b/>
                 <w:sz w:val="19"/>
               </w:rPr>
@@ -5852,7 +5744,7 @@
             </w:pPr>
             <w:r>
               <w:rPr>
-                <w:rFonts w:ascii="Times New Roman" w:hAnsi="Times New Roman"/>
+                <w:rFonts w:ascii="Georgia" w:hAnsi="Georgia"/>
                 <w:sz w:val="20"/>
               </w:rPr>
               <w:t xml:space="preserve">CoEval frontier ensemble</w:t>
@@ -5879,7 +5771,7 @@
             </w:pPr>
             <w:r>
               <w:rPr>
-                <w:rFonts w:ascii="Times New Roman" w:hAnsi="Times New Roman"/>
+                <w:rFonts w:ascii="Georgia" w:hAnsi="Georgia"/>
                 <w:sz w:val="20"/>
               </w:rPr>
               <w:t xml:space="preserve">+0.669</w:t>
@@ -5906,7 +5798,7 @@
             </w:pPr>
             <w:r>
               <w:rPr>
-                <w:rFonts w:ascii="Times New Roman" w:hAnsi="Times New Roman"/>
+                <w:rFonts w:ascii="Georgia" w:hAnsi="Georgia"/>
                 <w:sz w:val="20"/>
               </w:rPr>
               <w:t xml:space="preserve">+0.882</w:t>
@@ -5933,7 +5825,7 @@
             </w:pPr>
             <w:r>
               <w:rPr>
-                <w:rFonts w:ascii="Times New Roman" w:hAnsi="Times New Roman"/>
+                <w:rFonts w:ascii="Georgia" w:hAnsi="Georgia"/>
                 <w:b/>
                 <w:bCs/>
                 <w:sz w:val="20"/>
@@ -5942,14 +5834,14 @@
             </w:r>
             <w:r>
               <w:rPr>
-                <w:rFonts w:ascii="Times New Roman" w:hAnsi="Times New Roman"/>
+                <w:rFonts w:ascii="Georgia" w:hAnsi="Georgia"/>
                 <w:sz w:val="20"/>
               </w:rPr>
               <w:t xml:space="preserve"> </w:t>
             </w:r>
             <w:r>
               <w:rPr>
-                <w:rFonts w:ascii="Times New Roman" w:hAnsi="Times New Roman"/>
+                <w:rFonts w:ascii="Georgia" w:hAnsi="Georgia"/>
                 <w:sz w:val="20"/>
               </w:rPr>
               <w:t xml:space="preserve">[0.77, 0.94]</w:t>
@@ -5978,7 +5870,7 @@
             </w:pPr>
             <w:r>
               <w:rPr>
-                <w:rFonts w:ascii="Times New Roman" w:hAnsi="Times New Roman"/>
+                <w:rFonts w:ascii="Georgia" w:hAnsi="Georgia"/>
                 <w:sz w:val="20"/>
               </w:rPr>
               <w:t xml:space="preserve">  gpt-4o (OpenAI)</w:t>
@@ -6005,7 +5897,7 @@
             </w:pPr>
             <w:r>
               <w:rPr>
-                <w:rFonts w:ascii="Times New Roman" w:hAnsi="Times New Roman"/>
+                <w:rFonts w:ascii="Georgia" w:hAnsi="Georgia"/>
                 <w:sz w:val="20"/>
               </w:rPr>
               <w:t xml:space="preserve">+0.669</w:t>
@@ -6032,7 +5924,7 @@
             </w:pPr>
             <w:r>
               <w:rPr>
-                <w:rFonts w:ascii="Times New Roman" w:hAnsi="Times New Roman"/>
+                <w:rFonts w:ascii="Georgia" w:hAnsi="Georgia"/>
                 <w:sz w:val="20"/>
               </w:rPr>
               <w:t xml:space="preserve">+0.882</w:t>
@@ -6059,7 +5951,7 @@
             </w:pPr>
             <w:r>
               <w:rPr>
-                <w:rFonts w:ascii="Times New Roman" w:hAnsi="Times New Roman"/>
+                <w:rFonts w:ascii="Georgia" w:hAnsi="Georgia"/>
                 <w:sz w:val="20"/>
               </w:rPr>
               <w:t xml:space="preserve">+0.859</w:t>
@@ -6088,7 +5980,7 @@
             </w:pPr>
             <w:r>
               <w:rPr>
-                <w:rFonts w:ascii="Times New Roman" w:hAnsi="Times New Roman"/>
+                <w:rFonts w:ascii="Georgia" w:hAnsi="Georgia"/>
                 <w:sz w:val="20"/>
               </w:rPr>
               <w:t xml:space="preserve">  claude-sonnet-4 (Anthropic)</w:t>
@@ -6115,7 +6007,7 @@
             </w:pPr>
             <w:r>
               <w:rPr>
-                <w:rFonts w:ascii="Times New Roman" w:hAnsi="Times New Roman"/>
+                <w:rFonts w:ascii="Georgia" w:hAnsi="Georgia"/>
                 <w:sz w:val="20"/>
               </w:rPr>
               <w:t xml:space="preserve">+0.669</w:t>
@@ -6142,7 +6034,7 @@
             </w:pPr>
             <w:r>
               <w:rPr>
-                <w:rFonts w:ascii="Times New Roman" w:hAnsi="Times New Roman"/>
+                <w:rFonts w:ascii="Georgia" w:hAnsi="Georgia"/>
                 <w:sz w:val="20"/>
               </w:rPr>
               <w:t xml:space="preserve">+0.882</w:t>
@@ -6169,7 +6061,7 @@
             </w:pPr>
             <w:r>
               <w:rPr>
-                <w:rFonts w:ascii="Times New Roman" w:hAnsi="Times New Roman"/>
+                <w:rFonts w:ascii="Georgia" w:hAnsi="Georgia"/>
                 <w:sz w:val="20"/>
               </w:rPr>
               <w:t xml:space="preserve">+0.859</w:t>
@@ -6198,7 +6090,7 @@
             </w:pPr>
             <w:r>
               <w:rPr>
-                <w:rFonts w:ascii="Times New Roman" w:hAnsi="Times New Roman"/>
+                <w:rFonts w:ascii="Georgia" w:hAnsi="Georgia"/>
                 <w:sz w:val="20"/>
               </w:rPr>
               <w:t xml:space="preserve">  gemini-2.5-flash (Google)</w:t>
@@ -6225,7 +6117,7 @@
             </w:pPr>
             <w:r>
               <w:rPr>
-                <w:rFonts w:ascii="Times New Roman" w:hAnsi="Times New Roman"/>
+                <w:rFonts w:ascii="Georgia" w:hAnsi="Georgia"/>
                 <w:sz w:val="20"/>
               </w:rPr>
               <w:t xml:space="preserve">+0.669</w:t>
@@ -6252,7 +6144,7 @@
             </w:pPr>
             <w:r>
               <w:rPr>
-                <w:rFonts w:ascii="Times New Roman" w:hAnsi="Times New Roman"/>
+                <w:rFonts w:ascii="Georgia" w:hAnsi="Georgia"/>
                 <w:sz w:val="20"/>
               </w:rPr>
               <w:t xml:space="preserve">+0.882</w:t>
@@ -6279,7 +6171,7 @@
             </w:pPr>
             <w:r>
               <w:rPr>
-                <w:rFonts w:ascii="Times New Roman" w:hAnsi="Times New Roman"/>
+                <w:rFonts w:ascii="Georgia" w:hAnsi="Georgia"/>
                 <w:sz w:val="20"/>
               </w:rPr>
               <w:t xml:space="preserve">+0.859</w:t>
@@ -6817,9 +6709,7 @@
     </w:p>
     <w:p>
       <w:pPr>
-        <w:pStyle w:val="ImageCaption"/>
         <w:spacing w:before="80" w:after="120" w:line="240" w:lineRule="auto"/>
-        <w:jc w:val="center"/>
         <w:keepNext w:val="0"/>
         <w:keepLines/>
         <w:widowControl w:val="1"/>
@@ -6827,90 +6717,28 @@
       <w:r>
         <w:rPr>
           <w:b/>
-          <w:bCs/>
-        </w:rPr>
-        <w:t xml:space="preserve">Figure 2.</w:t>
-      </w:r>
-      <w:r>
-        <w:t xml:space="preserve"> </w:t>
-      </w:r>
-      <w:r>
-        <w:t xml:space="preserve">CoEval recovers the true model ranking with no labels. For each student model</w:t>
-      </w:r>
-      <w:r>
-        <w:t xml:space="preserve"> </w:t>
-      </w:r>
-      <w:r>
-        <w:t xml:space="preserve">the CoEval frontier-ensemble accuracy score (green, datapoint-clustered 95% CI) and the held-out ground-truth</w:t>
-      </w:r>
-      <w:r>
-        <w:t xml:space="preserve"> </w:t>
-      </w:r>
-      <w:r>
-        <w:t xml:space="preserve">accuracy (blue) coincide within</w:t>
-      </w:r>
-      <w:r>
-        <w:t xml:space="preserve"> </w:t>
-      </w:r>
-      <m:oMath>
-        <m:r>
-          <m:t>0.02</m:t>
-        </m:r>
-      </m:oMath>
-      <w:r>
-        <w:t xml:space="preserve">, and the order</w:t>
-      </w:r>
-      <w:r>
-        <w:t xml:space="preserve"> </w:t>
-      </w:r>
-      <w:r>
-        <w:rPr>
-          <w:rStyle w:val="VerbatimChar"/>
-        </w:rPr>
-        <w:t xml:space="preserve">gpt-4o-mini</w:t>
-      </w:r>
-      <w:r>
-        <w:t xml:space="preserve"> </w:t>
-      </w:r>
-      <w:r>
-        <w:t xml:space="preserve">&gt;</w:t>
-      </w:r>
-      <w:r>
-        <w:t xml:space="preserve"> </w:t>
-      </w:r>
-      <w:r>
-        <w:rPr>
-          <w:rStyle w:val="VerbatimChar"/>
-        </w:rPr>
-        <w:t xml:space="preserve">gpt-3.5-turbo</w:t>
-      </w:r>
-      <w:r>
-        <w:t xml:space="preserve"> </w:t>
-      </w:r>
-      <w:r>
-        <w:t xml:space="preserve">&gt;</w:t>
-      </w:r>
-      <w:r>
-        <w:t xml:space="preserve"> </w:t>
-      </w:r>
-      <w:r>
-        <w:rPr>
-          <w:rStyle w:val="VerbatimChar"/>
-        </w:rPr>
-        <w:t xml:space="preserve">llama-3.2-3b</w:t>
-      </w:r>
-      <w:r>
-        <w:t xml:space="preserve"> </w:t>
-      </w:r>
-      <w:r>
-        <w:t xml:space="preserve">is reproduced exactly (cf. Table 3).</w:t>
+          <w:i/>
+        </w:rPr>
+        <w:t>Figure 2.</w:t>
+      </w:r>
+      <w:r>
+        <w:rPr>
+          <w:b w:val="0"/>
+          <w:i/>
+        </w:rPr>
+        <w:t xml:space="preserve"> </w:t>
+      </w:r>
+      <w:r>
+        <w:rPr>
+          <w:b w:val="0"/>
+          <w:i/>
+        </w:rPr>
+        <w:t>CoEval recovers the true model ranking with no labels. For each student model the CoEval frontier-ensemble accuracy score (green, datapoint-clustered 95% CI) and the held-out ground-truth accuracy (blue) coincide within , and the order gpt-4o-mini &gt; gpt-3.5-turbo &gt; llama-3.2-3b is reproduced exactly (cf. Table 3).</w:t>
       </w:r>
     </w:p>
     <w:p>
       <w:pPr>
-        <w:pStyle w:val="TableCaption"/>
-        <w:spacing w:before="120" w:after="60" w:line="240" w:lineRule="auto"/>
-        <w:jc w:val="center"/>
+        <w:spacing w:before="240" w:after="60" w:line="240" w:lineRule="auto"/>
         <w:keepNext/>
         <w:keepLines/>
         <w:widowControl w:val="1"/>
@@ -6918,27 +6746,23 @@
       <w:r>
         <w:rPr>
           <w:b/>
-          <w:bCs/>
-        </w:rPr>
-        <w:t xml:space="preserve">Table 3.</w:t>
-      </w:r>
-      <w:r>
-        <w:t xml:space="preserve"> </w:t>
-      </w:r>
-      <w:r>
-        <w:t xml:space="preserve">CoEval reproduces the ground-truth model ranking. Three student models ranked by</w:t>
-      </w:r>
-      <w:r>
-        <w:t xml:space="preserve"> </w:t>
-      </w:r>
-      <w:r>
-        <w:t xml:space="preserve">CoEval frontier-ensemble accuracy score (datapoint-clustered 95% CI) and by exact-match ground truth; the orderings</w:t>
-      </w:r>
-      <w:r>
-        <w:t xml:space="preserve"> </w:t>
-      </w:r>
-      <w:r>
-        <w:t xml:space="preserve">match.</w:t>
+          <w:i/>
+        </w:rPr>
+        <w:t>Table 3.</w:t>
+      </w:r>
+      <w:r>
+        <w:rPr>
+          <w:b w:val="0"/>
+          <w:i/>
+        </w:rPr>
+        <w:t xml:space="preserve"> </w:t>
+      </w:r>
+      <w:r>
+        <w:rPr>
+          <w:b w:val="0"/>
+          <w:i/>
+        </w:rPr>
+        <w:t>CoEval reproduces the ground-truth model ranking. Three student models ranked by CoEval frontier-ensemble accuracy score (datapoint-clustered 95% CI) and by exact-match ground truth; the orderings match.</w:t>
       </w:r>
     </w:p>
     <w:tbl>
@@ -6988,7 +6812,7 @@
             </w:pPr>
             <w:r>
               <w:rPr>
-                <w:rFonts w:ascii="Times New Roman" w:hAnsi="Times New Roman"/>
+                <w:rFonts w:ascii="Georgia" w:hAnsi="Georgia"/>
                 <w:b/>
                 <w:sz w:val="19"/>
               </w:rPr>
@@ -7017,7 +6841,7 @@
             </w:pPr>
             <w:r>
               <w:rPr>
-                <w:rFonts w:ascii="Times New Roman" w:hAnsi="Times New Roman"/>
+                <w:rFonts w:ascii="Georgia" w:hAnsi="Georgia"/>
                 <w:b/>
                 <w:sz w:val="19"/>
               </w:rPr>
@@ -7046,7 +6870,7 @@
             </w:pPr>
             <w:r>
               <w:rPr>
-                <w:rFonts w:ascii="Times New Roman" w:hAnsi="Times New Roman"/>
+                <w:rFonts w:ascii="Georgia" w:hAnsi="Georgia"/>
                 <w:b/>
                 <w:sz w:val="19"/>
               </w:rPr>
@@ -7076,7 +6900,7 @@
             </w:pPr>
             <w:r>
               <w:rPr>
-                <w:rFonts w:ascii="Times New Roman" w:hAnsi="Times New Roman"/>
+                <w:rFonts w:ascii="Georgia" w:hAnsi="Georgia"/>
                 <w:sz w:val="20"/>
               </w:rPr>
               <w:t xml:space="preserve">gpt-4o-mini</w:t>
@@ -7103,7 +6927,7 @@
             </w:pPr>
             <w:r>
               <w:rPr>
-                <w:rFonts w:ascii="Times New Roman" w:hAnsi="Times New Roman"/>
+                <w:rFonts w:ascii="Georgia" w:hAnsi="Georgia"/>
                 <w:sz w:val="20"/>
               </w:rPr>
               <w:t xml:space="preserve">0.963 [0.937, 0.984]</w:t>
@@ -7130,7 +6954,7 @@
             </w:pPr>
             <w:r>
               <w:rPr>
-                <w:rFonts w:ascii="Times New Roman" w:hAnsi="Times New Roman"/>
+                <w:rFonts w:ascii="Georgia" w:hAnsi="Georgia"/>
                 <w:sz w:val="20"/>
               </w:rPr>
               <w:t xml:space="preserve">0.969</w:t>
@@ -7159,7 +6983,7 @@
             </w:pPr>
             <w:r>
               <w:rPr>
-                <w:rFonts w:ascii="Times New Roman" w:hAnsi="Times New Roman"/>
+                <w:rFonts w:ascii="Georgia" w:hAnsi="Georgia"/>
                 <w:sz w:val="20"/>
               </w:rPr>
               <w:t xml:space="preserve">gpt-3.5-turbo</w:t>
@@ -7186,7 +7010,7 @@
             </w:pPr>
             <w:r>
               <w:rPr>
-                <w:rFonts w:ascii="Times New Roman" w:hAnsi="Times New Roman"/>
+                <w:rFonts w:ascii="Georgia" w:hAnsi="Georgia"/>
                 <w:sz w:val="20"/>
               </w:rPr>
               <w:t xml:space="preserve">0.921 [0.880, 0.958]</w:t>
@@ -7213,7 +7037,7 @@
             </w:pPr>
             <w:r>
               <w:rPr>
-                <w:rFonts w:ascii="Times New Roman" w:hAnsi="Times New Roman"/>
+                <w:rFonts w:ascii="Georgia" w:hAnsi="Georgia"/>
                 <w:sz w:val="20"/>
               </w:rPr>
               <w:t xml:space="preserve">0.942</w:t>
@@ -7242,7 +7066,7 @@
             </w:pPr>
             <w:r>
               <w:rPr>
-                <w:rFonts w:ascii="Times New Roman" w:hAnsi="Times New Roman"/>
+                <w:rFonts w:ascii="Georgia" w:hAnsi="Georgia"/>
                 <w:sz w:val="20"/>
               </w:rPr>
               <w:t xml:space="preserve">llama-3.2-3b</w:t>
@@ -7269,7 +7093,7 @@
             </w:pPr>
             <w:r>
               <w:rPr>
-                <w:rFonts w:ascii="Times New Roman" w:hAnsi="Times New Roman"/>
+                <w:rFonts w:ascii="Georgia" w:hAnsi="Georgia"/>
                 <w:sz w:val="20"/>
               </w:rPr>
               <w:t xml:space="preserve">0.843 [0.791, 0.895]</w:t>
@@ -7296,7 +7120,7 @@
             </w:pPr>
             <w:r>
               <w:rPr>
-                <w:rFonts w:ascii="Times New Roman" w:hAnsi="Times New Roman"/>
+                <w:rFonts w:ascii="Georgia" w:hAnsi="Georgia"/>
                 <w:sz w:val="20"/>
               </w:rPr>
               <w:t xml:space="preserve">0.832</w:t>
@@ -8018,9 +7842,7 @@
     </w:p>
     <w:p>
       <w:pPr>
-        <w:pStyle w:val="ImageCaption"/>
         <w:spacing w:before="80" w:after="120" w:line="240" w:lineRule="auto"/>
-        <w:jc w:val="center"/>
         <w:keepNext w:val="0"/>
         <w:keepLines/>
         <w:widowControl w:val="1"/>
@@ -8028,127 +7850,23 @@
       <w:r>
         <w:rPr>
           <w:b/>
-          <w:bCs/>
-        </w:rPr>
-        <w:t xml:space="preserve">Figure 3.</w:t>
-      </w:r>
-      <w:r>
-        <w:t xml:space="preserve"> </w:t>
-      </w:r>
-      <w:r>
-        <w:t xml:space="preserve">Composition over size. Average-measures reliability</w:t>
-      </w:r>
-      <w:r>
-        <w:t xml:space="preserve"> </w:t>
-      </w:r>
-      <m:oMath>
-        <m:r>
-          <m:rPr>
-            <m:sty m:val="p"/>
-          </m:rPr>
-          <m:t>I</m:t>
-        </m:r>
-        <m:r>
-          <m:rPr>
-            <m:sty m:val="p"/>
-          </m:rPr>
-          <m:t>C</m:t>
-        </m:r>
-        <m:r>
-          <m:rPr>
-            <m:sty m:val="p"/>
-          </m:rPr>
-          <m:t>C</m:t>
-        </m:r>
-        <m:r>
-          <m:rPr>
-            <m:sty m:val="p"/>
-          </m:rPr>
-          <m:t>(</m:t>
-        </m:r>
-        <m:r>
-          <m:t>3</m:t>
-        </m:r>
-        <m:r>
-          <m:rPr>
-            <m:sty m:val="p"/>
-          </m:rPr>
-          <m:t>,</m:t>
-        </m:r>
-        <m:r>
-          <m:t>k</m:t>
-        </m:r>
-        <m:r>
-          <m:rPr>
-            <m:sty m:val="p"/>
-          </m:rPr>
-          <m:t>)</m:t>
-        </m:r>
-      </m:oMath>
-      <w:r>
-        <w:t xml:space="preserve"> </w:t>
-      </w:r>
-      <w:r>
-        <w:t xml:space="preserve">as</w:t>
-      </w:r>
-      <w:r>
-        <w:t xml:space="preserve"> </w:t>
-      </w:r>
-      <w:r>
-        <w:t xml:space="preserve">judges are added in descending agreement order. A selected strong panel reaches</w:t>
-      </w:r>
-      <w:r>
-        <w:t xml:space="preserve"> </w:t>
-      </w:r>
-      <m:oMath>
-        <m:r>
-          <m:rPr>
-            <m:sty m:val="p"/>
-          </m:rPr>
-          <m:t>I</m:t>
-        </m:r>
-        <m:r>
-          <m:rPr>
-            <m:sty m:val="p"/>
-          </m:rPr>
-          <m:t>C</m:t>
-        </m:r>
-        <m:r>
-          <m:rPr>
-            <m:sty m:val="p"/>
-          </m:rPr>
-          <m:t>C</m:t>
-        </m:r>
-        <m:r>
-          <m:rPr>
-            <m:sty m:val="p"/>
-          </m:rPr>
-          <m:t>=</m:t>
-        </m:r>
-        <m:r>
-          <m:t>0.70</m:t>
-        </m:r>
-      </m:oMath>
-      <w:r>
-        <w:t xml:space="preserve">; indiscriminately</w:t>
-      </w:r>
-      <w:r>
-        <w:t xml:space="preserve"> </w:t>
-      </w:r>
-      <w:r>
-        <w:t xml:space="preserve">adding low-agreement judges lowers the mean inter-rater correlation faster than averaging compensates, so reliability</w:t>
-      </w:r>
-      <w:r>
-        <w:t xml:space="preserve"> </w:t>
-      </w:r>
-      <w:r>
-        <w:t xml:space="preserve">falls. CoEval's consensus selection retains the high-agreement judges, delivering the reliable configuration</w:t>
-      </w:r>
-      <w:r>
-        <w:t xml:space="preserve"> </w:t>
-      </w:r>
-      <w:r>
-        <w:t xml:space="preserve">automatically.</w:t>
+          <w:i/>
+        </w:rPr>
+        <w:t>Figure 3.</w:t>
+      </w:r>
+      <w:r>
+        <w:rPr>
+          <w:b w:val="0"/>
+          <w:i/>
+        </w:rPr>
+        <w:t xml:space="preserve"> </w:t>
+      </w:r>
+      <w:r>
+        <w:rPr>
+          <w:b w:val="0"/>
+          <w:i/>
+        </w:rPr>
+        <w:t>Composition over size. Average-measures reliability  as judges are added in descending agreement order. A selected strong panel reaches ; indiscriminately adding low-agreement judges lowers the mean inter-rater correlation faster than averaging compensates, so reliability falls. CoEval's consensus selection retains the high-agreement judges, delivering the reliable configuration automatically.</w:t>
       </w:r>
     </w:p>
     <w:p>
@@ -9975,9 +9693,7 @@
     </w:p>
     <w:p>
       <w:pPr>
-        <w:pStyle w:val="TableCaption"/>
-        <w:spacing w:before="120" w:after="60" w:line="240" w:lineRule="auto"/>
-        <w:jc w:val="center"/>
+        <w:spacing w:before="240" w:after="60" w:line="240" w:lineRule="auto"/>
         <w:keepNext/>
         <w:keepLines/>
         <w:widowControl w:val="1"/>
@@ -9985,35 +9701,23 @@
       <w:r>
         <w:rPr>
           <w:b/>
-          <w:bCs/>
-        </w:rPr>
-        <w:t xml:space="preserve">Table 4.</w:t>
-      </w:r>
-      <w:r>
-        <w:t xml:space="preserve"> </w:t>
-      </w:r>
-      <w:r>
-        <w:t xml:space="preserve">Verbosity bias (Pearson</w:t>
-      </w:r>
-      <w:r>
-        <w:t xml:space="preserve"> </w:t>
-      </w:r>
-      <m:oMath>
-        <m:r>
-          <m:t>r</m:t>
-        </m:r>
-      </m:oMath>
-      <w:r>
-        <w:t xml:space="preserve"> </w:t>
-      </w:r>
-      <w:r>
-        <w:t xml:space="preserve">between response length and score) for representative</w:t>
-      </w:r>
-      <w:r>
-        <w:t xml:space="preserve"> </w:t>
-      </w:r>
-      <w:r>
-        <w:t xml:space="preserve">individual judges versus the CoEval ensemble. The ensemble CI includes zero.</w:t>
+          <w:i/>
+        </w:rPr>
+        <w:t>Table 4.</w:t>
+      </w:r>
+      <w:r>
+        <w:rPr>
+          <w:b w:val="0"/>
+          <w:i/>
+        </w:rPr>
+        <w:t xml:space="preserve"> </w:t>
+      </w:r>
+      <w:r>
+        <w:rPr>
+          <w:b w:val="0"/>
+          <w:i/>
+        </w:rPr>
+        <w:t>Verbosity bias (Pearson  between response length and score) for representative individual judges versus the CoEval ensemble. The ensemble CI includes zero.</w:t>
       </w:r>
     </w:p>
     <w:tbl>
@@ -10063,7 +9767,7 @@
             </w:pPr>
             <w:r>
               <w:rPr>
-                <w:rFonts w:ascii="Times New Roman" w:hAnsi="Times New Roman"/>
+                <w:rFonts w:ascii="Georgia" w:hAnsi="Georgia"/>
                 <w:b/>
                 <w:sz w:val="19"/>
               </w:rPr>
@@ -10092,7 +9796,7 @@
             </w:pPr>
             <w:r>
               <w:rPr>
-                <w:rFonts w:ascii="Times New Roman" w:hAnsi="Times New Roman"/>
+                <w:rFonts w:ascii="Georgia" w:hAnsi="Georgia"/>
                 <w:b/>
                 <w:sz w:val="19"/>
               </w:rPr>
@@ -10100,7 +9804,7 @@
             </w:r>
             <w:r>
               <w:rPr>
-                <w:rFonts w:ascii="Times New Roman" w:hAnsi="Times New Roman"/>
+                <w:rFonts w:ascii="Georgia" w:hAnsi="Georgia"/>
                 <w:b/>
                 <w:sz w:val="19"/>
               </w:rPr>
@@ -10134,7 +9838,7 @@
             </w:pPr>
             <w:r>
               <w:rPr>
-                <w:rFonts w:ascii="Times New Roman" w:hAnsi="Times New Roman"/>
+                <w:rFonts w:ascii="Georgia" w:hAnsi="Georgia"/>
                 <w:b/>
                 <w:sz w:val="19"/>
               </w:rPr>
@@ -10164,7 +9868,7 @@
             </w:pPr>
             <w:r>
               <w:rPr>
-                <w:rFonts w:ascii="Times New Roman" w:hAnsi="Times New Roman"/>
+                <w:rFonts w:ascii="Georgia" w:hAnsi="Georgia"/>
                 <w:sz w:val="20"/>
               </w:rPr>
               <w:t xml:space="preserve">gpt-3.5-turbo</w:t>
@@ -10191,7 +9895,7 @@
             </w:pPr>
             <w:r>
               <w:rPr>
-                <w:rFonts w:ascii="Times New Roman" w:hAnsi="Times New Roman"/>
+                <w:rFonts w:ascii="Georgia" w:hAnsi="Georgia"/>
                 <w:sz w:val="20"/>
               </w:rPr>
               <w:t xml:space="preserve">−0.177</w:t>
@@ -10218,7 +9922,7 @@
             </w:pPr>
             <w:r>
               <w:rPr>
-                <w:rFonts w:ascii="Times New Roman" w:hAnsi="Times New Roman"/>
+                <w:rFonts w:ascii="Georgia" w:hAnsi="Georgia"/>
                 <w:sz w:val="20"/>
               </w:rPr>
               <w:t xml:space="preserve">–</w:t>
@@ -10247,7 +9951,7 @@
             </w:pPr>
             <w:r>
               <w:rPr>
-                <w:rFonts w:ascii="Times New Roman" w:hAnsi="Times New Roman"/>
+                <w:rFonts w:ascii="Georgia" w:hAnsi="Georgia"/>
                 <w:sz w:val="20"/>
               </w:rPr>
               <w:t xml:space="preserve">SmolLM2</w:t>
@@ -10274,7 +9978,7 @@
             </w:pPr>
             <w:r>
               <w:rPr>
-                <w:rFonts w:ascii="Times New Roman" w:hAnsi="Times New Roman"/>
+                <w:rFonts w:ascii="Georgia" w:hAnsi="Georgia"/>
                 <w:sz w:val="20"/>
               </w:rPr>
               <w:t xml:space="preserve">+0.234</w:t>
@@ -10301,7 +10005,7 @@
             </w:pPr>
             <w:r>
               <w:rPr>
-                <w:rFonts w:ascii="Times New Roman" w:hAnsi="Times New Roman"/>
+                <w:rFonts w:ascii="Georgia" w:hAnsi="Georgia"/>
                 <w:sz w:val="20"/>
               </w:rPr>
               <w:t xml:space="preserve">–</w:t>
@@ -10330,14 +10034,14 @@
             </w:pPr>
             <w:r>
               <w:rPr>
-                <w:rFonts w:ascii="Times New Roman" w:hAnsi="Times New Roman"/>
+                <w:rFonts w:ascii="Georgia" w:hAnsi="Georgia"/>
                 <w:sz w:val="20"/>
               </w:rPr>
               <w:t xml:space="preserve">Panel mean</w:t>
             </w:r>
             <w:r>
               <w:rPr>
-                <w:rFonts w:ascii="Times New Roman" w:hAnsi="Times New Roman"/>
+                <w:rFonts w:ascii="Georgia" w:hAnsi="Georgia"/>
                 <w:sz w:val="20"/>
               </w:rPr>
               <w:t xml:space="preserve"> </w:t>
@@ -10388,7 +10092,7 @@
             </w:pPr>
             <w:r>
               <w:rPr>
-                <w:rFonts w:ascii="Times New Roman" w:hAnsi="Times New Roman"/>
+                <w:rFonts w:ascii="Georgia" w:hAnsi="Georgia"/>
                 <w:sz w:val="20"/>
               </w:rPr>
               <w:t xml:space="preserve">0.153</w:t>
@@ -10415,7 +10119,7 @@
             </w:pPr>
             <w:r>
               <w:rPr>
-                <w:rFonts w:ascii="Times New Roman" w:hAnsi="Times New Roman"/>
+                <w:rFonts w:ascii="Georgia" w:hAnsi="Georgia"/>
                 <w:sz w:val="20"/>
               </w:rPr>
               <w:t xml:space="preserve">–</w:t>
@@ -10444,7 +10148,7 @@
             </w:pPr>
             <w:r>
               <w:rPr>
-                <w:rFonts w:ascii="Times New Roman" w:hAnsi="Times New Roman"/>
+                <w:rFonts w:ascii="Georgia" w:hAnsi="Georgia"/>
                 <w:sz w:val="20"/>
               </w:rPr>
               <w:t xml:space="preserve">CoEval ensemble</w:t>
@@ -10471,7 +10175,7 @@
             </w:pPr>
             <w:r>
               <w:rPr>
-                <w:rFonts w:ascii="Times New Roman" w:hAnsi="Times New Roman"/>
+                <w:rFonts w:ascii="Georgia" w:hAnsi="Georgia"/>
                 <w:sz w:val="20"/>
               </w:rPr>
               <w:t xml:space="preserve">+0.010</w:t>
@@ -10498,7 +10202,7 @@
             </w:pPr>
             <w:r>
               <w:rPr>
-                <w:rFonts w:ascii="Times New Roman" w:hAnsi="Times New Roman"/>
+                <w:rFonts w:ascii="Georgia" w:hAnsi="Georgia"/>
                 <w:sz w:val="20"/>
               </w:rPr>
               <w:t xml:space="preserve">[−0.039, +0.057]</w:t>
@@ -10560,9 +10264,7 @@
     </w:p>
     <w:p>
       <w:pPr>
-        <w:pStyle w:val="ImageCaption"/>
         <w:spacing w:before="80" w:after="120" w:line="240" w:lineRule="auto"/>
-        <w:jc w:val="center"/>
         <w:keepNext w:val="0"/>
         <w:keepLines/>
         <w:widowControl w:val="1"/>
@@ -10570,56 +10272,23 @@
       <w:r>
         <w:rPr>
           <w:b/>
-          <w:bCs/>
-        </w:rPr>
-        <w:t xml:space="preserve">Figure 4.</w:t>
-      </w:r>
-      <w:r>
-        <w:t xml:space="preserve"> </w:t>
-      </w:r>
-      <w:r>
-        <w:t xml:space="preserve">Verbosity bias by judge. Each judge's Pearson correlation between response</w:t>
-      </w:r>
-      <w:r>
-        <w:t xml:space="preserve"> </w:t>
-      </w:r>
-      <w:r>
-        <w:t xml:space="preserve">length and score (point) with its 95% bootstrap CI; the ensemble (green) sits at</w:t>
-      </w:r>
-      <w:r>
-        <w:t xml:space="preserve"> </w:t>
-      </w:r>
-      <m:oMath>
-        <m:r>
-          <m:t>r</m:t>
-        </m:r>
-        <m:r>
-          <m:rPr>
-            <m:sty m:val="p"/>
-          </m:rPr>
-          <m:t>=</m:t>
-        </m:r>
-        <m:r>
-          <m:rPr>
-            <m:sty m:val="p"/>
-          </m:rPr>
-          <m:t>+</m:t>
-        </m:r>
-        <m:r>
-          <m:t>0.010</m:t>
-        </m:r>
-      </m:oMath>
-      <w:r>
-        <w:t xml:space="preserve"> </w:t>
-      </w:r>
-      <w:r>
-        <w:t xml:space="preserve">with a CI spanning zero.</w:t>
-      </w:r>
-      <w:r>
-        <w:t xml:space="preserve"> </w:t>
-      </w:r>
-      <w:r>
-        <w:t xml:space="preserve">Mixed-sign per-judge biases cancel under averaging.</w:t>
+          <w:i/>
+        </w:rPr>
+        <w:t>Figure 4.</w:t>
+      </w:r>
+      <w:r>
+        <w:rPr>
+          <w:b w:val="0"/>
+          <w:i/>
+        </w:rPr>
+        <w:t xml:space="preserve"> </w:t>
+      </w:r>
+      <w:r>
+        <w:rPr>
+          <w:b w:val="0"/>
+          <w:i/>
+        </w:rPr>
+        <w:t>Verbosity bias by judge. Each judge's Pearson correlation between response length and score (point) with its 95% bootstrap CI; the ensemble (green) sits at  with a CI spanning zero. Mixed-sign per-judge biases cancel under averaging.</w:t>
       </w:r>
     </w:p>
     <w:p>
@@ -12668,9 +12337,7 @@
     </w:p>
     <w:p>
       <w:pPr>
-        <w:pStyle w:val="TableCaption"/>
-        <w:spacing w:before="120" w:after="60" w:line="240" w:lineRule="auto"/>
-        <w:jc w:val="center"/>
+        <w:spacing w:before="240" w:after="60" w:line="240" w:lineRule="auto"/>
         <w:keepNext/>
         <w:keepLines/>
         <w:widowControl w:val="1"/>
@@ -12678,91 +12345,23 @@
       <w:r>
         <w:rPr>
           <w:b/>
-          <w:bCs/>
-        </w:rPr>
-        <w:t xml:space="preserve">Table 5.</w:t>
-      </w:r>
-      <w:r>
-        <w:t xml:space="preserve"> </w:t>
-      </w:r>
-      <w:r>
-        <w:t xml:space="preserve">CoEval ranks three candidate models on three custom, contamination-free verticals</w:t>
-      </w:r>
-      <w:r>
-        <w:t xml:space="preserve"> </w:t>
-      </w:r>
-      <w:r>
-        <w:t xml:space="preserve">generated from a task description with no labeled data. Scores are the cross-family ensemble mean (</w:t>
-      </w:r>
-      <m:oMath>
-        <m:r>
-          <m:rPr>
-            <m:sty m:val="p"/>
-          </m:rPr>
-          <m:t>[</m:t>
-        </m:r>
-        <m:r>
-          <m:t>0</m:t>
-        </m:r>
-        <m:r>
-          <m:rPr>
-            <m:sty m:val="p"/>
-          </m:rPr>
-          <m:t>,</m:t>
-        </m:r>
-        <m:r>
-          <m:t>1</m:t>
-        </m:r>
-        <m:r>
-          <m:rPr>
-            <m:sty m:val="p"/>
-          </m:rPr>
-          <m:t>]</m:t>
-        </m:r>
-      </m:oMath>
-      <w:r>
-        <w:t xml:space="preserve">) with 95%</w:t>
-      </w:r>
-      <w:r>
-        <w:t xml:space="preserve"> </w:t>
-      </w:r>
-      <w:r>
-        <w:t xml:space="preserve">bootstrap CI over</w:t>
-      </w:r>
-      <w:r>
-        <w:t xml:space="preserve"> </w:t>
-      </w:r>
-      <m:oMath>
-        <m:r>
-          <m:t>40</m:t>
-        </m:r>
-      </m:oMath>
-      <w:r>
-        <w:t xml:space="preserve"> </w:t>
-      </w:r>
-      <w:r>
-        <w:t xml:space="preserve">generated items.</w:t>
-      </w:r>
-      <w:r>
-        <w:t xml:space="preserve"> </w:t>
-      </w:r>
-      <w:r>
-        <w:rPr>
-          <w:rStyle w:val="VerbatimChar"/>
-        </w:rPr>
-        <w:t xml:space="preserve">llama-3.2-3b</w:t>
-      </w:r>
-      <w:r>
-        <w:t xml:space="preserve"> </w:t>
-      </w:r>
-      <w:r>
-        <w:t xml:space="preserve">ranks weakest in every vertical; the three judges</w:t>
-      </w:r>
-      <w:r>
-        <w:t xml:space="preserve"> </w:t>
-      </w:r>
-      <w:r>
-        <w:t xml:space="preserve">agree unanimously on the full drug-interaction order, unanimously on the weakest clinical model, and two-of-three in legal.</w:t>
+          <w:i/>
+        </w:rPr>
+        <w:t>Table 5.</w:t>
+      </w:r>
+      <w:r>
+        <w:rPr>
+          <w:b w:val="0"/>
+          <w:i/>
+        </w:rPr>
+        <w:t xml:space="preserve"> </w:t>
+      </w:r>
+      <w:r>
+        <w:rPr>
+          <w:b w:val="0"/>
+          <w:i/>
+        </w:rPr>
+        <w:t>CoEval ranks three candidate models on three custom, contamination-free verticals generated from a task description with no labeled data. Scores are the cross-family ensemble mean () with 95% bootstrap CI over  generated items. llama-3.2-3b ranks weakest in every vertical; the three judges agree unanimously on the full drug-interaction order, unanimously on the weakest clinical model, and two-of-three in legal.</w:t>
       </w:r>
     </w:p>
     <w:tbl>
@@ -12811,7 +12410,7 @@
             </w:pPr>
             <w:r>
               <w:rPr>
-                <w:rFonts w:ascii="Times New Roman" w:hAnsi="Times New Roman"/>
+                <w:rFonts w:ascii="Georgia" w:hAnsi="Georgia"/>
                 <w:b/>
                 <w:sz w:val="19"/>
               </w:rPr>
@@ -12840,7 +12439,7 @@
             </w:pPr>
             <w:r>
               <w:rPr>
-                <w:rFonts w:ascii="Times New Roman" w:hAnsi="Times New Roman"/>
+                <w:rFonts w:ascii="Georgia" w:hAnsi="Georgia"/>
                 <w:b/>
                 <w:sz w:val="19"/>
               </w:rPr>
@@ -12870,7 +12469,7 @@
             </w:pPr>
             <w:r>
               <w:rPr>
-                <w:rFonts w:ascii="Times New Roman" w:hAnsi="Times New Roman"/>
+                <w:rFonts w:ascii="Georgia" w:hAnsi="Georgia"/>
                 <w:i/>
                 <w:iCs/>
                 <w:sz w:val="20"/>
@@ -12879,14 +12478,14 @@
             </w:r>
             <w:r>
               <w:rPr>
-                <w:rFonts w:ascii="Times New Roman" w:hAnsi="Times New Roman"/>
+                <w:rFonts w:ascii="Georgia" w:hAnsi="Georgia"/>
                 <w:sz w:val="20"/>
               </w:rPr>
               <w:t xml:space="preserve"> </w:t>
             </w:r>
             <w:r>
               <w:rPr>
-                <w:rFonts w:ascii="Times New Roman" w:hAnsi="Times New Roman"/>
+                <w:rFonts w:ascii="Georgia" w:hAnsi="Georgia"/>
                 <w:sz w:val="20"/>
               </w:rPr>
               <w:t xml:space="preserve">(judges unanimous)</w:t>
@@ -12935,7 +12534,7 @@
             </w:pPr>
             <w:r>
               <w:rPr>
-                <w:rFonts w:ascii="Times New Roman" w:hAnsi="Times New Roman"/>
+                <w:rFonts w:ascii="Georgia" w:hAnsi="Georgia"/>
                 <w:sz w:val="20"/>
               </w:rPr>
               <w:t xml:space="preserve">  gpt-4o-mini</w:t>
@@ -12962,7 +12561,7 @@
             </w:pPr>
             <w:r>
               <w:rPr>
-                <w:rFonts w:ascii="Times New Roman" w:hAnsi="Times New Roman"/>
+                <w:rFonts w:ascii="Georgia" w:hAnsi="Georgia"/>
                 <w:sz w:val="20"/>
               </w:rPr>
               <w:t xml:space="preserve">0.770 [0.739, 0.800]</w:t>
@@ -12991,7 +12590,7 @@
             </w:pPr>
             <w:r>
               <w:rPr>
-                <w:rFonts w:ascii="Times New Roman" w:hAnsi="Times New Roman"/>
+                <w:rFonts w:ascii="Georgia" w:hAnsi="Georgia"/>
                 <w:sz w:val="20"/>
               </w:rPr>
               <w:t xml:space="preserve">  gpt-3.5-turbo</w:t>
@@ -13018,7 +12617,7 @@
             </w:pPr>
             <w:r>
               <w:rPr>
-                <w:rFonts w:ascii="Times New Roman" w:hAnsi="Times New Roman"/>
+                <w:rFonts w:ascii="Georgia" w:hAnsi="Georgia"/>
                 <w:sz w:val="20"/>
               </w:rPr>
               <w:t xml:space="preserve">0.682 [0.646, 0.717]</w:t>
@@ -13047,7 +12646,7 @@
             </w:pPr>
             <w:r>
               <w:rPr>
-                <w:rFonts w:ascii="Times New Roman" w:hAnsi="Times New Roman"/>
+                <w:rFonts w:ascii="Georgia" w:hAnsi="Georgia"/>
                 <w:sz w:val="20"/>
               </w:rPr>
               <w:t xml:space="preserve">  llama-3.2-3b</w:t>
@@ -13074,7 +12673,7 @@
             </w:pPr>
             <w:r>
               <w:rPr>
-                <w:rFonts w:ascii="Times New Roman" w:hAnsi="Times New Roman"/>
+                <w:rFonts w:ascii="Georgia" w:hAnsi="Georgia"/>
                 <w:sz w:val="20"/>
               </w:rPr>
               <w:t xml:space="preserve">0.497 [0.459, 0.532]</w:t>
@@ -13103,7 +12702,7 @@
             </w:pPr>
             <w:r>
               <w:rPr>
-                <w:rFonts w:ascii="Times New Roman" w:hAnsi="Times New Roman"/>
+                <w:rFonts w:ascii="Georgia" w:hAnsi="Georgia"/>
                 <w:i/>
                 <w:iCs/>
                 <w:sz w:val="20"/>
@@ -13154,7 +12753,7 @@
             </w:pPr>
             <w:r>
               <w:rPr>
-                <w:rFonts w:ascii="Times New Roman" w:hAnsi="Times New Roman"/>
+                <w:rFonts w:ascii="Georgia" w:hAnsi="Georgia"/>
                 <w:sz w:val="20"/>
               </w:rPr>
               <w:t xml:space="preserve">  gpt-3.5-turbo</w:t>
@@ -13181,7 +12780,7 @@
             </w:pPr>
             <w:r>
               <w:rPr>
-                <w:rFonts w:ascii="Times New Roman" w:hAnsi="Times New Roman"/>
+                <w:rFonts w:ascii="Georgia" w:hAnsi="Georgia"/>
                 <w:sz w:val="20"/>
               </w:rPr>
               <w:t xml:space="preserve">0.873 [0.849, 0.895]</w:t>
@@ -13210,7 +12809,7 @@
             </w:pPr>
             <w:r>
               <w:rPr>
-                <w:rFonts w:ascii="Times New Roman" w:hAnsi="Times New Roman"/>
+                <w:rFonts w:ascii="Georgia" w:hAnsi="Georgia"/>
                 <w:sz w:val="20"/>
               </w:rPr>
               <w:t xml:space="preserve">  gpt-4o-mini</w:t>
@@ -13237,7 +12836,7 @@
             </w:pPr>
             <w:r>
               <w:rPr>
-                <w:rFonts w:ascii="Times New Roman" w:hAnsi="Times New Roman"/>
+                <w:rFonts w:ascii="Georgia" w:hAnsi="Georgia"/>
                 <w:sz w:val="20"/>
               </w:rPr>
               <w:t xml:space="preserve">0.864 [0.840, 0.885]</w:t>
@@ -13266,7 +12865,7 @@
             </w:pPr>
             <w:r>
               <w:rPr>
-                <w:rFonts w:ascii="Times New Roman" w:hAnsi="Times New Roman"/>
+                <w:rFonts w:ascii="Georgia" w:hAnsi="Georgia"/>
                 <w:sz w:val="20"/>
               </w:rPr>
               <w:t xml:space="preserve">  llama-3.2-3b</w:t>
@@ -13293,7 +12892,7 @@
             </w:pPr>
             <w:r>
               <w:rPr>
-                <w:rFonts w:ascii="Times New Roman" w:hAnsi="Times New Roman"/>
+                <w:rFonts w:ascii="Georgia" w:hAnsi="Georgia"/>
                 <w:sz w:val="20"/>
               </w:rPr>
               <w:t xml:space="preserve">0.814 [0.784, 0.844]</w:t>
@@ -13322,7 +12921,7 @@
             </w:pPr>
             <w:r>
               <w:rPr>
-                <w:rFonts w:ascii="Times New Roman" w:hAnsi="Times New Roman"/>
+                <w:rFonts w:ascii="Georgia" w:hAnsi="Georgia"/>
                 <w:i/>
                 <w:iCs/>
                 <w:sz w:val="20"/>
@@ -13373,7 +12972,7 @@
             </w:pPr>
             <w:r>
               <w:rPr>
-                <w:rFonts w:ascii="Times New Roman" w:hAnsi="Times New Roman"/>
+                <w:rFonts w:ascii="Georgia" w:hAnsi="Georgia"/>
                 <w:sz w:val="20"/>
               </w:rPr>
               <w:t xml:space="preserve">  gpt-4o-mini</w:t>
@@ -13400,7 +12999,7 @@
             </w:pPr>
             <w:r>
               <w:rPr>
-                <w:rFonts w:ascii="Times New Roman" w:hAnsi="Times New Roman"/>
+                <w:rFonts w:ascii="Georgia" w:hAnsi="Georgia"/>
                 <w:sz w:val="20"/>
               </w:rPr>
               <w:t xml:space="preserve">0.982 [0.973, 0.991]</w:t>
@@ -13429,7 +13028,7 @@
             </w:pPr>
             <w:r>
               <w:rPr>
-                <w:rFonts w:ascii="Times New Roman" w:hAnsi="Times New Roman"/>
+                <w:rFonts w:ascii="Georgia" w:hAnsi="Georgia"/>
                 <w:sz w:val="20"/>
               </w:rPr>
               <w:t xml:space="preserve">  gpt-3.5-turbo</w:t>
@@ -13456,7 +13055,7 @@
             </w:pPr>
             <w:r>
               <w:rPr>
-                <w:rFonts w:ascii="Times New Roman" w:hAnsi="Times New Roman"/>
+                <w:rFonts w:ascii="Georgia" w:hAnsi="Georgia"/>
                 <w:sz w:val="20"/>
               </w:rPr>
               <w:t xml:space="preserve">0.740 [0.709, 0.770]</w:t>
@@ -13485,7 +13084,7 @@
             </w:pPr>
             <w:r>
               <w:rPr>
-                <w:rFonts w:ascii="Times New Roman" w:hAnsi="Times New Roman"/>
+                <w:rFonts w:ascii="Georgia" w:hAnsi="Georgia"/>
                 <w:sz w:val="20"/>
               </w:rPr>
               <w:t xml:space="preserve">  llama-3.2-3b</w:t>
@@ -13512,7 +13111,7 @@
             </w:pPr>
             <w:r>
               <w:rPr>
-                <w:rFonts w:ascii="Times New Roman" w:hAnsi="Times New Roman"/>
+                <w:rFonts w:ascii="Georgia" w:hAnsi="Georgia"/>
                 <w:sz w:val="20"/>
               </w:rPr>
               <w:t xml:space="preserve">0.709 [0.677, 0.744]</w:t>
@@ -14165,9 +13764,7 @@
     </w:p>
     <w:p>
       <w:pPr>
-        <w:pStyle w:val="TableCaption"/>
-        <w:spacing w:before="120" w:after="60" w:line="240" w:lineRule="auto"/>
-        <w:jc w:val="center"/>
+        <w:spacing w:before="240" w:after="60" w:line="240" w:lineRule="auto"/>
         <w:keepNext/>
         <w:keepLines/>
         <w:widowControl w:val="1"/>
@@ -14175,127 +13772,23 @@
       <w:r>
         <w:rPr>
           <w:b/>
-          <w:bCs/>
-        </w:rPr>
-        <w:t xml:space="preserve">Table 6.</w:t>
-      </w:r>
-      <w:r>
-        <w:t xml:space="preserve"> </w:t>
-      </w:r>
-      <w:r>
-        <w:t xml:space="preserve">The same six candidate models ranked by the same cross-family panel on four</w:t>
-      </w:r>
-      <w:r>
-        <w:t xml:space="preserve"> </w:t>
-      </w:r>
-      <w:r>
-        <w:t xml:space="preserve">CoEval-generated domains diverge: each cell is the model's rank (</w:t>
-      </w:r>
-      <m:oMath>
-        <m:r>
-          <m:t>1</m:t>
-        </m:r>
-      </m:oMath>
-      <w:r>
-        <w:t xml:space="preserve"> </w:t>
-      </w:r>
-      <w:r>
-        <w:t xml:space="preserve">= best) in that domain, rows ordered by the</w:t>
-      </w:r>
-      <w:r>
-        <w:t xml:space="preserve"> </w:t>
-      </w:r>
-      <w:r>
-        <w:t xml:space="preserve">generic pooled leaderboard. Three distinct models win the four domains (highlighted), and the pooled-best model</w:t>
-      </w:r>
-      <w:r>
-        <w:t xml:space="preserve"> </w:t>
-      </w:r>
-      <w:r>
-        <w:t xml:space="preserve">(</w:t>
-      </w:r>
-      <w:r>
-        <w:rPr>
-          <w:rStyle w:val="VerbatimChar"/>
-        </w:rPr>
-        <w:t xml:space="preserve">gemini-flash</w:t>
-      </w:r>
-      <w:r>
-        <w:t xml:space="preserve">) is domain-best in only one.</w:t>
-      </w:r>
-      <w:r>
-        <w:t xml:space="preserve"> </w:t>
-      </w:r>
-      <w:r>
-        <w:rPr>
-          <w:rStyle w:val="VerbatimChar"/>
-        </w:rPr>
-        <w:t xml:space="preserve">gpt-4o-mini</w:t>
-      </w:r>
-      <w:r>
-        <w:t xml:space="preserve"> </w:t>
-      </w:r>
-      <w:r>
-        <w:t xml:space="preserve">swings from</w:t>
-      </w:r>
-      <w:r>
-        <w:t xml:space="preserve"> </w:t>
-      </w:r>
-      <m:oMath>
-        <m:r>
-          <m:t>1</m:t>
-        </m:r>
-      </m:oMath>
-      <w:r>
-        <w:t xml:space="preserve">st to</w:t>
-      </w:r>
-      <w:r>
-        <w:t xml:space="preserve"> </w:t>
-      </w:r>
-      <m:oMath>
-        <m:r>
-          <m:t>5</m:t>
-        </m:r>
-      </m:oMath>
-      <w:r>
-        <w:t xml:space="preserve">th and</w:t>
-      </w:r>
-      <w:r>
-        <w:t xml:space="preserve"> </w:t>
-      </w:r>
-      <w:r>
-        <w:rPr>
-          <w:rStyle w:val="VerbatimChar"/>
-        </w:rPr>
-        <w:t xml:space="preserve">claude-3.5-haiku</w:t>
-      </w:r>
-      <w:r>
-        <w:t xml:space="preserve"> </w:t>
-      </w:r>
-      <w:r>
-        <w:t xml:space="preserve">from</w:t>
-      </w:r>
-      <w:r>
-        <w:t xml:space="preserve"> </w:t>
-      </w:r>
-      <m:oMath>
-        <m:r>
-          <m:t>5</m:t>
-        </m:r>
-      </m:oMath>
-      <w:r>
-        <w:t xml:space="preserve">th to</w:t>
-      </w:r>
-      <w:r>
-        <w:t xml:space="preserve"> </w:t>
-      </w:r>
-      <m:oMath>
-        <m:r>
-          <m:t>1</m:t>
-        </m:r>
-      </m:oMath>
-      <w:r>
-        <w:t xml:space="preserve">st across domains.</w:t>
+          <w:i/>
+        </w:rPr>
+        <w:t>Table 6.</w:t>
+      </w:r>
+      <w:r>
+        <w:rPr>
+          <w:b w:val="0"/>
+          <w:i/>
+        </w:rPr>
+        <w:t xml:space="preserve"> </w:t>
+      </w:r>
+      <w:r>
+        <w:rPr>
+          <w:b w:val="0"/>
+          <w:i/>
+        </w:rPr>
+        <w:t>The same six candidate models ranked by the same cross-family panel on four CoEval-generated domains diverge: each cell is the model's rank ( = best) in that domain, rows ordered by the generic pooled leaderboard. Three distinct models win the four domains (highlighted), and the pooled-best model (gemini-flash) is domain-best in only one. gpt-4o-mini swings from st to th and claude-3.5-haiku from th to st across domains.</w:t>
       </w:r>
     </w:p>
     <w:tbl>
@@ -14348,7 +13841,7 @@
             </w:pPr>
             <w:r>
               <w:rPr>
-                <w:rFonts w:ascii="Times New Roman" w:hAnsi="Times New Roman"/>
+                <w:rFonts w:ascii="Georgia" w:hAnsi="Georgia"/>
                 <w:b/>
                 <w:sz w:val="19"/>
               </w:rPr>
@@ -14377,7 +13870,7 @@
             </w:pPr>
             <w:r>
               <w:rPr>
-                <w:rFonts w:ascii="Times New Roman" w:hAnsi="Times New Roman"/>
+                <w:rFonts w:ascii="Georgia" w:hAnsi="Georgia"/>
                 <w:b/>
                 <w:sz w:val="19"/>
               </w:rPr>
@@ -14406,7 +13899,7 @@
             </w:pPr>
             <w:r>
               <w:rPr>
-                <w:rFonts w:ascii="Times New Roman" w:hAnsi="Times New Roman"/>
+                <w:rFonts w:ascii="Georgia" w:hAnsi="Georgia"/>
                 <w:b/>
                 <w:sz w:val="19"/>
               </w:rPr>
@@ -14435,7 +13928,7 @@
             </w:pPr>
             <w:r>
               <w:rPr>
-                <w:rFonts w:ascii="Times New Roman" w:hAnsi="Times New Roman"/>
+                <w:rFonts w:ascii="Georgia" w:hAnsi="Georgia"/>
                 <w:b/>
                 <w:sz w:val="19"/>
               </w:rPr>
@@ -14464,7 +13957,7 @@
             </w:pPr>
             <w:r>
               <w:rPr>
-                <w:rFonts w:ascii="Times New Roman" w:hAnsi="Times New Roman"/>
+                <w:rFonts w:ascii="Georgia" w:hAnsi="Georgia"/>
                 <w:b/>
                 <w:sz w:val="19"/>
               </w:rPr>
@@ -14493,7 +13986,7 @@
             </w:pPr>
             <w:r>
               <w:rPr>
-                <w:rFonts w:ascii="Times New Roman" w:hAnsi="Times New Roman"/>
+                <w:rFonts w:ascii="Georgia" w:hAnsi="Georgia"/>
                 <w:b/>
                 <w:sz w:val="19"/>
               </w:rPr>
@@ -14524,7 +14017,7 @@
             <w:r>
               <w:rPr>
                 <w:rStyle w:val="VerbatimChar"/>
-                <w:rFonts w:ascii="Times New Roman" w:hAnsi="Times New Roman"/>
+                <w:rFonts w:ascii="Georgia" w:hAnsi="Georgia"/>
                 <w:sz w:val="20"/>
               </w:rPr>
               <w:t xml:space="preserve">gemini-flash</w:t>
@@ -14551,7 +14044,7 @@
             </w:pPr>
             <w:r>
               <w:rPr>
-                <w:rFonts w:ascii="Times New Roman" w:hAnsi="Times New Roman"/>
+                <w:rFonts w:ascii="Georgia" w:hAnsi="Georgia"/>
                 <w:sz w:val="20"/>
               </w:rPr>
               <w:t xml:space="preserve">1</w:t>
@@ -14578,7 +14071,7 @@
             </w:pPr>
             <w:r>
               <w:rPr>
-                <w:rFonts w:ascii="Times New Roman" w:hAnsi="Times New Roman"/>
+                <w:rFonts w:ascii="Georgia" w:hAnsi="Georgia"/>
                 <w:sz w:val="20"/>
               </w:rPr>
               <w:t xml:space="preserve">2</w:t>
@@ -14605,7 +14098,7 @@
             </w:pPr>
             <w:r>
               <w:rPr>
-                <w:rFonts w:ascii="Times New Roman" w:hAnsi="Times New Roman"/>
+                <w:rFonts w:ascii="Georgia" w:hAnsi="Georgia"/>
                 <w:sz w:val="20"/>
               </w:rPr>
               <w:t xml:space="preserve">3</w:t>
@@ -14632,7 +14125,7 @@
             </w:pPr>
             <w:r>
               <w:rPr>
-                <w:rFonts w:ascii="Times New Roman" w:hAnsi="Times New Roman"/>
+                <w:rFonts w:ascii="Georgia" w:hAnsi="Georgia"/>
                 <w:sz w:val="20"/>
               </w:rPr>
               <w:t xml:space="preserve">1</w:t>
@@ -14659,7 +14152,7 @@
             </w:pPr>
             <w:r>
               <w:rPr>
-                <w:rFonts w:ascii="Times New Roman" w:hAnsi="Times New Roman"/>
+                <w:rFonts w:ascii="Georgia" w:hAnsi="Georgia"/>
                 <w:sz w:val="20"/>
               </w:rPr>
               <w:t xml:space="preserve">2</w:t>
@@ -14689,7 +14182,7 @@
             <w:r>
               <w:rPr>
                 <w:rStyle w:val="VerbatimChar"/>
-                <w:rFonts w:ascii="Times New Roman" w:hAnsi="Times New Roman"/>
+                <w:rFonts w:ascii="Georgia" w:hAnsi="Georgia"/>
                 <w:sz w:val="20"/>
               </w:rPr>
               <w:t xml:space="preserve">gpt-4o-mini</w:t>
@@ -14716,7 +14209,7 @@
             </w:pPr>
             <w:r>
               <w:rPr>
-                <w:rFonts w:ascii="Times New Roman" w:hAnsi="Times New Roman"/>
+                <w:rFonts w:ascii="Georgia" w:hAnsi="Georgia"/>
                 <w:sz w:val="20"/>
               </w:rPr>
               <w:t xml:space="preserve">2</w:t>
@@ -14743,7 +14236,7 @@
             </w:pPr>
             <w:r>
               <w:rPr>
-                <w:rFonts w:ascii="Times New Roman" w:hAnsi="Times New Roman"/>
+                <w:rFonts w:ascii="Georgia" w:hAnsi="Georgia"/>
                 <w:sz w:val="20"/>
               </w:rPr>
               <w:t xml:space="preserve">1</w:t>
@@ -14770,7 +14263,7 @@
             </w:pPr>
             <w:r>
               <w:rPr>
-                <w:rFonts w:ascii="Times New Roman" w:hAnsi="Times New Roman"/>
+                <w:rFonts w:ascii="Georgia" w:hAnsi="Georgia"/>
                 <w:sz w:val="20"/>
               </w:rPr>
               <w:t xml:space="preserve">1</w:t>
@@ -14797,7 +14290,7 @@
             </w:pPr>
             <w:r>
               <w:rPr>
-                <w:rFonts w:ascii="Times New Roman" w:hAnsi="Times New Roman"/>
+                <w:rFonts w:ascii="Georgia" w:hAnsi="Georgia"/>
                 <w:sz w:val="20"/>
               </w:rPr>
               <w:t xml:space="preserve">2</w:t>
@@ -14824,7 +14317,7 @@
             </w:pPr>
             <w:r>
               <w:rPr>
-                <w:rFonts w:ascii="Times New Roman" w:hAnsi="Times New Roman"/>
+                <w:rFonts w:ascii="Georgia" w:hAnsi="Georgia"/>
                 <w:sz w:val="20"/>
               </w:rPr>
               <w:t xml:space="preserve">5</w:t>
@@ -14854,7 +14347,7 @@
             <w:r>
               <w:rPr>
                 <w:rStyle w:val="VerbatimChar"/>
-                <w:rFonts w:ascii="Times New Roman" w:hAnsi="Times New Roman"/>
+                <w:rFonts w:ascii="Georgia" w:hAnsi="Georgia"/>
                 <w:sz w:val="20"/>
               </w:rPr>
               <w:t xml:space="preserve">claude-3.5-haiku</w:t>
@@ -14881,7 +14374,7 @@
             </w:pPr>
             <w:r>
               <w:rPr>
-                <w:rFonts w:ascii="Times New Roman" w:hAnsi="Times New Roman"/>
+                <w:rFonts w:ascii="Georgia" w:hAnsi="Georgia"/>
                 <w:sz w:val="20"/>
               </w:rPr>
               <w:t xml:space="preserve">3</w:t>
@@ -14908,7 +14401,7 @@
             </w:pPr>
             <w:r>
               <w:rPr>
-                <w:rFonts w:ascii="Times New Roman" w:hAnsi="Times New Roman"/>
+                <w:rFonts w:ascii="Georgia" w:hAnsi="Georgia"/>
                 <w:sz w:val="20"/>
               </w:rPr>
               <w:t xml:space="preserve">3</w:t>
@@ -14935,7 +14428,7 @@
             </w:pPr>
             <w:r>
               <w:rPr>
-                <w:rFonts w:ascii="Times New Roman" w:hAnsi="Times New Roman"/>
+                <w:rFonts w:ascii="Georgia" w:hAnsi="Georgia"/>
                 <w:sz w:val="20"/>
               </w:rPr>
               <w:t xml:space="preserve">5</w:t>
@@ -14962,7 +14455,7 @@
             </w:pPr>
             <w:r>
               <w:rPr>
-                <w:rFonts w:ascii="Times New Roman" w:hAnsi="Times New Roman"/>
+                <w:rFonts w:ascii="Georgia" w:hAnsi="Georgia"/>
                 <w:sz w:val="20"/>
               </w:rPr>
               <w:t xml:space="preserve">3</w:t>
@@ -14989,7 +14482,7 @@
             </w:pPr>
             <w:r>
               <w:rPr>
-                <w:rFonts w:ascii="Times New Roman" w:hAnsi="Times New Roman"/>
+                <w:rFonts w:ascii="Georgia" w:hAnsi="Georgia"/>
                 <w:sz w:val="20"/>
               </w:rPr>
               <w:t xml:space="preserve">1</w:t>
@@ -15019,7 +14512,7 @@
             <w:r>
               <w:rPr>
                 <w:rStyle w:val="VerbatimChar"/>
-                <w:rFonts w:ascii="Times New Roman" w:hAnsi="Times New Roman"/>
+                <w:rFonts w:ascii="Georgia" w:hAnsi="Georgia"/>
                 <w:sz w:val="20"/>
               </w:rPr>
               <w:t xml:space="preserve">qwen-2.5-7b</w:t>
@@ -15046,7 +14539,7 @@
             </w:pPr>
             <w:r>
               <w:rPr>
-                <w:rFonts w:ascii="Times New Roman" w:hAnsi="Times New Roman"/>
+                <w:rFonts w:ascii="Georgia" w:hAnsi="Georgia"/>
                 <w:sz w:val="20"/>
               </w:rPr>
               <w:t xml:space="preserve">4</w:t>
@@ -15073,7 +14566,7 @@
             </w:pPr>
             <w:r>
               <w:rPr>
-                <w:rFonts w:ascii="Times New Roman" w:hAnsi="Times New Roman"/>
+                <w:rFonts w:ascii="Georgia" w:hAnsi="Georgia"/>
                 <w:sz w:val="20"/>
               </w:rPr>
               <w:t xml:space="preserve">5</w:t>
@@ -15100,7 +14593,7 @@
             </w:pPr>
             <w:r>
               <w:rPr>
-                <w:rFonts w:ascii="Times New Roman" w:hAnsi="Times New Roman"/>
+                <w:rFonts w:ascii="Georgia" w:hAnsi="Georgia"/>
                 <w:sz w:val="20"/>
               </w:rPr>
               <w:t xml:space="preserve">2</w:t>
@@ -15127,7 +14620,7 @@
             </w:pPr>
             <w:r>
               <w:rPr>
-                <w:rFonts w:ascii="Times New Roman" w:hAnsi="Times New Roman"/>
+                <w:rFonts w:ascii="Georgia" w:hAnsi="Georgia"/>
                 <w:sz w:val="20"/>
               </w:rPr>
               <w:t xml:space="preserve">4</w:t>
@@ -15154,7 +14647,7 @@
             </w:pPr>
             <w:r>
               <w:rPr>
-                <w:rFonts w:ascii="Times New Roman" w:hAnsi="Times New Roman"/>
+                <w:rFonts w:ascii="Georgia" w:hAnsi="Georgia"/>
                 <w:sz w:val="20"/>
               </w:rPr>
               <w:t xml:space="preserve">4</w:t>
@@ -15184,7 +14677,7 @@
             <w:r>
               <w:rPr>
                 <w:rStyle w:val="VerbatimChar"/>
-                <w:rFonts w:ascii="Times New Roman" w:hAnsi="Times New Roman"/>
+                <w:rFonts w:ascii="Georgia" w:hAnsi="Georgia"/>
                 <w:sz w:val="20"/>
               </w:rPr>
               <w:t xml:space="preserve">llama-3.1-8b</w:t>
@@ -15211,7 +14704,7 @@
             </w:pPr>
             <w:r>
               <w:rPr>
-                <w:rFonts w:ascii="Times New Roman" w:hAnsi="Times New Roman"/>
+                <w:rFonts w:ascii="Georgia" w:hAnsi="Georgia"/>
                 <w:sz w:val="20"/>
               </w:rPr>
               <w:t xml:space="preserve">5</w:t>
@@ -15238,7 +14731,7 @@
             </w:pPr>
             <w:r>
               <w:rPr>
-                <w:rFonts w:ascii="Times New Roman" w:hAnsi="Times New Roman"/>
+                <w:rFonts w:ascii="Georgia" w:hAnsi="Georgia"/>
                 <w:sz w:val="20"/>
               </w:rPr>
               <w:t xml:space="preserve">4</w:t>
@@ -15265,7 +14758,7 @@
             </w:pPr>
             <w:r>
               <w:rPr>
-                <w:rFonts w:ascii="Times New Roman" w:hAnsi="Times New Roman"/>
+                <w:rFonts w:ascii="Georgia" w:hAnsi="Georgia"/>
                 <w:sz w:val="20"/>
               </w:rPr>
               <w:t xml:space="preserve">4</w:t>
@@ -15292,7 +14785,7 @@
             </w:pPr>
             <w:r>
               <w:rPr>
-                <w:rFonts w:ascii="Times New Roman" w:hAnsi="Times New Roman"/>
+                <w:rFonts w:ascii="Georgia" w:hAnsi="Georgia"/>
                 <w:sz w:val="20"/>
               </w:rPr>
               <w:t xml:space="preserve">6</w:t>
@@ -15319,7 +14812,7 @@
             </w:pPr>
             <w:r>
               <w:rPr>
-                <w:rFonts w:ascii="Times New Roman" w:hAnsi="Times New Roman"/>
+                <w:rFonts w:ascii="Georgia" w:hAnsi="Georgia"/>
                 <w:sz w:val="20"/>
               </w:rPr>
               <w:t xml:space="preserve">6</w:t>
@@ -15349,7 +14842,7 @@
             <w:r>
               <w:rPr>
                 <w:rStyle w:val="VerbatimChar"/>
-                <w:rFonts w:ascii="Times New Roman" w:hAnsi="Times New Roman"/>
+                <w:rFonts w:ascii="Georgia" w:hAnsi="Georgia"/>
                 <w:sz w:val="20"/>
               </w:rPr>
               <w:t xml:space="preserve">gpt-3.5-turbo</w:t>
@@ -15376,7 +14869,7 @@
             </w:pPr>
             <w:r>
               <w:rPr>
-                <w:rFonts w:ascii="Times New Roman" w:hAnsi="Times New Roman"/>
+                <w:rFonts w:ascii="Georgia" w:hAnsi="Georgia"/>
                 <w:sz w:val="20"/>
               </w:rPr>
               <w:t xml:space="preserve">6</w:t>
@@ -15403,7 +14896,7 @@
             </w:pPr>
             <w:r>
               <w:rPr>
-                <w:rFonts w:ascii="Times New Roman" w:hAnsi="Times New Roman"/>
+                <w:rFonts w:ascii="Georgia" w:hAnsi="Georgia"/>
                 <w:sz w:val="20"/>
               </w:rPr>
               <w:t xml:space="preserve">6</w:t>
@@ -15430,7 +14923,7 @@
             </w:pPr>
             <w:r>
               <w:rPr>
-                <w:rFonts w:ascii="Times New Roman" w:hAnsi="Times New Roman"/>
+                <w:rFonts w:ascii="Georgia" w:hAnsi="Georgia"/>
                 <w:sz w:val="20"/>
               </w:rPr>
               <w:t xml:space="preserve">6</w:t>
@@ -15457,7 +14950,7 @@
             </w:pPr>
             <w:r>
               <w:rPr>
-                <w:rFonts w:ascii="Times New Roman" w:hAnsi="Times New Roman"/>
+                <w:rFonts w:ascii="Georgia" w:hAnsi="Georgia"/>
                 <w:sz w:val="20"/>
               </w:rPr>
               <w:t xml:space="preserve">5</w:t>
@@ -15484,7 +14977,7 @@
             </w:pPr>
             <w:r>
               <w:rPr>
-                <w:rFonts w:ascii="Times New Roman" w:hAnsi="Times New Roman"/>
+                <w:rFonts w:ascii="Georgia" w:hAnsi="Georgia"/>
                 <w:sz w:val="20"/>
               </w:rPr>
               <w:t xml:space="preserve">3</w:t>
@@ -15897,6 +15390,7 @@
           <w:ilvl w:val="0"/>
           <w:numId w:val="1002"/>
         </w:numPr>
+        <w:ind w:left="360" w:hanging="259"/>
         <w:jc w:val="left"/>
         <w:keepNext w:val="0"/>
         <w:keepLines w:val="0"/>
@@ -15956,6 +15450,7 @@
           <w:ilvl w:val="0"/>
           <w:numId w:val="1002"/>
         </w:numPr>
+        <w:ind w:left="360" w:hanging="259"/>
         <w:jc w:val="left"/>
         <w:keepNext w:val="0"/>
         <w:keepLines w:val="0"/>
@@ -16015,6 +15510,7 @@
           <w:ilvl w:val="0"/>
           <w:numId w:val="1002"/>
         </w:numPr>
+        <w:ind w:left="360" w:hanging="259"/>
         <w:jc w:val="left"/>
         <w:keepNext w:val="0"/>
         <w:keepLines w:val="0"/>
@@ -16068,6 +15564,7 @@
           <w:ilvl w:val="0"/>
           <w:numId w:val="1002"/>
         </w:numPr>
+        <w:ind w:left="360" w:hanging="259"/>
         <w:jc w:val="left"/>
         <w:keepNext w:val="0"/>
         <w:keepLines w:val="0"/>
@@ -16127,6 +15624,7 @@
           <w:ilvl w:val="0"/>
           <w:numId w:val="1002"/>
         </w:numPr>
+        <w:ind w:left="360" w:hanging="259"/>
         <w:jc w:val="left"/>
         <w:keepNext w:val="0"/>
         <w:keepLines w:val="0"/>
@@ -16180,6 +15678,7 @@
           <w:ilvl w:val="0"/>
           <w:numId w:val="1002"/>
         </w:numPr>
+        <w:ind w:left="360" w:hanging="259"/>
         <w:jc w:val="left"/>
         <w:keepNext w:val="0"/>
         <w:keepLines w:val="0"/>
@@ -16239,6 +15738,7 @@
           <w:ilvl w:val="0"/>
           <w:numId w:val="1002"/>
         </w:numPr>
+        <w:ind w:left="360" w:hanging="259"/>
         <w:jc w:val="left"/>
         <w:keepNext w:val="0"/>
         <w:keepLines w:val="0"/>
@@ -16298,6 +15798,7 @@
           <w:ilvl w:val="0"/>
           <w:numId w:val="1002"/>
         </w:numPr>
+        <w:ind w:left="360" w:hanging="259"/>
         <w:jc w:val="left"/>
         <w:keepNext w:val="0"/>
         <w:keepLines w:val="0"/>
@@ -16351,6 +15852,7 @@
           <w:ilvl w:val="0"/>
           <w:numId w:val="1002"/>
         </w:numPr>
+        <w:ind w:left="360" w:hanging="259"/>
         <w:jc w:val="left"/>
         <w:keepNext w:val="0"/>
         <w:keepLines w:val="0"/>
@@ -16390,6 +15892,7 @@
           <w:ilvl w:val="0"/>
           <w:numId w:val="1002"/>
         </w:numPr>
+        <w:ind w:left="360" w:hanging="259"/>
         <w:jc w:val="left"/>
         <w:keepNext w:val="0"/>
         <w:keepLines w:val="0"/>
@@ -16443,6 +15946,7 @@
           <w:ilvl w:val="0"/>
           <w:numId w:val="1002"/>
         </w:numPr>
+        <w:ind w:left="360" w:hanging="259"/>
         <w:jc w:val="left"/>
         <w:keepNext w:val="0"/>
         <w:keepLines w:val="0"/>
@@ -16482,6 +15986,7 @@
           <w:ilvl w:val="0"/>
           <w:numId w:val="1002"/>
         </w:numPr>
+        <w:ind w:left="360" w:hanging="259"/>
         <w:jc w:val="left"/>
         <w:keepNext w:val="0"/>
         <w:keepLines w:val="0"/>
@@ -16535,6 +16040,7 @@
           <w:ilvl w:val="0"/>
           <w:numId w:val="1002"/>
         </w:numPr>
+        <w:ind w:left="360" w:hanging="259"/>
         <w:jc w:val="left"/>
         <w:keepNext w:val="0"/>
         <w:keepLines w:val="0"/>
@@ -16574,6 +16080,7 @@
           <w:ilvl w:val="0"/>
           <w:numId w:val="1002"/>
         </w:numPr>
+        <w:ind w:left="360" w:hanging="259"/>
         <w:jc w:val="left"/>
         <w:keepNext w:val="0"/>
         <w:keepLines w:val="0"/>
@@ -16619,6 +16126,7 @@
           <w:ilvl w:val="0"/>
           <w:numId w:val="1002"/>
         </w:numPr>
+        <w:ind w:left="360" w:hanging="259"/>
         <w:jc w:val="left"/>
         <w:keepNext w:val="0"/>
         <w:keepLines w:val="0"/>
@@ -16678,6 +16186,7 @@
           <w:ilvl w:val="0"/>
           <w:numId w:val="1002"/>
         </w:numPr>
+        <w:ind w:left="360" w:hanging="259"/>
         <w:jc w:val="left"/>
         <w:keepNext w:val="0"/>
         <w:keepLines w:val="0"/>
@@ -16731,6 +16240,7 @@
           <w:ilvl w:val="0"/>
           <w:numId w:val="1002"/>
         </w:numPr>
+        <w:ind w:left="360" w:hanging="259"/>
         <w:jc w:val="left"/>
         <w:keepNext w:val="0"/>
         <w:keepLines w:val="0"/>
@@ -16784,6 +16294,7 @@
           <w:ilvl w:val="0"/>
           <w:numId w:val="1002"/>
         </w:numPr>
+        <w:ind w:left="360" w:hanging="259"/>
         <w:jc w:val="left"/>
         <w:keepNext w:val="0"/>
         <w:keepLines w:val="0"/>
@@ -16823,6 +16334,7 @@
           <w:ilvl w:val="0"/>
           <w:numId w:val="1002"/>
         </w:numPr>
+        <w:ind w:left="360" w:hanging="259"/>
         <w:jc w:val="left"/>
         <w:keepNext w:val="0"/>
         <w:keepLines w:val="0"/>
@@ -16862,6 +16374,7 @@
           <w:ilvl w:val="0"/>
           <w:numId w:val="1002"/>
         </w:numPr>
+        <w:ind w:left="360" w:hanging="259"/>
         <w:jc w:val="left"/>
         <w:keepNext w:val="0"/>
         <w:keepLines w:val="0"/>
@@ -16921,6 +16434,7 @@
           <w:ilvl w:val="0"/>
           <w:numId w:val="1002"/>
         </w:numPr>
+        <w:ind w:left="360" w:hanging="259"/>
         <w:jc w:val="left"/>
         <w:keepNext w:val="0"/>
         <w:keepLines w:val="0"/>
@@ -16980,6 +16494,7 @@
           <w:ilvl w:val="0"/>
           <w:numId w:val="1002"/>
         </w:numPr>
+        <w:ind w:left="360" w:hanging="259"/>
         <w:jc w:val="left"/>
         <w:keepNext w:val="0"/>
         <w:keepLines w:val="0"/>
@@ -17039,6 +16554,7 @@
           <w:ilvl w:val="0"/>
           <w:numId w:val="1002"/>
         </w:numPr>
+        <w:ind w:left="360" w:hanging="259"/>
         <w:jc w:val="left"/>
         <w:keepNext w:val="0"/>
         <w:keepLines w:val="0"/>
@@ -17098,6 +16614,7 @@
           <w:ilvl w:val="0"/>
           <w:numId w:val="1002"/>
         </w:numPr>
+        <w:ind w:left="360" w:hanging="259"/>
         <w:jc w:val="left"/>
         <w:keepNext w:val="0"/>
         <w:keepLines w:val="0"/>
@@ -17151,6 +16668,7 @@
           <w:ilvl w:val="0"/>
           <w:numId w:val="1002"/>
         </w:numPr>
+        <w:ind w:left="360" w:hanging="259"/>
         <w:jc w:val="left"/>
         <w:keepNext w:val="0"/>
         <w:keepLines w:val="0"/>
@@ -17204,6 +16722,7 @@
           <w:ilvl w:val="0"/>
           <w:numId w:val="1002"/>
         </w:numPr>
+        <w:ind w:left="360" w:hanging="259"/>
         <w:jc w:val="left"/>
         <w:keepNext w:val="0"/>
         <w:keepLines w:val="0"/>
@@ -17243,6 +16762,7 @@
           <w:ilvl w:val="0"/>
           <w:numId w:val="1002"/>
         </w:numPr>
+        <w:ind w:left="360" w:hanging="259"/>
         <w:jc w:val="left"/>
         <w:keepNext w:val="0"/>
         <w:keepLines w:val="0"/>
@@ -17302,6 +16822,7 @@
           <w:ilvl w:val="0"/>
           <w:numId w:val="1002"/>
         </w:numPr>
+        <w:ind w:left="360" w:hanging="259"/>
         <w:jc w:val="left"/>
         <w:keepNext w:val="0"/>
         <w:keepLines w:val="0"/>
@@ -17355,6 +16876,7 @@
           <w:ilvl w:val="0"/>
           <w:numId w:val="1002"/>
         </w:numPr>
+        <w:ind w:left="360" w:hanging="259"/>
         <w:jc w:val="left"/>
         <w:keepNext w:val="0"/>
         <w:keepLines w:val="0"/>
@@ -17408,6 +16930,7 @@
           <w:ilvl w:val="0"/>
           <w:numId w:val="1002"/>
         </w:numPr>
+        <w:ind w:left="360" w:hanging="259"/>
         <w:jc w:val="left"/>
         <w:keepNext w:val="0"/>
         <w:keepLines w:val="0"/>
@@ -17461,6 +16984,7 @@
           <w:ilvl w:val="0"/>
           <w:numId w:val="1002"/>
         </w:numPr>
+        <w:ind w:left="360" w:hanging="259"/>
         <w:jc w:val="left"/>
         <w:keepNext w:val="0"/>
         <w:keepLines w:val="0"/>
@@ -17520,6 +17044,7 @@
           <w:ilvl w:val="0"/>
           <w:numId w:val="1002"/>
         </w:numPr>
+        <w:ind w:left="360" w:hanging="259"/>
         <w:jc w:val="left"/>
         <w:keepNext w:val="0"/>
         <w:keepLines w:val="0"/>
@@ -17579,6 +17104,7 @@
           <w:ilvl w:val="0"/>
           <w:numId w:val="1002"/>
         </w:numPr>
+        <w:ind w:left="360" w:hanging="259"/>
         <w:jc w:val="left"/>
         <w:keepNext w:val="0"/>
         <w:keepLines w:val="0"/>
@@ -18501,9 +18027,7 @@
     </w:p>
     <w:p>
       <w:pPr>
-        <w:pStyle w:val="ImageCaption"/>
         <w:spacing w:before="80" w:after="120" w:line="240" w:lineRule="auto"/>
-        <w:jc w:val="center"/>
         <w:keepNext w:val="0"/>
         <w:keepLines/>
         <w:widowControl w:val="1"/>
@@ -18511,52 +18035,23 @@
       <w:r>
         <w:rPr>
           <w:b/>
-          <w:bCs/>
-        </w:rPr>
-        <w:t xml:space="preserve">Figure 5.</w:t>
-      </w:r>
-      <w:r>
-        <w:t xml:space="preserve"> </w:t>
-      </w:r>
-      <w:r>
-        <w:t xml:space="preserve">Pairwise semantic similarity of the 22 auto-generated rubric criteria across</w:t>
-      </w:r>
-      <w:r>
-        <w:t xml:space="preserve"> </w:t>
-      </w:r>
-      <w:r>
-        <w:t xml:space="preserve">four tasks. Block structure along the diagonal reflects task specialization (within-task</w:t>
-      </w:r>
-      <w:r>
-        <w:t xml:space="preserve"> </w:t>
-      </w:r>
-      <m:oMath>
-        <m:r>
-          <m:t>0.342</m:t>
-        </m:r>
-        <m:r>
-          <m:rPr>
-            <m:sty m:val="p"/>
-          </m:rPr>
-          <m:t>&gt;</m:t>
-        </m:r>
-      </m:oMath>
-      <w:r>
-        <w:t xml:space="preserve"> </w:t>
-      </w:r>
-      <w:r>
-        <w:t xml:space="preserve">cross-task</w:t>
-      </w:r>
-      <w:r>
-        <w:t xml:space="preserve"> </w:t>
-      </w:r>
-      <m:oMath>
-        <m:r>
-          <m:t>0.294</m:t>
-        </m:r>
-      </m:oMath>
-      <w:r>
-        <w:t xml:space="preserve">), while a recurring “completeness” dimension forms a cross-task cluster.</w:t>
+          <w:i/>
+        </w:rPr>
+        <w:t>Figure 5.</w:t>
+      </w:r>
+      <w:r>
+        <w:rPr>
+          <w:b w:val="0"/>
+          <w:i/>
+        </w:rPr>
+        <w:t xml:space="preserve"> </w:t>
+      </w:r>
+      <w:r>
+        <w:rPr>
+          <w:b w:val="0"/>
+          <w:i/>
+        </w:rPr>
+        <w:t>Pairwise semantic similarity of the 22 auto-generated rubric criteria across four tasks. Block structure along the diagonal reflects task specialization (within-task  cross-task ), while a recurring “completeness” dimension forms a cross-task cluster.</w:t>
       </w:r>
     </w:p>
     <w:p>
@@ -18657,9 +18152,7 @@
     </w:p>
     <w:p>
       <w:pPr>
-        <w:pStyle w:val="ImageCaption"/>
         <w:spacing w:before="80" w:after="120" w:line="240" w:lineRule="auto"/>
-        <w:jc w:val="center"/>
         <w:keepNext w:val="0"/>
         <w:keepLines/>
         <w:widowControl w:val="1"/>
@@ -18667,50 +18160,23 @@
       <w:r>
         <w:rPr>
           <w:b/>
-          <w:bCs/>
-        </w:rPr>
-        <w:t xml:space="preserve">Figure 6.</w:t>
-      </w:r>
-      <w:r>
-        <w:t xml:space="preserve"> </w:t>
-      </w:r>
-      <w:r>
-        <w:t xml:space="preserve">Throughput. CoEval produces roughly</w:t>
-      </w:r>
-      <w:r>
-        <w:t xml:space="preserve"> </w:t>
-      </w:r>
-      <m:oMath>
-        <m:r>
-          <m:t>1</m:t>
-        </m:r>
-        <m:r>
-          <m:rPr>
-            <m:sty m:val="p"/>
-          </m:rPr>
-          <m:t>,</m:t>
-        </m:r>
-        <m:r>
-          <m:t>350</m:t>
-        </m:r>
-      </m:oMath>
-      <w:r>
-        <w:t xml:space="preserve"> </w:t>
-      </w:r>
-      <w:r>
-        <w:t xml:space="preserve">evaluations per dollar</w:t>
-      </w:r>
-      <w:r>
-        <w:t xml:space="preserve"> </w:t>
-      </w:r>
-      <w:r>
-        <w:t xml:space="preserve">(7,978 evaluations for USD 5.89), two to three orders of magnitude above typical human annotation, enabling</w:t>
-      </w:r>
-      <w:r>
-        <w:t xml:space="preserve"> </w:t>
-      </w:r>
-      <w:r>
-        <w:t xml:space="preserve">re-evaluation on every model release.</w:t>
+          <w:i/>
+        </w:rPr>
+        <w:t>Figure 6.</w:t>
+      </w:r>
+      <w:r>
+        <w:rPr>
+          <w:b w:val="0"/>
+          <w:i/>
+        </w:rPr>
+        <w:t xml:space="preserve"> </w:t>
+      </w:r>
+      <w:r>
+        <w:rPr>
+          <w:b w:val="0"/>
+          <w:i/>
+        </w:rPr>
+        <w:t>Throughput. CoEval produces roughly  evaluations per dollar (7,978 evaluations for USD 5.89), two to three orders of magnitude above typical human annotation, enabling re-evaluation on every model release.</w:t>
       </w:r>
     </w:p>
     <w:p>
@@ -18826,48 +18292,6 @@
     </w:p>
     <w:p>
       <w:pPr>
-        <w:pStyle w:val="BodyText"/>
-        <w:jc w:val="both"/>
-        <w:keepNext w:val="0"/>
-        <w:keepLines w:val="0"/>
-        <w:widowControl w:val="1"/>
-      </w:pPr>
-      <w:r>
-        <w:rPr>
-          <w:b/>
-          <w:bCs/>
-        </w:rPr>
-        <w:t xml:space="preserve">Table D1.</w:t>
-      </w:r>
-      <w:r>
-        <w:t xml:space="preserve"> </w:t>
-      </w:r>
-      <w:r>
-        <w:t xml:space="preserve">From a one-line description to a scored benchmark, for three domains with no</w:t>
-      </w:r>
-      <w:r>
-        <w:t xml:space="preserve"> </w:t>
-      </w:r>
-      <w:r>
-        <w:t xml:space="preserve">public labeled data. The attribute strata and rubric criteria are auto-generated by the teacher; each domain yields</w:t>
-      </w:r>
-      <w:r>
-        <w:t xml:space="preserve"> </w:t>
-      </w:r>
-      <m:oMath>
-        <m:r>
-          <m:t>40</m:t>
-        </m:r>
-      </m:oMath>
-      <w:r>
-        <w:t xml:space="preserve"> </w:t>
-      </w:r>
-      <w:r>
-        <w:t xml:space="preserve">stratified, contamination-free items, scored by the cross-family panel.</w:t>
-      </w:r>
-    </w:p>
-    <w:p>
-      <w:pPr>
         <w:spacing w:before="120" w:after="120" w:line="120" w:lineRule="exact"/>
         <w:rPr>
           <w:sz w:val="12"/>
@@ -18881,6 +18305,35 @@
           <w:docGrid w:linePitch="360"/>
         </w:sectPr>
       </w:pPr>
+    </w:p>
+    <w:p>
+      <w:pPr>
+        <w:spacing w:before="240" w:after="60" w:line="240" w:lineRule="auto"/>
+        <w:keepNext/>
+        <w:keepLines/>
+        <w:widowControl w:val="1"/>
+      </w:pPr>
+      <w:r>
+        <w:rPr>
+          <w:b/>
+          <w:i/>
+        </w:rPr>
+        <w:t>Table D1.</w:t>
+      </w:r>
+      <w:r>
+        <w:rPr>
+          <w:b w:val="0"/>
+          <w:i/>
+        </w:rPr>
+        <w:t xml:space="preserve"> </w:t>
+      </w:r>
+      <w:r>
+        <w:rPr>
+          <w:b w:val="0"/>
+          <w:i/>
+        </w:rPr>
+        <w:t>From a one-line description to a scored benchmark, for three domains with no public labeled data. The attribute strata and rubric criteria are auto-generated by the teacher; each domain yields  stratified, contamination-free items, scored by the cross-family panel.</w:t>
+      </w:r>
     </w:p>
     <w:tbl>
       <w:tblPr>
@@ -18929,7 +18382,7 @@
             </w:pPr>
             <w:r>
               <w:rPr>
-                <w:rFonts w:ascii="Times New Roman" w:hAnsi="Times New Roman"/>
+                <w:rFonts w:ascii="Georgia" w:hAnsi="Georgia"/>
                 <w:b/>
                 <w:sz w:val="19"/>
               </w:rPr>
@@ -18958,7 +18411,7 @@
             </w:pPr>
             <w:r>
               <w:rPr>
-                <w:rFonts w:ascii="Times New Roman" w:hAnsi="Times New Roman"/>
+                <w:rFonts w:ascii="Georgia" w:hAnsi="Georgia"/>
                 <w:b/>
                 <w:sz w:val="19"/>
               </w:rPr>
@@ -18987,7 +18440,7 @@
             </w:pPr>
             <w:r>
               <w:rPr>
-                <w:rFonts w:ascii="Times New Roman" w:hAnsi="Times New Roman"/>
+                <w:rFonts w:ascii="Georgia" w:hAnsi="Georgia"/>
                 <w:b/>
                 <w:sz w:val="19"/>
               </w:rPr>
@@ -19017,7 +18470,7 @@
             </w:pPr>
             <w:r>
               <w:rPr>
-                <w:rFonts w:ascii="Times New Roman" w:hAnsi="Times New Roman"/>
+                <w:rFonts w:ascii="Georgia" w:hAnsi="Georgia"/>
                 <w:b/>
                 <w:bCs/>
                 <w:sz w:val="20"/>
@@ -19026,14 +18479,14 @@
             </w:r>
             <w:r>
               <w:rPr>
-                <w:rFonts w:ascii="Times New Roman" w:hAnsi="Times New Roman"/>
+                <w:rFonts w:ascii="Georgia" w:hAnsi="Georgia"/>
                 <w:sz w:val="20"/>
               </w:rPr>
               <w:br/>
             </w:r>
             <w:r>
               <w:rPr>
-                <w:rFonts w:ascii="Times New Roman" w:hAnsi="Times New Roman"/>
+                <w:rFonts w:ascii="Georgia" w:hAnsi="Georgia"/>
                 <w:i/>
                 <w:iCs/>
                 <w:sz w:val="20"/>
@@ -19062,21 +18515,21 @@
             </w:pPr>
             <w:r>
               <w:rPr>
-                <w:rFonts w:ascii="Times New Roman" w:hAnsi="Times New Roman"/>
+                <w:rFonts w:ascii="Georgia" w:hAnsi="Georgia"/>
                 <w:sz w:val="20"/>
               </w:rPr>
               <w:t xml:space="preserve">severity {contraindicated, major, moderate, minor}; mechanism {pharmacokinetic, pharmacodynamic};</w:t>
             </w:r>
             <w:r>
               <w:rPr>
-                <w:rFonts w:ascii="Times New Roman" w:hAnsi="Times New Roman"/>
+                <w:rFonts w:ascii="Georgia" w:hAnsi="Georgia"/>
                 <w:sz w:val="20"/>
               </w:rPr>
               <w:t xml:space="preserve"> </w:t>
             </w:r>
             <w:r>
               <w:rPr>
-                <w:rFonts w:ascii="Times New Roman" w:hAnsi="Times New Roman"/>
+                <w:rFonts w:ascii="Georgia" w:hAnsi="Georgia"/>
                 <w:sz w:val="20"/>
               </w:rPr>
               <w:t xml:space="preserve">patient_context {renal, hepatic, polypharmacy-elderly, pregnancy}</w:t>
@@ -19103,7 +18556,7 @@
             </w:pPr>
             <w:r>
               <w:rPr>
-                <w:rFonts w:ascii="Times New Roman" w:hAnsi="Times New Roman"/>
+                <w:rFonts w:ascii="Georgia" w:hAnsi="Georgia"/>
                 <w:sz w:val="20"/>
               </w:rPr>
               <w:t xml:space="preserve">interaction_accuracy, severity_correct, safety, completeness</w:t>
@@ -19132,7 +18585,7 @@
             </w:pPr>
             <w:r>
               <w:rPr>
-                <w:rFonts w:ascii="Times New Roman" w:hAnsi="Times New Roman"/>
+                <w:rFonts w:ascii="Georgia" w:hAnsi="Georgia"/>
                 <w:b/>
                 <w:bCs/>
                 <w:sz w:val="20"/>
@@ -19141,14 +18594,14 @@
             </w:r>
             <w:r>
               <w:rPr>
-                <w:rFonts w:ascii="Times New Roman" w:hAnsi="Times New Roman"/>
+                <w:rFonts w:ascii="Georgia" w:hAnsi="Georgia"/>
                 <w:sz w:val="20"/>
               </w:rPr>
               <w:br/>
             </w:r>
             <w:r>
               <w:rPr>
-                <w:rFonts w:ascii="Times New Roman" w:hAnsi="Times New Roman"/>
+                <w:rFonts w:ascii="Georgia" w:hAnsi="Georgia"/>
                 <w:i/>
                 <w:iCs/>
                 <w:sz w:val="20"/>
@@ -19177,7 +18630,7 @@
             </w:pPr>
             <w:r>
               <w:rPr>
-                <w:rFonts w:ascii="Times New Roman" w:hAnsi="Times New Roman"/>
+                <w:rFonts w:ascii="Georgia" w:hAnsi="Georgia"/>
                 <w:sz w:val="20"/>
               </w:rPr>
               <w:t xml:space="preserve">specialty {cardiology, infectious_disease, pediatrics, oncology, emergency}; difficulty {routine, intermediate, hard}</w:t>
@@ -19204,7 +18657,7 @@
             </w:pPr>
             <w:r>
               <w:rPr>
-                <w:rFonts w:ascii="Times New Roman" w:hAnsi="Times New Roman"/>
+                <w:rFonts w:ascii="Georgia" w:hAnsi="Georgia"/>
                 <w:sz w:val="20"/>
               </w:rPr>
               <w:t xml:space="preserve">clinical_accuracy, safety, completeness, clarity</w:t>
@@ -19233,7 +18686,7 @@
             </w:pPr>
             <w:r>
               <w:rPr>
-                <w:rFonts w:ascii="Times New Roman" w:hAnsi="Times New Roman"/>
+                <w:rFonts w:ascii="Georgia" w:hAnsi="Georgia"/>
                 <w:b/>
                 <w:bCs/>
                 <w:sz w:val="20"/>
@@ -19242,14 +18695,14 @@
             </w:r>
             <w:r>
               <w:rPr>
-                <w:rFonts w:ascii="Times New Roman" w:hAnsi="Times New Roman"/>
+                <w:rFonts w:ascii="Georgia" w:hAnsi="Georgia"/>
                 <w:sz w:val="20"/>
               </w:rPr>
               <w:br/>
             </w:r>
             <w:r>
               <w:rPr>
-                <w:rFonts w:ascii="Times New Roman" w:hAnsi="Times New Roman"/>
+                <w:rFonts w:ascii="Georgia" w:hAnsi="Georgia"/>
                 <w:i/>
                 <w:iCs/>
                 <w:sz w:val="20"/>
@@ -19278,7 +18731,7 @@
             </w:pPr>
             <w:r>
               <w:rPr>
-                <w:rFonts w:ascii="Times New Roman" w:hAnsi="Times New Roman"/>
+                <w:rFonts w:ascii="Georgia" w:hAnsi="Georgia"/>
                 <w:sz w:val="20"/>
               </w:rPr>
               <w:t xml:space="preserve">area_of_law {contracts, torts, criminal, constitutional, intellectual_property}; complexity {basic, intermediate, advanced}</w:t>
@@ -19305,7 +18758,7 @@
             </w:pPr>
             <w:r>
               <w:rPr>
-                <w:rFonts w:ascii="Times New Roman" w:hAnsi="Times New Roman"/>
+                <w:rFonts w:ascii="Georgia" w:hAnsi="Georgia"/>
                 <w:sz w:val="20"/>
               </w:rPr>
               <w:t xml:space="preserve">legal_accuracy, reasoning_quality, completeness, clarity</w:t>
@@ -19371,6 +18824,7 @@
           <w:ilvl w:val="0"/>
           <w:numId w:val="1003"/>
         </w:numPr>
+        <w:ind w:left="360" w:hanging="259"/>
         <w:jc w:val="both"/>
         <w:keepNext w:val="0"/>
         <w:keepLines w:val="0"/>
@@ -19435,6 +18889,7 @@
           <w:ilvl w:val="0"/>
           <w:numId w:val="1003"/>
         </w:numPr>
+        <w:ind w:left="360" w:hanging="259"/>
         <w:jc w:val="both"/>
         <w:keepNext w:val="0"/>
         <w:keepLines w:val="0"/>
@@ -19513,6 +18968,7 @@
           <w:ilvl w:val="0"/>
           <w:numId w:val="1003"/>
         </w:numPr>
+        <w:ind w:left="360" w:hanging="259"/>
         <w:jc w:val="both"/>
         <w:keepNext w:val="0"/>
         <w:keepLines w:val="0"/>
@@ -19722,7 +19178,7 @@
     </w:pPr>
     <w:r>
       <w:rPr>
-        <w:rFonts w:ascii="Times New Roman" w:hAnsi="Times New Roman"/>
+        <w:rFonts w:ascii="Georgia" w:hAnsi="Georgia"/>
         <w:sz w:val="18"/>
       </w:rPr>
       <w:fldChar w:fldCharType="begin"/>
@@ -20425,7 +19881,7 @@
       <w:spacing w:after="0" w:before="0" w:line="240" w:lineRule="auto"/>
     </w:pPr>
     <w:rPr>
-      <w:rFonts w:ascii="Times New Roman" w:hAnsi="Times New Roman"/>
+      <w:rFonts w:ascii="Georgia" w:hAnsi="Georgia"/>
       <w:b w:val="0"/>
       <w:i w:val="0"/>
       <w:sz w:val="20"/>
@@ -20490,7 +19946,7 @@
       <w:outlineLvl w:val="0"/>
     </w:pPr>
     <w:rPr>
-      <w:rFonts w:ascii="Times New Roman" w:asciiTheme="majorHAnsi" w:cstheme="majorBidi" w:eastAsiaTheme="majorEastAsia" w:hAnsi="Times New Roman" w:hAnsiTheme="majorHAnsi"/>
+      <w:rFonts w:ascii="Georgia" w:asciiTheme="majorHAnsi" w:cstheme="majorBidi" w:eastAsiaTheme="majorEastAsia" w:hAnsi="Georgia" w:hAnsiTheme="majorHAnsi"/>
       <w:b/>
       <w:bCs/>
       <w:i w:val="0"/>
@@ -20515,7 +19971,7 @@
       <w:outlineLvl w:val="1"/>
     </w:pPr>
     <w:rPr>
-      <w:rFonts w:ascii="Times New Roman" w:asciiTheme="majorHAnsi" w:cstheme="majorBidi" w:eastAsiaTheme="majorEastAsia" w:hAnsi="Times New Roman" w:hAnsiTheme="majorHAnsi"/>
+      <w:rFonts w:ascii="Georgia" w:asciiTheme="majorHAnsi" w:cstheme="majorBidi" w:eastAsiaTheme="majorEastAsia" w:hAnsi="Georgia" w:hAnsiTheme="majorHAnsi"/>
       <w:b/>
       <w:bCs/>
       <w:i w:val="0"/>
@@ -20540,7 +19996,7 @@
       <w:outlineLvl w:val="2"/>
     </w:pPr>
     <w:rPr>
-      <w:rFonts w:ascii="Times New Roman" w:asciiTheme="majorHAnsi" w:cstheme="majorBidi" w:eastAsiaTheme="majorEastAsia" w:hAnsi="Times New Roman" w:hAnsiTheme="majorHAnsi"/>
+      <w:rFonts w:ascii="Georgia" w:asciiTheme="majorHAnsi" w:cstheme="majorBidi" w:eastAsiaTheme="majorEastAsia" w:hAnsi="Georgia" w:hAnsiTheme="majorHAnsi"/>
       <w:b/>
       <w:bCs/>
       <w:i w:val="0"/>
@@ -20785,7 +20241,7 @@
       <w:jc w:val="center"/>
     </w:pPr>
     <w:rPr>
-      <w:rFonts w:ascii="Times New Roman" w:asciiTheme="majorHAnsi" w:cstheme="majorBidi" w:eastAsiaTheme="majorEastAsia" w:hAnsi="Times New Roman" w:hAnsiTheme="majorHAnsi"/>
+      <w:rFonts w:ascii="Georgia" w:asciiTheme="majorHAnsi" w:cstheme="majorBidi" w:eastAsiaTheme="majorEastAsia" w:hAnsi="Georgia" w:hAnsiTheme="majorHAnsi"/>
       <w:b/>
       <w:i w:val="0"/>
       <w:color w:themeColor="text2" w:themeShade="BF" w:val="17365D"/>
@@ -20827,7 +20283,7 @@
       <w:jc w:val="center"/>
     </w:pPr>
     <w:rPr>
-      <w:rFonts w:ascii="Times New Roman" w:asciiTheme="majorHAnsi" w:cstheme="majorBidi" w:eastAsiaTheme="majorEastAsia" w:hAnsi="Times New Roman" w:hAnsiTheme="majorHAnsi"/>
+      <w:rFonts w:ascii="Georgia" w:asciiTheme="majorHAnsi" w:cstheme="majorBidi" w:eastAsiaTheme="majorEastAsia" w:hAnsi="Georgia" w:hAnsiTheme="majorHAnsi"/>
       <w:b w:val="0"/>
       <w:i w:val="0"/>
       <w:iCs/>
@@ -20878,7 +20334,7 @@
       <w:jc w:val="both"/>
     </w:pPr>
     <w:rPr>
-      <w:rFonts w:ascii="Times New Roman" w:hAnsi="Times New Roman"/>
+      <w:rFonts w:ascii="Georgia" w:hAnsi="Georgia"/>
       <w:b w:val="0"/>
       <w:i w:val="0"/>
       <w:sz w:val="20"/>
@@ -32144,7 +31600,7 @@
       <w:jc w:val="both"/>
     </w:pPr>
     <w:rPr>
-      <w:rFonts w:ascii="Times New Roman" w:hAnsi="Times New Roman"/>
+      <w:rFonts w:ascii="Georgia" w:hAnsi="Georgia"/>
       <w:b w:val="0"/>
       <w:i w:val="0"/>
       <w:sz w:val="20"/>
@@ -32160,7 +31616,7 @@
       <w:jc w:val="both"/>
     </w:pPr>
     <w:rPr>
-      <w:rFonts w:ascii="Times New Roman" w:hAnsi="Times New Roman"/>
+      <w:rFonts w:ascii="Georgia" w:hAnsi="Georgia"/>
       <w:b w:val="0"/>
       <w:i w:val="0"/>
       <w:sz w:val="20"/>
@@ -32176,7 +31632,7 @@
       <w:jc w:val="center"/>
     </w:pPr>
     <w:rPr>
-      <w:rFonts w:ascii="Times New Roman" w:hAnsi="Times New Roman"/>
+      <w:rFonts w:ascii="Georgia" w:hAnsi="Georgia"/>
       <w:b/>
       <w:i w:val="0"/>
       <w:sz w:val="20"/>
@@ -32192,7 +31648,7 @@
       <w:jc w:val="both"/>
     </w:pPr>
     <w:rPr>
-      <w:rFonts w:ascii="Times New Roman" w:hAnsi="Times New Roman"/>
+      <w:rFonts w:ascii="Georgia" w:hAnsi="Georgia"/>
       <w:b w:val="0"/>
       <w:i w:val="0"/>
       <w:sz w:val="20"/>
@@ -32207,7 +31663,7 @@
       <w:jc w:val="center"/>
     </w:pPr>
     <w:rPr>
-      <w:rFonts w:ascii="Times New Roman" w:hAnsi="Times New Roman"/>
+      <w:rFonts w:ascii="Georgia" w:hAnsi="Georgia"/>
       <w:b w:val="0"/>
       <w:i/>
       <w:sz w:val="18"/>
@@ -32218,11 +31674,11 @@
     <w:basedOn w:val="BodyText"/>
     <w:pPr>
       <w:keepNext/>
-      <w:spacing w:after="60" w:before="120" w:line="240" w:lineRule="auto"/>
+      <w:spacing w:after="60" w:before="240" w:line="240" w:lineRule="auto"/>
       <w:jc w:val="center"/>
     </w:pPr>
     <w:rPr>
-      <w:rFonts w:ascii="Times New Roman" w:hAnsi="Times New Roman"/>
+      <w:rFonts w:ascii="Georgia" w:hAnsi="Georgia"/>
       <w:b w:val="0"/>
       <w:i/>
       <w:sz w:val="18"/>
@@ -32252,7 +31708,7 @@
       <w:jc w:val="both"/>
     </w:pPr>
     <w:rPr>
-      <w:rFonts w:ascii="Times New Roman" w:hAnsi="Times New Roman"/>
+      <w:rFonts w:ascii="Georgia" w:hAnsi="Georgia"/>
       <w:b w:val="0"/>
       <w:i w:val="0"/>
       <w:sz w:val="18"/>

--- a/docs/paper/CoEval_twocolumn.docx
+++ b/docs/paper/CoEval_twocolumn.docx
@@ -16,138 +16,120 @@
         <w:t xml:space="preserve">CoEval: Ranking Language Models for Custom Tasks Without Labeled Data or Trustworthy Benchmarks</w:t>
       </w:r>
     </w:p>
-    <w:tbl>
-      <w:tblPr>
-        <w:tblW w:type="pct" w:w="5000"/>
-        <w:tblLook w:firstColumn="1" w:firstRow="1" w:lastColumn="0" w:lastRow="0" w:noHBand="0" w:noVBand="1" w:val="04A0"/>
+    <w:p>
+      <w:pPr>
+        <w:pStyle w:val="Subtitle"/>
+        <w:spacing w:before="0" w:after="160"/>
         <w:jc w:val="center"/>
-        <w:tblBorders>
-          <w:top w:val="nil"/>
-          <w:left w:val="nil"/>
-          <w:bottom w:val="nil"/>
-          <w:right w:val="nil"/>
-          <w:insideH w:val="nil"/>
-          <w:insideV w:val="nil"/>
-        </w:tblBorders>
-        <w:tblLayout w:type="autofit"/>
-      </w:tblPr>
-      <w:tblGrid>
-        <w:gridCol w:w="5040"/>
-        <w:gridCol w:w="5040"/>
-      </w:tblGrid>
-      <w:tr>
-        <w:tc>
-          <w:tcPr>
-            <w:tcW w:type="dxa" w:w="5040"/>
-            <w:tcBorders>
-              <w:left w:val="nil"/>
-              <w:right w:val="nil"/>
-              <w:top w:val="nil"/>
-              <w:bottom w:val="nil"/>
-            </w:tcBorders>
-          </w:tcPr>
-          <w:p>
-            <w:pPr>
-              <w:spacing w:before="0" w:after="40" w:line="240" w:lineRule="auto"/>
-              <w:jc w:val="center"/>
-            </w:pPr>
-            <w:r/>
-            <w:r>
-              <w:rPr>
-                <w:rFonts w:ascii="Georgia" w:hAnsi="Georgia"/>
-                <w:b/>
-                <w:i w:val="0"/>
-                <w:sz w:val="22"/>
-              </w:rPr>
-              <w:t>Alexander Apartsin</w:t>
-            </w:r>
-          </w:p>
-        </w:tc>
-        <w:tc>
-          <w:tcPr>
-            <w:tcW w:type="dxa" w:w="5040"/>
-            <w:tcBorders>
-              <w:left w:val="nil"/>
-              <w:right w:val="nil"/>
-              <w:top w:val="nil"/>
-              <w:bottom w:val="nil"/>
-            </w:tcBorders>
-          </w:tcPr>
-          <w:p>
-            <w:pPr>
-              <w:spacing w:before="0" w:after="40" w:line="240" w:lineRule="auto"/>
-              <w:jc w:val="center"/>
-            </w:pPr>
-            <w:r/>
-            <w:r>
-              <w:rPr>
-                <w:rFonts w:ascii="Georgia" w:hAnsi="Georgia"/>
-                <w:b/>
-                <w:i w:val="0"/>
-                <w:sz w:val="22"/>
-              </w:rPr>
-              <w:t>Yehudit Aperstein</w:t>
-            </w:r>
-          </w:p>
-        </w:tc>
-      </w:tr>
-      <w:tr>
-        <w:tc>
-          <w:tcPr>
-            <w:tcW w:type="dxa" w:w="5040"/>
-            <w:tcBorders>
-              <w:left w:val="nil"/>
-              <w:right w:val="nil"/>
-              <w:top w:val="nil"/>
-              <w:bottom w:val="nil"/>
-            </w:tcBorders>
-          </w:tcPr>
-          <w:p>
-            <w:pPr>
-              <w:spacing w:before="0" w:after="120" w:line="240" w:lineRule="auto"/>
-              <w:jc w:val="center"/>
-            </w:pPr>
-            <w:r/>
-            <w:r>
-              <w:rPr>
-                <w:rFonts w:ascii="Georgia" w:hAnsi="Georgia"/>
-                <w:b w:val="0"/>
-                <w:i/>
-                <w:sz w:val="19"/>
-              </w:rPr>
-              <w:t>Holon Institute of Technology, Israel</w:t>
-            </w:r>
-          </w:p>
-        </w:tc>
-        <w:tc>
-          <w:tcPr>
-            <w:tcW w:type="dxa" w:w="5040"/>
-            <w:tcBorders>
-              <w:left w:val="nil"/>
-              <w:right w:val="nil"/>
-              <w:top w:val="nil"/>
-              <w:bottom w:val="nil"/>
-            </w:tcBorders>
-          </w:tcPr>
-          <w:p>
-            <w:pPr>
-              <w:spacing w:before="0" w:after="120" w:line="240" w:lineRule="auto"/>
-              <w:jc w:val="center"/>
-            </w:pPr>
-            <w:r/>
-            <w:r>
-              <w:rPr>
-                <w:rFonts w:ascii="Georgia" w:hAnsi="Georgia"/>
-                <w:b w:val="0"/>
-                <w:i/>
-                <w:sz w:val="19"/>
-              </w:rPr>
-              <w:t>Afeka Tel Aviv Academic College of Engineering, Israel</w:t>
-            </w:r>
-          </w:p>
-        </w:tc>
-      </w:tr>
-    </w:tbl>
+        <w:keepNext w:val="0"/>
+        <w:keepLines/>
+        <w:widowControl w:val="1"/>
+      </w:pPr>
+      <w:r>
+        <w:rPr>
+          <w:rFonts w:ascii="Georgia" w:hAnsi="Georgia"/>
+          <w:b w:val="0"/>
+          <w:i/>
+          <w:sz w:val="19"/>
+        </w:rPr>
+        <w:t xml:space="preserve">Alexander Apartsin</w:t>
+      </w:r>
+      <w:r>
+        <w:rPr>
+          <w:rFonts w:ascii="Georgia" w:hAnsi="Georgia"/>
+          <w:b w:val="0"/>
+          <w:i/>
+          <w:sz w:val="19"/>
+          <w:vertAlign w:val="superscript"/>
+        </w:rPr>
+        <w:t xml:space="preserve">1</w:t>
+      </w:r>
+      <w:r>
+        <w:rPr>
+          <w:rFonts w:ascii="Georgia" w:hAnsi="Georgia"/>
+          <w:b w:val="0"/>
+          <w:i/>
+          <w:sz w:val="19"/>
+        </w:rPr>
+        <w:t xml:space="preserve">,</w:t>
+      </w:r>
+      <w:r>
+        <w:rPr>
+          <w:rFonts w:ascii="Georgia" w:hAnsi="Georgia"/>
+          <w:b w:val="0"/>
+          <w:i/>
+          <w:sz w:val="19"/>
+        </w:rPr>
+        <w:t xml:space="preserve"> </w:t>
+      </w:r>
+      <w:r>
+        <w:rPr>
+          <w:rFonts w:ascii="Georgia" w:hAnsi="Georgia"/>
+          <w:b w:val="0"/>
+          <w:i/>
+          <w:sz w:val="19"/>
+        </w:rPr>
+        <w:t xml:space="preserve">Yehudit Aperstein</w:t>
+      </w:r>
+      <w:r>
+        <w:rPr>
+          <w:rFonts w:ascii="Georgia" w:hAnsi="Georgia"/>
+          <w:b w:val="0"/>
+          <w:i/>
+          <w:sz w:val="19"/>
+          <w:vertAlign w:val="superscript"/>
+        </w:rPr>
+        <w:t xml:space="preserve">2</w:t>
+      </w:r>
+    </w:p>
+    <w:p>
+      <w:pPr>
+        <w:pStyle w:val="Subtitle"/>
+        <w:spacing w:before="0" w:after="160"/>
+        <w:jc w:val="center"/>
+        <w:keepNext w:val="0"/>
+        <w:keepLines/>
+        <w:widowControl w:val="1"/>
+      </w:pPr>
+      <w:r>
+        <w:rPr>
+          <w:rFonts w:ascii="Georgia" w:hAnsi="Georgia"/>
+          <w:b w:val="0"/>
+          <w:i/>
+          <w:sz w:val="19"/>
+          <w:vertAlign w:val="superscript"/>
+        </w:rPr>
+        <w:t xml:space="preserve">1</w:t>
+      </w:r>
+      <w:r>
+        <w:rPr>
+          <w:rFonts w:ascii="Georgia" w:hAnsi="Georgia"/>
+          <w:b w:val="0"/>
+          <w:i/>
+          <w:sz w:val="19"/>
+        </w:rPr>
+        <w:t xml:space="preserve">Holon Institute of Technology, Israel  ·  </w:t>
+      </w:r>
+      <w:r>
+        <w:rPr>
+          <w:rFonts w:ascii="Georgia" w:hAnsi="Georgia"/>
+          <w:b w:val="0"/>
+          <w:i/>
+          <w:sz w:val="19"/>
+          <w:vertAlign w:val="superscript"/>
+        </w:rPr>
+        <w:t xml:space="preserve">2</w:t>
+      </w:r>
+      <w:r>
+        <w:rPr>
+          <w:rFonts w:ascii="Georgia" w:hAnsi="Georgia"/>
+          <w:b w:val="0"/>
+          <w:i/>
+          <w:sz w:val="19"/>
+        </w:rPr>
+        <w:t xml:space="preserve">Afeka Tel Aviv Academic College of Engineering, Israel</w:t>
+      </w:r>
+    </w:p>
     <w:bookmarkEnd w:id="9"/>
     <w:bookmarkStart w:id="10" w:name="abstract"/>
     <w:p>
@@ -372,7 +354,7 @@
     </w:p>
     <w:p>
       <w:pPr>
-        <w:spacing w:before="120" w:after="300" w:line="120" w:lineRule="exact"/>
+        <w:spacing w:before="120" w:after="460" w:line="120" w:lineRule="exact"/>
         <w:rPr>
           <w:sz w:val="12"/>
           <w:szCs w:val="12"/>
@@ -2702,7 +2684,7 @@
     </w:p>
     <w:p>
       <w:pPr>
-        <w:spacing w:before="120" w:after="120" w:line="120" w:lineRule="exact"/>
+        <w:spacing w:before="240" w:after="240" w:line="120" w:lineRule="exact"/>
         <w:rPr>
           <w:sz w:val="12"/>
           <w:szCs w:val="12"/>
@@ -2769,7 +2751,9 @@
     </w:p>
     <w:p>
       <w:pPr>
+        <w:pStyle w:val="ImageCaption"/>
         <w:spacing w:before="80" w:after="120" w:line="240" w:lineRule="auto"/>
+        <w:jc w:val="center"/>
         <w:keepNext w:val="0"/>
         <w:keepLines/>
         <w:widowControl w:val="1"/>
@@ -2798,7 +2782,7 @@
     </w:p>
     <w:p>
       <w:pPr>
-        <w:spacing w:before="120" w:after="120" w:line="120" w:lineRule="exact"/>
+        <w:spacing w:before="240" w:after="240" w:line="120" w:lineRule="exact"/>
         <w:rPr>
           <w:sz w:val="12"/>
           <w:szCs w:val="12"/>
@@ -4302,7 +4286,7 @@
     </w:p>
     <w:p>
       <w:pPr>
-        <w:spacing w:before="120" w:after="120" w:line="120" w:lineRule="exact"/>
+        <w:spacing w:before="240" w:after="240" w:line="120" w:lineRule="exact"/>
         <w:rPr>
           <w:sz w:val="12"/>
           <w:szCs w:val="12"/>
@@ -4318,7 +4302,9 @@
     </w:p>
     <w:p>
       <w:pPr>
+        <w:pStyle w:val="TableCaption"/>
         <w:spacing w:before="240" w:after="60" w:line="240" w:lineRule="auto"/>
+        <w:jc w:val="center"/>
         <w:keepNext/>
         <w:keepLines/>
         <w:widowControl w:val="1"/>
@@ -5042,7 +5028,7 @@
     </w:tbl>
     <w:p>
       <w:pPr>
-        <w:spacing w:before="120" w:after="120" w:line="120" w:lineRule="exact"/>
+        <w:spacing w:before="240" w:after="240" w:line="120" w:lineRule="exact"/>
         <w:rPr>
           <w:sz w:val="12"/>
           <w:szCs w:val="12"/>
@@ -5536,7 +5522,7 @@
     </w:p>
     <w:p>
       <w:pPr>
-        <w:spacing w:before="120" w:after="120" w:line="120" w:lineRule="exact"/>
+        <w:spacing w:before="240" w:after="240" w:line="120" w:lineRule="exact"/>
         <w:rPr>
           <w:sz w:val="12"/>
           <w:szCs w:val="12"/>
@@ -5552,11 +5538,47 @@
     </w:p>
     <w:p>
       <w:pPr>
+        <w:pStyle w:val="TableCaption"/>
         <w:spacing w:before="240" w:after="60" w:line="240" w:lineRule="auto"/>
+        <w:jc w:val="center"/>
         <w:keepNext/>
         <w:keepLines/>
         <w:widowControl w:val="1"/>
       </w:pPr>
+      <m:oMath>
+        <m:r>
+          <m:t>191</m:t>
+        </m:r>
+      </m:oMath>
+      <m:oMath>
+        <m:r>
+          <m:t>573</m:t>
+        </m:r>
+      </m:oMath>
+      <m:oMath>
+        <m:r>
+          <m:t>ρ</m:t>
+        </m:r>
+        <m:r>
+          <m:rPr>
+            <m:sty m:val="p"/>
+          </m:rPr>
+          <m:t>=</m:t>
+        </m:r>
+        <m:r>
+          <m:t>0.86</m:t>
+        </m:r>
+      </m:oMath>
+      <m:oMath>
+        <m:r>
+          <m:t>3</m:t>
+        </m:r>
+      </m:oMath>
+      <m:oMath>
+        <m:r>
+          <m:t>8</m:t>
+        </m:r>
+      </m:oMath>
       <w:r>
         <w:rPr>
           <w:b/>
@@ -6182,7 +6204,7 @@
     </w:tbl>
     <w:p>
       <w:pPr>
-        <w:spacing w:before="120" w:after="120" w:line="120" w:lineRule="exact"/>
+        <w:spacing w:before="240" w:after="240" w:line="120" w:lineRule="exact"/>
         <w:rPr>
           <w:sz w:val="12"/>
           <w:szCs w:val="12"/>
@@ -6642,7 +6664,7 @@
     </w:p>
     <w:p>
       <w:pPr>
-        <w:spacing w:before="120" w:after="120" w:line="120" w:lineRule="exact"/>
+        <w:spacing w:before="240" w:after="240" w:line="120" w:lineRule="exact"/>
         <w:rPr>
           <w:sz w:val="12"/>
           <w:szCs w:val="12"/>
@@ -6709,11 +6731,18 @@
     </w:p>
     <w:p>
       <w:pPr>
+        <w:pStyle w:val="ImageCaption"/>
         <w:spacing w:before="80" w:after="120" w:line="240" w:lineRule="auto"/>
+        <w:jc w:val="center"/>
         <w:keepNext w:val="0"/>
         <w:keepLines/>
         <w:widowControl w:val="1"/>
       </w:pPr>
+      <m:oMath>
+        <m:r>
+          <m:t>0.02</m:t>
+        </m:r>
+      </m:oMath>
       <w:r>
         <w:rPr>
           <w:b/>
@@ -6738,7 +6767,9 @@
     </w:p>
     <w:p>
       <w:pPr>
+        <w:pStyle w:val="TableCaption"/>
         <w:spacing w:before="240" w:after="60" w:line="240" w:lineRule="auto"/>
+        <w:jc w:val="center"/>
         <w:keepNext/>
         <w:keepLines/>
         <w:widowControl w:val="1"/>
@@ -7131,7 +7162,7 @@
     </w:tbl>
     <w:p>
       <w:pPr>
-        <w:spacing w:before="120" w:after="120" w:line="120" w:lineRule="exact"/>
+        <w:spacing w:before="240" w:after="240" w:line="120" w:lineRule="exact"/>
         <w:rPr>
           <w:sz w:val="12"/>
           <w:szCs w:val="12"/>
@@ -7775,7 +7806,7 @@
     </w:p>
     <w:p>
       <w:pPr>
-        <w:spacing w:before="120" w:after="120" w:line="120" w:lineRule="exact"/>
+        <w:spacing w:before="240" w:after="240" w:line="120" w:lineRule="exact"/>
         <w:rPr>
           <w:sz w:val="12"/>
           <w:szCs w:val="12"/>
@@ -7842,11 +7873,86 @@
     </w:p>
     <w:p>
       <w:pPr>
+        <w:pStyle w:val="ImageCaption"/>
         <w:spacing w:before="80" w:after="120" w:line="240" w:lineRule="auto"/>
+        <w:jc w:val="center"/>
         <w:keepNext w:val="0"/>
         <w:keepLines/>
         <w:widowControl w:val="1"/>
       </w:pPr>
+      <m:oMath>
+        <m:r>
+          <m:rPr>
+            <m:sty m:val="p"/>
+          </m:rPr>
+          <m:t>I</m:t>
+        </m:r>
+        <m:r>
+          <m:rPr>
+            <m:sty m:val="p"/>
+          </m:rPr>
+          <m:t>C</m:t>
+        </m:r>
+        <m:r>
+          <m:rPr>
+            <m:sty m:val="p"/>
+          </m:rPr>
+          <m:t>C</m:t>
+        </m:r>
+        <m:r>
+          <m:rPr>
+            <m:sty m:val="p"/>
+          </m:rPr>
+          <m:t>(</m:t>
+        </m:r>
+        <m:r>
+          <m:t>3</m:t>
+        </m:r>
+        <m:r>
+          <m:rPr>
+            <m:sty m:val="p"/>
+          </m:rPr>
+          <m:t>,</m:t>
+        </m:r>
+        <m:r>
+          <m:t>k</m:t>
+        </m:r>
+        <m:r>
+          <m:rPr>
+            <m:sty m:val="p"/>
+          </m:rPr>
+          <m:t>)</m:t>
+        </m:r>
+      </m:oMath>
+      <m:oMath>
+        <m:r>
+          <m:rPr>
+            <m:sty m:val="p"/>
+          </m:rPr>
+          <m:t>I</m:t>
+        </m:r>
+        <m:r>
+          <m:rPr>
+            <m:sty m:val="p"/>
+          </m:rPr>
+          <m:t>C</m:t>
+        </m:r>
+        <m:r>
+          <m:rPr>
+            <m:sty m:val="p"/>
+          </m:rPr>
+          <m:t>C</m:t>
+        </m:r>
+        <m:r>
+          <m:rPr>
+            <m:sty m:val="p"/>
+          </m:rPr>
+          <m:t>=</m:t>
+        </m:r>
+        <m:r>
+          <m:t>0.70</m:t>
+        </m:r>
+      </m:oMath>
       <w:r>
         <w:rPr>
           <w:b/>
@@ -7871,7 +7977,7 @@
     </w:p>
     <w:p>
       <w:pPr>
-        <w:spacing w:before="120" w:after="120" w:line="120" w:lineRule="exact"/>
+        <w:spacing w:before="240" w:after="240" w:line="120" w:lineRule="exact"/>
         <w:rPr>
           <w:sz w:val="12"/>
           <w:szCs w:val="12"/>
@@ -9677,7 +9783,7 @@
     </w:p>
     <w:p>
       <w:pPr>
-        <w:spacing w:before="120" w:after="120" w:line="120" w:lineRule="exact"/>
+        <w:spacing w:before="240" w:after="240" w:line="120" w:lineRule="exact"/>
         <w:rPr>
           <w:sz w:val="12"/>
           <w:szCs w:val="12"/>
@@ -9693,11 +9799,18 @@
     </w:p>
     <w:p>
       <w:pPr>
+        <w:pStyle w:val="TableCaption"/>
         <w:spacing w:before="240" w:after="60" w:line="240" w:lineRule="auto"/>
+        <w:jc w:val="center"/>
         <w:keepNext/>
         <w:keepLines/>
         <w:widowControl w:val="1"/>
       </w:pPr>
+      <m:oMath>
+        <m:r>
+          <m:t>r</m:t>
+        </m:r>
+      </m:oMath>
       <w:r>
         <w:rPr>
           <w:b/>
@@ -10264,11 +10377,33 @@
     </w:p>
     <w:p>
       <w:pPr>
+        <w:pStyle w:val="ImageCaption"/>
         <w:spacing w:before="80" w:after="120" w:line="240" w:lineRule="auto"/>
+        <w:jc w:val="center"/>
         <w:keepNext w:val="0"/>
         <w:keepLines/>
         <w:widowControl w:val="1"/>
       </w:pPr>
+      <m:oMath>
+        <m:r>
+          <m:t>r</m:t>
+        </m:r>
+        <m:r>
+          <m:rPr>
+            <m:sty m:val="p"/>
+          </m:rPr>
+          <m:t>=</m:t>
+        </m:r>
+        <m:r>
+          <m:rPr>
+            <m:sty m:val="p"/>
+          </m:rPr>
+          <m:t>+</m:t>
+        </m:r>
+        <m:r>
+          <m:t>0.010</m:t>
+        </m:r>
+      </m:oMath>
       <w:r>
         <w:rPr>
           <w:b/>
@@ -10293,7 +10428,7 @@
     </w:p>
     <w:p>
       <w:pPr>
-        <w:spacing w:before="120" w:after="120" w:line="120" w:lineRule="exact"/>
+        <w:spacing w:before="240" w:after="240" w:line="120" w:lineRule="exact"/>
         <w:rPr>
           <w:sz w:val="12"/>
           <w:szCs w:val="12"/>
@@ -12337,11 +12472,44 @@
     </w:p>
     <w:p>
       <w:pPr>
+        <w:pStyle w:val="TableCaption"/>
         <w:spacing w:before="240" w:after="60" w:line="240" w:lineRule="auto"/>
+        <w:jc w:val="center"/>
         <w:keepNext/>
         <w:keepLines/>
         <w:widowControl w:val="1"/>
       </w:pPr>
+      <m:oMath>
+        <m:r>
+          <m:rPr>
+            <m:sty m:val="p"/>
+          </m:rPr>
+          <m:t>[</m:t>
+        </m:r>
+        <m:r>
+          <m:t>0</m:t>
+        </m:r>
+        <m:r>
+          <m:rPr>
+            <m:sty m:val="p"/>
+          </m:rPr>
+          <m:t>,</m:t>
+        </m:r>
+        <m:r>
+          <m:t>1</m:t>
+        </m:r>
+        <m:r>
+          <m:rPr>
+            <m:sty m:val="p"/>
+          </m:rPr>
+          <m:t>]</m:t>
+        </m:r>
+      </m:oMath>
+      <m:oMath>
+        <m:r>
+          <m:t>40</m:t>
+        </m:r>
+      </m:oMath>
       <w:r>
         <w:rPr>
           <w:b/>
@@ -13748,7 +13916,7 @@
     </w:p>
     <w:p>
       <w:pPr>
-        <w:spacing w:before="120" w:after="120" w:line="120" w:lineRule="exact"/>
+        <w:spacing w:before="240" w:after="240" w:line="120" w:lineRule="exact"/>
         <w:rPr>
           <w:sz w:val="12"/>
           <w:szCs w:val="12"/>
@@ -13764,11 +13932,38 @@
     </w:p>
     <w:p>
       <w:pPr>
+        <w:pStyle w:val="TableCaption"/>
         <w:spacing w:before="240" w:after="60" w:line="240" w:lineRule="auto"/>
+        <w:jc w:val="center"/>
         <w:keepNext/>
         <w:keepLines/>
         <w:widowControl w:val="1"/>
       </w:pPr>
+      <m:oMath>
+        <m:r>
+          <m:t>1</m:t>
+        </m:r>
+      </m:oMath>
+      <m:oMath>
+        <m:r>
+          <m:t>1</m:t>
+        </m:r>
+      </m:oMath>
+      <m:oMath>
+        <m:r>
+          <m:t>5</m:t>
+        </m:r>
+      </m:oMath>
+      <m:oMath>
+        <m:r>
+          <m:t>5</m:t>
+        </m:r>
+      </m:oMath>
+      <m:oMath>
+        <m:r>
+          <m:t>1</m:t>
+        </m:r>
+      </m:oMath>
       <w:r>
         <w:rPr>
           <w:b/>
@@ -14988,7 +15183,7 @@
     </w:tbl>
     <w:p>
       <w:pPr>
-        <w:spacing w:before="120" w:after="120" w:line="120" w:lineRule="exact"/>
+        <w:spacing w:before="240" w:after="240" w:line="120" w:lineRule="exact"/>
         <w:rPr>
           <w:sz w:val="12"/>
           <w:szCs w:val="12"/>
@@ -15390,12 +15585,20 @@
           <w:ilvl w:val="0"/>
           <w:numId w:val="1002"/>
         </w:numPr>
+        <w:spacing w:after="60"/>
         <w:ind w:left="360" w:hanging="259"/>
         <w:jc w:val="left"/>
         <w:keepNext w:val="0"/>
         <w:keepLines w:val="0"/>
         <w:widowControl w:val="1"/>
       </w:pPr>
+      <w:r>
+        <w:rPr>
+          <w:rFonts w:ascii="Georgia" w:hAnsi="Georgia"/>
+          <w:sz w:val="18"/>
+        </w:rPr>
+        <w:t xml:space="preserve">1. </w:t>
+      </w:r>
       <w:bookmarkStart w:id="45" w:name="r1"/>
       <w:r>
         <w:t xml:space="preserve">Zheng, L., Chiang, W.-L., Sheng, Y., et al. (2023).</w:t>
@@ -15450,12 +15653,20 @@
           <w:ilvl w:val="0"/>
           <w:numId w:val="1002"/>
         </w:numPr>
+        <w:spacing w:after="60"/>
         <w:ind w:left="360" w:hanging="259"/>
         <w:jc w:val="left"/>
         <w:keepNext w:val="0"/>
         <w:keepLines w:val="0"/>
         <w:widowControl w:val="1"/>
       </w:pPr>
+      <w:r>
+        <w:rPr>
+          <w:rFonts w:ascii="Georgia" w:hAnsi="Georgia"/>
+          <w:sz w:val="18"/>
+        </w:rPr>
+        <w:t xml:space="preserve">2. </w:t>
+      </w:r>
       <w:bookmarkStart w:id="47" w:name="r2"/>
       <w:r>
         <w:t xml:space="preserve">Liu, Y., Iter, D., Xu, Y., et al. (2023).</w:t>
@@ -15510,12 +15721,20 @@
           <w:ilvl w:val="0"/>
           <w:numId w:val="1002"/>
         </w:numPr>
+        <w:spacing w:after="60"/>
         <w:ind w:left="360" w:hanging="259"/>
         <w:jc w:val="left"/>
         <w:keepNext w:val="0"/>
         <w:keepLines w:val="0"/>
         <w:widowControl w:val="1"/>
       </w:pPr>
+      <w:r>
+        <w:rPr>
+          <w:rFonts w:ascii="Georgia" w:hAnsi="Georgia"/>
+          <w:sz w:val="18"/>
+        </w:rPr>
+        <w:t xml:space="preserve">3. </w:t>
+      </w:r>
       <w:bookmarkStart w:id="49" w:name="r3"/>
       <w:r>
         <w:t xml:space="preserve">Kim, S., Suk, J., Longpre, S., et al. (2024).</w:t>
@@ -15564,12 +15783,20 @@
           <w:ilvl w:val="0"/>
           <w:numId w:val="1002"/>
         </w:numPr>
+        <w:spacing w:after="60"/>
         <w:ind w:left="360" w:hanging="259"/>
         <w:jc w:val="left"/>
         <w:keepNext w:val="0"/>
         <w:keepLines w:val="0"/>
         <w:widowControl w:val="1"/>
       </w:pPr>
+      <w:r>
+        <w:rPr>
+          <w:rFonts w:ascii="Georgia" w:hAnsi="Georgia"/>
+          <w:sz w:val="18"/>
+        </w:rPr>
+        <w:t xml:space="preserve">4. </w:t>
+      </w:r>
       <w:bookmarkStart w:id="51" w:name="r4"/>
       <w:r>
         <w:t xml:space="preserve">Vu, T., Krishna, K., Alzubi, S., et al. (2024).</w:t>
@@ -15624,12 +15851,20 @@
           <w:ilvl w:val="0"/>
           <w:numId w:val="1002"/>
         </w:numPr>
+        <w:spacing w:after="60"/>
         <w:ind w:left="360" w:hanging="259"/>
         <w:jc w:val="left"/>
         <w:keepNext w:val="0"/>
         <w:keepLines w:val="0"/>
         <w:widowControl w:val="1"/>
       </w:pPr>
+      <w:r>
+        <w:rPr>
+          <w:rFonts w:ascii="Georgia" w:hAnsi="Georgia"/>
+          <w:sz w:val="18"/>
+        </w:rPr>
+        <w:t xml:space="preserve">5. </w:t>
+      </w:r>
       <w:bookmarkStart w:id="53" w:name="r5"/>
       <w:r>
         <w:t xml:space="preserve">Verga, P., Hofstatter, S., Althammer, S., et al. (2024).</w:t>
@@ -15678,12 +15913,20 @@
           <w:ilvl w:val="0"/>
           <w:numId w:val="1002"/>
         </w:numPr>
+        <w:spacing w:after="60"/>
         <w:ind w:left="360" w:hanging="259"/>
         <w:jc w:val="left"/>
         <w:keepNext w:val="0"/>
         <w:keepLines w:val="0"/>
         <w:widowControl w:val="1"/>
       </w:pPr>
+      <w:r>
+        <w:rPr>
+          <w:rFonts w:ascii="Georgia" w:hAnsi="Georgia"/>
+          <w:sz w:val="18"/>
+        </w:rPr>
+        <w:t xml:space="preserve">6. </w:t>
+      </w:r>
       <w:bookmarkStart w:id="55" w:name="r6"/>
       <w:r>
         <w:t xml:space="preserve">Tan, S., Zhuang, S., Montgomery, K., et al. (2025).</w:t>
@@ -15738,12 +15981,20 @@
           <w:ilvl w:val="0"/>
           <w:numId w:val="1002"/>
         </w:numPr>
+        <w:spacing w:after="60"/>
         <w:ind w:left="360" w:hanging="259"/>
         <w:jc w:val="left"/>
         <w:keepNext w:val="0"/>
         <w:keepLines w:val="0"/>
         <w:widowControl w:val="1"/>
       </w:pPr>
+      <w:r>
+        <w:rPr>
+          <w:rFonts w:ascii="Georgia" w:hAnsi="Georgia"/>
+          <w:sz w:val="18"/>
+        </w:rPr>
+        <w:t xml:space="preserve">7. </w:t>
+      </w:r>
       <w:bookmarkStart w:id="57" w:name="r7"/>
       <w:r>
         <w:t xml:space="preserve">Kim, S., Suk, J., Cho, J. Y., et al. (2025).</w:t>
@@ -15798,12 +16049,20 @@
           <w:ilvl w:val="0"/>
           <w:numId w:val="1002"/>
         </w:numPr>
+        <w:spacing w:after="60"/>
         <w:ind w:left="360" w:hanging="259"/>
         <w:jc w:val="left"/>
         <w:keepNext w:val="0"/>
         <w:keepLines w:val="0"/>
         <w:widowControl w:val="1"/>
       </w:pPr>
+      <w:r>
+        <w:rPr>
+          <w:rFonts w:ascii="Georgia" w:hAnsi="Georgia"/>
+          <w:sz w:val="18"/>
+        </w:rPr>
+        <w:t xml:space="preserve">8. </w:t>
+      </w:r>
       <w:bookmarkStart w:id="59" w:name="r8"/>
       <w:r>
         <w:t xml:space="preserve">Dubois, Y., Galambosi, B., Liang, P., Hashimoto, T. B. (2024).</w:t>
@@ -15852,12 +16111,20 @@
           <w:ilvl w:val="0"/>
           <w:numId w:val="1002"/>
         </w:numPr>
+        <w:spacing w:after="60"/>
         <w:ind w:left="360" w:hanging="259"/>
         <w:jc w:val="left"/>
         <w:keepNext w:val="0"/>
         <w:keepLines w:val="0"/>
         <w:widowControl w:val="1"/>
       </w:pPr>
+      <w:r>
+        <w:rPr>
+          <w:rFonts w:ascii="Georgia" w:hAnsi="Georgia"/>
+          <w:sz w:val="18"/>
+        </w:rPr>
+        <w:t xml:space="preserve">9. </w:t>
+      </w:r>
       <w:bookmarkStart w:id="61" w:name="r9"/>
       <w:r>
         <w:t xml:space="preserve">Li, X. L., Kazemi, M., et al. (2024).</w:t>
@@ -15892,12 +16159,20 @@
           <w:ilvl w:val="0"/>
           <w:numId w:val="1002"/>
         </w:numPr>
+        <w:spacing w:after="60"/>
         <w:ind w:left="360" w:hanging="259"/>
         <w:jc w:val="left"/>
         <w:keepNext w:val="0"/>
         <w:keepLines w:val="0"/>
         <w:widowControl w:val="1"/>
       </w:pPr>
+      <w:r>
+        <w:rPr>
+          <w:rFonts w:ascii="Georgia" w:hAnsi="Georgia"/>
+          <w:sz w:val="18"/>
+        </w:rPr>
+        <w:t xml:space="preserve">10. </w:t>
+      </w:r>
       <w:bookmarkStart w:id="63" w:name="r10"/>
       <w:r>
         <w:t xml:space="preserve">Butt, N., Awadalla, H., et al. (2024).</w:t>
@@ -15946,12 +16221,20 @@
           <w:ilvl w:val="0"/>
           <w:numId w:val="1002"/>
         </w:numPr>
+        <w:spacing w:after="60"/>
         <w:ind w:left="360" w:hanging="259"/>
         <w:jc w:val="left"/>
         <w:keepNext w:val="0"/>
         <w:keepLines w:val="0"/>
         <w:widowControl w:val="1"/>
       </w:pPr>
+      <w:r>
+        <w:rPr>
+          <w:rFonts w:ascii="Georgia" w:hAnsi="Georgia"/>
+          <w:sz w:val="18"/>
+        </w:rPr>
+        <w:t xml:space="preserve">11. </w:t>
+      </w:r>
       <w:bookmarkStart w:id="65" w:name="r11"/>
       <w:r>
         <w:t xml:space="preserve">Shashidhar, S., et al. (2025).</w:t>
@@ -15986,12 +16269,20 @@
           <w:ilvl w:val="0"/>
           <w:numId w:val="1002"/>
         </w:numPr>
+        <w:spacing w:after="60"/>
         <w:ind w:left="360" w:hanging="259"/>
         <w:jc w:val="left"/>
         <w:keepNext w:val="0"/>
         <w:keepLines w:val="0"/>
         <w:widowControl w:val="1"/>
       </w:pPr>
+      <w:r>
+        <w:rPr>
+          <w:rFonts w:ascii="Georgia" w:hAnsi="Georgia"/>
+          <w:sz w:val="18"/>
+        </w:rPr>
+        <w:t xml:space="preserve">12. </w:t>
+      </w:r>
       <w:bookmarkStart w:id="67" w:name="r12"/>
       <w:r>
         <w:t xml:space="preserve">Zhang, H., Da, J., Lee, D., et al. (2024).</w:t>
@@ -16040,12 +16331,20 @@
           <w:ilvl w:val="0"/>
           <w:numId w:val="1002"/>
         </w:numPr>
+        <w:spacing w:after="60"/>
         <w:ind w:left="360" w:hanging="259"/>
         <w:jc w:val="left"/>
         <w:keepNext w:val="0"/>
         <w:keepLines w:val="0"/>
         <w:widowControl w:val="1"/>
       </w:pPr>
+      <w:r>
+        <w:rPr>
+          <w:rFonts w:ascii="Georgia" w:hAnsi="Georgia"/>
+          <w:sz w:val="18"/>
+        </w:rPr>
+        <w:t xml:space="preserve">13. </w:t>
+      </w:r>
       <w:bookmarkStart w:id="69" w:name="r13"/>
       <w:r>
         <w:t xml:space="preserve">Xu, C., et al. (2025).</w:t>
@@ -16080,12 +16379,20 @@
           <w:ilvl w:val="0"/>
           <w:numId w:val="1002"/>
         </w:numPr>
+        <w:spacing w:after="60"/>
         <w:ind w:left="360" w:hanging="259"/>
         <w:jc w:val="left"/>
         <w:keepNext w:val="0"/>
         <w:keepLines w:val="0"/>
         <w:widowControl w:val="1"/>
       </w:pPr>
+      <w:r>
+        <w:rPr>
+          <w:rFonts w:ascii="Georgia" w:hAnsi="Georgia"/>
+          <w:sz w:val="18"/>
+        </w:rPr>
+        <w:t xml:space="preserve">14. </w:t>
+      </w:r>
       <w:bookmarkStart w:id="71" w:name="r14"/>
       <w:r>
         <w:t xml:space="preserve">Kiela, D., Bartolo, M., Nie, Y., et al. (2021).</w:t>
@@ -16126,12 +16433,20 @@
           <w:ilvl w:val="0"/>
           <w:numId w:val="1002"/>
         </w:numPr>
+        <w:spacing w:after="60"/>
         <w:ind w:left="360" w:hanging="259"/>
         <w:jc w:val="left"/>
         <w:keepNext w:val="0"/>
         <w:keepLines w:val="0"/>
         <w:widowControl w:val="1"/>
       </w:pPr>
+      <w:r>
+        <w:rPr>
+          <w:rFonts w:ascii="Georgia" w:hAnsi="Georgia"/>
+          <w:sz w:val="18"/>
+        </w:rPr>
+        <w:t xml:space="preserve">15. </w:t>
+      </w:r>
       <w:bookmarkStart w:id="73" w:name="r15"/>
       <w:r>
         <w:t xml:space="preserve">Li, D., Sun, R., Huang, Y., et al. (2026).</w:t>
@@ -16186,12 +16501,20 @@
           <w:ilvl w:val="0"/>
           <w:numId w:val="1002"/>
         </w:numPr>
+        <w:spacing w:after="60"/>
         <w:ind w:left="360" w:hanging="259"/>
         <w:jc w:val="left"/>
         <w:keepNext w:val="0"/>
         <w:keepLines w:val="0"/>
         <w:widowControl w:val="1"/>
       </w:pPr>
+      <w:r>
+        <w:rPr>
+          <w:rFonts w:ascii="Georgia" w:hAnsi="Georgia"/>
+          <w:sz w:val="18"/>
+        </w:rPr>
+        <w:t xml:space="preserve">16. </w:t>
+      </w:r>
       <w:bookmarkStart w:id="75" w:name="r16"/>
       <w:r>
         <w:t xml:space="preserve">Spiliopoulou, E., et al. (2025).</w:t>
@@ -16240,12 +16563,20 @@
           <w:ilvl w:val="0"/>
           <w:numId w:val="1002"/>
         </w:numPr>
+        <w:spacing w:after="60"/>
         <w:ind w:left="360" w:hanging="259"/>
         <w:jc w:val="left"/>
         <w:keepNext w:val="0"/>
         <w:keepLines w:val="0"/>
         <w:widowControl w:val="1"/>
       </w:pPr>
+      <w:r>
+        <w:rPr>
+          <w:rFonts w:ascii="Georgia" w:hAnsi="Georgia"/>
+          <w:sz w:val="18"/>
+        </w:rPr>
+        <w:t xml:space="preserve">17. </w:t>
+      </w:r>
       <w:bookmarkStart w:id="77" w:name="r17"/>
       <w:r>
         <w:t xml:space="preserve">Ye, J., Wang, Y., Huang, Y., et al. (2024).</w:t>
@@ -16294,12 +16625,20 @@
           <w:ilvl w:val="0"/>
           <w:numId w:val="1002"/>
         </w:numPr>
+        <w:spacing w:after="60"/>
         <w:ind w:left="360" w:hanging="259"/>
         <w:jc w:val="left"/>
         <w:keepNext w:val="0"/>
         <w:keepLines w:val="0"/>
         <w:widowControl w:val="1"/>
       </w:pPr>
+      <w:r>
+        <w:rPr>
+          <w:rFonts w:ascii="Georgia" w:hAnsi="Georgia"/>
+          <w:sz w:val="18"/>
+        </w:rPr>
+        <w:t xml:space="preserve">18. </w:t>
+      </w:r>
       <w:bookmarkStart w:id="79" w:name="r18"/>
       <w:r>
         <w:t xml:space="preserve">Wataoka, K., Takahashi, T., Ri, R. (2024).</w:t>
@@ -16334,12 +16673,20 @@
           <w:ilvl w:val="0"/>
           <w:numId w:val="1002"/>
         </w:numPr>
+        <w:spacing w:after="60"/>
         <w:ind w:left="360" w:hanging="259"/>
         <w:jc w:val="left"/>
         <w:keepNext w:val="0"/>
         <w:keepLines w:val="0"/>
         <w:widowControl w:val="1"/>
       </w:pPr>
+      <w:r>
+        <w:rPr>
+          <w:rFonts w:ascii="Georgia" w:hAnsi="Georgia"/>
+          <w:sz w:val="18"/>
+        </w:rPr>
+        <w:t xml:space="preserve">19. </w:t>
+      </w:r>
       <w:bookmarkStart w:id="81" w:name="r19"/>
       <w:r>
         <w:t xml:space="preserve">Gu, J., Jiang, X., Shi, Z., et al. (2024).</w:t>
@@ -16374,12 +16721,20 @@
           <w:ilvl w:val="0"/>
           <w:numId w:val="1002"/>
         </w:numPr>
+        <w:spacing w:after="60"/>
         <w:ind w:left="360" w:hanging="259"/>
         <w:jc w:val="left"/>
         <w:keepNext w:val="0"/>
         <w:keepLines w:val="0"/>
         <w:widowControl w:val="1"/>
       </w:pPr>
+      <w:r>
+        <w:rPr>
+          <w:rFonts w:ascii="Georgia" w:hAnsi="Georgia"/>
+          <w:sz w:val="18"/>
+        </w:rPr>
+        <w:t xml:space="preserve">20. </w:t>
+      </w:r>
       <w:bookmarkStart w:id="83" w:name="r20"/>
       <w:r>
         <w:t xml:space="preserve">Li, D., Jiang, B., Huang, L., et al. (2025).</w:t>
@@ -16434,12 +16789,20 @@
           <w:ilvl w:val="0"/>
           <w:numId w:val="1002"/>
         </w:numPr>
+        <w:spacing w:after="60"/>
         <w:ind w:left="360" w:hanging="259"/>
         <w:jc w:val="left"/>
         <w:keepNext w:val="0"/>
         <w:keepLines w:val="0"/>
         <w:widowControl w:val="1"/>
       </w:pPr>
+      <w:r>
+        <w:rPr>
+          <w:rFonts w:ascii="Georgia" w:hAnsi="Georgia"/>
+          <w:sz w:val="18"/>
+        </w:rPr>
+        <w:t xml:space="preserve">21. </w:t>
+      </w:r>
       <w:bookmarkStart w:id="85" w:name="r21"/>
       <w:r>
         <w:t xml:space="preserve">Chan, C.-M., Chen, W., Su, Y., et al. (2024).</w:t>
@@ -16494,12 +16857,20 @@
           <w:ilvl w:val="0"/>
           <w:numId w:val="1002"/>
         </w:numPr>
+        <w:spacing w:after="60"/>
         <w:ind w:left="360" w:hanging="259"/>
         <w:jc w:val="left"/>
         <w:keepNext w:val="0"/>
         <w:keepLines w:val="0"/>
         <w:widowControl w:val="1"/>
       </w:pPr>
+      <w:r>
+        <w:rPr>
+          <w:rFonts w:ascii="Georgia" w:hAnsi="Georgia"/>
+          <w:sz w:val="18"/>
+        </w:rPr>
+        <w:t xml:space="preserve">22. </w:t>
+      </w:r>
       <w:bookmarkStart w:id="87" w:name="r22"/>
       <w:r>
         <w:t xml:space="preserve">White, C., Dooley, S., Roberts, M., et al. (2025).</w:t>
@@ -16554,12 +16925,20 @@
           <w:ilvl w:val="0"/>
           <w:numId w:val="1002"/>
         </w:numPr>
+        <w:spacing w:after="60"/>
         <w:ind w:left="360" w:hanging="259"/>
         <w:jc w:val="left"/>
         <w:keepNext w:val="0"/>
         <w:keepLines w:val="0"/>
         <w:widowControl w:val="1"/>
       </w:pPr>
+      <w:r>
+        <w:rPr>
+          <w:rFonts w:ascii="Georgia" w:hAnsi="Georgia"/>
+          <w:sz w:val="18"/>
+        </w:rPr>
+        <w:t xml:space="preserve">23. </w:t>
+      </w:r>
       <w:bookmarkStart w:id="89" w:name="r23"/>
       <w:r>
         <w:t xml:space="preserve">Jain, N., Han, K., Gu, A., et al. (2025).</w:t>
@@ -16614,12 +16993,20 @@
           <w:ilvl w:val="0"/>
           <w:numId w:val="1002"/>
         </w:numPr>
+        <w:spacing w:after="60"/>
         <w:ind w:left="360" w:hanging="259"/>
         <w:jc w:val="left"/>
         <w:keepNext w:val="0"/>
         <w:keepLines w:val="0"/>
         <w:widowControl w:val="1"/>
       </w:pPr>
+      <w:r>
+        <w:rPr>
+          <w:rFonts w:ascii="Georgia" w:hAnsi="Georgia"/>
+          <w:sz w:val="18"/>
+        </w:rPr>
+        <w:t xml:space="preserve">24. </w:t>
+      </w:r>
       <w:bookmarkStart w:id="91" w:name="r24"/>
       <w:r>
         <w:t xml:space="preserve">Chen, W.-L., Wu, Z., Bansal, H., et al. (2025).</w:t>
@@ -16668,12 +17055,20 @@
           <w:ilvl w:val="0"/>
           <w:numId w:val="1002"/>
         </w:numPr>
+        <w:spacing w:after="60"/>
         <w:ind w:left="360" w:hanging="259"/>
         <w:jc w:val="left"/>
         <w:keepNext w:val="0"/>
         <w:keepLines w:val="0"/>
         <w:widowControl w:val="1"/>
       </w:pPr>
+      <w:r>
+        <w:rPr>
+          <w:rFonts w:ascii="Georgia" w:hAnsi="Georgia"/>
+          <w:sz w:val="18"/>
+        </w:rPr>
+        <w:t xml:space="preserve">25. </w:t>
+      </w:r>
       <w:bookmarkStart w:id="93" w:name="r25"/>
       <w:r>
         <w:t xml:space="preserve">Raju, R., Jain, S., Li, B., et al. (2024).</w:t>
@@ -16722,12 +17117,20 @@
           <w:ilvl w:val="0"/>
           <w:numId w:val="1002"/>
         </w:numPr>
+        <w:spacing w:after="60"/>
         <w:ind w:left="360" w:hanging="259"/>
         <w:jc w:val="left"/>
         <w:keepNext w:val="0"/>
         <w:keepLines w:val="0"/>
         <w:widowControl w:val="1"/>
       </w:pPr>
+      <w:r>
+        <w:rPr>
+          <w:rFonts w:ascii="Georgia" w:hAnsi="Georgia"/>
+          <w:sz w:val="18"/>
+        </w:rPr>
+        <w:t xml:space="preserve">26. </w:t>
+      </w:r>
       <w:bookmarkStart w:id="95" w:name="r26"/>
       <w:r>
         <w:t xml:space="preserve">Li, Y., et al. (2025).</w:t>
@@ -16762,12 +17165,20 @@
           <w:ilvl w:val="0"/>
           <w:numId w:val="1002"/>
         </w:numPr>
+        <w:spacing w:after="60"/>
         <w:ind w:left="360" w:hanging="259"/>
         <w:jc w:val="left"/>
         <w:keepNext w:val="0"/>
         <w:keepLines w:val="0"/>
         <w:widowControl w:val="1"/>
       </w:pPr>
+      <w:r>
+        <w:rPr>
+          <w:rFonts w:ascii="Georgia" w:hAnsi="Georgia"/>
+          <w:sz w:val="18"/>
+        </w:rPr>
+        <w:t xml:space="preserve">27. </w:t>
+      </w:r>
       <w:bookmarkStart w:id="97" w:name="r27"/>
       <w:r>
         <w:t xml:space="preserve">Qian, C., Sun, G., Gales, M., Knill, K. (2026).</w:t>
@@ -16822,12 +17233,20 @@
           <w:ilvl w:val="0"/>
           <w:numId w:val="1002"/>
         </w:numPr>
+        <w:spacing w:after="60"/>
         <w:ind w:left="360" w:hanging="259"/>
         <w:jc w:val="left"/>
         <w:keepNext w:val="0"/>
         <w:keepLines w:val="0"/>
         <w:widowControl w:val="1"/>
       </w:pPr>
+      <w:r>
+        <w:rPr>
+          <w:rFonts w:ascii="Georgia" w:hAnsi="Georgia"/>
+          <w:sz w:val="18"/>
+        </w:rPr>
+        <w:t xml:space="preserve">28. </w:t>
+      </w:r>
       <w:bookmarkStart w:id="99" w:name="r28"/>
       <w:r>
         <w:t xml:space="preserve">Zhao, Y., Shin, J., Huang, Z., Namburi, S., Sala, F. (2026).</w:t>
@@ -16876,12 +17295,20 @@
           <w:ilvl w:val="0"/>
           <w:numId w:val="1002"/>
         </w:numPr>
+        <w:spacing w:after="60"/>
         <w:ind w:left="360" w:hanging="259"/>
         <w:jc w:val="left"/>
         <w:keepNext w:val="0"/>
         <w:keepLines w:val="0"/>
         <w:widowControl w:val="1"/>
       </w:pPr>
+      <w:r>
+        <w:rPr>
+          <w:rFonts w:ascii="Georgia" w:hAnsi="Georgia"/>
+          <w:sz w:val="18"/>
+        </w:rPr>
+        <w:t xml:space="preserve">29. </w:t>
+      </w:r>
       <w:bookmarkStart w:id="101" w:name="r29"/>
       <w:r>
         <w:t xml:space="preserve">Xu, C., Tan, Z., Wu, J., Zhou, T. (2026).</w:t>
@@ -16930,12 +17357,20 @@
           <w:ilvl w:val="0"/>
           <w:numId w:val="1002"/>
         </w:numPr>
+        <w:spacing w:after="60"/>
         <w:ind w:left="360" w:hanging="259"/>
         <w:jc w:val="left"/>
         <w:keepNext w:val="0"/>
         <w:keepLines w:val="0"/>
         <w:widowControl w:val="1"/>
       </w:pPr>
+      <w:r>
+        <w:rPr>
+          <w:rFonts w:ascii="Georgia" w:hAnsi="Georgia"/>
+          <w:sz w:val="18"/>
+        </w:rPr>
+        <w:t xml:space="preserve">30. </w:t>
+      </w:r>
       <w:bookmarkStart w:id="103" w:name="r30"/>
       <w:r>
         <w:t xml:space="preserve">Patel, A., Reddy, S., Bahdanau, D. (2025).</w:t>
@@ -16984,12 +17419,20 @@
           <w:ilvl w:val="0"/>
           <w:numId w:val="1002"/>
         </w:numPr>
+        <w:spacing w:after="60"/>
         <w:ind w:left="360" w:hanging="259"/>
         <w:jc w:val="left"/>
         <w:keepNext w:val="0"/>
         <w:keepLines w:val="0"/>
         <w:widowControl w:val="1"/>
       </w:pPr>
+      <w:r>
+        <w:rPr>
+          <w:rFonts w:ascii="Georgia" w:hAnsi="Georgia"/>
+          <w:sz w:val="18"/>
+        </w:rPr>
+        <w:t xml:space="preserve">31. </w:t>
+      </w:r>
       <w:bookmarkStart w:id="105" w:name="r31"/>
       <w:r>
         <w:t xml:space="preserve">Filice, S., Horowitz, G., Carmel, D., Karnin, Z., Lewin-Eytan, L., Maarek, Y. (2025).</w:t>
@@ -17044,12 +17487,20 @@
           <w:ilvl w:val="0"/>
           <w:numId w:val="1002"/>
         </w:numPr>
+        <w:spacing w:after="60"/>
         <w:ind w:left="360" w:hanging="259"/>
         <w:jc w:val="left"/>
         <w:keepNext w:val="0"/>
         <w:keepLines w:val="0"/>
         <w:widowControl w:val="1"/>
       </w:pPr>
+      <w:r>
+        <w:rPr>
+          <w:rFonts w:ascii="Georgia" w:hAnsi="Georgia"/>
+          <w:sz w:val="18"/>
+        </w:rPr>
+        <w:t xml:space="preserve">32. </w:t>
+      </w:r>
       <w:bookmarkStart w:id="107" w:name="r32"/>
       <w:r>
         <w:t xml:space="preserve">Chen, Y., et al. (2025).</w:t>
@@ -17104,12 +17555,20 @@
           <w:ilvl w:val="0"/>
           <w:numId w:val="1002"/>
         </w:numPr>
+        <w:spacing w:after="60"/>
         <w:ind w:left="360" w:hanging="259"/>
         <w:jc w:val="left"/>
         <w:keepNext w:val="0"/>
         <w:keepLines w:val="0"/>
         <w:widowControl w:val="1"/>
       </w:pPr>
+      <w:r>
+        <w:rPr>
+          <w:rFonts w:ascii="Georgia" w:hAnsi="Georgia"/>
+          <w:sz w:val="18"/>
+        </w:rPr>
+        <w:t xml:space="preserve">33. </w:t>
+      </w:r>
       <w:bookmarkStart w:id="109" w:name="r33"/>
       <w:r>
         <w:t xml:space="preserve">Dawid, A. P., Skene, A. M. (1979).</w:t>
@@ -17960,22 +18419,6 @@
     </w:p>
     <w:p>
       <w:pPr>
-        <w:spacing w:before="120" w:after="120" w:line="120" w:lineRule="exact"/>
-        <w:rPr>
-          <w:sz w:val="12"/>
-          <w:szCs w:val="12"/>
-        </w:rPr>
-        <w:sectPr>
-          <w:type w:val="continuous"/>
-          <w:pgSz w:h="15840" w:w="12240"/>
-          <w:pgMar w:bottom="1080" w:footer="720" w:gutter="0" w:header="720" w:left="1080" w:right="1080" w:top="1080"/>
-          <w:cols w:num="2" w:space="288" w:equalWidth="1"/>
-          <w:docGrid w:linePitch="360"/>
-        </w:sectPr>
-      </w:pPr>
-    </w:p>
-    <w:p>
-      <w:pPr>
         <w:pStyle w:val="BodyText"/>
         <w:jc w:val="center"/>
         <w:keepNext/>
@@ -17985,7 +18428,7 @@
       <w:r>
         <w:drawing>
           <wp:inline>
-            <wp:extent cx="5736336" cy="4998720"/>
+            <wp:extent cx="3108960" cy="2709189"/>
             <wp:effectExtent b="0" l="0" r="0" t="0"/>
             <wp:docPr descr="Heatmap of pairwise semantic similarity between auto-generated rubric criteria" title="" id="113" name="Picture"/>
             <a:graphic>
@@ -18006,7 +18449,7 @@
                   <pic:spPr bwMode="auto">
                     <a:xfrm>
                       <a:off x="0" y="0"/>
-                      <a:ext cx="5736336" cy="4998720"/>
+                      <a:ext cx="3108960" cy="2709189"/>
                     </a:xfrm>
                     <a:prstGeom prst="rect">
                       <a:avLst/>
@@ -18027,11 +18470,29 @@
     </w:p>
     <w:p>
       <w:pPr>
+        <w:pStyle w:val="ImageCaption"/>
         <w:spacing w:before="80" w:after="120" w:line="240" w:lineRule="auto"/>
+        <w:jc w:val="center"/>
         <w:keepNext w:val="0"/>
         <w:keepLines/>
         <w:widowControl w:val="1"/>
       </w:pPr>
+      <m:oMath>
+        <m:r>
+          <m:t>0.342</m:t>
+        </m:r>
+        <m:r>
+          <m:rPr>
+            <m:sty m:val="p"/>
+          </m:rPr>
+          <m:t>&gt;</m:t>
+        </m:r>
+      </m:oMath>
+      <m:oMath>
+        <m:r>
+          <m:t>0.294</m:t>
+        </m:r>
+      </m:oMath>
       <w:r>
         <w:rPr>
           <w:b/>
@@ -18053,22 +18514,6 @@
         </w:rPr>
         <w:t>Pairwise semantic similarity of the 22 auto-generated rubric criteria across four tasks. Block structure along the diagonal reflects task specialization (within-task  cross-task ), while a recurring “completeness” dimension forms a cross-task cluster.</w:t>
       </w:r>
-    </w:p>
-    <w:p>
-      <w:pPr>
-        <w:spacing w:before="120" w:after="120" w:line="120" w:lineRule="exact"/>
-        <w:rPr>
-          <w:sz w:val="12"/>
-          <w:szCs w:val="12"/>
-        </w:rPr>
-        <w:sectPr>
-          <w:type w:val="continuous"/>
-          <w:pgSz w:h="15840" w:w="12240"/>
-          <w:pgMar w:bottom="1080" w:footer="720" w:gutter="0" w:header="720" w:left="1080" w:right="1080" w:top="1080"/>
-          <w:cols w:num="1" w:space="288"/>
-          <w:docGrid w:linePitch="360"/>
-        </w:sectPr>
-      </w:pPr>
     </w:p>
     <w:bookmarkEnd w:id="115"/>
     <w:bookmarkStart w:id="119" w:name="appC"/>
@@ -18085,7 +18530,7 @@
     </w:p>
     <w:p>
       <w:pPr>
-        <w:spacing w:before="120" w:after="120" w:line="120" w:lineRule="exact"/>
+        <w:spacing w:before="240" w:after="240" w:line="120" w:lineRule="exact"/>
         <w:rPr>
           <w:sz w:val="12"/>
           <w:szCs w:val="12"/>
@@ -18152,11 +18597,27 @@
     </w:p>
     <w:p>
       <w:pPr>
+        <w:pStyle w:val="ImageCaption"/>
         <w:spacing w:before="80" w:after="120" w:line="240" w:lineRule="auto"/>
+        <w:jc w:val="center"/>
         <w:keepNext w:val="0"/>
         <w:keepLines/>
         <w:widowControl w:val="1"/>
       </w:pPr>
+      <m:oMath>
+        <m:r>
+          <m:t>1</m:t>
+        </m:r>
+        <m:r>
+          <m:rPr>
+            <m:sty m:val="p"/>
+          </m:rPr>
+          <m:t>,</m:t>
+        </m:r>
+        <m:r>
+          <m:t>350</m:t>
+        </m:r>
+      </m:oMath>
       <w:r>
         <w:rPr>
           <w:b/>
@@ -18181,7 +18642,7 @@
     </w:p>
     <w:p>
       <w:pPr>
-        <w:spacing w:before="120" w:after="120" w:line="120" w:lineRule="exact"/>
+        <w:spacing w:before="240" w:after="240" w:line="120" w:lineRule="exact"/>
         <w:rPr>
           <w:sz w:val="12"/>
           <w:szCs w:val="12"/>
@@ -18292,7 +18753,7 @@
     </w:p>
     <w:p>
       <w:pPr>
-        <w:spacing w:before="120" w:after="120" w:line="120" w:lineRule="exact"/>
+        <w:spacing w:before="240" w:after="240" w:line="120" w:lineRule="exact"/>
         <w:rPr>
           <w:sz w:val="12"/>
           <w:szCs w:val="12"/>
@@ -18308,11 +18769,18 @@
     </w:p>
     <w:p>
       <w:pPr>
+        <w:pStyle w:val="TableCaption"/>
         <w:spacing w:before="240" w:after="60" w:line="240" w:lineRule="auto"/>
+        <w:jc w:val="center"/>
         <w:keepNext/>
         <w:keepLines/>
         <w:widowControl w:val="1"/>
       </w:pPr>
+      <m:oMath>
+        <m:r>
+          <m:t>40</m:t>
+        </m:r>
+      </m:oMath>
       <w:r>
         <w:rPr>
           <w:b/>
@@ -18769,7 +19237,7 @@
     </w:tbl>
     <w:p>
       <w:pPr>
-        <w:spacing w:before="120" w:after="120" w:line="120" w:lineRule="exact"/>
+        <w:spacing w:before="240" w:after="240" w:line="120" w:lineRule="exact"/>
         <w:rPr>
           <w:sz w:val="12"/>
           <w:szCs w:val="12"/>
@@ -31596,7 +32064,7 @@
     <w:pPr>
       <w:keepNext w:val="0"/>
       <w:spacing w:after="0" w:before="0" w:line="240" w:lineRule="auto"/>
-      <w:ind w:firstLine="0"/>
+      <w:ind w:firstLine="288"/>
       <w:jc w:val="both"/>
     </w:pPr>
     <w:rPr>
@@ -31692,7 +32160,7 @@
       <w:spacing w:after="120" w:before="240"/>
     </w:pPr>
     <w:rPr>
-      <w:rFonts w:ascii="Times New Roman" w:hAnsi="Times New Roman"/>
+      <w:rFonts w:ascii="Georgia" w:hAnsi="Georgia"/>
       <w:b/>
       <w:i w:val="0"/>
       <w:sz w:val="24"/>
@@ -31703,9 +32171,9 @@
     <w:basedOn w:val="BodyText"/>
     <w:pPr>
       <w:keepNext w:val="0"/>
-      <w:spacing w:after="40" w:before="0" w:line="240" w:lineRule="auto"/>
-      <w:ind w:left="0" w:firstLine="0"/>
-      <w:jc w:val="both"/>
+      <w:spacing w:after="60" w:before="0" w:line="252" w:lineRule="auto"/>
+      <w:ind w:left="403" w:hanging="403"/>
+      <w:jc w:val="left"/>
     </w:pPr>
     <w:rPr>
       <w:rFonts w:ascii="Georgia" w:hAnsi="Georgia"/>

--- a/docs/paper/CoEval_twocolumn.docx
+++ b/docs/paper/CoEval_twocolumn.docx
@@ -322,22 +322,14 @@
       <w:r>
         <w:t xml:space="preserve"> </w:t>
       </w:r>
-      <m:oMath>
-        <m:r>
-          <m:t>0.0000</m:t>
-        </m:r>
-      </m:oMath>
-      <w:r>
-        <w:t xml:space="preserve"> </w:t>
-      </w:r>
-      <w:r>
-        <w:t xml:space="preserve">verbatim 13-gram overlap with five major public benchmarks; the panel cancels verbosity bias and precludes</w:t>
-      </w:r>
-      <w:r>
-        <w:t xml:space="preserve"> </w:t>
-      </w:r>
-      <w:r>
-        <w:t xml:space="preserve">same-family self-preference. A four-task study produced 7,978 evaluations for USD 5.89. The same declarative pipeline</w:t>
+      <w:r>
+        <w:t xml:space="preserve">zero verbatim 13-gram overlap with five major public benchmarks; the panel cancels verbosity bias and precludes</w:t>
+      </w:r>
+      <w:r>
+        <w:t xml:space="preserve"> </w:t>
+      </w:r>
+      <w:r>
+        <w:t xml:space="preserve">same-family self-preference. The same declarative pipeline</w:t>
       </w:r>
       <w:r>
         <w:t xml:space="preserve"> </w:t>
@@ -354,7 +346,7 @@
     </w:p>
     <w:p>
       <w:pPr>
-        <w:spacing w:before="120" w:after="460" w:line="120" w:lineRule="exact"/>
+        <w:spacing w:before="0" w:after="0" w:line="520" w:lineRule="exact"/>
         <w:rPr>
           <w:sz w:val="12"/>
           <w:szCs w:val="12"/>
@@ -1204,13 +1196,7 @@
         <w:widowControl w:val="1"/>
       </w:pPr>
       <w:r>
-        <w:t xml:space="preserve">CoEval requires no human annotation. In a four-task medium-scale study it produced 7,978 valid evaluations for</w:t>
-      </w:r>
-      <w:r>
-        <w:t xml:space="preserve"> </w:t>
-      </w:r>
-      <w:r>
-        <w:t xml:space="preserve">USD 5.89 end-to-end. The remainder of this paper formalizes the framework (Section 3), describes the experimental</w:t>
+        <w:t xml:space="preserve">CoEval requires no human annotation. The remainder of this paper formalizes the framework (Section 3), describes the experimental</w:t>
       </w:r>
       <w:r>
         <w:t xml:space="preserve"> </w:t>
@@ -2684,7 +2670,7 @@
     </w:p>
     <w:p>
       <w:pPr>
-        <w:spacing w:before="240" w:after="240" w:line="120" w:lineRule="exact"/>
+        <w:spacing w:before="0" w:after="0" w:line="300" w:lineRule="exact"/>
         <w:rPr>
           <w:sz w:val="12"/>
           <w:szCs w:val="12"/>
@@ -2782,7 +2768,7 @@
     </w:p>
     <w:p>
       <w:pPr>
-        <w:spacing w:before="240" w:after="240" w:line="120" w:lineRule="exact"/>
+        <w:spacing w:before="0" w:after="0" w:line="300" w:lineRule="exact"/>
         <w:rPr>
           <w:sz w:val="12"/>
           <w:szCs w:val="12"/>
@@ -4286,7 +4272,7 @@
     </w:p>
     <w:p>
       <w:pPr>
-        <w:spacing w:before="240" w:after="240" w:line="120" w:lineRule="exact"/>
+        <w:spacing w:before="0" w:after="0" w:line="300" w:lineRule="exact"/>
         <w:rPr>
           <w:sz w:val="12"/>
           <w:szCs w:val="12"/>
@@ -5028,7 +5014,7 @@
     </w:tbl>
     <w:p>
       <w:pPr>
-        <w:spacing w:before="240" w:after="240" w:line="120" w:lineRule="exact"/>
+        <w:spacing w:before="0" w:after="0" w:line="300" w:lineRule="exact"/>
         <w:rPr>
           <w:sz w:val="12"/>
           <w:szCs w:val="12"/>
@@ -5522,7 +5508,7 @@
     </w:p>
     <w:p>
       <w:pPr>
-        <w:spacing w:before="240" w:after="240" w:line="120" w:lineRule="exact"/>
+        <w:spacing w:before="0" w:after="0" w:line="300" w:lineRule="exact"/>
         <w:rPr>
           <w:sz w:val="12"/>
           <w:szCs w:val="12"/>
@@ -6204,7 +6190,7 @@
     </w:tbl>
     <w:p>
       <w:pPr>
-        <w:spacing w:before="240" w:after="240" w:line="120" w:lineRule="exact"/>
+        <w:spacing w:before="0" w:after="0" w:line="300" w:lineRule="exact"/>
         <w:rPr>
           <w:sz w:val="12"/>
           <w:szCs w:val="12"/>
@@ -6664,7 +6650,7 @@
     </w:p>
     <w:p>
       <w:pPr>
-        <w:spacing w:before="240" w:after="240" w:line="120" w:lineRule="exact"/>
+        <w:spacing w:before="0" w:after="0" w:line="300" w:lineRule="exact"/>
         <w:rPr>
           <w:sz w:val="12"/>
           <w:szCs w:val="12"/>
@@ -7162,7 +7148,7 @@
     </w:tbl>
     <w:p>
       <w:pPr>
-        <w:spacing w:before="240" w:after="240" w:line="120" w:lineRule="exact"/>
+        <w:spacing w:before="0" w:after="0" w:line="300" w:lineRule="exact"/>
         <w:rPr>
           <w:sz w:val="12"/>
           <w:szCs w:val="12"/>
@@ -7806,7 +7792,7 @@
     </w:p>
     <w:p>
       <w:pPr>
-        <w:spacing w:before="240" w:after="240" w:line="120" w:lineRule="exact"/>
+        <w:spacing w:before="0" w:after="0" w:line="300" w:lineRule="exact"/>
         <w:rPr>
           <w:sz w:val="12"/>
           <w:szCs w:val="12"/>
@@ -7977,7 +7963,7 @@
     </w:p>
     <w:p>
       <w:pPr>
-        <w:spacing w:before="240" w:after="240" w:line="120" w:lineRule="exact"/>
+        <w:spacing w:before="0" w:after="0" w:line="300" w:lineRule="exact"/>
         <w:rPr>
           <w:sz w:val="12"/>
           <w:szCs w:val="12"/>
@@ -9783,7 +9769,7 @@
     </w:p>
     <w:p>
       <w:pPr>
-        <w:spacing w:before="240" w:after="240" w:line="120" w:lineRule="exact"/>
+        <w:spacing w:before="0" w:after="0" w:line="300" w:lineRule="exact"/>
         <w:rPr>
           <w:sz w:val="12"/>
           <w:szCs w:val="12"/>
@@ -10428,7 +10414,7 @@
     </w:p>
     <w:p>
       <w:pPr>
-        <w:spacing w:before="240" w:after="240" w:line="120" w:lineRule="exact"/>
+        <w:spacing w:before="0" w:after="0" w:line="300" w:lineRule="exact"/>
         <w:rPr>
           <w:sz w:val="12"/>
           <w:szCs w:val="12"/>
@@ -10502,7 +10488,7 @@
         <w:t xml:space="preserve"> </w:t>
       </w:r>
       <w:r>
-        <w:t xml:space="preserve">collapses to an ensemble</w:t>
+        <w:t xml:space="preserve">falls to an ensemble</w:t>
       </w:r>
       <w:r>
         <w:t xml:space="preserve"> </w:t>
@@ -13916,7 +13902,7 @@
     </w:p>
     <w:p>
       <w:pPr>
-        <w:spacing w:before="240" w:after="240" w:line="120" w:lineRule="exact"/>
+        <w:spacing w:before="0" w:after="0" w:line="300" w:lineRule="exact"/>
         <w:rPr>
           <w:sz w:val="12"/>
           <w:szCs w:val="12"/>
@@ -15183,7 +15169,7 @@
     </w:tbl>
     <w:p>
       <w:pPr>
-        <w:spacing w:before="240" w:after="240" w:line="120" w:lineRule="exact"/>
+        <w:spacing w:before="0" w:after="0" w:line="300" w:lineRule="exact"/>
         <w:rPr>
           <w:sz w:val="12"/>
           <w:szCs w:val="12"/>
@@ -15503,7 +15489,7 @@
         </m:r>
       </m:oMath>
       <w:r>
-        <w:t xml:space="preserve">), all at USD 5.89 for 7,978 evaluations. Our</w:t>
+        <w:t xml:space="preserve">). Our</w:t>
       </w:r>
       <w:r>
         <w:t xml:space="preserve"> </w:t>
@@ -15561,7 +15547,7 @@
         <w:t xml:space="preserve"> </w:t>
       </w:r>
       <w:r>
-        <w:t xml:space="preserve">than a single static study. CoEval is open-source, declarative, and fully reproducible.</w:t>
+        <w:t xml:space="preserve">than a single static study. CoEval is open-source and fully reproducible.</w:t>
       </w:r>
     </w:p>
     <w:bookmarkEnd w:id="43"/>
@@ -18530,7 +18516,7 @@
     </w:p>
     <w:p>
       <w:pPr>
-        <w:spacing w:before="240" w:after="240" w:line="120" w:lineRule="exact"/>
+        <w:spacing w:before="0" w:after="0" w:line="300" w:lineRule="exact"/>
         <w:rPr>
           <w:sz w:val="12"/>
           <w:szCs w:val="12"/>
@@ -18642,7 +18628,7 @@
     </w:p>
     <w:p>
       <w:pPr>
-        <w:spacing w:before="240" w:after="240" w:line="120" w:lineRule="exact"/>
+        <w:spacing w:before="0" w:after="0" w:line="300" w:lineRule="exact"/>
         <w:rPr>
           <w:sz w:val="12"/>
           <w:szCs w:val="12"/>
@@ -18753,7 +18739,7 @@
     </w:p>
     <w:p>
       <w:pPr>
-        <w:spacing w:before="240" w:after="240" w:line="120" w:lineRule="exact"/>
+        <w:spacing w:before="0" w:after="0" w:line="300" w:lineRule="exact"/>
         <w:rPr>
           <w:sz w:val="12"/>
           <w:szCs w:val="12"/>
@@ -19237,7 +19223,7 @@
     </w:tbl>
     <w:p>
       <w:pPr>
-        <w:spacing w:before="240" w:after="240" w:line="120" w:lineRule="exact"/>
+        <w:spacing w:before="0" w:after="0" w:line="300" w:lineRule="exact"/>
         <w:rPr>
           <w:sz w:val="12"/>
           <w:szCs w:val="12"/>

--- a/docs/paper/CoEval_twocolumn.docx
+++ b/docs/paper/CoEval_twocolumn.docx
@@ -4595,7 +4595,7 @@
                 <w:rFonts w:ascii="Georgia" w:hAnsi="Georgia"/>
                 <w:sz w:val="20"/>
               </w:rPr>
-              <w:t xml:space="preserve">5.1–5.2 benchmark-grounded</w:t>
+              <w:t xml:space="preserve">5.2 reliability (5.1 summ. anchor)</w:t>
             </w:r>
           </w:p>
         </w:tc>
@@ -5186,7 +5186,7 @@
         <w:t xml:space="preserve">contamination-free</w:t>
       </w:r>
       <w:r>
-        <w:t xml:space="preserve">, and Section 5.5 shows the process is cheap enough to re-run per use case. Section 5.7 exercises the complete tool on three custom verticals (drug interaction, clinical, legal) with no labeled data, and Section 5.8 shows that rankings are domain-specific: across four de-novo domains three different models take first place, so a generic leaderboard misdirects the practitioner that CoEval's per-domain ranking serves.</w:t>
+        <w:t xml:space="preserve">, and Section 5.6 shows the process is cheap enough to re-run per use case. Section 5.7 exercises the complete tool on three custom verticals (drug interaction, clinical, legal) with no labeled data, and Section 5.8 shows that rankings are domain-specific: across four de-novo domains three different models take first place, so a generic leaderboard misdirects the practitioner that CoEval's per-domain ranking serves.</w:t>
       </w:r>
     </w:p>
     <w:bookmarkStart w:id="27" w:name="ground-truth-correlation"/>
@@ -6332,7 +6332,13 @@
         </m:r>
       </m:oMath>
       <w:r>
-        <w:t xml:space="preserve">) tracks ground truth on par with a single GPT-4o</w:t>
+        <w:t xml:space="preserve">) tracks ground truth within the confidence interval of a</w:t>
+      </w:r>
+      <w:r>
+        <w:t xml:space="preserve"> </w:t>
+      </w:r>
+      <w:r>
+        <w:t xml:space="preserve">single GPT-4o</w:t>
       </w:r>
       <w:r>
         <w:t xml:space="preserve"> </w:t>
@@ -6428,13 +6434,30 @@
         </m:r>
       </m:oMath>
       <w:r>
-        <w:t xml:space="preserve">), matching this strong single-judge baseline without depending on any one model. A single judge</w:t>
-      </w:r>
-      <w:r>
-        <w:t xml:space="preserve"> </w:t>
-      </w:r>
-      <w:r>
-        <w:t xml:space="preserve">is a gamble one cannot hedge in advance: on this task the panel's individual judges range from anti-correlated</w:t>
+        <w:t xml:space="preserve">): a statistical tie with this strong single-judge baseline, without depending on any one model. A single judge</w:t>
+      </w:r>
+      <w:r>
+        <w:t xml:space="preserve"> </w:t>
+      </w:r>
+      <w:r>
+        <w:t xml:space="preserve">is a gamble one cannot hedge in advance: on this summarization subset (</w:t>
+      </w:r>
+      <m:oMath>
+        <m:r>
+          <m:t>n</m:t>
+        </m:r>
+        <m:r>
+          <m:rPr>
+            <m:sty m:val="p"/>
+          </m:rPr>
+          <m:t>=</m:t>
+        </m:r>
+        <m:r>
+          <m:t>580</m:t>
+        </m:r>
+      </m:oMath>
+      <w:r>
+        <w:t xml:space="preserve">) the panel's individual judges range from anti-correlated</w:t>
       </w:r>
       <w:r>
         <w:t xml:space="preserve"> </w:t>
@@ -7676,13 +7699,13 @@
         <w:t xml:space="preserve"> </w:t>
       </w:r>
       <w:r>
-        <w:t xml:space="preserve">automatically. In other words, the framework converts the panel-composition problem, which would otherwise</w:t>
-      </w:r>
-      <w:r>
-        <w:t xml:space="preserve"> </w:t>
-      </w:r>
-      <w:r>
-        <w:t xml:space="preserve">degrade a naive ensemble, into a reliability</w:t>
+        <w:t xml:space="preserve">automatically. In other words, the framework converts panel composition from a liability for an unweighted</w:t>
+      </w:r>
+      <w:r>
+        <w:t xml:space="preserve"> </w:t>
+      </w:r>
+      <w:r>
+        <w:t xml:space="preserve">ensemble into a reliability</w:t>
       </w:r>
       <w:r>
         <w:t xml:space="preserve"> </w:t>

--- a/docs/paper/CoEval_twocolumn.docx
+++ b/docs/paper/CoEval_twocolumn.docx
@@ -9296,8 +9296,692 @@
         </m:r>
       </m:oMath>
       <w:r>
-        <w:t xml:space="preserve">.</w:t>
-      </w:r>
+        <w:t xml:space="preserve"> </w:t>
+      </w:r>
+      <w:r>
+        <w:t xml:space="preserve">(Table 4).</w:t>
+      </w:r>
+    </w:p>
+    <w:p>
+      <w:pPr>
+        <w:spacing w:before="0" w:after="0" w:line="300" w:lineRule="exact"/>
+        <w:rPr>
+          <w:sz w:val="12"/>
+          <w:szCs w:val="12"/>
+        </w:rPr>
+        <w:sectPr>
+          <w:type w:val="continuous"/>
+          <w:pgSz w:h="15840" w:w="12240"/>
+          <w:pgMar w:bottom="1080" w:footer="720" w:gutter="0" w:header="720" w:left="1080" w:right="1080" w:top="1080"/>
+          <w:cols w:num="2" w:space="288" w:equalWidth="1"/>
+          <w:docGrid w:linePitch="360"/>
+        </w:sectPr>
+      </w:pPr>
+    </w:p>
+    <w:p>
+      <w:pPr>
+        <w:pStyle w:val="TableCaption"/>
+        <w:spacing w:before="240" w:after="60" w:line="240" w:lineRule="auto"/>
+        <w:jc w:val="center"/>
+        <w:keepNext/>
+        <w:keepLines/>
+        <w:widowControl w:val="1"/>
+      </w:pPr>
+      <m:oMath>
+        <m:r>
+          <m:t>0.00</m:t>
+        </m:r>
+      </m:oMath>
+      <w:r>
+        <w:rPr>
+          <w:b/>
+          <w:i/>
+        </w:rPr>
+        <w:t>Table 4.</w:t>
+      </w:r>
+      <w:r>
+        <w:rPr>
+          <w:b w:val="0"/>
+          <w:i/>
+        </w:rPr>
+        <w:t xml:space="preserve"> </w:t>
+      </w:r>
+      <w:r>
+        <w:rPr>
+          <w:b w:val="0"/>
+          <w:i/>
+        </w:rPr>
+        <w:t>Doubly-robust rank-recovery on thirteen candidate models (science QA and reasoning; gold = benchmark-native accuracy). Each label-free weight helps on its own, and the two compose into the best recovery; the aggregator is robust to an injected random judge, which it gives weight . Values are the Spearman and Kendall correlations between the recovered ranking and the gold-accuracy ranking.</w:t>
+      </w:r>
+    </w:p>
+    <w:tbl>
+      <w:tblPr>
+        <w:tblStyle w:val="Table"/>
+        <w:tblW w:type="pct" w:w="5000"/>
+        <w:jc w:val="center"/>
+        <w:tblLook w:firstRow="1" w:lastRow="0" w:firstColumn="0" w:lastColumn="0" w:noHBand="0" w:noVBand="0" w:val="0020"/>
+        <w:tblCaption w:val="Table 4. Doubly-robust rank-recovery on thirteen candidate models (science QA and reasoning; gold = benchmark-native accuracy). Each label-free weight helps on its own, and the two compose into the best recovery; the aggregator is robust to an injected random judge, which it gives weight 0.00. Values are the Spearman and Kendall correlations between the recovered ranking and the gold-accuracy ranking."/>
+        <w:tblLayout w:type="autofit"/>
+        <w:tblBorders>
+          <w:top w:val="single" w:sz="10" w:color="4F6272"/>
+          <w:bottom w:val="single" w:sz="10" w:color="4F6272"/>
+          <w:insideH w:val="single" w:sz="5" w:color="9FB0C2"/>
+          <w:left w:val="single" w:sz="6" w:color="9FB0C2"/>
+          <w:right w:val="single" w:sz="6" w:color="9FB0C2"/>
+          <w:insideV w:val="single" w:sz="5" w:color="D9E1E8"/>
+        </w:tblBorders>
+      </w:tblPr>
+      <w:tblGrid>
+        <w:gridCol w:w="2640"/>
+        <w:gridCol w:w="2640"/>
+        <w:gridCol w:w="2640"/>
+      </w:tblGrid>
+      <w:tr>
+        <w:trPr>
+          <w:tblHeader w:val="on"/>
+        </w:trPr>
+        <w:tc>
+          <w:tcPr>
+            <w:shd w:fill="EEF3F7"/>
+            <w:tcBorders>
+              <w:left w:val="nil"/>
+              <w:right w:val="nil"/>
+              <w:top w:val="nil"/>
+              <w:bottom w:val="single" w:sz="8" w:color="9FB0C2"/>
+            </w:tcBorders>
+          </w:tcPr>
+          <w:p>
+            <w:pPr>
+              <w:pStyle w:val="Compact"/>
+              <w:spacing w:before="0" w:after="20" w:line="240" w:lineRule="auto"/>
+              <w:jc w:val="center"/>
+              <w:keepNext w:val="0"/>
+              <w:keepLines/>
+              <w:widowControl w:val="1"/>
+            </w:pPr>
+            <w:r>
+              <w:rPr>
+                <w:rFonts w:ascii="Georgia" w:hAnsi="Georgia"/>
+                <w:b/>
+                <w:sz w:val="19"/>
+              </w:rPr>
+              <w:t xml:space="preserve">Aggregator</w:t>
+            </w:r>
+          </w:p>
+        </w:tc>
+        <w:tc>
+          <w:tcPr>
+            <w:shd w:fill="EEF3F7"/>
+            <w:tcBorders>
+              <w:left w:val="nil"/>
+              <w:right w:val="nil"/>
+              <w:top w:val="nil"/>
+              <w:bottom w:val="single" w:sz="8" w:color="9FB0C2"/>
+            </w:tcBorders>
+          </w:tcPr>
+          <w:p>
+            <w:pPr>
+              <w:pStyle w:val="Compact"/>
+              <w:spacing w:before="0" w:after="20" w:line="240" w:lineRule="auto"/>
+              <w:jc w:val="center"/>
+              <w:keepNext w:val="0"/>
+              <w:keepLines/>
+              <w:widowControl w:val="1"/>
+            </w:pPr>
+            <w:r>
+              <w:rPr>
+                <w:rFonts w:ascii="Georgia" w:hAnsi="Georgia"/>
+                <w:b/>
+                <w:sz w:val="19"/>
+              </w:rPr>
+              <w:t xml:space="preserve">Spearman</w:t>
+            </w:r>
+          </w:p>
+        </w:tc>
+        <w:tc>
+          <w:tcPr>
+            <w:shd w:fill="EEF3F7"/>
+            <w:tcBorders>
+              <w:left w:val="nil"/>
+              <w:right w:val="nil"/>
+              <w:top w:val="nil"/>
+              <w:bottom w:val="single" w:sz="8" w:color="9FB0C2"/>
+            </w:tcBorders>
+          </w:tcPr>
+          <w:p>
+            <w:pPr>
+              <w:pStyle w:val="Compact"/>
+              <w:spacing w:before="0" w:after="20" w:line="240" w:lineRule="auto"/>
+              <w:jc w:val="center"/>
+              <w:keepNext w:val="0"/>
+              <w:keepLines/>
+              <w:widowControl w:val="1"/>
+            </w:pPr>
+            <w:r>
+              <w:rPr>
+                <w:rFonts w:ascii="Georgia" w:hAnsi="Georgia"/>
+                <w:b/>
+                <w:sz w:val="19"/>
+              </w:rPr>
+              <w:t xml:space="preserve">Kendall</w:t>
+            </w:r>
+          </w:p>
+        </w:tc>
+      </w:tr>
+      <w:tr>
+        <w:tc>
+          <w:tcPr>
+            <w:tcBorders>
+              <w:left w:val="nil"/>
+              <w:right w:val="nil"/>
+              <w:top w:val="nil"/>
+              <w:bottom w:val="single" w:sz="4" w:color="D9E1E8"/>
+            </w:tcBorders>
+          </w:tcPr>
+          <w:p>
+            <w:pPr>
+              <w:pStyle w:val="Compact"/>
+              <w:spacing w:before="0" w:after="20" w:line="240" w:lineRule="auto"/>
+              <w:jc w:val="center"/>
+              <w:keepNext w:val="0"/>
+              <w:keepLines/>
+              <w:widowControl w:val="1"/>
+            </w:pPr>
+            <w:r>
+              <w:rPr>
+                <w:rFonts w:ascii="Georgia" w:hAnsi="Georgia"/>
+                <w:sz w:val="20"/>
+              </w:rPr>
+              <w:t xml:space="preserve">Plain mean</w:t>
+            </w:r>
+          </w:p>
+        </w:tc>
+        <w:tc>
+          <w:tcPr>
+            <w:tcBorders>
+              <w:left w:val="nil"/>
+              <w:right w:val="nil"/>
+              <w:top w:val="nil"/>
+              <w:bottom w:val="single" w:sz="4" w:color="D9E1E8"/>
+            </w:tcBorders>
+          </w:tcPr>
+          <w:p>
+            <w:pPr>
+              <w:pStyle w:val="Compact"/>
+              <w:spacing w:before="0" w:after="20" w:line="240" w:lineRule="auto"/>
+              <w:jc w:val="center"/>
+              <w:keepNext w:val="0"/>
+              <w:keepLines/>
+              <w:widowControl w:val="1"/>
+            </w:pPr>
+            <w:r>
+              <w:rPr>
+                <w:rFonts w:ascii="Georgia" w:hAnsi="Georgia"/>
+                <w:sz w:val="20"/>
+              </w:rPr>
+              <w:t xml:space="preserve">0.88</w:t>
+            </w:r>
+          </w:p>
+        </w:tc>
+        <w:tc>
+          <w:tcPr>
+            <w:tcBorders>
+              <w:left w:val="nil"/>
+              <w:right w:val="nil"/>
+              <w:top w:val="nil"/>
+              <w:bottom w:val="single" w:sz="4" w:color="D9E1E8"/>
+            </w:tcBorders>
+          </w:tcPr>
+          <w:p>
+            <w:pPr>
+              <w:pStyle w:val="Compact"/>
+              <w:spacing w:before="0" w:after="20" w:line="240" w:lineRule="auto"/>
+              <w:jc w:val="center"/>
+              <w:keepNext w:val="0"/>
+              <w:keepLines/>
+              <w:widowControl w:val="1"/>
+            </w:pPr>
+            <w:r>
+              <w:rPr>
+                <w:rFonts w:ascii="Georgia" w:hAnsi="Georgia"/>
+                <w:sz w:val="20"/>
+              </w:rPr>
+              <w:t xml:space="preserve">0.76</w:t>
+            </w:r>
+          </w:p>
+        </w:tc>
+      </w:tr>
+      <w:tr>
+        <w:tc>
+          <w:tcPr>
+            <w:tcBorders>
+              <w:left w:val="nil"/>
+              <w:right w:val="nil"/>
+              <w:top w:val="nil"/>
+              <w:bottom w:val="single" w:sz="4" w:color="D9E1E8"/>
+            </w:tcBorders>
+          </w:tcPr>
+          <w:p>
+            <w:pPr>
+              <w:pStyle w:val="Compact"/>
+              <w:spacing w:before="0" w:after="20" w:line="240" w:lineRule="auto"/>
+              <w:jc w:val="center"/>
+              <w:keepNext w:val="0"/>
+              <w:keepLines/>
+              <w:widowControl w:val="1"/>
+            </w:pPr>
+            <w:r>
+              <w:rPr>
+                <w:rFonts w:ascii="Georgia" w:hAnsi="Georgia"/>
+                <w:sz w:val="20"/>
+              </w:rPr>
+              <w:t xml:space="preserve">Item-weighted (discrimination) only</w:t>
+            </w:r>
+          </w:p>
+        </w:tc>
+        <w:tc>
+          <w:tcPr>
+            <w:tcBorders>
+              <w:left w:val="nil"/>
+              <w:right w:val="nil"/>
+              <w:top w:val="nil"/>
+              <w:bottom w:val="single" w:sz="4" w:color="D9E1E8"/>
+            </w:tcBorders>
+          </w:tcPr>
+          <w:p>
+            <w:pPr>
+              <w:pStyle w:val="Compact"/>
+              <w:spacing w:before="0" w:after="20" w:line="240" w:lineRule="auto"/>
+              <w:jc w:val="center"/>
+              <w:keepNext w:val="0"/>
+              <w:keepLines/>
+              <w:widowControl w:val="1"/>
+            </w:pPr>
+            <w:r>
+              <w:rPr>
+                <w:rFonts w:ascii="Georgia" w:hAnsi="Georgia"/>
+                <w:sz w:val="20"/>
+              </w:rPr>
+              <w:t xml:space="preserve">0.94</w:t>
+            </w:r>
+          </w:p>
+        </w:tc>
+        <w:tc>
+          <w:tcPr>
+            <w:tcBorders>
+              <w:left w:val="nil"/>
+              <w:right w:val="nil"/>
+              <w:top w:val="nil"/>
+              <w:bottom w:val="single" w:sz="4" w:color="D9E1E8"/>
+            </w:tcBorders>
+          </w:tcPr>
+          <w:p>
+            <w:pPr>
+              <w:pStyle w:val="Compact"/>
+              <w:spacing w:before="0" w:after="20" w:line="240" w:lineRule="auto"/>
+              <w:jc w:val="center"/>
+              <w:keepNext w:val="0"/>
+              <w:keepLines/>
+              <w:widowControl w:val="1"/>
+            </w:pPr>
+            <w:r>
+              <w:rPr>
+                <w:rFonts w:ascii="Georgia" w:hAnsi="Georgia"/>
+                <w:sz w:val="20"/>
+              </w:rPr>
+              <w:t xml:space="preserve">0.84</w:t>
+            </w:r>
+          </w:p>
+        </w:tc>
+      </w:tr>
+      <w:tr>
+        <w:tc>
+          <w:tcPr>
+            <w:tcBorders>
+              <w:left w:val="nil"/>
+              <w:right w:val="nil"/>
+              <w:top w:val="nil"/>
+              <w:bottom w:val="single" w:sz="4" w:color="D9E1E8"/>
+            </w:tcBorders>
+          </w:tcPr>
+          <w:p>
+            <w:pPr>
+              <w:pStyle w:val="Compact"/>
+              <w:spacing w:before="0" w:after="20" w:line="240" w:lineRule="auto"/>
+              <w:jc w:val="center"/>
+              <w:keepNext w:val="0"/>
+              <w:keepLines/>
+              <w:widowControl w:val="1"/>
+            </w:pPr>
+            <w:r>
+              <w:rPr>
+                <w:rFonts w:ascii="Georgia" w:hAnsi="Georgia"/>
+                <w:sz w:val="20"/>
+              </w:rPr>
+              <w:t xml:space="preserve">Judge-weighted (agreement) only</w:t>
+            </w:r>
+          </w:p>
+        </w:tc>
+        <w:tc>
+          <w:tcPr>
+            <w:tcBorders>
+              <w:left w:val="nil"/>
+              <w:right w:val="nil"/>
+              <w:top w:val="nil"/>
+              <w:bottom w:val="single" w:sz="4" w:color="D9E1E8"/>
+            </w:tcBorders>
+          </w:tcPr>
+          <w:p>
+            <w:pPr>
+              <w:pStyle w:val="Compact"/>
+              <w:spacing w:before="0" w:after="20" w:line="240" w:lineRule="auto"/>
+              <w:jc w:val="center"/>
+              <w:keepNext w:val="0"/>
+              <w:keepLines/>
+              <w:widowControl w:val="1"/>
+            </w:pPr>
+            <w:r>
+              <w:rPr>
+                <w:rFonts w:ascii="Georgia" w:hAnsi="Georgia"/>
+                <w:sz w:val="20"/>
+              </w:rPr>
+              <w:t xml:space="preserve">0.92</w:t>
+            </w:r>
+          </w:p>
+        </w:tc>
+        <w:tc>
+          <w:tcPr>
+            <w:tcBorders>
+              <w:left w:val="nil"/>
+              <w:right w:val="nil"/>
+              <w:top w:val="nil"/>
+              <w:bottom w:val="single" w:sz="4" w:color="D9E1E8"/>
+            </w:tcBorders>
+          </w:tcPr>
+          <w:p>
+            <w:pPr>
+              <w:pStyle w:val="Compact"/>
+              <w:spacing w:before="0" w:after="20" w:line="240" w:lineRule="auto"/>
+              <w:jc w:val="center"/>
+              <w:keepNext w:val="0"/>
+              <w:keepLines/>
+              <w:widowControl w:val="1"/>
+            </w:pPr>
+            <w:r>
+              <w:rPr>
+                <w:rFonts w:ascii="Georgia" w:hAnsi="Georgia"/>
+                <w:sz w:val="20"/>
+              </w:rPr>
+              <w:t xml:space="preserve">0.82</w:t>
+            </w:r>
+          </w:p>
+        </w:tc>
+      </w:tr>
+      <w:tr>
+        <w:tc>
+          <w:tcPr>
+            <w:tcBorders>
+              <w:left w:val="nil"/>
+              <w:right w:val="nil"/>
+              <w:top w:val="nil"/>
+              <w:bottom w:val="single" w:sz="4" w:color="D9E1E8"/>
+            </w:tcBorders>
+          </w:tcPr>
+          <w:p>
+            <w:pPr>
+              <w:pStyle w:val="Compact"/>
+              <w:spacing w:before="0" w:after="20" w:line="240" w:lineRule="auto"/>
+              <w:jc w:val="center"/>
+              <w:keepNext w:val="0"/>
+              <w:keepLines/>
+              <w:widowControl w:val="1"/>
+            </w:pPr>
+            <w:r>
+              <w:rPr>
+                <w:rFonts w:ascii="Georgia" w:hAnsi="Georgia"/>
+                <w:sz w:val="20"/>
+              </w:rPr>
+              <w:t xml:space="preserve">Doubly-robust (both)</w:t>
+            </w:r>
+          </w:p>
+        </w:tc>
+        <w:tc>
+          <w:tcPr>
+            <w:tcBorders>
+              <w:left w:val="nil"/>
+              <w:right w:val="nil"/>
+              <w:top w:val="nil"/>
+              <w:bottom w:val="single" w:sz="4" w:color="D9E1E8"/>
+            </w:tcBorders>
+          </w:tcPr>
+          <w:p>
+            <w:pPr>
+              <w:pStyle w:val="Compact"/>
+              <w:spacing w:before="0" w:after="20" w:line="240" w:lineRule="auto"/>
+              <w:jc w:val="center"/>
+              <w:keepNext w:val="0"/>
+              <w:keepLines/>
+              <w:widowControl w:val="1"/>
+            </w:pPr>
+            <w:r>
+              <w:rPr>
+                <w:rFonts w:ascii="Georgia" w:hAnsi="Georgia"/>
+                <w:sz w:val="20"/>
+              </w:rPr>
+              <w:t xml:space="preserve">0.95</w:t>
+            </w:r>
+          </w:p>
+        </w:tc>
+        <w:tc>
+          <w:tcPr>
+            <w:tcBorders>
+              <w:left w:val="nil"/>
+              <w:right w:val="nil"/>
+              <w:top w:val="nil"/>
+              <w:bottom w:val="single" w:sz="4" w:color="D9E1E8"/>
+            </w:tcBorders>
+          </w:tcPr>
+          <w:p>
+            <w:pPr>
+              <w:pStyle w:val="Compact"/>
+              <w:spacing w:before="0" w:after="20" w:line="240" w:lineRule="auto"/>
+              <w:jc w:val="center"/>
+              <w:keepNext w:val="0"/>
+              <w:keepLines/>
+              <w:widowControl w:val="1"/>
+            </w:pPr>
+            <w:r>
+              <w:rPr>
+                <w:rFonts w:ascii="Georgia" w:hAnsi="Georgia"/>
+                <w:sz w:val="20"/>
+              </w:rPr>
+              <w:t xml:space="preserve">0.87</w:t>
+            </w:r>
+          </w:p>
+        </w:tc>
+      </w:tr>
+      <w:tr>
+        <w:tc>
+          <w:tcPr>
+            <w:tcBorders>
+              <w:left w:val="nil"/>
+              <w:right w:val="nil"/>
+              <w:top w:val="nil"/>
+              <w:bottom w:val="single" w:sz="4" w:color="D9E1E8"/>
+            </w:tcBorders>
+          </w:tcPr>
+          <w:p>
+            <w:pPr>
+              <w:pStyle w:val="Compact"/>
+              <w:spacing w:before="0" w:after="20" w:line="240" w:lineRule="auto"/>
+              <w:jc w:val="center"/>
+              <w:keepNext w:val="0"/>
+              <w:keepLines/>
+              <w:widowControl w:val="1"/>
+            </w:pPr>
+            <w:r>
+              <w:rPr>
+                <w:rFonts w:ascii="Georgia" w:hAnsi="Georgia"/>
+                <w:sz w:val="20"/>
+              </w:rPr>
+              <w:t xml:space="preserve">  with injected random judge: plain mean</w:t>
+            </w:r>
+          </w:p>
+        </w:tc>
+        <w:tc>
+          <w:tcPr>
+            <w:tcBorders>
+              <w:left w:val="nil"/>
+              <w:right w:val="nil"/>
+              <w:top w:val="nil"/>
+              <w:bottom w:val="single" w:sz="4" w:color="D9E1E8"/>
+            </w:tcBorders>
+          </w:tcPr>
+          <w:p>
+            <w:pPr>
+              <w:pStyle w:val="Compact"/>
+              <w:spacing w:before="0" w:after="20" w:line="240" w:lineRule="auto"/>
+              <w:jc w:val="center"/>
+              <w:keepNext w:val="0"/>
+              <w:keepLines/>
+              <w:widowControl w:val="1"/>
+            </w:pPr>
+            <w:r>
+              <w:rPr>
+                <w:rFonts w:ascii="Georgia" w:hAnsi="Georgia"/>
+                <w:sz w:val="20"/>
+              </w:rPr>
+              <w:t xml:space="preserve">0.85</w:t>
+            </w:r>
+          </w:p>
+        </w:tc>
+        <w:tc>
+          <w:tcPr>
+            <w:tcBorders>
+              <w:left w:val="nil"/>
+              <w:right w:val="nil"/>
+              <w:top w:val="nil"/>
+              <w:bottom w:val="single" w:sz="4" w:color="D9E1E8"/>
+            </w:tcBorders>
+          </w:tcPr>
+          <w:p>
+            <w:pPr>
+              <w:pStyle w:val="Compact"/>
+              <w:spacing w:before="0" w:after="20" w:line="240" w:lineRule="auto"/>
+              <w:jc w:val="center"/>
+              <w:keepNext w:val="0"/>
+              <w:keepLines/>
+              <w:widowControl w:val="1"/>
+            </w:pPr>
+            <w:r>
+              <w:rPr>
+                <w:rFonts w:ascii="Georgia" w:hAnsi="Georgia"/>
+                <w:sz w:val="20"/>
+              </w:rPr>
+              <w:t xml:space="preserve">0.71</w:t>
+            </w:r>
+          </w:p>
+        </w:tc>
+      </w:tr>
+      <w:tr>
+        <w:tc>
+          <w:tcPr>
+            <w:tcBorders>
+              <w:left w:val="nil"/>
+              <w:right w:val="nil"/>
+              <w:top w:val="nil"/>
+              <w:bottom w:val="nil"/>
+            </w:tcBorders>
+          </w:tcPr>
+          <w:p>
+            <w:pPr>
+              <w:pStyle w:val="Compact"/>
+              <w:spacing w:before="0" w:after="20" w:line="240" w:lineRule="auto"/>
+              <w:jc w:val="center"/>
+              <w:keepNext w:val="0"/>
+              <w:keepLines/>
+              <w:widowControl w:val="1"/>
+            </w:pPr>
+            <w:r>
+              <w:rPr>
+                <w:rFonts w:ascii="Georgia" w:hAnsi="Georgia"/>
+                <w:sz w:val="20"/>
+              </w:rPr>
+              <w:t xml:space="preserve">  with injected random judge: doubly-robust</w:t>
+            </w:r>
+          </w:p>
+        </w:tc>
+        <w:tc>
+          <w:tcPr>
+            <w:tcBorders>
+              <w:left w:val="nil"/>
+              <w:right w:val="nil"/>
+              <w:top w:val="nil"/>
+              <w:bottom w:val="nil"/>
+            </w:tcBorders>
+          </w:tcPr>
+          <w:p>
+            <w:pPr>
+              <w:pStyle w:val="Compact"/>
+              <w:spacing w:before="0" w:after="20" w:line="240" w:lineRule="auto"/>
+              <w:jc w:val="center"/>
+              <w:keepNext w:val="0"/>
+              <w:keepLines/>
+              <w:widowControl w:val="1"/>
+            </w:pPr>
+            <w:r>
+              <w:rPr>
+                <w:rFonts w:ascii="Georgia" w:hAnsi="Georgia"/>
+                <w:sz w:val="20"/>
+              </w:rPr>
+              <w:t xml:space="preserve">0.95</w:t>
+            </w:r>
+          </w:p>
+        </w:tc>
+        <w:tc>
+          <w:tcPr>
+            <w:tcBorders>
+              <w:left w:val="nil"/>
+              <w:right w:val="nil"/>
+              <w:top w:val="nil"/>
+              <w:bottom w:val="nil"/>
+            </w:tcBorders>
+          </w:tcPr>
+          <w:p>
+            <w:pPr>
+              <w:pStyle w:val="Compact"/>
+              <w:spacing w:before="0" w:after="20" w:line="240" w:lineRule="auto"/>
+              <w:jc w:val="center"/>
+              <w:keepNext w:val="0"/>
+              <w:keepLines/>
+              <w:widowControl w:val="1"/>
+            </w:pPr>
+            <w:r>
+              <w:rPr>
+                <w:rFonts w:ascii="Georgia" w:hAnsi="Georgia"/>
+                <w:sz w:val="20"/>
+              </w:rPr>
+              <w:t xml:space="preserve">0.87</w:t>
+            </w:r>
+          </w:p>
+        </w:tc>
+      </w:tr>
+    </w:tbl>
+    <w:p>
+      <w:pPr>
+        <w:spacing w:before="0" w:after="0" w:line="300" w:lineRule="exact"/>
+        <w:rPr>
+          <w:sz w:val="12"/>
+          <w:szCs w:val="12"/>
+        </w:rPr>
+        <w:sectPr>
+          <w:type w:val="continuous"/>
+          <w:pgSz w:h="15840" w:w="12240"/>
+          <w:pgMar w:bottom="1080" w:footer="720" w:gutter="0" w:header="720" w:left="1080" w:right="1080" w:top="1080"/>
+          <w:cols w:num="1" w:space="288"/>
+          <w:docGrid w:linePitch="360"/>
+        </w:sectPr>
+      </w:pPr>
     </w:p>
     <w:bookmarkEnd w:id="31"/>
     <w:bookmarkStart w:id="35" w:name="bias-cancellation"/>
@@ -9825,7 +10509,7 @@
           <w:b/>
           <w:i/>
         </w:rPr>
-        <w:t>Table 4.</w:t>
+        <w:t>Table 5.</w:t>
       </w:r>
       <w:r>
         <w:rPr>
@@ -9848,7 +10532,7 @@
         <w:tblW w:type="pct" w:w="5000"/>
         <w:jc w:val="center"/>
         <w:tblLook w:firstRow="1" w:lastRow="0" w:firstColumn="0" w:lastColumn="0" w:noHBand="0" w:noVBand="0" w:val="0020"/>
-        <w:tblCaption w:val="Table 4. Verbosity bias (Pearson r between response length and score) for representative individual judges versus the CoEval ensemble. The ensemble CI includes zero."/>
+        <w:tblCaption w:val="Table 5. Verbosity bias (Pearson r between response length and score) for representative individual judges versus the CoEval ensemble. The ensemble CI includes zero."/>
         <w:tblLayout w:type="autofit"/>
         <w:tblBorders>
           <w:top w:val="single" w:sz="10" w:color="4F6272"/>
@@ -12053,7 +12737,7 @@
         <w:t xml:space="preserve"> </w:t>
       </w:r>
       <w:r>
-        <w:t xml:space="preserve">model (Table 5). The clinical and legal verticals are consistent: the ensemble ranks the smallest model weakest in</w:t>
+        <w:t xml:space="preserve">model (Table 6). The clinical and legal verticals are consistent: the ensemble ranks the smallest model weakest in</w:t>
       </w:r>
       <w:r>
         <w:t xml:space="preserve"> </w:t>
@@ -12524,7 +13208,7 @@
           <w:b/>
           <w:i/>
         </w:rPr>
-        <w:t>Table 5.</w:t>
+        <w:t>Table 6.</w:t>
       </w:r>
       <w:r>
         <w:rPr>
@@ -12547,7 +13231,7 @@
         <w:tblW w:type="pct" w:w="5000"/>
         <w:jc w:val="center"/>
         <w:tblLook w:firstRow="1" w:lastRow="0" w:firstColumn="0" w:lastColumn="0" w:noHBand="0" w:noVBand="0" w:val="0020"/>
-        <w:tblCaption w:val="Table 5. CoEval ranks three candidate models on three custom, contamination-free verticals generated from a task description with no labeled data. Scores are the cross-family ensemble mean ([0,1]) with 95% bootstrap CI over 40 generated items. llama-3.2-3b ranks weakest in every vertical; the three judges agree unanimously on the full drug-interaction order, unanimously on the weakest clinical model, and two-of-three in legal."/>
+        <w:tblCaption w:val="Table 6. CoEval ranks three candidate models on three custom, contamination-free verticals generated from a task description with no labeled data. Scores are the cross-family ensemble mean ([0,1]) with 95% bootstrap CI over 40 generated items. llama-3.2-3b ranks weakest in every vertical; the three judges agree unanimously on the full drug-interaction order, unanimously on the weakest clinical model, and two-of-three in legal."/>
         <w:tblLayout w:type="autofit"/>
         <w:tblBorders>
           <w:top w:val="single" w:sz="10" w:color="4F6272"/>
@@ -13669,7 +14353,7 @@
         <w:t xml:space="preserve"> </w:t>
       </w:r>
       <w:r>
-        <w:t xml:space="preserve">code (Table 6). The mean cross-domain rank agreement is low (Kendall </w:t>
+        <w:t xml:space="preserve">code (Table 7). The mean cross-domain rank agreement is low (Kendall </w:t>
       </w:r>
       <m:oMath>
         <m:r>
@@ -13978,7 +14662,7 @@
           <w:b/>
           <w:i/>
         </w:rPr>
-        <w:t>Table 6.</w:t>
+        <w:t>Table 7.</w:t>
       </w:r>
       <w:r>
         <w:rPr>
@@ -14001,7 +14685,7 @@
         <w:tblW w:type="pct" w:w="5000"/>
         <w:jc w:val="center"/>
         <w:tblLook w:firstRow="1" w:lastRow="0" w:firstColumn="0" w:lastColumn="0" w:noHBand="0" w:noVBand="0" w:val="0020"/>
-        <w:tblCaption w:val="Table 6. The same six candidate models ranked by the same cross-family panel on four CoEval-generated domains diverge: each cell is the model's rank (1 = best) in that domain, rows ordered by the generic pooled leaderboard. Three distinct models win the four domains (highlighted), and the pooled-best model (gemini-flash) is domain-best in only one. gpt-4o-mini swings from 1st to 5th and claude-3.5-haiku from 5th to 1st across domains."/>
+        <w:tblCaption w:val="Table 7. The same six candidate models ranked by the same cross-family panel on four CoEval-generated domains diverge: each cell is the model's rank (1 = best) in that domain, rows ordered by the generic pooled leaderboard. Three distinct models win the four domains (highlighted), and the pooled-best model (gemini-flash) is domain-best in only one. gpt-4o-mini swings from 1st to 5th and claude-3.5-haiku from 5th to 1st across domains."/>
         <w:tblLayout w:type="autofit"/>
         <w:tblBorders>
           <w:top w:val="single" w:sz="10" w:color="4F6272"/>
@@ -18757,7 +19441,7 @@
         <w:t xml:space="preserve"> </w:t>
       </w:r>
       <w:r>
-        <w:t xml:space="preserve">(OpenAI + Anthropic + Google) then ranked three candidate models (Table 5).</w:t>
+        <w:t xml:space="preserve">(OpenAI + Anthropic + Google) then ranked three candidate models (Table 6).</w:t>
       </w:r>
     </w:p>
     <w:p>
@@ -19512,7 +20196,7 @@
         <w:widowControl w:val="1"/>
       </w:pPr>
       <w:r>
-        <w:t xml:space="preserve">Each item is scored on its rubric by the panel, producing the rankings in Table 5. On DDI the three judges are</w:t>
+        <w:t xml:space="preserve">Each item is scored on its rubric by the panel, producing the rankings in Table 6. On DDI the three judges are</w:t>
       </w:r>
       <w:r>
         <w:t xml:space="preserve"> </w:t>

--- a/docs/paper/CoEval_twocolumn.docx
+++ b/docs/paper/CoEval_twocolumn.docx
@@ -154,7 +154,19 @@
         <w:widowControl w:val="1"/>
       </w:pPr>
       <w:r>
-        <w:t xml:space="preserve">Choosing or ranking language models for a specific application is hardest when</w:t>
+        <w:t xml:space="preserve">Selecting a pretrained language model, or evaluating a fine-tuned one, for a specific application is a high-value</w:t>
+      </w:r>
+      <w:r>
+        <w:t xml:space="preserve"> </w:t>
+      </w:r>
+      <w:r>
+        <w:t xml:space="preserve">decision, yet the public benchmarks used to make it are poorly suited to it: a generic benchmark measures</w:t>
+      </w:r>
+      <w:r>
+        <w:t xml:space="preserve"> </w:t>
+      </w:r>
+      <w:r>
+        <w:t xml:space="preserve">average-case ability and need not reflect performance on a particular</w:t>
       </w:r>
       <w:r>
         <w:t xml:space="preserve"> </w:t>
@@ -164,13 +176,16 @@
           <w:i/>
           <w:iCs/>
         </w:rPr>
-        <w:t xml:space="preserve">no task-specific labeled data</w:t>
-      </w:r>
-      <w:r>
-        <w:t xml:space="preserve"> </w:t>
-      </w:r>
-      <w:r>
-        <w:t xml:space="preserve">exists and</w:t>
+        <w:t xml:space="preserve">sub-domain or sub-task</w:t>
+      </w:r>
+      <w:r>
+        <w:t xml:space="preserve">, and its</w:t>
+      </w:r>
+      <w:r>
+        <w:t xml:space="preserve"> </w:t>
+      </w:r>
+      <w:r>
+        <w:t xml:space="preserve">scores are suspect when its items have</w:t>
       </w:r>
       <w:r>
         <w:t xml:space="preserve"> </w:t>
@@ -180,16 +195,19 @@
           <w:i/>
           <w:iCs/>
         </w:rPr>
-        <w:t xml:space="preserve">standard public benchmarks cannot be trusted</w:t>
-      </w:r>
-      <w:r>
-        <w:t xml:space="preserve">, their items having likely leaked into pretraining so</w:t>
-      </w:r>
-      <w:r>
-        <w:t xml:space="preserve"> </w:t>
-      </w:r>
-      <w:r>
-        <w:t xml:space="preserve">scores reflect memorization rather than fitness. We present</w:t>
+        <w:t xml:space="preserve">leaked into pretraining</w:t>
+      </w:r>
+      <w:r>
+        <w:t xml:space="preserve"> </w:t>
+      </w:r>
+      <w:r>
+        <w:t xml:space="preserve">and are recalled rather than solved. We</w:t>
+      </w:r>
+      <w:r>
+        <w:t xml:space="preserve"> </w:t>
+      </w:r>
+      <w:r>
+        <w:t xml:space="preserve">present</w:t>
       </w:r>
       <w:r>
         <w:t xml:space="preserve"> </w:t>
@@ -202,19 +220,13 @@
         <w:t xml:space="preserve">CoEval</w:t>
       </w:r>
       <w:r>
-        <w:t xml:space="preserve">, an open-source, reusable framework</w:t>
-      </w:r>
-      <w:r>
-        <w:t xml:space="preserve"> </w:t>
-      </w:r>
-      <w:r>
-        <w:t xml:space="preserve">that closes this gap end to end: from only a description of a task or domain, teacher models synthesize a fresh,</w:t>
-      </w:r>
-      <w:r>
-        <w:t xml:space="preserve"> </w:t>
-      </w:r>
-      <w:r>
-        <w:t xml:space="preserve">attribute-controlled benchmark with</w:t>
+        <w:t xml:space="preserve">, an open framework that supplies a task-specific signal from a task or domain</w:t>
+      </w:r>
+      <w:r>
+        <w:t xml:space="preserve"> </w:t>
+      </w:r>
+      <w:r>
+        <w:t xml:space="preserve">description: a teacher model synthesizes a fresh, attribute-stratified benchmark with</w:t>
       </w:r>
       <w:r>
         <w:t xml:space="preserve"> </w:t>
@@ -227,45 +239,42 @@
         <w:t xml:space="preserve">no human labels</w:t>
       </w:r>
       <w:r>
-        <w:t xml:space="preserve">, contamination-free because items are generated anew on</w:t>
-      </w:r>
-      <w:r>
-        <w:t xml:space="preserve"> </w:t>
-      </w:r>
-      <w:r>
-        <w:t xml:space="preserve">each run, and a cross-family judge ensemble ranks candidate models with no human raters. Validated where ground truth</w:t>
-      </w:r>
-      <w:r>
-        <w:t xml:space="preserve"> </w:t>
-      </w:r>
-      <w:r>
-        <w:t xml:space="preserve">exists, CoEval recovers the true model ranking and tracks ground-truth correctness at</w:t>
+        <w:t xml:space="preserve">, contamination-free because items are generated anew each run, and a vendor-disjoint</w:t>
+      </w:r>
+      <w:r>
+        <w:t xml:space="preserve"> </w:t>
+      </w:r>
+      <w:r>
+        <w:t xml:space="preserve">cross-family judge ensemble ranks candidate models with no human raters. Where ground truth exists, CoEval recovers</w:t>
+      </w:r>
+      <w:r>
+        <w:t xml:space="preserve"> </w:t>
+      </w:r>
+      <w:r>
+        <w:t xml:space="preserve">the true ranking and tracks objective correctness at $</w:t>
+      </w:r>
+      <w:r>
+        <w:t xml:space="preserve"> </w:t>
+      </w:r>
+      <w:r>
+        <w:t xml:space="preserve">ho = 0.86$, and a doubly-robust aggregator recovers the</w:t>
+      </w:r>
+      <w:r>
+        <w:t xml:space="preserve"> </w:t>
+      </w:r>
+      <w:r>
+        <w:t xml:space="preserve">gold ranking of thirteen models at Spearman</w:t>
       </w:r>
       <w:r>
         <w:t xml:space="preserve"> </w:t>
       </w:r>
       <m:oMath>
         <m:r>
-          <m:t>ρ</m:t>
-        </m:r>
-        <m:r>
-          <m:rPr>
-            <m:sty m:val="p"/>
-          </m:rPr>
-          <m:t>=</m:t>
-        </m:r>
-        <m:r>
-          <m:t>0.86</m:t>
+          <m:t>0.95</m:t>
         </m:r>
       </m:oMath>
       <w:r>
-        <w:t xml:space="preserve">. The label-free</w:t>
-      </w:r>
-      <w:r>
-        <w:t xml:space="preserve"> </w:t>
-      </w:r>
-      <w:r>
-        <w:t xml:space="preserve">judging needs no human calibration because judge-panel</w:t>
+        <w:t xml:space="preserve">. Reliability comes from panel</w:t>
       </w:r>
       <w:r>
         <w:t xml:space="preserve"> </w:t>
@@ -278,10 +287,36 @@
         <w:t xml:space="preserve">composition</w:t>
       </w:r>
       <w:r>
-        <w:t xml:space="preserve"> </w:t>
-      </w:r>
-      <w:r>
-        <w:t xml:space="preserve">(vendor diversity), not</w:t>
+        <w:t xml:space="preserve">, not size:</w:t>
+      </w:r>
+      <w:r>
+        <w:t xml:space="preserve"> </w:t>
+      </w:r>
+      <w:r>
+        <w:t xml:space="preserve">peer agreement is a label-free reliability estimate, so a small cross-family panel zeroes out broken judges, where a</w:t>
+      </w:r>
+      <w:r>
+        <w:t xml:space="preserve"> </w:t>
+      </w:r>
+      <w:r>
+        <w:t xml:space="preserve">single judge can be anti-correlated with ground truth (judge-choice regret</w:t>
+      </w:r>
+      <w:r>
+        <w:t xml:space="preserve"> </w:t>
+      </w:r>
+      <m:oMath>
+        <m:r>
+          <m:t>0.35</m:t>
+        </m:r>
+      </m:oMath>
+      <w:r>
+        <w:t xml:space="preserve">) and the ensemble never is.</w:t>
+      </w:r>
+      <w:r>
+        <w:t xml:space="preserve"> </w:t>
+      </w:r>
+      <w:r>
+        <w:t xml:space="preserve">Generated items show</w:t>
       </w:r>
       <w:r>
         <w:t xml:space="preserve"> </w:t>
@@ -291,62 +326,49 @@
           <w:i/>
           <w:iCs/>
         </w:rPr>
-        <w:t xml:space="preserve">size</w:t>
-      </w:r>
-      <w:r>
-        <w:t xml:space="preserve">,</w:t>
-      </w:r>
-      <w:r>
-        <w:t xml:space="preserve"> </w:t>
-      </w:r>
-      <w:r>
-        <w:t xml:space="preserve">drives reliability: a small, well-chosen cross-family panel is most reliable, while a single judge can be</w:t>
-      </w:r>
-      <w:r>
-        <w:t xml:space="preserve"> </w:t>
-      </w:r>
-      <w:r>
-        <w:t xml:space="preserve">anti-correlated with ground truth (judge-choice regret</w:t>
-      </w:r>
-      <w:r>
-        <w:t xml:space="preserve"> </w:t>
-      </w:r>
-      <m:oMath>
-        <m:r>
-          <m:t>0.35</m:t>
-        </m:r>
-      </m:oMath>
-      <w:r>
-        <w:t xml:space="preserve">) and the ensemble never is. Generated items show</w:t>
-      </w:r>
-      <w:r>
-        <w:t xml:space="preserve"> </w:t>
-      </w:r>
-      <w:r>
-        <w:t xml:space="preserve">zero verbatim 13-gram overlap with five major public benchmarks; the panel cancels verbosity bias and precludes</w:t>
-      </w:r>
-      <w:r>
-        <w:t xml:space="preserve"> </w:t>
-      </w:r>
-      <w:r>
-        <w:t xml:space="preserve">same-family self-preference. The same declarative pipeline</w:t>
-      </w:r>
-      <w:r>
-        <w:t xml:space="preserve"> </w:t>
-      </w:r>
-      <w:r>
-        <w:t xml:space="preserve">applies to any domain and is cheap enough to re-run on every model release: a label-free, contamination-free</w:t>
-      </w:r>
-      <w:r>
-        <w:t xml:space="preserve"> </w:t>
-      </w:r>
-      <w:r>
-        <w:t xml:space="preserve">leaderboard any team can regenerate for its own application.</w:t>
+        <w:t xml:space="preserve">zero</w:t>
+      </w:r>
+      <w:r>
+        <w:t xml:space="preserve"> </w:t>
+      </w:r>
+      <w:r>
+        <w:t xml:space="preserve">verbatim overlap with five public benchmarks, the panel cancels verbosity bias</w:t>
+      </w:r>
+      <w:r>
+        <w:t xml:space="preserve"> </w:t>
+      </w:r>
+      <w:r>
+        <w:t xml:space="preserve">and precludes same-family self-preference, and rankings are</w:t>
+      </w:r>
+      <w:r>
+        <w:t xml:space="preserve"> </w:t>
+      </w:r>
+      <w:r>
+        <w:rPr>
+          <w:i/>
+          <w:iCs/>
+        </w:rPr>
+        <w:t xml:space="preserve">domain-specific</w:t>
+      </w:r>
+      <w:r>
+        <w:t xml:space="preserve">: three models win four de-novo</w:t>
+      </w:r>
+      <w:r>
+        <w:t xml:space="preserve"> </w:t>
+      </w:r>
+      <w:r>
+        <w:t xml:space="preserve">domains, so a generic leaderboard misdirects most practitioners. The same pipeline reruns on each model release,</w:t>
+      </w:r>
+      <w:r>
+        <w:t xml:space="preserve"> </w:t>
+      </w:r>
+      <w:r>
+        <w:t xml:space="preserve">giving any team a label-free, contamination-free leaderboard for its own application.</w:t>
       </w:r>
     </w:p>
     <w:p>
       <w:pPr>
-        <w:spacing w:before="0" w:after="0" w:line="520" w:lineRule="exact"/>
+        <w:spacing w:before="0" w:after="0" w:line="760" w:lineRule="exact"/>
         <w:rPr>
           <w:sz w:val="12"/>
           <w:szCs w:val="12"/>
@@ -2670,7 +2692,7 @@
     </w:p>
     <w:p>
       <w:pPr>
-        <w:spacing w:before="0" w:after="0" w:line="300" w:lineRule="exact"/>
+        <w:spacing w:before="0" w:after="0" w:line="440" w:lineRule="exact"/>
         <w:rPr>
           <w:sz w:val="12"/>
           <w:szCs w:val="12"/>
@@ -2768,7 +2790,7 @@
     </w:p>
     <w:p>
       <w:pPr>
-        <w:spacing w:before="0" w:after="0" w:line="300" w:lineRule="exact"/>
+        <w:spacing w:before="0" w:after="0" w:line="440" w:lineRule="exact"/>
         <w:rPr>
           <w:sz w:val="12"/>
           <w:szCs w:val="12"/>
@@ -4272,7 +4294,7 @@
     </w:p>
     <w:p>
       <w:pPr>
-        <w:spacing w:before="0" w:after="0" w:line="300" w:lineRule="exact"/>
+        <w:spacing w:before="0" w:after="0" w:line="440" w:lineRule="exact"/>
         <w:rPr>
           <w:sz w:val="12"/>
           <w:szCs w:val="12"/>
@@ -5014,7 +5036,7 @@
     </w:tbl>
     <w:p>
       <w:pPr>
-        <w:spacing w:before="0" w:after="0" w:line="300" w:lineRule="exact"/>
+        <w:spacing w:before="0" w:after="0" w:line="440" w:lineRule="exact"/>
         <w:rPr>
           <w:sz w:val="12"/>
           <w:szCs w:val="12"/>
@@ -5508,7 +5530,7 @@
     </w:p>
     <w:p>
       <w:pPr>
-        <w:spacing w:before="0" w:after="0" w:line="300" w:lineRule="exact"/>
+        <w:spacing w:before="0" w:after="0" w:line="440" w:lineRule="exact"/>
         <w:rPr>
           <w:sz w:val="12"/>
           <w:szCs w:val="12"/>
@@ -6190,7 +6212,7 @@
     </w:tbl>
     <w:p>
       <w:pPr>
-        <w:spacing w:before="0" w:after="0" w:line="300" w:lineRule="exact"/>
+        <w:spacing w:before="0" w:after="0" w:line="440" w:lineRule="exact"/>
         <w:rPr>
           <w:sz w:val="12"/>
           <w:szCs w:val="12"/>
@@ -6673,7 +6695,7 @@
     </w:p>
     <w:p>
       <w:pPr>
-        <w:spacing w:before="0" w:after="0" w:line="300" w:lineRule="exact"/>
+        <w:spacing w:before="0" w:after="0" w:line="440" w:lineRule="exact"/>
         <w:rPr>
           <w:sz w:val="12"/>
           <w:szCs w:val="12"/>
@@ -7171,7 +7193,7 @@
     </w:tbl>
     <w:p>
       <w:pPr>
-        <w:spacing w:before="0" w:after="0" w:line="300" w:lineRule="exact"/>
+        <w:spacing w:before="0" w:after="0" w:line="440" w:lineRule="exact"/>
         <w:rPr>
           <w:sz w:val="12"/>
           <w:szCs w:val="12"/>
@@ -7815,7 +7837,7 @@
     </w:p>
     <w:p>
       <w:pPr>
-        <w:spacing w:before="0" w:after="0" w:line="300" w:lineRule="exact"/>
+        <w:spacing w:before="0" w:after="0" w:line="440" w:lineRule="exact"/>
         <w:rPr>
           <w:sz w:val="12"/>
           <w:szCs w:val="12"/>
@@ -7986,7 +8008,7 @@
     </w:p>
     <w:p>
       <w:pPr>
-        <w:spacing w:before="0" w:after="0" w:line="300" w:lineRule="exact"/>
+        <w:spacing w:before="0" w:after="0" w:line="440" w:lineRule="exact"/>
         <w:rPr>
           <w:sz w:val="12"/>
           <w:szCs w:val="12"/>
@@ -9304,7 +9326,7 @@
     </w:p>
     <w:p>
       <w:pPr>
-        <w:spacing w:before="0" w:after="0" w:line="300" w:lineRule="exact"/>
+        <w:spacing w:before="0" w:after="0" w:line="440" w:lineRule="exact"/>
         <w:rPr>
           <w:sz w:val="12"/>
           <w:szCs w:val="12"/>
@@ -9969,7 +9991,7 @@
     </w:tbl>
     <w:p>
       <w:pPr>
-        <w:spacing w:before="0" w:after="0" w:line="300" w:lineRule="exact"/>
+        <w:spacing w:before="0" w:after="0" w:line="440" w:lineRule="exact"/>
         <w:rPr>
           <w:sz w:val="12"/>
           <w:szCs w:val="12"/>
@@ -10476,7 +10498,7 @@
     </w:p>
     <w:p>
       <w:pPr>
-        <w:spacing w:before="0" w:after="0" w:line="300" w:lineRule="exact"/>
+        <w:spacing w:before="0" w:after="0" w:line="440" w:lineRule="exact"/>
         <w:rPr>
           <w:sz w:val="12"/>
           <w:szCs w:val="12"/>
@@ -11121,7 +11143,7 @@
     </w:p>
     <w:p>
       <w:pPr>
-        <w:spacing w:before="0" w:after="0" w:line="300" w:lineRule="exact"/>
+        <w:spacing w:before="0" w:after="0" w:line="440" w:lineRule="exact"/>
         <w:rPr>
           <w:sz w:val="12"/>
           <w:szCs w:val="12"/>
@@ -13162,6 +13184,22 @@
       <w:r>
         <w:t xml:space="preserve">models are genuinely close), so the generated benchmark carries the ranking signal a saturated benchmark lacks.</w:t>
       </w:r>
+    </w:p>
+    <w:p>
+      <w:pPr>
+        <w:spacing w:before="0" w:after="0" w:line="440" w:lineRule="exact"/>
+        <w:rPr>
+          <w:sz w:val="12"/>
+          <w:szCs w:val="12"/>
+        </w:rPr>
+        <w:sectPr>
+          <w:type w:val="continuous"/>
+          <w:pgSz w:h="15840" w:w="12240"/>
+          <w:pgMar w:bottom="1080" w:footer="720" w:gutter="0" w:header="720" w:left="1080" w:right="1080" w:top="1080"/>
+          <w:cols w:num="2" w:space="288" w:equalWidth="1"/>
+          <w:docGrid w:linePitch="360"/>
+        </w:sectPr>
+      </w:pPr>
     </w:p>
     <w:p>
       <w:pPr>
@@ -13981,6 +14019,22 @@
         </w:tc>
       </w:tr>
     </w:tbl>
+    <w:p>
+      <w:pPr>
+        <w:spacing w:before="0" w:after="0" w:line="440" w:lineRule="exact"/>
+        <w:rPr>
+          <w:sz w:val="12"/>
+          <w:szCs w:val="12"/>
+        </w:rPr>
+        <w:sectPr>
+          <w:type w:val="continuous"/>
+          <w:pgSz w:h="15840" w:w="12240"/>
+          <w:pgMar w:bottom="1080" w:footer="720" w:gutter="0" w:header="720" w:left="1080" w:right="1080" w:top="1080"/>
+          <w:cols w:num="1" w:space="288"/>
+          <w:docGrid w:linePitch="360"/>
+        </w:sectPr>
+      </w:pPr>
+    </w:p>
     <w:bookmarkEnd w:id="39"/>
     <w:bookmarkStart w:id="40" w:name="X5b909f8979da9f44974797188bca91411bc1d26"/>
     <w:p>
@@ -14609,7 +14663,7 @@
     </w:p>
     <w:p>
       <w:pPr>
-        <w:spacing w:before="0" w:after="0" w:line="300" w:lineRule="exact"/>
+        <w:spacing w:before="0" w:after="0" w:line="440" w:lineRule="exact"/>
         <w:rPr>
           <w:sz w:val="12"/>
           <w:szCs w:val="12"/>
@@ -15876,7 +15930,7 @@
     </w:tbl>
     <w:p>
       <w:pPr>
-        <w:spacing w:before="0" w:after="0" w:line="300" w:lineRule="exact"/>
+        <w:spacing w:before="0" w:after="0" w:line="440" w:lineRule="exact"/>
         <w:rPr>
           <w:sz w:val="12"/>
           <w:szCs w:val="12"/>
@@ -19121,7 +19175,7 @@
       <w:r>
         <w:drawing>
           <wp:inline>
-            <wp:extent cx="3108960" cy="2709189"/>
+            <wp:extent cx="2984601" cy="2600821"/>
             <wp:effectExtent b="0" l="0" r="0" t="0"/>
             <wp:docPr descr="Heatmap of pairwise semantic similarity between auto-generated rubric criteria" title="" id="113" name="Picture"/>
             <a:graphic>
@@ -19142,7 +19196,7 @@
                   <pic:spPr bwMode="auto">
                     <a:xfrm>
                       <a:off x="0" y="0"/>
-                      <a:ext cx="3108960" cy="2709189"/>
+                      <a:ext cx="2984601" cy="2600821"/>
                     </a:xfrm>
                     <a:prstGeom prst="rect">
                       <a:avLst/>
@@ -19223,7 +19277,7 @@
     </w:p>
     <w:p>
       <w:pPr>
-        <w:spacing w:before="0" w:after="0" w:line="300" w:lineRule="exact"/>
+        <w:spacing w:before="0" w:after="0" w:line="440" w:lineRule="exact"/>
         <w:rPr>
           <w:sz w:val="12"/>
           <w:szCs w:val="12"/>
@@ -19335,7 +19389,7 @@
     </w:p>
     <w:p>
       <w:pPr>
-        <w:spacing w:before="0" w:after="0" w:line="300" w:lineRule="exact"/>
+        <w:spacing w:before="0" w:after="0" w:line="440" w:lineRule="exact"/>
         <w:rPr>
           <w:sz w:val="12"/>
           <w:szCs w:val="12"/>
@@ -19446,7 +19500,7 @@
     </w:p>
     <w:p>
       <w:pPr>
-        <w:spacing w:before="0" w:after="0" w:line="300" w:lineRule="exact"/>
+        <w:spacing w:before="0" w:after="0" w:line="440" w:lineRule="exact"/>
         <w:rPr>
           <w:sz w:val="12"/>
           <w:szCs w:val="12"/>
@@ -19930,7 +19984,7 @@
     </w:tbl>
     <w:p>
       <w:pPr>
-        <w:spacing w:before="0" w:after="0" w:line="300" w:lineRule="exact"/>
+        <w:spacing w:before="0" w:after="0" w:line="440" w:lineRule="exact"/>
         <w:rPr>
           <w:sz w:val="12"/>
           <w:szCs w:val="12"/>

--- a/docs/paper/CoEval_twocolumn.docx
+++ b/docs/paper/CoEval_twocolumn.docx
@@ -160,13 +160,13 @@
         <w:t xml:space="preserve"> </w:t>
       </w:r>
       <w:r>
-        <w:t xml:space="preserve">decision, yet the public benchmarks used to make it are poorly suited to it: a generic benchmark measures</w:t>
-      </w:r>
-      <w:r>
-        <w:t xml:space="preserve"> </w:t>
-      </w:r>
-      <w:r>
-        <w:t xml:space="preserve">average-case ability and need not reflect performance on a particular</w:t>
+        <w:t xml:space="preserve">decision, yet the public benchmarks used to make it are poorly suited: a generic benchmark measures average-case</w:t>
+      </w:r>
+      <w:r>
+        <w:t xml:space="preserve"> </w:t>
+      </w:r>
+      <w:r>
+        <w:t xml:space="preserve">ability and need not reflect a particular</w:t>
       </w:r>
       <w:r>
         <w:t xml:space="preserve"> </w:t>
@@ -179,13 +179,13 @@
         <w:t xml:space="preserve">sub-domain or sub-task</w:t>
       </w:r>
       <w:r>
-        <w:t xml:space="preserve">, and its</w:t>
-      </w:r>
-      <w:r>
-        <w:t xml:space="preserve"> </w:t>
-      </w:r>
-      <w:r>
-        <w:t xml:space="preserve">scores are suspect when its items have</w:t>
+        <w:t xml:space="preserve">, and its scores are suspect when its items</w:t>
+      </w:r>
+      <w:r>
+        <w:t xml:space="preserve"> </w:t>
+      </w:r>
+      <w:r>
+        <w:t xml:space="preserve">have</w:t>
       </w:r>
       <w:r>
         <w:t xml:space="preserve"> </w:t>
@@ -201,13 +201,7 @@
         <w:t xml:space="preserve"> </w:t>
       </w:r>
       <w:r>
-        <w:t xml:space="preserve">and are recalled rather than solved. We</w:t>
-      </w:r>
-      <w:r>
-        <w:t xml:space="preserve"> </w:t>
-      </w:r>
-      <w:r>
-        <w:t xml:space="preserve">present</w:t>
+        <w:t xml:space="preserve">and are recalled rather than solved. We present</w:t>
       </w:r>
       <w:r>
         <w:t xml:space="preserve"> </w:t>
@@ -220,13 +214,13 @@
         <w:t xml:space="preserve">CoEval</w:t>
       </w:r>
       <w:r>
-        <w:t xml:space="preserve">, an open framework that supplies a task-specific signal from a task or domain</w:t>
-      </w:r>
-      <w:r>
-        <w:t xml:space="preserve"> </w:t>
-      </w:r>
-      <w:r>
-        <w:t xml:space="preserve">description: a teacher model synthesizes a fresh, attribute-stratified benchmark with</w:t>
+        <w:t xml:space="preserve">, an</w:t>
+      </w:r>
+      <w:r>
+        <w:t xml:space="preserve"> </w:t>
+      </w:r>
+      <w:r>
+        <w:t xml:space="preserve">open framework that supplies a trustworthy, task-specific signal through</w:t>
       </w:r>
       <w:r>
         <w:t xml:space="preserve"> </w:t>
@@ -236,34 +230,60 @@
           <w:i/>
           <w:iCs/>
         </w:rPr>
-        <w:t xml:space="preserve">no human labels</w:t>
-      </w:r>
-      <w:r>
-        <w:t xml:space="preserve">, contamination-free because items are generated anew each run, and a vendor-disjoint</w:t>
-      </w:r>
-      <w:r>
-        <w:t xml:space="preserve"> </w:t>
-      </w:r>
-      <w:r>
-        <w:t xml:space="preserve">cross-family judge ensemble ranks candidate models with no human raters. Where ground truth exists, CoEval recovers</w:t>
-      </w:r>
-      <w:r>
-        <w:t xml:space="preserve"> </w:t>
-      </w:r>
-      <w:r>
-        <w:t xml:space="preserve">the true ranking and tracks objective correctness at $</w:t>
-      </w:r>
-      <w:r>
-        <w:t xml:space="preserve"> </w:t>
-      </w:r>
-      <w:r>
-        <w:t xml:space="preserve">ho = 0.86$, and a doubly-robust aggregator recovers the</w:t>
-      </w:r>
-      <w:r>
-        <w:t xml:space="preserve"> </w:t>
-      </w:r>
-      <w:r>
-        <w:t xml:space="preserve">gold ranking of thirteen models at Spearman</w:t>
+        <w:t xml:space="preserve">ensemble self-evaluation</w:t>
+      </w:r>
+      <w:r>
+        <w:t xml:space="preserve">: from a</w:t>
+      </w:r>
+      <w:r>
+        <w:t xml:space="preserve"> </w:t>
+      </w:r>
+      <w:r>
+        <w:t xml:space="preserve">task or domain description, a pool of models is rotated through teacher and judge roles to generate a fresh,</w:t>
+      </w:r>
+      <w:r>
+        <w:t xml:space="preserve"> </w:t>
+      </w:r>
+      <w:r>
+        <w:t xml:space="preserve">contamination-free benchmark and score the candidates with no human labels or raters, jointly weighted by each</w:t>
+      </w:r>
+      <w:r>
+        <w:t xml:space="preserve"> </w:t>
+      </w:r>
+      <w:r>
+        <w:t xml:space="preserve">question's discriminative power and each judge's consensus with the panel. Where ground truth exists, this</w:t>
+      </w:r>
+      <w:r>
+        <w:t xml:space="preserve"> </w:t>
+      </w:r>
+      <w:r>
+        <w:t xml:space="preserve">weighting recovers the true ranking and tracks objective correctness at</w:t>
+      </w:r>
+      <w:r>
+        <w:t xml:space="preserve"> </w:t>
+      </w:r>
+      <m:oMath>
+        <m:r>
+          <m:t>ρ</m:t>
+        </m:r>
+        <m:r>
+          <m:rPr>
+            <m:sty m:val="p"/>
+          </m:rPr>
+          <m:t>=</m:t>
+        </m:r>
+        <m:r>
+          <m:t>0.86</m:t>
+        </m:r>
+      </m:oMath>
+      <w:r>
+        <w:t xml:space="preserve">, recovering the gold ranking</w:t>
+      </w:r>
+      <w:r>
+        <w:t xml:space="preserve"> </w:t>
+      </w:r>
+      <w:r>
+        <w:t xml:space="preserve">of thirteen models at Spearman</w:t>
       </w:r>
       <w:r>
         <w:t xml:space="preserve"> </w:t>
@@ -287,19 +307,19 @@
         <w:t xml:space="preserve">composition</w:t>
       </w:r>
       <w:r>
-        <w:t xml:space="preserve">, not size:</w:t>
-      </w:r>
-      <w:r>
-        <w:t xml:space="preserve"> </w:t>
-      </w:r>
-      <w:r>
-        <w:t xml:space="preserve">peer agreement is a label-free reliability estimate, so a small cross-family panel zeroes out broken judges, where a</w:t>
-      </w:r>
-      <w:r>
-        <w:t xml:space="preserve"> </w:t>
-      </w:r>
-      <w:r>
-        <w:t xml:space="preserve">single judge can be anti-correlated with ground truth (judge-choice regret</w:t>
+        <w:t xml:space="preserve">, not size: peer agreement</w:t>
+      </w:r>
+      <w:r>
+        <w:t xml:space="preserve"> </w:t>
+      </w:r>
+      <w:r>
+        <w:t xml:space="preserve">is a label-free reliability estimate, so a cross-family panel zeroes out broken judges, where a single judge can be</w:t>
+      </w:r>
+      <w:r>
+        <w:t xml:space="preserve"> </w:t>
+      </w:r>
+      <w:r>
+        <w:t xml:space="preserve">anti-correlated with ground truth (judge-choice regret</w:t>
       </w:r>
       <w:r>
         <w:t xml:space="preserve"> </w:t>
@@ -310,13 +330,7 @@
         </m:r>
       </m:oMath>
       <w:r>
-        <w:t xml:space="preserve">) and the ensemble never is.</w:t>
-      </w:r>
-      <w:r>
-        <w:t xml:space="preserve"> </w:t>
-      </w:r>
-      <w:r>
-        <w:t xml:space="preserve">Generated items show</w:t>
+        <w:t xml:space="preserve">) and the ensemble never is. Generated items show</w:t>
       </w:r>
       <w:r>
         <w:t xml:space="preserve"> </w:t>
@@ -332,13 +346,13 @@
         <w:t xml:space="preserve"> </w:t>
       </w:r>
       <w:r>
-        <w:t xml:space="preserve">verbatim overlap with five public benchmarks, the panel cancels verbosity bias</w:t>
-      </w:r>
-      <w:r>
-        <w:t xml:space="preserve"> </w:t>
-      </w:r>
-      <w:r>
-        <w:t xml:space="preserve">and precludes same-family self-preference, and rankings are</w:t>
+        <w:t xml:space="preserve">verbatim overlap with five public benchmarks, the panel cancels verbosity bias and precludes</w:t>
+      </w:r>
+      <w:r>
+        <w:t xml:space="preserve"> </w:t>
+      </w:r>
+      <w:r>
+        <w:t xml:space="preserve">same-family self-preference, and rankings are</w:t>
       </w:r>
       <w:r>
         <w:t xml:space="preserve"> </w:t>
@@ -351,19 +365,19 @@
         <w:t xml:space="preserve">domain-specific</w:t>
       </w:r>
       <w:r>
-        <w:t xml:space="preserve">: three models win four de-novo</w:t>
-      </w:r>
-      <w:r>
-        <w:t xml:space="preserve"> </w:t>
-      </w:r>
-      <w:r>
-        <w:t xml:space="preserve">domains, so a generic leaderboard misdirects most practitioners. The same pipeline reruns on each model release,</w:t>
-      </w:r>
-      <w:r>
-        <w:t xml:space="preserve"> </w:t>
-      </w:r>
-      <w:r>
-        <w:t xml:space="preserve">giving any team a label-free, contamination-free leaderboard for its own application.</w:t>
+        <w:t xml:space="preserve">: three models win four de-novo domains, so a</w:t>
+      </w:r>
+      <w:r>
+        <w:t xml:space="preserve"> </w:t>
+      </w:r>
+      <w:r>
+        <w:t xml:space="preserve">generic leaderboard misdirects most practitioners. The same pipeline reruns on each model release, giving any team a</w:t>
+      </w:r>
+      <w:r>
+        <w:t xml:space="preserve"> </w:t>
+      </w:r>
+      <w:r>
+        <w:t xml:space="preserve">contamination-free leaderboard for its own application.</w:t>
       </w:r>
     </w:p>
     <w:p>

--- a/docs/paper/CoEval_twocolumn.docx
+++ b/docs/paper/CoEval_twocolumn.docx
@@ -160,13 +160,13 @@
         <w:t xml:space="preserve"> </w:t>
       </w:r>
       <w:r>
-        <w:t xml:space="preserve">decision, yet the public benchmarks used to make it are poorly suited: a generic benchmark measures average-case</w:t>
-      </w:r>
-      <w:r>
-        <w:t xml:space="preserve"> </w:t>
-      </w:r>
-      <w:r>
-        <w:t xml:space="preserve">ability and need not reflect a particular</w:t>
+        <w:t xml:space="preserve">decision, yet the public benchmarks used to make it are poorly suited: a generic benchmark need not reflect a</w:t>
+      </w:r>
+      <w:r>
+        <w:t xml:space="preserve"> </w:t>
+      </w:r>
+      <w:r>
+        <w:t xml:space="preserve">particular</w:t>
       </w:r>
       <w:r>
         <w:t xml:space="preserve"> </w:t>
@@ -179,13 +179,32 @@
         <w:t xml:space="preserve">sub-domain or sub-task</w:t>
       </w:r>
       <w:r>
-        <w:t xml:space="preserve">, and its scores are suspect when its items</w:t>
-      </w:r>
-      <w:r>
-        <w:t xml:space="preserve"> </w:t>
-      </w:r>
-      <w:r>
-        <w:t xml:space="preserve">have</w:t>
+        <w:t xml:space="preserve">, and its scores are suspect when its items leaked into pretraining and</w:t>
+      </w:r>
+      <w:r>
+        <w:t xml:space="preserve"> </w:t>
+      </w:r>
+      <w:r>
+        <w:t xml:space="preserve">are recalled rather than solved. We present</w:t>
+      </w:r>
+      <w:r>
+        <w:t xml:space="preserve"> </w:t>
+      </w:r>
+      <w:r>
+        <w:rPr>
+          <w:b/>
+          <w:bCs/>
+        </w:rPr>
+        <w:t xml:space="preserve">CoEval</w:t>
+      </w:r>
+      <w:r>
+        <w:t xml:space="preserve">, an open framework that supplies a trustworthy,</w:t>
+      </w:r>
+      <w:r>
+        <w:t xml:space="preserve"> </w:t>
+      </w:r>
+      <w:r>
+        <w:t xml:space="preserve">task-specific signal through</w:t>
       </w:r>
       <w:r>
         <w:t xml:space="preserve"> </w:t>
@@ -195,69 +214,28 @@
           <w:i/>
           <w:iCs/>
         </w:rPr>
-        <w:t xml:space="preserve">leaked into pretraining</w:t>
-      </w:r>
-      <w:r>
-        <w:t xml:space="preserve"> </w:t>
-      </w:r>
-      <w:r>
-        <w:t xml:space="preserve">and are recalled rather than solved. We present</w:t>
-      </w:r>
-      <w:r>
-        <w:t xml:space="preserve"> </w:t>
-      </w:r>
-      <w:r>
-        <w:rPr>
-          <w:b/>
-          <w:bCs/>
-        </w:rPr>
-        <w:t xml:space="preserve">CoEval</w:t>
-      </w:r>
-      <w:r>
-        <w:t xml:space="preserve">, an</w:t>
-      </w:r>
-      <w:r>
-        <w:t xml:space="preserve"> </w:t>
-      </w:r>
-      <w:r>
-        <w:t xml:space="preserve">open framework that supplies a trustworthy, task-specific signal through</w:t>
-      </w:r>
-      <w:r>
-        <w:t xml:space="preserve"> </w:t>
-      </w:r>
-      <w:r>
-        <w:rPr>
-          <w:i/>
-          <w:iCs/>
-        </w:rPr>
         <w:t xml:space="preserve">ensemble self-evaluation</w:t>
       </w:r>
       <w:r>
-        <w:t xml:space="preserve">: from a</w:t>
-      </w:r>
-      <w:r>
-        <w:t xml:space="preserve"> </w:t>
-      </w:r>
-      <w:r>
-        <w:t xml:space="preserve">task or domain description, a pool of models is rotated through teacher and judge roles to generate a fresh,</w:t>
-      </w:r>
-      <w:r>
-        <w:t xml:space="preserve"> </w:t>
-      </w:r>
-      <w:r>
-        <w:t xml:space="preserve">contamination-free benchmark and score the candidates with no human labels or raters, jointly weighted by each</w:t>
-      </w:r>
-      <w:r>
-        <w:t xml:space="preserve"> </w:t>
-      </w:r>
-      <w:r>
-        <w:t xml:space="preserve">question's discriminative power and each judge's consensus with the panel. Where ground truth exists, this</w:t>
-      </w:r>
-      <w:r>
-        <w:t xml:space="preserve"> </w:t>
-      </w:r>
-      <w:r>
-        <w:t xml:space="preserve">weighting recovers the true ranking and tracks objective correctness at</w:t>
+        <w:t xml:space="preserve">: from a task or domain description, a pool of models</w:t>
+      </w:r>
+      <w:r>
+        <w:t xml:space="preserve"> </w:t>
+      </w:r>
+      <w:r>
+        <w:t xml:space="preserve">is rotated through teacher and judge roles to generate a fresh, contamination-free benchmark and score the candidates</w:t>
+      </w:r>
+      <w:r>
+        <w:t xml:space="preserve"> </w:t>
+      </w:r>
+      <w:r>
+        <w:t xml:space="preserve">with no human labels or raters, jointly weighting questions by discriminative power and judges by panel consensus.</w:t>
+      </w:r>
+      <w:r>
+        <w:t xml:space="preserve"> </w:t>
+      </w:r>
+      <w:r>
+        <w:t xml:space="preserve">Where ground truth exists, CoEval recovers the true ranking and tracks objective correctness at</w:t>
       </w:r>
       <w:r>
         <w:t xml:space="preserve"> </w:t>
@@ -277,13 +255,13 @@
         </m:r>
       </m:oMath>
       <w:r>
-        <w:t xml:space="preserve">, recovering the gold ranking</w:t>
-      </w:r>
-      <w:r>
-        <w:t xml:space="preserve"> </w:t>
-      </w:r>
-      <w:r>
-        <w:t xml:space="preserve">of thirteen models at Spearman</w:t>
+        <w:t xml:space="preserve">, and</w:t>
+      </w:r>
+      <w:r>
+        <w:t xml:space="preserve"> </w:t>
+      </w:r>
+      <w:r>
+        <w:t xml:space="preserve">the weighting recovers the gold ranking of thirteen models at Spearman</w:t>
       </w:r>
       <w:r>
         <w:t xml:space="preserve"> </w:t>
@@ -307,19 +285,13 @@
         <w:t xml:space="preserve">composition</w:t>
       </w:r>
       <w:r>
-        <w:t xml:space="preserve">, not size: peer agreement</w:t>
-      </w:r>
-      <w:r>
-        <w:t xml:space="preserve"> </w:t>
-      </w:r>
-      <w:r>
-        <w:t xml:space="preserve">is a label-free reliability estimate, so a cross-family panel zeroes out broken judges, where a single judge can be</w:t>
-      </w:r>
-      <w:r>
-        <w:t xml:space="preserve"> </w:t>
-      </w:r>
-      <w:r>
-        <w:t xml:space="preserve">anti-correlated with ground truth (judge-choice regret</w:t>
+        <w:t xml:space="preserve">, not size, and is label-free on both sides: peer disagreement zeroes out broken judges (a single</w:t>
+      </w:r>
+      <w:r>
+        <w:t xml:space="preserve"> </w:t>
+      </w:r>
+      <w:r>
+        <w:t xml:space="preserve">judge can be anti-correlated with ground truth, judge-choice regret</w:t>
       </w:r>
       <w:r>
         <w:t xml:space="preserve"> </w:t>
@@ -330,7 +302,13 @@
         </m:r>
       </m:oMath>
       <w:r>
-        <w:t xml:space="preserve">) and the ensemble never is. Generated items show</w:t>
+        <w:t xml:space="preserve">; the ensemble never is), while low</w:t>
+      </w:r>
+      <w:r>
+        <w:t xml:space="preserve"> </w:t>
+      </w:r>
+      <w:r>
+        <w:t xml:space="preserve">discriminative power down-weights challenges that fail to separate the candidates. Generated items show</w:t>
       </w:r>
       <w:r>
         <w:t xml:space="preserve"> </w:t>
@@ -346,13 +324,13 @@
         <w:t xml:space="preserve"> </w:t>
       </w:r>
       <w:r>
-        <w:t xml:space="preserve">verbatim overlap with five public benchmarks, the panel cancels verbosity bias and precludes</w:t>
-      </w:r>
-      <w:r>
-        <w:t xml:space="preserve"> </w:t>
-      </w:r>
-      <w:r>
-        <w:t xml:space="preserve">same-family self-preference, and rankings are</w:t>
+        <w:t xml:space="preserve">verbatim overlap with five public benchmarks, the panel cancels verbosity bias and precludes same-family</w:t>
+      </w:r>
+      <w:r>
+        <w:t xml:space="preserve"> </w:t>
+      </w:r>
+      <w:r>
+        <w:t xml:space="preserve">self-preference, and rankings are</w:t>
       </w:r>
       <w:r>
         <w:t xml:space="preserve"> </w:t>
@@ -365,19 +343,19 @@
         <w:t xml:space="preserve">domain-specific</w:t>
       </w:r>
       <w:r>
-        <w:t xml:space="preserve">: three models win four de-novo domains, so a</w:t>
-      </w:r>
-      <w:r>
-        <w:t xml:space="preserve"> </w:t>
-      </w:r>
-      <w:r>
-        <w:t xml:space="preserve">generic leaderboard misdirects most practitioners. The same pipeline reruns on each model release, giving any team a</w:t>
-      </w:r>
-      <w:r>
-        <w:t xml:space="preserve"> </w:t>
-      </w:r>
-      <w:r>
-        <w:t xml:space="preserve">contamination-free leaderboard for its own application.</w:t>
+        <w:t xml:space="preserve">: three different models top four domains, so a generic</w:t>
+      </w:r>
+      <w:r>
+        <w:t xml:space="preserve"> </w:t>
+      </w:r>
+      <w:r>
+        <w:t xml:space="preserve">leaderboard misdirects most practitioners. The same pipeline reruns on each model release, giving any team a</w:t>
+      </w:r>
+      <w:r>
+        <w:t xml:space="preserve"> </w:t>
+      </w:r>
+      <w:r>
+        <w:t xml:space="preserve">contamination-free leaderboard for its application.</w:t>
       </w:r>
     </w:p>
     <w:p>

--- a/docs/paper/CoEval_twocolumn.docx
+++ b/docs/paper/CoEval_twocolumn.docx
@@ -285,24 +285,7 @@
         <w:t xml:space="preserve">composition</w:t>
       </w:r>
       <w:r>
-        <w:t xml:space="preserve">, not size, and is label-free on both sides: peer disagreement zeroes out broken judges (a single</w:t>
-      </w:r>
-      <w:r>
-        <w:t xml:space="preserve"> </w:t>
-      </w:r>
-      <w:r>
-        <w:t xml:space="preserve">judge can be anti-correlated with ground truth, judge-choice regret</w:t>
-      </w:r>
-      <w:r>
-        <w:t xml:space="preserve"> </w:t>
-      </w:r>
-      <m:oMath>
-        <m:r>
-          <m:t>0.35</m:t>
-        </m:r>
-      </m:oMath>
-      <w:r>
-        <w:t xml:space="preserve">; the ensemble never is), while low</w:t>
+        <w:t xml:space="preserve">, not size, and is label-free on both sides: peer disagreement zeroes out broken judges, while low</w:t>
       </w:r>
       <w:r>
         <w:t xml:space="preserve"> </w:t>

--- a/docs/paper/CoEval_twocolumn.docx
+++ b/docs/paper/CoEval_twocolumn.docx
@@ -345,8 +345,17 @@
       <w:pPr>
         <w:spacing w:before="0" w:after="0" w:line="760" w:lineRule="exact"/>
         <w:rPr>
-          <w:sz w:val="12"/>
-          <w:szCs w:val="12"/>
+          <w:sz w:val="2"/>
+          <w:szCs w:val="2"/>
+        </w:rPr>
+      </w:pPr>
+    </w:p>
+    <w:p>
+      <w:pPr>
+        <w:spacing w:before="0" w:after="0" w:line="20" w:lineRule="exact"/>
+        <w:rPr>
+          <w:sz w:val="2"/>
+          <w:szCs w:val="2"/>
         </w:rPr>
         <w:sectPr>
           <w:footerReference w:type="default" r:id="rId9"/>
@@ -380,19 +389,19 @@
         <w:widowControl w:val="1"/>
       </w:pPr>
       <w:r>
-        <w:t xml:space="preserve">A practitioner choosing a language model for a specific application (summarizing clinical notes, answering</w:t>
-      </w:r>
-      <w:r>
-        <w:t xml:space="preserve"> </w:t>
-      </w:r>
-      <w:r>
-        <w:t xml:space="preserve">questions over an internal knowledge base, triaging support tickets for a particular product) faces a</w:t>
-      </w:r>
-      <w:r>
-        <w:t xml:space="preserve"> </w:t>
-      </w:r>
-      <w:r>
-        <w:t xml:space="preserve">deceptively simple question:</w:t>
+        <w:t xml:space="preserve">A practitioner selecting a pretrained language model, or evaluating a fine-tuned one, for a specific application</w:t>
+      </w:r>
+      <w:r>
+        <w:t xml:space="preserve"> </w:t>
+      </w:r>
+      <w:r>
+        <w:t xml:space="preserve">(summarizing clinical notes, answering questions over an internal knowledge base, triaging support tickets for a</w:t>
+      </w:r>
+      <w:r>
+        <w:t xml:space="preserve"> </w:t>
+      </w:r>
+      <w:r>
+        <w:t xml:space="preserve">particular product) faces a deceptively simple question:</w:t>
       </w:r>
       <w:r>
         <w:t xml:space="preserve"> </w:t>
@@ -848,7 +857,38 @@
         <w:t xml:space="preserve">CoEval</w:t>
       </w:r>
       <w:r>
-        <w:t xml:space="preserve">, a declarative and reproducible framework that:</w:t>
+        <w:t xml:space="preserve">, a declarative and reproducible framework for</w:t>
+      </w:r>
+      <w:r>
+        <w:t xml:space="preserve"> </w:t>
+      </w:r>
+      <w:r>
+        <w:rPr>
+          <w:i/>
+          <w:iCs/>
+        </w:rPr>
+        <w:t xml:space="preserve">ensemble self-evaluation</w:t>
+      </w:r>
+      <w:r>
+        <w:t xml:space="preserve">: a</w:t>
+      </w:r>
+      <w:r>
+        <w:t xml:space="preserve"> </w:t>
+      </w:r>
+      <w:r>
+        <w:t xml:space="preserve">pool of models is rotated through teacher and judge roles to generate a fresh, contamination-free benchmark and score</w:t>
+      </w:r>
+      <w:r>
+        <w:t xml:space="preserve"> </w:t>
+      </w:r>
+      <w:r>
+        <w:t xml:space="preserve">the candidate models, jointly weighting questions by their discriminative power and judges by their consensus with the</w:t>
+      </w:r>
+      <w:r>
+        <w:t xml:space="preserve"> </w:t>
+      </w:r>
+      <w:r>
+        <w:t xml:space="preserve">panel. CoEval contributes:</w:t>
       </w:r>
     </w:p>
     <w:p>
@@ -2669,8 +2709,17 @@
       <w:pPr>
         <w:spacing w:before="0" w:after="0" w:line="440" w:lineRule="exact"/>
         <w:rPr>
-          <w:sz w:val="12"/>
-          <w:szCs w:val="12"/>
+          <w:sz w:val="2"/>
+          <w:szCs w:val="2"/>
+        </w:rPr>
+      </w:pPr>
+    </w:p>
+    <w:p>
+      <w:pPr>
+        <w:spacing w:before="0" w:after="0" w:line="20" w:lineRule="exact"/>
+        <w:rPr>
+          <w:sz w:val="2"/>
+          <w:szCs w:val="2"/>
         </w:rPr>
         <w:sectPr>
           <w:type w:val="continuous"/>
@@ -2767,8 +2816,17 @@
       <w:pPr>
         <w:spacing w:before="0" w:after="0" w:line="440" w:lineRule="exact"/>
         <w:rPr>
-          <w:sz w:val="12"/>
-          <w:szCs w:val="12"/>
+          <w:sz w:val="2"/>
+          <w:szCs w:val="2"/>
+        </w:rPr>
+      </w:pPr>
+    </w:p>
+    <w:p>
+      <w:pPr>
+        <w:spacing w:before="0" w:after="0" w:line="20" w:lineRule="exact"/>
+        <w:rPr>
+          <w:sz w:val="2"/>
+          <w:szCs w:val="2"/>
         </w:rPr>
         <w:sectPr>
           <w:type w:val="continuous"/>
@@ -4271,8 +4329,17 @@
       <w:pPr>
         <w:spacing w:before="0" w:after="0" w:line="440" w:lineRule="exact"/>
         <w:rPr>
-          <w:sz w:val="12"/>
-          <w:szCs w:val="12"/>
+          <w:sz w:val="2"/>
+          <w:szCs w:val="2"/>
+        </w:rPr>
+      </w:pPr>
+    </w:p>
+    <w:p>
+      <w:pPr>
+        <w:spacing w:before="0" w:after="0" w:line="20" w:lineRule="exact"/>
+        <w:rPr>
+          <w:sz w:val="2"/>
+          <w:szCs w:val="2"/>
         </w:rPr>
         <w:sectPr>
           <w:type w:val="continuous"/>
@@ -5013,8 +5080,17 @@
       <w:pPr>
         <w:spacing w:before="0" w:after="0" w:line="440" w:lineRule="exact"/>
         <w:rPr>
-          <w:sz w:val="12"/>
-          <w:szCs w:val="12"/>
+          <w:sz w:val="2"/>
+          <w:szCs w:val="2"/>
+        </w:rPr>
+      </w:pPr>
+    </w:p>
+    <w:p>
+      <w:pPr>
+        <w:spacing w:before="0" w:after="0" w:line="20" w:lineRule="exact"/>
+        <w:rPr>
+          <w:sz w:val="2"/>
+          <w:szCs w:val="2"/>
         </w:rPr>
         <w:sectPr>
           <w:type w:val="continuous"/>
@@ -5507,8 +5583,17 @@
       <w:pPr>
         <w:spacing w:before="0" w:after="0" w:line="440" w:lineRule="exact"/>
         <w:rPr>
-          <w:sz w:val="12"/>
-          <w:szCs w:val="12"/>
+          <w:sz w:val="2"/>
+          <w:szCs w:val="2"/>
+        </w:rPr>
+      </w:pPr>
+    </w:p>
+    <w:p>
+      <w:pPr>
+        <w:spacing w:before="0" w:after="0" w:line="20" w:lineRule="exact"/>
+        <w:rPr>
+          <w:sz w:val="2"/>
+          <w:szCs w:val="2"/>
         </w:rPr>
         <w:sectPr>
           <w:type w:val="continuous"/>
@@ -6189,8 +6274,17 @@
       <w:pPr>
         <w:spacing w:before="0" w:after="0" w:line="440" w:lineRule="exact"/>
         <w:rPr>
-          <w:sz w:val="12"/>
-          <w:szCs w:val="12"/>
+          <w:sz w:val="2"/>
+          <w:szCs w:val="2"/>
+        </w:rPr>
+      </w:pPr>
+    </w:p>
+    <w:p>
+      <w:pPr>
+        <w:spacing w:before="0" w:after="0" w:line="20" w:lineRule="exact"/>
+        <w:rPr>
+          <w:sz w:val="2"/>
+          <w:szCs w:val="2"/>
         </w:rPr>
         <w:sectPr>
           <w:type w:val="continuous"/>
@@ -6672,8 +6766,17 @@
       <w:pPr>
         <w:spacing w:before="0" w:after="0" w:line="440" w:lineRule="exact"/>
         <w:rPr>
-          <w:sz w:val="12"/>
-          <w:szCs w:val="12"/>
+          <w:sz w:val="2"/>
+          <w:szCs w:val="2"/>
+        </w:rPr>
+      </w:pPr>
+    </w:p>
+    <w:p>
+      <w:pPr>
+        <w:spacing w:before="0" w:after="0" w:line="20" w:lineRule="exact"/>
+        <w:rPr>
+          <w:sz w:val="2"/>
+          <w:szCs w:val="2"/>
         </w:rPr>
         <w:sectPr>
           <w:type w:val="continuous"/>
@@ -7170,8 +7273,17 @@
       <w:pPr>
         <w:spacing w:before="0" w:after="0" w:line="440" w:lineRule="exact"/>
         <w:rPr>
-          <w:sz w:val="12"/>
-          <w:szCs w:val="12"/>
+          <w:sz w:val="2"/>
+          <w:szCs w:val="2"/>
+        </w:rPr>
+      </w:pPr>
+    </w:p>
+    <w:p>
+      <w:pPr>
+        <w:spacing w:before="0" w:after="0" w:line="20" w:lineRule="exact"/>
+        <w:rPr>
+          <w:sz w:val="2"/>
+          <w:szCs w:val="2"/>
         </w:rPr>
         <w:sectPr>
           <w:type w:val="continuous"/>
@@ -7814,8 +7926,17 @@
       <w:pPr>
         <w:spacing w:before="0" w:after="0" w:line="440" w:lineRule="exact"/>
         <w:rPr>
-          <w:sz w:val="12"/>
-          <w:szCs w:val="12"/>
+          <w:sz w:val="2"/>
+          <w:szCs w:val="2"/>
+        </w:rPr>
+      </w:pPr>
+    </w:p>
+    <w:p>
+      <w:pPr>
+        <w:spacing w:before="0" w:after="0" w:line="20" w:lineRule="exact"/>
+        <w:rPr>
+          <w:sz w:val="2"/>
+          <w:szCs w:val="2"/>
         </w:rPr>
         <w:sectPr>
           <w:type w:val="continuous"/>
@@ -7985,8 +8106,17 @@
       <w:pPr>
         <w:spacing w:before="0" w:after="0" w:line="440" w:lineRule="exact"/>
         <w:rPr>
-          <w:sz w:val="12"/>
-          <w:szCs w:val="12"/>
+          <w:sz w:val="2"/>
+          <w:szCs w:val="2"/>
+        </w:rPr>
+      </w:pPr>
+    </w:p>
+    <w:p>
+      <w:pPr>
+        <w:spacing w:before="0" w:after="0" w:line="20" w:lineRule="exact"/>
+        <w:rPr>
+          <w:sz w:val="2"/>
+          <w:szCs w:val="2"/>
         </w:rPr>
         <w:sectPr>
           <w:type w:val="continuous"/>
@@ -9303,8 +9433,17 @@
       <w:pPr>
         <w:spacing w:before="0" w:after="0" w:line="440" w:lineRule="exact"/>
         <w:rPr>
-          <w:sz w:val="12"/>
-          <w:szCs w:val="12"/>
+          <w:sz w:val="2"/>
+          <w:szCs w:val="2"/>
+        </w:rPr>
+      </w:pPr>
+    </w:p>
+    <w:p>
+      <w:pPr>
+        <w:spacing w:before="0" w:after="0" w:line="20" w:lineRule="exact"/>
+        <w:rPr>
+          <w:sz w:val="2"/>
+          <w:szCs w:val="2"/>
         </w:rPr>
         <w:sectPr>
           <w:type w:val="continuous"/>
@@ -9968,8 +10107,17 @@
       <w:pPr>
         <w:spacing w:before="0" w:after="0" w:line="440" w:lineRule="exact"/>
         <w:rPr>
-          <w:sz w:val="12"/>
-          <w:szCs w:val="12"/>
+          <w:sz w:val="2"/>
+          <w:szCs w:val="2"/>
+        </w:rPr>
+      </w:pPr>
+    </w:p>
+    <w:p>
+      <w:pPr>
+        <w:spacing w:before="0" w:after="0" w:line="20" w:lineRule="exact"/>
+        <w:rPr>
+          <w:sz w:val="2"/>
+          <w:szCs w:val="2"/>
         </w:rPr>
         <w:sectPr>
           <w:type w:val="continuous"/>
@@ -10475,8 +10623,17 @@
       <w:pPr>
         <w:spacing w:before="0" w:after="0" w:line="440" w:lineRule="exact"/>
         <w:rPr>
-          <w:sz w:val="12"/>
-          <w:szCs w:val="12"/>
+          <w:sz w:val="2"/>
+          <w:szCs w:val="2"/>
+        </w:rPr>
+      </w:pPr>
+    </w:p>
+    <w:p>
+      <w:pPr>
+        <w:spacing w:before="0" w:after="0" w:line="20" w:lineRule="exact"/>
+        <w:rPr>
+          <w:sz w:val="2"/>
+          <w:szCs w:val="2"/>
         </w:rPr>
         <w:sectPr>
           <w:type w:val="continuous"/>
@@ -11120,8 +11277,17 @@
       <w:pPr>
         <w:spacing w:before="0" w:after="0" w:line="440" w:lineRule="exact"/>
         <w:rPr>
-          <w:sz w:val="12"/>
-          <w:szCs w:val="12"/>
+          <w:sz w:val="2"/>
+          <w:szCs w:val="2"/>
+        </w:rPr>
+      </w:pPr>
+    </w:p>
+    <w:p>
+      <w:pPr>
+        <w:spacing w:before="0" w:after="0" w:line="20" w:lineRule="exact"/>
+        <w:rPr>
+          <w:sz w:val="2"/>
+          <w:szCs w:val="2"/>
         </w:rPr>
         <w:sectPr>
           <w:type w:val="continuous"/>
@@ -13164,8 +13330,17 @@
       <w:pPr>
         <w:spacing w:before="0" w:after="0" w:line="440" w:lineRule="exact"/>
         <w:rPr>
-          <w:sz w:val="12"/>
-          <w:szCs w:val="12"/>
+          <w:sz w:val="2"/>
+          <w:szCs w:val="2"/>
+        </w:rPr>
+      </w:pPr>
+    </w:p>
+    <w:p>
+      <w:pPr>
+        <w:spacing w:before="0" w:after="0" w:line="20" w:lineRule="exact"/>
+        <w:rPr>
+          <w:sz w:val="2"/>
+          <w:szCs w:val="2"/>
         </w:rPr>
         <w:sectPr>
           <w:type w:val="continuous"/>
@@ -13998,8 +14173,17 @@
       <w:pPr>
         <w:spacing w:before="0" w:after="0" w:line="440" w:lineRule="exact"/>
         <w:rPr>
-          <w:sz w:val="12"/>
-          <w:szCs w:val="12"/>
+          <w:sz w:val="2"/>
+          <w:szCs w:val="2"/>
+        </w:rPr>
+      </w:pPr>
+    </w:p>
+    <w:p>
+      <w:pPr>
+        <w:spacing w:before="0" w:after="0" w:line="20" w:lineRule="exact"/>
+        <w:rPr>
+          <w:sz w:val="2"/>
+          <w:szCs w:val="2"/>
         </w:rPr>
         <w:sectPr>
           <w:type w:val="continuous"/>
@@ -14640,8 +14824,17 @@
       <w:pPr>
         <w:spacing w:before="0" w:after="0" w:line="440" w:lineRule="exact"/>
         <w:rPr>
-          <w:sz w:val="12"/>
-          <w:szCs w:val="12"/>
+          <w:sz w:val="2"/>
+          <w:szCs w:val="2"/>
+        </w:rPr>
+      </w:pPr>
+    </w:p>
+    <w:p>
+      <w:pPr>
+        <w:spacing w:before="0" w:after="0" w:line="20" w:lineRule="exact"/>
+        <w:rPr>
+          <w:sz w:val="2"/>
+          <w:szCs w:val="2"/>
         </w:rPr>
         <w:sectPr>
           <w:type w:val="continuous"/>
@@ -15907,8 +16100,17 @@
       <w:pPr>
         <w:spacing w:before="0" w:after="0" w:line="440" w:lineRule="exact"/>
         <w:rPr>
-          <w:sz w:val="12"/>
-          <w:szCs w:val="12"/>
+          <w:sz w:val="2"/>
+          <w:szCs w:val="2"/>
+        </w:rPr>
+      </w:pPr>
+    </w:p>
+    <w:p>
+      <w:pPr>
+        <w:spacing w:before="0" w:after="0" w:line="20" w:lineRule="exact"/>
+        <w:rPr>
+          <w:sz w:val="2"/>
+          <w:szCs w:val="2"/>
         </w:rPr>
         <w:sectPr>
           <w:type w:val="continuous"/>
@@ -16150,7 +16352,23 @@
         <w:widowControl w:val="1"/>
       </w:pPr>
       <w:r>
-        <w:t xml:space="preserve">We presented CoEval, a tool for ranking language models on custom tasks and domains when neither labeled data nor a trustworthy benchmark is available: from a task description alone it generates a fresh, contamination-resistant benchmark and ranks candidate models with a cross-family judge ensemble, with no human annotation. CoEval delivers</w:t>
+        <w:t xml:space="preserve">We presented CoEval, a framework for</w:t>
+      </w:r>
+      <w:r>
+        <w:t xml:space="preserve"> </w:t>
+      </w:r>
+      <w:r>
+        <w:rPr>
+          <w:i/>
+          <w:iCs/>
+        </w:rPr>
+        <w:t xml:space="preserve">ensemble self-evaluation</w:t>
+      </w:r>
+      <w:r>
+        <w:t xml:space="preserve"> </w:t>
+      </w:r>
+      <w:r>
+        <w:t xml:space="preserve">that ranks language models for a specific application when neither labeled data nor a trustworthy benchmark is available: from a task description alone, a pool of models is rotated through teacher and judge roles to generate a fresh, contamination-resistant benchmark and rank the candidate models, jointly weighting questions by their discriminative power and judges by their consensus, with no human annotation. CoEval delivers</w:t>
       </w:r>
       <w:r>
         <w:t xml:space="preserve"> </w:t>
@@ -16265,25 +16483,47 @@
         <w:t xml:space="preserve"> </w:t>
       </w:r>
       <w:r>
-        <w:t xml:space="preserve">with no ground truth, a safeguard a single judge cannot provide. Because the same declarative pipeline runs</w:t>
-      </w:r>
-      <w:r>
-        <w:t xml:space="preserve"> </w:t>
-      </w:r>
-      <w:r>
-        <w:t xml:space="preserve">unchanged across models and domains and is cheap enough to repeat on every model release, CoEval is a reusable</w:t>
-      </w:r>
-      <w:r>
-        <w:t xml:space="preserve"> </w:t>
-      </w:r>
-      <w:r>
-        <w:t xml:space="preserve">instrument a team points at its own application when neither labeled data nor a trustworthy benchmark exists, rather</w:t>
-      </w:r>
-      <w:r>
-        <w:t xml:space="preserve"> </w:t>
-      </w:r>
-      <w:r>
-        <w:t xml:space="preserve">than a single static study. CoEval is open-source and fully reproducible.</w:t>
+        <w:t xml:space="preserve">with no ground truth, a safeguard a single judge cannot provide; the same weighting down-weights non-discriminative</w:t>
+      </w:r>
+      <w:r>
+        <w:t xml:space="preserve"> </w:t>
+      </w:r>
+      <w:r>
+        <w:t xml:space="preserve">challenges, so saturated questions carry no spurious ranking signal. Because model rankings are</w:t>
+      </w:r>
+      <w:r>
+        <w:t xml:space="preserve"> </w:t>
+      </w:r>
+      <w:r>
+        <w:rPr>
+          <w:i/>
+          <w:iCs/>
+        </w:rPr>
+        <w:t xml:space="preserve">domain-specific</w:t>
+      </w:r>
+      <w:r>
+        <w:t xml:space="preserve"> </w:t>
+      </w:r>
+      <w:r>
+        <w:t xml:space="preserve">(three different models top four de-novo domains, so a generic leaderboard misdirects most</w:t>
+      </w:r>
+      <w:r>
+        <w:t xml:space="preserve"> </w:t>
+      </w:r>
+      <w:r>
+        <w:t xml:space="preserve">practitioners) and the same declarative pipeline runs unchanged across models and domains, cheap enough to repeat on</w:t>
+      </w:r>
+      <w:r>
+        <w:t xml:space="preserve"> </w:t>
+      </w:r>
+      <w:r>
+        <w:t xml:space="preserve">every model release, CoEval is a reusable instrument a team points at its own application when neither labeled data nor</w:t>
+      </w:r>
+      <w:r>
+        <w:t xml:space="preserve"> </w:t>
+      </w:r>
+      <w:r>
+        <w:t xml:space="preserve">a trustworthy benchmark exists, rather than a single static study. CoEval is open-source and fully reproducible.</w:t>
       </w:r>
     </w:p>
     <w:bookmarkEnd w:id="43"/>
@@ -19254,8 +19494,17 @@
       <w:pPr>
         <w:spacing w:before="0" w:after="0" w:line="440" w:lineRule="exact"/>
         <w:rPr>
-          <w:sz w:val="12"/>
-          <w:szCs w:val="12"/>
+          <w:sz w:val="2"/>
+          <w:szCs w:val="2"/>
+        </w:rPr>
+      </w:pPr>
+    </w:p>
+    <w:p>
+      <w:pPr>
+        <w:spacing w:before="0" w:after="0" w:line="20" w:lineRule="exact"/>
+        <w:rPr>
+          <w:sz w:val="2"/>
+          <w:szCs w:val="2"/>
         </w:rPr>
         <w:sectPr>
           <w:type w:val="continuous"/>
@@ -19366,8 +19615,17 @@
       <w:pPr>
         <w:spacing w:before="0" w:after="0" w:line="440" w:lineRule="exact"/>
         <w:rPr>
-          <w:sz w:val="12"/>
-          <w:szCs w:val="12"/>
+          <w:sz w:val="2"/>
+          <w:szCs w:val="2"/>
+        </w:rPr>
+      </w:pPr>
+    </w:p>
+    <w:p>
+      <w:pPr>
+        <w:spacing w:before="0" w:after="0" w:line="20" w:lineRule="exact"/>
+        <w:rPr>
+          <w:sz w:val="2"/>
+          <w:szCs w:val="2"/>
         </w:rPr>
         <w:sectPr>
           <w:type w:val="continuous"/>
@@ -19477,8 +19735,17 @@
       <w:pPr>
         <w:spacing w:before="0" w:after="0" w:line="440" w:lineRule="exact"/>
         <w:rPr>
-          <w:sz w:val="12"/>
-          <w:szCs w:val="12"/>
+          <w:sz w:val="2"/>
+          <w:szCs w:val="2"/>
+        </w:rPr>
+      </w:pPr>
+    </w:p>
+    <w:p>
+      <w:pPr>
+        <w:spacing w:before="0" w:after="0" w:line="20" w:lineRule="exact"/>
+        <w:rPr>
+          <w:sz w:val="2"/>
+          <w:szCs w:val="2"/>
         </w:rPr>
         <w:sectPr>
           <w:type w:val="continuous"/>
@@ -19961,8 +20228,17 @@
       <w:pPr>
         <w:spacing w:before="0" w:after="0" w:line="440" w:lineRule="exact"/>
         <w:rPr>
-          <w:sz w:val="12"/>
-          <w:szCs w:val="12"/>
+          <w:sz w:val="2"/>
+          <w:szCs w:val="2"/>
+        </w:rPr>
+      </w:pPr>
+    </w:p>
+    <w:p>
+      <w:pPr>
+        <w:spacing w:before="0" w:after="0" w:line="20" w:lineRule="exact"/>
+        <w:rPr>
+          <w:sz w:val="2"/>
+          <w:szCs w:val="2"/>
         </w:rPr>
         <w:sectPr>
           <w:type w:val="continuous"/>

--- a/docs/paper/CoEval_twocolumn.docx
+++ b/docs/paper/CoEval_twocolumn.docx
@@ -4417,6 +4417,7 @@
               <w:top w:val="nil"/>
               <w:bottom w:val="single" w:sz="8" w:color="9FB0C2"/>
             </w:tcBorders>
+            <w:vAlign w:val="center"/>
           </w:tcPr>
           <w:p>
             <w:pPr>
@@ -4446,6 +4447,7 @@
               <w:top w:val="nil"/>
               <w:bottom w:val="single" w:sz="8" w:color="9FB0C2"/>
             </w:tcBorders>
+            <w:vAlign w:val="center"/>
           </w:tcPr>
           <w:p>
             <w:pPr>
@@ -4475,6 +4477,7 @@
               <w:top w:val="nil"/>
               <w:bottom w:val="single" w:sz="8" w:color="9FB0C2"/>
             </w:tcBorders>
+            <w:vAlign w:val="center"/>
           </w:tcPr>
           <w:p>
             <w:pPr>
@@ -4504,6 +4507,7 @@
               <w:top w:val="nil"/>
               <w:bottom w:val="single" w:sz="8" w:color="9FB0C2"/>
             </w:tcBorders>
+            <w:vAlign w:val="center"/>
           </w:tcPr>
           <w:p>
             <w:pPr>
@@ -4534,6 +4538,7 @@
               <w:top w:val="nil"/>
               <w:bottom w:val="single" w:sz="4" w:color="D9E1E8"/>
             </w:tcBorders>
+            <w:vAlign w:val="center"/>
           </w:tcPr>
           <w:p>
             <w:pPr>
@@ -4561,6 +4566,7 @@
               <w:top w:val="nil"/>
               <w:bottom w:val="single" w:sz="4" w:color="D9E1E8"/>
             </w:tcBorders>
+            <w:vAlign w:val="center"/>
           </w:tcPr>
           <w:p>
             <w:pPr>
@@ -4588,6 +4594,7 @@
               <w:top w:val="nil"/>
               <w:bottom w:val="single" w:sz="4" w:color="D9E1E8"/>
             </w:tcBorders>
+            <w:vAlign w:val="center"/>
           </w:tcPr>
           <w:p>
             <w:pPr>
@@ -4615,6 +4622,7 @@
               <w:top w:val="nil"/>
               <w:bottom w:val="single" w:sz="4" w:color="D9E1E8"/>
             </w:tcBorders>
+            <w:vAlign w:val="center"/>
           </w:tcPr>
           <w:p>
             <w:pPr>
@@ -4644,6 +4652,7 @@
               <w:top w:val="nil"/>
               <w:bottom w:val="single" w:sz="4" w:color="D9E1E8"/>
             </w:tcBorders>
+            <w:vAlign w:val="center"/>
           </w:tcPr>
           <w:p>
             <w:pPr>
@@ -4671,6 +4680,7 @@
               <w:top w:val="nil"/>
               <w:bottom w:val="single" w:sz="4" w:color="D9E1E8"/>
             </w:tcBorders>
+            <w:vAlign w:val="center"/>
           </w:tcPr>
           <w:p>
             <w:pPr>
@@ -4698,6 +4708,7 @@
               <w:top w:val="nil"/>
               <w:bottom w:val="single" w:sz="4" w:color="D9E1E8"/>
             </w:tcBorders>
+            <w:vAlign w:val="center"/>
           </w:tcPr>
           <w:p>
             <w:pPr>
@@ -4725,6 +4736,7 @@
               <w:top w:val="nil"/>
               <w:bottom w:val="single" w:sz="4" w:color="D9E1E8"/>
             </w:tcBorders>
+            <w:vAlign w:val="center"/>
           </w:tcPr>
           <w:p>
             <w:pPr>
@@ -4754,6 +4766,7 @@
               <w:top w:val="nil"/>
               <w:bottom w:val="single" w:sz="4" w:color="D9E1E8"/>
             </w:tcBorders>
+            <w:vAlign w:val="center"/>
           </w:tcPr>
           <w:p>
             <w:pPr>
@@ -4781,6 +4794,7 @@
               <w:top w:val="nil"/>
               <w:bottom w:val="single" w:sz="4" w:color="D9E1E8"/>
             </w:tcBorders>
+            <w:vAlign w:val="center"/>
           </w:tcPr>
           <w:p>
             <w:pPr>
@@ -4808,6 +4822,7 @@
               <w:top w:val="nil"/>
               <w:bottom w:val="single" w:sz="4" w:color="D9E1E8"/>
             </w:tcBorders>
+            <w:vAlign w:val="center"/>
           </w:tcPr>
           <w:p>
             <w:pPr>
@@ -4835,6 +4850,7 @@
               <w:top w:val="nil"/>
               <w:bottom w:val="single" w:sz="4" w:color="D9E1E8"/>
             </w:tcBorders>
+            <w:vAlign w:val="center"/>
           </w:tcPr>
           <w:p>
             <w:pPr>
@@ -4864,6 +4880,7 @@
               <w:top w:val="nil"/>
               <w:bottom w:val="single" w:sz="4" w:color="D9E1E8"/>
             </w:tcBorders>
+            <w:vAlign w:val="center"/>
           </w:tcPr>
           <w:p>
             <w:pPr>
@@ -4891,6 +4908,7 @@
               <w:top w:val="nil"/>
               <w:bottom w:val="single" w:sz="4" w:color="D9E1E8"/>
             </w:tcBorders>
+            <w:vAlign w:val="center"/>
           </w:tcPr>
           <w:p>
             <w:pPr>
@@ -4918,6 +4936,7 @@
               <w:top w:val="nil"/>
               <w:bottom w:val="single" w:sz="4" w:color="D9E1E8"/>
             </w:tcBorders>
+            <w:vAlign w:val="center"/>
           </w:tcPr>
           <w:p>
             <w:pPr>
@@ -4945,6 +4964,7 @@
               <w:top w:val="nil"/>
               <w:bottom w:val="single" w:sz="4" w:color="D9E1E8"/>
             </w:tcBorders>
+            <w:vAlign w:val="center"/>
           </w:tcPr>
           <w:p>
             <w:pPr>
@@ -4974,6 +4994,7 @@
               <w:top w:val="nil"/>
               <w:bottom w:val="nil"/>
             </w:tcBorders>
+            <w:vAlign w:val="center"/>
           </w:tcPr>
           <w:p>
             <w:pPr>
@@ -5001,6 +5022,7 @@
               <w:top w:val="nil"/>
               <w:bottom w:val="nil"/>
             </w:tcBorders>
+            <w:vAlign w:val="center"/>
           </w:tcPr>
           <w:p>
             <w:pPr>
@@ -5028,6 +5050,7 @@
               <w:top w:val="nil"/>
               <w:bottom w:val="nil"/>
             </w:tcBorders>
+            <w:vAlign w:val="center"/>
           </w:tcPr>
           <w:p>
             <w:pPr>
@@ -5055,6 +5078,7 @@
               <w:top w:val="nil"/>
               <w:bottom w:val="nil"/>
             </w:tcBorders>
+            <w:vAlign w:val="center"/>
           </w:tcPr>
           <w:p>
             <w:pPr>
@@ -5705,6 +5729,7 @@
               <w:top w:val="nil"/>
               <w:bottom w:val="single" w:sz="8" w:color="9FB0C2"/>
             </w:tcBorders>
+            <w:vAlign w:val="center"/>
           </w:tcPr>
           <w:p>
             <w:pPr>
@@ -5734,6 +5759,7 @@
               <w:top w:val="nil"/>
               <w:bottom w:val="single" w:sz="8" w:color="9FB0C2"/>
             </w:tcBorders>
+            <w:vAlign w:val="center"/>
           </w:tcPr>
           <w:p>
             <w:pPr>
@@ -5763,6 +5789,7 @@
               <w:top w:val="nil"/>
               <w:bottom w:val="single" w:sz="8" w:color="9FB0C2"/>
             </w:tcBorders>
+            <w:vAlign w:val="center"/>
           </w:tcPr>
           <w:p>
             <w:pPr>
@@ -5792,6 +5819,7 @@
               <w:top w:val="nil"/>
               <w:bottom w:val="single" w:sz="8" w:color="9FB0C2"/>
             </w:tcBorders>
+            <w:vAlign w:val="center"/>
           </w:tcPr>
           <w:p>
             <w:pPr>
@@ -5822,6 +5850,7 @@
               <w:top w:val="nil"/>
               <w:bottom w:val="single" w:sz="4" w:color="D9E1E8"/>
             </w:tcBorders>
+            <w:vAlign w:val="center"/>
           </w:tcPr>
           <w:p>
             <w:pPr>
@@ -5849,6 +5878,7 @@
               <w:top w:val="nil"/>
               <w:bottom w:val="single" w:sz="4" w:color="D9E1E8"/>
             </w:tcBorders>
+            <w:vAlign w:val="center"/>
           </w:tcPr>
           <w:p>
             <w:pPr>
@@ -5876,6 +5906,7 @@
               <w:top w:val="nil"/>
               <w:bottom w:val="single" w:sz="4" w:color="D9E1E8"/>
             </w:tcBorders>
+            <w:vAlign w:val="center"/>
           </w:tcPr>
           <w:p>
             <w:pPr>
@@ -5903,6 +5934,7 @@
               <w:top w:val="nil"/>
               <w:bottom w:val="single" w:sz="4" w:color="D9E1E8"/>
             </w:tcBorders>
+            <w:vAlign w:val="center"/>
           </w:tcPr>
           <w:p>
             <w:pPr>
@@ -5948,6 +5980,7 @@
               <w:top w:val="nil"/>
               <w:bottom w:val="single" w:sz="4" w:color="D9E1E8"/>
             </w:tcBorders>
+            <w:vAlign w:val="center"/>
           </w:tcPr>
           <w:p>
             <w:pPr>
@@ -5975,6 +6008,7 @@
               <w:top w:val="nil"/>
               <w:bottom w:val="single" w:sz="4" w:color="D9E1E8"/>
             </w:tcBorders>
+            <w:vAlign w:val="center"/>
           </w:tcPr>
           <w:p>
             <w:pPr>
@@ -6002,6 +6036,7 @@
               <w:top w:val="nil"/>
               <w:bottom w:val="single" w:sz="4" w:color="D9E1E8"/>
             </w:tcBorders>
+            <w:vAlign w:val="center"/>
           </w:tcPr>
           <w:p>
             <w:pPr>
@@ -6029,6 +6064,7 @@
               <w:top w:val="nil"/>
               <w:bottom w:val="single" w:sz="4" w:color="D9E1E8"/>
             </w:tcBorders>
+            <w:vAlign w:val="center"/>
           </w:tcPr>
           <w:p>
             <w:pPr>
@@ -6058,6 +6094,7 @@
               <w:top w:val="nil"/>
               <w:bottom w:val="single" w:sz="4" w:color="D9E1E8"/>
             </w:tcBorders>
+            <w:vAlign w:val="center"/>
           </w:tcPr>
           <w:p>
             <w:pPr>
@@ -6085,6 +6122,7 @@
               <w:top w:val="nil"/>
               <w:bottom w:val="single" w:sz="4" w:color="D9E1E8"/>
             </w:tcBorders>
+            <w:vAlign w:val="center"/>
           </w:tcPr>
           <w:p>
             <w:pPr>
@@ -6112,6 +6150,7 @@
               <w:top w:val="nil"/>
               <w:bottom w:val="single" w:sz="4" w:color="D9E1E8"/>
             </w:tcBorders>
+            <w:vAlign w:val="center"/>
           </w:tcPr>
           <w:p>
             <w:pPr>
@@ -6139,6 +6178,7 @@
               <w:top w:val="nil"/>
               <w:bottom w:val="single" w:sz="4" w:color="D9E1E8"/>
             </w:tcBorders>
+            <w:vAlign w:val="center"/>
           </w:tcPr>
           <w:p>
             <w:pPr>
@@ -6168,6 +6208,7 @@
               <w:top w:val="nil"/>
               <w:bottom w:val="nil"/>
             </w:tcBorders>
+            <w:vAlign w:val="center"/>
           </w:tcPr>
           <w:p>
             <w:pPr>
@@ -6195,6 +6236,7 @@
               <w:top w:val="nil"/>
               <w:bottom w:val="nil"/>
             </w:tcBorders>
+            <w:vAlign w:val="center"/>
           </w:tcPr>
           <w:p>
             <w:pPr>
@@ -6222,6 +6264,7 @@
               <w:top w:val="nil"/>
               <w:bottom w:val="nil"/>
             </w:tcBorders>
+            <w:vAlign w:val="center"/>
           </w:tcPr>
           <w:p>
             <w:pPr>
@@ -6249,6 +6292,7 @@
               <w:top w:val="nil"/>
               <w:bottom w:val="nil"/>
             </w:tcBorders>
+            <w:vAlign w:val="center"/>
           </w:tcPr>
           <w:p>
             <w:pPr>
@@ -6940,6 +6984,7 @@
               <w:top w:val="nil"/>
               <w:bottom w:val="single" w:sz="8" w:color="9FB0C2"/>
             </w:tcBorders>
+            <w:vAlign w:val="center"/>
           </w:tcPr>
           <w:p>
             <w:pPr>
@@ -6969,6 +7014,7 @@
               <w:top w:val="nil"/>
               <w:bottom w:val="single" w:sz="8" w:color="9FB0C2"/>
             </w:tcBorders>
+            <w:vAlign w:val="center"/>
           </w:tcPr>
           <w:p>
             <w:pPr>
@@ -6998,6 +7044,7 @@
               <w:top w:val="nil"/>
               <w:bottom w:val="single" w:sz="8" w:color="9FB0C2"/>
             </w:tcBorders>
+            <w:vAlign w:val="center"/>
           </w:tcPr>
           <w:p>
             <w:pPr>
@@ -7028,6 +7075,7 @@
               <w:top w:val="nil"/>
               <w:bottom w:val="single" w:sz="4" w:color="D9E1E8"/>
             </w:tcBorders>
+            <w:vAlign w:val="center"/>
           </w:tcPr>
           <w:p>
             <w:pPr>
@@ -7055,6 +7103,7 @@
               <w:top w:val="nil"/>
               <w:bottom w:val="single" w:sz="4" w:color="D9E1E8"/>
             </w:tcBorders>
+            <w:vAlign w:val="center"/>
           </w:tcPr>
           <w:p>
             <w:pPr>
@@ -7082,6 +7131,7 @@
               <w:top w:val="nil"/>
               <w:bottom w:val="single" w:sz="4" w:color="D9E1E8"/>
             </w:tcBorders>
+            <w:vAlign w:val="center"/>
           </w:tcPr>
           <w:p>
             <w:pPr>
@@ -7111,6 +7161,7 @@
               <w:top w:val="nil"/>
               <w:bottom w:val="single" w:sz="4" w:color="D9E1E8"/>
             </w:tcBorders>
+            <w:vAlign w:val="center"/>
           </w:tcPr>
           <w:p>
             <w:pPr>
@@ -7138,6 +7189,7 @@
               <w:top w:val="nil"/>
               <w:bottom w:val="single" w:sz="4" w:color="D9E1E8"/>
             </w:tcBorders>
+            <w:vAlign w:val="center"/>
           </w:tcPr>
           <w:p>
             <w:pPr>
@@ -7165,6 +7217,7 @@
               <w:top w:val="nil"/>
               <w:bottom w:val="single" w:sz="4" w:color="D9E1E8"/>
             </w:tcBorders>
+            <w:vAlign w:val="center"/>
           </w:tcPr>
           <w:p>
             <w:pPr>
@@ -7194,6 +7247,7 @@
               <w:top w:val="nil"/>
               <w:bottom w:val="nil"/>
             </w:tcBorders>
+            <w:vAlign w:val="center"/>
           </w:tcPr>
           <w:p>
             <w:pPr>
@@ -7221,6 +7275,7 @@
               <w:top w:val="nil"/>
               <w:bottom w:val="nil"/>
             </w:tcBorders>
+            <w:vAlign w:val="center"/>
           </w:tcPr>
           <w:p>
             <w:pPr>
@@ -7248,6 +7303,7 @@
               <w:top w:val="nil"/>
               <w:bottom w:val="nil"/>
             </w:tcBorders>
+            <w:vAlign w:val="center"/>
           </w:tcPr>
           <w:p>
             <w:pPr>
@@ -9525,6 +9581,7 @@
               <w:top w:val="nil"/>
               <w:bottom w:val="single" w:sz="8" w:color="9FB0C2"/>
             </w:tcBorders>
+            <w:vAlign w:val="center"/>
           </w:tcPr>
           <w:p>
             <w:pPr>
@@ -9554,6 +9611,7 @@
               <w:top w:val="nil"/>
               <w:bottom w:val="single" w:sz="8" w:color="9FB0C2"/>
             </w:tcBorders>
+            <w:vAlign w:val="center"/>
           </w:tcPr>
           <w:p>
             <w:pPr>
@@ -9583,6 +9641,7 @@
               <w:top w:val="nil"/>
               <w:bottom w:val="single" w:sz="8" w:color="9FB0C2"/>
             </w:tcBorders>
+            <w:vAlign w:val="center"/>
           </w:tcPr>
           <w:p>
             <w:pPr>
@@ -9613,6 +9672,7 @@
               <w:top w:val="nil"/>
               <w:bottom w:val="single" w:sz="4" w:color="D9E1E8"/>
             </w:tcBorders>
+            <w:vAlign w:val="center"/>
           </w:tcPr>
           <w:p>
             <w:pPr>
@@ -9640,6 +9700,7 @@
               <w:top w:val="nil"/>
               <w:bottom w:val="single" w:sz="4" w:color="D9E1E8"/>
             </w:tcBorders>
+            <w:vAlign w:val="center"/>
           </w:tcPr>
           <w:p>
             <w:pPr>
@@ -9667,6 +9728,7 @@
               <w:top w:val="nil"/>
               <w:bottom w:val="single" w:sz="4" w:color="D9E1E8"/>
             </w:tcBorders>
+            <w:vAlign w:val="center"/>
           </w:tcPr>
           <w:p>
             <w:pPr>
@@ -9696,6 +9758,7 @@
               <w:top w:val="nil"/>
               <w:bottom w:val="single" w:sz="4" w:color="D9E1E8"/>
             </w:tcBorders>
+            <w:vAlign w:val="center"/>
           </w:tcPr>
           <w:p>
             <w:pPr>
@@ -9723,6 +9786,7 @@
               <w:top w:val="nil"/>
               <w:bottom w:val="single" w:sz="4" w:color="D9E1E8"/>
             </w:tcBorders>
+            <w:vAlign w:val="center"/>
           </w:tcPr>
           <w:p>
             <w:pPr>
@@ -9750,6 +9814,7 @@
               <w:top w:val="nil"/>
               <w:bottom w:val="single" w:sz="4" w:color="D9E1E8"/>
             </w:tcBorders>
+            <w:vAlign w:val="center"/>
           </w:tcPr>
           <w:p>
             <w:pPr>
@@ -9779,6 +9844,7 @@
               <w:top w:val="nil"/>
               <w:bottom w:val="single" w:sz="4" w:color="D9E1E8"/>
             </w:tcBorders>
+            <w:vAlign w:val="center"/>
           </w:tcPr>
           <w:p>
             <w:pPr>
@@ -9806,6 +9872,7 @@
               <w:top w:val="nil"/>
               <w:bottom w:val="single" w:sz="4" w:color="D9E1E8"/>
             </w:tcBorders>
+            <w:vAlign w:val="center"/>
           </w:tcPr>
           <w:p>
             <w:pPr>
@@ -9833,6 +9900,7 @@
               <w:top w:val="nil"/>
               <w:bottom w:val="single" w:sz="4" w:color="D9E1E8"/>
             </w:tcBorders>
+            <w:vAlign w:val="center"/>
           </w:tcPr>
           <w:p>
             <w:pPr>
@@ -9862,6 +9930,7 @@
               <w:top w:val="nil"/>
               <w:bottom w:val="single" w:sz="4" w:color="D9E1E8"/>
             </w:tcBorders>
+            <w:vAlign w:val="center"/>
           </w:tcPr>
           <w:p>
             <w:pPr>
@@ -9889,6 +9958,7 @@
               <w:top w:val="nil"/>
               <w:bottom w:val="single" w:sz="4" w:color="D9E1E8"/>
             </w:tcBorders>
+            <w:vAlign w:val="center"/>
           </w:tcPr>
           <w:p>
             <w:pPr>
@@ -9916,6 +9986,7 @@
               <w:top w:val="nil"/>
               <w:bottom w:val="single" w:sz="4" w:color="D9E1E8"/>
             </w:tcBorders>
+            <w:vAlign w:val="center"/>
           </w:tcPr>
           <w:p>
             <w:pPr>
@@ -9945,6 +10016,7 @@
               <w:top w:val="nil"/>
               <w:bottom w:val="single" w:sz="4" w:color="D9E1E8"/>
             </w:tcBorders>
+            <w:vAlign w:val="center"/>
           </w:tcPr>
           <w:p>
             <w:pPr>
@@ -9972,6 +10044,7 @@
               <w:top w:val="nil"/>
               <w:bottom w:val="single" w:sz="4" w:color="D9E1E8"/>
             </w:tcBorders>
+            <w:vAlign w:val="center"/>
           </w:tcPr>
           <w:p>
             <w:pPr>
@@ -9999,6 +10072,7 @@
               <w:top w:val="nil"/>
               <w:bottom w:val="single" w:sz="4" w:color="D9E1E8"/>
             </w:tcBorders>
+            <w:vAlign w:val="center"/>
           </w:tcPr>
           <w:p>
             <w:pPr>
@@ -10028,6 +10102,7 @@
               <w:top w:val="nil"/>
               <w:bottom w:val="nil"/>
             </w:tcBorders>
+            <w:vAlign w:val="center"/>
           </w:tcPr>
           <w:p>
             <w:pPr>
@@ -10055,6 +10130,7 @@
               <w:top w:val="nil"/>
               <w:bottom w:val="nil"/>
             </w:tcBorders>
+            <w:vAlign w:val="center"/>
           </w:tcPr>
           <w:p>
             <w:pPr>
@@ -10082,6 +10158,7 @@
               <w:top w:val="nil"/>
               <w:bottom w:val="nil"/>
             </w:tcBorders>
+            <w:vAlign w:val="center"/>
           </w:tcPr>
           <w:p>
             <w:pPr>
@@ -10715,6 +10792,7 @@
               <w:top w:val="nil"/>
               <w:bottom w:val="single" w:sz="8" w:color="9FB0C2"/>
             </w:tcBorders>
+            <w:vAlign w:val="center"/>
           </w:tcPr>
           <w:p>
             <w:pPr>
@@ -10744,6 +10822,7 @@
               <w:top w:val="nil"/>
               <w:bottom w:val="single" w:sz="8" w:color="9FB0C2"/>
             </w:tcBorders>
+            <w:vAlign w:val="center"/>
           </w:tcPr>
           <w:p>
             <w:pPr>
@@ -10786,6 +10865,7 @@
               <w:top w:val="nil"/>
               <w:bottom w:val="single" w:sz="8" w:color="9FB0C2"/>
             </w:tcBorders>
+            <w:vAlign w:val="center"/>
           </w:tcPr>
           <w:p>
             <w:pPr>
@@ -10816,6 +10896,7 @@
               <w:top w:val="nil"/>
               <w:bottom w:val="single" w:sz="4" w:color="D9E1E8"/>
             </w:tcBorders>
+            <w:vAlign w:val="center"/>
           </w:tcPr>
           <w:p>
             <w:pPr>
@@ -10843,6 +10924,7 @@
               <w:top w:val="nil"/>
               <w:bottom w:val="single" w:sz="4" w:color="D9E1E8"/>
             </w:tcBorders>
+            <w:vAlign w:val="center"/>
           </w:tcPr>
           <w:p>
             <w:pPr>
@@ -10870,6 +10952,7 @@
               <w:top w:val="nil"/>
               <w:bottom w:val="single" w:sz="4" w:color="D9E1E8"/>
             </w:tcBorders>
+            <w:vAlign w:val="center"/>
           </w:tcPr>
           <w:p>
             <w:pPr>
@@ -10899,6 +10982,7 @@
               <w:top w:val="nil"/>
               <w:bottom w:val="single" w:sz="4" w:color="D9E1E8"/>
             </w:tcBorders>
+            <w:vAlign w:val="center"/>
           </w:tcPr>
           <w:p>
             <w:pPr>
@@ -10926,6 +11010,7 @@
               <w:top w:val="nil"/>
               <w:bottom w:val="single" w:sz="4" w:color="D9E1E8"/>
             </w:tcBorders>
+            <w:vAlign w:val="center"/>
           </w:tcPr>
           <w:p>
             <w:pPr>
@@ -10953,6 +11038,7 @@
               <w:top w:val="nil"/>
               <w:bottom w:val="single" w:sz="4" w:color="D9E1E8"/>
             </w:tcBorders>
+            <w:vAlign w:val="center"/>
           </w:tcPr>
           <w:p>
             <w:pPr>
@@ -10982,6 +11068,7 @@
               <w:top w:val="nil"/>
               <w:bottom w:val="single" w:sz="4" w:color="D9E1E8"/>
             </w:tcBorders>
+            <w:vAlign w:val="center"/>
           </w:tcPr>
           <w:p>
             <w:pPr>
@@ -11040,6 +11127,7 @@
               <w:top w:val="nil"/>
               <w:bottom w:val="single" w:sz="4" w:color="D9E1E8"/>
             </w:tcBorders>
+            <w:vAlign w:val="center"/>
           </w:tcPr>
           <w:p>
             <w:pPr>
@@ -11067,6 +11155,7 @@
               <w:top w:val="nil"/>
               <w:bottom w:val="single" w:sz="4" w:color="D9E1E8"/>
             </w:tcBorders>
+            <w:vAlign w:val="center"/>
           </w:tcPr>
           <w:p>
             <w:pPr>
@@ -11096,6 +11185,7 @@
               <w:top w:val="nil"/>
               <w:bottom w:val="nil"/>
             </w:tcBorders>
+            <w:vAlign w:val="center"/>
           </w:tcPr>
           <w:p>
             <w:pPr>
@@ -11123,6 +11213,7 @@
               <w:top w:val="nil"/>
               <w:bottom w:val="nil"/>
             </w:tcBorders>
+            <w:vAlign w:val="center"/>
           </w:tcPr>
           <w:p>
             <w:pPr>
@@ -11150,6 +11241,7 @@
               <w:top w:val="nil"/>
               <w:bottom w:val="nil"/>
             </w:tcBorders>
+            <w:vAlign w:val="center"/>
           </w:tcPr>
           <w:p>
             <w:pPr>
@@ -13447,6 +13539,7 @@
               <w:top w:val="nil"/>
               <w:bottom w:val="single" w:sz="8" w:color="9FB0C2"/>
             </w:tcBorders>
+            <w:vAlign w:val="center"/>
           </w:tcPr>
           <w:p>
             <w:pPr>
@@ -13476,6 +13569,7 @@
               <w:top w:val="nil"/>
               <w:bottom w:val="single" w:sz="8" w:color="9FB0C2"/>
             </w:tcBorders>
+            <w:vAlign w:val="center"/>
           </w:tcPr>
           <w:p>
             <w:pPr>
@@ -13506,6 +13600,7 @@
               <w:top w:val="nil"/>
               <w:bottom w:val="single" w:sz="4" w:color="D9E1E8"/>
             </w:tcBorders>
+            <w:vAlign w:val="center"/>
           </w:tcPr>
           <w:p>
             <w:pPr>
@@ -13549,6 +13644,7 @@
               <w:top w:val="nil"/>
               <w:bottom w:val="single" w:sz="4" w:color="D9E1E8"/>
             </w:tcBorders>
+            <w:vAlign w:val="center"/>
           </w:tcPr>
           <w:p>
             <w:pPr>
@@ -13571,6 +13667,7 @@
               <w:top w:val="nil"/>
               <w:bottom w:val="single" w:sz="4" w:color="D9E1E8"/>
             </w:tcBorders>
+            <w:vAlign w:val="center"/>
           </w:tcPr>
           <w:p>
             <w:pPr>
@@ -13598,6 +13695,7 @@
               <w:top w:val="nil"/>
               <w:bottom w:val="single" w:sz="4" w:color="D9E1E8"/>
             </w:tcBorders>
+            <w:vAlign w:val="center"/>
           </w:tcPr>
           <w:p>
             <w:pPr>
@@ -13627,6 +13725,7 @@
               <w:top w:val="nil"/>
               <w:bottom w:val="single" w:sz="4" w:color="D9E1E8"/>
             </w:tcBorders>
+            <w:vAlign w:val="center"/>
           </w:tcPr>
           <w:p>
             <w:pPr>
@@ -13654,6 +13753,7 @@
               <w:top w:val="nil"/>
               <w:bottom w:val="single" w:sz="4" w:color="D9E1E8"/>
             </w:tcBorders>
+            <w:vAlign w:val="center"/>
           </w:tcPr>
           <w:p>
             <w:pPr>
@@ -13683,6 +13783,7 @@
               <w:top w:val="nil"/>
               <w:bottom w:val="single" w:sz="4" w:color="D9E1E8"/>
             </w:tcBorders>
+            <w:vAlign w:val="center"/>
           </w:tcPr>
           <w:p>
             <w:pPr>
@@ -13710,6 +13811,7 @@
               <w:top w:val="nil"/>
               <w:bottom w:val="single" w:sz="4" w:color="D9E1E8"/>
             </w:tcBorders>
+            <w:vAlign w:val="center"/>
           </w:tcPr>
           <w:p>
             <w:pPr>
@@ -13739,6 +13841,7 @@
               <w:top w:val="nil"/>
               <w:bottom w:val="single" w:sz="4" w:color="D9E1E8"/>
             </w:tcBorders>
+            <w:vAlign w:val="center"/>
           </w:tcPr>
           <w:p>
             <w:pPr>
@@ -13768,6 +13871,7 @@
               <w:top w:val="nil"/>
               <w:bottom w:val="single" w:sz="4" w:color="D9E1E8"/>
             </w:tcBorders>
+            <w:vAlign w:val="center"/>
           </w:tcPr>
           <w:p>
             <w:pPr>
@@ -13790,6 +13894,7 @@
               <w:top w:val="nil"/>
               <w:bottom w:val="single" w:sz="4" w:color="D9E1E8"/>
             </w:tcBorders>
+            <w:vAlign w:val="center"/>
           </w:tcPr>
           <w:p>
             <w:pPr>
@@ -13817,6 +13922,7 @@
               <w:top w:val="nil"/>
               <w:bottom w:val="single" w:sz="4" w:color="D9E1E8"/>
             </w:tcBorders>
+            <w:vAlign w:val="center"/>
           </w:tcPr>
           <w:p>
             <w:pPr>
@@ -13846,6 +13952,7 @@
               <w:top w:val="nil"/>
               <w:bottom w:val="single" w:sz="4" w:color="D9E1E8"/>
             </w:tcBorders>
+            <w:vAlign w:val="center"/>
           </w:tcPr>
           <w:p>
             <w:pPr>
@@ -13873,6 +13980,7 @@
               <w:top w:val="nil"/>
               <w:bottom w:val="single" w:sz="4" w:color="D9E1E8"/>
             </w:tcBorders>
+            <w:vAlign w:val="center"/>
           </w:tcPr>
           <w:p>
             <w:pPr>
@@ -13902,6 +14010,7 @@
               <w:top w:val="nil"/>
               <w:bottom w:val="single" w:sz="4" w:color="D9E1E8"/>
             </w:tcBorders>
+            <w:vAlign w:val="center"/>
           </w:tcPr>
           <w:p>
             <w:pPr>
@@ -13929,6 +14038,7 @@
               <w:top w:val="nil"/>
               <w:bottom w:val="single" w:sz="4" w:color="D9E1E8"/>
             </w:tcBorders>
+            <w:vAlign w:val="center"/>
           </w:tcPr>
           <w:p>
             <w:pPr>
@@ -13958,6 +14068,7 @@
               <w:top w:val="nil"/>
               <w:bottom w:val="single" w:sz="4" w:color="D9E1E8"/>
             </w:tcBorders>
+            <w:vAlign w:val="center"/>
           </w:tcPr>
           <w:p>
             <w:pPr>
@@ -13987,6 +14098,7 @@
               <w:top w:val="nil"/>
               <w:bottom w:val="single" w:sz="4" w:color="D9E1E8"/>
             </w:tcBorders>
+            <w:vAlign w:val="center"/>
           </w:tcPr>
           <w:p>
             <w:pPr>
@@ -14009,6 +14121,7 @@
               <w:top w:val="nil"/>
               <w:bottom w:val="single" w:sz="4" w:color="D9E1E8"/>
             </w:tcBorders>
+            <w:vAlign w:val="center"/>
           </w:tcPr>
           <w:p>
             <w:pPr>
@@ -14036,6 +14149,7 @@
               <w:top w:val="nil"/>
               <w:bottom w:val="single" w:sz="4" w:color="D9E1E8"/>
             </w:tcBorders>
+            <w:vAlign w:val="center"/>
           </w:tcPr>
           <w:p>
             <w:pPr>
@@ -14065,6 +14179,7 @@
               <w:top w:val="nil"/>
               <w:bottom w:val="single" w:sz="4" w:color="D9E1E8"/>
             </w:tcBorders>
+            <w:vAlign w:val="center"/>
           </w:tcPr>
           <w:p>
             <w:pPr>
@@ -14092,6 +14207,7 @@
               <w:top w:val="nil"/>
               <w:bottom w:val="single" w:sz="4" w:color="D9E1E8"/>
             </w:tcBorders>
+            <w:vAlign w:val="center"/>
           </w:tcPr>
           <w:p>
             <w:pPr>
@@ -14121,6 +14237,7 @@
               <w:top w:val="nil"/>
               <w:bottom w:val="nil"/>
             </w:tcBorders>
+            <w:vAlign w:val="center"/>
           </w:tcPr>
           <w:p>
             <w:pPr>
@@ -14148,6 +14265,7 @@
               <w:top w:val="nil"/>
               <w:bottom w:val="nil"/>
             </w:tcBorders>
+            <w:vAlign w:val="center"/>
           </w:tcPr>
           <w:p>
             <w:pPr>
@@ -14939,6 +15057,7 @@
               <w:top w:val="nil"/>
               <w:bottom w:val="single" w:sz="8" w:color="9FB0C2"/>
             </w:tcBorders>
+            <w:vAlign w:val="center"/>
           </w:tcPr>
           <w:p>
             <w:pPr>
@@ -14968,6 +15087,7 @@
               <w:top w:val="nil"/>
               <w:bottom w:val="single" w:sz="8" w:color="9FB0C2"/>
             </w:tcBorders>
+            <w:vAlign w:val="center"/>
           </w:tcPr>
           <w:p>
             <w:pPr>
@@ -14997,6 +15117,7 @@
               <w:top w:val="nil"/>
               <w:bottom w:val="single" w:sz="8" w:color="9FB0C2"/>
             </w:tcBorders>
+            <w:vAlign w:val="center"/>
           </w:tcPr>
           <w:p>
             <w:pPr>
@@ -15026,6 +15147,7 @@
               <w:top w:val="nil"/>
               <w:bottom w:val="single" w:sz="8" w:color="9FB0C2"/>
             </w:tcBorders>
+            <w:vAlign w:val="center"/>
           </w:tcPr>
           <w:p>
             <w:pPr>
@@ -15055,6 +15177,7 @@
               <w:top w:val="nil"/>
               <w:bottom w:val="single" w:sz="8" w:color="9FB0C2"/>
             </w:tcBorders>
+            <w:vAlign w:val="center"/>
           </w:tcPr>
           <w:p>
             <w:pPr>
@@ -15084,6 +15207,7 @@
               <w:top w:val="nil"/>
               <w:bottom w:val="single" w:sz="8" w:color="9FB0C2"/>
             </w:tcBorders>
+            <w:vAlign w:val="center"/>
           </w:tcPr>
           <w:p>
             <w:pPr>
@@ -15114,6 +15238,7 @@
               <w:top w:val="nil"/>
               <w:bottom w:val="single" w:sz="4" w:color="D9E1E8"/>
             </w:tcBorders>
+            <w:vAlign w:val="center"/>
           </w:tcPr>
           <w:p>
             <w:pPr>
@@ -15142,6 +15267,7 @@
               <w:top w:val="nil"/>
               <w:bottom w:val="single" w:sz="4" w:color="D9E1E8"/>
             </w:tcBorders>
+            <w:vAlign w:val="center"/>
           </w:tcPr>
           <w:p>
             <w:pPr>
@@ -15169,6 +15295,7 @@
               <w:top w:val="nil"/>
               <w:bottom w:val="single" w:sz="4" w:color="D9E1E8"/>
             </w:tcBorders>
+            <w:vAlign w:val="center"/>
           </w:tcPr>
           <w:p>
             <w:pPr>
@@ -15196,6 +15323,7 @@
               <w:top w:val="nil"/>
               <w:bottom w:val="single" w:sz="4" w:color="D9E1E8"/>
             </w:tcBorders>
+            <w:vAlign w:val="center"/>
           </w:tcPr>
           <w:p>
             <w:pPr>
@@ -15223,6 +15351,7 @@
               <w:top w:val="nil"/>
               <w:bottom w:val="single" w:sz="4" w:color="D9E1E8"/>
             </w:tcBorders>
+            <w:vAlign w:val="center"/>
           </w:tcPr>
           <w:p>
             <w:pPr>
@@ -15250,6 +15379,7 @@
               <w:top w:val="nil"/>
               <w:bottom w:val="single" w:sz="4" w:color="D9E1E8"/>
             </w:tcBorders>
+            <w:vAlign w:val="center"/>
           </w:tcPr>
           <w:p>
             <w:pPr>
@@ -15279,6 +15409,7 @@
               <w:top w:val="nil"/>
               <w:bottom w:val="single" w:sz="4" w:color="D9E1E8"/>
             </w:tcBorders>
+            <w:vAlign w:val="center"/>
           </w:tcPr>
           <w:p>
             <w:pPr>
@@ -15307,6 +15438,7 @@
               <w:top w:val="nil"/>
               <w:bottom w:val="single" w:sz="4" w:color="D9E1E8"/>
             </w:tcBorders>
+            <w:vAlign w:val="center"/>
           </w:tcPr>
           <w:p>
             <w:pPr>
@@ -15334,6 +15466,7 @@
               <w:top w:val="nil"/>
               <w:bottom w:val="single" w:sz="4" w:color="D9E1E8"/>
             </w:tcBorders>
+            <w:vAlign w:val="center"/>
           </w:tcPr>
           <w:p>
             <w:pPr>
@@ -15361,6 +15494,7 @@
               <w:top w:val="nil"/>
               <w:bottom w:val="single" w:sz="4" w:color="D9E1E8"/>
             </w:tcBorders>
+            <w:vAlign w:val="center"/>
           </w:tcPr>
           <w:p>
             <w:pPr>
@@ -15388,6 +15522,7 @@
               <w:top w:val="nil"/>
               <w:bottom w:val="single" w:sz="4" w:color="D9E1E8"/>
             </w:tcBorders>
+            <w:vAlign w:val="center"/>
           </w:tcPr>
           <w:p>
             <w:pPr>
@@ -15415,6 +15550,7 @@
               <w:top w:val="nil"/>
               <w:bottom w:val="single" w:sz="4" w:color="D9E1E8"/>
             </w:tcBorders>
+            <w:vAlign w:val="center"/>
           </w:tcPr>
           <w:p>
             <w:pPr>
@@ -15444,6 +15580,7 @@
               <w:top w:val="nil"/>
               <w:bottom w:val="single" w:sz="4" w:color="D9E1E8"/>
             </w:tcBorders>
+            <w:vAlign w:val="center"/>
           </w:tcPr>
           <w:p>
             <w:pPr>
@@ -15472,6 +15609,7 @@
               <w:top w:val="nil"/>
               <w:bottom w:val="single" w:sz="4" w:color="D9E1E8"/>
             </w:tcBorders>
+            <w:vAlign w:val="center"/>
           </w:tcPr>
           <w:p>
             <w:pPr>
@@ -15499,6 +15637,7 @@
               <w:top w:val="nil"/>
               <w:bottom w:val="single" w:sz="4" w:color="D9E1E8"/>
             </w:tcBorders>
+            <w:vAlign w:val="center"/>
           </w:tcPr>
           <w:p>
             <w:pPr>
@@ -15526,6 +15665,7 @@
               <w:top w:val="nil"/>
               <w:bottom w:val="single" w:sz="4" w:color="D9E1E8"/>
             </w:tcBorders>
+            <w:vAlign w:val="center"/>
           </w:tcPr>
           <w:p>
             <w:pPr>
@@ -15553,6 +15693,7 @@
               <w:top w:val="nil"/>
               <w:bottom w:val="single" w:sz="4" w:color="D9E1E8"/>
             </w:tcBorders>
+            <w:vAlign w:val="center"/>
           </w:tcPr>
           <w:p>
             <w:pPr>
@@ -15580,6 +15721,7 @@
               <w:top w:val="nil"/>
               <w:bottom w:val="single" w:sz="4" w:color="D9E1E8"/>
             </w:tcBorders>
+            <w:vAlign w:val="center"/>
           </w:tcPr>
           <w:p>
             <w:pPr>
@@ -15609,6 +15751,7 @@
               <w:top w:val="nil"/>
               <w:bottom w:val="single" w:sz="4" w:color="D9E1E8"/>
             </w:tcBorders>
+            <w:vAlign w:val="center"/>
           </w:tcPr>
           <w:p>
             <w:pPr>
@@ -15637,6 +15780,7 @@
               <w:top w:val="nil"/>
               <w:bottom w:val="single" w:sz="4" w:color="D9E1E8"/>
             </w:tcBorders>
+            <w:vAlign w:val="center"/>
           </w:tcPr>
           <w:p>
             <w:pPr>
@@ -15664,6 +15808,7 @@
               <w:top w:val="nil"/>
               <w:bottom w:val="single" w:sz="4" w:color="D9E1E8"/>
             </w:tcBorders>
+            <w:vAlign w:val="center"/>
           </w:tcPr>
           <w:p>
             <w:pPr>
@@ -15691,6 +15836,7 @@
               <w:top w:val="nil"/>
               <w:bottom w:val="single" w:sz="4" w:color="D9E1E8"/>
             </w:tcBorders>
+            <w:vAlign w:val="center"/>
           </w:tcPr>
           <w:p>
             <w:pPr>
@@ -15718,6 +15864,7 @@
               <w:top w:val="nil"/>
               <w:bottom w:val="single" w:sz="4" w:color="D9E1E8"/>
             </w:tcBorders>
+            <w:vAlign w:val="center"/>
           </w:tcPr>
           <w:p>
             <w:pPr>
@@ -15745,6 +15892,7 @@
               <w:top w:val="nil"/>
               <w:bottom w:val="single" w:sz="4" w:color="D9E1E8"/>
             </w:tcBorders>
+            <w:vAlign w:val="center"/>
           </w:tcPr>
           <w:p>
             <w:pPr>
@@ -15774,6 +15922,7 @@
               <w:top w:val="nil"/>
               <w:bottom w:val="single" w:sz="4" w:color="D9E1E8"/>
             </w:tcBorders>
+            <w:vAlign w:val="center"/>
           </w:tcPr>
           <w:p>
             <w:pPr>
@@ -15802,6 +15951,7 @@
               <w:top w:val="nil"/>
               <w:bottom w:val="single" w:sz="4" w:color="D9E1E8"/>
             </w:tcBorders>
+            <w:vAlign w:val="center"/>
           </w:tcPr>
           <w:p>
             <w:pPr>
@@ -15829,6 +15979,7 @@
               <w:top w:val="nil"/>
               <w:bottom w:val="single" w:sz="4" w:color="D9E1E8"/>
             </w:tcBorders>
+            <w:vAlign w:val="center"/>
           </w:tcPr>
           <w:p>
             <w:pPr>
@@ -15856,6 +16007,7 @@
               <w:top w:val="nil"/>
               <w:bottom w:val="single" w:sz="4" w:color="D9E1E8"/>
             </w:tcBorders>
+            <w:vAlign w:val="center"/>
           </w:tcPr>
           <w:p>
             <w:pPr>
@@ -15883,6 +16035,7 @@
               <w:top w:val="nil"/>
               <w:bottom w:val="single" w:sz="4" w:color="D9E1E8"/>
             </w:tcBorders>
+            <w:vAlign w:val="center"/>
           </w:tcPr>
           <w:p>
             <w:pPr>
@@ -15910,6 +16063,7 @@
               <w:top w:val="nil"/>
               <w:bottom w:val="single" w:sz="4" w:color="D9E1E8"/>
             </w:tcBorders>
+            <w:vAlign w:val="center"/>
           </w:tcPr>
           <w:p>
             <w:pPr>
@@ -15939,6 +16093,7 @@
               <w:top w:val="nil"/>
               <w:bottom w:val="nil"/>
             </w:tcBorders>
+            <w:vAlign w:val="center"/>
           </w:tcPr>
           <w:p>
             <w:pPr>
@@ -15967,6 +16122,7 @@
               <w:top w:val="nil"/>
               <w:bottom w:val="nil"/>
             </w:tcBorders>
+            <w:vAlign w:val="center"/>
           </w:tcPr>
           <w:p>
             <w:pPr>
@@ -15994,6 +16150,7 @@
               <w:top w:val="nil"/>
               <w:bottom w:val="nil"/>
             </w:tcBorders>
+            <w:vAlign w:val="center"/>
           </w:tcPr>
           <w:p>
             <w:pPr>
@@ -16021,6 +16178,7 @@
               <w:top w:val="nil"/>
               <w:bottom w:val="nil"/>
             </w:tcBorders>
+            <w:vAlign w:val="center"/>
           </w:tcPr>
           <w:p>
             <w:pPr>
@@ -16048,6 +16206,7 @@
               <w:top w:val="nil"/>
               <w:bottom w:val="nil"/>
             </w:tcBorders>
+            <w:vAlign w:val="center"/>
           </w:tcPr>
           <w:p>
             <w:pPr>
@@ -16075,6 +16234,7 @@
               <w:top w:val="nil"/>
               <w:bottom w:val="nil"/>
             </w:tcBorders>
+            <w:vAlign w:val="center"/>
           </w:tcPr>
           <w:p>
             <w:pPr>
@@ -19827,6 +19987,7 @@
               <w:top w:val="nil"/>
               <w:bottom w:val="single" w:sz="8" w:color="9FB0C2"/>
             </w:tcBorders>
+            <w:vAlign w:val="center"/>
           </w:tcPr>
           <w:p>
             <w:pPr>
@@ -19856,6 +20017,7 @@
               <w:top w:val="nil"/>
               <w:bottom w:val="single" w:sz="8" w:color="9FB0C2"/>
             </w:tcBorders>
+            <w:vAlign w:val="center"/>
           </w:tcPr>
           <w:p>
             <w:pPr>
@@ -19885,6 +20047,7 @@
               <w:top w:val="nil"/>
               <w:bottom w:val="single" w:sz="8" w:color="9FB0C2"/>
             </w:tcBorders>
+            <w:vAlign w:val="center"/>
           </w:tcPr>
           <w:p>
             <w:pPr>
@@ -19915,6 +20078,7 @@
               <w:top w:val="nil"/>
               <w:bottom w:val="single" w:sz="4" w:color="D9E1E8"/>
             </w:tcBorders>
+            <w:vAlign w:val="center"/>
           </w:tcPr>
           <w:p>
             <w:pPr>
@@ -19960,6 +20124,7 @@
               <w:top w:val="nil"/>
               <w:bottom w:val="single" w:sz="4" w:color="D9E1E8"/>
             </w:tcBorders>
+            <w:vAlign w:val="center"/>
           </w:tcPr>
           <w:p>
             <w:pPr>
@@ -20001,6 +20166,7 @@
               <w:top w:val="nil"/>
               <w:bottom w:val="single" w:sz="4" w:color="D9E1E8"/>
             </w:tcBorders>
+            <w:vAlign w:val="center"/>
           </w:tcPr>
           <w:p>
             <w:pPr>
@@ -20030,6 +20196,7 @@
               <w:top w:val="nil"/>
               <w:bottom w:val="single" w:sz="4" w:color="D9E1E8"/>
             </w:tcBorders>
+            <w:vAlign w:val="center"/>
           </w:tcPr>
           <w:p>
             <w:pPr>
@@ -20075,6 +20242,7 @@
               <w:top w:val="nil"/>
               <w:bottom w:val="single" w:sz="4" w:color="D9E1E8"/>
             </w:tcBorders>
+            <w:vAlign w:val="center"/>
           </w:tcPr>
           <w:p>
             <w:pPr>
@@ -20102,6 +20270,7 @@
               <w:top w:val="nil"/>
               <w:bottom w:val="single" w:sz="4" w:color="D9E1E8"/>
             </w:tcBorders>
+            <w:vAlign w:val="center"/>
           </w:tcPr>
           <w:p>
             <w:pPr>
@@ -20131,6 +20300,7 @@
               <w:top w:val="nil"/>
               <w:bottom w:val="nil"/>
             </w:tcBorders>
+            <w:vAlign w:val="center"/>
           </w:tcPr>
           <w:p>
             <w:pPr>
@@ -20176,6 +20346,7 @@
               <w:top w:val="nil"/>
               <w:bottom w:val="nil"/>
             </w:tcBorders>
+            <w:vAlign w:val="center"/>
           </w:tcPr>
           <w:p>
             <w:pPr>
@@ -20203,6 +20374,7 @@
               <w:top w:val="nil"/>
               <w:bottom w:val="nil"/>
             </w:tcBorders>
+            <w:vAlign w:val="center"/>
           </w:tcPr>
           <w:p>
             <w:pPr>
@@ -33062,7 +33234,7 @@
     <w:pPr>
       <w:keepNext w:val="0"/>
       <w:spacing w:after="0" w:before="0" w:line="240" w:lineRule="auto"/>
-      <w:ind w:firstLine="288"/>
+      <w:ind w:firstLine="0"/>
       <w:jc w:val="both"/>
     </w:pPr>
     <w:rPr>

--- a/docs/paper/CoEval_twocolumn.docx
+++ b/docs/paper/CoEval_twocolumn.docx
@@ -4552,7 +4552,7 @@
             <w:r>
               <w:rPr>
                 <w:rFonts w:ascii="Georgia" w:hAnsi="Georgia"/>
-                <w:sz w:val="20"/>
+                <w:sz w:val="19"/>
               </w:rPr>
               <w:t xml:space="preserve">5.1 ground truth</w:t>
             </w:r>
@@ -4580,7 +4580,7 @@
             <w:r>
               <w:rPr>
                 <w:rFonts w:ascii="Georgia" w:hAnsi="Georgia"/>
-                <w:sz w:val="20"/>
+                <w:sz w:val="19"/>
               </w:rPr>
               <w:t xml:space="preserve">SciQ, ARC (exact-match QA)</w:t>
             </w:r>
@@ -4608,7 +4608,7 @@
             <w:r>
               <w:rPr>
                 <w:rFonts w:ascii="Georgia" w:hAnsi="Georgia"/>
-                <w:sz w:val="20"/>
+                <w:sz w:val="19"/>
               </w:rPr>
               <w:t xml:space="preserve">gpt-4o, claude-sonnet-4, gemini-2.5-flash</w:t>
             </w:r>
@@ -4636,7 +4636,7 @@
             <w:r>
               <w:rPr>
                 <w:rFonts w:ascii="Georgia" w:hAnsi="Georgia"/>
-                <w:sz w:val="20"/>
+                <w:sz w:val="19"/>
               </w:rPr>
               <w:t xml:space="preserve">191 items / 573 resp.</w:t>
             </w:r>
@@ -4666,7 +4666,7 @@
             <w:r>
               <w:rPr>
                 <w:rFonts w:ascii="Georgia" w:hAnsi="Georgia"/>
-                <w:sz w:val="20"/>
+                <w:sz w:val="19"/>
               </w:rPr>
               <w:t xml:space="preserve">5.2 reliability (5.1 summ. anchor)</w:t>
             </w:r>
@@ -4694,7 +4694,7 @@
             <w:r>
               <w:rPr>
                 <w:rFonts w:ascii="Georgia" w:hAnsi="Georgia"/>
-                <w:sz w:val="20"/>
+                <w:sz w:val="19"/>
               </w:rPr>
               <w:t xml:space="preserve">code (BLEU), news + text summ. (BERTScore)</w:t>
             </w:r>
@@ -4722,7 +4722,7 @@
             <w:r>
               <w:rPr>
                 <w:rFonts w:ascii="Georgia" w:hAnsi="Georgia"/>
-                <w:sz w:val="20"/>
+                <w:sz w:val="19"/>
               </w:rPr>
               <w:t xml:space="preserve">gpt-4o-mini, gpt-3.5-turbo, claude-haiku, gemini-flash</w:t>
             </w:r>
@@ -4750,7 +4750,7 @@
             <w:r>
               <w:rPr>
                 <w:rFonts w:ascii="Georgia" w:hAnsi="Georgia"/>
-                <w:sz w:val="20"/>
+                <w:sz w:val="19"/>
               </w:rPr>
               <w:t xml:space="preserve">3 tasks / 900 resp.</w:t>
             </w:r>
@@ -4780,7 +4780,7 @@
             <w:r>
               <w:rPr>
                 <w:rFonts w:ascii="Georgia" w:hAnsi="Georgia"/>
-                <w:sz w:val="20"/>
+                <w:sz w:val="19"/>
               </w:rPr>
               <w:t xml:space="preserve">5.2–5.3, App. B</w:t>
             </w:r>
@@ -4808,7 +4808,7 @@
             <w:r>
               <w:rPr>
                 <w:rFonts w:ascii="Georgia" w:hAnsi="Georgia"/>
-                <w:sz w:val="20"/>
+                <w:sz w:val="19"/>
               </w:rPr>
               <w:t xml:space="preserve">4-task medium study</w:t>
             </w:r>
@@ -4836,7 +4836,7 @@
             <w:r>
               <w:rPr>
                 <w:rFonts w:ascii="Georgia" w:hAnsi="Georgia"/>
-                <w:sz w:val="20"/>
+                <w:sz w:val="19"/>
               </w:rPr>
               <w:t xml:space="preserve">gpt-4o-mini, gpt-3.5-turbo, qwen2.5-1.5b, smollm2-1.7b</w:t>
             </w:r>
@@ -4864,7 +4864,7 @@
             <w:r>
               <w:rPr>
                 <w:rFonts w:ascii="Georgia" w:hAnsi="Georgia"/>
-                <w:sz w:val="20"/>
+                <w:sz w:val="19"/>
               </w:rPr>
               <w:t xml:space="preserve">7,978 eval.</w:t>
             </w:r>
@@ -4894,7 +4894,7 @@
             <w:r>
               <w:rPr>
                 <w:rFonts w:ascii="Georgia" w:hAnsi="Georgia"/>
-                <w:sz w:val="20"/>
+                <w:sz w:val="19"/>
               </w:rPr>
               <w:t xml:space="preserve">5.4, 5.7 verticals</w:t>
             </w:r>
@@ -4922,7 +4922,7 @@
             <w:r>
               <w:rPr>
                 <w:rFonts w:ascii="Georgia" w:hAnsi="Georgia"/>
-                <w:sz w:val="20"/>
+                <w:sz w:val="19"/>
               </w:rPr>
               <w:t xml:space="preserve">drug-interaction, clinical, legal</w:t>
             </w:r>
@@ -4950,7 +4950,7 @@
             <w:r>
               <w:rPr>
                 <w:rFonts w:ascii="Georgia" w:hAnsi="Georgia"/>
-                <w:sz w:val="20"/>
+                <w:sz w:val="19"/>
               </w:rPr>
               <w:t xml:space="preserve">claude-haiku, gemini-flash, gpt-4o-mini</w:t>
             </w:r>
@@ -4978,7 +4978,7 @@
             <w:r>
               <w:rPr>
                 <w:rFonts w:ascii="Georgia" w:hAnsi="Georgia"/>
-                <w:sz w:val="20"/>
+                <w:sz w:val="19"/>
               </w:rPr>
               <w:t xml:space="preserve">40 items each</w:t>
             </w:r>
@@ -5008,7 +5008,7 @@
             <w:r>
               <w:rPr>
                 <w:rFonts w:ascii="Georgia" w:hAnsi="Georgia"/>
-                <w:sz w:val="20"/>
+                <w:sz w:val="19"/>
               </w:rPr>
               <w:t xml:space="preserve">5.5 contamination</w:t>
             </w:r>
@@ -5036,7 +5036,7 @@
             <w:r>
               <w:rPr>
                 <w:rFonts w:ascii="Georgia" w:hAnsi="Georgia"/>
-                <w:sz w:val="20"/>
+                <w:sz w:val="19"/>
               </w:rPr>
               <w:t xml:space="preserve">SciQ memorization</w:t>
             </w:r>
@@ -5064,7 +5064,7 @@
             <w:r>
               <w:rPr>
                 <w:rFonts w:ascii="Georgia" w:hAnsi="Georgia"/>
-                <w:sz w:val="20"/>
+                <w:sz w:val="19"/>
               </w:rPr>
               <w:t xml:space="preserve">exact-match (no LLM judge)</w:t>
             </w:r>
@@ -5092,7 +5092,7 @@
             <w:r>
               <w:rPr>
                 <w:rFonts w:ascii="Georgia" w:hAnsi="Georgia"/>
-                <w:sz w:val="20"/>
+                <w:sz w:val="19"/>
               </w:rPr>
               <w:t xml:space="preserve">200 memorized / 100 fresh</w:t>
             </w:r>
@@ -5864,7 +5864,7 @@
             <w:r>
               <w:rPr>
                 <w:rFonts w:ascii="Georgia" w:hAnsi="Georgia"/>
-                <w:sz w:val="20"/>
+                <w:sz w:val="19"/>
               </w:rPr>
               <w:t xml:space="preserve">CoEval frontier ensemble</w:t>
             </w:r>
@@ -5892,7 +5892,7 @@
             <w:r>
               <w:rPr>
                 <w:rFonts w:ascii="Georgia" w:hAnsi="Georgia"/>
-                <w:sz w:val="20"/>
+                <w:sz w:val="19"/>
               </w:rPr>
               <w:t xml:space="preserve">+0.669</w:t>
             </w:r>
@@ -5920,7 +5920,7 @@
             <w:r>
               <w:rPr>
                 <w:rFonts w:ascii="Georgia" w:hAnsi="Georgia"/>
-                <w:sz w:val="20"/>
+                <w:sz w:val="19"/>
               </w:rPr>
               <w:t xml:space="preserve">+0.882</w:t>
             </w:r>
@@ -5950,21 +5950,21 @@
                 <w:rFonts w:ascii="Georgia" w:hAnsi="Georgia"/>
                 <w:b/>
                 <w:bCs/>
-                <w:sz w:val="20"/>
+                <w:sz w:val="19"/>
               </w:rPr>
               <w:t xml:space="preserve">+0.859</w:t>
             </w:r>
             <w:r>
               <w:rPr>
                 <w:rFonts w:ascii="Georgia" w:hAnsi="Georgia"/>
-                <w:sz w:val="20"/>
+                <w:sz w:val="19"/>
               </w:rPr>
               <w:t xml:space="preserve"> </w:t>
             </w:r>
             <w:r>
               <w:rPr>
                 <w:rFonts w:ascii="Georgia" w:hAnsi="Georgia"/>
-                <w:sz w:val="20"/>
+                <w:sz w:val="19"/>
               </w:rPr>
               <w:t xml:space="preserve">[0.77, 0.94]</w:t>
             </w:r>
@@ -5994,7 +5994,7 @@
             <w:r>
               <w:rPr>
                 <w:rFonts w:ascii="Georgia" w:hAnsi="Georgia"/>
-                <w:sz w:val="20"/>
+                <w:sz w:val="19"/>
               </w:rPr>
               <w:t xml:space="preserve">  gpt-4o (OpenAI)</w:t>
             </w:r>
@@ -6022,7 +6022,7 @@
             <w:r>
               <w:rPr>
                 <w:rFonts w:ascii="Georgia" w:hAnsi="Georgia"/>
-                <w:sz w:val="20"/>
+                <w:sz w:val="19"/>
               </w:rPr>
               <w:t xml:space="preserve">+0.669</w:t>
             </w:r>
@@ -6050,7 +6050,7 @@
             <w:r>
               <w:rPr>
                 <w:rFonts w:ascii="Georgia" w:hAnsi="Georgia"/>
-                <w:sz w:val="20"/>
+                <w:sz w:val="19"/>
               </w:rPr>
               <w:t xml:space="preserve">+0.882</w:t>
             </w:r>
@@ -6078,7 +6078,7 @@
             <w:r>
               <w:rPr>
                 <w:rFonts w:ascii="Georgia" w:hAnsi="Georgia"/>
-                <w:sz w:val="20"/>
+                <w:sz w:val="19"/>
               </w:rPr>
               <w:t xml:space="preserve">+0.859</w:t>
             </w:r>
@@ -6108,7 +6108,7 @@
             <w:r>
               <w:rPr>
                 <w:rFonts w:ascii="Georgia" w:hAnsi="Georgia"/>
-                <w:sz w:val="20"/>
+                <w:sz w:val="19"/>
               </w:rPr>
               <w:t xml:space="preserve">  claude-sonnet-4 (Anthropic)</w:t>
             </w:r>
@@ -6136,7 +6136,7 @@
             <w:r>
               <w:rPr>
                 <w:rFonts w:ascii="Georgia" w:hAnsi="Georgia"/>
-                <w:sz w:val="20"/>
+                <w:sz w:val="19"/>
               </w:rPr>
               <w:t xml:space="preserve">+0.669</w:t>
             </w:r>
@@ -6164,7 +6164,7 @@
             <w:r>
               <w:rPr>
                 <w:rFonts w:ascii="Georgia" w:hAnsi="Georgia"/>
-                <w:sz w:val="20"/>
+                <w:sz w:val="19"/>
               </w:rPr>
               <w:t xml:space="preserve">+0.882</w:t>
             </w:r>
@@ -6192,7 +6192,7 @@
             <w:r>
               <w:rPr>
                 <w:rFonts w:ascii="Georgia" w:hAnsi="Georgia"/>
-                <w:sz w:val="20"/>
+                <w:sz w:val="19"/>
               </w:rPr>
               <w:t xml:space="preserve">+0.859</w:t>
             </w:r>
@@ -6222,7 +6222,7 @@
             <w:r>
               <w:rPr>
                 <w:rFonts w:ascii="Georgia" w:hAnsi="Georgia"/>
-                <w:sz w:val="20"/>
+                <w:sz w:val="19"/>
               </w:rPr>
               <w:t xml:space="preserve">  gemini-2.5-flash (Google)</w:t>
             </w:r>
@@ -6250,7 +6250,7 @@
             <w:r>
               <w:rPr>
                 <w:rFonts w:ascii="Georgia" w:hAnsi="Georgia"/>
-                <w:sz w:val="20"/>
+                <w:sz w:val="19"/>
               </w:rPr>
               <w:t xml:space="preserve">+0.669</w:t>
             </w:r>
@@ -6278,7 +6278,7 @@
             <w:r>
               <w:rPr>
                 <w:rFonts w:ascii="Georgia" w:hAnsi="Georgia"/>
-                <w:sz w:val="20"/>
+                <w:sz w:val="19"/>
               </w:rPr>
               <w:t xml:space="preserve">+0.882</w:t>
             </w:r>
@@ -6306,7 +6306,7 @@
             <w:r>
               <w:rPr>
                 <w:rFonts w:ascii="Georgia" w:hAnsi="Georgia"/>
-                <w:sz w:val="20"/>
+                <w:sz w:val="19"/>
               </w:rPr>
               <w:t xml:space="preserve">+0.859</w:t>
             </w:r>
@@ -6891,11 +6891,6 @@
         <w:keepLines/>
         <w:widowControl w:val="1"/>
       </w:pPr>
-      <m:oMath>
-        <m:r>
-          <m:t>0.02</m:t>
-        </m:r>
-      </m:oMath>
       <w:r>
         <w:rPr>
           <w:b/>
@@ -6915,7 +6910,7 @@
           <w:b w:val="0"/>
           <w:i/>
         </w:rPr>
-        <w:t>CoEval recovers the true model ranking with no labels. For each student model the CoEval frontier-ensemble accuracy score (green, datapoint-clustered 95% CI) and the held-out ground-truth accuracy (blue) coincide within , and the order gpt-4o-mini &gt; gpt-3.5-turbo &gt; llama-3.2-3b is reproduced exactly (cf. Table 3).</w:t>
+        <w:t>CoEval recovers the true model ranking with no labels. For each student model the CoEval frontier-ensemble accuracy score (green, datapoint-clustered 95% CI) and the held-out ground-truth accuracy (blue) coincide within 0.02, and the order gpt-4o-mini &gt; gpt-3.5-turbo &gt; llama-3.2-3b is reproduced exactly (cf. Table 3).</w:t>
       </w:r>
     </w:p>
     <w:p>
@@ -7089,7 +7084,7 @@
             <w:r>
               <w:rPr>
                 <w:rFonts w:ascii="Georgia" w:hAnsi="Georgia"/>
-                <w:sz w:val="20"/>
+                <w:sz w:val="19"/>
               </w:rPr>
               <w:t xml:space="preserve">gpt-4o-mini</w:t>
             </w:r>
@@ -7117,7 +7112,7 @@
             <w:r>
               <w:rPr>
                 <w:rFonts w:ascii="Georgia" w:hAnsi="Georgia"/>
-                <w:sz w:val="20"/>
+                <w:sz w:val="19"/>
               </w:rPr>
               <w:t xml:space="preserve">0.963 [0.937, 0.984]</w:t>
             </w:r>
@@ -7145,7 +7140,7 @@
             <w:r>
               <w:rPr>
                 <w:rFonts w:ascii="Georgia" w:hAnsi="Georgia"/>
-                <w:sz w:val="20"/>
+                <w:sz w:val="19"/>
               </w:rPr>
               <w:t xml:space="preserve">0.969</w:t>
             </w:r>
@@ -7175,7 +7170,7 @@
             <w:r>
               <w:rPr>
                 <w:rFonts w:ascii="Georgia" w:hAnsi="Georgia"/>
-                <w:sz w:val="20"/>
+                <w:sz w:val="19"/>
               </w:rPr>
               <w:t xml:space="preserve">gpt-3.5-turbo</w:t>
             </w:r>
@@ -7203,7 +7198,7 @@
             <w:r>
               <w:rPr>
                 <w:rFonts w:ascii="Georgia" w:hAnsi="Georgia"/>
-                <w:sz w:val="20"/>
+                <w:sz w:val="19"/>
               </w:rPr>
               <w:t xml:space="preserve">0.921 [0.880, 0.958]</w:t>
             </w:r>
@@ -7231,7 +7226,7 @@
             <w:r>
               <w:rPr>
                 <w:rFonts w:ascii="Georgia" w:hAnsi="Georgia"/>
-                <w:sz w:val="20"/>
+                <w:sz w:val="19"/>
               </w:rPr>
               <w:t xml:space="preserve">0.942</w:t>
             </w:r>
@@ -7261,7 +7256,7 @@
             <w:r>
               <w:rPr>
                 <w:rFonts w:ascii="Georgia" w:hAnsi="Georgia"/>
-                <w:sz w:val="20"/>
+                <w:sz w:val="19"/>
               </w:rPr>
               <w:t xml:space="preserve">llama-3.2-3b</w:t>
             </w:r>
@@ -7289,7 +7284,7 @@
             <w:r>
               <w:rPr>
                 <w:rFonts w:ascii="Georgia" w:hAnsi="Georgia"/>
-                <w:sz w:val="20"/>
+                <w:sz w:val="19"/>
               </w:rPr>
               <w:t xml:space="preserve">0.843 [0.791, 0.895]</w:t>
             </w:r>
@@ -7317,7 +7312,7 @@
             <w:r>
               <w:rPr>
                 <w:rFonts w:ascii="Georgia" w:hAnsi="Georgia"/>
-                <w:sz w:val="20"/>
+                <w:sz w:val="19"/>
               </w:rPr>
               <w:t xml:space="preserve">0.832</w:t>
             </w:r>
@@ -8086,50 +8081,6 @@
           <m:rPr>
             <m:sty m:val="p"/>
           </m:rPr>
-          <m:t>(</m:t>
-        </m:r>
-        <m:r>
-          <m:t>3</m:t>
-        </m:r>
-        <m:r>
-          <m:rPr>
-            <m:sty m:val="p"/>
-          </m:rPr>
-          <m:t>,</m:t>
-        </m:r>
-        <m:r>
-          <m:t>k</m:t>
-        </m:r>
-        <m:r>
-          <m:rPr>
-            <m:sty m:val="p"/>
-          </m:rPr>
-          <m:t>)</m:t>
-        </m:r>
-      </m:oMath>
-      <m:oMath>
-        <m:r>
-          <m:rPr>
-            <m:sty m:val="p"/>
-          </m:rPr>
-          <m:t>I</m:t>
-        </m:r>
-        <m:r>
-          <m:rPr>
-            <m:sty m:val="p"/>
-          </m:rPr>
-          <m:t>C</m:t>
-        </m:r>
-        <m:r>
-          <m:rPr>
-            <m:sty m:val="p"/>
-          </m:rPr>
-          <m:t>C</m:t>
-        </m:r>
-        <m:r>
-          <m:rPr>
-            <m:sty m:val="p"/>
-          </m:rPr>
           <m:t>=</m:t>
         </m:r>
         <m:r>
@@ -8155,7 +8106,7 @@
           <w:b w:val="0"/>
           <w:i/>
         </w:rPr>
-        <w:t>Composition over size. Average-measures reliability  as judges are added in descending agreement order. A selected strong panel reaches ; indiscriminately adding low-agreement judges lowers the mean inter-rater correlation faster than averaging compensates, so reliability falls. CoEval's consensus selection retains the high-agreement judges, delivering the reliable configuration automatically.</w:t>
+        <w:t>Composition over size. Average-measures reliability ICC(3, k) as judges are added in descending agreement order. A selected strong panel reaches ; indiscriminately adding low-agreement judges lowers the mean inter-rater correlation faster than averaging compensates, so reliability falls. CoEval's consensus selection retains the high-agreement judges, delivering the reliable configuration automatically.</w:t>
       </w:r>
     </w:p>
     <w:p>
@@ -9686,7 +9637,7 @@
             <w:r>
               <w:rPr>
                 <w:rFonts w:ascii="Georgia" w:hAnsi="Georgia"/>
-                <w:sz w:val="20"/>
+                <w:sz w:val="19"/>
               </w:rPr>
               <w:t xml:space="preserve">Plain mean</w:t>
             </w:r>
@@ -9714,7 +9665,7 @@
             <w:r>
               <w:rPr>
                 <w:rFonts w:ascii="Georgia" w:hAnsi="Georgia"/>
-                <w:sz w:val="20"/>
+                <w:sz w:val="19"/>
               </w:rPr>
               <w:t xml:space="preserve">0.88</w:t>
             </w:r>
@@ -9742,7 +9693,7 @@
             <w:r>
               <w:rPr>
                 <w:rFonts w:ascii="Georgia" w:hAnsi="Georgia"/>
-                <w:sz w:val="20"/>
+                <w:sz w:val="19"/>
               </w:rPr>
               <w:t xml:space="preserve">0.76</w:t>
             </w:r>
@@ -9772,7 +9723,7 @@
             <w:r>
               <w:rPr>
                 <w:rFonts w:ascii="Georgia" w:hAnsi="Georgia"/>
-                <w:sz w:val="20"/>
+                <w:sz w:val="19"/>
               </w:rPr>
               <w:t xml:space="preserve">Item-weighted (discrimination) only</w:t>
             </w:r>
@@ -9800,7 +9751,7 @@
             <w:r>
               <w:rPr>
                 <w:rFonts w:ascii="Georgia" w:hAnsi="Georgia"/>
-                <w:sz w:val="20"/>
+                <w:sz w:val="19"/>
               </w:rPr>
               <w:t xml:space="preserve">0.94</w:t>
             </w:r>
@@ -9828,7 +9779,7 @@
             <w:r>
               <w:rPr>
                 <w:rFonts w:ascii="Georgia" w:hAnsi="Georgia"/>
-                <w:sz w:val="20"/>
+                <w:sz w:val="19"/>
               </w:rPr>
               <w:t xml:space="preserve">0.84</w:t>
             </w:r>
@@ -9858,7 +9809,7 @@
             <w:r>
               <w:rPr>
                 <w:rFonts w:ascii="Georgia" w:hAnsi="Georgia"/>
-                <w:sz w:val="20"/>
+                <w:sz w:val="19"/>
               </w:rPr>
               <w:t xml:space="preserve">Judge-weighted (agreement) only</w:t>
             </w:r>
@@ -9886,7 +9837,7 @@
             <w:r>
               <w:rPr>
                 <w:rFonts w:ascii="Georgia" w:hAnsi="Georgia"/>
-                <w:sz w:val="20"/>
+                <w:sz w:val="19"/>
               </w:rPr>
               <w:t xml:space="preserve">0.92</w:t>
             </w:r>
@@ -9914,7 +9865,7 @@
             <w:r>
               <w:rPr>
                 <w:rFonts w:ascii="Georgia" w:hAnsi="Georgia"/>
-                <w:sz w:val="20"/>
+                <w:sz w:val="19"/>
               </w:rPr>
               <w:t xml:space="preserve">0.82</w:t>
             </w:r>
@@ -9944,7 +9895,7 @@
             <w:r>
               <w:rPr>
                 <w:rFonts w:ascii="Georgia" w:hAnsi="Georgia"/>
-                <w:sz w:val="20"/>
+                <w:sz w:val="19"/>
               </w:rPr>
               <w:t xml:space="preserve">Doubly-robust (both)</w:t>
             </w:r>
@@ -9972,7 +9923,7 @@
             <w:r>
               <w:rPr>
                 <w:rFonts w:ascii="Georgia" w:hAnsi="Georgia"/>
-                <w:sz w:val="20"/>
+                <w:sz w:val="19"/>
               </w:rPr>
               <w:t xml:space="preserve">0.95</w:t>
             </w:r>
@@ -10000,7 +9951,7 @@
             <w:r>
               <w:rPr>
                 <w:rFonts w:ascii="Georgia" w:hAnsi="Georgia"/>
-                <w:sz w:val="20"/>
+                <w:sz w:val="19"/>
               </w:rPr>
               <w:t xml:space="preserve">0.87</w:t>
             </w:r>
@@ -10030,7 +9981,7 @@
             <w:r>
               <w:rPr>
                 <w:rFonts w:ascii="Georgia" w:hAnsi="Georgia"/>
-                <w:sz w:val="20"/>
+                <w:sz w:val="19"/>
               </w:rPr>
               <w:t xml:space="preserve">  with injected random judge: plain mean</w:t>
             </w:r>
@@ -10058,7 +10009,7 @@
             <w:r>
               <w:rPr>
                 <w:rFonts w:ascii="Georgia" w:hAnsi="Georgia"/>
-                <w:sz w:val="20"/>
+                <w:sz w:val="19"/>
               </w:rPr>
               <w:t xml:space="preserve">0.85</w:t>
             </w:r>
@@ -10086,7 +10037,7 @@
             <w:r>
               <w:rPr>
                 <w:rFonts w:ascii="Georgia" w:hAnsi="Georgia"/>
-                <w:sz w:val="20"/>
+                <w:sz w:val="19"/>
               </w:rPr>
               <w:t xml:space="preserve">0.71</w:t>
             </w:r>
@@ -10116,7 +10067,7 @@
             <w:r>
               <w:rPr>
                 <w:rFonts w:ascii="Georgia" w:hAnsi="Georgia"/>
-                <w:sz w:val="20"/>
+                <w:sz w:val="19"/>
               </w:rPr>
               <w:t xml:space="preserve">  with injected random judge: doubly-robust</w:t>
             </w:r>
@@ -10144,7 +10095,7 @@
             <w:r>
               <w:rPr>
                 <w:rFonts w:ascii="Georgia" w:hAnsi="Georgia"/>
-                <w:sz w:val="20"/>
+                <w:sz w:val="19"/>
               </w:rPr>
               <w:t xml:space="preserve">0.95</w:t>
             </w:r>
@@ -10172,7 +10123,7 @@
             <w:r>
               <w:rPr>
                 <w:rFonts w:ascii="Georgia" w:hAnsi="Georgia"/>
-                <w:sz w:val="20"/>
+                <w:sz w:val="19"/>
               </w:rPr>
               <w:t xml:space="preserve">0.87</w:t>
             </w:r>
@@ -10730,11 +10681,6 @@
         <w:keepLines/>
         <w:widowControl w:val="1"/>
       </w:pPr>
-      <m:oMath>
-        <m:r>
-          <m:t>r</m:t>
-        </m:r>
-      </m:oMath>
       <w:r>
         <w:rPr>
           <w:b/>
@@ -10754,7 +10700,7 @@
           <w:b w:val="0"/>
           <w:i/>
         </w:rPr>
-        <w:t>Verbosity bias (Pearson  between response length and score) for representative individual judges versus the CoEval ensemble. The ensemble CI includes zero.</w:t>
+        <w:t>Verbosity bias (Pearson r between response length and score) for representative individual judges versus the CoEval ensemble. The ensemble CI includes zero.</w:t>
       </w:r>
     </w:p>
     <w:tbl>
@@ -10910,7 +10856,7 @@
             <w:r>
               <w:rPr>
                 <w:rFonts w:ascii="Georgia" w:hAnsi="Georgia"/>
-                <w:sz w:val="20"/>
+                <w:sz w:val="19"/>
               </w:rPr>
               <w:t xml:space="preserve">gpt-3.5-turbo</w:t>
             </w:r>
@@ -10938,7 +10884,7 @@
             <w:r>
               <w:rPr>
                 <w:rFonts w:ascii="Georgia" w:hAnsi="Georgia"/>
-                <w:sz w:val="20"/>
+                <w:sz w:val="19"/>
               </w:rPr>
               <w:t xml:space="preserve">−0.177</w:t>
             </w:r>
@@ -10966,7 +10912,7 @@
             <w:r>
               <w:rPr>
                 <w:rFonts w:ascii="Georgia" w:hAnsi="Georgia"/>
-                <w:sz w:val="20"/>
+                <w:sz w:val="19"/>
               </w:rPr>
               <w:t xml:space="preserve">–</w:t>
             </w:r>
@@ -10996,7 +10942,7 @@
             <w:r>
               <w:rPr>
                 <w:rFonts w:ascii="Georgia" w:hAnsi="Georgia"/>
-                <w:sz w:val="20"/>
+                <w:sz w:val="19"/>
               </w:rPr>
               <w:t xml:space="preserve">SmolLM2</w:t>
             </w:r>
@@ -11024,7 +10970,7 @@
             <w:r>
               <w:rPr>
                 <w:rFonts w:ascii="Georgia" w:hAnsi="Georgia"/>
-                <w:sz w:val="20"/>
+                <w:sz w:val="19"/>
               </w:rPr>
               <w:t xml:space="preserve">+0.234</w:t>
             </w:r>
@@ -11052,7 +10998,7 @@
             <w:r>
               <w:rPr>
                 <w:rFonts w:ascii="Georgia" w:hAnsi="Georgia"/>
-                <w:sz w:val="20"/>
+                <w:sz w:val="19"/>
               </w:rPr>
               <w:t xml:space="preserve">–</w:t>
             </w:r>
@@ -11082,14 +11028,14 @@
             <w:r>
               <w:rPr>
                 <w:rFonts w:ascii="Georgia" w:hAnsi="Georgia"/>
-                <w:sz w:val="20"/>
+                <w:sz w:val="19"/>
               </w:rPr>
               <w:t xml:space="preserve">Panel mean</w:t>
             </w:r>
             <w:r>
               <w:rPr>
                 <w:rFonts w:ascii="Georgia" w:hAnsi="Georgia"/>
-                <w:sz w:val="20"/>
+                <w:sz w:val="19"/>
               </w:rPr>
               <w:t xml:space="preserve"> </w:t>
             </w:r>
@@ -11141,7 +11087,7 @@
             <w:r>
               <w:rPr>
                 <w:rFonts w:ascii="Georgia" w:hAnsi="Georgia"/>
-                <w:sz w:val="20"/>
+                <w:sz w:val="19"/>
               </w:rPr>
               <w:t xml:space="preserve">0.153</w:t>
             </w:r>
@@ -11169,7 +11115,7 @@
             <w:r>
               <w:rPr>
                 <w:rFonts w:ascii="Georgia" w:hAnsi="Georgia"/>
-                <w:sz w:val="20"/>
+                <w:sz w:val="19"/>
               </w:rPr>
               <w:t xml:space="preserve">–</w:t>
             </w:r>
@@ -11199,7 +11145,7 @@
             <w:r>
               <w:rPr>
                 <w:rFonts w:ascii="Georgia" w:hAnsi="Georgia"/>
-                <w:sz w:val="20"/>
+                <w:sz w:val="19"/>
               </w:rPr>
               <w:t xml:space="preserve">CoEval ensemble</w:t>
             </w:r>
@@ -11227,7 +11173,7 @@
             <w:r>
               <w:rPr>
                 <w:rFonts w:ascii="Georgia" w:hAnsi="Georgia"/>
-                <w:sz w:val="20"/>
+                <w:sz w:val="19"/>
               </w:rPr>
               <w:t xml:space="preserve">+0.010</w:t>
             </w:r>
@@ -11255,7 +11201,7 @@
             <w:r>
               <w:rPr>
                 <w:rFonts w:ascii="Georgia" w:hAnsi="Georgia"/>
-                <w:sz w:val="20"/>
+                <w:sz w:val="19"/>
               </w:rPr>
               <w:t xml:space="preserve">[−0.039, +0.057]</w:t>
             </w:r>
@@ -13616,21 +13562,21 @@
                 <w:rFonts w:ascii="Georgia" w:hAnsi="Georgia"/>
                 <w:i/>
                 <w:iCs/>
-                <w:sz w:val="20"/>
+                <w:sz w:val="19"/>
               </w:rPr>
               <w:t xml:space="preserve">Drug–drug interaction reasoning</w:t>
             </w:r>
             <w:r>
               <w:rPr>
                 <w:rFonts w:ascii="Georgia" w:hAnsi="Georgia"/>
-                <w:sz w:val="20"/>
+                <w:sz w:val="19"/>
               </w:rPr>
               <w:t xml:space="preserve"> </w:t>
             </w:r>
             <w:r>
               <w:rPr>
                 <w:rFonts w:ascii="Georgia" w:hAnsi="Georgia"/>
-                <w:sz w:val="20"/>
+                <w:sz w:val="19"/>
               </w:rPr>
               <w:t xml:space="preserve">(judges unanimous)</w:t>
             </w:r>
@@ -13681,7 +13627,7 @@
             <w:r>
               <w:rPr>
                 <w:rFonts w:ascii="Georgia" w:hAnsi="Georgia"/>
-                <w:sz w:val="20"/>
+                <w:sz w:val="19"/>
               </w:rPr>
               <w:t xml:space="preserve">  gpt-4o-mini</w:t>
             </w:r>
@@ -13709,7 +13655,7 @@
             <w:r>
               <w:rPr>
                 <w:rFonts w:ascii="Georgia" w:hAnsi="Georgia"/>
-                <w:sz w:val="20"/>
+                <w:sz w:val="19"/>
               </w:rPr>
               <w:t xml:space="preserve">0.770 [0.739, 0.800]</w:t>
             </w:r>
@@ -13739,7 +13685,7 @@
             <w:r>
               <w:rPr>
                 <w:rFonts w:ascii="Georgia" w:hAnsi="Georgia"/>
-                <w:sz w:val="20"/>
+                <w:sz w:val="19"/>
               </w:rPr>
               <w:t xml:space="preserve">  gpt-3.5-turbo</w:t>
             </w:r>
@@ -13767,7 +13713,7 @@
             <w:r>
               <w:rPr>
                 <w:rFonts w:ascii="Georgia" w:hAnsi="Georgia"/>
-                <w:sz w:val="20"/>
+                <w:sz w:val="19"/>
               </w:rPr>
               <w:t xml:space="preserve">0.682 [0.646, 0.717]</w:t>
             </w:r>
@@ -13797,7 +13743,7 @@
             <w:r>
               <w:rPr>
                 <w:rFonts w:ascii="Georgia" w:hAnsi="Georgia"/>
-                <w:sz w:val="20"/>
+                <w:sz w:val="19"/>
               </w:rPr>
               <w:t xml:space="preserve">  llama-3.2-3b</w:t>
             </w:r>
@@ -13825,7 +13771,7 @@
             <w:r>
               <w:rPr>
                 <w:rFonts w:ascii="Georgia" w:hAnsi="Georgia"/>
-                <w:sz w:val="20"/>
+                <w:sz w:val="19"/>
               </w:rPr>
               <w:t xml:space="preserve">0.497 [0.459, 0.532]</w:t>
             </w:r>
@@ -13857,7 +13803,7 @@
                 <w:rFonts w:ascii="Georgia" w:hAnsi="Georgia"/>
                 <w:i/>
                 <w:iCs/>
-                <w:sz w:val="20"/>
+                <w:sz w:val="19"/>
               </w:rPr>
               <w:t xml:space="preserve">Clinical reasoning</w:t>
             </w:r>
@@ -13908,7 +13854,7 @@
             <w:r>
               <w:rPr>
                 <w:rFonts w:ascii="Georgia" w:hAnsi="Georgia"/>
-                <w:sz w:val="20"/>
+                <w:sz w:val="19"/>
               </w:rPr>
               <w:t xml:space="preserve">  gpt-3.5-turbo</w:t>
             </w:r>
@@ -13936,7 +13882,7 @@
             <w:r>
               <w:rPr>
                 <w:rFonts w:ascii="Georgia" w:hAnsi="Georgia"/>
-                <w:sz w:val="20"/>
+                <w:sz w:val="19"/>
               </w:rPr>
               <w:t xml:space="preserve">0.873 [0.849, 0.895]</w:t>
             </w:r>
@@ -13966,7 +13912,7 @@
             <w:r>
               <w:rPr>
                 <w:rFonts w:ascii="Georgia" w:hAnsi="Georgia"/>
-                <w:sz w:val="20"/>
+                <w:sz w:val="19"/>
               </w:rPr>
               <w:t xml:space="preserve">  gpt-4o-mini</w:t>
             </w:r>
@@ -13994,7 +13940,7 @@
             <w:r>
               <w:rPr>
                 <w:rFonts w:ascii="Georgia" w:hAnsi="Georgia"/>
-                <w:sz w:val="20"/>
+                <w:sz w:val="19"/>
               </w:rPr>
               <w:t xml:space="preserve">0.864 [0.840, 0.885]</w:t>
             </w:r>
@@ -14024,7 +13970,7 @@
             <w:r>
               <w:rPr>
                 <w:rFonts w:ascii="Georgia" w:hAnsi="Georgia"/>
-                <w:sz w:val="20"/>
+                <w:sz w:val="19"/>
               </w:rPr>
               <w:t xml:space="preserve">  llama-3.2-3b</w:t>
             </w:r>
@@ -14052,7 +13998,7 @@
             <w:r>
               <w:rPr>
                 <w:rFonts w:ascii="Georgia" w:hAnsi="Georgia"/>
-                <w:sz w:val="20"/>
+                <w:sz w:val="19"/>
               </w:rPr>
               <w:t xml:space="preserve">0.814 [0.784, 0.844]</w:t>
             </w:r>
@@ -14084,7 +14030,7 @@
                 <w:rFonts w:ascii="Georgia" w:hAnsi="Georgia"/>
                 <w:i/>
                 <w:iCs/>
-                <w:sz w:val="20"/>
+                <w:sz w:val="19"/>
               </w:rPr>
               <w:t xml:space="preserve">Legal analysis</w:t>
             </w:r>
@@ -14135,7 +14081,7 @@
             <w:r>
               <w:rPr>
                 <w:rFonts w:ascii="Georgia" w:hAnsi="Georgia"/>
-                <w:sz w:val="20"/>
+                <w:sz w:val="19"/>
               </w:rPr>
               <w:t xml:space="preserve">  gpt-4o-mini</w:t>
             </w:r>
@@ -14163,7 +14109,7 @@
             <w:r>
               <w:rPr>
                 <w:rFonts w:ascii="Georgia" w:hAnsi="Georgia"/>
-                <w:sz w:val="20"/>
+                <w:sz w:val="19"/>
               </w:rPr>
               <w:t xml:space="preserve">0.982 [0.973, 0.991]</w:t>
             </w:r>
@@ -14193,7 +14139,7 @@
             <w:r>
               <w:rPr>
                 <w:rFonts w:ascii="Georgia" w:hAnsi="Georgia"/>
-                <w:sz w:val="20"/>
+                <w:sz w:val="19"/>
               </w:rPr>
               <w:t xml:space="preserve">  gpt-3.5-turbo</w:t>
             </w:r>
@@ -14221,7 +14167,7 @@
             <w:r>
               <w:rPr>
                 <w:rFonts w:ascii="Georgia" w:hAnsi="Georgia"/>
-                <w:sz w:val="20"/>
+                <w:sz w:val="19"/>
               </w:rPr>
               <w:t xml:space="preserve">0.740 [0.709, 0.770]</w:t>
             </w:r>
@@ -14251,7 +14197,7 @@
             <w:r>
               <w:rPr>
                 <w:rFonts w:ascii="Georgia" w:hAnsi="Georgia"/>
-                <w:sz w:val="20"/>
+                <w:sz w:val="19"/>
               </w:rPr>
               <w:t xml:space="preserve">  llama-3.2-3b</w:t>
             </w:r>
@@ -14279,7 +14225,7 @@
             <w:r>
               <w:rPr>
                 <w:rFonts w:ascii="Georgia" w:hAnsi="Georgia"/>
-                <w:sz w:val="20"/>
+                <w:sz w:val="19"/>
               </w:rPr>
               <w:t xml:space="preserve">0.709 [0.677, 0.744]</w:t>
             </w:r>
@@ -15253,7 +15199,7 @@
               <w:rPr>
                 <w:rStyle w:val="VerbatimChar"/>
                 <w:rFonts w:ascii="Georgia" w:hAnsi="Georgia"/>
-                <w:sz w:val="20"/>
+                <w:sz w:val="19"/>
               </w:rPr>
               <w:t xml:space="preserve">gemini-flash</w:t>
             </w:r>
@@ -15281,7 +15227,7 @@
             <w:r>
               <w:rPr>
                 <w:rFonts w:ascii="Georgia" w:hAnsi="Georgia"/>
-                <w:sz w:val="20"/>
+                <w:sz w:val="19"/>
               </w:rPr>
               <w:t xml:space="preserve">1</w:t>
             </w:r>
@@ -15309,7 +15255,7 @@
             <w:r>
               <w:rPr>
                 <w:rFonts w:ascii="Georgia" w:hAnsi="Georgia"/>
-                <w:sz w:val="20"/>
+                <w:sz w:val="19"/>
               </w:rPr>
               <w:t xml:space="preserve">2</w:t>
             </w:r>
@@ -15337,7 +15283,7 @@
             <w:r>
               <w:rPr>
                 <w:rFonts w:ascii="Georgia" w:hAnsi="Georgia"/>
-                <w:sz w:val="20"/>
+                <w:sz w:val="19"/>
               </w:rPr>
               <w:t xml:space="preserve">3</w:t>
             </w:r>
@@ -15365,7 +15311,7 @@
             <w:r>
               <w:rPr>
                 <w:rFonts w:ascii="Georgia" w:hAnsi="Georgia"/>
-                <w:sz w:val="20"/>
+                <w:sz w:val="19"/>
               </w:rPr>
               <w:t xml:space="preserve">1</w:t>
             </w:r>
@@ -15393,7 +15339,7 @@
             <w:r>
               <w:rPr>
                 <w:rFonts w:ascii="Georgia" w:hAnsi="Georgia"/>
-                <w:sz w:val="20"/>
+                <w:sz w:val="19"/>
               </w:rPr>
               <w:t xml:space="preserve">2</w:t>
             </w:r>
@@ -15424,7 +15370,7 @@
               <w:rPr>
                 <w:rStyle w:val="VerbatimChar"/>
                 <w:rFonts w:ascii="Georgia" w:hAnsi="Georgia"/>
-                <w:sz w:val="20"/>
+                <w:sz w:val="19"/>
               </w:rPr>
               <w:t xml:space="preserve">gpt-4o-mini</w:t>
             </w:r>
@@ -15452,7 +15398,7 @@
             <w:r>
               <w:rPr>
                 <w:rFonts w:ascii="Georgia" w:hAnsi="Georgia"/>
-                <w:sz w:val="20"/>
+                <w:sz w:val="19"/>
               </w:rPr>
               <w:t xml:space="preserve">2</w:t>
             </w:r>
@@ -15480,7 +15426,7 @@
             <w:r>
               <w:rPr>
                 <w:rFonts w:ascii="Georgia" w:hAnsi="Georgia"/>
-                <w:sz w:val="20"/>
+                <w:sz w:val="19"/>
               </w:rPr>
               <w:t xml:space="preserve">1</w:t>
             </w:r>
@@ -15508,7 +15454,7 @@
             <w:r>
               <w:rPr>
                 <w:rFonts w:ascii="Georgia" w:hAnsi="Georgia"/>
-                <w:sz w:val="20"/>
+                <w:sz w:val="19"/>
               </w:rPr>
               <w:t xml:space="preserve">1</w:t>
             </w:r>
@@ -15536,7 +15482,7 @@
             <w:r>
               <w:rPr>
                 <w:rFonts w:ascii="Georgia" w:hAnsi="Georgia"/>
-                <w:sz w:val="20"/>
+                <w:sz w:val="19"/>
               </w:rPr>
               <w:t xml:space="preserve">2</w:t>
             </w:r>
@@ -15564,7 +15510,7 @@
             <w:r>
               <w:rPr>
                 <w:rFonts w:ascii="Georgia" w:hAnsi="Georgia"/>
-                <w:sz w:val="20"/>
+                <w:sz w:val="19"/>
               </w:rPr>
               <w:t xml:space="preserve">5</w:t>
             </w:r>
@@ -15595,7 +15541,7 @@
               <w:rPr>
                 <w:rStyle w:val="VerbatimChar"/>
                 <w:rFonts w:ascii="Georgia" w:hAnsi="Georgia"/>
-                <w:sz w:val="20"/>
+                <w:sz w:val="19"/>
               </w:rPr>
               <w:t xml:space="preserve">claude-3.5-haiku</w:t>
             </w:r>
@@ -15623,7 +15569,7 @@
             <w:r>
               <w:rPr>
                 <w:rFonts w:ascii="Georgia" w:hAnsi="Georgia"/>
-                <w:sz w:val="20"/>
+                <w:sz w:val="19"/>
               </w:rPr>
               <w:t xml:space="preserve">3</w:t>
             </w:r>
@@ -15651,7 +15597,7 @@
             <w:r>
               <w:rPr>
                 <w:rFonts w:ascii="Georgia" w:hAnsi="Georgia"/>
-                <w:sz w:val="20"/>
+                <w:sz w:val="19"/>
               </w:rPr>
               <w:t xml:space="preserve">3</w:t>
             </w:r>
@@ -15679,7 +15625,7 @@
             <w:r>
               <w:rPr>
                 <w:rFonts w:ascii="Georgia" w:hAnsi="Georgia"/>
-                <w:sz w:val="20"/>
+                <w:sz w:val="19"/>
               </w:rPr>
               <w:t xml:space="preserve">5</w:t>
             </w:r>
@@ -15707,7 +15653,7 @@
             <w:r>
               <w:rPr>
                 <w:rFonts w:ascii="Georgia" w:hAnsi="Georgia"/>
-                <w:sz w:val="20"/>
+                <w:sz w:val="19"/>
               </w:rPr>
               <w:t xml:space="preserve">3</w:t>
             </w:r>
@@ -15735,7 +15681,7 @@
             <w:r>
               <w:rPr>
                 <w:rFonts w:ascii="Georgia" w:hAnsi="Georgia"/>
-                <w:sz w:val="20"/>
+                <w:sz w:val="19"/>
               </w:rPr>
               <w:t xml:space="preserve">1</w:t>
             </w:r>
@@ -15766,7 +15712,7 @@
               <w:rPr>
                 <w:rStyle w:val="VerbatimChar"/>
                 <w:rFonts w:ascii="Georgia" w:hAnsi="Georgia"/>
-                <w:sz w:val="20"/>
+                <w:sz w:val="19"/>
               </w:rPr>
               <w:t xml:space="preserve">qwen-2.5-7b</w:t>
             </w:r>
@@ -15794,7 +15740,7 @@
             <w:r>
               <w:rPr>
                 <w:rFonts w:ascii="Georgia" w:hAnsi="Georgia"/>
-                <w:sz w:val="20"/>
+                <w:sz w:val="19"/>
               </w:rPr>
               <w:t xml:space="preserve">4</w:t>
             </w:r>
@@ -15822,7 +15768,7 @@
             <w:r>
               <w:rPr>
                 <w:rFonts w:ascii="Georgia" w:hAnsi="Georgia"/>
-                <w:sz w:val="20"/>
+                <w:sz w:val="19"/>
               </w:rPr>
               <w:t xml:space="preserve">5</w:t>
             </w:r>
@@ -15850,7 +15796,7 @@
             <w:r>
               <w:rPr>
                 <w:rFonts w:ascii="Georgia" w:hAnsi="Georgia"/>
-                <w:sz w:val="20"/>
+                <w:sz w:val="19"/>
               </w:rPr>
               <w:t xml:space="preserve">2</w:t>
             </w:r>
@@ -15878,7 +15824,7 @@
             <w:r>
               <w:rPr>
                 <w:rFonts w:ascii="Georgia" w:hAnsi="Georgia"/>
-                <w:sz w:val="20"/>
+                <w:sz w:val="19"/>
               </w:rPr>
               <w:t xml:space="preserve">4</w:t>
             </w:r>
@@ -15906,7 +15852,7 @@
             <w:r>
               <w:rPr>
                 <w:rFonts w:ascii="Georgia" w:hAnsi="Georgia"/>
-                <w:sz w:val="20"/>
+                <w:sz w:val="19"/>
               </w:rPr>
               <w:t xml:space="preserve">4</w:t>
             </w:r>
@@ -15937,7 +15883,7 @@
               <w:rPr>
                 <w:rStyle w:val="VerbatimChar"/>
                 <w:rFonts w:ascii="Georgia" w:hAnsi="Georgia"/>
-                <w:sz w:val="20"/>
+                <w:sz w:val="19"/>
               </w:rPr>
               <w:t xml:space="preserve">llama-3.1-8b</w:t>
             </w:r>
@@ -15965,7 +15911,7 @@
             <w:r>
               <w:rPr>
                 <w:rFonts w:ascii="Georgia" w:hAnsi="Georgia"/>
-                <w:sz w:val="20"/>
+                <w:sz w:val="19"/>
               </w:rPr>
               <w:t xml:space="preserve">5</w:t>
             </w:r>
@@ -15993,7 +15939,7 @@
             <w:r>
               <w:rPr>
                 <w:rFonts w:ascii="Georgia" w:hAnsi="Georgia"/>
-                <w:sz w:val="20"/>
+                <w:sz w:val="19"/>
               </w:rPr>
               <w:t xml:space="preserve">4</w:t>
             </w:r>
@@ -16021,7 +15967,7 @@
             <w:r>
               <w:rPr>
                 <w:rFonts w:ascii="Georgia" w:hAnsi="Georgia"/>
-                <w:sz w:val="20"/>
+                <w:sz w:val="19"/>
               </w:rPr>
               <w:t xml:space="preserve">4</w:t>
             </w:r>
@@ -16049,7 +15995,7 @@
             <w:r>
               <w:rPr>
                 <w:rFonts w:ascii="Georgia" w:hAnsi="Georgia"/>
-                <w:sz w:val="20"/>
+                <w:sz w:val="19"/>
               </w:rPr>
               <w:t xml:space="preserve">6</w:t>
             </w:r>
@@ -16077,7 +16023,7 @@
             <w:r>
               <w:rPr>
                 <w:rFonts w:ascii="Georgia" w:hAnsi="Georgia"/>
-                <w:sz w:val="20"/>
+                <w:sz w:val="19"/>
               </w:rPr>
               <w:t xml:space="preserve">6</w:t>
             </w:r>
@@ -16108,7 +16054,7 @@
               <w:rPr>
                 <w:rStyle w:val="VerbatimChar"/>
                 <w:rFonts w:ascii="Georgia" w:hAnsi="Georgia"/>
-                <w:sz w:val="20"/>
+                <w:sz w:val="19"/>
               </w:rPr>
               <w:t xml:space="preserve">gpt-3.5-turbo</w:t>
             </w:r>
@@ -16136,7 +16082,7 @@
             <w:r>
               <w:rPr>
                 <w:rFonts w:ascii="Georgia" w:hAnsi="Georgia"/>
-                <w:sz w:val="20"/>
+                <w:sz w:val="19"/>
               </w:rPr>
               <w:t xml:space="preserve">6</w:t>
             </w:r>
@@ -16164,7 +16110,7 @@
             <w:r>
               <w:rPr>
                 <w:rFonts w:ascii="Georgia" w:hAnsi="Georgia"/>
-                <w:sz w:val="20"/>
+                <w:sz w:val="19"/>
               </w:rPr>
               <w:t xml:space="preserve">6</w:t>
             </w:r>
@@ -16192,7 +16138,7 @@
             <w:r>
               <w:rPr>
                 <w:rFonts w:ascii="Georgia" w:hAnsi="Georgia"/>
-                <w:sz w:val="20"/>
+                <w:sz w:val="19"/>
               </w:rPr>
               <w:t xml:space="preserve">6</w:t>
             </w:r>
@@ -16220,7 +16166,7 @@
             <w:r>
               <w:rPr>
                 <w:rFonts w:ascii="Georgia" w:hAnsi="Georgia"/>
-                <w:sz w:val="20"/>
+                <w:sz w:val="19"/>
               </w:rPr>
               <w:t xml:space="preserve">5</w:t>
             </w:r>
@@ -16248,7 +16194,7 @@
             <w:r>
               <w:rPr>
                 <w:rFonts w:ascii="Georgia" w:hAnsi="Georgia"/>
-                <w:sz w:val="20"/>
+                <w:sz w:val="19"/>
               </w:rPr>
               <w:t xml:space="preserve">3</w:t>
             </w:r>
@@ -19735,20 +19681,6 @@
         <w:keepLines/>
         <w:widowControl w:val="1"/>
       </w:pPr>
-      <m:oMath>
-        <m:r>
-          <m:t>1</m:t>
-        </m:r>
-        <m:r>
-          <m:rPr>
-            <m:sty m:val="p"/>
-          </m:rPr>
-          <m:t>,</m:t>
-        </m:r>
-        <m:r>
-          <m:t>350</m:t>
-        </m:r>
-      </m:oMath>
       <w:r>
         <w:rPr>
           <w:b/>
@@ -19768,7 +19700,7 @@
           <w:b w:val="0"/>
           <w:i/>
         </w:rPr>
-        <w:t>Throughput. CoEval produces roughly  evaluations per dollar (7,978 evaluations for USD 5.89), two to three orders of magnitude above typical human annotation, enabling re-evaluation on every model release.</w:t>
+        <w:t>Throughput. CoEval produces roughly 1,350 evaluations per dollar (7,978 evaluations for USD 5.89), two to three orders of magnitude above typical human annotation, enabling re-evaluation on every model release.</w:t>
       </w:r>
     </w:p>
     <w:p>
@@ -20094,14 +20026,14 @@
                 <w:rFonts w:ascii="Georgia" w:hAnsi="Georgia"/>
                 <w:b/>
                 <w:bCs/>
-                <w:sz w:val="20"/>
+                <w:sz w:val="19"/>
               </w:rPr>
               <w:t xml:space="preserve">Drug–drug interaction reasoning</w:t>
             </w:r>
             <w:r>
               <w:rPr>
                 <w:rFonts w:ascii="Georgia" w:hAnsi="Georgia"/>
-                <w:sz w:val="20"/>
+                <w:sz w:val="19"/>
               </w:rPr>
               <w:br/>
             </w:r>
@@ -20110,7 +20042,7 @@
                 <w:rFonts w:ascii="Georgia" w:hAnsi="Georgia"/>
                 <w:i/>
                 <w:iCs/>
-                <w:sz w:val="20"/>
+                <w:sz w:val="19"/>
               </w:rPr>
               <w:t xml:space="preserve">"given two or more co-administered drugs and a patient context, assess the interaction, its mechanism, severity, and clinical action"</w:t>
             </w:r>
@@ -20138,21 +20070,21 @@
             <w:r>
               <w:rPr>
                 <w:rFonts w:ascii="Georgia" w:hAnsi="Georgia"/>
-                <w:sz w:val="20"/>
+                <w:sz w:val="19"/>
               </w:rPr>
               <w:t xml:space="preserve">severity {contraindicated, major, moderate, minor}; mechanism {pharmacokinetic, pharmacodynamic};</w:t>
             </w:r>
             <w:r>
               <w:rPr>
                 <w:rFonts w:ascii="Georgia" w:hAnsi="Georgia"/>
-                <w:sz w:val="20"/>
+                <w:sz w:val="19"/>
               </w:rPr>
               <w:t xml:space="preserve"> </w:t>
             </w:r>
             <w:r>
               <w:rPr>
                 <w:rFonts w:ascii="Georgia" w:hAnsi="Georgia"/>
-                <w:sz w:val="20"/>
+                <w:sz w:val="19"/>
               </w:rPr>
               <w:t xml:space="preserve">patient_context {renal, hepatic, polypharmacy-elderly, pregnancy}</w:t>
             </w:r>
@@ -20180,7 +20112,7 @@
             <w:r>
               <w:rPr>
                 <w:rFonts w:ascii="Georgia" w:hAnsi="Georgia"/>
-                <w:sz w:val="20"/>
+                <w:sz w:val="19"/>
               </w:rPr>
               <w:t xml:space="preserve">interaction_accuracy, severity_correct, safety, completeness</w:t>
             </w:r>
@@ -20212,14 +20144,14 @@
                 <w:rFonts w:ascii="Georgia" w:hAnsi="Georgia"/>
                 <w:b/>
                 <w:bCs/>
-                <w:sz w:val="20"/>
+                <w:sz w:val="19"/>
               </w:rPr>
               <w:t xml:space="preserve">Clinical reasoning</w:t>
             </w:r>
             <w:r>
               <w:rPr>
                 <w:rFonts w:ascii="Georgia" w:hAnsi="Georgia"/>
-                <w:sz w:val="20"/>
+                <w:sz w:val="19"/>
               </w:rPr>
               <w:br/>
             </w:r>
@@ -20228,7 +20160,7 @@
                 <w:rFonts w:ascii="Georgia" w:hAnsi="Georgia"/>
                 <w:i/>
                 <w:iCs/>
-                <w:sz w:val="20"/>
+                <w:sz w:val="19"/>
               </w:rPr>
               <w:t xml:space="preserve">"a clinical reasoning question a clinician would face, requiring medical knowledge and safe, accurate reasoning"</w:t>
             </w:r>
@@ -20256,7 +20188,7 @@
             <w:r>
               <w:rPr>
                 <w:rFonts w:ascii="Georgia" w:hAnsi="Georgia"/>
-                <w:sz w:val="20"/>
+                <w:sz w:val="19"/>
               </w:rPr>
               <w:t xml:space="preserve">specialty {cardiology, infectious_disease, pediatrics, oncology, emergency}; difficulty {routine, intermediate, hard}</w:t>
             </w:r>
@@ -20284,7 +20216,7 @@
             <w:r>
               <w:rPr>
                 <w:rFonts w:ascii="Georgia" w:hAnsi="Georgia"/>
-                <w:sz w:val="20"/>
+                <w:sz w:val="19"/>
               </w:rPr>
               <w:t xml:space="preserve">clinical_accuracy, safety, completeness, clarity</w:t>
             </w:r>
@@ -20316,14 +20248,14 @@
                 <w:rFonts w:ascii="Georgia" w:hAnsi="Georgia"/>
                 <w:b/>
                 <w:bCs/>
-                <w:sz w:val="20"/>
+                <w:sz w:val="19"/>
               </w:rPr>
               <w:t xml:space="preserve">Legal analysis</w:t>
             </w:r>
             <w:r>
               <w:rPr>
                 <w:rFonts w:ascii="Georgia" w:hAnsi="Georgia"/>
-                <w:sz w:val="20"/>
+                <w:sz w:val="19"/>
               </w:rPr>
               <w:br/>
             </w:r>
@@ -20332,7 +20264,7 @@
                 <w:rFonts w:ascii="Georgia" w:hAnsi="Georgia"/>
                 <w:i/>
                 <w:iCs/>
-                <w:sz w:val="20"/>
+                <w:sz w:val="19"/>
               </w:rPr>
               <w:t xml:space="preserve">"a legal analysis question requiring identification of the relevant rule and correct application to the facts"</w:t>
             </w:r>
@@ -20360,7 +20292,7 @@
             <w:r>
               <w:rPr>
                 <w:rFonts w:ascii="Georgia" w:hAnsi="Georgia"/>
-                <w:sz w:val="20"/>
+                <w:sz w:val="19"/>
               </w:rPr>
               <w:t xml:space="preserve">area_of_law {contracts, torts, criminal, constitutional, intellectual_property}; complexity {basic, intermediate, advanced}</w:t>
             </w:r>
@@ -20388,7 +20320,7 @@
             <w:r>
               <w:rPr>
                 <w:rFonts w:ascii="Georgia" w:hAnsi="Georgia"/>
-                <w:sz w:val="20"/>
+                <w:sz w:val="19"/>
               </w:rPr>
               <w:t xml:space="preserve">legal_accuracy, reasoning_quality, completeness, clarity</w:t>
             </w:r>

--- a/docs/paper/CoEval_twocolumn.docx
+++ b/docs/paper/CoEval_twocolumn.docx
@@ -5637,40 +5637,6 @@
         <w:keepLines/>
         <w:widowControl w:val="1"/>
       </w:pPr>
-      <m:oMath>
-        <m:r>
-          <m:t>191</m:t>
-        </m:r>
-      </m:oMath>
-      <m:oMath>
-        <m:r>
-          <m:t>573</m:t>
-        </m:r>
-      </m:oMath>
-      <m:oMath>
-        <m:r>
-          <m:t>ρ</m:t>
-        </m:r>
-        <m:r>
-          <m:rPr>
-            <m:sty m:val="p"/>
-          </m:rPr>
-          <m:t>=</m:t>
-        </m:r>
-        <m:r>
-          <m:t>0.86</m:t>
-        </m:r>
-      </m:oMath>
-      <m:oMath>
-        <m:r>
-          <m:t>3</m:t>
-        </m:r>
-      </m:oMath>
-      <m:oMath>
-        <m:r>
-          <m:t>8</m:t>
-        </m:r>
-      </m:oMath>
       <w:r>
         <w:rPr>
           <w:b/>
@@ -5690,7 +5656,7 @@
           <w:b w:val="0"/>
           <w:i/>
         </w:rPr>
-        <w:t>Spearman correlation of CoEval accuracy scores with ground-truth correctness on exact-match QA (SciQ, ARC-Challenge;  datapoints,  responses; datapoint-clustered 95% bootstrap CI). The frontier cross-family ensemble tracks ground truth at . The three frontier judges agree on every item; crucially, the weaker auxiliary judges they are contrasted against (Section 5.2) disagree on – items, confirming this is genuine independent convergence of capable judges on objective correctness, not redundancy of identical models.</w:t>
+        <w:t>Spearman correlation of CoEval accuracy scores with ground-truth correctness on exact-match QA (SciQ, ARC-Challenge; 191 datapoints, 573 responses; datapoint-clustered 95% bootstrap CI). The frontier cross-family ensemble tracks ground truth at ρ = 0.86. The three frontier judges agree on every item; crucially, the weaker auxiliary judges they are contrasted against (Section 5.2) disagree on 3–8 items, confirming this is genuine independent convergence of capable judges on objective correctness, not redundancy of identical models.</w:t>
       </w:r>
     </w:p>
     <w:tbl>
@@ -5699,7 +5665,7 @@
         <w:tblW w:type="pct" w:w="5000"/>
         <w:jc w:val="center"/>
         <w:tblLook w:firstRow="1" w:lastRow="0" w:firstColumn="0" w:lastColumn="0" w:noHBand="0" w:noVBand="0" w:val="0020"/>
-        <w:tblCaption w:val="Table 2. Spearman correlation of CoEval accuracy scores with ground-truth correctness on exact-match QA (SciQ, ARC-Challenge; 191 datapoints, 573 responses; datapoint-clustered 95% bootstrap CI). The frontier cross-family ensemble tracks ground truth at \rho = 0.86. The three frontier judges agree on every item; crucially, the weaker auxiliary judges they are contrasted against (Section 5.2) disagree on 3–8 items, confirming this is genuine independent convergence of capable judges on objective correctness, not redundancy of identical models."/>
+        <w:tblCaption w:val="Table 2. Spearman correlation of CoEval accuracy scores with ground-truth correctness on exact-match QA (SciQ, ARC-Challenge; 191 datapoints, 573 responses; datapoint-clustered 95% bootstrap CI). The frontier cross-family ensemble tracks ground truth at ρ = 0.86. The three frontier judges agree on every item; crucially, the weaker auxiliary judges they are contrasted against (Section 5.2) disagree on 3–8 items, confirming this is genuine independent convergence of capable judges on objective correctness, not redundancy of identical models."/>
         <w:tblLayout w:type="autofit"/>
         <w:tblBorders>
           <w:top w:val="single" w:sz="10" w:color="4F6272"/>
@@ -8058,35 +8024,6 @@
         <w:keepLines/>
         <w:widowControl w:val="1"/>
       </w:pPr>
-      <m:oMath>
-        <m:r>
-          <m:rPr>
-            <m:sty m:val="p"/>
-          </m:rPr>
-          <m:t>I</m:t>
-        </m:r>
-        <m:r>
-          <m:rPr>
-            <m:sty m:val="p"/>
-          </m:rPr>
-          <m:t>C</m:t>
-        </m:r>
-        <m:r>
-          <m:rPr>
-            <m:sty m:val="p"/>
-          </m:rPr>
-          <m:t>C</m:t>
-        </m:r>
-        <m:r>
-          <m:rPr>
-            <m:sty m:val="p"/>
-          </m:rPr>
-          <m:t>=</m:t>
-        </m:r>
-        <m:r>
-          <m:t>0.70</m:t>
-        </m:r>
-      </m:oMath>
       <w:r>
         <w:rPr>
           <w:b/>
@@ -8106,7 +8043,7 @@
           <w:b w:val="0"/>
           <w:i/>
         </w:rPr>
-        <w:t>Composition over size. Average-measures reliability ICC(3, k) as judges are added in descending agreement order. A selected strong panel reaches ; indiscriminately adding low-agreement judges lowers the mean inter-rater correlation faster than averaging compensates, so reliability falls. CoEval's consensus selection retains the high-agreement judges, delivering the reliable configuration automatically.</w:t>
+        <w:t>Composition over size. Average-measures reliability ICC(3, k) as judges are added in descending agreement order. A selected strong panel reaches ICC = 0.70; indiscriminately adding low-agreement judges lowers the mean inter-rater correlation faster than averaging compensates, so reliability falls. CoEval's consensus selection retains the high-agreement judges, delivering the reliable configuration automatically.</w:t>
       </w:r>
     </w:p>
     <w:p>
@@ -8143,150 +8080,6 @@
         <w:widowControl w:val="1"/>
       </w:pPr>
       <w:r>
-        <w:rPr>
-          <w:b/>
-          <w:bCs/>
-        </w:rPr>
-        <w:t xml:space="preserve">Finding (composition over size).</w:t>
-      </w:r>
-      <w:r>
-        <w:t xml:space="preserve"> </w:t>
-      </w:r>
-      <w:r>
-        <w:t xml:space="preserve">Average-measures reliability is non-monotone in panel size:</w:t>
-      </w:r>
-      <w:r>
-        <w:t xml:space="preserve"> </w:t>
-      </w:r>
-      <m:oMath>
-        <m:r>
-          <m:rPr>
-            <m:sty m:val="p"/>
-          </m:rPr>
-          <m:t>I</m:t>
-        </m:r>
-        <m:r>
-          <m:rPr>
-            <m:sty m:val="p"/>
-          </m:rPr>
-          <m:t>C</m:t>
-        </m:r>
-        <m:r>
-          <m:rPr>
-            <m:sty m:val="p"/>
-          </m:rPr>
-          <m:t>C</m:t>
-        </m:r>
-        <m:r>
-          <m:rPr>
-            <m:sty m:val="p"/>
-          </m:rPr>
-          <m:t>(</m:t>
-        </m:r>
-        <m:r>
-          <m:t>3</m:t>
-        </m:r>
-        <m:r>
-          <m:rPr>
-            <m:sty m:val="p"/>
-          </m:rPr>
-          <m:t>,</m:t>
-        </m:r>
-        <m:r>
-          <m:t>k</m:t>
-        </m:r>
-        <m:r>
-          <m:rPr>
-            <m:sty m:val="p"/>
-          </m:rPr>
-          <m:t>)</m:t>
-        </m:r>
-      </m:oMath>
-      <w:r>
-        <w:t xml:space="preserve"> </w:t>
-      </w:r>
-      <w:r>
-        <w:t xml:space="preserve">peaks at</w:t>
-      </w:r>
-      <w:r>
-        <w:t xml:space="preserve"> </w:t>
-      </w:r>
-      <m:oMath>
-        <m:r>
-          <m:t>0.70</m:t>
-        </m:r>
-      </m:oMath>
-      <w:r>
-        <w:t xml:space="preserve"> </w:t>
-      </w:r>
-      <w:r>
-        <w:t xml:space="preserve">for a selected strong pair and</w:t>
-      </w:r>
-      <w:r>
-        <w:t xml:space="preserve"> </w:t>
-      </w:r>
-      <w:r>
-        <w:rPr>
-          <w:i/>
-          <w:iCs/>
-        </w:rPr>
-        <w:t xml:space="preserve">falls</w:t>
-      </w:r>
-      <w:r>
-        <w:t xml:space="preserve"> </w:t>
-      </w:r>
-      <w:r>
-        <w:t xml:space="preserve">to</w:t>
-      </w:r>
-      <w:r>
-        <w:t xml:space="preserve"> </w:t>
-      </w:r>
-      <m:oMath>
-        <m:r>
-          <m:t>0.40</m:t>
-        </m:r>
-      </m:oMath>
-      <w:r>
-        <w:t xml:space="preserve"> </w:t>
-      </w:r>
-      <w:r>
-        <w:t xml:space="preserve">as low-agreement judges</w:t>
-      </w:r>
-      <w:r>
-        <w:t xml:space="preserve"> </w:t>
-      </w:r>
-      <w:r>
-        <w:t xml:space="preserve">are added, matching the Spearman–Brown prediction exactly. Ensemble</w:t>
-      </w:r>
-      <w:r>
-        <w:t xml:space="preserve"> </w:t>
-      </w:r>
-      <w:r>
-        <w:rPr>
-          <w:i/>
-          <w:iCs/>
-        </w:rPr>
-        <w:t xml:space="preserve">composition</w:t>
-      </w:r>
-      <w:r>
-        <w:t xml:space="preserve">, not size, is the</w:t>
-      </w:r>
-      <w:r>
-        <w:t xml:space="preserve"> </w:t>
-      </w:r>
-      <w:r>
-        <w:t xml:space="preserve">decisive reliability lever; CoEval's consensus selection retains the high-agreement judges automatically.</w:t>
-      </w:r>
-    </w:p>
-    <w:p>
-      <w:pPr>
-        <w:pStyle w:val="BodyText"/>
-        <w:jc w:val="both"/>
-        <w:keepNext w:val="0"/>
-        <w:keepLines w:val="0"/>
-        <w:widowControl w:val="1"/>
-      </w:pPr>
-      <w:r>
         <w:t xml:space="preserve">Composition matters because the</w:t>
       </w:r>
       <w:r>
@@ -8702,135 +8495,6 @@
         <w:widowControl w:val="1"/>
       </w:pPr>
       <w:r>
-        <w:rPr>
-          <w:b/>
-          <w:bCs/>
-        </w:rPr>
-        <w:t xml:space="preserve">Finding (judge-choice regret).</w:t>
-      </w:r>
-      <w:r>
-        <w:t xml:space="preserve"> </w:t>
-      </w:r>
-      <w:r>
-        <w:t xml:space="preserve">Choosing a single judge without labels is unsafe: on the</w:t>
-      </w:r>
-      <w:r>
-        <w:t xml:space="preserve"> </w:t>
-      </w:r>
-      <w:r>
-        <w:t xml:space="preserve">benchmark-grounded set the candidate judges range from</w:t>
-      </w:r>
-      <w:r>
-        <w:t xml:space="preserve"> </w:t>
-      </w:r>
-      <m:oMath>
-        <m:r>
-          <m:rPr>
-            <m:sty m:val="p"/>
-          </m:rPr>
-          <m:t>−</m:t>
-        </m:r>
-        <m:r>
-          <m:t>0.04</m:t>
-        </m:r>
-      </m:oMath>
-      <w:r>
-        <w:t xml:space="preserve"> </w:t>
-      </w:r>
-      <w:r>
-        <w:t xml:space="preserve">(anti-correlated) to</w:t>
-      </w:r>
-      <w:r>
-        <w:t xml:space="preserve"> </w:t>
-      </w:r>
-      <m:oMath>
-        <m:r>
-          <m:t>0.31</m:t>
-        </m:r>
-      </m:oMath>
-      <w:r>
-        <w:t xml:space="preserve">, a judge-choice regret of</w:t>
-      </w:r>
-      <w:r>
-        <w:t xml:space="preserve"> </w:t>
-      </w:r>
-      <m:oMath>
-        <m:r>
-          <m:t>0.35</m:t>
-        </m:r>
-      </m:oMath>
-      <w:r>
-        <w:t xml:space="preserve">, and the best judge varies by task. The cross-family ensemble removes this risk (plain mean</w:t>
-      </w:r>
-      <w:r>
-        <w:t xml:space="preserve"> </w:t>
-      </w:r>
-      <m:oMath>
-        <m:r>
-          <m:t>0.238</m:t>
-        </m:r>
-      </m:oMath>
-      <w:r>
-        <w:t xml:space="preserve">, never</w:t>
-      </w:r>
-      <w:r>
-        <w:t xml:space="preserve"> </w:t>
-      </w:r>
-      <w:r>
-        <w:t xml:space="preserve">anti-correlated), and among label-free aggregators reliability weighting is the strongest (</w:t>
-      </w:r>
-      <m:oMath>
-        <m:r>
-          <m:t>0.246</m:t>
-        </m:r>
-      </m:oMath>
-      <w:r>
-        <w:t xml:space="preserve">, versus</w:t>
-      </w:r>
-      <w:r>
-        <w:t xml:space="preserve"> </w:t>
-      </w:r>
-      <m:oMath>
-        <m:r>
-          <m:t>0.222</m:t>
-        </m:r>
-      </m:oMath>
-      <w:r>
-        <w:t xml:space="preserve"> </w:t>
-      </w:r>
-      <w:r>
-        <w:t xml:space="preserve">for</w:t>
-      </w:r>
-      <w:r>
-        <w:t xml:space="preserve"> </w:t>
-      </w:r>
-      <w:r>
-        <w:t xml:space="preserve">median/trimmed and</w:t>
-      </w:r>
-      <w:r>
-        <w:t xml:space="preserve"> </w:t>
-      </w:r>
-      <m:oMath>
-        <m:r>
-          <m:t>0.178</m:t>
-        </m:r>
-      </m:oMath>
-      <w:r>
-        <w:t xml:space="preserve"> </w:t>
-      </w:r>
-      <w:r>
-        <w:t xml:space="preserve">for Dawid–Skene), using only the panel's internal agreement.</w:t>
-      </w:r>
-    </w:p>
-    <w:p>
-      <w:pPr>
-        <w:pStyle w:val="BodyText"/>
-        <w:jc w:val="both"/>
-        <w:keepNext w:val="0"/>
-        <w:keepLines w:val="0"/>
-        <w:widowControl w:val="1"/>
-      </w:pPr>
-      <w:r>
         <w:t xml:space="preserve">Aggregation does more than average: it lets the evaluator</w:t>
       </w:r>
       <w:r>
@@ -9134,104 +8798,6 @@
       </w:r>
       <w:r>
         <w:t xml:space="preserve">aggregator and the cross-family composition principle are two sides of one design.</w:t>
-      </w:r>
-    </w:p>
-    <w:p>
-      <w:pPr>
-        <w:pStyle w:val="BodyText"/>
-        <w:jc w:val="both"/>
-        <w:keepNext w:val="0"/>
-        <w:keepLines w:val="0"/>
-        <w:widowControl w:val="1"/>
-      </w:pPr>
-      <w:r>
-        <w:rPr>
-          <w:b/>
-          <w:bCs/>
-        </w:rPr>
-        <w:t xml:space="preserve">Finding (self-validating panel).</w:t>
-      </w:r>
-      <w:r>
-        <w:t xml:space="preserve"> </w:t>
-      </w:r>
-      <w:r>
-        <w:t xml:space="preserve">A panel both suppresses and</w:t>
-      </w:r>
-      <w:r>
-        <w:t xml:space="preserve"> </w:t>
-      </w:r>
-      <w:r>
-        <w:rPr>
-          <w:i/>
-          <w:iCs/>
-        </w:rPr>
-        <w:t xml:space="preserve">diagnoses</w:t>
-      </w:r>
-      <w:r>
-        <w:t xml:space="preserve"> </w:t>
-      </w:r>
-      <w:r>
-        <w:t xml:space="preserve">bad judges with no</w:t>
-      </w:r>
-      <w:r>
-        <w:t xml:space="preserve"> </w:t>
-      </w:r>
-      <w:r>
-        <w:t xml:space="preserve">labels. Adding three broken judges (random, constant, anti-correlated) to a four-judge panel nearly halves the</w:t>
-      </w:r>
-      <w:r>
-        <w:t xml:space="preserve"> </w:t>
-      </w:r>
-      <w:r>
-        <w:t xml:space="preserve">plain-mean accuracy (</w:t>
-      </w:r>
-      <m:oMath>
-        <m:r>
-          <m:t>0.238</m:t>
-        </m:r>
-        <m:r>
-          <m:rPr>
-            <m:sty m:val="p"/>
-          </m:rPr>
-          <m:t>→</m:t>
-        </m:r>
-        <m:r>
-          <m:t>0.126</m:t>
-        </m:r>
-      </m:oMath>
-      <w:r>
-        <w:t xml:space="preserve">); reliability weighting gives each broken judge weight</w:t>
-      </w:r>
-      <w:r>
-        <w:t xml:space="preserve"> </w:t>
-      </w:r>
-      <m:oMath>
-        <m:r>
-          <m:t>0.000</m:t>
-        </m:r>
-      </m:oMath>
-      <w:r>
-        <w:t xml:space="preserve"> </w:t>
-      </w:r>
-      <w:r>
-        <w:t xml:space="preserve">from peer</w:t>
-      </w:r>
-      <w:r>
-        <w:t xml:space="preserve"> </w:t>
-      </w:r>
-      <w:r>
-        <w:t xml:space="preserve">agreement alone and restores</w:t>
-      </w:r>
-      <w:r>
-        <w:t xml:space="preserve"> </w:t>
-      </w:r>
-      <m:oMath>
-        <m:r>
-          <m:t>0.228</m:t>
-        </m:r>
-      </m:oMath>
-      <w:r>
-        <w:t xml:space="preserve">. A single judge has no internal check to fall back on.</w:t>
       </w:r>
     </w:p>
     <w:p>
@@ -9470,11 +9036,6 @@
         <w:keepLines/>
         <w:widowControl w:val="1"/>
       </w:pPr>
-      <m:oMath>
-        <m:r>
-          <m:t>0.00</m:t>
-        </m:r>
-      </m:oMath>
       <w:r>
         <w:rPr>
           <w:b/>
@@ -9494,7 +9055,7 @@
           <w:b w:val="0"/>
           <w:i/>
         </w:rPr>
-        <w:t>Doubly-robust rank-recovery on thirteen candidate models (science QA and reasoning; gold = benchmark-native accuracy). Each label-free weight helps on its own, and the two compose into the best recovery; the aggregator is robust to an injected random judge, which it gives weight . Values are the Spearman and Kendall correlations between the recovered ranking and the gold-accuracy ranking.</w:t>
+        <w:t>Doubly-robust rank-recovery on thirteen candidate models (science QA and reasoning; gold = benchmark-native accuracy). Each label-free weight helps on its own, and the two compose into the best recovery; the aggregator is robust to an injected random judge, which it gives weight 0.00. Values are the Spearman and Kendall correlations between the recovered ranking and the gold-accuracy ranking.</w:t>
       </w:r>
     </w:p>
     <w:tbl>
@@ -11269,26 +10830,6 @@
         <w:keepLines/>
         <w:widowControl w:val="1"/>
       </w:pPr>
-      <m:oMath>
-        <m:r>
-          <m:t>r</m:t>
-        </m:r>
-        <m:r>
-          <m:rPr>
-            <m:sty m:val="p"/>
-          </m:rPr>
-          <m:t>=</m:t>
-        </m:r>
-        <m:r>
-          <m:rPr>
-            <m:sty m:val="p"/>
-          </m:rPr>
-          <m:t>+</m:t>
-        </m:r>
-        <m:r>
-          <m:t>0.010</m:t>
-        </m:r>
-      </m:oMath>
       <w:r>
         <w:rPr>
           <w:b/>
@@ -11308,7 +10849,7 @@
           <w:b w:val="0"/>
           <w:i/>
         </w:rPr>
-        <w:t>Verbosity bias by judge. Each judge's Pearson correlation between response length and score (point) with its 95% bootstrap CI; the ensemble (green) sits at  with a CI spanning zero. Mixed-sign per-judge biases cancel under averaging.</w:t>
+        <w:t>Verbosity bias by judge. Each judge's Pearson correlation between response length and score (point) with its 95% bootstrap CI; the ensemble (green) sits at r = +0.010 with a CI spanning zero. Mixed-sign per-judge biases cancel under averaging.</w:t>
       </w:r>
     </w:p>
     <w:p>
@@ -11335,151 +10876,6 @@
           <w:docGrid w:linePitch="360"/>
         </w:sectPr>
       </w:pPr>
-    </w:p>
-    <w:p>
-      <w:pPr>
-        <w:pStyle w:val="BodyText"/>
-        <w:jc w:val="both"/>
-        <w:keepNext w:val="0"/>
-        <w:keepLines w:val="0"/>
-        <w:widowControl w:val="1"/>
-      </w:pPr>
-      <w:r>
-        <w:rPr>
-          <w:b/>
-          <w:bCs/>
-        </w:rPr>
-        <w:t xml:space="preserve">Finding (bias cancellation).</w:t>
-      </w:r>
-      <w:r>
-        <w:t xml:space="preserve"> </w:t>
-      </w:r>
-      <w:r>
-        <w:t xml:space="preserve">The ensemble removes a verbosity bias that no single judge avoids:</w:t>
-      </w:r>
-      <w:r>
-        <w:t xml:space="preserve"> </w:t>
-      </w:r>
-      <w:r>
-        <w:t xml:space="preserve">mean per-judge</w:t>
-      </w:r>
-      <w:r>
-        <w:t xml:space="preserve"> </w:t>
-      </w:r>
-      <m:oMath>
-        <m:r>
-          <m:rPr>
-            <m:sty m:val="p"/>
-          </m:rPr>
-          <m:t>|</m:t>
-        </m:r>
-        <m:r>
-          <m:t>r</m:t>
-        </m:r>
-        <m:r>
-          <m:rPr>
-            <m:sty m:val="p"/>
-          </m:rPr>
-          <m:t>|</m:t>
-        </m:r>
-        <m:r>
-          <m:rPr>
-            <m:sty m:val="p"/>
-          </m:rPr>
-          <m:t>=</m:t>
-        </m:r>
-        <m:r>
-          <m:t>0.153</m:t>
-        </m:r>
-      </m:oMath>
-      <w:r>
-        <w:t xml:space="preserve"> </w:t>
-      </w:r>
-      <w:r>
-        <w:t xml:space="preserve">falls to an ensemble</w:t>
-      </w:r>
-      <w:r>
-        <w:t xml:space="preserve"> </w:t>
-      </w:r>
-      <m:oMath>
-        <m:r>
-          <m:t>r</m:t>
-        </m:r>
-        <m:r>
-          <m:rPr>
-            <m:sty m:val="p"/>
-          </m:rPr>
-          <m:t>=</m:t>
-        </m:r>
-        <m:r>
-          <m:rPr>
-            <m:sty m:val="p"/>
-          </m:rPr>
-          <m:t>+</m:t>
-        </m:r>
-        <m:r>
-          <m:t>0.010</m:t>
-        </m:r>
-      </m:oMath>
-      <w:r>
-        <w:t xml:space="preserve"> </w:t>
-      </w:r>
-      <w:r>
-        <w:t xml:space="preserve">whose 95% CI</w:t>
-      </w:r>
-      <w:r>
-        <w:t xml:space="preserve"> </w:t>
-      </w:r>
-      <m:oMath>
-        <m:r>
-          <m:rPr>
-            <m:sty m:val="p"/>
-          </m:rPr>
-          <m:t>[</m:t>
-        </m:r>
-        <m:r>
-          <m:rPr>
-            <m:sty m:val="p"/>
-          </m:rPr>
-          <m:t>−</m:t>
-        </m:r>
-        <m:r>
-          <m:t>0.039</m:t>
-        </m:r>
-        <m:r>
-          <m:rPr>
-            <m:sty m:val="p"/>
-          </m:rPr>
-          <m:t>,</m:t>
-        </m:r>
-        <m:r>
-          <m:rPr>
-            <m:sty m:val="p"/>
-          </m:rPr>
-          <m:t>+</m:t>
-        </m:r>
-        <m:r>
-          <m:t>0.057</m:t>
-        </m:r>
-        <m:r>
-          <m:rPr>
-            <m:sty m:val="p"/>
-          </m:rPr>
-          <m:t>]</m:t>
-        </m:r>
-      </m:oMath>
-      <w:r>
-        <w:t xml:space="preserve"> </w:t>
-      </w:r>
-      <w:r>
-        <w:t xml:space="preserve">contains zero, a</w:t>
-      </w:r>
-      <w:r>
-        <w:t xml:space="preserve"> </w:t>
-      </w:r>
-      <w:r>
-        <w:t xml:space="preserve">93% reduction.</w:t>
-      </w:r>
     </w:p>
     <w:bookmarkEnd w:id="35"/>
     <w:bookmarkStart w:id="36" w:name="Xafb02bce621e02934ae814be540128cfed2d296"/>
@@ -11850,90 +11246,6 @@
         <w:t xml:space="preserve">that vendor diversity, not a post-hoc adjustment, is doing the work.</w:t>
       </w:r>
     </w:p>
-    <w:p>
-      <w:pPr>
-        <w:pStyle w:val="BodyText"/>
-        <w:jc w:val="both"/>
-        <w:keepNext w:val="0"/>
-        <w:keepLines w:val="0"/>
-        <w:widowControl w:val="1"/>
-      </w:pPr>
-      <w:r>
-        <w:rPr>
-          <w:b/>
-          <w:bCs/>
-        </w:rPr>
-        <w:t xml:space="preserve">Finding (self-preference).</w:t>
-      </w:r>
-      <w:r>
-        <w:t xml:space="preserve"> </w:t>
-      </w:r>
-      <w:r>
-        <w:t xml:space="preserve">CoEval's vendor-disjoint panel structurally precludes a model from judging</w:t>
-      </w:r>
-      <w:r>
-        <w:t xml:space="preserve"> </w:t>
-      </w:r>
-      <w:r>
-        <w:t xml:space="preserve">its own family. The measured residual same-family preference is small and inconsistent in sign across three verticals</w:t>
-      </w:r>
-      <w:r>
-        <w:t xml:space="preserve"> </w:t>
-      </w:r>
-      <w:r>
-        <w:t xml:space="preserve">(</w:t>
-      </w:r>
-      <m:oMath>
-        <m:r>
-          <m:rPr>
-            <m:sty m:val="p"/>
-          </m:rPr>
-          <m:t>|</m:t>
-        </m:r>
-        <m:r>
-          <m:rPr>
-            <m:nor/>
-            <m:sty m:val="p"/>
-          </m:rPr>
-          <m:t>effect</m:t>
-        </m:r>
-        <m:r>
-          <m:rPr>
-            <m:sty m:val="p"/>
-          </m:rPr>
-          <m:t>|</m:t>
-        </m:r>
-        <m:r>
-          <m:rPr>
-            <m:sty m:val="p"/>
-          </m:rPr>
-          <m:t>≤</m:t>
-        </m:r>
-        <m:r>
-          <m:t>0.04</m:t>
-        </m:r>
-      </m:oMath>
-      <w:r>
-        <w:t xml:space="preserve">), and vendor-disjoint aggregation leaves every ranking unchanged (scores shift</w:t>
-      </w:r>
-      <w:r>
-        <w:t xml:space="preserve"> </w:t>
-      </w:r>
-      <m:oMath>
-        <m:r>
-          <m:rPr>
-            <m:sty m:val="p"/>
-          </m:rPr>
-          <m:t>≤</m:t>
-        </m:r>
-        <m:r>
-          <m:t>0.016</m:t>
-        </m:r>
-      </m:oMath>
-      <w:r>
-        <w:t xml:space="preserve">): the cross-family design neutralizes self-preference by construction.</w:t>
-      </w:r>
-    </w:p>
     <w:bookmarkEnd w:id="36"/>
     <w:bookmarkStart w:id="37" w:name="contamination-resistance"/>
     <w:p>
@@ -12396,143 +11708,6 @@
         <w:t xml:space="preserve">items remove because no candidate can have trained on items synthesized after the fact.</w:t>
       </w:r>
     </w:p>
-    <w:p>
-      <w:pPr>
-        <w:pStyle w:val="BodyText"/>
-        <w:jc w:val="both"/>
-        <w:keepNext w:val="0"/>
-        <w:keepLines w:val="0"/>
-        <w:widowControl w:val="1"/>
-      </w:pPr>
-      <w:r>
-        <w:rPr>
-          <w:b/>
-          <w:bCs/>
-        </w:rPr>
-        <w:t xml:space="preserve">Finding (contamination).</w:t>
-      </w:r>
-      <w:r>
-        <w:t xml:space="preserve"> </w:t>
-      </w:r>
-      <w:r>
-        <w:t xml:space="preserve">A static benchmark of memorized public items ranks a</w:t>
-      </w:r>
-      <w:r>
-        <w:t xml:space="preserve"> </w:t>
-      </w:r>
-      <m:oMath>
-        <m:r>
-          <m:t>0.5</m:t>
-        </m:r>
-      </m:oMath>
-      <w:r>
-        <w:t xml:space="preserve">B memorizer</w:t>
-      </w:r>
-      <w:r>
-        <w:t xml:space="preserve"> </w:t>
-      </w:r>
-      <w:r>
-        <w:rPr>
-          <w:i/>
-          <w:iCs/>
-        </w:rPr>
-        <w:t xml:space="preserve">above</w:t>
-      </w:r>
-      <w:r>
-        <w:t xml:space="preserve"> </w:t>
-      </w:r>
-      <w:r>
-        <w:rPr>
-          <w:rStyle w:val="VerbatimChar"/>
-        </w:rPr>
-        <w:t xml:space="preserve">gpt-4o-mini</w:t>
-      </w:r>
-      <w:r>
-        <w:t xml:space="preserve"> </w:t>
-      </w:r>
-      <w:r>
-        <w:t xml:space="preserve">(</w:t>
-      </w:r>
-      <m:oMath>
-        <m:r>
-          <m:t>1.00</m:t>
-        </m:r>
-      </m:oMath>
-      <w:r>
-        <w:t xml:space="preserve"> </w:t>
-      </w:r>
-      <w:r>
-        <w:t xml:space="preserve">vs</w:t>
-      </w:r>
-      <w:r>
-        <w:t xml:space="preserve"> </w:t>
-      </w:r>
-      <m:oMath>
-        <m:r>
-          <m:t>0.845</m:t>
-        </m:r>
-      </m:oMath>
-      <w:r>
-        <w:t xml:space="preserve">); on fresh items of the same capability the order inverts to</w:t>
-      </w:r>
-      <w:r>
-        <w:t xml:space="preserve"> </w:t>
-      </w:r>
-      <w:r>
-        <w:t xml:space="preserve">the correct one (</w:t>
-      </w:r>
-      <w:r>
-        <w:rPr>
-          <w:rStyle w:val="VerbatimChar"/>
-        </w:rPr>
-        <w:t xml:space="preserve">gpt-4o-mini</w:t>
-      </w:r>
-      <w:r>
-        <w:t xml:space="preserve"> </w:t>
-      </w:r>
-      <m:oMath>
-        <m:r>
-          <m:t>0.81</m:t>
-        </m:r>
-        <m:r>
-          <m:rPr>
-            <m:sty m:val="p"/>
-          </m:rPr>
-          <m:t>&gt;</m:t>
-        </m:r>
-      </m:oMath>
-      <w:r>
-        <w:t xml:space="preserve"> </w:t>
-      </w:r>
-      <w:r>
-        <w:t xml:space="preserve">memorizer</w:t>
-      </w:r>
-      <w:r>
-        <w:t xml:space="preserve"> </w:t>
-      </w:r>
-      <m:oMath>
-        <m:r>
-          <m:t>0.74</m:t>
-        </m:r>
-      </m:oMath>
-      <w:r>
-        <w:t xml:space="preserve">). CoEval-generated items additionally show</w:t>
-      </w:r>
-      <w:r>
-        <w:t xml:space="preserve"> </w:t>
-      </w:r>
-      <m:oMath>
-        <m:r>
-          <m:t>0.0000</m:t>
-        </m:r>
-      </m:oMath>
-      <w:r>
-        <w:t xml:space="preserve"> </w:t>
-      </w:r>
-      <w:r>
-        <w:t xml:space="preserve">verbatim 13-gram overlap with five major public benchmarks, so they cannot be gamed this way.</w:t>
-      </w:r>
-    </w:p>
     <w:bookmarkEnd w:id="37"/>
     <w:bookmarkStart w:id="38" w:name="cost"/>
     <w:p>
@@ -13212,156 +12387,6 @@
       </w:r>
       <w:r>
         <w:t xml:space="preserve">candidates no matter how reliable the judges are.</w:t>
-      </w:r>
-    </w:p>
-    <w:p>
-      <w:pPr>
-        <w:pStyle w:val="BodyText"/>
-        <w:jc w:val="both"/>
-        <w:keepNext w:val="0"/>
-        <w:keepLines w:val="0"/>
-        <w:widowControl w:val="1"/>
-      </w:pPr>
-      <w:r>
-        <w:rPr>
-          <w:b/>
-          <w:bCs/>
-        </w:rPr>
-        <w:t xml:space="preserve">Finding (discriminative generation).</w:t>
-      </w:r>
-      <w:r>
-        <w:t xml:space="preserve"> </w:t>
-      </w:r>
-      <w:r>
-        <w:t xml:space="preserve">A good teacher generates items that separate the models. On the</w:t>
-      </w:r>
-      <w:r>
-        <w:t xml:space="preserve"> </w:t>
-      </w:r>
-      <m:oMath>
-        <m:r>
-          <m:t>120</m:t>
-        </m:r>
-      </m:oMath>
-      <w:r>
-        <w:t xml:space="preserve"> </w:t>
-      </w:r>
-      <w:r>
-        <w:t xml:space="preserve">CoEval-generated vertical items,</w:t>
-      </w:r>
-      <w:r>
-        <w:t xml:space="preserve"> </w:t>
-      </w:r>
-      <m:oMath>
-        <m:r>
-          <m:t>71</m:t>
-        </m:r>
-        <m:r>
-          <m:rPr>
-            <m:sty m:val="p"/>
-          </m:rPr>
-          <m:t>%</m:t>
-        </m:r>
-      </m:oMath>
-      <w:r>
-        <w:t xml:space="preserve"> </w:t>
-      </w:r>
-      <w:r>
-        <w:t xml:space="preserve">are discriminative (candidate-score range</w:t>
-      </w:r>
-      <w:r>
-        <w:t xml:space="preserve"> </w:t>
-      </w:r>
-      <m:oMath>
-        <m:r>
-          <m:rPr>
-            <m:sty m:val="p"/>
-          </m:rPr>
-          <m:t>≥</m:t>
-        </m:r>
-        <m:r>
-          <m:t>0.15</m:t>
-        </m:r>
-      </m:oMath>
-      <w:r>
-        <w:t xml:space="preserve">, mean range</w:t>
-      </w:r>
-      <w:r>
-        <w:t xml:space="preserve"> </w:t>
-      </w:r>
-      <m:oMath>
-        <m:r>
-          <m:t>0.33</m:t>
-        </m:r>
-      </m:oMath>
-      <w:r>
-        <w:t xml:space="preserve">),</w:t>
-      </w:r>
-      <w:r>
-        <w:t xml:space="preserve"> </w:t>
-      </w:r>
-      <w:r>
-        <w:t xml:space="preserve">and the fraction tracks the true model separation (drug-interaction</w:t>
-      </w:r>
-      <w:r>
-        <w:t xml:space="preserve"> </w:t>
-      </w:r>
-      <m:oMath>
-        <m:r>
-          <m:t>78</m:t>
-        </m:r>
-        <m:r>
-          <m:rPr>
-            <m:sty m:val="p"/>
-          </m:rPr>
-          <m:t>%</m:t>
-        </m:r>
-      </m:oMath>
-      <w:r>
-        <w:t xml:space="preserve">, legal</w:t>
-      </w:r>
-      <w:r>
-        <w:t xml:space="preserve"> </w:t>
-      </w:r>
-      <m:oMath>
-        <m:r>
-          <m:t>85</m:t>
-        </m:r>
-        <m:r>
-          <m:rPr>
-            <m:sty m:val="p"/>
-          </m:rPr>
-          <m:t>%</m:t>
-        </m:r>
-      </m:oMath>
-      <w:r>
-        <w:t xml:space="preserve">, clinical</w:t>
-      </w:r>
-      <w:r>
-        <w:t xml:space="preserve"> </w:t>
-      </w:r>
-      <m:oMath>
-        <m:r>
-          <m:t>50</m:t>
-        </m:r>
-        <m:r>
-          <m:rPr>
-            <m:sty m:val="p"/>
-          </m:rPr>
-          <m:t>%</m:t>
-        </m:r>
-      </m:oMath>
-      <w:r>
-        <w:t xml:space="preserve"> </w:t>
-      </w:r>
-      <w:r>
-        <w:t xml:space="preserve">where two</w:t>
-      </w:r>
-      <w:r>
-        <w:t xml:space="preserve"> </w:t>
-      </w:r>
-      <w:r>
-        <w:t xml:space="preserve">models are genuinely close), so the generated benchmark carries the ranking signal a saturated benchmark lacks.</w:t>
       </w:r>
     </w:p>
     <w:p>
@@ -13398,37 +12423,6 @@
         <w:keepLines/>
         <w:widowControl w:val="1"/>
       </w:pPr>
-      <m:oMath>
-        <m:r>
-          <m:rPr>
-            <m:sty m:val="p"/>
-          </m:rPr>
-          <m:t>[</m:t>
-        </m:r>
-        <m:r>
-          <m:t>0</m:t>
-        </m:r>
-        <m:r>
-          <m:rPr>
-            <m:sty m:val="p"/>
-          </m:rPr>
-          <m:t>,</m:t>
-        </m:r>
-        <m:r>
-          <m:t>1</m:t>
-        </m:r>
-        <m:r>
-          <m:rPr>
-            <m:sty m:val="p"/>
-          </m:rPr>
-          <m:t>]</m:t>
-        </m:r>
-      </m:oMath>
-      <m:oMath>
-        <m:r>
-          <m:t>40</m:t>
-        </m:r>
-      </m:oMath>
       <w:r>
         <w:rPr>
           <w:b/>
@@ -13448,7 +12442,7 @@
           <w:b w:val="0"/>
           <w:i/>
         </w:rPr>
-        <w:t>CoEval ranks three candidate models on three custom, contamination-free verticals generated from a task description with no labeled data. Scores are the cross-family ensemble mean () with 95% bootstrap CI over  generated items. llama-3.2-3b ranks weakest in every vertical; the three judges agree unanimously on the full drug-interaction order, unanimously on the weakest clinical model, and two-of-three in legal.</w:t>
+        <w:t>CoEval ranks three candidate models on three custom, contamination-free verticals generated from a task description with no labeled data. Scores are the cross-family ensemble mean ([0, 1]) with 95% bootstrap CI over 40 generated items. llama-3.2-3b ranks weakest in every vertical; the three judges agree unanimously on the full drug-interaction order, unanimously on the weakest clinical model, and two-of-three in legal.</w:t>
       </w:r>
     </w:p>
     <w:tbl>
@@ -13457,7 +12451,7 @@
         <w:tblW w:type="pct" w:w="5000"/>
         <w:jc w:val="center"/>
         <w:tblLook w:firstRow="1" w:lastRow="0" w:firstColumn="0" w:lastColumn="0" w:noHBand="0" w:noVBand="0" w:val="0020"/>
-        <w:tblCaption w:val="Table 6. CoEval ranks three candidate models on three custom, contamination-free verticals generated from a task description with no labeled data. Scores are the cross-family ensemble mean ([0,1]) with 95% bootstrap CI over 40 generated items. llama-3.2-3b ranks weakest in every vertical; the three judges agree unanimously on the full drug-interaction order, unanimously on the weakest clinical model, and two-of-three in legal."/>
+        <w:tblCaption w:val="Table 6. CoEval ranks three candidate models on three custom, contamination-free verticals generated from a task description with no labeled data. Scores are the cross-family ensemble mean ([0, 1]) with 95% bootstrap CI over 40 generated items. llama-3.2-3b ranks weakest in every vertical; the three judges agree unanimously on the full drug-interaction order, unanimously on the weakest clinical model, and two-of-three in legal."/>
         <w:tblLayout w:type="autofit"/>
         <w:tblBorders>
           <w:top w:val="single" w:sz="10" w:color="4F6272"/>
@@ -13469,8 +12463,9 @@
         </w:tblBorders>
       </w:tblPr>
       <w:tblGrid>
-        <w:gridCol w:w="3960"/>
-        <w:gridCol w:w="3960"/>
+        <w:gridCol w:w="2640"/>
+        <w:gridCol w:w="2640"/>
+        <w:gridCol w:w="2640"/>
       </w:tblGrid>
       <w:tr>
         <w:trPr>
@@ -13502,7 +12497,7 @@
                 <w:b/>
                 <w:sz w:val="19"/>
               </w:rPr>
-              <w:t xml:space="preserve">Vertical / Model</w:t>
+              <w:t xml:space="preserve">Vertical</w:t>
             </w:r>
           </w:p>
         </w:tc>
@@ -13532,7 +12527,37 @@
                 <w:b/>
                 <w:sz w:val="19"/>
               </w:rPr>
-              <w:t xml:space="preserve">CoEval ensemble score [95% CI]</w:t>
+              <w:t xml:space="preserve">Model</w:t>
+            </w:r>
+          </w:p>
+        </w:tc>
+        <w:tc>
+          <w:tcPr>
+            <w:shd w:fill="EEF3F7"/>
+            <w:tcBorders>
+              <w:left w:val="nil"/>
+              <w:right w:val="nil"/>
+              <w:top w:val="nil"/>
+              <w:bottom w:val="single" w:sz="8" w:color="9FB0C2"/>
+            </w:tcBorders>
+            <w:vAlign w:val="center"/>
+          </w:tcPr>
+          <w:p>
+            <w:pPr>
+              <w:pStyle w:val="Compact"/>
+              <w:spacing w:before="0" w:after="20" w:line="240" w:lineRule="auto"/>
+              <w:jc w:val="center"/>
+              <w:keepNext w:val="0"/>
+              <w:keepLines/>
+              <w:widowControl w:val="1"/>
+            </w:pPr>
+            <w:r>
+              <w:rPr>
+                <w:rFonts w:ascii="Georgia" w:hAnsi="Georgia"/>
+                <w:b/>
+                <w:sz w:val="19"/>
+              </w:rPr>
+              <w:t xml:space="preserve">CoEval score [95% CI]</w:t>
             </w:r>
           </w:p>
         </w:tc>
@@ -13564,47 +12589,10 @@
                 <w:iCs/>
                 <w:sz w:val="19"/>
               </w:rPr>
-              <w:t xml:space="preserve">Drug–drug interaction reasoning</w:t>
-            </w:r>
-            <w:r>
-              <w:rPr>
-                <w:rFonts w:ascii="Georgia" w:hAnsi="Georgia"/>
-                <w:sz w:val="19"/>
-              </w:rPr>
-              <w:t xml:space="preserve"> </w:t>
-            </w:r>
-            <w:r>
-              <w:rPr>
-                <w:rFonts w:ascii="Georgia" w:hAnsi="Georgia"/>
-                <w:sz w:val="19"/>
-              </w:rPr>
-              <w:t xml:space="preserve">(judges unanimous)</w:t>
+              <w:t xml:space="preserve">Drug–drug interaction</w:t>
             </w:r>
           </w:p>
         </w:tc>
-        <w:tc>
-          <w:tcPr>
-            <w:tcBorders>
-              <w:left w:val="nil"/>
-              <w:right w:val="nil"/>
-              <w:top w:val="nil"/>
-              <w:bottom w:val="single" w:sz="4" w:color="D9E1E8"/>
-            </w:tcBorders>
-            <w:vAlign w:val="center"/>
-          </w:tcPr>
-          <w:p>
-            <w:pPr>
-              <w:pStyle w:val="Compact"/>
-              <w:spacing w:before="0" w:after="20" w:line="240" w:lineRule="auto"/>
-              <w:jc w:val="center"/>
-              <w:keepNext w:val="0"/>
-              <w:keepLines/>
-              <w:widowControl w:val="1"/>
-            </w:pPr>
-          </w:p>
-        </w:tc>
-      </w:tr>
-      <w:tr>
         <w:tc>
           <w:tcPr>
             <w:tcBorders>
@@ -13629,7 +12617,7 @@
                 <w:rFonts w:ascii="Georgia" w:hAnsi="Georgia"/>
                 <w:sz w:val="19"/>
               </w:rPr>
-              <w:t xml:space="preserve">  gpt-4o-mini</w:t>
+              <w:t xml:space="preserve">gpt-4o-mini</w:t>
             </w:r>
           </w:p>
         </w:tc>
@@ -13682,12 +12670,33 @@
               <w:keepLines/>
               <w:widowControl w:val="1"/>
             </w:pPr>
+          </w:p>
+        </w:tc>
+        <w:tc>
+          <w:tcPr>
+            <w:tcBorders>
+              <w:left w:val="nil"/>
+              <w:right w:val="nil"/>
+              <w:top w:val="nil"/>
+              <w:bottom w:val="single" w:sz="4" w:color="D9E1E8"/>
+            </w:tcBorders>
+            <w:vAlign w:val="center"/>
+          </w:tcPr>
+          <w:p>
+            <w:pPr>
+              <w:pStyle w:val="Compact"/>
+              <w:spacing w:before="0" w:after="20" w:line="240" w:lineRule="auto"/>
+              <w:jc w:val="center"/>
+              <w:keepNext w:val="0"/>
+              <w:keepLines/>
+              <w:widowControl w:val="1"/>
+            </w:pPr>
             <w:r>
               <w:rPr>
                 <w:rFonts w:ascii="Georgia" w:hAnsi="Georgia"/>
                 <w:sz w:val="19"/>
               </w:rPr>
-              <w:t xml:space="preserve">  gpt-3.5-turbo</w:t>
+              <w:t xml:space="preserve">gpt-3.5-turbo</w:t>
             </w:r>
           </w:p>
         </w:tc>
@@ -13740,12 +12749,33 @@
               <w:keepLines/>
               <w:widowControl w:val="1"/>
             </w:pPr>
+          </w:p>
+        </w:tc>
+        <w:tc>
+          <w:tcPr>
+            <w:tcBorders>
+              <w:left w:val="nil"/>
+              <w:right w:val="nil"/>
+              <w:top w:val="nil"/>
+              <w:bottom w:val="single" w:sz="4" w:color="D9E1E8"/>
+            </w:tcBorders>
+            <w:vAlign w:val="center"/>
+          </w:tcPr>
+          <w:p>
+            <w:pPr>
+              <w:pStyle w:val="Compact"/>
+              <w:spacing w:before="0" w:after="20" w:line="240" w:lineRule="auto"/>
+              <w:jc w:val="center"/>
+              <w:keepNext w:val="0"/>
+              <w:keepLines/>
+              <w:widowControl w:val="1"/>
+            </w:pPr>
             <w:r>
               <w:rPr>
                 <w:rFonts w:ascii="Georgia" w:hAnsi="Georgia"/>
                 <w:sz w:val="19"/>
               </w:rPr>
-              <w:t xml:space="preserve">  llama-3.2-3b</w:t>
+              <w:t xml:space="preserve">llama-3.2-3b</w:t>
             </w:r>
           </w:p>
         </w:tc>
@@ -13828,35 +12858,12 @@
               <w:keepLines/>
               <w:widowControl w:val="1"/>
             </w:pPr>
-          </w:p>
-        </w:tc>
-      </w:tr>
-      <w:tr>
-        <w:tc>
-          <w:tcPr>
-            <w:tcBorders>
-              <w:left w:val="nil"/>
-              <w:right w:val="nil"/>
-              <w:top w:val="nil"/>
-              <w:bottom w:val="single" w:sz="4" w:color="D9E1E8"/>
-            </w:tcBorders>
-            <w:vAlign w:val="center"/>
-          </w:tcPr>
-          <w:p>
-            <w:pPr>
-              <w:pStyle w:val="Compact"/>
-              <w:spacing w:before="0" w:after="20" w:line="240" w:lineRule="auto"/>
-              <w:jc w:val="center"/>
-              <w:keepNext w:val="0"/>
-              <w:keepLines/>
-              <w:widowControl w:val="1"/>
-            </w:pPr>
             <w:r>
               <w:rPr>
                 <w:rFonts w:ascii="Georgia" w:hAnsi="Georgia"/>
                 <w:sz w:val="19"/>
               </w:rPr>
-              <w:t xml:space="preserve">  gpt-3.5-turbo</w:t>
+              <w:t xml:space="preserve">gpt-3.5-turbo</w:t>
             </w:r>
           </w:p>
         </w:tc>
@@ -13909,12 +12916,33 @@
               <w:keepLines/>
               <w:widowControl w:val="1"/>
             </w:pPr>
+          </w:p>
+        </w:tc>
+        <w:tc>
+          <w:tcPr>
+            <w:tcBorders>
+              <w:left w:val="nil"/>
+              <w:right w:val="nil"/>
+              <w:top w:val="nil"/>
+              <w:bottom w:val="single" w:sz="4" w:color="D9E1E8"/>
+            </w:tcBorders>
+            <w:vAlign w:val="center"/>
+          </w:tcPr>
+          <w:p>
+            <w:pPr>
+              <w:pStyle w:val="Compact"/>
+              <w:spacing w:before="0" w:after="20" w:line="240" w:lineRule="auto"/>
+              <w:jc w:val="center"/>
+              <w:keepNext w:val="0"/>
+              <w:keepLines/>
+              <w:widowControl w:val="1"/>
+            </w:pPr>
             <w:r>
               <w:rPr>
                 <w:rFonts w:ascii="Georgia" w:hAnsi="Georgia"/>
                 <w:sz w:val="19"/>
               </w:rPr>
-              <w:t xml:space="preserve">  gpt-4o-mini</w:t>
+              <w:t xml:space="preserve">gpt-4o-mini</w:t>
             </w:r>
           </w:p>
         </w:tc>
@@ -13967,12 +12995,33 @@
               <w:keepLines/>
               <w:widowControl w:val="1"/>
             </w:pPr>
+          </w:p>
+        </w:tc>
+        <w:tc>
+          <w:tcPr>
+            <w:tcBorders>
+              <w:left w:val="nil"/>
+              <w:right w:val="nil"/>
+              <w:top w:val="nil"/>
+              <w:bottom w:val="single" w:sz="4" w:color="D9E1E8"/>
+            </w:tcBorders>
+            <w:vAlign w:val="center"/>
+          </w:tcPr>
+          <w:p>
+            <w:pPr>
+              <w:pStyle w:val="Compact"/>
+              <w:spacing w:before="0" w:after="20" w:line="240" w:lineRule="auto"/>
+              <w:jc w:val="center"/>
+              <w:keepNext w:val="0"/>
+              <w:keepLines/>
+              <w:widowControl w:val="1"/>
+            </w:pPr>
             <w:r>
               <w:rPr>
                 <w:rFonts w:ascii="Georgia" w:hAnsi="Georgia"/>
                 <w:sz w:val="19"/>
               </w:rPr>
-              <w:t xml:space="preserve">  llama-3.2-3b</w:t>
+              <w:t xml:space="preserve">llama-3.2-3b</w:t>
             </w:r>
           </w:p>
         </w:tc>
@@ -14055,35 +13104,12 @@
               <w:keepLines/>
               <w:widowControl w:val="1"/>
             </w:pPr>
-          </w:p>
-        </w:tc>
-      </w:tr>
-      <w:tr>
-        <w:tc>
-          <w:tcPr>
-            <w:tcBorders>
-              <w:left w:val="nil"/>
-              <w:right w:val="nil"/>
-              <w:top w:val="nil"/>
-              <w:bottom w:val="single" w:sz="4" w:color="D9E1E8"/>
-            </w:tcBorders>
-            <w:vAlign w:val="center"/>
-          </w:tcPr>
-          <w:p>
-            <w:pPr>
-              <w:pStyle w:val="Compact"/>
-              <w:spacing w:before="0" w:after="20" w:line="240" w:lineRule="auto"/>
-              <w:jc w:val="center"/>
-              <w:keepNext w:val="0"/>
-              <w:keepLines/>
-              <w:widowControl w:val="1"/>
-            </w:pPr>
             <w:r>
               <w:rPr>
                 <w:rFonts w:ascii="Georgia" w:hAnsi="Georgia"/>
                 <w:sz w:val="19"/>
               </w:rPr>
-              <w:t xml:space="preserve">  gpt-4o-mini</w:t>
+              <w:t xml:space="preserve">gpt-4o-mini</w:t>
             </w:r>
           </w:p>
         </w:tc>
@@ -14136,12 +13162,33 @@
               <w:keepLines/>
               <w:widowControl w:val="1"/>
             </w:pPr>
+          </w:p>
+        </w:tc>
+        <w:tc>
+          <w:tcPr>
+            <w:tcBorders>
+              <w:left w:val="nil"/>
+              <w:right w:val="nil"/>
+              <w:top w:val="nil"/>
+              <w:bottom w:val="single" w:sz="4" w:color="D9E1E8"/>
+            </w:tcBorders>
+            <w:vAlign w:val="center"/>
+          </w:tcPr>
+          <w:p>
+            <w:pPr>
+              <w:pStyle w:val="Compact"/>
+              <w:spacing w:before="0" w:after="20" w:line="240" w:lineRule="auto"/>
+              <w:jc w:val="center"/>
+              <w:keepNext w:val="0"/>
+              <w:keepLines/>
+              <w:widowControl w:val="1"/>
+            </w:pPr>
             <w:r>
               <w:rPr>
                 <w:rFonts w:ascii="Georgia" w:hAnsi="Georgia"/>
                 <w:sz w:val="19"/>
               </w:rPr>
-              <w:t xml:space="preserve">  gpt-3.5-turbo</w:t>
+              <w:t xml:space="preserve">gpt-3.5-turbo</w:t>
             </w:r>
           </w:p>
         </w:tc>
@@ -14194,12 +13241,33 @@
               <w:keepLines/>
               <w:widowControl w:val="1"/>
             </w:pPr>
+          </w:p>
+        </w:tc>
+        <w:tc>
+          <w:tcPr>
+            <w:tcBorders>
+              <w:left w:val="nil"/>
+              <w:right w:val="nil"/>
+              <w:top w:val="nil"/>
+              <w:bottom w:val="nil"/>
+            </w:tcBorders>
+            <w:vAlign w:val="center"/>
+          </w:tcPr>
+          <w:p>
+            <w:pPr>
+              <w:pStyle w:val="Compact"/>
+              <w:spacing w:before="0" w:after="20" w:line="240" w:lineRule="auto"/>
+              <w:jc w:val="center"/>
+              <w:keepNext w:val="0"/>
+              <w:keepLines/>
+              <w:widowControl w:val="1"/>
+            </w:pPr>
             <w:r>
               <w:rPr>
                 <w:rFonts w:ascii="Georgia" w:hAnsi="Georgia"/>
                 <w:sz w:val="19"/>
               </w:rPr>
-              <w:t xml:space="preserve">  llama-3.2-3b</w:t>
+              <w:t xml:space="preserve">llama-3.2-3b</w:t>
             </w:r>
           </w:p>
         </w:tc>
@@ -14759,133 +13827,6 @@
     </w:p>
     <w:p>
       <w:pPr>
-        <w:pStyle w:val="BodyText"/>
-        <w:jc w:val="both"/>
-        <w:keepNext w:val="0"/>
-        <w:keepLines w:val="0"/>
-        <w:widowControl w:val="1"/>
-      </w:pPr>
-      <w:r>
-        <w:rPr>
-          <w:b/>
-          <w:bCs/>
-        </w:rPr>
-        <w:t xml:space="preserve">Finding (domain-specific ranking).</w:t>
-      </w:r>
-      <w:r>
-        <w:t xml:space="preserve"> </w:t>
-      </w:r>
-      <w:r>
-        <w:t xml:space="preserve">Across four de-novo domains scored by one vendor-disjoint panel</w:t>
-      </w:r>
-      <w:r>
-        <w:t xml:space="preserve"> </w:t>
-      </w:r>
-      <w:r>
-        <w:t xml:space="preserve">(</w:t>
-      </w:r>
-      <m:oMath>
-        <m:r>
-          <m:t>1</m:t>
-        </m:r>
-        <m:r>
-          <m:rPr>
-            <m:sty m:val="p"/>
-          </m:rPr>
-          <m:t>,</m:t>
-        </m:r>
-        <m:r>
-          <m:t>800</m:t>
-        </m:r>
-      </m:oMath>
-      <w:r>
-        <w:t xml:space="preserve"> </w:t>
-      </w:r>
-      <w:r>
-        <w:t xml:space="preserve">evaluations), three different models take first place and the mean cross-domain rank agreement is weak</w:t>
-      </w:r>
-      <w:r>
-        <w:t xml:space="preserve"> </w:t>
-      </w:r>
-      <w:r>
-        <w:t xml:space="preserve">(Kendall </w:t>
-      </w:r>
-      <m:oMath>
-        <m:r>
-          <m:t>τ</m:t>
-        </m:r>
-        <m:r>
-          <m:rPr>
-            <m:sty m:val="p"/>
-          </m:rPr>
-          <m:t>=</m:t>
-        </m:r>
-        <m:r>
-          <m:t>0.19</m:t>
-        </m:r>
-      </m:oMath>
-      <w:r>
-        <w:t xml:space="preserve">); the winners are bootstrap-stable (</w:t>
-      </w:r>
-      <m:oMath>
-        <m:r>
-          <m:t>P</m:t>
-        </m:r>
-        <m:r>
-          <m:rPr>
-            <m:sty m:val="p"/>
-          </m:rPr>
-          <m:t>(</m:t>
-        </m:r>
-        <m:r>
-          <m:rPr>
-            <m:nor/>
-            <m:sty m:val="p"/>
-          </m:rPr>
-          <m:t>top</m:t>
-        </m:r>
-        <m:r>
-          <m:rPr>
-            <m:sty m:val="p"/>
-          </m:rPr>
-          <m:t>)</m:t>
-        </m:r>
-        <m:r>
-          <m:rPr>
-            <m:sty m:val="p"/>
-          </m:rPr>
-          <m:t>=</m:t>
-        </m:r>
-        <m:r>
-          <m:t>0.88</m:t>
-        </m:r>
-      </m:oMath>
-      <w:r>
-        <w:t xml:space="preserve">–</w:t>
-      </w:r>
-      <m:oMath>
-        <m:r>
-          <m:t>1.00</m:t>
-        </m:r>
-      </m:oMath>
-      <w:r>
-        <w:t xml:space="preserve">). A generic</w:t>
-      </w:r>
-      <w:r>
-        <w:t xml:space="preserve"> </w:t>
-      </w:r>
-      <w:r>
-        <w:t xml:space="preserve">leaderboard that pools the domains crowns a model that is domain-best in only one of the four, so a single number</w:t>
-      </w:r>
-      <w:r>
-        <w:t xml:space="preserve"> </w:t>
-      </w:r>
-      <w:r>
-        <w:t xml:space="preserve">misdirects three of four domain practitioners. Domain-specific evaluation is the operation CoEval is built to perform.</w:t>
-      </w:r>
-    </w:p>
-    <w:p>
-      <w:pPr>
         <w:spacing w:before="0" w:after="0" w:line="440" w:lineRule="exact"/>
         <w:rPr>
           <w:sz w:val="2"/>
@@ -14918,31 +13859,6 @@
         <w:keepLines/>
         <w:widowControl w:val="1"/>
       </w:pPr>
-      <m:oMath>
-        <m:r>
-          <m:t>1</m:t>
-        </m:r>
-      </m:oMath>
-      <m:oMath>
-        <m:r>
-          <m:t>1</m:t>
-        </m:r>
-      </m:oMath>
-      <m:oMath>
-        <m:r>
-          <m:t>5</m:t>
-        </m:r>
-      </m:oMath>
-      <m:oMath>
-        <m:r>
-          <m:t>5</m:t>
-        </m:r>
-      </m:oMath>
-      <m:oMath>
-        <m:r>
-          <m:t>1</m:t>
-        </m:r>
-      </m:oMath>
       <w:r>
         <w:rPr>
           <w:b/>
@@ -14962,7 +13878,7 @@
           <w:b w:val="0"/>
           <w:i/>
         </w:rPr>
-        <w:t>The same six candidate models ranked by the same cross-family panel on four CoEval-generated domains diverge: each cell is the model's rank ( = best) in that domain, rows ordered by the generic pooled leaderboard. Three distinct models win the four domains (highlighted), and the pooled-best model (gemini-flash) is domain-best in only one. gpt-4o-mini swings from st to th and claude-3.5-haiku from th to st across domains.</w:t>
+        <w:t>The same six candidate models ranked by the same cross-family panel on four CoEval-generated domains diverge: each cell is the model's rank (1 = best) in that domain, rows ordered by the generic pooled leaderboard. Three distinct models win the four domains (highlighted), and the pooled-best model (gemini-flash) is domain-best in only one. gpt-4o-mini swings from 1st to 5th and claude-3.5-haiku from 5th to 1st across domains.</w:t>
       </w:r>
     </w:p>
     <w:tbl>
@@ -19545,22 +18461,6 @@
         <w:keepLines/>
         <w:widowControl w:val="1"/>
       </w:pPr>
-      <m:oMath>
-        <m:r>
-          <m:t>0.342</m:t>
-        </m:r>
-        <m:r>
-          <m:rPr>
-            <m:sty m:val="p"/>
-          </m:rPr>
-          <m:t>&gt;</m:t>
-        </m:r>
-      </m:oMath>
-      <m:oMath>
-        <m:r>
-          <m:t>0.294</m:t>
-        </m:r>
-      </m:oMath>
       <w:r>
         <w:rPr>
           <w:b/>
@@ -19580,7 +18480,7 @@
           <w:b w:val="0"/>
           <w:i/>
         </w:rPr>
-        <w:t>Pairwise semantic similarity of the 22 auto-generated rubric criteria across four tasks. Block structure along the diagonal reflects task specialization (within-task  cross-task ), while a recurring “completeness” dimension forms a cross-task cluster.</w:t>
+        <w:t>Pairwise semantic similarity of the 22 auto-generated rubric criteria across four tasks. Block structure along the diagonal reflects task specialization (within-task 0.342 &gt; cross-task 0.294), while a recurring “completeness” dimension forms a cross-task cluster.</w:t>
       </w:r>
     </w:p>
     <w:bookmarkEnd w:id="115"/>
@@ -19857,11 +18757,6 @@
         <w:keepLines/>
         <w:widowControl w:val="1"/>
       </w:pPr>
-      <m:oMath>
-        <m:r>
-          <m:t>40</m:t>
-        </m:r>
-      </m:oMath>
       <w:r>
         <w:rPr>
           <w:b/>
@@ -19881,7 +18776,7 @@
           <w:b w:val="0"/>
           <w:i/>
         </w:rPr>
-        <w:t>From a one-line description to a scored benchmark, for three domains with no public labeled data. The attribute strata and rubric criteria are auto-generated by the teacher; each domain yields  stratified, contamination-free items, scored by the cross-family panel.</w:t>
+        <w:t>From a one-line description to a scored benchmark, for three domains with no public labeled data. The attribute strata and rubric criteria are auto-generated by the teacher; each domain yields 40 stratified, contamination-free items, scored by the cross-family panel.</w:t>
       </w:r>
     </w:p>
     <w:tbl>

--- a/docs/paper/CoEval_twocolumn.docx
+++ b/docs/paper/CoEval_twocolumn.docx
@@ -179,13 +179,37 @@
         <w:t xml:space="preserve">sub-domain or sub-task</w:t>
       </w:r>
       <w:r>
-        <w:t xml:space="preserve">, and its scores are suspect when its items leaked into pretraining and</w:t>
-      </w:r>
-      <w:r>
-        <w:t xml:space="preserve"> </w:t>
-      </w:r>
-      <w:r>
-        <w:t xml:space="preserve">are recalled rather than solved. We present</w:t>
+        <w:t xml:space="preserve">, and its scores are suspect when its items have</w:t>
+      </w:r>
+      <w:r>
+        <w:t xml:space="preserve"> </w:t>
+      </w:r>
+      <w:r>
+        <w:rPr>
+          <w:i/>
+          <w:iCs/>
+        </w:rPr>
+        <w:t xml:space="preserve">leaked into</w:t>
+      </w:r>
+      <w:r>
+        <w:rPr>
+          <w:i/>
+          <w:iCs/>
+        </w:rPr>
+        <w:t xml:space="preserve"> </w:t>
+      </w:r>
+      <w:r>
+        <w:rPr>
+          <w:i/>
+          <w:iCs/>
+        </w:rPr>
+        <w:t xml:space="preserve">pretraining</w:t>
+      </w:r>
+      <w:r>
+        <w:t xml:space="preserve"> </w:t>
+      </w:r>
+      <w:r>
+        <w:t xml:space="preserve">and are recalled rather than solved. We present</w:t>
       </w:r>
       <w:r>
         <w:t xml:space="preserve"> </w:t>
@@ -198,13 +222,13 @@
         <w:t xml:space="preserve">CoEval</w:t>
       </w:r>
       <w:r>
-        <w:t xml:space="preserve">, an open framework that supplies a trustworthy,</w:t>
-      </w:r>
-      <w:r>
-        <w:t xml:space="preserve"> </w:t>
-      </w:r>
-      <w:r>
-        <w:t xml:space="preserve">task-specific signal through</w:t>
+        <w:t xml:space="preserve">, an open framework that</w:t>
+      </w:r>
+      <w:r>
+        <w:t xml:space="preserve"> </w:t>
+      </w:r>
+      <w:r>
+        <w:t xml:space="preserve">supplies a trustworthy, task-specific signal through</w:t>
       </w:r>
       <w:r>
         <w:t xml:space="preserve"> </w:t>
@@ -217,25 +241,70 @@
         <w:t xml:space="preserve">ensemble self-evaluation</w:t>
       </w:r>
       <w:r>
-        <w:t xml:space="preserve">: from a task or domain description, a pool of models</w:t>
-      </w:r>
-      <w:r>
-        <w:t xml:space="preserve"> </w:t>
-      </w:r>
-      <w:r>
-        <w:t xml:space="preserve">is rotated through teacher and judge roles to generate a fresh, contamination-free benchmark and score the candidates</w:t>
-      </w:r>
-      <w:r>
-        <w:t xml:space="preserve"> </w:t>
-      </w:r>
-      <w:r>
-        <w:t xml:space="preserve">with no human labels or raters, jointly weighting questions by discriminative power and judges by panel consensus.</w:t>
-      </w:r>
-      <w:r>
-        <w:t xml:space="preserve"> </w:t>
-      </w:r>
-      <w:r>
-        <w:t xml:space="preserve">Where ground truth exists, CoEval recovers the true ranking and tracks objective correctness at</w:t>
+        <w:t xml:space="preserve">: from a task or domain</w:t>
+      </w:r>
+      <w:r>
+        <w:t xml:space="preserve"> </w:t>
+      </w:r>
+      <w:r>
+        <w:t xml:space="preserve">description, a pool of models rotates through all three roles,</w:t>
+      </w:r>
+      <w:r>
+        <w:t xml:space="preserve"> </w:t>
+      </w:r>
+      <w:r>
+        <w:rPr>
+          <w:i/>
+          <w:iCs/>
+        </w:rPr>
+        <w:t xml:space="preserve">teacher</w:t>
+      </w:r>
+      <w:r>
+        <w:t xml:space="preserve">,</w:t>
+      </w:r>
+      <w:r>
+        <w:t xml:space="preserve"> </w:t>
+      </w:r>
+      <w:r>
+        <w:rPr>
+          <w:i/>
+          <w:iCs/>
+        </w:rPr>
+        <w:t xml:space="preserve">student</w:t>
+      </w:r>
+      <w:r>
+        <w:t xml:space="preserve">, and</w:t>
+      </w:r>
+      <w:r>
+        <w:t xml:space="preserve"> </w:t>
+      </w:r>
+      <w:r>
+        <w:rPr>
+          <w:i/>
+          <w:iCs/>
+        </w:rPr>
+        <w:t xml:space="preserve">judge</w:t>
+      </w:r>
+      <w:r>
+        <w:t xml:space="preserve">, to generate a fresh, contamination-free benchmark, answer it, and score one another, with no human</w:t>
+      </w:r>
+      <w:r>
+        <w:t xml:space="preserve"> </w:t>
+      </w:r>
+      <w:r>
+        <w:t xml:space="preserve">labels or raters. Because every model also answers as a student, the responses are the data that weight each question</w:t>
+      </w:r>
+      <w:r>
+        <w:t xml:space="preserve"> </w:t>
+      </w:r>
+      <w:r>
+        <w:t xml:space="preserve">by its discriminative power and each judge by its consensus with the panel. Where ground truth exists, CoEval</w:t>
+      </w:r>
+      <w:r>
+        <w:t xml:space="preserve"> </w:t>
+      </w:r>
+      <w:r>
+        <w:t xml:space="preserve">recovers the true ranking and tracks objective correctness at</w:t>
       </w:r>
       <w:r>
         <w:t xml:space="preserve"> </w:t>
@@ -255,13 +324,13 @@
         </m:r>
       </m:oMath>
       <w:r>
-        <w:t xml:space="preserve">, and</w:t>
-      </w:r>
-      <w:r>
-        <w:t xml:space="preserve"> </w:t>
-      </w:r>
-      <w:r>
-        <w:t xml:space="preserve">the weighting recovers the gold ranking of thirteen models at Spearman</w:t>
+        <w:t xml:space="preserve">, and the weighting recovers the gold</w:t>
+      </w:r>
+      <w:r>
+        <w:t xml:space="preserve"> </w:t>
+      </w:r>
+      <w:r>
+        <w:t xml:space="preserve">ranking of thirteen models at Spearman</w:t>
       </w:r>
       <w:r>
         <w:t xml:space="preserve"> </w:t>
@@ -285,13 +354,19 @@
         <w:t xml:space="preserve">composition</w:t>
       </w:r>
       <w:r>
-        <w:t xml:space="preserve">, not size, and is label-free on both sides: peer disagreement zeroes out broken judges, while low</w:t>
-      </w:r>
-      <w:r>
-        <w:t xml:space="preserve"> </w:t>
-      </w:r>
-      <w:r>
-        <w:t xml:space="preserve">discriminative power down-weights challenges that fail to separate the candidates. Generated items show</w:t>
+        <w:t xml:space="preserve">, not size: this</w:t>
+      </w:r>
+      <w:r>
+        <w:t xml:space="preserve"> </w:t>
+      </w:r>
+      <w:r>
+        <w:t xml:space="preserve">label-free weighting zeroes out broken judges and down-weights saturated questions, so neither distorts the ranking.</w:t>
+      </w:r>
+      <w:r>
+        <w:t xml:space="preserve"> </w:t>
+      </w:r>
+      <w:r>
+        <w:t xml:space="preserve">Generated items show</w:t>
       </w:r>
       <w:r>
         <w:t xml:space="preserve"> </w:t>
@@ -307,13 +382,13 @@
         <w:t xml:space="preserve"> </w:t>
       </w:r>
       <w:r>
-        <w:t xml:space="preserve">verbatim overlap with five public benchmarks, the panel cancels verbosity bias and precludes same-family</w:t>
-      </w:r>
-      <w:r>
-        <w:t xml:space="preserve"> </w:t>
-      </w:r>
-      <w:r>
-        <w:t xml:space="preserve">self-preference, and rankings are</w:t>
+        <w:t xml:space="preserve">verbatim overlap with five public benchmarks, the panel cancels verbosity bias and</w:t>
+      </w:r>
+      <w:r>
+        <w:t xml:space="preserve"> </w:t>
+      </w:r>
+      <w:r>
+        <w:t xml:space="preserve">precludes same-family self-preference, and rankings are</w:t>
       </w:r>
       <w:r>
         <w:t xml:space="preserve"> </w:t>
@@ -326,19 +401,19 @@
         <w:t xml:space="preserve">domain-specific</w:t>
       </w:r>
       <w:r>
-        <w:t xml:space="preserve">: three different models top four domains, so a generic</w:t>
-      </w:r>
-      <w:r>
-        <w:t xml:space="preserve"> </w:t>
-      </w:r>
-      <w:r>
-        <w:t xml:space="preserve">leaderboard misdirects most practitioners. The same pipeline reruns on each model release, giving any team a</w:t>
-      </w:r>
-      <w:r>
-        <w:t xml:space="preserve"> </w:t>
-      </w:r>
-      <w:r>
-        <w:t xml:space="preserve">contamination-free leaderboard for its application.</w:t>
+        <w:t xml:space="preserve">: three different models top four</w:t>
+      </w:r>
+      <w:r>
+        <w:t xml:space="preserve"> </w:t>
+      </w:r>
+      <w:r>
+        <w:t xml:space="preserve">de-novo domains, so a generic leaderboard misdirects most practitioners. The same pipeline reruns on each model</w:t>
+      </w:r>
+      <w:r>
+        <w:t xml:space="preserve"> </w:t>
+      </w:r>
+      <w:r>
+        <w:t xml:space="preserve">release, giving any team a contamination-free leaderboard for its application.</w:t>
       </w:r>
     </w:p>
     <w:p>
@@ -876,19 +951,64 @@
         <w:t xml:space="preserve"> </w:t>
       </w:r>
       <w:r>
-        <w:t xml:space="preserve">pool of models is rotated through teacher and judge roles to generate a fresh, contamination-free benchmark and score</w:t>
-      </w:r>
-      <w:r>
-        <w:t xml:space="preserve"> </w:t>
-      </w:r>
-      <w:r>
-        <w:t xml:space="preserve">the candidate models, jointly weighting questions by their discriminative power and judges by their consensus with the</w:t>
-      </w:r>
-      <w:r>
-        <w:t xml:space="preserve"> </w:t>
-      </w:r>
-      <w:r>
-        <w:t xml:space="preserve">panel. CoEval contributes:</w:t>
+        <w:t xml:space="preserve">pool of models rotates through all three roles,</w:t>
+      </w:r>
+      <w:r>
+        <w:t xml:space="preserve"> </w:t>
+      </w:r>
+      <w:r>
+        <w:rPr>
+          <w:i/>
+          <w:iCs/>
+        </w:rPr>
+        <w:t xml:space="preserve">teacher</w:t>
+      </w:r>
+      <w:r>
+        <w:t xml:space="preserve">,</w:t>
+      </w:r>
+      <w:r>
+        <w:t xml:space="preserve"> </w:t>
+      </w:r>
+      <w:r>
+        <w:rPr>
+          <w:i/>
+          <w:iCs/>
+        </w:rPr>
+        <w:t xml:space="preserve">student</w:t>
+      </w:r>
+      <w:r>
+        <w:t xml:space="preserve">, and</w:t>
+      </w:r>
+      <w:r>
+        <w:t xml:space="preserve"> </w:t>
+      </w:r>
+      <w:r>
+        <w:rPr>
+          <w:i/>
+          <w:iCs/>
+        </w:rPr>
+        <w:t xml:space="preserve">judge</w:t>
+      </w:r>
+      <w:r>
+        <w:t xml:space="preserve">, to generate a</w:t>
+      </w:r>
+      <w:r>
+        <w:t xml:space="preserve"> </w:t>
+      </w:r>
+      <w:r>
+        <w:t xml:space="preserve">fresh, contamination-free benchmark, answer it, and score one another. Because every model also answers as a student,</w:t>
+      </w:r>
+      <w:r>
+        <w:t xml:space="preserve"> </w:t>
+      </w:r>
+      <w:r>
+        <w:t xml:space="preserve">the responses provide the data that weight each question by its discriminative power and each judge by its consensus</w:t>
+      </w:r>
+      <w:r>
+        <w:t xml:space="preserve"> </w:t>
+      </w:r>
+      <w:r>
+        <w:t xml:space="preserve">with the panel. CoEval contributes:</w:t>
       </w:r>
     </w:p>
     <w:p>
@@ -15390,7 +15510,7 @@
         <w:t xml:space="preserve"> </w:t>
       </w:r>
       <w:r>
-        <w:t xml:space="preserve">that ranks language models for a specific application when neither labeled data nor a trustworthy benchmark is available: from a task description alone, a pool of models is rotated through teacher and judge roles to generate a fresh, contamination-resistant benchmark and rank the candidate models, jointly weighting questions by their discriminative power and judges by their consensus, with no human annotation. CoEval delivers</w:t>
+        <w:t xml:space="preserve">that ranks language models for a specific application when neither labeled data nor a trustworthy benchmark is available: from a task description alone, a pool of models rotates through all three roles, teacher, student, and judge, to generate a fresh, contamination-resistant benchmark, answer it, and rank the candidates, jointly weighting questions by discriminative power and judges by consensus, with no human annotation. Because every model also answers as a student, the same responses supply the data for both label-free weights. CoEval delivers</w:t>
       </w:r>
       <w:r>
         <w:t xml:space="preserve"> </w:t>

--- a/docs/paper/CoEval_twocolumn.docx
+++ b/docs/paper/CoEval_twocolumn.docx
@@ -1299,7 +1299,7 @@
         <w:t xml:space="preserve"> </w:t>
       </w:r>
       <w:r>
-        <w:t xml:space="preserve">domain and is cheap enough to re-run on every model release, so a team obtains a renewable, application-specific</w:t>
+        <w:t xml:space="preserve">domain and re-runs unchanged on every model release, so a team obtains a renewable, application-specific</w:t>
       </w:r>
       <w:r>
         <w:t xml:space="preserve"> </w:t>
@@ -1311,7 +1311,7 @@
         <w:t xml:space="preserve"> </w:t>
       </w:r>
       <w:r>
-        <w:t xml:space="preserve">de-novo domains three different models take first place (Section 5.8), so a single generic leaderboard</w:t>
+        <w:t xml:space="preserve">de-novo domains three different models take first place (Section 5.7), so a single generic leaderboard</w:t>
       </w:r>
       <w:r>
         <w:t xml:space="preserve"> </w:t>
@@ -4498,7 +4498,7 @@
           <w:b w:val="0"/>
           <w:i/>
         </w:rPr>
-        <w:t>Experimental configurations. Judge panels differ by experiment because the ground-truth anchor (5.1) uses a frontier cross-family panel while the bias and reliability studies (5.2–5.3) use a deliberately heterogeneous panel that includes weak open-weight judges; the verticals (5.4, 5.8) reuse one fixed cross-family panel. All students are gpt-4o-mini, gpt-3.5-turbo, and llama-3.2-3b unless noted.</w:t>
+        <w:t>Experimental configurations. Judge panels differ by experiment because the ground-truth anchor (5.1) uses a frontier cross-family panel while the bias and reliability studies (5.2–5.3) use a deliberately heterogeneous panel that includes weak open-weight judges; the verticals (5.4, 5.7) reuse one fixed cross-family panel. All students are gpt-4o-mini, gpt-3.5-turbo, and llama-3.2-3b unless noted.</w:t>
       </w:r>
     </w:p>
     <w:tbl>
@@ -4507,7 +4507,7 @@
         <w:tblW w:type="pct" w:w="5000"/>
         <w:jc w:val="center"/>
         <w:tblLook w:firstRow="1" w:lastRow="0" w:firstColumn="0" w:lastColumn="0" w:noHBand="0" w:noVBand="0" w:val="0020"/>
-        <w:tblCaption w:val="Table 1. Experimental configurations. Judge panels differ by experiment because the ground-truth anchor (5.1) uses a frontier cross-family panel while the bias and reliability studies (5.2–5.3) use a deliberately heterogeneous panel that includes weak open-weight judges; the verticals (5.4, 5.8) reuse one fixed cross-family panel. All students are gpt-4o-mini, gpt-3.5-turbo, and llama-3.2-3b unless noted."/>
+        <w:tblCaption w:val="Table 1. Experimental configurations. Judge panels differ by experiment because the ground-truth anchor (5.1) uses a frontier cross-family panel while the bias and reliability studies (5.2–5.3) use a deliberately heterogeneous panel that includes weak open-weight judges; the verticals (5.4, 5.7) reuse one fixed cross-family panel. All students are gpt-4o-mini, gpt-3.5-turbo, and llama-3.2-3b unless noted."/>
         <w:tblLayout w:type="autofit"/>
         <w:tblBorders>
           <w:top w:val="single" w:sz="10" w:color="4F6272"/>
@@ -5016,7 +5016,7 @@
                 <w:rFonts w:ascii="Georgia" w:hAnsi="Georgia"/>
                 <w:sz w:val="19"/>
               </w:rPr>
-              <w:t xml:space="preserve">5.4, 5.7 verticals</w:t>
+              <w:t xml:space="preserve">5.4, 5.6 verticals</w:t>
             </w:r>
           </w:p>
         </w:tc>
@@ -5246,7 +5246,7 @@
       </w:pPr>
     </w:p>
     <w:bookmarkEnd w:id="23"/>
-    <w:bookmarkStart w:id="41" w:name="results"/>
+    <w:bookmarkStart w:id="40" w:name="results"/>
     <w:p>
       <w:pPr>
         <w:pStyle w:val="Heading2"/>
@@ -5403,7 +5403,7 @@
         <w:t xml:space="preserve">contamination-free</w:t>
       </w:r>
       <w:r>
-        <w:t xml:space="preserve">, and Section 5.6 shows the process is cheap enough to re-run per use case. Section 5.7 exercises the complete tool on three custom verticals (drug interaction, clinical, legal) with no labeled data, and Section 5.8 shows that rankings are domain-specific: across four de-novo domains three different models take first place, so a generic leaderboard misdirects the practitioner that CoEval's per-domain ranking serves.</w:t>
+        <w:t xml:space="preserve">. Section 5.6 exercises the complete tool on three custom verticals (drug interaction, clinical, legal) with no labeled data, and Section 5.7 shows that rankings are domain-specific: across four de-novo domains three different models take first place, so a generic leaderboard misdirects the practitioner that CoEval's per-domain ranking serves.</w:t>
       </w:r>
     </w:p>
     <w:bookmarkStart w:id="27" w:name="ground-truth-correlation"/>
@@ -8945,7 +8945,7 @@
         <w:t xml:space="preserve"> </w:t>
       </w:r>
       <w:r>
-        <w:t xml:space="preserve">of Section 3.3, which leans on the items that separate models (Section 5.7)</w:t>
+        <w:t xml:space="preserve">of Section 3.3, which leans on the items that separate models (Section 5.6)</w:t>
       </w:r>
       <w:r>
         <w:t xml:space="preserve"> </w:t>
@@ -11122,7 +11122,7 @@
         <w:widowControl w:val="1"/>
       </w:pPr>
       <w:r>
-        <w:t xml:space="preserve">We also measure the residual same-family preference directly. The vertical case studies (Section 5.7) include</w:t>
+        <w:t xml:space="preserve">We also measure the residual same-family preference directly. The vertical case studies (Section 5.6) include</w:t>
       </w:r>
       <w:r>
         <w:t xml:space="preserve"> </w:t>
@@ -11829,7 +11829,7 @@
       </w:r>
     </w:p>
     <w:bookmarkEnd w:id="37"/>
-    <w:bookmarkStart w:id="38" w:name="cost"/>
+    <w:bookmarkStart w:id="38" w:name="putting-it-together-domain-case-studies"/>
     <w:p>
       <w:pPr>
         <w:pStyle w:val="Heading3"/>
@@ -11838,7 +11838,7 @@
         <w:widowControl w:val="1"/>
       </w:pPr>
       <w:r>
-        <w:t xml:space="preserve">5.6 Cost</w:t>
+        <w:t xml:space="preserve">5.6 Putting it together: domain case studies</w:t>
       </w:r>
     </w:p>
     <w:p>
@@ -11850,39 +11850,23 @@
         <w:widowControl w:val="1"/>
       </w:pPr>
       <w:r>
-        <w:t xml:space="preserve">The entire four-task medium-scale study, teacher generation, student response collection, cross-family judging,</w:t>
-      </w:r>
-      <w:r>
-        <w:t xml:space="preserve"> </w:t>
-      </w:r>
-      <w:r>
-        <w:t xml:space="preserve">and analysis, produced</w:t>
-      </w:r>
-      <w:r>
-        <w:t xml:space="preserve"> </w:t>
-      </w:r>
-      <w:r>
-        <w:rPr>
-          <w:b/>
-          <w:bCs/>
-        </w:rPr>
-        <w:t xml:space="preserve">7,978 valid evaluations</w:t>
-      </w:r>
-      <w:r>
-        <w:t xml:space="preserve"> </w:t>
-      </w:r>
-      <w:r>
-        <w:t xml:space="preserve">for a total cost of</w:t>
-      </w:r>
-      <w:r>
-        <w:t xml:space="preserve"> </w:t>
-      </w:r>
-      <w:r>
-        <w:rPr>
-          <w:b/>
-          <w:bCs/>
-        </w:rPr>
-        <w:t xml:space="preserve">USD 5.89</w:t>
+        <w:t xml:space="preserve">The preceding sections validate CoEval's components where ground truth is available. We now exercise the complete tool</w:t>
+      </w:r>
+      <w:r>
+        <w:t xml:space="preserve"> </w:t>
+      </w:r>
+      <w:r>
+        <w:t xml:space="preserve">in its intended regime on three custom verticals,</w:t>
+      </w:r>
+      <w:r>
+        <w:t xml:space="preserve"> </w:t>
+      </w:r>
+      <w:r>
+        <w:rPr>
+          <w:i/>
+          <w:iCs/>
+        </w:rPr>
+        <w:t xml:space="preserve">drug–drug interaction reasoning</w:t>
       </w:r>
       <w:r>
         <w:t xml:space="preserve">,</w:t>
@@ -11891,48 +11875,105 @@
         <w:t xml:space="preserve"> </w:t>
       </w:r>
       <w:r>
-        <w:t xml:space="preserve">fully automated and with no human annotation. At roughly USD 0.00074 per evaluation, contamination-free, domain-targeted,</w:t>
-      </w:r>
-      <w:r>
-        <w:t xml:space="preserve"> </w:t>
-      </w:r>
-      <w:r>
-        <w:t xml:space="preserve">bias-cancelled evaluation is inexpensive enough to re-run on every model release, which is exactly what a renewable,</w:t>
-      </w:r>
-      <w:r>
-        <w:t xml:space="preserve"> </w:t>
-      </w:r>
-      <w:r>
-        <w:t xml:space="preserve">contamination-resistant benchmark requires. At roughly</w:t>
-      </w:r>
-      <w:r>
-        <w:t xml:space="preserve"> </w:t>
-      </w:r>
-      <m:oMath>
-        <m:r>
-          <m:t>1</m:t>
-        </m:r>
-        <m:r>
-          <m:rPr>
-            <m:sty m:val="p"/>
-          </m:rPr>
-          <m:t>,</m:t>
-        </m:r>
-        <m:r>
-          <m:t>350</m:t>
-        </m:r>
-      </m:oMath>
-      <w:r>
-        <w:t xml:space="preserve"> </w:t>
-      </w:r>
-      <w:r>
-        <w:t xml:space="preserve">evaluations per dollar, CoEval runs two to three</w:t>
-      </w:r>
-      <w:r>
-        <w:t xml:space="preserve"> </w:t>
-      </w:r>
-      <w:r>
-        <w:t xml:space="preserve">orders of magnitude cheaper than typical human annotation (</w:t>
+        <w:rPr>
+          <w:i/>
+          <w:iCs/>
+        </w:rPr>
+        <w:t xml:space="preserve">clinical</w:t>
+      </w:r>
+      <w:r>
+        <w:rPr>
+          <w:i/>
+          <w:iCs/>
+        </w:rPr>
+        <w:t xml:space="preserve"> </w:t>
+      </w:r>
+      <w:r>
+        <w:rPr>
+          <w:i/>
+          <w:iCs/>
+        </w:rPr>
+        <w:t xml:space="preserve">reasoning</w:t>
+      </w:r>
+      <w:r>
+        <w:t xml:space="preserve">, and</w:t>
+      </w:r>
+      <w:r>
+        <w:t xml:space="preserve"> </w:t>
+      </w:r>
+      <w:r>
+        <w:rPr>
+          <w:i/>
+          <w:iCs/>
+        </w:rPr>
+        <w:t xml:space="preserve">legal analysis</w:t>
+      </w:r>
+      <w:r>
+        <w:t xml:space="preserve">, for which we assume no task-specific labeled data and no trustworthy</w:t>
+      </w:r>
+      <w:r>
+        <w:t xml:space="preserve"> </w:t>
+      </w:r>
+      <w:r>
+        <w:t xml:space="preserve">public benchmark. The drug-interaction vertical is the sharpest case for the framework's premise: a well-known public</w:t>
+      </w:r>
+      <w:r>
+        <w:t xml:space="preserve"> </w:t>
+      </w:r>
+      <w:r>
+        <w:t xml:space="preserve">benchmark exists (DDIExtraction-2013) but is a relation-</w:t>
+      </w:r>
+      <w:r>
+        <w:rPr>
+          <w:i/>
+          <w:iCs/>
+        </w:rPr>
+        <w:t xml:space="preserve">extraction</w:t>
+      </w:r>
+      <w:r>
+        <w:t xml:space="preserve"> </w:t>
+      </w:r>
+      <w:r>
+        <w:t xml:space="preserve">corpus rather than clinical-decision</w:t>
+      </w:r>
+      <w:r>
+        <w:t xml:space="preserve"> </w:t>
+      </w:r>
+      <w:r>
+        <w:t xml:space="preserve">reasoning, and is old and freely available enough to be presumed present in pretraining, while the few clinically</w:t>
+      </w:r>
+      <w:r>
+        <w:t xml:space="preserve"> </w:t>
+      </w:r>
+      <w:r>
+        <w:t xml:space="preserve">realistic DDI-reasoning sets are private and number only in the hundreds of items. From a one-line description per</w:t>
+      </w:r>
+      <w:r>
+        <w:t xml:space="preserve"> </w:t>
+      </w:r>
+      <w:r>
+        <w:t xml:space="preserve">vertical, CoEval's teacher generated 40 attribute-stratified items (for drug interactions, stratified over severity,</w:t>
+      </w:r>
+      <w:r>
+        <w:t xml:space="preserve"> </w:t>
+      </w:r>
+      <w:r>
+        <w:t xml:space="preserve">mechanism, and patient context), three candidate models answered them, and the cross-family ensemble</w:t>
+      </w:r>
+      <w:r>
+        <w:t xml:space="preserve"> </w:t>
+      </w:r>
+      <w:r>
+        <w:t xml:space="preserve">(OpenAI + Anthropic + Google) scored every response, all from a single configuration file, with</w:t>
+      </w:r>
+      <w:r>
+        <w:t xml:space="preserve"> </w:t>
+      </w:r>
+      <w:r>
+        <w:t xml:space="preserve">no human labels or raters.</w:t>
+      </w:r>
+      <w:r>
+        <w:t xml:space="preserve"> </w:t>
       </w:r>
       <w:hyperlink w:anchor="appC">
         <w:r>
@@ -11940,165 +11981,6 @@
             <w:rStyle w:val="Hyperlink"/>
           </w:rPr>
           <w:t xml:space="preserve">Appendix C</w:t>
-        </w:r>
-      </w:hyperlink>
-      <w:r>
-        <w:t xml:space="preserve">).</w:t>
-      </w:r>
-    </w:p>
-    <w:bookmarkEnd w:id="38"/>
-    <w:bookmarkStart w:id="39" w:name="putting-it-together-domain-case-studies"/>
-    <w:p>
-      <w:pPr>
-        <w:pStyle w:val="Heading3"/>
-        <w:keepNext/>
-        <w:keepLines/>
-        <w:widowControl w:val="1"/>
-      </w:pPr>
-      <w:r>
-        <w:t xml:space="preserve">5.7 Putting it together: domain case studies</w:t>
-      </w:r>
-    </w:p>
-    <w:p>
-      <w:pPr>
-        <w:pStyle w:val="FirstParagraph"/>
-        <w:jc w:val="both"/>
-        <w:keepNext w:val="0"/>
-        <w:keepLines w:val="0"/>
-        <w:widowControl w:val="1"/>
-      </w:pPr>
-      <w:r>
-        <w:t xml:space="preserve">The preceding sections validate CoEval's components where ground truth is available. We now exercise the complete tool</w:t>
-      </w:r>
-      <w:r>
-        <w:t xml:space="preserve"> </w:t>
-      </w:r>
-      <w:r>
-        <w:t xml:space="preserve">in its intended regime on three custom verticals,</w:t>
-      </w:r>
-      <w:r>
-        <w:t xml:space="preserve"> </w:t>
-      </w:r>
-      <w:r>
-        <w:rPr>
-          <w:i/>
-          <w:iCs/>
-        </w:rPr>
-        <w:t xml:space="preserve">drug–drug interaction reasoning</w:t>
-      </w:r>
-      <w:r>
-        <w:t xml:space="preserve">,</w:t>
-      </w:r>
-      <w:r>
-        <w:t xml:space="preserve"> </w:t>
-      </w:r>
-      <w:r>
-        <w:rPr>
-          <w:i/>
-          <w:iCs/>
-        </w:rPr>
-        <w:t xml:space="preserve">clinical</w:t>
-      </w:r>
-      <w:r>
-        <w:rPr>
-          <w:i/>
-          <w:iCs/>
-        </w:rPr>
-        <w:t xml:space="preserve"> </w:t>
-      </w:r>
-      <w:r>
-        <w:rPr>
-          <w:i/>
-          <w:iCs/>
-        </w:rPr>
-        <w:t xml:space="preserve">reasoning</w:t>
-      </w:r>
-      <w:r>
-        <w:t xml:space="preserve">, and</w:t>
-      </w:r>
-      <w:r>
-        <w:t xml:space="preserve"> </w:t>
-      </w:r>
-      <w:r>
-        <w:rPr>
-          <w:i/>
-          <w:iCs/>
-        </w:rPr>
-        <w:t xml:space="preserve">legal analysis</w:t>
-      </w:r>
-      <w:r>
-        <w:t xml:space="preserve">, for which we assume no task-specific labeled data and no trustworthy</w:t>
-      </w:r>
-      <w:r>
-        <w:t xml:space="preserve"> </w:t>
-      </w:r>
-      <w:r>
-        <w:t xml:space="preserve">public benchmark. The drug-interaction vertical is the sharpest case for the framework's premise: a well-known public</w:t>
-      </w:r>
-      <w:r>
-        <w:t xml:space="preserve"> </w:t>
-      </w:r>
-      <w:r>
-        <w:t xml:space="preserve">benchmark exists (DDIExtraction-2013) but is a relation-</w:t>
-      </w:r>
-      <w:r>
-        <w:rPr>
-          <w:i/>
-          <w:iCs/>
-        </w:rPr>
-        <w:t xml:space="preserve">extraction</w:t>
-      </w:r>
-      <w:r>
-        <w:t xml:space="preserve"> </w:t>
-      </w:r>
-      <w:r>
-        <w:t xml:space="preserve">corpus rather than clinical-decision</w:t>
-      </w:r>
-      <w:r>
-        <w:t xml:space="preserve"> </w:t>
-      </w:r>
-      <w:r>
-        <w:t xml:space="preserve">reasoning, and is old and freely available enough to be presumed present in pretraining, while the few clinically</w:t>
-      </w:r>
-      <w:r>
-        <w:t xml:space="preserve"> </w:t>
-      </w:r>
-      <w:r>
-        <w:t xml:space="preserve">realistic DDI-reasoning sets are private and number only in the hundreds of items. From a one-line description per</w:t>
-      </w:r>
-      <w:r>
-        <w:t xml:space="preserve"> </w:t>
-      </w:r>
-      <w:r>
-        <w:t xml:space="preserve">vertical, CoEval's teacher generated 40 attribute-stratified items (for drug interactions, stratified over severity,</w:t>
-      </w:r>
-      <w:r>
-        <w:t xml:space="preserve"> </w:t>
-      </w:r>
-      <w:r>
-        <w:t xml:space="preserve">mechanism, and patient context), three candidate models answered them, and the cross-family ensemble</w:t>
-      </w:r>
-      <w:r>
-        <w:t xml:space="preserve"> </w:t>
-      </w:r>
-      <w:r>
-        <w:t xml:space="preserve">(OpenAI + Anthropic + Google) scored every response, all from a single configuration file, with</w:t>
-      </w:r>
-      <w:r>
-        <w:t xml:space="preserve"> </w:t>
-      </w:r>
-      <w:r>
-        <w:t xml:space="preserve">no human labels or raters.</w:t>
-      </w:r>
-      <w:r>
-        <w:t xml:space="preserve"> </w:t>
-      </w:r>
-      <w:hyperlink w:anchor="appD">
-        <w:r>
-          <w:rPr>
-            <w:rStyle w:val="Hyperlink"/>
-          </w:rPr>
-          <w:t xml:space="preserve">Appendix D</w:t>
         </w:r>
       </w:hyperlink>
       <w:r>
@@ -13446,8 +13328,8 @@
         </w:sectPr>
       </w:pPr>
     </w:p>
-    <w:bookmarkEnd w:id="39"/>
-    <w:bookmarkStart w:id="40" w:name="X5b909f8979da9f44974797188bca91411bc1d26"/>
+    <w:bookmarkEnd w:id="38"/>
+    <w:bookmarkStart w:id="39" w:name="X5b909f8979da9f44974797188bca91411bc1d26"/>
     <w:p>
       <w:pPr>
         <w:pStyle w:val="Heading3"/>
@@ -13456,7 +13338,7 @@
         <w:widowControl w:val="1"/>
       </w:pPr>
       <w:r>
-        <w:t xml:space="preserve">5.8 Rankings are domain-specific: why a generic leaderboard misleads</w:t>
+        <w:t xml:space="preserve">5.7 Rankings are domain-specific: why a generic leaderboard misleads</w:t>
       </w:r>
     </w:p>
     <w:p>
@@ -13628,7 +13510,7 @@
         <w:t xml:space="preserve"> </w:t>
       </w:r>
       <w:r>
-        <w:t xml:space="preserve">evaluations at full coverage, from one configuration file, for USD 0.83.</w:t>
+        <w:t xml:space="preserve">evaluations at full coverage, from one configuration file.</w:t>
       </w:r>
     </w:p>
     <w:p>
@@ -15263,9 +15145,9 @@
         </w:sectPr>
       </w:pPr>
     </w:p>
+    <w:bookmarkEnd w:id="39"/>
     <w:bookmarkEnd w:id="40"/>
-    <w:bookmarkEnd w:id="41"/>
-    <w:bookmarkStart w:id="42" w:name="discussion"/>
+    <w:bookmarkStart w:id="41" w:name="discussion"/>
     <w:p>
       <w:pPr>
         <w:pStyle w:val="Heading2"/>
@@ -15433,7 +15315,7 @@
         <w:t xml:space="preserve"> </w:t>
       </w:r>
       <w:r>
-        <w:t xml:space="preserve">exact-match QA, where labels exist; on subjective custom domains (Section 5.7) we rely on the cross-family</w:t>
+        <w:t xml:space="preserve">exact-match QA, where labels exist; on subjective custom domains (Section 5.6) we rely on the cross-family</w:t>
       </w:r>
       <w:r>
         <w:t xml:space="preserve"> </w:t>
@@ -15451,7 +15333,7 @@
         <w:t xml:space="preserve"> </w:t>
       </w:r>
       <w:r>
-        <w:t xml:space="preserve">(Section 5.8), and a thirteen-model rank-recovery check (Section 5.2); broader model pools and additional</w:t>
+        <w:t xml:space="preserve">(Section 5.7), and a thirteen-model rank-recovery check (Section 5.2); broader model pools and additional</w:t>
       </w:r>
       <w:r>
         <w:t xml:space="preserve"> </w:t>
@@ -15472,8 +15354,8 @@
         <w:t xml:space="preserve">against any model's full pretraining corpus.</w:t>
       </w:r>
     </w:p>
-    <w:bookmarkEnd w:id="42"/>
-    <w:bookmarkStart w:id="43" w:name="conclusion"/>
+    <w:bookmarkEnd w:id="41"/>
+    <w:bookmarkStart w:id="42" w:name="conclusion"/>
     <w:p>
       <w:pPr>
         <w:pStyle w:val="Heading2"/>
@@ -15653,7 +15535,7 @@
         <w:t xml:space="preserve"> </w:t>
       </w:r>
       <w:r>
-        <w:t xml:space="preserve">practitioners) and the same declarative pipeline runs unchanged across models and domains, cheap enough to repeat on</w:t>
+        <w:t xml:space="preserve">practitioners) and the same declarative pipeline runs unchanged across models and domains, re-running on</w:t>
       </w:r>
       <w:r>
         <w:t xml:space="preserve"> </w:t>
@@ -15668,8 +15550,8 @@
         <w:t xml:space="preserve">a trustworthy benchmark exists, rather than a single static study. CoEval is open-source and fully reproducible.</w:t>
       </w:r>
     </w:p>
-    <w:bookmarkEnd w:id="43"/>
-    <w:bookmarkStart w:id="110" w:name="references"/>
+    <w:bookmarkEnd w:id="42"/>
+    <w:bookmarkStart w:id="109" w:name="references"/>
     <w:p>
       <w:pPr>
         <w:pStyle w:val="ReferencesHeading"/>
@@ -15703,7 +15585,7 @@
         </w:rPr>
         <w:t xml:space="preserve">1. </w:t>
       </w:r>
-      <w:bookmarkStart w:id="45" w:name="r1"/>
+      <w:bookmarkStart w:id="44" w:name="r1"/>
       <w:r>
         <w:t xml:space="preserve">Zheng, L., Chiang, W.-L., Sheng, Y., et al. (2023).</w:t>
       </w:r>
@@ -15740,7 +15622,7 @@
       <w:r>
         <w:t xml:space="preserve"> </w:t>
       </w:r>
-      <w:hyperlink r:id="rId44">
+      <w:hyperlink r:id="rId43">
         <w:r>
           <w:rPr>
             <w:rStyle w:val="Hyperlink"/>
@@ -15748,7 +15630,7 @@
           <w:t xml:space="preserve">arxiv.org/abs/2306.05685</w:t>
         </w:r>
       </w:hyperlink>
-      <w:bookmarkEnd w:id="45"/>
+      <w:bookmarkEnd w:id="44"/>
     </w:p>
     <w:p>
       <w:pPr>
@@ -15771,7 +15653,7 @@
         </w:rPr>
         <w:t xml:space="preserve">2. </w:t>
       </w:r>
-      <w:bookmarkStart w:id="47" w:name="r2"/>
+      <w:bookmarkStart w:id="46" w:name="r2"/>
       <w:r>
         <w:t xml:space="preserve">Liu, Y., Iter, D., Xu, Y., et al. (2023).</w:t>
       </w:r>
@@ -15808,7 +15690,7 @@
       <w:r>
         <w:t xml:space="preserve"> </w:t>
       </w:r>
-      <w:hyperlink r:id="rId46">
+      <w:hyperlink r:id="rId45">
         <w:r>
           <w:rPr>
             <w:rStyle w:val="Hyperlink"/>
@@ -15816,7 +15698,7 @@
           <w:t xml:space="preserve">arxiv.org/abs/2303.16634</w:t>
         </w:r>
       </w:hyperlink>
-      <w:bookmarkEnd w:id="47"/>
+      <w:bookmarkEnd w:id="46"/>
     </w:p>
     <w:p>
       <w:pPr>
@@ -15839,7 +15721,7 @@
         </w:rPr>
         <w:t xml:space="preserve">3. </w:t>
       </w:r>
-      <w:bookmarkStart w:id="49" w:name="r3"/>
+      <w:bookmarkStart w:id="48" w:name="r3"/>
       <w:r>
         <w:t xml:space="preserve">Kim, S., Suk, J., Longpre, S., et al. (2024).</w:t>
       </w:r>
@@ -15870,7 +15752,7 @@
       <w:r>
         <w:t xml:space="preserve"> </w:t>
       </w:r>
-      <w:hyperlink r:id="rId48">
+      <w:hyperlink r:id="rId47">
         <w:r>
           <w:rPr>
             <w:rStyle w:val="Hyperlink"/>
@@ -15878,7 +15760,7 @@
           <w:t xml:space="preserve">arxiv.org/abs/2405.01535</w:t>
         </w:r>
       </w:hyperlink>
-      <w:bookmarkEnd w:id="49"/>
+      <w:bookmarkEnd w:id="48"/>
     </w:p>
     <w:p>
       <w:pPr>
@@ -15901,7 +15783,7 @@
         </w:rPr>
         <w:t xml:space="preserve">4. </w:t>
       </w:r>
-      <w:bookmarkStart w:id="51" w:name="r4"/>
+      <w:bookmarkStart w:id="50" w:name="r4"/>
       <w:r>
         <w:t xml:space="preserve">Vu, T., Krishna, K., Alzubi, S., et al. (2024).</w:t>
       </w:r>
@@ -15938,7 +15820,7 @@
       <w:r>
         <w:t xml:space="preserve"> </w:t>
       </w:r>
-      <w:hyperlink r:id="rId50">
+      <w:hyperlink r:id="rId49">
         <w:r>
           <w:rPr>
             <w:rStyle w:val="Hyperlink"/>
@@ -15946,7 +15828,7 @@
           <w:t xml:space="preserve">arxiv.org/abs/2407.10817</w:t>
         </w:r>
       </w:hyperlink>
-      <w:bookmarkEnd w:id="51"/>
+      <w:bookmarkEnd w:id="50"/>
     </w:p>
     <w:p>
       <w:pPr>
@@ -15969,7 +15851,7 @@
         </w:rPr>
         <w:t xml:space="preserve">5. </w:t>
       </w:r>
-      <w:bookmarkStart w:id="53" w:name="r5"/>
+      <w:bookmarkStart w:id="52" w:name="r5"/>
       <w:r>
         <w:t xml:space="preserve">Verga, P., Hofstatter, S., Althammer, S., et al. (2024).</w:t>
       </w:r>
@@ -16000,7 +15882,7 @@
       <w:r>
         <w:t xml:space="preserve"> </w:t>
       </w:r>
-      <w:hyperlink r:id="rId52">
+      <w:hyperlink r:id="rId51">
         <w:r>
           <w:rPr>
             <w:rStyle w:val="Hyperlink"/>
@@ -16008,7 +15890,7 @@
           <w:t xml:space="preserve">arxiv.org/abs/2404.18796</w:t>
         </w:r>
       </w:hyperlink>
-      <w:bookmarkEnd w:id="53"/>
+      <w:bookmarkEnd w:id="52"/>
     </w:p>
     <w:p>
       <w:pPr>
@@ -16031,7 +15913,7 @@
         </w:rPr>
         <w:t xml:space="preserve">6. </w:t>
       </w:r>
-      <w:bookmarkStart w:id="55" w:name="r6"/>
+      <w:bookmarkStart w:id="54" w:name="r6"/>
       <w:r>
         <w:t xml:space="preserve">Tan, S., Zhuang, S., Montgomery, K., et al. (2025).</w:t>
       </w:r>
@@ -16068,7 +15950,7 @@
       <w:r>
         <w:t xml:space="preserve"> </w:t>
       </w:r>
-      <w:hyperlink r:id="rId54">
+      <w:hyperlink r:id="rId53">
         <w:r>
           <w:rPr>
             <w:rStyle w:val="Hyperlink"/>
@@ -16076,7 +15958,7 @@
           <w:t xml:space="preserve">arxiv.org/abs/2410.12784</w:t>
         </w:r>
       </w:hyperlink>
-      <w:bookmarkEnd w:id="55"/>
+      <w:bookmarkEnd w:id="54"/>
     </w:p>
     <w:p>
       <w:pPr>
@@ -16099,7 +15981,7 @@
         </w:rPr>
         <w:t xml:space="preserve">7. </w:t>
       </w:r>
-      <w:bookmarkStart w:id="57" w:name="r7"/>
+      <w:bookmarkStart w:id="56" w:name="r7"/>
       <w:r>
         <w:t xml:space="preserve">Kim, S., Suk, J., Cho, J. Y., et al. (2025).</w:t>
       </w:r>
@@ -16136,7 +16018,7 @@
       <w:r>
         <w:t xml:space="preserve"> </w:t>
       </w:r>
-      <w:hyperlink r:id="rId56">
+      <w:hyperlink r:id="rId55">
         <w:r>
           <w:rPr>
             <w:rStyle w:val="Hyperlink"/>
@@ -16144,7 +16026,7 @@
           <w:t xml:space="preserve">arxiv.org/abs/2406.05761</w:t>
         </w:r>
       </w:hyperlink>
-      <w:bookmarkEnd w:id="57"/>
+      <w:bookmarkEnd w:id="56"/>
     </w:p>
     <w:p>
       <w:pPr>
@@ -16167,7 +16049,7 @@
         </w:rPr>
         <w:t xml:space="preserve">8. </w:t>
       </w:r>
-      <w:bookmarkStart w:id="59" w:name="r8"/>
+      <w:bookmarkStart w:id="58" w:name="r8"/>
       <w:r>
         <w:t xml:space="preserve">Dubois, Y., Galambosi, B., Liang, P., Hashimoto, T. B. (2024).</w:t>
       </w:r>
@@ -16198,7 +16080,7 @@
       <w:r>
         <w:t xml:space="preserve"> </w:t>
       </w:r>
-      <w:hyperlink r:id="rId58">
+      <w:hyperlink r:id="rId57">
         <w:r>
           <w:rPr>
             <w:rStyle w:val="Hyperlink"/>
@@ -16206,7 +16088,7 @@
           <w:t xml:space="preserve">arxiv.org/abs/2404.04475</w:t>
         </w:r>
       </w:hyperlink>
-      <w:bookmarkEnd w:id="59"/>
+      <w:bookmarkEnd w:id="58"/>
     </w:p>
     <w:p>
       <w:pPr>
@@ -16229,7 +16111,7 @@
         </w:rPr>
         <w:t xml:space="preserve">9. </w:t>
       </w:r>
-      <w:bookmarkStart w:id="61" w:name="r9"/>
+      <w:bookmarkStart w:id="60" w:name="r9"/>
       <w:r>
         <w:t xml:space="preserve">Li, X. L., Kazemi, M., et al. (2024).</w:t>
       </w:r>
@@ -16246,7 +16128,7 @@
       <w:r>
         <w:t xml:space="preserve"> </w:t>
       </w:r>
-      <w:hyperlink r:id="rId60">
+      <w:hyperlink r:id="rId59">
         <w:r>
           <w:rPr>
             <w:rStyle w:val="Hyperlink"/>
@@ -16254,7 +16136,7 @@
           <w:t xml:space="preserve">arxiv.org/abs/2407.08351</w:t>
         </w:r>
       </w:hyperlink>
-      <w:bookmarkEnd w:id="61"/>
+      <w:bookmarkEnd w:id="60"/>
     </w:p>
     <w:p>
       <w:pPr>
@@ -16277,7 +16159,7 @@
         </w:rPr>
         <w:t xml:space="preserve">10. </w:t>
       </w:r>
-      <w:bookmarkStart w:id="63" w:name="r10"/>
+      <w:bookmarkStart w:id="62" w:name="r10"/>
       <w:r>
         <w:t xml:space="preserve">Butt, N., Awadalla, H., et al. (2024).</w:t>
       </w:r>
@@ -16308,7 +16190,7 @@
       <w:r>
         <w:t xml:space="preserve"> </w:t>
       </w:r>
-      <w:hyperlink r:id="rId62">
+      <w:hyperlink r:id="rId61">
         <w:r>
           <w:rPr>
             <w:rStyle w:val="Hyperlink"/>
@@ -16316,7 +16198,7 @@
           <w:t xml:space="preserve">arxiv.org/abs/2410.22584</w:t>
         </w:r>
       </w:hyperlink>
-      <w:bookmarkEnd w:id="63"/>
+      <w:bookmarkEnd w:id="62"/>
     </w:p>
     <w:p>
       <w:pPr>
@@ -16339,7 +16221,7 @@
         </w:rPr>
         <w:t xml:space="preserve">11. </w:t>
       </w:r>
-      <w:bookmarkStart w:id="65" w:name="r11"/>
+      <w:bookmarkStart w:id="64" w:name="r11"/>
       <w:r>
         <w:t xml:space="preserve">Shashidhar, S., et al. (2025).</w:t>
       </w:r>
@@ -16356,7 +16238,7 @@
       <w:r>
         <w:t xml:space="preserve"> </w:t>
       </w:r>
-      <w:hyperlink r:id="rId64">
+      <w:hyperlink r:id="rId63">
         <w:r>
           <w:rPr>
             <w:rStyle w:val="Hyperlink"/>
@@ -16364,7 +16246,7 @@
           <w:t xml:space="preserve">arxiv.org/abs/2504.01833</w:t>
         </w:r>
       </w:hyperlink>
-      <w:bookmarkEnd w:id="65"/>
+      <w:bookmarkEnd w:id="64"/>
     </w:p>
     <w:p>
       <w:pPr>
@@ -16387,7 +16269,7 @@
         </w:rPr>
         <w:t xml:space="preserve">12. </w:t>
       </w:r>
-      <w:bookmarkStart w:id="67" w:name="r12"/>
+      <w:bookmarkStart w:id="66" w:name="r12"/>
       <w:r>
         <w:t xml:space="preserve">Zhang, H., Da, J., Lee, D., et al. (2024).</w:t>
       </w:r>
@@ -16418,7 +16300,7 @@
       <w:r>
         <w:t xml:space="preserve"> </w:t>
       </w:r>
-      <w:hyperlink r:id="rId66">
+      <w:hyperlink r:id="rId65">
         <w:r>
           <w:rPr>
             <w:rStyle w:val="Hyperlink"/>
@@ -16426,7 +16308,7 @@
           <w:t xml:space="preserve">arxiv.org/abs/2405.00332</w:t>
         </w:r>
       </w:hyperlink>
-      <w:bookmarkEnd w:id="67"/>
+      <w:bookmarkEnd w:id="66"/>
     </w:p>
     <w:p>
       <w:pPr>
@@ -16449,7 +16331,7 @@
         </w:rPr>
         <w:t xml:space="preserve">13. </w:t>
       </w:r>
-      <w:bookmarkStart w:id="69" w:name="r13"/>
+      <w:bookmarkStart w:id="68" w:name="r13"/>
       <w:r>
         <w:t xml:space="preserve">Xu, C., et al. (2025).</w:t>
       </w:r>
@@ -16466,7 +16348,7 @@
       <w:r>
         <w:t xml:space="preserve"> </w:t>
       </w:r>
-      <w:hyperlink r:id="rId68">
+      <w:hyperlink r:id="rId67">
         <w:r>
           <w:rPr>
             <w:rStyle w:val="Hyperlink"/>
@@ -16474,7 +16356,7 @@
           <w:t xml:space="preserve">arxiv.org/abs/2502.14425</w:t>
         </w:r>
       </w:hyperlink>
-      <w:bookmarkEnd w:id="69"/>
+      <w:bookmarkEnd w:id="68"/>
     </w:p>
     <w:p>
       <w:pPr>
@@ -16497,7 +16379,7 @@
         </w:rPr>
         <w:t xml:space="preserve">14. </w:t>
       </w:r>
-      <w:bookmarkStart w:id="71" w:name="r14"/>
+      <w:bookmarkStart w:id="70" w:name="r14"/>
       <w:r>
         <w:t xml:space="preserve">Kiela, D., Bartolo, M., Nie, Y., et al. (2021).</w:t>
       </w:r>
@@ -16520,7 +16402,7 @@
       <w:r>
         <w:t xml:space="preserve"> </w:t>
       </w:r>
-      <w:hyperlink r:id="rId70">
+      <w:hyperlink r:id="rId69">
         <w:r>
           <w:rPr>
             <w:rStyle w:val="Hyperlink"/>
@@ -16528,7 +16410,7 @@
           <w:t xml:space="preserve">arxiv.org/abs/2104.14337</w:t>
         </w:r>
       </w:hyperlink>
-      <w:bookmarkEnd w:id="71"/>
+      <w:bookmarkEnd w:id="70"/>
     </w:p>
     <w:p>
       <w:pPr>
@@ -16551,7 +16433,7 @@
         </w:rPr>
         <w:t xml:space="preserve">15. </w:t>
       </w:r>
-      <w:bookmarkStart w:id="73" w:name="r15"/>
+      <w:bookmarkStart w:id="72" w:name="r15"/>
       <w:r>
         <w:t xml:space="preserve">Li, D., Sun, R., Huang, Y., et al. (2026).</w:t>
       </w:r>
@@ -16588,7 +16470,7 @@
       <w:r>
         <w:t xml:space="preserve"> </w:t>
       </w:r>
-      <w:hyperlink r:id="rId72">
+      <w:hyperlink r:id="rId71">
         <w:r>
           <w:rPr>
             <w:rStyle w:val="Hyperlink"/>
@@ -16596,7 +16478,7 @@
           <w:t xml:space="preserve">arxiv.org/abs/2502.01534</w:t>
         </w:r>
       </w:hyperlink>
-      <w:bookmarkEnd w:id="73"/>
+      <w:bookmarkEnd w:id="72"/>
     </w:p>
     <w:p>
       <w:pPr>
@@ -16619,7 +16501,7 @@
         </w:rPr>
         <w:t xml:space="preserve">16. </w:t>
       </w:r>
-      <w:bookmarkStart w:id="75" w:name="r16"/>
+      <w:bookmarkStart w:id="74" w:name="r16"/>
       <w:r>
         <w:t xml:space="preserve">Spiliopoulou, E., et al. (2025).</w:t>
       </w:r>
@@ -16650,7 +16532,7 @@
       <w:r>
         <w:t xml:space="preserve"> </w:t>
       </w:r>
-      <w:hyperlink r:id="rId74">
+      <w:hyperlink r:id="rId73">
         <w:r>
           <w:rPr>
             <w:rStyle w:val="Hyperlink"/>
@@ -16658,7 +16540,7 @@
           <w:t xml:space="preserve">arxiv.org/abs/2508.06709</w:t>
         </w:r>
       </w:hyperlink>
-      <w:bookmarkEnd w:id="75"/>
+      <w:bookmarkEnd w:id="74"/>
     </w:p>
     <w:p>
       <w:pPr>
@@ -16681,7 +16563,7 @@
         </w:rPr>
         <w:t xml:space="preserve">17. </w:t>
       </w:r>
-      <w:bookmarkStart w:id="77" w:name="r17"/>
+      <w:bookmarkStart w:id="76" w:name="r17"/>
       <w:r>
         <w:t xml:space="preserve">Ye, J., Wang, Y., Huang, Y., et al. (2024).</w:t>
       </w:r>
@@ -16712,7 +16594,7 @@
       <w:r>
         <w:t xml:space="preserve"> </w:t>
       </w:r>
-      <w:hyperlink r:id="rId76">
+      <w:hyperlink r:id="rId75">
         <w:r>
           <w:rPr>
             <w:rStyle w:val="Hyperlink"/>
@@ -16720,7 +16602,7 @@
           <w:t xml:space="preserve">arxiv.org/abs/2410.02736</w:t>
         </w:r>
       </w:hyperlink>
-      <w:bookmarkEnd w:id="77"/>
+      <w:bookmarkEnd w:id="76"/>
     </w:p>
     <w:p>
       <w:pPr>
@@ -16743,7 +16625,7 @@
         </w:rPr>
         <w:t xml:space="preserve">18. </w:t>
       </w:r>
-      <w:bookmarkStart w:id="79" w:name="r18"/>
+      <w:bookmarkStart w:id="78" w:name="r18"/>
       <w:r>
         <w:t xml:space="preserve">Wataoka, K., Takahashi, T., Ri, R. (2024).</w:t>
       </w:r>
@@ -16760,7 +16642,7 @@
       <w:r>
         <w:t xml:space="preserve"> </w:t>
       </w:r>
-      <w:hyperlink r:id="rId78">
+      <w:hyperlink r:id="rId77">
         <w:r>
           <w:rPr>
             <w:rStyle w:val="Hyperlink"/>
@@ -16768,7 +16650,7 @@
           <w:t xml:space="preserve">arxiv.org/abs/2410.21819</w:t>
         </w:r>
       </w:hyperlink>
-      <w:bookmarkEnd w:id="79"/>
+      <w:bookmarkEnd w:id="78"/>
     </w:p>
     <w:p>
       <w:pPr>
@@ -16791,7 +16673,7 @@
         </w:rPr>
         <w:t xml:space="preserve">19. </w:t>
       </w:r>
-      <w:bookmarkStart w:id="81" w:name="r19"/>
+      <w:bookmarkStart w:id="80" w:name="r19"/>
       <w:r>
         <w:t xml:space="preserve">Gu, J., Jiang, X., Shi, Z., et al. (2024).</w:t>
       </w:r>
@@ -16808,7 +16690,7 @@
       <w:r>
         <w:t xml:space="preserve"> </w:t>
       </w:r>
-      <w:hyperlink r:id="rId80">
+      <w:hyperlink r:id="rId79">
         <w:r>
           <w:rPr>
             <w:rStyle w:val="Hyperlink"/>
@@ -16816,7 +16698,7 @@
           <w:t xml:space="preserve">arxiv.org/abs/2411.15594</w:t>
         </w:r>
       </w:hyperlink>
-      <w:bookmarkEnd w:id="81"/>
+      <w:bookmarkEnd w:id="80"/>
     </w:p>
     <w:p>
       <w:pPr>
@@ -16839,7 +16721,7 @@
         </w:rPr>
         <w:t xml:space="preserve">20. </w:t>
       </w:r>
-      <w:bookmarkStart w:id="83" w:name="r20"/>
+      <w:bookmarkStart w:id="82" w:name="r20"/>
       <w:r>
         <w:t xml:space="preserve">Li, D., Jiang, B., Huang, L., et al. (2025).</w:t>
       </w:r>
@@ -16876,7 +16758,7 @@
       <w:r>
         <w:t xml:space="preserve"> </w:t>
       </w:r>
-      <w:hyperlink r:id="rId82">
+      <w:hyperlink r:id="rId81">
         <w:r>
           <w:rPr>
             <w:rStyle w:val="Hyperlink"/>
@@ -16884,7 +16766,7 @@
           <w:t xml:space="preserve">arxiv.org/abs/2411.16594</w:t>
         </w:r>
       </w:hyperlink>
-      <w:bookmarkEnd w:id="83"/>
+      <w:bookmarkEnd w:id="82"/>
     </w:p>
     <w:p>
       <w:pPr>
@@ -16907,7 +16789,7 @@
         </w:rPr>
         <w:t xml:space="preserve">21. </w:t>
       </w:r>
-      <w:bookmarkStart w:id="85" w:name="r21"/>
+      <w:bookmarkStart w:id="84" w:name="r21"/>
       <w:r>
         <w:t xml:space="preserve">Chan, C.-M., Chen, W., Su, Y., et al. (2024).</w:t>
       </w:r>
@@ -16944,7 +16826,7 @@
       <w:r>
         <w:t xml:space="preserve"> </w:t>
       </w:r>
-      <w:hyperlink r:id="rId84">
+      <w:hyperlink r:id="rId83">
         <w:r>
           <w:rPr>
             <w:rStyle w:val="Hyperlink"/>
@@ -16952,7 +16834,7 @@
           <w:t xml:space="preserve">arxiv.org/abs/2308.07201</w:t>
         </w:r>
       </w:hyperlink>
-      <w:bookmarkEnd w:id="85"/>
+      <w:bookmarkEnd w:id="84"/>
     </w:p>
     <w:p>
       <w:pPr>
@@ -16975,7 +16857,7 @@
         </w:rPr>
         <w:t xml:space="preserve">22. </w:t>
       </w:r>
-      <w:bookmarkStart w:id="87" w:name="r22"/>
+      <w:bookmarkStart w:id="86" w:name="r22"/>
       <w:r>
         <w:t xml:space="preserve">White, C., Dooley, S., Roberts, M., et al. (2025).</w:t>
       </w:r>
@@ -17012,7 +16894,7 @@
       <w:r>
         <w:t xml:space="preserve"> </w:t>
       </w:r>
-      <w:hyperlink r:id="rId86">
+      <w:hyperlink r:id="rId85">
         <w:r>
           <w:rPr>
             <w:rStyle w:val="Hyperlink"/>
@@ -17020,7 +16902,7 @@
           <w:t xml:space="preserve">arxiv.org/abs/2406.19314</w:t>
         </w:r>
       </w:hyperlink>
-      <w:bookmarkEnd w:id="87"/>
+      <w:bookmarkEnd w:id="86"/>
     </w:p>
     <w:p>
       <w:pPr>
@@ -17043,7 +16925,7 @@
         </w:rPr>
         <w:t xml:space="preserve">23. </w:t>
       </w:r>
-      <w:bookmarkStart w:id="89" w:name="r23"/>
+      <w:bookmarkStart w:id="88" w:name="r23"/>
       <w:r>
         <w:t xml:space="preserve">Jain, N., Han, K., Gu, A., et al. (2025).</w:t>
       </w:r>
@@ -17080,7 +16962,7 @@
       <w:r>
         <w:t xml:space="preserve"> </w:t>
       </w:r>
-      <w:hyperlink r:id="rId88">
+      <w:hyperlink r:id="rId87">
         <w:r>
           <w:rPr>
             <w:rStyle w:val="Hyperlink"/>
@@ -17088,7 +16970,7 @@
           <w:t xml:space="preserve">arxiv.org/abs/2403.07974</w:t>
         </w:r>
       </w:hyperlink>
-      <w:bookmarkEnd w:id="89"/>
+      <w:bookmarkEnd w:id="88"/>
     </w:p>
     <w:p>
       <w:pPr>
@@ -17111,7 +16993,7 @@
         </w:rPr>
         <w:t xml:space="preserve">24. </w:t>
       </w:r>
-      <w:bookmarkStart w:id="91" w:name="r24"/>
+      <w:bookmarkStart w:id="90" w:name="r24"/>
       <w:r>
         <w:t xml:space="preserve">Chen, W.-L., Wu, Z., Bansal, H., et al. (2025).</w:t>
       </w:r>
@@ -17142,7 +17024,7 @@
       <w:r>
         <w:t xml:space="preserve"> </w:t>
       </w:r>
-      <w:hyperlink r:id="rId90">
+      <w:hyperlink r:id="rId89">
         <w:r>
           <w:rPr>
             <w:rStyle w:val="Hyperlink"/>
@@ -17150,7 +17032,7 @@
           <w:t xml:space="preserve">arxiv.org/abs/2504.03846</w:t>
         </w:r>
       </w:hyperlink>
-      <w:bookmarkEnd w:id="91"/>
+      <w:bookmarkEnd w:id="90"/>
     </w:p>
     <w:p>
       <w:pPr>
@@ -17173,7 +17055,7 @@
         </w:rPr>
         <w:t xml:space="preserve">25. </w:t>
       </w:r>
-      <w:bookmarkStart w:id="93" w:name="r25"/>
+      <w:bookmarkStart w:id="92" w:name="r25"/>
       <w:r>
         <w:t xml:space="preserve">Raju, R., Jain, S., Li, B., et al. (2024).</w:t>
       </w:r>
@@ -17204,7 +17086,7 @@
       <w:r>
         <w:t xml:space="preserve"> </w:t>
       </w:r>
-      <w:hyperlink r:id="rId92">
+      <w:hyperlink r:id="rId91">
         <w:r>
           <w:rPr>
             <w:rStyle w:val="Hyperlink"/>
@@ -17212,7 +17094,7 @@
           <w:t xml:space="preserve">arxiv.org/abs/2408.08808</w:t>
         </w:r>
       </w:hyperlink>
-      <w:bookmarkEnd w:id="93"/>
+      <w:bookmarkEnd w:id="92"/>
     </w:p>
     <w:p>
       <w:pPr>
@@ -17235,7 +17117,7 @@
         </w:rPr>
         <w:t xml:space="preserve">26. </w:t>
       </w:r>
-      <w:bookmarkStart w:id="95" w:name="r26"/>
+      <w:bookmarkStart w:id="94" w:name="r26"/>
       <w:r>
         <w:t xml:space="preserve">Li, Y., et al. (2025).</w:t>
       </w:r>
@@ -17252,7 +17134,7 @@
       <w:r>
         <w:t xml:space="preserve"> </w:t>
       </w:r>
-      <w:hyperlink r:id="rId94">
+      <w:hyperlink r:id="rId93">
         <w:r>
           <w:rPr>
             <w:rStyle w:val="Hyperlink"/>
@@ -17260,7 +17142,7 @@
           <w:t xml:space="preserve">arxiv.org/abs/2504.17087</w:t>
         </w:r>
       </w:hyperlink>
-      <w:bookmarkEnd w:id="95"/>
+      <w:bookmarkEnd w:id="94"/>
     </w:p>
     <w:p>
       <w:pPr>
@@ -17283,7 +17165,7 @@
         </w:rPr>
         <w:t xml:space="preserve">27. </w:t>
       </w:r>
-      <w:bookmarkStart w:id="97" w:name="r27"/>
+      <w:bookmarkStart w:id="96" w:name="r27"/>
       <w:r>
         <w:t xml:space="preserve">Qian, C., Sun, G., Gales, M., Knill, K. (2026).</w:t>
       </w:r>
@@ -17320,7 +17202,7 @@
       <w:r>
         <w:t xml:space="preserve"> </w:t>
       </w:r>
-      <w:hyperlink r:id="rId96">
+      <w:hyperlink r:id="rId95">
         <w:r>
           <w:rPr>
             <w:rStyle w:val="Hyperlink"/>
@@ -17328,7 +17210,7 @@
           <w:t xml:space="preserve">arxiv.org/abs/2602.16610</w:t>
         </w:r>
       </w:hyperlink>
-      <w:bookmarkEnd w:id="97"/>
+      <w:bookmarkEnd w:id="96"/>
     </w:p>
     <w:p>
       <w:pPr>
@@ -17351,7 +17233,7 @@
         </w:rPr>
         <w:t xml:space="preserve">28. </w:t>
       </w:r>
-      <w:bookmarkStart w:id="99" w:name="r28"/>
+      <w:bookmarkStart w:id="98" w:name="r28"/>
       <w:r>
         <w:t xml:space="preserve">Zhao, Y., Shin, J., Huang, Z., Namburi, S., Sala, F. (2026).</w:t>
       </w:r>
@@ -17382,7 +17264,7 @@
       <w:r>
         <w:t xml:space="preserve"> </w:t>
       </w:r>
-      <w:hyperlink r:id="rId98">
+      <w:hyperlink r:id="rId97">
         <w:r>
           <w:rPr>
             <w:rStyle w:val="Hyperlink"/>
@@ -17390,7 +17272,7 @@
           <w:t xml:space="preserve">arxiv.org/abs/2603.00039</w:t>
         </w:r>
       </w:hyperlink>
-      <w:bookmarkEnd w:id="99"/>
+      <w:bookmarkEnd w:id="98"/>
     </w:p>
     <w:p>
       <w:pPr>
@@ -17413,7 +17295,7 @@
         </w:rPr>
         <w:t xml:space="preserve">29. </w:t>
       </w:r>
-      <w:bookmarkStart w:id="101" w:name="r29"/>
+      <w:bookmarkStart w:id="100" w:name="r29"/>
       <w:r>
         <w:t xml:space="preserve">Xu, C., Tan, Z., Wu, J., Zhou, T. (2026).</w:t>
       </w:r>
@@ -17444,7 +17326,7 @@
       <w:r>
         <w:t xml:space="preserve"> </w:t>
       </w:r>
-      <w:hyperlink r:id="rId100">
+      <w:hyperlink r:id="rId99">
         <w:r>
           <w:rPr>
             <w:rStyle w:val="Hyperlink"/>
@@ -17452,7 +17334,7 @@
           <w:t xml:space="preserve">arxiv.org/abs/2601.21817</w:t>
         </w:r>
       </w:hyperlink>
-      <w:bookmarkEnd w:id="101"/>
+      <w:bookmarkEnd w:id="100"/>
     </w:p>
     <w:p>
       <w:pPr>
@@ -17475,7 +17357,7 @@
         </w:rPr>
         <w:t xml:space="preserve">30. </w:t>
       </w:r>
-      <w:bookmarkStart w:id="103" w:name="r30"/>
+      <w:bookmarkStart w:id="102" w:name="r30"/>
       <w:r>
         <w:t xml:space="preserve">Patel, A., Reddy, S., Bahdanau, D. (2025).</w:t>
       </w:r>
@@ -17506,7 +17388,7 @@
       <w:r>
         <w:t xml:space="preserve"> </w:t>
       </w:r>
-      <w:hyperlink r:id="rId102">
+      <w:hyperlink r:id="rId101">
         <w:r>
           <w:rPr>
             <w:rStyle w:val="Hyperlink"/>
@@ -17514,7 +17396,7 @@
           <w:t xml:space="preserve">arxiv.org/abs/2502.14678</w:t>
         </w:r>
       </w:hyperlink>
-      <w:bookmarkEnd w:id="103"/>
+      <w:bookmarkEnd w:id="102"/>
     </w:p>
     <w:p>
       <w:pPr>
@@ -17537,7 +17419,7 @@
         </w:rPr>
         <w:t xml:space="preserve">31. </w:t>
       </w:r>
-      <w:bookmarkStart w:id="105" w:name="r31"/>
+      <w:bookmarkStart w:id="104" w:name="r31"/>
       <w:r>
         <w:t xml:space="preserve">Filice, S., Horowitz, G., Carmel, D., Karnin, Z., Lewin-Eytan, L., Maarek, Y. (2025).</w:t>
       </w:r>
@@ -17574,7 +17456,7 @@
       <w:r>
         <w:t xml:space="preserve"> </w:t>
       </w:r>
-      <w:hyperlink r:id="rId104">
+      <w:hyperlink r:id="rId103">
         <w:r>
           <w:rPr>
             <w:rStyle w:val="Hyperlink"/>
@@ -17582,7 +17464,7 @@
           <w:t xml:space="preserve">arxiv.org/abs/2501.12789</w:t>
         </w:r>
       </w:hyperlink>
-      <w:bookmarkEnd w:id="105"/>
+      <w:bookmarkEnd w:id="104"/>
     </w:p>
     <w:p>
       <w:pPr>
@@ -17605,7 +17487,7 @@
         </w:rPr>
         <w:t xml:space="preserve">32. </w:t>
       </w:r>
-      <w:bookmarkStart w:id="107" w:name="r32"/>
+      <w:bookmarkStart w:id="106" w:name="r32"/>
       <w:r>
         <w:t xml:space="preserve">Chen, Y., et al. (2025).</w:t>
       </w:r>
@@ -17642,7 +17524,7 @@
       <w:r>
         <w:t xml:space="preserve"> </w:t>
       </w:r>
-      <w:hyperlink r:id="rId106">
+      <w:hyperlink r:id="rId105">
         <w:r>
           <w:rPr>
             <w:rStyle w:val="Hyperlink"/>
@@ -17650,7 +17532,7 @@
           <w:t xml:space="preserve">arxiv.org/abs/2502.17521</w:t>
         </w:r>
       </w:hyperlink>
-      <w:bookmarkEnd w:id="107"/>
+      <w:bookmarkEnd w:id="106"/>
     </w:p>
     <w:p>
       <w:pPr>
@@ -17673,7 +17555,7 @@
         </w:rPr>
         <w:t xml:space="preserve">33. </w:t>
       </w:r>
-      <w:bookmarkStart w:id="109" w:name="r33"/>
+      <w:bookmarkStart w:id="108" w:name="r33"/>
       <w:r>
         <w:t xml:space="preserve">Dawid, A. P., Skene, A. M. (1979).</w:t>
       </w:r>
@@ -17710,7 +17592,7 @@
       <w:r>
         <w:t xml:space="preserve"> </w:t>
       </w:r>
-      <w:hyperlink r:id="rId108">
+      <w:hyperlink r:id="rId107">
         <w:r>
           <w:rPr>
             <w:rStyle w:val="Hyperlink"/>
@@ -17718,10 +17600,10 @@
           <w:t xml:space="preserve">doi.org/10.2307/2346806</w:t>
         </w:r>
       </w:hyperlink>
-      <w:bookmarkEnd w:id="109"/>
+      <w:bookmarkEnd w:id="108"/>
     </w:p>
-    <w:bookmarkEnd w:id="110"/>
-    <w:bookmarkStart w:id="111" w:name="appA"/>
+    <w:bookmarkEnd w:id="109"/>
+    <w:bookmarkStart w:id="110" w:name="appA"/>
     <w:p>
       <w:pPr>
         <w:pStyle w:val="Heading2"/>
@@ -18402,8 +18284,8 @@
         <w:t xml:space="preserve">nested (multiple student responses per item).</w:t>
       </w:r>
     </w:p>
-    <w:bookmarkEnd w:id="111"/>
-    <w:bookmarkStart w:id="115" w:name="appB"/>
+    <w:bookmarkEnd w:id="110"/>
+    <w:bookmarkStart w:id="114" w:name="appB"/>
     <w:p>
       <w:pPr>
         <w:pStyle w:val="Heading2"/>
@@ -18534,18 +18416,18 @@
           <wp:inline>
             <wp:extent cx="2984601" cy="2600821"/>
             <wp:effectExtent b="0" l="0" r="0" t="0"/>
-            <wp:docPr descr="Heatmap of pairwise semantic similarity between auto-generated rubric criteria" title="" id="113" name="Picture"/>
+            <wp:docPr descr="Heatmap of pairwise semantic similarity between auto-generated rubric criteria" title="" id="112" name="Picture"/>
             <a:graphic>
               <a:graphicData uri="http://schemas.openxmlformats.org/drawingml/2006/picture">
                 <pic:pic>
                   <pic:nvPicPr>
-                    <pic:cNvPr descr="figures/f5_rubric_heatmap.png" id="114" name="Picture"/>
+                    <pic:cNvPr descr="figures/f5_rubric_heatmap.png" id="113" name="Picture"/>
                     <pic:cNvPicPr>
                       <a:picLocks noChangeArrowheads="1" noChangeAspect="1"/>
                     </pic:cNvPicPr>
                   </pic:nvPicPr>
                   <pic:blipFill>
-                    <a:blip r:embed="rId112"/>
+                    <a:blip r:embed="rId111"/>
                     <a:stretch>
                       <a:fillRect/>
                     </a:stretch>
@@ -18603,8 +18485,8 @@
         <w:t>Pairwise semantic similarity of the 22 auto-generated rubric criteria across four tasks. Block structure along the diagonal reflects task specialization (within-task 0.342 &gt; cross-task 0.294), while a recurring “completeness” dimension forms a cross-task cluster.</w:t>
       </w:r>
     </w:p>
-    <w:bookmarkEnd w:id="115"/>
-    <w:bookmarkStart w:id="119" w:name="appC"/>
+    <w:bookmarkEnd w:id="114"/>
+    <w:bookmarkStart w:id="115" w:name="appC"/>
     <w:p>
       <w:pPr>
         <w:pStyle w:val="Heading2"/>
@@ -18613,152 +18495,7 @@
         <w:widowControl w:val="1"/>
       </w:pPr>
       <w:r>
-        <w:t xml:space="preserve">Appendix C. Evaluation throughput</w:t>
-      </w:r>
-    </w:p>
-    <w:p>
-      <w:pPr>
-        <w:spacing w:before="0" w:after="0" w:line="440" w:lineRule="exact"/>
-        <w:rPr>
-          <w:sz w:val="2"/>
-          <w:szCs w:val="2"/>
-        </w:rPr>
-      </w:pPr>
-    </w:p>
-    <w:p>
-      <w:pPr>
-        <w:spacing w:before="0" w:after="0" w:line="20" w:lineRule="exact"/>
-        <w:rPr>
-          <w:sz w:val="2"/>
-          <w:szCs w:val="2"/>
-        </w:rPr>
-        <w:sectPr>
-          <w:type w:val="continuous"/>
-          <w:pgSz w:h="15840" w:w="12240"/>
-          <w:pgMar w:bottom="1080" w:footer="720" w:gutter="0" w:header="720" w:left="1080" w:right="1080" w:top="1080"/>
-          <w:cols w:num="2" w:space="288" w:equalWidth="1"/>
-          <w:docGrid w:linePitch="360"/>
-        </w:sectPr>
-      </w:pPr>
-    </w:p>
-    <w:p>
-      <w:pPr>
-        <w:pStyle w:val="BodyText"/>
-        <w:jc w:val="center"/>
-        <w:keepNext/>
-        <w:keepLines/>
-        <w:widowControl w:val="1"/>
-      </w:pPr>
-      <w:r>
-        <w:drawing>
-          <wp:inline>
-            <wp:extent cx="4632960" cy="2987040"/>
-            <wp:effectExtent b="0" l="0" r="0" t="0"/>
-            <wp:docPr descr="Evaluations per dollar: CoEval versus human annotation" title="" id="117" name="Picture"/>
-            <a:graphic>
-              <a:graphicData uri="http://schemas.openxmlformats.org/drawingml/2006/picture">
-                <pic:pic>
-                  <pic:nvPicPr>
-                    <pic:cNvPr descr="figures/f6_cost.png" id="118" name="Picture"/>
-                    <pic:cNvPicPr>
-                      <a:picLocks noChangeArrowheads="1" noChangeAspect="1"/>
-                    </pic:cNvPicPr>
-                  </pic:nvPicPr>
-                  <pic:blipFill>
-                    <a:blip r:embed="rId116"/>
-                    <a:stretch>
-                      <a:fillRect/>
-                    </a:stretch>
-                  </pic:blipFill>
-                  <pic:spPr bwMode="auto">
-                    <a:xfrm>
-                      <a:off x="0" y="0"/>
-                      <a:ext cx="4632960" cy="2987040"/>
-                    </a:xfrm>
-                    <a:prstGeom prst="rect">
-                      <a:avLst/>
-                    </a:prstGeom>
-                    <a:noFill/>
-                    <a:ln w="9525">
-                      <a:noFill/>
-                      <a:headEnd/>
-                      <a:tailEnd/>
-                    </a:ln>
-                  </pic:spPr>
-                </pic:pic>
-              </a:graphicData>
-            </a:graphic>
-          </wp:inline>
-        </w:drawing>
-      </w:r>
-    </w:p>
-    <w:p>
-      <w:pPr>
-        <w:pStyle w:val="ImageCaption"/>
-        <w:spacing w:before="80" w:after="120" w:line="240" w:lineRule="auto"/>
-        <w:jc w:val="center"/>
-        <w:keepNext w:val="0"/>
-        <w:keepLines/>
-        <w:widowControl w:val="1"/>
-      </w:pPr>
-      <w:r>
-        <w:rPr>
-          <w:b/>
-          <w:i/>
-        </w:rPr>
-        <w:t>Figure 6.</w:t>
-      </w:r>
-      <w:r>
-        <w:rPr>
-          <w:b w:val="0"/>
-          <w:i/>
-        </w:rPr>
-        <w:t xml:space="preserve"> </w:t>
-      </w:r>
-      <w:r>
-        <w:rPr>
-          <w:b w:val="0"/>
-          <w:i/>
-        </w:rPr>
-        <w:t>Throughput. CoEval produces roughly 1,350 evaluations per dollar (7,978 evaluations for USD 5.89), two to three orders of magnitude above typical human annotation, enabling re-evaluation on every model release.</w:t>
-      </w:r>
-    </w:p>
-    <w:p>
-      <w:pPr>
-        <w:spacing w:before="0" w:after="0" w:line="440" w:lineRule="exact"/>
-        <w:rPr>
-          <w:sz w:val="2"/>
-          <w:szCs w:val="2"/>
-        </w:rPr>
-      </w:pPr>
-    </w:p>
-    <w:p>
-      <w:pPr>
-        <w:spacing w:before="0" w:after="0" w:line="20" w:lineRule="exact"/>
-        <w:rPr>
-          <w:sz w:val="2"/>
-          <w:szCs w:val="2"/>
-        </w:rPr>
-        <w:sectPr>
-          <w:type w:val="continuous"/>
-          <w:pgSz w:h="15840" w:w="12240"/>
-          <w:pgMar w:bottom="1080" w:footer="720" w:gutter="0" w:header="720" w:left="1080" w:right="1080" w:top="1080"/>
-          <w:cols w:num="1" w:space="288"/>
-          <w:docGrid w:linePitch="360"/>
-        </w:sectPr>
-      </w:pPr>
-    </w:p>
-    <w:bookmarkEnd w:id="119"/>
-    <w:bookmarkStart w:id="120" w:name="appD"/>
-    <w:p>
-      <w:pPr>
-        <w:pStyle w:val="Heading2"/>
-        <w:keepNext/>
-        <w:keepLines/>
-        <w:widowControl w:val="1"/>
-      </w:pPr>
-      <w:r>
-        <w:t xml:space="preserve">Appendix D. Worked examples on data-scarce domains</w:t>
+        <w:t xml:space="preserve">Appendix C. Worked examples on data-scarce domains</w:t>
       </w:r>
     </w:p>
     <w:p>
@@ -18770,7 +18507,7 @@
         <w:widowControl w:val="1"/>
       </w:pPr>
       <w:r>
-        <w:t xml:space="preserve">The three verticals of Section 5.7 are domains where a practitioner typically has</w:t>
+        <w:t xml:space="preserve">The three verticals of Section 5.6 are domains where a practitioner typically has</w:t>
       </w:r>
       <w:r>
         <w:t xml:space="preserve"> </w:t>
@@ -19738,7 +19475,7 @@
         <w:t xml:space="preserve">data and no human raters.</w:t>
       </w:r>
     </w:p>
-    <w:bookmarkEnd w:id="120"/>
+    <w:bookmarkEnd w:id="115"/>
     <w:sectPr>
       <w:type w:val="continuous"/>
       <w:pgSz w:h="15840" w:w="12240"/>

--- a/docs/paper/CoEval_twocolumn.docx
+++ b/docs/paper/CoEval_twocolumn.docx
@@ -18582,6 +18582,398 @@
     </w:p>
     <w:p>
       <w:pPr>
+        <w:pStyle w:val="BodyText"/>
+        <w:jc w:val="both"/>
+        <w:keepNext w:val="0"/>
+        <w:keepLines w:val="0"/>
+        <w:widowControl w:val="1"/>
+      </w:pPr>
+      <w:r>
+        <w:t xml:space="preserve">The pipeline is four templated calls to the teacher, all instantiated from the one-line</w:t>
+      </w:r>
+      <w:r>
+        <w:t xml:space="preserve"> </w:t>
+      </w:r>
+      <w:r>
+        <w:rPr>
+          <w:rStyle w:val="VerbatimChar"/>
+        </w:rPr>
+        <w:t xml:space="preserve">task_description</w:t>
+      </w:r>
+      <w:r>
+        <w:t xml:space="preserve"> </w:t>
+      </w:r>
+      <w:r>
+        <w:t xml:space="preserve">(and an optional</w:t>
+      </w:r>
+      <w:r>
+        <w:t xml:space="preserve"> </w:t>
+      </w:r>
+      <w:r>
+        <w:rPr>
+          <w:rStyle w:val="VerbatimChar"/>
+        </w:rPr>
+        <w:t xml:space="preserve">output_description</w:t>
+      </w:r>
+      <w:r>
+        <w:t xml:space="preserve">). The first two build the attribute</w:t>
+      </w:r>
+      <w:r>
+        <w:t xml:space="preserve"> </w:t>
+      </w:r>
+      <w:r>
+        <w:t xml:space="preserve">space the items are stratified over; the third writes the rubric the panel scores against; the fourth generates one</w:t>
+      </w:r>
+      <w:r>
+        <w:t xml:space="preserve"> </w:t>
+      </w:r>
+      <w:r>
+        <w:t xml:space="preserve">contamination-free item per sampled attribute cell. The templates below are the verbatim framework prompts; a sampled</w:t>
+      </w:r>
+      <w:r>
+        <w:t xml:space="preserve"> </w:t>
+      </w:r>
+      <w:r>
+        <w:t xml:space="preserve">cell such as</w:t>
+      </w:r>
+      <w:r>
+        <w:t xml:space="preserve"> </w:t>
+      </w:r>
+      <w:r>
+        <w:rPr>
+          <w:i/>
+          <w:iCs/>
+        </w:rPr>
+        <w:t xml:space="preserve">severity = moderate, mechanism = pharmacokinetic, patient_context = pregnancy</w:t>
+      </w:r>
+      <w:r>
+        <w:t xml:space="preserve"> </w:t>
+      </w:r>
+      <w:r>
+        <w:t xml:space="preserve">is what binds</w:t>
+      </w:r>
+      <w:r>
+        <w:t xml:space="preserve"> </w:t>
+      </w:r>
+      <w:r>
+        <w:rPr>
+          <w:rStyle w:val="VerbatimChar"/>
+        </w:rPr>
+        <w:t xml:space="preserve">{target_attributes}</w:t>
+      </w:r>
+      <w:r>
+        <w:t xml:space="preserve"> </w:t>
+      </w:r>
+      <w:r>
+        <w:t xml:space="preserve">and yields the corresponding DDI item shown after Table C1.</w:t>
+      </w:r>
+    </w:p>
+    <w:p>
+      <w:pPr>
+        <w:pStyle w:val="BodyText"/>
+        <w:jc w:val="both"/>
+        <w:keepNext w:val="0"/>
+        <w:keepLines w:val="0"/>
+        <w:widowControl w:val="1"/>
+      </w:pPr>
+      <w:r>
+        <w:rPr>
+          <w:b/>
+          <w:bCs/>
+        </w:rPr>
+        <w:t xml:space="preserve">(1) Target-attribute map.</w:t>
+      </w:r>
+      <w:r>
+        <w:t xml:space="preserve"> </w:t>
+      </w:r>
+      <w:r>
+        <w:t xml:space="preserve">Define the axes the benchmark varies over.</w:t>
+      </w:r>
+    </w:p>
+    <w:p>
+      <w:pPr>
+        <w:pStyle w:val="BodyText"/>
+        <w:jc w:val="both"/>
+        <w:keepNext w:val="0"/>
+        <w:keepLines w:val="0"/>
+        <w:widowControl w:val="1"/>
+      </w:pPr>
+      <w:r>
+        <w:rPr>
+          <w:rStyle w:val="VerbatimChar"/>
+        </w:rPr>
+        <w:t xml:space="preserve">Generate synthetic data specifications for the {task_description} task by defining an</w:t>
+      </w:r>
+      <w:r>
+        <w:br/>
+      </w:r>
+      <w:r>
+        <w:rPr>
+          <w:rStyle w:val="VerbatimChar"/>
+        </w:rPr>
+        <w:t xml:space="preserve">attribute space that characterizes possible outputs. Return a JSON object mapping each</w:t>
+      </w:r>
+      <w:r>
+        <w:br/>
+      </w:r>
+      <w:r>
+        <w:rPr>
+          <w:rStyle w:val="VerbatimChar"/>
+        </w:rPr>
+        <w:t xml:space="preserve">attribute name to a list of possible values, and output only the JSON.</w:t>
+      </w:r>
+    </w:p>
+    <w:p>
+      <w:pPr>
+        <w:pStyle w:val="FirstParagraph"/>
+        <w:jc w:val="both"/>
+        <w:keepNext w:val="0"/>
+        <w:keepLines w:val="0"/>
+        <w:widowControl w:val="1"/>
+      </w:pPr>
+      <w:r>
+        <w:rPr>
+          <w:b/>
+          <w:bCs/>
+        </w:rPr>
+        <w:t xml:space="preserve">(2) Nuance map.</w:t>
+      </w:r>
+      <w:r>
+        <w:t xml:space="preserve"> </w:t>
+      </w:r>
+      <w:r>
+        <w:t xml:space="preserve">Add surface-variation axes that change phrasing without changing the answer.</w:t>
+      </w:r>
+    </w:p>
+    <w:p>
+      <w:pPr>
+        <w:pStyle w:val="BodyText"/>
+        <w:jc w:val="both"/>
+        <w:keepNext w:val="0"/>
+        <w:keepLines w:val="0"/>
+        <w:widowControl w:val="1"/>
+      </w:pPr>
+      <w:r>
+        <w:rPr>
+          <w:rStyle w:val="VerbatimChar"/>
+        </w:rPr>
+        <w:t xml:space="preserve">Define synthetic data specifications for the {task_description} task by creating a nuanced</w:t>
+      </w:r>
+      <w:r>
+        <w:br/>
+      </w:r>
+      <w:r>
+        <w:rPr>
+          <w:rStyle w:val="VerbatimChar"/>
+        </w:rPr>
+        <w:t xml:space="preserve">variability-focused attribute space. Include only attributes that change document phrasing,</w:t>
+      </w:r>
+      <w:r>
+        <w:br/>
+      </w:r>
+      <w:r>
+        <w:rPr>
+          <w:rStyle w:val="VerbatimChar"/>
+        </w:rPr>
+        <w:t xml:space="preserve">structure, noise, and context, without changing the underlying outputs. Return a single JSON</w:t>
+      </w:r>
+      <w:r>
+        <w:br/>
+      </w:r>
+      <w:r>
+        <w:rPr>
+          <w:rStyle w:val="VerbatimChar"/>
+        </w:rPr>
+        <w:t xml:space="preserve">object mapping each attribute name to a list of allowed values, and output only the JSON.</w:t>
+      </w:r>
+    </w:p>
+    <w:p>
+      <w:pPr>
+        <w:pStyle w:val="FirstParagraph"/>
+        <w:jc w:val="both"/>
+        <w:keepNext w:val="0"/>
+        <w:keepLines w:val="0"/>
+        <w:widowControl w:val="1"/>
+      </w:pPr>
+      <w:r>
+        <w:rPr>
+          <w:b/>
+          <w:bCs/>
+        </w:rPr>
+        <w:t xml:space="preserve">(3) Auto-rubric.</w:t>
+      </w:r>
+      <w:r>
+        <w:t xml:space="preserve"> </w:t>
+      </w:r>
+      <w:r>
+        <w:t xml:space="preserve">Write the task-specific scoring factors the judges apply.</w:t>
+      </w:r>
+    </w:p>
+    <w:p>
+      <w:pPr>
+        <w:pStyle w:val="BodyText"/>
+        <w:jc w:val="both"/>
+        <w:keepNext w:val="0"/>
+        <w:keepLines w:val="0"/>
+        <w:widowControl w:val="1"/>
+      </w:pPr>
+      <w:r>
+        <w:rPr>
+          <w:rStyle w:val="VerbatimChar"/>
+        </w:rPr>
+        <w:t xml:space="preserve">For the task {task_description}, where the model's output is {output_description}, create an</w:t>
+      </w:r>
+      <w:r>
+        <w:br/>
+      </w:r>
+      <w:r>
+        <w:rPr>
+          <w:rStyle w:val="VerbatimChar"/>
+        </w:rPr>
+        <w:t xml:space="preserve">evaluation rubric. Return only a JSON object where each key is a quality factor, and each</w:t>
+      </w:r>
+      <w:r>
+        <w:br/>
+      </w:r>
+      <w:r>
+        <w:rPr>
+          <w:rStyle w:val="VerbatimChar"/>
+        </w:rPr>
+        <w:t xml:space="preserve">value is a concise description of that factor. Output only the JSON.</w:t>
+      </w:r>
+    </w:p>
+    <w:p>
+      <w:pPr>
+        <w:pStyle w:val="FirstParagraph"/>
+        <w:jc w:val="both"/>
+        <w:keepNext w:val="0"/>
+        <w:keepLines w:val="0"/>
+        <w:widowControl w:val="1"/>
+      </w:pPr>
+      <w:r>
+        <w:rPr>
+          <w:b/>
+          <w:bCs/>
+        </w:rPr>
+        <w:t xml:space="preserve">(4) Item synthesis.</w:t>
+      </w:r>
+      <w:r>
+        <w:t xml:space="preserve"> </w:t>
+      </w:r>
+      <w:r>
+        <w:t xml:space="preserve">Generate one realistic item for a sampled attribute cell.</w:t>
+      </w:r>
+    </w:p>
+    <w:p>
+      <w:pPr>
+        <w:pStyle w:val="BodyText"/>
+        <w:jc w:val="both"/>
+        <w:keepNext w:val="0"/>
+        <w:keepLines w:val="0"/>
+        <w:widowControl w:val="1"/>
+      </w:pPr>
+      <w:r>
+        <w:rPr>
+          <w:rStyle w:val="VerbatimChar"/>
+        </w:rPr>
+        <w:t xml:space="preserve">Generate a realistic benchmark data point.</w:t>
+      </w:r>
+      <w:r>
+        <w:br/>
+      </w:r>
+      <w:r>
+        <w:rPr>
+          <w:rStyle w:val="VerbatimChar"/>
+        </w:rPr>
+        <w:t xml:space="preserve">Task: {task_description}</w:t>
+      </w:r>
+      <w:r>
+        <w:br/>
+      </w:r>
+      <w:r>
+        <w:rPr>
+          <w:rStyle w:val="VerbatimChar"/>
+        </w:rPr>
+        <w:t xml:space="preserve">Output format: {output_description}</w:t>
+      </w:r>
+      <w:r>
+        <w:br/>
+      </w:r>
+      <w:r>
+        <w:rPr>
+          <w:rStyle w:val="VerbatimChar"/>
+        </w:rPr>
+        <w:t xml:space="preserve">Required attributes: {target_attributes}</w:t>
+      </w:r>
+      <w:r>
+        <w:br/>
+      </w:r>
+      <w:r>
+        <w:rPr>
+          <w:rStyle w:val="VerbatimChar"/>
+        </w:rPr>
+        <w:t xml:space="preserve">Nuance: {nuanced_attributes}</w:t>
+      </w:r>
+      <w:r>
+        <w:br/>
+      </w:r>
+      <w:r>
+        <w:br/>
+      </w:r>
+      <w:r>
+        <w:rPr>
+          <w:rStyle w:val="VerbatimChar"/>
+        </w:rPr>
+        <w:t xml:space="preserve">Return only a JSON object with exactly two string keys:</w:t>
+      </w:r>
+      <w:r>
+        <w:br/>
+      </w:r>
+      <w:r>
+        <w:rPr>
+          <w:rStyle w:val="VerbatimChar"/>
+        </w:rPr>
+        <w:t xml:space="preserve">  "prompt":   a realistic input text for the task</w:t>
+      </w:r>
+      <w:r>
+        <w:br/>
+      </w:r>
+      <w:r>
+        <w:rPr>
+          <w:rStyle w:val="VerbatimChar"/>
+        </w:rPr>
+        <w:t xml:space="preserve">  "response": the expected output for that input</w:t>
+      </w:r>
+      <w:r>
+        <w:br/>
+      </w:r>
+      <w:r>
+        <w:rPr>
+          <w:rStyle w:val="VerbatimChar"/>
+        </w:rPr>
+        <w:t xml:space="preserve">Output only the JSON. No explanation or markdown.</w:t>
+      </w:r>
+    </w:p>
+    <w:p>
+      <w:pPr>
+        <w:pStyle w:val="FirstParagraph"/>
+        <w:jc w:val="both"/>
+        <w:keepNext w:val="0"/>
+        <w:keepLines w:val="0"/>
+        <w:widowControl w:val="1"/>
+      </w:pPr>
+      <w:r>
+        <w:t xml:space="preserve">Running this pipeline on the three one-line seeds below produces the auto-generated attribute strata and rubrics in</w:t>
+      </w:r>
+      <w:r>
+        <w:t xml:space="preserve"> </w:t>
+      </w:r>
+      <w:r>
+        <w:t xml:space="preserve">Table C1, and the verbatim items that follow it.</w:t>
+      </w:r>
+    </w:p>
+    <w:p>
+      <w:pPr>
         <w:spacing w:before="0" w:after="0" w:line="440" w:lineRule="exact"/>
         <w:rPr>
           <w:sz w:val="2"/>
@@ -18619,7 +19011,7 @@
           <w:b/>
           <w:i/>
         </w:rPr>
-        <w:t>Table D1.</w:t>
+        <w:t>Table C1.</w:t>
       </w:r>
       <w:r>
         <w:rPr>
@@ -18643,7 +19035,7 @@
         <w:jc w:val="center"/>
         <w:tblLayout w:type="autofit"/>
         <w:tblLook w:firstRow="1" w:lastRow="0" w:firstColumn="0" w:lastColumn="0" w:noHBand="0" w:noVBand="0" w:val="0020"/>
-        <w:tblCaption w:val="Table D1. From a one-line description to a scored benchmark, for three domains with no public labeled data. The attribute strata and rubric criteria are auto-generated by the teacher; each domain yields 40 stratified, contamination-free items, scored by the cross-family panel."/>
+        <w:tblCaption w:val="Table C1. From a one-line description to a scored benchmark, for three domains with no public labeled data. The attribute strata and rubric criteria are auto-generated by the teacher; each domain yields 40 stratified, contamination-free items, scored by the cross-family panel."/>
         <w:tblBorders>
           <w:top w:val="single" w:sz="10" w:color="4F6272"/>
           <w:bottom w:val="single" w:sz="10" w:color="4F6272"/>

--- a/docs/paper/CoEval_twocolumn.docx
+++ b/docs/paper/CoEval_twocolumn.docx
@@ -1247,7 +1247,7 @@
           <w:b/>
           <w:bCs/>
         </w:rPr>
-        <w:t xml:space="preserve">(4) A reusable, open framework, not a one-off benchmark.</w:t>
+        <w:t xml:space="preserve">(4) A reusable, open framework for per-domain ranking.</w:t>
       </w:r>
       <w:r>
         <w:t xml:space="preserve"> </w:t>
@@ -1299,25 +1299,25 @@
         <w:t xml:space="preserve"> </w:t>
       </w:r>
       <w:r>
-        <w:t xml:space="preserve">domain and re-runs unchanged on every model release, so a team obtains a renewable, application-specific</w:t>
-      </w:r>
-      <w:r>
-        <w:t xml:space="preserve"> </w:t>
-      </w:r>
-      <w:r>
-        <w:t xml:space="preserve">benchmark rather than a fixed leaderboard. This per-domain ranking is necessary rather than cosmetic: across four</w:t>
-      </w:r>
-      <w:r>
-        <w:t xml:space="preserve"> </w:t>
-      </w:r>
-      <w:r>
-        <w:t xml:space="preserve">de-novo domains three different models take first place (Section 5.7), so a single generic leaderboard</w:t>
-      </w:r>
-      <w:r>
-        <w:t xml:space="preserve"> </w:t>
-      </w:r>
-      <w:r>
-        <w:t xml:space="preserve">misdirects most domain practitioners. Ranking candidate models on a custom use case requires only this</w:t>
+        <w:t xml:space="preserve">domain and re-runs on every model release, giving a team a renewable, application-specific</w:t>
+      </w:r>
+      <w:r>
+        <w:t xml:space="preserve"> </w:t>
+      </w:r>
+      <w:r>
+        <w:t xml:space="preserve">benchmark. Per-domain ranking carries real signal: across four de-novo domains three different models take first</w:t>
+      </w:r>
+      <w:r>
+        <w:t xml:space="preserve"> </w:t>
+      </w:r>
+      <w:r>
+        <w:t xml:space="preserve">place (Section 5.7), so CoEval directs each practitioner to the best model for their own use case where a</w:t>
+      </w:r>
+      <w:r>
+        <w:t xml:space="preserve"> </w:t>
+      </w:r>
+      <w:r>
+        <w:t xml:space="preserve">single generic leaderboard would not. Ranking candidate models on a custom use case requires only this</w:t>
       </w:r>
       <w:r>
         <w:t xml:space="preserve"> </w:t>

--- a/docs/paper/CoEval_twocolumn.docx
+++ b/docs/paper/CoEval_twocolumn.docx
@@ -6530,7 +6530,19 @@
         <w:t xml:space="preserve">vendor-independent</w:t>
       </w:r>
       <w:r>
-        <w:t xml:space="preserve">: no single provider drives it. On open-ended summarization scored against a lexical</w:t>
+        <w:t xml:space="preserve">: no single provider drives it.</w:t>
+      </w:r>
+    </w:p>
+    <w:p>
+      <w:pPr>
+        <w:pStyle w:val="BodyText"/>
+        <w:jc w:val="both"/>
+        <w:keepNext w:val="0"/>
+        <w:keepLines w:val="0"/>
+        <w:widowControl w:val="1"/>
+      </w:pPr>
+      <w:r>
+        <w:t xml:space="preserve">On open-ended summarization scored against a lexical</w:t>
       </w:r>
       <w:r>
         <w:t xml:space="preserve"> </w:t>
@@ -6661,7 +6673,7 @@
         <w:t xml:space="preserve"> </w:t>
       </w:r>
       <w:r>
-        <w:t xml:space="preserve">is a gamble one cannot hedge in advance: on this summarization subset (</w:t>
+        <w:t xml:space="preserve">cannot be chosen safely in advance: on this summarization subset (</w:t>
       </w:r>
       <m:oMath>
         <m:r>
@@ -7889,51 +7901,7 @@
         <w:t xml:space="preserve"> </w:t>
       </w:r>
       <w:r>
-        <w:t xml:space="preserve">simply enlarging the panel: indiscriminately adding low-agreement judges lowers the mean inter-rater correlation</w:t>
-      </w:r>
-      <w:r>
-        <w:t xml:space="preserve"> </w:t>
-      </w:r>
-      <m:oMath>
-        <m:acc>
-          <m:accPr>
-            <m:chr m:val="‾"/>
-          </m:accPr>
-          <m:e>
-            <m:r>
-              <m:t>r</m:t>
-            </m:r>
-          </m:e>
-        </m:acc>
-      </m:oMath>
-      <w:r>
-        <w:t xml:space="preserve"> </w:t>
-      </w:r>
-      <w:r>
-        <w:t xml:space="preserve">faster than averaging can compensate, so</w:t>
-      </w:r>
-      <w:r>
-        <w:t xml:space="preserve"> </w:t>
-      </w:r>
-      <m:oMath>
-        <m:sSub>
-          <m:e>
-            <m:r>
-              <m:t>R</m:t>
-            </m:r>
-          </m:e>
-          <m:sub>
-            <m:r>
-              <m:t>k</m:t>
-            </m:r>
-          </m:sub>
-        </m:sSub>
-      </m:oMath>
-      <w:r>
-        <w:t xml:space="preserve"> </w:t>
-      </w:r>
-      <w:r>
-        <w:t xml:space="preserve">in the Spearman–Brown relation can fall. CoEval's</w:t>
+        <w:t xml:space="preserve">simply enlarging the panel: its</w:t>
       </w:r>
       <w:r>
         <w:t xml:space="preserve"> </w:t>
@@ -8210,7 +8178,7 @@
           <w:i/>
           <w:iCs/>
         </w:rPr>
-        <w:t xml:space="preserve">wrong single judge can be worse than useless</w:t>
+        <w:t xml:space="preserve">wrong single judge can actively mislead</w:t>
       </w:r>
       <w:r>
         <w:t xml:space="preserve">, and which judge is wrong is not</w:t>
@@ -9105,7 +9073,7 @@
         </m:r>
       </m:oMath>
       <w:r>
-        <w:t xml:space="preserve">, the rogue judge receiving weight</w:t>
+        <w:t xml:space="preserve">, with the rogue judge receiving weight</w:t>
       </w:r>
       <w:r>
         <w:t xml:space="preserve"> </w:t>
@@ -15186,7 +15154,7 @@
         <w:t xml:space="preserve"> </w:t>
       </w:r>
       <w:r>
-        <w:t xml:space="preserve">fresh, and they explain</w:t>
+        <w:t xml:space="preserve">fresh. The composition-over-size finding explains</w:t>
       </w:r>
       <w:r>
         <w:t xml:space="preserve"> </w:t>
@@ -15202,7 +15170,7 @@
         <w:t xml:space="preserve"> </w:t>
       </w:r>
       <w:r>
-        <w:t xml:space="preserve">the label-free judging is trustworthy. The key enabler is a design</w:t>
+        <w:t xml:space="preserve">this label-free judging can be trusted. The key enabler is a design</w:t>
       </w:r>
       <w:r>
         <w:t xml:space="preserve"> </w:t>
@@ -15495,7 +15463,19 @@
         <w:t xml:space="preserve"> </w:t>
       </w:r>
       <w:r>
-        <w:t xml:space="preserve">concrete and inexpensive recipe for trustworthy, renewable LLM evaluation. The panel is also self-validating: because a</w:t>
+        <w:t xml:space="preserve">concrete and inexpensive recipe for trustworthy, renewable LLM evaluation.</w:t>
+      </w:r>
+    </w:p>
+    <w:p>
+      <w:pPr>
+        <w:pStyle w:val="BodyText"/>
+        <w:jc w:val="both"/>
+        <w:keepNext w:val="0"/>
+        <w:keepLines w:val="0"/>
+        <w:widowControl w:val="1"/>
+      </w:pPr>
+      <w:r>
+        <w:t xml:space="preserve">The panel is also self-validating: because a</w:t>
       </w:r>
       <w:r>
         <w:t xml:space="preserve"> </w:t>
